--- a/отчеты 2-10/отчет 10.docx
+++ b/отчеты 2-10/отчет 10.docx
@@ -891,7 +891,7 @@
                 <w:noProof/>
                 <w:webHidden/>
               </w:rPr>
-              <w:t>2</w:t>
+              <w:t>3</w:t>
             </w:r>
             <w:r>
               <w:rPr>
@@ -965,7 +965,7 @@
                 <w:noProof/>
                 <w:webHidden/>
               </w:rPr>
-              <w:t>2</w:t>
+              <w:t>3</w:t>
             </w:r>
             <w:r>
               <w:rPr>
@@ -1114,7 +1114,7 @@
                 <w:noProof/>
                 <w:webHidden/>
               </w:rPr>
-              <w:t>7</w:t>
+              <w:t>10</w:t>
             </w:r>
             <w:r>
               <w:rPr>
@@ -1832,10 +1832,7 @@
         <w:pStyle w:val="a"/>
       </w:pPr>
       <w:r>
-        <w:t>С</w:t>
-      </w:r>
-      <w:r>
-        <w:t>криншот врага, исполняющего анимацию</w:t>
+        <w:t>Скриншот врага, исполняющего анимацию</w:t>
       </w:r>
       <w:r>
         <w:t xml:space="preserve"> </w:t>
@@ -1856,10 +1853,7 @@
         <w:t>Walking</w:t>
       </w:r>
       <w:r>
-        <w:t xml:space="preserve"> в mixamo.com, представлен на рисунке 10.3</w:t>
-      </w:r>
-      <w:r>
-        <w:t>.</w:t>
+        <w:t xml:space="preserve"> в mixamo.com, представлен на рисунке 10.3.</w:t>
       </w:r>
     </w:p>
     <w:p>
@@ -2513,6 +2507,9 @@
         <w:jc w:val="center"/>
       </w:pPr>
       <w:r>
+        <w:rPr>
+          <w:noProof/>
+        </w:rPr>
         <w:drawing>
           <wp:inline distT="0" distB="0" distL="0" distR="0" wp14:anchorId="1B1A1696" wp14:editId="2454F0A2">
             <wp:extent cx="4285753" cy="2207021"/>
@@ -2555,9 +2552,6 @@
         <w:pStyle w:val="a"/>
         <w:ind w:firstLine="0"/>
         <w:jc w:val="center"/>
-        <w:rPr>
-          <w:lang w:val="en-US"/>
-        </w:rPr>
       </w:pPr>
       <w:r>
         <w:t>Рисунок 10.7. Логика переходов для врага</w:t>
@@ -2568,13 +2562,18 @@
         <w:pStyle w:val="a"/>
       </w:pPr>
       <w:r>
-        <w:t xml:space="preserve">Далее с помощью </w:t>
-      </w:r>
-      <w:r>
-        <w:t>Animation Event</w:t>
-      </w:r>
-      <w:r>
-        <w:t xml:space="preserve"> были реализованы активация и отключение коллайдеров-триггеров на руках врага (см. листинг 10.1).</w:t>
+        <w:t xml:space="preserve">Состояние ходьбы и переходы в него из других состояний были реализовано при помощи скрипта </w:t>
+      </w:r>
+      <w:proofErr w:type="spellStart"/>
+      <w:r>
+        <w:rPr>
+          <w:lang w:val="en-US"/>
+        </w:rPr>
+        <w:t>WalkState</w:t>
+      </w:r>
+      <w:proofErr w:type="spellEnd"/>
+      <w:r>
+        <w:t>, представленного в листинге 10.1.</w:t>
       </w:r>
     </w:p>
     <w:tbl>
@@ -2598,7 +2597,6 @@
                 <w:rFonts w:ascii="Cascadia Mono" w:hAnsi="Cascadia Mono" w:cs="Cascadia Mono"/>
                 <w:sz w:val="19"/>
                 <w:szCs w:val="19"/>
-                <w:lang w:val="en-US"/>
               </w:rPr>
             </w:pPr>
             <w:r>
@@ -2659,7 +2657,7 @@
                 <w:szCs w:val="19"/>
                 <w:lang w:val="en-US"/>
               </w:rPr>
-              <w:t>AnimationEventSripts</w:t>
+              <w:t>WalkState</w:t>
             </w:r>
             <w:proofErr w:type="spellEnd"/>
             <w:r>
@@ -2689,7 +2687,7 @@
                 <w:szCs w:val="19"/>
                 <w:lang w:val="en-US"/>
               </w:rPr>
-              <w:t>MonoBehaviour</w:t>
+              <w:t>AState</w:t>
             </w:r>
             <w:proofErr w:type="spellEnd"/>
           </w:p>
@@ -2730,27 +2728,69 @@
                 <w:szCs w:val="19"/>
                 <w:lang w:val="en-US"/>
               </w:rPr>
-              <w:t xml:space="preserve">    [</w:t>
-            </w:r>
-            <w:proofErr w:type="spellStart"/>
-            <w:r>
-              <w:rPr>
-                <w:rFonts w:ascii="Cascadia Mono" w:hAnsi="Cascadia Mono" w:cs="Cascadia Mono"/>
-                <w:sz w:val="19"/>
-                <w:szCs w:val="19"/>
-                <w:lang w:val="en-US"/>
-              </w:rPr>
-              <w:t>SerializeField</w:t>
-            </w:r>
-            <w:proofErr w:type="spellEnd"/>
-            <w:r>
-              <w:rPr>
-                <w:rFonts w:ascii="Cascadia Mono" w:hAnsi="Cascadia Mono" w:cs="Cascadia Mono"/>
-                <w:sz w:val="19"/>
-                <w:szCs w:val="19"/>
-                <w:lang w:val="en-US"/>
-              </w:rPr>
-              <w:t>] public Animator animator1;</w:t>
+              <w:t xml:space="preserve">    public override void </w:t>
+            </w:r>
+            <w:proofErr w:type="spellStart"/>
+            <w:proofErr w:type="gramStart"/>
+            <w:r>
+              <w:rPr>
+                <w:rFonts w:ascii="Cascadia Mono" w:hAnsi="Cascadia Mono" w:cs="Cascadia Mono"/>
+                <w:sz w:val="19"/>
+                <w:szCs w:val="19"/>
+                <w:lang w:val="en-US"/>
+              </w:rPr>
+              <w:t>EnterState</w:t>
+            </w:r>
+            <w:proofErr w:type="spellEnd"/>
+            <w:r>
+              <w:rPr>
+                <w:rFonts w:ascii="Cascadia Mono" w:hAnsi="Cascadia Mono" w:cs="Cascadia Mono"/>
+                <w:sz w:val="19"/>
+                <w:szCs w:val="19"/>
+                <w:lang w:val="en-US"/>
+              </w:rPr>
+              <w:t>(</w:t>
+            </w:r>
+            <w:proofErr w:type="spellStart"/>
+            <w:proofErr w:type="gramEnd"/>
+            <w:r>
+              <w:rPr>
+                <w:rFonts w:ascii="Cascadia Mono" w:hAnsi="Cascadia Mono" w:cs="Cascadia Mono"/>
+                <w:sz w:val="19"/>
+                <w:szCs w:val="19"/>
+                <w:lang w:val="en-US"/>
+              </w:rPr>
+              <w:t>EnemyStateManager</w:t>
+            </w:r>
+            <w:proofErr w:type="spellEnd"/>
+            <w:r>
+              <w:rPr>
+                <w:rFonts w:ascii="Cascadia Mono" w:hAnsi="Cascadia Mono" w:cs="Cascadia Mono"/>
+                <w:sz w:val="19"/>
+                <w:szCs w:val="19"/>
+                <w:lang w:val="en-US"/>
+              </w:rPr>
+              <w:t xml:space="preserve"> </w:t>
+            </w:r>
+            <w:proofErr w:type="spellStart"/>
+            <w:r>
+              <w:rPr>
+                <w:rFonts w:ascii="Cascadia Mono" w:hAnsi="Cascadia Mono" w:cs="Cascadia Mono"/>
+                <w:sz w:val="19"/>
+                <w:szCs w:val="19"/>
+                <w:lang w:val="en-US"/>
+              </w:rPr>
+              <w:t>enemyManager</w:t>
+            </w:r>
+            <w:proofErr w:type="spellEnd"/>
+            <w:r>
+              <w:rPr>
+                <w:rFonts w:ascii="Cascadia Mono" w:hAnsi="Cascadia Mono" w:cs="Cascadia Mono"/>
+                <w:sz w:val="19"/>
+                <w:szCs w:val="19"/>
+                <w:lang w:val="en-US"/>
+              </w:rPr>
+              <w:t>)</w:t>
             </w:r>
           </w:p>
           <w:p>
@@ -2770,67 +2810,49 @@
                 <w:szCs w:val="19"/>
                 <w:lang w:val="en-US"/>
               </w:rPr>
-              <w:t xml:space="preserve">    [</w:t>
-            </w:r>
-            <w:proofErr w:type="spellStart"/>
-            <w:r>
-              <w:rPr>
-                <w:rFonts w:ascii="Cascadia Mono" w:hAnsi="Cascadia Mono" w:cs="Cascadia Mono"/>
-                <w:sz w:val="19"/>
-                <w:szCs w:val="19"/>
-                <w:lang w:val="en-US"/>
-              </w:rPr>
-              <w:t>SerializeField</w:t>
-            </w:r>
-            <w:proofErr w:type="spellEnd"/>
-            <w:r>
-              <w:rPr>
-                <w:rFonts w:ascii="Cascadia Mono" w:hAnsi="Cascadia Mono" w:cs="Cascadia Mono"/>
-                <w:sz w:val="19"/>
-                <w:szCs w:val="19"/>
-                <w:lang w:val="en-US"/>
-              </w:rPr>
-              <w:t xml:space="preserve">] </w:t>
-            </w:r>
-            <w:proofErr w:type="spellStart"/>
-            <w:r>
-              <w:rPr>
-                <w:rFonts w:ascii="Cascadia Mono" w:hAnsi="Cascadia Mono" w:cs="Cascadia Mono"/>
-                <w:sz w:val="19"/>
-                <w:szCs w:val="19"/>
-                <w:lang w:val="en-US"/>
-              </w:rPr>
-              <w:t>EnemyStateManager</w:t>
-            </w:r>
-            <w:proofErr w:type="spellEnd"/>
-            <w:r>
-              <w:rPr>
-                <w:rFonts w:ascii="Cascadia Mono" w:hAnsi="Cascadia Mono" w:cs="Cascadia Mono"/>
-                <w:sz w:val="19"/>
-                <w:szCs w:val="19"/>
-                <w:lang w:val="en-US"/>
-              </w:rPr>
-              <w:t xml:space="preserve"> </w:t>
-            </w:r>
-            <w:proofErr w:type="spellStart"/>
-            <w:r>
-              <w:rPr>
-                <w:rFonts w:ascii="Cascadia Mono" w:hAnsi="Cascadia Mono" w:cs="Cascadia Mono"/>
-                <w:sz w:val="19"/>
-                <w:szCs w:val="19"/>
-                <w:lang w:val="en-US"/>
-              </w:rPr>
-              <w:t>enemyStateManager</w:t>
-            </w:r>
-            <w:proofErr w:type="spellEnd"/>
-            <w:r>
-              <w:rPr>
-                <w:rFonts w:ascii="Cascadia Mono" w:hAnsi="Cascadia Mono" w:cs="Cascadia Mono"/>
-                <w:sz w:val="19"/>
-                <w:szCs w:val="19"/>
-                <w:lang w:val="en-US"/>
-              </w:rPr>
-              <w:t>;</w:t>
+              <w:t xml:space="preserve">    {</w:t>
+            </w:r>
+            <w:proofErr w:type="spellStart"/>
+            <w:proofErr w:type="gramStart"/>
+            <w:r>
+              <w:rPr>
+                <w:rFonts w:ascii="Cascadia Mono" w:hAnsi="Cascadia Mono" w:cs="Cascadia Mono"/>
+                <w:sz w:val="19"/>
+                <w:szCs w:val="19"/>
+                <w:lang w:val="en-US"/>
+              </w:rPr>
+              <w:t>enemyManager.animator.SetBool</w:t>
+            </w:r>
+            <w:proofErr w:type="spellEnd"/>
+            <w:proofErr w:type="gramEnd"/>
+            <w:r>
+              <w:rPr>
+                <w:rFonts w:ascii="Cascadia Mono" w:hAnsi="Cascadia Mono" w:cs="Cascadia Mono"/>
+                <w:sz w:val="19"/>
+                <w:szCs w:val="19"/>
+                <w:lang w:val="en-US"/>
+              </w:rPr>
+              <w:t>("</w:t>
+            </w:r>
+            <w:proofErr w:type="spellStart"/>
+            <w:r>
+              <w:rPr>
+                <w:rFonts w:ascii="Cascadia Mono" w:hAnsi="Cascadia Mono" w:cs="Cascadia Mono"/>
+                <w:sz w:val="19"/>
+                <w:szCs w:val="19"/>
+                <w:lang w:val="en-US"/>
+              </w:rPr>
+              <w:t>is_Angry</w:t>
+            </w:r>
+            <w:proofErr w:type="spellEnd"/>
+            <w:r>
+              <w:rPr>
+                <w:rFonts w:ascii="Cascadia Mono" w:hAnsi="Cascadia Mono" w:cs="Cascadia Mono"/>
+                <w:sz w:val="19"/>
+                <w:szCs w:val="19"/>
+                <w:lang w:val="en-US"/>
+              </w:rPr>
+              <w:t>", true);</w:t>
             </w:r>
           </w:p>
           <w:p>
@@ -2850,67 +2872,47 @@
                 <w:szCs w:val="19"/>
                 <w:lang w:val="en-US"/>
               </w:rPr>
-              <w:t xml:space="preserve">    [</w:t>
-            </w:r>
-            <w:proofErr w:type="spellStart"/>
-            <w:r>
-              <w:rPr>
-                <w:rFonts w:ascii="Cascadia Mono" w:hAnsi="Cascadia Mono" w:cs="Cascadia Mono"/>
-                <w:sz w:val="19"/>
-                <w:szCs w:val="19"/>
-                <w:lang w:val="en-US"/>
-              </w:rPr>
-              <w:t>SerializeField</w:t>
-            </w:r>
-            <w:proofErr w:type="spellEnd"/>
-            <w:r>
-              <w:rPr>
-                <w:rFonts w:ascii="Cascadia Mono" w:hAnsi="Cascadia Mono" w:cs="Cascadia Mono"/>
-                <w:sz w:val="19"/>
-                <w:szCs w:val="19"/>
-                <w:lang w:val="en-US"/>
-              </w:rPr>
-              <w:t xml:space="preserve">] </w:t>
-            </w:r>
-            <w:proofErr w:type="spellStart"/>
-            <w:r>
-              <w:rPr>
-                <w:rFonts w:ascii="Cascadia Mono" w:hAnsi="Cascadia Mono" w:cs="Cascadia Mono"/>
-                <w:sz w:val="19"/>
-                <w:szCs w:val="19"/>
-                <w:lang w:val="en-US"/>
-              </w:rPr>
-              <w:t>AttackState</w:t>
-            </w:r>
-            <w:proofErr w:type="spellEnd"/>
-            <w:r>
-              <w:rPr>
-                <w:rFonts w:ascii="Cascadia Mono" w:hAnsi="Cascadia Mono" w:cs="Cascadia Mono"/>
-                <w:sz w:val="19"/>
-                <w:szCs w:val="19"/>
-                <w:lang w:val="en-US"/>
-              </w:rPr>
-              <w:t xml:space="preserve"> </w:t>
-            </w:r>
-            <w:proofErr w:type="spellStart"/>
-            <w:r>
-              <w:rPr>
-                <w:rFonts w:ascii="Cascadia Mono" w:hAnsi="Cascadia Mono" w:cs="Cascadia Mono"/>
-                <w:sz w:val="19"/>
-                <w:szCs w:val="19"/>
-                <w:lang w:val="en-US"/>
-              </w:rPr>
-              <w:t>attackState</w:t>
-            </w:r>
-            <w:proofErr w:type="spellEnd"/>
-            <w:r>
-              <w:rPr>
-                <w:rFonts w:ascii="Cascadia Mono" w:hAnsi="Cascadia Mono" w:cs="Cascadia Mono"/>
-                <w:sz w:val="19"/>
-                <w:szCs w:val="19"/>
-                <w:lang w:val="en-US"/>
-              </w:rPr>
-              <w:t>;</w:t>
+              <w:t xml:space="preserve">        </w:t>
+            </w:r>
+            <w:proofErr w:type="spellStart"/>
+            <w:r>
+              <w:rPr>
+                <w:rFonts w:ascii="Cascadia Mono" w:hAnsi="Cascadia Mono" w:cs="Cascadia Mono"/>
+                <w:sz w:val="19"/>
+                <w:szCs w:val="19"/>
+                <w:lang w:val="en-US"/>
+              </w:rPr>
+              <w:t>enemyManager.SetSpeed</w:t>
+            </w:r>
+            <w:proofErr w:type="spellEnd"/>
+            <w:r>
+              <w:rPr>
+                <w:rFonts w:ascii="Cascadia Mono" w:hAnsi="Cascadia Mono" w:cs="Cascadia Mono"/>
+                <w:sz w:val="19"/>
+                <w:szCs w:val="19"/>
+                <w:lang w:val="en-US"/>
+              </w:rPr>
+              <w:t>(</w:t>
+            </w:r>
+            <w:proofErr w:type="spellStart"/>
+            <w:r>
+              <w:rPr>
+                <w:rFonts w:ascii="Cascadia Mono" w:hAnsi="Cascadia Mono" w:cs="Cascadia Mono"/>
+                <w:sz w:val="19"/>
+                <w:szCs w:val="19"/>
+                <w:lang w:val="en-US"/>
+              </w:rPr>
+              <w:t>enemyManager.walkSpeed</w:t>
+            </w:r>
+            <w:proofErr w:type="spellEnd"/>
+            <w:r>
+              <w:rPr>
+                <w:rFonts w:ascii="Cascadia Mono" w:hAnsi="Cascadia Mono" w:cs="Cascadia Mono"/>
+                <w:sz w:val="19"/>
+                <w:szCs w:val="19"/>
+                <w:lang w:val="en-US"/>
+              </w:rPr>
+              <w:t>);}</w:t>
             </w:r>
           </w:p>
           <w:p>
@@ -2930,88 +2932,9 @@
                 <w:szCs w:val="19"/>
                 <w:lang w:val="en-US"/>
               </w:rPr>
-              <w:t xml:space="preserve">    [</w:t>
-            </w:r>
-            <w:proofErr w:type="spellStart"/>
-            <w:r>
-              <w:rPr>
-                <w:rFonts w:ascii="Cascadia Mono" w:hAnsi="Cascadia Mono" w:cs="Cascadia Mono"/>
-                <w:sz w:val="19"/>
-                <w:szCs w:val="19"/>
-                <w:lang w:val="en-US"/>
-              </w:rPr>
-              <w:t>SerializeField</w:t>
-            </w:r>
-            <w:proofErr w:type="spellEnd"/>
-            <w:r>
-              <w:rPr>
-                <w:rFonts w:ascii="Cascadia Mono" w:hAnsi="Cascadia Mono" w:cs="Cascadia Mono"/>
-                <w:sz w:val="19"/>
-                <w:szCs w:val="19"/>
-                <w:lang w:val="en-US"/>
-              </w:rPr>
-              <w:t>] Collider damager1;</w:t>
-            </w:r>
-          </w:p>
-          <w:p>
-            <w:pPr>
-              <w:pStyle w:val="a"/>
-              <w:rPr>
-                <w:rFonts w:ascii="Cascadia Mono" w:hAnsi="Cascadia Mono" w:cs="Cascadia Mono"/>
-                <w:sz w:val="19"/>
-                <w:szCs w:val="19"/>
-                <w:lang w:val="en-US"/>
-              </w:rPr>
-            </w:pPr>
-            <w:r>
-              <w:rPr>
-                <w:rFonts w:ascii="Cascadia Mono" w:hAnsi="Cascadia Mono" w:cs="Cascadia Mono"/>
-                <w:sz w:val="19"/>
-                <w:szCs w:val="19"/>
-                <w:lang w:val="en-US"/>
-              </w:rPr>
-              <w:t xml:space="preserve">    [</w:t>
-            </w:r>
-            <w:proofErr w:type="spellStart"/>
-            <w:r>
-              <w:rPr>
-                <w:rFonts w:ascii="Cascadia Mono" w:hAnsi="Cascadia Mono" w:cs="Cascadia Mono"/>
-                <w:sz w:val="19"/>
-                <w:szCs w:val="19"/>
-                <w:lang w:val="en-US"/>
-              </w:rPr>
-              <w:t>SerializeField</w:t>
-            </w:r>
-            <w:proofErr w:type="spellEnd"/>
-            <w:r>
-              <w:rPr>
-                <w:rFonts w:ascii="Cascadia Mono" w:hAnsi="Cascadia Mono" w:cs="Cascadia Mono"/>
-                <w:sz w:val="19"/>
-                <w:szCs w:val="19"/>
-                <w:lang w:val="en-US"/>
-              </w:rPr>
-              <w:t>] Collider damager2;</w:t>
-            </w:r>
-          </w:p>
-          <w:p>
-            <w:pPr>
-              <w:pStyle w:val="a"/>
-              <w:rPr>
-                <w:rFonts w:ascii="Cascadia Mono" w:hAnsi="Cascadia Mono" w:cs="Cascadia Mono"/>
-                <w:sz w:val="19"/>
-                <w:szCs w:val="19"/>
-                <w:lang w:val="en-US"/>
-              </w:rPr>
-            </w:pPr>
-            <w:r>
-              <w:rPr>
-                <w:rFonts w:ascii="Cascadia Mono" w:hAnsi="Cascadia Mono" w:cs="Cascadia Mono"/>
-                <w:sz w:val="19"/>
-                <w:szCs w:val="19"/>
-                <w:lang w:val="en-US"/>
-              </w:rPr>
-              <w:t xml:space="preserve">    private void </w:t>
-            </w:r>
+              <w:t xml:space="preserve">    public override void </w:t>
+            </w:r>
+            <w:proofErr w:type="spellStart"/>
             <w:proofErr w:type="gramStart"/>
             <w:r>
               <w:rPr>
@@ -3020,7 +2943,59 @@
                 <w:szCs w:val="19"/>
                 <w:lang w:val="en-US"/>
               </w:rPr>
-              <w:t>Awake(){</w:t>
+              <w:t>ExitState</w:t>
+            </w:r>
+            <w:proofErr w:type="spellEnd"/>
+            <w:r>
+              <w:rPr>
+                <w:rFonts w:ascii="Cascadia Mono" w:hAnsi="Cascadia Mono" w:cs="Cascadia Mono"/>
+                <w:sz w:val="19"/>
+                <w:szCs w:val="19"/>
+                <w:lang w:val="en-US"/>
+              </w:rPr>
+              <w:t>(</w:t>
+            </w:r>
+            <w:proofErr w:type="spellStart"/>
+            <w:proofErr w:type="gramEnd"/>
+            <w:r>
+              <w:rPr>
+                <w:rFonts w:ascii="Cascadia Mono" w:hAnsi="Cascadia Mono" w:cs="Cascadia Mono"/>
+                <w:sz w:val="19"/>
+                <w:szCs w:val="19"/>
+                <w:lang w:val="en-US"/>
+              </w:rPr>
+              <w:t>EnemyStateManager</w:t>
+            </w:r>
+            <w:proofErr w:type="spellEnd"/>
+            <w:r>
+              <w:rPr>
+                <w:rFonts w:ascii="Cascadia Mono" w:hAnsi="Cascadia Mono" w:cs="Cascadia Mono"/>
+                <w:sz w:val="19"/>
+                <w:szCs w:val="19"/>
+                <w:lang w:val="en-US"/>
+              </w:rPr>
+              <w:t xml:space="preserve"> </w:t>
+            </w:r>
+            <w:proofErr w:type="spellStart"/>
+            <w:proofErr w:type="gramStart"/>
+            <w:r>
+              <w:rPr>
+                <w:rFonts w:ascii="Cascadia Mono" w:hAnsi="Cascadia Mono" w:cs="Cascadia Mono"/>
+                <w:sz w:val="19"/>
+                <w:szCs w:val="19"/>
+                <w:lang w:val="en-US"/>
+              </w:rPr>
+              <w:t>enemyManager</w:t>
+            </w:r>
+            <w:proofErr w:type="spellEnd"/>
+            <w:r>
+              <w:rPr>
+                <w:rFonts w:ascii="Cascadia Mono" w:hAnsi="Cascadia Mono" w:cs="Cascadia Mono"/>
+                <w:sz w:val="19"/>
+                <w:szCs w:val="19"/>
+                <w:lang w:val="en-US"/>
+              </w:rPr>
+              <w:t>){</w:t>
             </w:r>
             <w:proofErr w:type="gramEnd"/>
           </w:p>
@@ -3044,26 +3019,6 @@
               <w:t xml:space="preserve">        </w:t>
             </w:r>
             <w:proofErr w:type="spellStart"/>
-            <w:r>
-              <w:rPr>
-                <w:rFonts w:ascii="Cascadia Mono" w:hAnsi="Cascadia Mono" w:cs="Cascadia Mono"/>
-                <w:sz w:val="19"/>
-                <w:szCs w:val="19"/>
-                <w:lang w:val="en-US"/>
-              </w:rPr>
-              <w:t>enemyStateManager</w:t>
-            </w:r>
-            <w:proofErr w:type="spellEnd"/>
-            <w:r>
-              <w:rPr>
-                <w:rFonts w:ascii="Cascadia Mono" w:hAnsi="Cascadia Mono" w:cs="Cascadia Mono"/>
-                <w:sz w:val="19"/>
-                <w:szCs w:val="19"/>
-                <w:lang w:val="en-US"/>
-              </w:rPr>
-              <w:t xml:space="preserve"> = </w:t>
-            </w:r>
-            <w:proofErr w:type="spellStart"/>
             <w:proofErr w:type="gramStart"/>
             <w:r>
               <w:rPr>
@@ -3072,7 +3027,7 @@
                 <w:szCs w:val="19"/>
                 <w:lang w:val="en-US"/>
               </w:rPr>
-              <w:t>this.GetComponent</w:t>
+              <w:t>enemyManager.animator.SetBool</w:t>
             </w:r>
             <w:proofErr w:type="spellEnd"/>
             <w:proofErr w:type="gramEnd"/>
@@ -3083,38 +3038,27 @@
                 <w:szCs w:val="19"/>
                 <w:lang w:val="en-US"/>
               </w:rPr>
-              <w:t>&lt;</w:t>
-            </w:r>
-            <w:proofErr w:type="spellStart"/>
-            <w:r>
-              <w:rPr>
-                <w:rFonts w:ascii="Cascadia Mono" w:hAnsi="Cascadia Mono" w:cs="Cascadia Mono"/>
-                <w:sz w:val="19"/>
-                <w:szCs w:val="19"/>
-                <w:lang w:val="en-US"/>
-              </w:rPr>
-              <w:t>EnemyStateManager</w:t>
-            </w:r>
-            <w:proofErr w:type="spellEnd"/>
-            <w:proofErr w:type="gramStart"/>
-            <w:r>
-              <w:rPr>
-                <w:rFonts w:ascii="Cascadia Mono" w:hAnsi="Cascadia Mono" w:cs="Cascadia Mono"/>
-                <w:sz w:val="19"/>
-                <w:szCs w:val="19"/>
-                <w:lang w:val="en-US"/>
-              </w:rPr>
-              <w:t>&gt;(</w:t>
-            </w:r>
-            <w:proofErr w:type="gramEnd"/>
-            <w:r>
-              <w:rPr>
-                <w:rFonts w:ascii="Cascadia Mono" w:hAnsi="Cascadia Mono" w:cs="Cascadia Mono"/>
-                <w:sz w:val="19"/>
-                <w:szCs w:val="19"/>
-                <w:lang w:val="en-US"/>
-              </w:rPr>
-              <w:t>);}</w:t>
+              <w:t>("</w:t>
+            </w:r>
+            <w:proofErr w:type="spellStart"/>
+            <w:r>
+              <w:rPr>
+                <w:rFonts w:ascii="Cascadia Mono" w:hAnsi="Cascadia Mono" w:cs="Cascadia Mono"/>
+                <w:sz w:val="19"/>
+                <w:szCs w:val="19"/>
+                <w:lang w:val="en-US"/>
+              </w:rPr>
+              <w:t>is_Angry</w:t>
+            </w:r>
+            <w:proofErr w:type="spellEnd"/>
+            <w:r>
+              <w:rPr>
+                <w:rFonts w:ascii="Cascadia Mono" w:hAnsi="Cascadia Mono" w:cs="Cascadia Mono"/>
+                <w:sz w:val="19"/>
+                <w:szCs w:val="19"/>
+                <w:lang w:val="en-US"/>
+              </w:rPr>
+              <w:t>", false);}</w:t>
             </w:r>
           </w:p>
           <w:p>
@@ -3134,8 +3078,72 @@
                 <w:szCs w:val="19"/>
                 <w:lang w:val="en-US"/>
               </w:rPr>
-              <w:t xml:space="preserve">   </w:t>
-            </w:r>
+              <w:t xml:space="preserve">    public override void </w:t>
+            </w:r>
+            <w:proofErr w:type="spellStart"/>
+            <w:proofErr w:type="gramStart"/>
+            <w:r>
+              <w:rPr>
+                <w:rFonts w:ascii="Cascadia Mono" w:hAnsi="Cascadia Mono" w:cs="Cascadia Mono"/>
+                <w:sz w:val="19"/>
+                <w:szCs w:val="19"/>
+                <w:lang w:val="en-US"/>
+              </w:rPr>
+              <w:t>UpdateState</w:t>
+            </w:r>
+            <w:proofErr w:type="spellEnd"/>
+            <w:r>
+              <w:rPr>
+                <w:rFonts w:ascii="Cascadia Mono" w:hAnsi="Cascadia Mono" w:cs="Cascadia Mono"/>
+                <w:sz w:val="19"/>
+                <w:szCs w:val="19"/>
+                <w:lang w:val="en-US"/>
+              </w:rPr>
+              <w:t>(</w:t>
+            </w:r>
+            <w:proofErr w:type="spellStart"/>
+            <w:proofErr w:type="gramEnd"/>
+            <w:r>
+              <w:rPr>
+                <w:rFonts w:ascii="Cascadia Mono" w:hAnsi="Cascadia Mono" w:cs="Cascadia Mono"/>
+                <w:sz w:val="19"/>
+                <w:szCs w:val="19"/>
+                <w:lang w:val="en-US"/>
+              </w:rPr>
+              <w:t>EnemyStateManager</w:t>
+            </w:r>
+            <w:proofErr w:type="spellEnd"/>
+            <w:r>
+              <w:rPr>
+                <w:rFonts w:ascii="Cascadia Mono" w:hAnsi="Cascadia Mono" w:cs="Cascadia Mono"/>
+                <w:sz w:val="19"/>
+                <w:szCs w:val="19"/>
+                <w:lang w:val="en-US"/>
+              </w:rPr>
+              <w:t xml:space="preserve"> </w:t>
+            </w:r>
+            <w:proofErr w:type="spellStart"/>
+            <w:proofErr w:type="gramStart"/>
+            <w:r>
+              <w:rPr>
+                <w:rFonts w:ascii="Cascadia Mono" w:hAnsi="Cascadia Mono" w:cs="Cascadia Mono"/>
+                <w:sz w:val="19"/>
+                <w:szCs w:val="19"/>
+                <w:lang w:val="en-US"/>
+              </w:rPr>
+              <w:t>enemyManager</w:t>
+            </w:r>
+            <w:proofErr w:type="spellEnd"/>
+            <w:r>
+              <w:rPr>
+                <w:rFonts w:ascii="Cascadia Mono" w:hAnsi="Cascadia Mono" w:cs="Cascadia Mono"/>
+                <w:sz w:val="19"/>
+                <w:szCs w:val="19"/>
+                <w:lang w:val="en-US"/>
+              </w:rPr>
+              <w:t>){</w:t>
+            </w:r>
+            <w:proofErr w:type="gramEnd"/>
           </w:p>
           <w:p>
             <w:pPr>
@@ -3154,28 +3162,50 @@
                 <w:szCs w:val="19"/>
                 <w:lang w:val="en-US"/>
               </w:rPr>
-              <w:t xml:space="preserve">    public void OnOffDamager1(int </w:t>
-            </w:r>
-            <w:proofErr w:type="spellStart"/>
-            <w:r>
-              <w:rPr>
-                <w:rFonts w:ascii="Cascadia Mono" w:hAnsi="Cascadia Mono" w:cs="Cascadia Mono"/>
-                <w:sz w:val="19"/>
-                <w:szCs w:val="19"/>
-                <w:lang w:val="en-US"/>
-              </w:rPr>
-              <w:t>onoff</w:t>
-            </w:r>
-            <w:proofErr w:type="spellEnd"/>
-            <w:r>
-              <w:rPr>
-                <w:rFonts w:ascii="Cascadia Mono" w:hAnsi="Cascadia Mono" w:cs="Cascadia Mono"/>
-                <w:sz w:val="19"/>
-                <w:szCs w:val="19"/>
-                <w:lang w:val="en-US"/>
-              </w:rPr>
-              <w:t>)</w:t>
-            </w:r>
+              <w:t xml:space="preserve">        if (</w:t>
+            </w:r>
+            <w:proofErr w:type="spellStart"/>
+            <w:r>
+              <w:rPr>
+                <w:rFonts w:ascii="Cascadia Mono" w:hAnsi="Cascadia Mono" w:cs="Cascadia Mono"/>
+                <w:sz w:val="19"/>
+                <w:szCs w:val="19"/>
+                <w:lang w:val="en-US"/>
+              </w:rPr>
+              <w:t>enemyManager.CheckOnTarget</w:t>
+            </w:r>
+            <w:proofErr w:type="spellEnd"/>
+            <w:r>
+              <w:rPr>
+                <w:rFonts w:ascii="Cascadia Mono" w:hAnsi="Cascadia Mono" w:cs="Cascadia Mono"/>
+                <w:sz w:val="19"/>
+                <w:szCs w:val="19"/>
+                <w:lang w:val="en-US"/>
+              </w:rPr>
+              <w:t xml:space="preserve">() &gt; </w:t>
+            </w:r>
+            <w:proofErr w:type="spellStart"/>
+            <w:proofErr w:type="gramStart"/>
+            <w:r>
+              <w:rPr>
+                <w:rFonts w:ascii="Cascadia Mono" w:hAnsi="Cascadia Mono" w:cs="Cascadia Mono"/>
+                <w:sz w:val="19"/>
+                <w:szCs w:val="19"/>
+                <w:lang w:val="en-US"/>
+              </w:rPr>
+              <w:t>enemyManager.agroDistance</w:t>
+            </w:r>
+            <w:proofErr w:type="spellEnd"/>
+            <w:r>
+              <w:rPr>
+                <w:rFonts w:ascii="Cascadia Mono" w:hAnsi="Cascadia Mono" w:cs="Cascadia Mono"/>
+                <w:sz w:val="19"/>
+                <w:szCs w:val="19"/>
+                <w:lang w:val="en-US"/>
+              </w:rPr>
+              <w:t>){</w:t>
+            </w:r>
+            <w:proofErr w:type="gramEnd"/>
           </w:p>
           <w:p>
             <w:pPr>
@@ -3194,7 +3224,49 @@
                 <w:szCs w:val="19"/>
                 <w:lang w:val="en-US"/>
               </w:rPr>
-              <w:t xml:space="preserve">    {</w:t>
+              <w:t xml:space="preserve">            </w:t>
+            </w:r>
+            <w:proofErr w:type="spellStart"/>
+            <w:proofErr w:type="gramStart"/>
+            <w:r>
+              <w:rPr>
+                <w:rFonts w:ascii="Cascadia Mono" w:hAnsi="Cascadia Mono" w:cs="Cascadia Mono"/>
+                <w:sz w:val="19"/>
+                <w:szCs w:val="19"/>
+                <w:lang w:val="en-US"/>
+              </w:rPr>
+              <w:t>enemyManager.animator.SetBool</w:t>
+            </w:r>
+            <w:proofErr w:type="spellEnd"/>
+            <w:proofErr w:type="gramEnd"/>
+            <w:r>
+              <w:rPr>
+                <w:rFonts w:ascii="Cascadia Mono" w:hAnsi="Cascadia Mono" w:cs="Cascadia Mono"/>
+                <w:sz w:val="19"/>
+                <w:szCs w:val="19"/>
+                <w:lang w:val="en-US"/>
+              </w:rPr>
+              <w:t>("</w:t>
+            </w:r>
+            <w:proofErr w:type="spellStart"/>
+            <w:r>
+              <w:rPr>
+                <w:rFonts w:ascii="Cascadia Mono" w:hAnsi="Cascadia Mono" w:cs="Cascadia Mono"/>
+                <w:sz w:val="19"/>
+                <w:szCs w:val="19"/>
+                <w:lang w:val="en-US"/>
+              </w:rPr>
+              <w:t>is_Angry</w:t>
+            </w:r>
+            <w:proofErr w:type="spellEnd"/>
+            <w:r>
+              <w:rPr>
+                <w:rFonts w:ascii="Cascadia Mono" w:hAnsi="Cascadia Mono" w:cs="Cascadia Mono"/>
+                <w:sz w:val="19"/>
+                <w:szCs w:val="19"/>
+                <w:lang w:val="en-US"/>
+              </w:rPr>
+              <w:t>", false);</w:t>
             </w:r>
           </w:p>
           <w:p>
@@ -3204,7 +3276,6 @@
                 <w:rFonts w:ascii="Cascadia Mono" w:hAnsi="Cascadia Mono" w:cs="Cascadia Mono"/>
                 <w:sz w:val="19"/>
                 <w:szCs w:val="19"/>
-                <w:lang w:val="en-US"/>
               </w:rPr>
             </w:pPr>
             <w:r>
@@ -3214,27 +3285,47 @@
                 <w:szCs w:val="19"/>
                 <w:lang w:val="en-US"/>
               </w:rPr>
-              <w:t xml:space="preserve">        if (</w:t>
-            </w:r>
-            <w:proofErr w:type="spellStart"/>
-            <w:r>
-              <w:rPr>
-                <w:rFonts w:ascii="Cascadia Mono" w:hAnsi="Cascadia Mono" w:cs="Cascadia Mono"/>
-                <w:sz w:val="19"/>
-                <w:szCs w:val="19"/>
-                <w:lang w:val="en-US"/>
-              </w:rPr>
-              <w:t>onoff</w:t>
-            </w:r>
-            <w:proofErr w:type="spellEnd"/>
-            <w:r>
-              <w:rPr>
-                <w:rFonts w:ascii="Cascadia Mono" w:hAnsi="Cascadia Mono" w:cs="Cascadia Mono"/>
-                <w:sz w:val="19"/>
-                <w:szCs w:val="19"/>
-                <w:lang w:val="en-US"/>
-              </w:rPr>
-              <w:t xml:space="preserve"> == 2)</w:t>
+              <w:t xml:space="preserve">            </w:t>
+            </w:r>
+            <w:proofErr w:type="spellStart"/>
+            <w:r>
+              <w:rPr>
+                <w:rFonts w:ascii="Cascadia Mono" w:hAnsi="Cascadia Mono" w:cs="Cascadia Mono"/>
+                <w:sz w:val="19"/>
+                <w:szCs w:val="19"/>
+                <w:lang w:val="en-US"/>
+              </w:rPr>
+              <w:t>enemyManager.SwitchState</w:t>
+            </w:r>
+            <w:proofErr w:type="spellEnd"/>
+            <w:r>
+              <w:rPr>
+                <w:rFonts w:ascii="Cascadia Mono" w:hAnsi="Cascadia Mono" w:cs="Cascadia Mono"/>
+                <w:sz w:val="19"/>
+                <w:szCs w:val="19"/>
+                <w:lang w:val="en-US"/>
+              </w:rPr>
+              <w:t>(</w:t>
+            </w:r>
+            <w:proofErr w:type="spellStart"/>
+            <w:r>
+              <w:rPr>
+                <w:rFonts w:ascii="Cascadia Mono" w:hAnsi="Cascadia Mono" w:cs="Cascadia Mono"/>
+                <w:sz w:val="19"/>
+                <w:szCs w:val="19"/>
+                <w:lang w:val="en-US"/>
+              </w:rPr>
+              <w:t>enemyManager.idleState</w:t>
+            </w:r>
+            <w:proofErr w:type="spellEnd"/>
+            <w:r>
+              <w:rPr>
+                <w:rFonts w:ascii="Cascadia Mono" w:hAnsi="Cascadia Mono" w:cs="Cascadia Mono"/>
+                <w:sz w:val="19"/>
+                <w:szCs w:val="19"/>
+                <w:lang w:val="en-US"/>
+              </w:rPr>
+              <w:t>);}</w:t>
             </w:r>
           </w:p>
           <w:p>
@@ -3254,8 +3345,90 @@
                 <w:szCs w:val="19"/>
                 <w:lang w:val="en-US"/>
               </w:rPr>
-              <w:t xml:space="preserve">        {damager1.enabled = false;}</w:t>
-            </w:r>
+              <w:t xml:space="preserve">        if (</w:t>
+            </w:r>
+            <w:proofErr w:type="spellStart"/>
+            <w:r>
+              <w:rPr>
+                <w:rFonts w:ascii="Cascadia Mono" w:hAnsi="Cascadia Mono" w:cs="Cascadia Mono"/>
+                <w:sz w:val="19"/>
+                <w:szCs w:val="19"/>
+                <w:lang w:val="en-US"/>
+              </w:rPr>
+              <w:t>enemyManager.CheckOnTarget</w:t>
+            </w:r>
+            <w:proofErr w:type="spellEnd"/>
+            <w:r>
+              <w:rPr>
+                <w:rFonts w:ascii="Cascadia Mono" w:hAnsi="Cascadia Mono" w:cs="Cascadia Mono"/>
+                <w:sz w:val="19"/>
+                <w:szCs w:val="19"/>
+                <w:lang w:val="en-US"/>
+              </w:rPr>
+              <w:t xml:space="preserve">() &lt;= </w:t>
+            </w:r>
+            <w:proofErr w:type="spellStart"/>
+            <w:r>
+              <w:rPr>
+                <w:rFonts w:ascii="Cascadia Mono" w:hAnsi="Cascadia Mono" w:cs="Cascadia Mono"/>
+                <w:sz w:val="19"/>
+                <w:szCs w:val="19"/>
+                <w:lang w:val="en-US"/>
+              </w:rPr>
+              <w:t>enemyManager.agroDistance</w:t>
+            </w:r>
+            <w:proofErr w:type="spellEnd"/>
+            <w:r>
+              <w:rPr>
+                <w:rFonts w:ascii="Cascadia Mono" w:hAnsi="Cascadia Mono" w:cs="Cascadia Mono"/>
+                <w:sz w:val="19"/>
+                <w:szCs w:val="19"/>
+                <w:lang w:val="en-US"/>
+              </w:rPr>
+              <w:t xml:space="preserve"> &amp;&amp; </w:t>
+            </w:r>
+            <w:proofErr w:type="spellStart"/>
+            <w:r>
+              <w:rPr>
+                <w:rFonts w:ascii="Cascadia Mono" w:hAnsi="Cascadia Mono" w:cs="Cascadia Mono"/>
+                <w:sz w:val="19"/>
+                <w:szCs w:val="19"/>
+                <w:lang w:val="en-US"/>
+              </w:rPr>
+              <w:t>enemyManager.CheckOnTarget</w:t>
+            </w:r>
+            <w:proofErr w:type="spellEnd"/>
+            <w:r>
+              <w:rPr>
+                <w:rFonts w:ascii="Cascadia Mono" w:hAnsi="Cascadia Mono" w:cs="Cascadia Mono"/>
+                <w:sz w:val="19"/>
+                <w:szCs w:val="19"/>
+                <w:lang w:val="en-US"/>
+              </w:rPr>
+              <w:t xml:space="preserve">() &lt;= </w:t>
+            </w:r>
+            <w:proofErr w:type="spellStart"/>
+            <w:proofErr w:type="gramStart"/>
+            <w:r>
+              <w:rPr>
+                <w:rFonts w:ascii="Cascadia Mono" w:hAnsi="Cascadia Mono" w:cs="Cascadia Mono"/>
+                <w:sz w:val="19"/>
+                <w:szCs w:val="19"/>
+                <w:lang w:val="en-US"/>
+              </w:rPr>
+              <w:t>enemyManager.attackDistance</w:t>
+            </w:r>
+            <w:proofErr w:type="spellEnd"/>
+            <w:r>
+              <w:rPr>
+                <w:rFonts w:ascii="Cascadia Mono" w:hAnsi="Cascadia Mono" w:cs="Cascadia Mono"/>
+                <w:sz w:val="19"/>
+                <w:szCs w:val="19"/>
+                <w:lang w:val="en-US"/>
+              </w:rPr>
+              <w:t>){</w:t>
+            </w:r>
+            <w:proofErr w:type="gramEnd"/>
           </w:p>
           <w:p>
             <w:pPr>
@@ -3274,27 +3447,49 @@
                 <w:szCs w:val="19"/>
                 <w:lang w:val="en-US"/>
               </w:rPr>
-              <w:t xml:space="preserve">        else if (</w:t>
-            </w:r>
-            <w:proofErr w:type="spellStart"/>
-            <w:r>
-              <w:rPr>
-                <w:rFonts w:ascii="Cascadia Mono" w:hAnsi="Cascadia Mono" w:cs="Cascadia Mono"/>
-                <w:sz w:val="19"/>
-                <w:szCs w:val="19"/>
-                <w:lang w:val="en-US"/>
-              </w:rPr>
-              <w:t>onoff</w:t>
-            </w:r>
-            <w:proofErr w:type="spellEnd"/>
-            <w:r>
-              <w:rPr>
-                <w:rFonts w:ascii="Cascadia Mono" w:hAnsi="Cascadia Mono" w:cs="Cascadia Mono"/>
-                <w:sz w:val="19"/>
-                <w:szCs w:val="19"/>
-                <w:lang w:val="en-US"/>
-              </w:rPr>
-              <w:t xml:space="preserve"> == 1) </w:t>
+              <w:t xml:space="preserve">            </w:t>
+            </w:r>
+            <w:proofErr w:type="spellStart"/>
+            <w:proofErr w:type="gramStart"/>
+            <w:r>
+              <w:rPr>
+                <w:rFonts w:ascii="Cascadia Mono" w:hAnsi="Cascadia Mono" w:cs="Cascadia Mono"/>
+                <w:sz w:val="19"/>
+                <w:szCs w:val="19"/>
+                <w:lang w:val="en-US"/>
+              </w:rPr>
+              <w:t>enemyManager.animator.SetBool</w:t>
+            </w:r>
+            <w:proofErr w:type="spellEnd"/>
+            <w:proofErr w:type="gramEnd"/>
+            <w:r>
+              <w:rPr>
+                <w:rFonts w:ascii="Cascadia Mono" w:hAnsi="Cascadia Mono" w:cs="Cascadia Mono"/>
+                <w:sz w:val="19"/>
+                <w:szCs w:val="19"/>
+                <w:lang w:val="en-US"/>
+              </w:rPr>
+              <w:t>("</w:t>
+            </w:r>
+            <w:proofErr w:type="spellStart"/>
+            <w:r>
+              <w:rPr>
+                <w:rFonts w:ascii="Cascadia Mono" w:hAnsi="Cascadia Mono" w:cs="Cascadia Mono"/>
+                <w:sz w:val="19"/>
+                <w:szCs w:val="19"/>
+                <w:lang w:val="en-US"/>
+              </w:rPr>
+              <w:t>is_Angry</w:t>
+            </w:r>
+            <w:proofErr w:type="spellEnd"/>
+            <w:r>
+              <w:rPr>
+                <w:rFonts w:ascii="Cascadia Mono" w:hAnsi="Cascadia Mono" w:cs="Cascadia Mono"/>
+                <w:sz w:val="19"/>
+                <w:szCs w:val="19"/>
+                <w:lang w:val="en-US"/>
+              </w:rPr>
+              <w:t>", true);</w:t>
             </w:r>
           </w:p>
           <w:p>
@@ -3314,7 +3509,49 @@
                 <w:szCs w:val="19"/>
                 <w:lang w:val="en-US"/>
               </w:rPr>
-              <w:t xml:space="preserve">        {damager1.enabled = true;}}</w:t>
+              <w:t xml:space="preserve">            </w:t>
+            </w:r>
+            <w:proofErr w:type="spellStart"/>
+            <w:proofErr w:type="gramStart"/>
+            <w:r>
+              <w:rPr>
+                <w:rFonts w:ascii="Cascadia Mono" w:hAnsi="Cascadia Mono" w:cs="Cascadia Mono"/>
+                <w:sz w:val="19"/>
+                <w:szCs w:val="19"/>
+                <w:lang w:val="en-US"/>
+              </w:rPr>
+              <w:t>enemyManager.animator.SetBool</w:t>
+            </w:r>
+            <w:proofErr w:type="spellEnd"/>
+            <w:proofErr w:type="gramEnd"/>
+            <w:r>
+              <w:rPr>
+                <w:rFonts w:ascii="Cascadia Mono" w:hAnsi="Cascadia Mono" w:cs="Cascadia Mono"/>
+                <w:sz w:val="19"/>
+                <w:szCs w:val="19"/>
+                <w:lang w:val="en-US"/>
+              </w:rPr>
+              <w:t>("</w:t>
+            </w:r>
+            <w:proofErr w:type="spellStart"/>
+            <w:r>
+              <w:rPr>
+                <w:rFonts w:ascii="Cascadia Mono" w:hAnsi="Cascadia Mono" w:cs="Cascadia Mono"/>
+                <w:sz w:val="19"/>
+                <w:szCs w:val="19"/>
+                <w:lang w:val="en-US"/>
+              </w:rPr>
+              <w:t>is_Attacking</w:t>
+            </w:r>
+            <w:proofErr w:type="spellEnd"/>
+            <w:r>
+              <w:rPr>
+                <w:rFonts w:ascii="Cascadia Mono" w:hAnsi="Cascadia Mono" w:cs="Cascadia Mono"/>
+                <w:sz w:val="19"/>
+                <w:szCs w:val="19"/>
+                <w:lang w:val="en-US"/>
+              </w:rPr>
+              <w:t>", true);</w:t>
             </w:r>
           </w:p>
           <w:p>
@@ -3334,27 +3571,47 @@
                 <w:szCs w:val="19"/>
                 <w:lang w:val="en-US"/>
               </w:rPr>
-              <w:t xml:space="preserve">    public void OnOffDamager2(int </w:t>
-            </w:r>
-            <w:proofErr w:type="spellStart"/>
-            <w:r>
-              <w:rPr>
-                <w:rFonts w:ascii="Cascadia Mono" w:hAnsi="Cascadia Mono" w:cs="Cascadia Mono"/>
-                <w:sz w:val="19"/>
-                <w:szCs w:val="19"/>
-                <w:lang w:val="en-US"/>
-              </w:rPr>
-              <w:t>onoff</w:t>
-            </w:r>
-            <w:proofErr w:type="spellEnd"/>
-            <w:r>
-              <w:rPr>
-                <w:rFonts w:ascii="Cascadia Mono" w:hAnsi="Cascadia Mono" w:cs="Cascadia Mono"/>
-                <w:sz w:val="19"/>
-                <w:szCs w:val="19"/>
-                <w:lang w:val="en-US"/>
-              </w:rPr>
-              <w:t>)</w:t>
+              <w:t xml:space="preserve">            </w:t>
+            </w:r>
+            <w:proofErr w:type="spellStart"/>
+            <w:r>
+              <w:rPr>
+                <w:rFonts w:ascii="Cascadia Mono" w:hAnsi="Cascadia Mono" w:cs="Cascadia Mono"/>
+                <w:sz w:val="19"/>
+                <w:szCs w:val="19"/>
+                <w:lang w:val="en-US"/>
+              </w:rPr>
+              <w:t>enemyManager.SwitchState</w:t>
+            </w:r>
+            <w:proofErr w:type="spellEnd"/>
+            <w:r>
+              <w:rPr>
+                <w:rFonts w:ascii="Cascadia Mono" w:hAnsi="Cascadia Mono" w:cs="Cascadia Mono"/>
+                <w:sz w:val="19"/>
+                <w:szCs w:val="19"/>
+                <w:lang w:val="en-US"/>
+              </w:rPr>
+              <w:t>(</w:t>
+            </w:r>
+            <w:proofErr w:type="spellStart"/>
+            <w:r>
+              <w:rPr>
+                <w:rFonts w:ascii="Cascadia Mono" w:hAnsi="Cascadia Mono" w:cs="Cascadia Mono"/>
+                <w:sz w:val="19"/>
+                <w:szCs w:val="19"/>
+                <w:lang w:val="en-US"/>
+              </w:rPr>
+              <w:t>enemyManager.attackState</w:t>
+            </w:r>
+            <w:proofErr w:type="spellEnd"/>
+            <w:r>
+              <w:rPr>
+                <w:rFonts w:ascii="Cascadia Mono" w:hAnsi="Cascadia Mono" w:cs="Cascadia Mono"/>
+                <w:sz w:val="19"/>
+                <w:szCs w:val="19"/>
+                <w:lang w:val="en-US"/>
+              </w:rPr>
+              <w:t>);}</w:t>
             </w:r>
           </w:p>
           <w:p>
@@ -3374,8 +3631,90 @@
                 <w:szCs w:val="19"/>
                 <w:lang w:val="en-US"/>
               </w:rPr>
-              <w:t xml:space="preserve">    {</w:t>
-            </w:r>
+              <w:t xml:space="preserve">        if (</w:t>
+            </w:r>
+            <w:proofErr w:type="spellStart"/>
+            <w:r>
+              <w:rPr>
+                <w:rFonts w:ascii="Cascadia Mono" w:hAnsi="Cascadia Mono" w:cs="Cascadia Mono"/>
+                <w:sz w:val="19"/>
+                <w:szCs w:val="19"/>
+                <w:lang w:val="en-US"/>
+              </w:rPr>
+              <w:t>enemyManager.CheckOnTarget</w:t>
+            </w:r>
+            <w:proofErr w:type="spellEnd"/>
+            <w:r>
+              <w:rPr>
+                <w:rFonts w:ascii="Cascadia Mono" w:hAnsi="Cascadia Mono" w:cs="Cascadia Mono"/>
+                <w:sz w:val="19"/>
+                <w:szCs w:val="19"/>
+                <w:lang w:val="en-US"/>
+              </w:rPr>
+              <w:t xml:space="preserve">() &lt;= </w:t>
+            </w:r>
+            <w:proofErr w:type="spellStart"/>
+            <w:r>
+              <w:rPr>
+                <w:rFonts w:ascii="Cascadia Mono" w:hAnsi="Cascadia Mono" w:cs="Cascadia Mono"/>
+                <w:sz w:val="19"/>
+                <w:szCs w:val="19"/>
+                <w:lang w:val="en-US"/>
+              </w:rPr>
+              <w:t>enemyManager.agroDistance</w:t>
+            </w:r>
+            <w:proofErr w:type="spellEnd"/>
+            <w:r>
+              <w:rPr>
+                <w:rFonts w:ascii="Cascadia Mono" w:hAnsi="Cascadia Mono" w:cs="Cascadia Mono"/>
+                <w:sz w:val="19"/>
+                <w:szCs w:val="19"/>
+                <w:lang w:val="en-US"/>
+              </w:rPr>
+              <w:t xml:space="preserve"> &amp;&amp; </w:t>
+            </w:r>
+            <w:proofErr w:type="spellStart"/>
+            <w:r>
+              <w:rPr>
+                <w:rFonts w:ascii="Cascadia Mono" w:hAnsi="Cascadia Mono" w:cs="Cascadia Mono"/>
+                <w:sz w:val="19"/>
+                <w:szCs w:val="19"/>
+                <w:lang w:val="en-US"/>
+              </w:rPr>
+              <w:t>enemyManager.CheckOnTarget</w:t>
+            </w:r>
+            <w:proofErr w:type="spellEnd"/>
+            <w:r>
+              <w:rPr>
+                <w:rFonts w:ascii="Cascadia Mono" w:hAnsi="Cascadia Mono" w:cs="Cascadia Mono"/>
+                <w:sz w:val="19"/>
+                <w:szCs w:val="19"/>
+                <w:lang w:val="en-US"/>
+              </w:rPr>
+              <w:t xml:space="preserve">() &gt; </w:t>
+            </w:r>
+            <w:proofErr w:type="spellStart"/>
+            <w:proofErr w:type="gramStart"/>
+            <w:r>
+              <w:rPr>
+                <w:rFonts w:ascii="Cascadia Mono" w:hAnsi="Cascadia Mono" w:cs="Cascadia Mono"/>
+                <w:sz w:val="19"/>
+                <w:szCs w:val="19"/>
+                <w:lang w:val="en-US"/>
+              </w:rPr>
+              <w:t>enemyManager.attackDistance</w:t>
+            </w:r>
+            <w:proofErr w:type="spellEnd"/>
+            <w:r>
+              <w:rPr>
+                <w:rFonts w:ascii="Cascadia Mono" w:hAnsi="Cascadia Mono" w:cs="Cascadia Mono"/>
+                <w:sz w:val="19"/>
+                <w:szCs w:val="19"/>
+                <w:lang w:val="en-US"/>
+              </w:rPr>
+              <w:t>){</w:t>
+            </w:r>
+            <w:proofErr w:type="gramEnd"/>
           </w:p>
           <w:p>
             <w:pPr>
@@ -3394,27 +3733,49 @@
                 <w:szCs w:val="19"/>
                 <w:lang w:val="en-US"/>
               </w:rPr>
-              <w:t xml:space="preserve">        if (</w:t>
-            </w:r>
-            <w:proofErr w:type="spellStart"/>
-            <w:r>
-              <w:rPr>
-                <w:rFonts w:ascii="Cascadia Mono" w:hAnsi="Cascadia Mono" w:cs="Cascadia Mono"/>
-                <w:sz w:val="19"/>
-                <w:szCs w:val="19"/>
-                <w:lang w:val="en-US"/>
-              </w:rPr>
-              <w:t>onoff</w:t>
-            </w:r>
-            <w:proofErr w:type="spellEnd"/>
-            <w:r>
-              <w:rPr>
-                <w:rFonts w:ascii="Cascadia Mono" w:hAnsi="Cascadia Mono" w:cs="Cascadia Mono"/>
-                <w:sz w:val="19"/>
-                <w:szCs w:val="19"/>
-                <w:lang w:val="en-US"/>
-              </w:rPr>
-              <w:t xml:space="preserve"> == 2)</w:t>
+              <w:t xml:space="preserve">            </w:t>
+            </w:r>
+            <w:proofErr w:type="spellStart"/>
+            <w:proofErr w:type="gramStart"/>
+            <w:r>
+              <w:rPr>
+                <w:rFonts w:ascii="Cascadia Mono" w:hAnsi="Cascadia Mono" w:cs="Cascadia Mono"/>
+                <w:sz w:val="19"/>
+                <w:szCs w:val="19"/>
+                <w:lang w:val="en-US"/>
+              </w:rPr>
+              <w:t>enemyManager.animator.SetBool</w:t>
+            </w:r>
+            <w:proofErr w:type="spellEnd"/>
+            <w:proofErr w:type="gramEnd"/>
+            <w:r>
+              <w:rPr>
+                <w:rFonts w:ascii="Cascadia Mono" w:hAnsi="Cascadia Mono" w:cs="Cascadia Mono"/>
+                <w:sz w:val="19"/>
+                <w:szCs w:val="19"/>
+                <w:lang w:val="en-US"/>
+              </w:rPr>
+              <w:t>("</w:t>
+            </w:r>
+            <w:proofErr w:type="spellStart"/>
+            <w:r>
+              <w:rPr>
+                <w:rFonts w:ascii="Cascadia Mono" w:hAnsi="Cascadia Mono" w:cs="Cascadia Mono"/>
+                <w:sz w:val="19"/>
+                <w:szCs w:val="19"/>
+                <w:lang w:val="en-US"/>
+              </w:rPr>
+              <w:t>is_Angry</w:t>
+            </w:r>
+            <w:proofErr w:type="spellEnd"/>
+            <w:r>
+              <w:rPr>
+                <w:rFonts w:ascii="Cascadia Mono" w:hAnsi="Cascadia Mono" w:cs="Cascadia Mono"/>
+                <w:sz w:val="19"/>
+                <w:szCs w:val="19"/>
+                <w:lang w:val="en-US"/>
+              </w:rPr>
+              <w:t>", true);</w:t>
             </w:r>
           </w:p>
           <w:p>
@@ -3434,67 +3795,47 @@
                 <w:szCs w:val="19"/>
                 <w:lang w:val="en-US"/>
               </w:rPr>
-              <w:t xml:space="preserve">        {damager2.enabled = false;}</w:t>
-            </w:r>
-          </w:p>
-          <w:p>
-            <w:pPr>
-              <w:pStyle w:val="a"/>
-              <w:rPr>
-                <w:rFonts w:ascii="Cascadia Mono" w:hAnsi="Cascadia Mono" w:cs="Cascadia Mono"/>
-                <w:sz w:val="19"/>
-                <w:szCs w:val="19"/>
-                <w:lang w:val="en-US"/>
-              </w:rPr>
-            </w:pPr>
-            <w:r>
-              <w:rPr>
-                <w:rFonts w:ascii="Cascadia Mono" w:hAnsi="Cascadia Mono" w:cs="Cascadia Mono"/>
-                <w:sz w:val="19"/>
-                <w:szCs w:val="19"/>
-                <w:lang w:val="en-US"/>
-              </w:rPr>
-              <w:t xml:space="preserve">        else if (</w:t>
-            </w:r>
-            <w:proofErr w:type="spellStart"/>
-            <w:r>
-              <w:rPr>
-                <w:rFonts w:ascii="Cascadia Mono" w:hAnsi="Cascadia Mono" w:cs="Cascadia Mono"/>
-                <w:sz w:val="19"/>
-                <w:szCs w:val="19"/>
-                <w:lang w:val="en-US"/>
-              </w:rPr>
-              <w:t>onoff</w:t>
-            </w:r>
-            <w:proofErr w:type="spellEnd"/>
-            <w:r>
-              <w:rPr>
-                <w:rFonts w:ascii="Cascadia Mono" w:hAnsi="Cascadia Mono" w:cs="Cascadia Mono"/>
-                <w:sz w:val="19"/>
-                <w:szCs w:val="19"/>
-                <w:lang w:val="en-US"/>
-              </w:rPr>
-              <w:t xml:space="preserve"> == 1)</w:t>
-            </w:r>
-          </w:p>
-          <w:p>
-            <w:pPr>
-              <w:pStyle w:val="a"/>
-              <w:rPr>
-                <w:rFonts w:ascii="Cascadia Mono" w:hAnsi="Cascadia Mono" w:cs="Cascadia Mono"/>
-                <w:sz w:val="19"/>
-                <w:szCs w:val="19"/>
-                <w:lang w:val="en-US"/>
-              </w:rPr>
-            </w:pPr>
-            <w:r>
-              <w:rPr>
-                <w:rFonts w:ascii="Cascadia Mono" w:hAnsi="Cascadia Mono" w:cs="Cascadia Mono"/>
-                <w:sz w:val="19"/>
-                <w:szCs w:val="19"/>
-                <w:lang w:val="en-US"/>
-              </w:rPr>
-              <w:t xml:space="preserve">        {damager2.enabled = true;}}}</w:t>
+              <w:t xml:space="preserve">            </w:t>
+            </w:r>
+            <w:proofErr w:type="spellStart"/>
+            <w:r>
+              <w:rPr>
+                <w:rFonts w:ascii="Cascadia Mono" w:hAnsi="Cascadia Mono" w:cs="Cascadia Mono"/>
+                <w:sz w:val="19"/>
+                <w:szCs w:val="19"/>
+                <w:lang w:val="en-US"/>
+              </w:rPr>
+              <w:t>enemyManager.SwitchState</w:t>
+            </w:r>
+            <w:proofErr w:type="spellEnd"/>
+            <w:r>
+              <w:rPr>
+                <w:rFonts w:ascii="Cascadia Mono" w:hAnsi="Cascadia Mono" w:cs="Cascadia Mono"/>
+                <w:sz w:val="19"/>
+                <w:szCs w:val="19"/>
+                <w:lang w:val="en-US"/>
+              </w:rPr>
+              <w:t>(</w:t>
+            </w:r>
+            <w:proofErr w:type="spellStart"/>
+            <w:r>
+              <w:rPr>
+                <w:rFonts w:ascii="Cascadia Mono" w:hAnsi="Cascadia Mono" w:cs="Cascadia Mono"/>
+                <w:sz w:val="19"/>
+                <w:szCs w:val="19"/>
+                <w:lang w:val="en-US"/>
+              </w:rPr>
+              <w:t>enemyManager.walkState</w:t>
+            </w:r>
+            <w:proofErr w:type="spellEnd"/>
+            <w:r>
+              <w:rPr>
+                <w:rFonts w:ascii="Cascadia Mono" w:hAnsi="Cascadia Mono" w:cs="Cascadia Mono"/>
+                <w:sz w:val="19"/>
+                <w:szCs w:val="19"/>
+                <w:lang w:val="en-US"/>
+              </w:rPr>
+              <w:t>);}}}</w:t>
             </w:r>
           </w:p>
         </w:tc>
@@ -3503,52 +3844,45 @@
     <w:p>
       <w:pPr>
         <w:pStyle w:val="a"/>
+        <w:spacing w:before="120"/>
         <w:ind w:firstLine="0"/>
         <w:jc w:val="center"/>
       </w:pPr>
       <w:r>
-        <w:t>Листинг 10.1. Скрипт активации и отключения коллайдеров-триггеров</w:t>
-      </w:r>
+        <w:t xml:space="preserve">Листинг 10.1. Скрипт </w:t>
+      </w:r>
+      <w:proofErr w:type="spellStart"/>
+      <w:r>
+        <w:rPr>
+          <w:lang w:val="en-US"/>
+        </w:rPr>
+        <w:t>WalkState</w:t>
+      </w:r>
+      <w:proofErr w:type="spellEnd"/>
     </w:p>
     <w:p>
       <w:pPr>
         <w:pStyle w:val="a"/>
       </w:pPr>
+    </w:p>
+    <w:p>
+      <w:pPr>
+        <w:pStyle w:val="a"/>
+      </w:pPr>
       <w:r>
         <w:lastRenderedPageBreak/>
-        <w:t>С</w:t>
-      </w:r>
-      <w:r>
-        <w:t xml:space="preserve"> помощью </w:t>
-      </w:r>
-      <w:r>
-        <w:t>этих коллайдеров-триггеров</w:t>
-      </w:r>
-      <w:r>
-        <w:t xml:space="preserve"> и метода </w:t>
+        <w:t xml:space="preserve">Состояние бездействия врага и переходы в это состояние из других были реализованы при помощи скрипта </w:t>
       </w:r>
       <w:proofErr w:type="spellStart"/>
       <w:r>
         <w:rPr>
           <w:lang w:val="en-US"/>
         </w:rPr>
-        <w:t>OnTriggerEnter</w:t>
+        <w:t>IdleState</w:t>
       </w:r>
       <w:proofErr w:type="spellEnd"/>
       <w:r>
-        <w:t xml:space="preserve"> была реализована механика получения урона игроком</w:t>
-      </w:r>
-      <w:r>
-        <w:t xml:space="preserve"> (</w:t>
-      </w:r>
-      <w:r>
-        <w:t>см. листинг 10.2</w:t>
-      </w:r>
-      <w:r>
-        <w:t>)</w:t>
-      </w:r>
-      <w:r>
-        <w:t>.</w:t>
+        <w:t>, данный скрипт представлен в листинге 10.2.</w:t>
       </w:r>
     </w:p>
     <w:tbl>
@@ -3615,57 +3949,6 @@
                 <w:lang w:val="en-US"/>
               </w:rPr>
             </w:pPr>
-            <w:r>
-              <w:rPr>
-                <w:rFonts w:ascii="Cascadia Mono" w:hAnsi="Cascadia Mono" w:cs="Cascadia Mono"/>
-                <w:sz w:val="19"/>
-                <w:szCs w:val="19"/>
-                <w:lang w:val="en-US"/>
-              </w:rPr>
-              <w:t xml:space="preserve">public class </w:t>
-            </w:r>
-            <w:proofErr w:type="spellStart"/>
-            <w:proofErr w:type="gramStart"/>
-            <w:r>
-              <w:rPr>
-                <w:rFonts w:ascii="Cascadia Mono" w:hAnsi="Cascadia Mono" w:cs="Cascadia Mono"/>
-                <w:sz w:val="19"/>
-                <w:szCs w:val="19"/>
-                <w:lang w:val="en-US"/>
-              </w:rPr>
-              <w:t>PlayerHP</w:t>
-            </w:r>
-            <w:proofErr w:type="spellEnd"/>
-            <w:r>
-              <w:rPr>
-                <w:rFonts w:ascii="Cascadia Mono" w:hAnsi="Cascadia Mono" w:cs="Cascadia Mono"/>
-                <w:sz w:val="19"/>
-                <w:szCs w:val="19"/>
-                <w:lang w:val="en-US"/>
-              </w:rPr>
-              <w:t xml:space="preserve"> :</w:t>
-            </w:r>
-            <w:proofErr w:type="gramEnd"/>
-            <w:r>
-              <w:rPr>
-                <w:rFonts w:ascii="Cascadia Mono" w:hAnsi="Cascadia Mono" w:cs="Cascadia Mono"/>
-                <w:sz w:val="19"/>
-                <w:szCs w:val="19"/>
-                <w:lang w:val="en-US"/>
-              </w:rPr>
-              <w:t xml:space="preserve"> </w:t>
-            </w:r>
-            <w:proofErr w:type="spellStart"/>
-            <w:r>
-              <w:rPr>
-                <w:rFonts w:ascii="Cascadia Mono" w:hAnsi="Cascadia Mono" w:cs="Cascadia Mono"/>
-                <w:sz w:val="19"/>
-                <w:szCs w:val="19"/>
-                <w:lang w:val="en-US"/>
-              </w:rPr>
-              <w:t>MonoBehaviour</w:t>
-            </w:r>
-            <w:proofErr w:type="spellEnd"/>
           </w:p>
           <w:p>
             <w:pPr>
@@ -3684,8 +3967,50 @@
                 <w:szCs w:val="19"/>
                 <w:lang w:val="en-US"/>
               </w:rPr>
-              <w:t>{</w:t>
-            </w:r>
+              <w:t xml:space="preserve">public class </w:t>
+            </w:r>
+            <w:proofErr w:type="spellStart"/>
+            <w:proofErr w:type="gramStart"/>
+            <w:r>
+              <w:rPr>
+                <w:rFonts w:ascii="Cascadia Mono" w:hAnsi="Cascadia Mono" w:cs="Cascadia Mono"/>
+                <w:sz w:val="19"/>
+                <w:szCs w:val="19"/>
+                <w:lang w:val="en-US"/>
+              </w:rPr>
+              <w:t>IdleState</w:t>
+            </w:r>
+            <w:proofErr w:type="spellEnd"/>
+            <w:r>
+              <w:rPr>
+                <w:rFonts w:ascii="Cascadia Mono" w:hAnsi="Cascadia Mono" w:cs="Cascadia Mono"/>
+                <w:sz w:val="19"/>
+                <w:szCs w:val="19"/>
+                <w:lang w:val="en-US"/>
+              </w:rPr>
+              <w:t xml:space="preserve"> :</w:t>
+            </w:r>
+            <w:proofErr w:type="gramEnd"/>
+            <w:r>
+              <w:rPr>
+                <w:rFonts w:ascii="Cascadia Mono" w:hAnsi="Cascadia Mono" w:cs="Cascadia Mono"/>
+                <w:sz w:val="19"/>
+                <w:szCs w:val="19"/>
+                <w:lang w:val="en-US"/>
+              </w:rPr>
+              <w:t xml:space="preserve"> </w:t>
+            </w:r>
+            <w:proofErr w:type="spellStart"/>
+            <w:r>
+              <w:rPr>
+                <w:rFonts w:ascii="Cascadia Mono" w:hAnsi="Cascadia Mono" w:cs="Cascadia Mono"/>
+                <w:sz w:val="19"/>
+                <w:szCs w:val="19"/>
+                <w:lang w:val="en-US"/>
+              </w:rPr>
+              <w:t>AState</w:t>
+            </w:r>
+            <w:proofErr w:type="spellEnd"/>
           </w:p>
           <w:p>
             <w:pPr>
@@ -3704,7 +4029,7 @@
                 <w:szCs w:val="19"/>
                 <w:lang w:val="en-US"/>
               </w:rPr>
-              <w:t xml:space="preserve">    int hp = 100;</w:t>
+              <w:t>{</w:t>
             </w:r>
           </w:p>
           <w:p>
@@ -3724,7 +4049,7 @@
                 <w:szCs w:val="19"/>
                 <w:lang w:val="en-US"/>
               </w:rPr>
-              <w:t xml:space="preserve">    private void </w:t>
+              <w:t xml:space="preserve">    public override void </w:t>
             </w:r>
             <w:proofErr w:type="spellStart"/>
             <w:proofErr w:type="gramStart"/>
@@ -3735,7 +4060,7 @@
                 <w:szCs w:val="19"/>
                 <w:lang w:val="en-US"/>
               </w:rPr>
-              <w:t>OnTriggerEnter</w:t>
+              <w:t>EnterState</w:t>
             </w:r>
             <w:proofErr w:type="spellEnd"/>
             <w:r>
@@ -3747,6 +4072,7 @@
               </w:rPr>
               <w:t>(</w:t>
             </w:r>
+            <w:proofErr w:type="spellStart"/>
             <w:proofErr w:type="gramEnd"/>
             <w:r>
               <w:rPr>
@@ -3755,7 +4081,37 @@
                 <w:szCs w:val="19"/>
                 <w:lang w:val="en-US"/>
               </w:rPr>
-              <w:t>Collider other)</w:t>
+              <w:t>EnemyStateManager</w:t>
+            </w:r>
+            <w:proofErr w:type="spellEnd"/>
+            <w:r>
+              <w:rPr>
+                <w:rFonts w:ascii="Cascadia Mono" w:hAnsi="Cascadia Mono" w:cs="Cascadia Mono"/>
+                <w:sz w:val="19"/>
+                <w:szCs w:val="19"/>
+                <w:lang w:val="en-US"/>
+              </w:rPr>
+              <w:t xml:space="preserve"> </w:t>
+            </w:r>
+            <w:proofErr w:type="spellStart"/>
+            <w:r>
+              <w:rPr>
+                <w:rFonts w:ascii="Cascadia Mono" w:hAnsi="Cascadia Mono" w:cs="Cascadia Mono"/>
+                <w:sz w:val="19"/>
+                <w:szCs w:val="19"/>
+                <w:lang w:val="en-US"/>
+              </w:rPr>
+              <w:t>enemyManager</w:t>
+            </w:r>
+            <w:proofErr w:type="spellEnd"/>
+            <w:r>
+              <w:rPr>
+                <w:rFonts w:ascii="Cascadia Mono" w:hAnsi="Cascadia Mono" w:cs="Cascadia Mono"/>
+                <w:sz w:val="19"/>
+                <w:szCs w:val="19"/>
+                <w:lang w:val="en-US"/>
+              </w:rPr>
+              <w:t>) {</w:t>
             </w:r>
           </w:p>
           <w:p>
@@ -3775,7 +4131,27 @@
                 <w:szCs w:val="19"/>
                 <w:lang w:val="en-US"/>
               </w:rPr>
-              <w:t xml:space="preserve">    {</w:t>
+              <w:t xml:space="preserve">        </w:t>
+            </w:r>
+            <w:proofErr w:type="spellStart"/>
+            <w:r>
+              <w:rPr>
+                <w:rFonts w:ascii="Cascadia Mono" w:hAnsi="Cascadia Mono" w:cs="Cascadia Mono"/>
+                <w:sz w:val="19"/>
+                <w:szCs w:val="19"/>
+                <w:lang w:val="en-US"/>
+              </w:rPr>
+              <w:t>enemyManager.SetSpeed</w:t>
+            </w:r>
+            <w:proofErr w:type="spellEnd"/>
+            <w:r>
+              <w:rPr>
+                <w:rFonts w:ascii="Cascadia Mono" w:hAnsi="Cascadia Mono" w:cs="Cascadia Mono"/>
+                <w:sz w:val="19"/>
+                <w:szCs w:val="19"/>
+                <w:lang w:val="en-US"/>
+              </w:rPr>
+              <w:t>(0);</w:t>
             </w:r>
           </w:p>
           <w:p>
@@ -3795,7 +4171,7 @@
                 <w:szCs w:val="19"/>
                 <w:lang w:val="en-US"/>
               </w:rPr>
-              <w:t xml:space="preserve">        if (</w:t>
+              <w:t xml:space="preserve">        </w:t>
             </w:r>
             <w:proofErr w:type="spellStart"/>
             <w:proofErr w:type="gramStart"/>
@@ -3806,7 +4182,7 @@
                 <w:szCs w:val="19"/>
                 <w:lang w:val="en-US"/>
               </w:rPr>
-              <w:t>other.gameObject.TryGetComponent</w:t>
+              <w:t>enemyManager.animator.SetBool</w:t>
             </w:r>
             <w:proofErr w:type="spellEnd"/>
             <w:proofErr w:type="gramEnd"/>
@@ -3817,47 +4193,27 @@
                 <w:szCs w:val="19"/>
                 <w:lang w:val="en-US"/>
               </w:rPr>
-              <w:t xml:space="preserve">(out </w:t>
-            </w:r>
-            <w:proofErr w:type="spellStart"/>
-            <w:r>
-              <w:rPr>
-                <w:rFonts w:ascii="Cascadia Mono" w:hAnsi="Cascadia Mono" w:cs="Cascadia Mono"/>
-                <w:sz w:val="19"/>
-                <w:szCs w:val="19"/>
-                <w:lang w:val="en-US"/>
-              </w:rPr>
-              <w:t>EnemyDamager</w:t>
-            </w:r>
-            <w:proofErr w:type="spellEnd"/>
-            <w:r>
-              <w:rPr>
-                <w:rFonts w:ascii="Cascadia Mono" w:hAnsi="Cascadia Mono" w:cs="Cascadia Mono"/>
-                <w:sz w:val="19"/>
-                <w:szCs w:val="19"/>
-                <w:lang w:val="en-US"/>
-              </w:rPr>
-              <w:t xml:space="preserve"> </w:t>
-            </w:r>
-            <w:proofErr w:type="spellStart"/>
-            <w:r>
-              <w:rPr>
-                <w:rFonts w:ascii="Cascadia Mono" w:hAnsi="Cascadia Mono" w:cs="Cascadia Mono"/>
-                <w:sz w:val="19"/>
-                <w:szCs w:val="19"/>
-                <w:lang w:val="en-US"/>
-              </w:rPr>
-              <w:t>enemyDamager</w:t>
-            </w:r>
-            <w:proofErr w:type="spellEnd"/>
-            <w:r>
-              <w:rPr>
-                <w:rFonts w:ascii="Cascadia Mono" w:hAnsi="Cascadia Mono" w:cs="Cascadia Mono"/>
-                <w:sz w:val="19"/>
-                <w:szCs w:val="19"/>
-                <w:lang w:val="en-US"/>
-              </w:rPr>
-              <w:t>))</w:t>
+              <w:t>("</w:t>
+            </w:r>
+            <w:proofErr w:type="spellStart"/>
+            <w:r>
+              <w:rPr>
+                <w:rFonts w:ascii="Cascadia Mono" w:hAnsi="Cascadia Mono" w:cs="Cascadia Mono"/>
+                <w:sz w:val="19"/>
+                <w:szCs w:val="19"/>
+                <w:lang w:val="en-US"/>
+              </w:rPr>
+              <w:t>is_Attacking</w:t>
+            </w:r>
+            <w:proofErr w:type="spellEnd"/>
+            <w:r>
+              <w:rPr>
+                <w:rFonts w:ascii="Cascadia Mono" w:hAnsi="Cascadia Mono" w:cs="Cascadia Mono"/>
+                <w:sz w:val="19"/>
+                <w:szCs w:val="19"/>
+                <w:lang w:val="en-US"/>
+              </w:rPr>
+              <w:t>", false);</w:t>
             </w:r>
           </w:p>
           <w:p>
@@ -3877,7 +4233,7 @@
                 <w:szCs w:val="19"/>
                 <w:lang w:val="en-US"/>
               </w:rPr>
-              <w:t xml:space="preserve">        {</w:t>
+              <w:t xml:space="preserve">        </w:t>
             </w:r>
             <w:proofErr w:type="spellStart"/>
             <w:proofErr w:type="gramStart"/>
@@ -3888,7 +4244,7 @@
                 <w:szCs w:val="19"/>
                 <w:lang w:val="en-US"/>
               </w:rPr>
-              <w:t>this.hp</w:t>
+              <w:t>enemyManager.animator.SetBool</w:t>
             </w:r>
             <w:proofErr w:type="spellEnd"/>
             <w:proofErr w:type="gramEnd"/>
@@ -3899,27 +4255,27 @@
                 <w:szCs w:val="19"/>
                 <w:lang w:val="en-US"/>
               </w:rPr>
-              <w:t xml:space="preserve"> -= </w:t>
-            </w:r>
-            <w:proofErr w:type="spellStart"/>
-            <w:r>
-              <w:rPr>
-                <w:rFonts w:ascii="Cascadia Mono" w:hAnsi="Cascadia Mono" w:cs="Cascadia Mono"/>
-                <w:sz w:val="19"/>
-                <w:szCs w:val="19"/>
-                <w:lang w:val="en-US"/>
-              </w:rPr>
-              <w:t>enemyDamager.enemyDmg</w:t>
-            </w:r>
-            <w:proofErr w:type="spellEnd"/>
-            <w:r>
-              <w:rPr>
-                <w:rFonts w:ascii="Cascadia Mono" w:hAnsi="Cascadia Mono" w:cs="Cascadia Mono"/>
-                <w:sz w:val="19"/>
-                <w:szCs w:val="19"/>
-                <w:lang w:val="en-US"/>
-              </w:rPr>
-              <w:t>;}</w:t>
+              <w:t>("</w:t>
+            </w:r>
+            <w:proofErr w:type="spellStart"/>
+            <w:r>
+              <w:rPr>
+                <w:rFonts w:ascii="Cascadia Mono" w:hAnsi="Cascadia Mono" w:cs="Cascadia Mono"/>
+                <w:sz w:val="19"/>
+                <w:szCs w:val="19"/>
+                <w:lang w:val="en-US"/>
+              </w:rPr>
+              <w:t>is_Angry</w:t>
+            </w:r>
+            <w:proofErr w:type="spellEnd"/>
+            <w:r>
+              <w:rPr>
+                <w:rFonts w:ascii="Cascadia Mono" w:hAnsi="Cascadia Mono" w:cs="Cascadia Mono"/>
+                <w:sz w:val="19"/>
+                <w:szCs w:val="19"/>
+                <w:lang w:val="en-US"/>
+              </w:rPr>
+              <w:t>", false);}</w:t>
             </w:r>
           </w:p>
           <w:p>
@@ -3939,7 +4295,69 @@
                 <w:szCs w:val="19"/>
                 <w:lang w:val="en-US"/>
               </w:rPr>
-              <w:t xml:space="preserve">    }</w:t>
+              <w:t xml:space="preserve">    public override void </w:t>
+            </w:r>
+            <w:proofErr w:type="spellStart"/>
+            <w:proofErr w:type="gramStart"/>
+            <w:r>
+              <w:rPr>
+                <w:rFonts w:ascii="Cascadia Mono" w:hAnsi="Cascadia Mono" w:cs="Cascadia Mono"/>
+                <w:sz w:val="19"/>
+                <w:szCs w:val="19"/>
+                <w:lang w:val="en-US"/>
+              </w:rPr>
+              <w:t>ExitState</w:t>
+            </w:r>
+            <w:proofErr w:type="spellEnd"/>
+            <w:r>
+              <w:rPr>
+                <w:rFonts w:ascii="Cascadia Mono" w:hAnsi="Cascadia Mono" w:cs="Cascadia Mono"/>
+                <w:sz w:val="19"/>
+                <w:szCs w:val="19"/>
+                <w:lang w:val="en-US"/>
+              </w:rPr>
+              <w:t>(</w:t>
+            </w:r>
+            <w:proofErr w:type="spellStart"/>
+            <w:proofErr w:type="gramEnd"/>
+            <w:r>
+              <w:rPr>
+                <w:rFonts w:ascii="Cascadia Mono" w:hAnsi="Cascadia Mono" w:cs="Cascadia Mono"/>
+                <w:sz w:val="19"/>
+                <w:szCs w:val="19"/>
+                <w:lang w:val="en-US"/>
+              </w:rPr>
+              <w:t>EnemyStateManager</w:t>
+            </w:r>
+            <w:proofErr w:type="spellEnd"/>
+            <w:r>
+              <w:rPr>
+                <w:rFonts w:ascii="Cascadia Mono" w:hAnsi="Cascadia Mono" w:cs="Cascadia Mono"/>
+                <w:sz w:val="19"/>
+                <w:szCs w:val="19"/>
+                <w:lang w:val="en-US"/>
+              </w:rPr>
+              <w:t xml:space="preserve"> </w:t>
+            </w:r>
+            <w:proofErr w:type="spellStart"/>
+            <w:r>
+              <w:rPr>
+                <w:rFonts w:ascii="Cascadia Mono" w:hAnsi="Cascadia Mono" w:cs="Cascadia Mono"/>
+                <w:sz w:val="19"/>
+                <w:szCs w:val="19"/>
+                <w:lang w:val="en-US"/>
+              </w:rPr>
+              <w:t>enemyManager</w:t>
+            </w:r>
+            <w:proofErr w:type="spellEnd"/>
+            <w:r>
+              <w:rPr>
+                <w:rFonts w:ascii="Cascadia Mono" w:hAnsi="Cascadia Mono" w:cs="Cascadia Mono"/>
+                <w:sz w:val="19"/>
+                <w:szCs w:val="19"/>
+                <w:lang w:val="en-US"/>
+              </w:rPr>
+              <w:t xml:space="preserve">) </w:t>
             </w:r>
           </w:p>
           <w:p>
@@ -3959,7 +4377,211 @@
                 <w:szCs w:val="19"/>
                 <w:lang w:val="en-US"/>
               </w:rPr>
-              <w:t>}</w:t>
+              <w:t xml:space="preserve">    {    }</w:t>
+            </w:r>
+          </w:p>
+          <w:p>
+            <w:pPr>
+              <w:pStyle w:val="a"/>
+              <w:rPr>
+                <w:rFonts w:ascii="Cascadia Mono" w:hAnsi="Cascadia Mono" w:cs="Cascadia Mono"/>
+                <w:sz w:val="19"/>
+                <w:szCs w:val="19"/>
+                <w:lang w:val="en-US"/>
+              </w:rPr>
+            </w:pPr>
+            <w:r>
+              <w:rPr>
+                <w:rFonts w:ascii="Cascadia Mono" w:hAnsi="Cascadia Mono" w:cs="Cascadia Mono"/>
+                <w:sz w:val="19"/>
+                <w:szCs w:val="19"/>
+                <w:lang w:val="en-US"/>
+              </w:rPr>
+              <w:t xml:space="preserve">    public override void </w:t>
+            </w:r>
+            <w:proofErr w:type="spellStart"/>
+            <w:proofErr w:type="gramStart"/>
+            <w:r>
+              <w:rPr>
+                <w:rFonts w:ascii="Cascadia Mono" w:hAnsi="Cascadia Mono" w:cs="Cascadia Mono"/>
+                <w:sz w:val="19"/>
+                <w:szCs w:val="19"/>
+                <w:lang w:val="en-US"/>
+              </w:rPr>
+              <w:t>UpdateState</w:t>
+            </w:r>
+            <w:proofErr w:type="spellEnd"/>
+            <w:r>
+              <w:rPr>
+                <w:rFonts w:ascii="Cascadia Mono" w:hAnsi="Cascadia Mono" w:cs="Cascadia Mono"/>
+                <w:sz w:val="19"/>
+                <w:szCs w:val="19"/>
+                <w:lang w:val="en-US"/>
+              </w:rPr>
+              <w:t>(</w:t>
+            </w:r>
+            <w:proofErr w:type="spellStart"/>
+            <w:proofErr w:type="gramEnd"/>
+            <w:r>
+              <w:rPr>
+                <w:rFonts w:ascii="Cascadia Mono" w:hAnsi="Cascadia Mono" w:cs="Cascadia Mono"/>
+                <w:sz w:val="19"/>
+                <w:szCs w:val="19"/>
+                <w:lang w:val="en-US"/>
+              </w:rPr>
+              <w:t>EnemyStateManager</w:t>
+            </w:r>
+            <w:proofErr w:type="spellEnd"/>
+            <w:r>
+              <w:rPr>
+                <w:rFonts w:ascii="Cascadia Mono" w:hAnsi="Cascadia Mono" w:cs="Cascadia Mono"/>
+                <w:sz w:val="19"/>
+                <w:szCs w:val="19"/>
+                <w:lang w:val="en-US"/>
+              </w:rPr>
+              <w:t xml:space="preserve"> </w:t>
+            </w:r>
+            <w:proofErr w:type="spellStart"/>
+            <w:r>
+              <w:rPr>
+                <w:rFonts w:ascii="Cascadia Mono" w:hAnsi="Cascadia Mono" w:cs="Cascadia Mono"/>
+                <w:sz w:val="19"/>
+                <w:szCs w:val="19"/>
+                <w:lang w:val="en-US"/>
+              </w:rPr>
+              <w:t>enemyManager</w:t>
+            </w:r>
+            <w:proofErr w:type="spellEnd"/>
+            <w:r>
+              <w:rPr>
+                <w:rFonts w:ascii="Cascadia Mono" w:hAnsi="Cascadia Mono" w:cs="Cascadia Mono"/>
+                <w:sz w:val="19"/>
+                <w:szCs w:val="19"/>
+                <w:lang w:val="en-US"/>
+              </w:rPr>
+              <w:t>) {</w:t>
+            </w:r>
+          </w:p>
+          <w:p>
+            <w:pPr>
+              <w:pStyle w:val="a"/>
+              <w:rPr>
+                <w:rFonts w:ascii="Cascadia Mono" w:hAnsi="Cascadia Mono" w:cs="Cascadia Mono"/>
+                <w:sz w:val="19"/>
+                <w:szCs w:val="19"/>
+                <w:lang w:val="en-US"/>
+              </w:rPr>
+            </w:pPr>
+            <w:r>
+              <w:rPr>
+                <w:rFonts w:ascii="Cascadia Mono" w:hAnsi="Cascadia Mono" w:cs="Cascadia Mono"/>
+                <w:sz w:val="19"/>
+                <w:szCs w:val="19"/>
+                <w:lang w:val="en-US"/>
+              </w:rPr>
+              <w:t xml:space="preserve">        if (</w:t>
+            </w:r>
+            <w:proofErr w:type="spellStart"/>
+            <w:r>
+              <w:rPr>
+                <w:rFonts w:ascii="Cascadia Mono" w:hAnsi="Cascadia Mono" w:cs="Cascadia Mono"/>
+                <w:sz w:val="19"/>
+                <w:szCs w:val="19"/>
+                <w:lang w:val="en-US"/>
+              </w:rPr>
+              <w:t>enemyManager.CheckOnTarget</w:t>
+            </w:r>
+            <w:proofErr w:type="spellEnd"/>
+            <w:r>
+              <w:rPr>
+                <w:rFonts w:ascii="Cascadia Mono" w:hAnsi="Cascadia Mono" w:cs="Cascadia Mono"/>
+                <w:sz w:val="19"/>
+                <w:szCs w:val="19"/>
+                <w:lang w:val="en-US"/>
+              </w:rPr>
+              <w:t xml:space="preserve">() &lt; </w:t>
+            </w:r>
+            <w:proofErr w:type="spellStart"/>
+            <w:r>
+              <w:rPr>
+                <w:rFonts w:ascii="Cascadia Mono" w:hAnsi="Cascadia Mono" w:cs="Cascadia Mono"/>
+                <w:sz w:val="19"/>
+                <w:szCs w:val="19"/>
+                <w:lang w:val="en-US"/>
+              </w:rPr>
+              <w:t>enemyManager.agroDistance</w:t>
+            </w:r>
+            <w:proofErr w:type="spellEnd"/>
+            <w:proofErr w:type="gramStart"/>
+            <w:r>
+              <w:rPr>
+                <w:rFonts w:ascii="Cascadia Mono" w:hAnsi="Cascadia Mono" w:cs="Cascadia Mono"/>
+                <w:sz w:val="19"/>
+                <w:szCs w:val="19"/>
+                <w:lang w:val="en-US"/>
+              </w:rPr>
+              <w:t>)  {</w:t>
+            </w:r>
+            <w:proofErr w:type="gramEnd"/>
+          </w:p>
+          <w:p>
+            <w:pPr>
+              <w:pStyle w:val="a"/>
+              <w:rPr>
+                <w:rFonts w:ascii="Cascadia Mono" w:hAnsi="Cascadia Mono" w:cs="Cascadia Mono"/>
+                <w:sz w:val="19"/>
+                <w:szCs w:val="19"/>
+                <w:lang w:val="en-US"/>
+              </w:rPr>
+            </w:pPr>
+            <w:r>
+              <w:rPr>
+                <w:rFonts w:ascii="Cascadia Mono" w:hAnsi="Cascadia Mono" w:cs="Cascadia Mono"/>
+                <w:sz w:val="19"/>
+                <w:szCs w:val="19"/>
+                <w:lang w:val="en-US"/>
+              </w:rPr>
+              <w:t xml:space="preserve">            </w:t>
+            </w:r>
+            <w:proofErr w:type="spellStart"/>
+            <w:r>
+              <w:rPr>
+                <w:rFonts w:ascii="Cascadia Mono" w:hAnsi="Cascadia Mono" w:cs="Cascadia Mono"/>
+                <w:sz w:val="19"/>
+                <w:szCs w:val="19"/>
+                <w:lang w:val="en-US"/>
+              </w:rPr>
+              <w:t>enemyManager.SwitchState</w:t>
+            </w:r>
+            <w:proofErr w:type="spellEnd"/>
+            <w:r>
+              <w:rPr>
+                <w:rFonts w:ascii="Cascadia Mono" w:hAnsi="Cascadia Mono" w:cs="Cascadia Mono"/>
+                <w:sz w:val="19"/>
+                <w:szCs w:val="19"/>
+                <w:lang w:val="en-US"/>
+              </w:rPr>
+              <w:t>(</w:t>
+            </w:r>
+            <w:proofErr w:type="spellStart"/>
+            <w:r>
+              <w:rPr>
+                <w:rFonts w:ascii="Cascadia Mono" w:hAnsi="Cascadia Mono" w:cs="Cascadia Mono"/>
+                <w:sz w:val="19"/>
+                <w:szCs w:val="19"/>
+                <w:lang w:val="en-US"/>
+              </w:rPr>
+              <w:t>enemyManager.walkState</w:t>
+            </w:r>
+            <w:proofErr w:type="spellEnd"/>
+            <w:r>
+              <w:rPr>
+                <w:rFonts w:ascii="Cascadia Mono" w:hAnsi="Cascadia Mono" w:cs="Cascadia Mono"/>
+                <w:sz w:val="19"/>
+                <w:szCs w:val="19"/>
+                <w:lang w:val="en-US"/>
+              </w:rPr>
+              <w:t>);}}}</w:t>
             </w:r>
           </w:p>
         </w:tc>
@@ -3968,49 +4590,1107 @@
     <w:p>
       <w:pPr>
         <w:pStyle w:val="a"/>
+        <w:spacing w:before="120"/>
         <w:ind w:firstLine="0"/>
         <w:jc w:val="center"/>
       </w:pPr>
       <w:r>
-        <w:t>Листинг 10.2. Скрипт получения урона игроком</w:t>
-      </w:r>
+        <w:t xml:space="preserve">!0.2. Скрипт </w:t>
+      </w:r>
+      <w:proofErr w:type="spellStart"/>
+      <w:r>
+        <w:rPr>
+          <w:lang w:val="en-US"/>
+        </w:rPr>
+        <w:t>IdleState</w:t>
+      </w:r>
+      <w:proofErr w:type="spellEnd"/>
     </w:p>
     <w:p>
       <w:pPr>
         <w:pStyle w:val="a"/>
       </w:pPr>
       <w:r>
-        <w:t xml:space="preserve">Отключение и активация коллайдеров-триггеров были реализованы при помощи </w:t>
+        <w:t xml:space="preserve">Состояние атаки врага и переходы в него из других состояний были реализованы при помощи скрипта </w:t>
       </w:r>
       <w:proofErr w:type="spellStart"/>
       <w:r>
         <w:rPr>
           <w:lang w:val="en-US"/>
         </w:rPr>
-        <w:t>AnimationEvent</w:t>
+        <w:t>AttackState</w:t>
       </w:r>
       <w:proofErr w:type="spellEnd"/>
       <w:r>
-        <w:t xml:space="preserve"> для анимации атаки. П</w:t>
-      </w:r>
-      <w:r>
-        <w:t xml:space="preserve">ри помощи </w:t>
-      </w:r>
-      <w:proofErr w:type="spellStart"/>
-      <w:r>
-        <w:rPr>
-          <w:lang w:val="en-US"/>
-        </w:rPr>
-        <w:t>AnimationEvent</w:t>
-      </w:r>
-      <w:proofErr w:type="spellEnd"/>
-      <w:r>
-        <w:t xml:space="preserve"> в момент, когда враг проигрывает определенные кадры анимации атаки, вызываются функции, активирующие и отключающие коллайдеры-триггеры</w:t>
-      </w:r>
-      <w:r>
-        <w:t xml:space="preserve"> (см. рисунок 10.8).</w:t>
+        <w:t>, данный скрипт представлен в листинге 10.3.</w:t>
       </w:r>
     </w:p>
+    <w:tbl>
+      <w:tblPr>
+        <w:tblStyle w:val="TableGrid"/>
+        <w:tblW w:w="0" w:type="auto"/>
+        <w:tblLook w:val="04A0" w:firstRow="1" w:lastRow="0" w:firstColumn="1" w:lastColumn="0" w:noHBand="0" w:noVBand="1"/>
+      </w:tblPr>
+      <w:tblGrid>
+        <w:gridCol w:w="9344"/>
+      </w:tblGrid>
+      <w:tr>
+        <w:tc>
+          <w:tcPr>
+            <w:tcW w:w="9344" w:type="dxa"/>
+          </w:tcPr>
+          <w:p>
+            <w:pPr>
+              <w:pStyle w:val="a"/>
+              <w:rPr>
+                <w:rFonts w:ascii="Cascadia Mono" w:hAnsi="Cascadia Mono" w:cs="Cascadia Mono"/>
+                <w:sz w:val="19"/>
+                <w:szCs w:val="19"/>
+                <w:lang w:val="en-US"/>
+              </w:rPr>
+            </w:pPr>
+            <w:r>
+              <w:rPr>
+                <w:rFonts w:ascii="Cascadia Mono" w:hAnsi="Cascadia Mono" w:cs="Cascadia Mono"/>
+                <w:sz w:val="19"/>
+                <w:szCs w:val="19"/>
+                <w:lang w:val="en-US"/>
+              </w:rPr>
+              <w:t xml:space="preserve">using </w:t>
+            </w:r>
+            <w:proofErr w:type="spellStart"/>
+            <w:r>
+              <w:rPr>
+                <w:rFonts w:ascii="Cascadia Mono" w:hAnsi="Cascadia Mono" w:cs="Cascadia Mono"/>
+                <w:sz w:val="19"/>
+                <w:szCs w:val="19"/>
+                <w:lang w:val="en-US"/>
+              </w:rPr>
+              <w:t>UnityEngine</w:t>
+            </w:r>
+            <w:proofErr w:type="spellEnd"/>
+            <w:r>
+              <w:rPr>
+                <w:rFonts w:ascii="Cascadia Mono" w:hAnsi="Cascadia Mono" w:cs="Cascadia Mono"/>
+                <w:sz w:val="19"/>
+                <w:szCs w:val="19"/>
+                <w:lang w:val="en-US"/>
+              </w:rPr>
+              <w:t>;</w:t>
+            </w:r>
+          </w:p>
+          <w:p>
+            <w:pPr>
+              <w:pStyle w:val="a"/>
+              <w:rPr>
+                <w:rFonts w:ascii="Cascadia Mono" w:hAnsi="Cascadia Mono" w:cs="Cascadia Mono"/>
+                <w:sz w:val="19"/>
+                <w:szCs w:val="19"/>
+                <w:lang w:val="en-US"/>
+              </w:rPr>
+            </w:pPr>
+            <w:r>
+              <w:rPr>
+                <w:rFonts w:ascii="Cascadia Mono" w:hAnsi="Cascadia Mono" w:cs="Cascadia Mono"/>
+                <w:sz w:val="19"/>
+                <w:szCs w:val="19"/>
+                <w:lang w:val="en-US"/>
+              </w:rPr>
+              <w:t xml:space="preserve">public class </w:t>
+            </w:r>
+            <w:proofErr w:type="spellStart"/>
+            <w:proofErr w:type="gramStart"/>
+            <w:r>
+              <w:rPr>
+                <w:rFonts w:ascii="Cascadia Mono" w:hAnsi="Cascadia Mono" w:cs="Cascadia Mono"/>
+                <w:sz w:val="19"/>
+                <w:szCs w:val="19"/>
+                <w:lang w:val="en-US"/>
+              </w:rPr>
+              <w:t>AttackState</w:t>
+            </w:r>
+            <w:proofErr w:type="spellEnd"/>
+            <w:r>
+              <w:rPr>
+                <w:rFonts w:ascii="Cascadia Mono" w:hAnsi="Cascadia Mono" w:cs="Cascadia Mono"/>
+                <w:sz w:val="19"/>
+                <w:szCs w:val="19"/>
+                <w:lang w:val="en-US"/>
+              </w:rPr>
+              <w:t xml:space="preserve"> :</w:t>
+            </w:r>
+            <w:proofErr w:type="gramEnd"/>
+            <w:r>
+              <w:rPr>
+                <w:rFonts w:ascii="Cascadia Mono" w:hAnsi="Cascadia Mono" w:cs="Cascadia Mono"/>
+                <w:sz w:val="19"/>
+                <w:szCs w:val="19"/>
+                <w:lang w:val="en-US"/>
+              </w:rPr>
+              <w:t xml:space="preserve"> </w:t>
+            </w:r>
+            <w:proofErr w:type="spellStart"/>
+            <w:proofErr w:type="gramStart"/>
+            <w:r>
+              <w:rPr>
+                <w:rFonts w:ascii="Cascadia Mono" w:hAnsi="Cascadia Mono" w:cs="Cascadia Mono"/>
+                <w:sz w:val="19"/>
+                <w:szCs w:val="19"/>
+                <w:lang w:val="en-US"/>
+              </w:rPr>
+              <w:t>AState</w:t>
+            </w:r>
+            <w:proofErr w:type="spellEnd"/>
+            <w:r>
+              <w:rPr>
+                <w:rFonts w:ascii="Cascadia Mono" w:hAnsi="Cascadia Mono" w:cs="Cascadia Mono"/>
+                <w:sz w:val="19"/>
+                <w:szCs w:val="19"/>
+                <w:lang w:val="en-US"/>
+              </w:rPr>
+              <w:t>{</w:t>
+            </w:r>
+            <w:proofErr w:type="gramEnd"/>
+          </w:p>
+          <w:p>
+            <w:pPr>
+              <w:pStyle w:val="a"/>
+              <w:rPr>
+                <w:rFonts w:ascii="Cascadia Mono" w:hAnsi="Cascadia Mono" w:cs="Cascadia Mono"/>
+                <w:sz w:val="19"/>
+                <w:szCs w:val="19"/>
+                <w:lang w:val="en-US"/>
+              </w:rPr>
+            </w:pPr>
+            <w:r>
+              <w:rPr>
+                <w:rFonts w:ascii="Cascadia Mono" w:hAnsi="Cascadia Mono" w:cs="Cascadia Mono"/>
+                <w:sz w:val="19"/>
+                <w:szCs w:val="19"/>
+                <w:lang w:val="en-US"/>
+              </w:rPr>
+              <w:t xml:space="preserve">    public override void </w:t>
+            </w:r>
+            <w:proofErr w:type="spellStart"/>
+            <w:proofErr w:type="gramStart"/>
+            <w:r>
+              <w:rPr>
+                <w:rFonts w:ascii="Cascadia Mono" w:hAnsi="Cascadia Mono" w:cs="Cascadia Mono"/>
+                <w:sz w:val="19"/>
+                <w:szCs w:val="19"/>
+                <w:lang w:val="en-US"/>
+              </w:rPr>
+              <w:t>EnterState</w:t>
+            </w:r>
+            <w:proofErr w:type="spellEnd"/>
+            <w:r>
+              <w:rPr>
+                <w:rFonts w:ascii="Cascadia Mono" w:hAnsi="Cascadia Mono" w:cs="Cascadia Mono"/>
+                <w:sz w:val="19"/>
+                <w:szCs w:val="19"/>
+                <w:lang w:val="en-US"/>
+              </w:rPr>
+              <w:t>(</w:t>
+            </w:r>
+            <w:proofErr w:type="spellStart"/>
+            <w:proofErr w:type="gramEnd"/>
+            <w:r>
+              <w:rPr>
+                <w:rFonts w:ascii="Cascadia Mono" w:hAnsi="Cascadia Mono" w:cs="Cascadia Mono"/>
+                <w:sz w:val="19"/>
+                <w:szCs w:val="19"/>
+                <w:lang w:val="en-US"/>
+              </w:rPr>
+              <w:t>EnemyStateManager</w:t>
+            </w:r>
+            <w:proofErr w:type="spellEnd"/>
+            <w:r>
+              <w:rPr>
+                <w:rFonts w:ascii="Cascadia Mono" w:hAnsi="Cascadia Mono" w:cs="Cascadia Mono"/>
+                <w:sz w:val="19"/>
+                <w:szCs w:val="19"/>
+                <w:lang w:val="en-US"/>
+              </w:rPr>
+              <w:t xml:space="preserve"> </w:t>
+            </w:r>
+            <w:proofErr w:type="spellStart"/>
+            <w:proofErr w:type="gramStart"/>
+            <w:r>
+              <w:rPr>
+                <w:rFonts w:ascii="Cascadia Mono" w:hAnsi="Cascadia Mono" w:cs="Cascadia Mono"/>
+                <w:sz w:val="19"/>
+                <w:szCs w:val="19"/>
+                <w:lang w:val="en-US"/>
+              </w:rPr>
+              <w:t>enemyManager</w:t>
+            </w:r>
+            <w:proofErr w:type="spellEnd"/>
+            <w:r>
+              <w:rPr>
+                <w:rFonts w:ascii="Cascadia Mono" w:hAnsi="Cascadia Mono" w:cs="Cascadia Mono"/>
+                <w:sz w:val="19"/>
+                <w:szCs w:val="19"/>
+                <w:lang w:val="en-US"/>
+              </w:rPr>
+              <w:t>){</w:t>
+            </w:r>
+            <w:proofErr w:type="gramEnd"/>
+          </w:p>
+          <w:p>
+            <w:pPr>
+              <w:pStyle w:val="a"/>
+              <w:rPr>
+                <w:rFonts w:ascii="Cascadia Mono" w:hAnsi="Cascadia Mono" w:cs="Cascadia Mono"/>
+                <w:sz w:val="19"/>
+                <w:szCs w:val="19"/>
+                <w:lang w:val="en-US"/>
+              </w:rPr>
+            </w:pPr>
+            <w:r>
+              <w:rPr>
+                <w:rFonts w:ascii="Cascadia Mono" w:hAnsi="Cascadia Mono" w:cs="Cascadia Mono"/>
+                <w:sz w:val="19"/>
+                <w:szCs w:val="19"/>
+                <w:lang w:val="en-US"/>
+              </w:rPr>
+              <w:t xml:space="preserve">        </w:t>
+            </w:r>
+            <w:proofErr w:type="spellStart"/>
+            <w:r>
+              <w:rPr>
+                <w:rFonts w:ascii="Cascadia Mono" w:hAnsi="Cascadia Mono" w:cs="Cascadia Mono"/>
+                <w:sz w:val="19"/>
+                <w:szCs w:val="19"/>
+                <w:lang w:val="en-US"/>
+              </w:rPr>
+              <w:t>enemyManager.SetSpeed</w:t>
+            </w:r>
+            <w:proofErr w:type="spellEnd"/>
+            <w:r>
+              <w:rPr>
+                <w:rFonts w:ascii="Cascadia Mono" w:hAnsi="Cascadia Mono" w:cs="Cascadia Mono"/>
+                <w:sz w:val="19"/>
+                <w:szCs w:val="19"/>
+                <w:lang w:val="en-US"/>
+              </w:rPr>
+              <w:t>(0);</w:t>
+            </w:r>
+          </w:p>
+          <w:p>
+            <w:pPr>
+              <w:pStyle w:val="a"/>
+              <w:rPr>
+                <w:rFonts w:ascii="Cascadia Mono" w:hAnsi="Cascadia Mono" w:cs="Cascadia Mono"/>
+                <w:sz w:val="19"/>
+                <w:szCs w:val="19"/>
+                <w:lang w:val="en-US"/>
+              </w:rPr>
+            </w:pPr>
+            <w:r>
+              <w:rPr>
+                <w:rFonts w:ascii="Cascadia Mono" w:hAnsi="Cascadia Mono" w:cs="Cascadia Mono"/>
+                <w:sz w:val="19"/>
+                <w:szCs w:val="19"/>
+                <w:lang w:val="en-US"/>
+              </w:rPr>
+              <w:t xml:space="preserve">        </w:t>
+            </w:r>
+            <w:proofErr w:type="spellStart"/>
+            <w:proofErr w:type="gramStart"/>
+            <w:r>
+              <w:rPr>
+                <w:rFonts w:ascii="Cascadia Mono" w:hAnsi="Cascadia Mono" w:cs="Cascadia Mono"/>
+                <w:sz w:val="19"/>
+                <w:szCs w:val="19"/>
+                <w:lang w:val="en-US"/>
+              </w:rPr>
+              <w:t>enemyManager.animator.SetBool</w:t>
+            </w:r>
+            <w:proofErr w:type="spellEnd"/>
+            <w:proofErr w:type="gramEnd"/>
+            <w:r>
+              <w:rPr>
+                <w:rFonts w:ascii="Cascadia Mono" w:hAnsi="Cascadia Mono" w:cs="Cascadia Mono"/>
+                <w:sz w:val="19"/>
+                <w:szCs w:val="19"/>
+                <w:lang w:val="en-US"/>
+              </w:rPr>
+              <w:t>("</w:t>
+            </w:r>
+            <w:proofErr w:type="spellStart"/>
+            <w:r>
+              <w:rPr>
+                <w:rFonts w:ascii="Cascadia Mono" w:hAnsi="Cascadia Mono" w:cs="Cascadia Mono"/>
+                <w:sz w:val="19"/>
+                <w:szCs w:val="19"/>
+                <w:lang w:val="en-US"/>
+              </w:rPr>
+              <w:t>is_Attacking</w:t>
+            </w:r>
+            <w:proofErr w:type="spellEnd"/>
+            <w:r>
+              <w:rPr>
+                <w:rFonts w:ascii="Cascadia Mono" w:hAnsi="Cascadia Mono" w:cs="Cascadia Mono"/>
+                <w:sz w:val="19"/>
+                <w:szCs w:val="19"/>
+                <w:lang w:val="en-US"/>
+              </w:rPr>
+              <w:t>", true);}</w:t>
+            </w:r>
+          </w:p>
+          <w:p>
+            <w:pPr>
+              <w:pStyle w:val="a"/>
+              <w:rPr>
+                <w:rFonts w:ascii="Cascadia Mono" w:hAnsi="Cascadia Mono" w:cs="Cascadia Mono"/>
+                <w:sz w:val="19"/>
+                <w:szCs w:val="19"/>
+                <w:lang w:val="en-US"/>
+              </w:rPr>
+            </w:pPr>
+            <w:r>
+              <w:rPr>
+                <w:rFonts w:ascii="Cascadia Mono" w:hAnsi="Cascadia Mono" w:cs="Cascadia Mono"/>
+                <w:sz w:val="19"/>
+                <w:szCs w:val="19"/>
+                <w:lang w:val="en-US"/>
+              </w:rPr>
+              <w:t xml:space="preserve">    public override void </w:t>
+            </w:r>
+            <w:proofErr w:type="spellStart"/>
+            <w:proofErr w:type="gramStart"/>
+            <w:r>
+              <w:rPr>
+                <w:rFonts w:ascii="Cascadia Mono" w:hAnsi="Cascadia Mono" w:cs="Cascadia Mono"/>
+                <w:sz w:val="19"/>
+                <w:szCs w:val="19"/>
+                <w:lang w:val="en-US"/>
+              </w:rPr>
+              <w:t>ExitState</w:t>
+            </w:r>
+            <w:proofErr w:type="spellEnd"/>
+            <w:r>
+              <w:rPr>
+                <w:rFonts w:ascii="Cascadia Mono" w:hAnsi="Cascadia Mono" w:cs="Cascadia Mono"/>
+                <w:sz w:val="19"/>
+                <w:szCs w:val="19"/>
+                <w:lang w:val="en-US"/>
+              </w:rPr>
+              <w:t>(</w:t>
+            </w:r>
+            <w:proofErr w:type="spellStart"/>
+            <w:proofErr w:type="gramEnd"/>
+            <w:r>
+              <w:rPr>
+                <w:rFonts w:ascii="Cascadia Mono" w:hAnsi="Cascadia Mono" w:cs="Cascadia Mono"/>
+                <w:sz w:val="19"/>
+                <w:szCs w:val="19"/>
+                <w:lang w:val="en-US"/>
+              </w:rPr>
+              <w:t>EnemyStateManager</w:t>
+            </w:r>
+            <w:proofErr w:type="spellEnd"/>
+            <w:r>
+              <w:rPr>
+                <w:rFonts w:ascii="Cascadia Mono" w:hAnsi="Cascadia Mono" w:cs="Cascadia Mono"/>
+                <w:sz w:val="19"/>
+                <w:szCs w:val="19"/>
+                <w:lang w:val="en-US"/>
+              </w:rPr>
+              <w:t xml:space="preserve"> </w:t>
+            </w:r>
+            <w:proofErr w:type="spellStart"/>
+            <w:proofErr w:type="gramStart"/>
+            <w:r>
+              <w:rPr>
+                <w:rFonts w:ascii="Cascadia Mono" w:hAnsi="Cascadia Mono" w:cs="Cascadia Mono"/>
+                <w:sz w:val="19"/>
+                <w:szCs w:val="19"/>
+                <w:lang w:val="en-US"/>
+              </w:rPr>
+              <w:t>enemyManager</w:t>
+            </w:r>
+            <w:proofErr w:type="spellEnd"/>
+            <w:r>
+              <w:rPr>
+                <w:rFonts w:ascii="Cascadia Mono" w:hAnsi="Cascadia Mono" w:cs="Cascadia Mono"/>
+                <w:sz w:val="19"/>
+                <w:szCs w:val="19"/>
+                <w:lang w:val="en-US"/>
+              </w:rPr>
+              <w:t>){</w:t>
+            </w:r>
+            <w:proofErr w:type="gramEnd"/>
+          </w:p>
+          <w:p>
+            <w:pPr>
+              <w:pStyle w:val="a"/>
+              <w:rPr>
+                <w:rFonts w:ascii="Cascadia Mono" w:hAnsi="Cascadia Mono" w:cs="Cascadia Mono"/>
+                <w:sz w:val="19"/>
+                <w:szCs w:val="19"/>
+              </w:rPr>
+            </w:pPr>
+            <w:r>
+              <w:rPr>
+                <w:rFonts w:ascii="Cascadia Mono" w:hAnsi="Cascadia Mono" w:cs="Cascadia Mono"/>
+                <w:sz w:val="19"/>
+                <w:szCs w:val="19"/>
+                <w:lang w:val="en-US"/>
+              </w:rPr>
+              <w:t xml:space="preserve">        </w:t>
+            </w:r>
+            <w:proofErr w:type="spellStart"/>
+            <w:proofErr w:type="gramStart"/>
+            <w:r>
+              <w:rPr>
+                <w:rFonts w:ascii="Cascadia Mono" w:hAnsi="Cascadia Mono" w:cs="Cascadia Mono"/>
+                <w:sz w:val="19"/>
+                <w:szCs w:val="19"/>
+                <w:lang w:val="en-US"/>
+              </w:rPr>
+              <w:t>enemyManager.animator.SetBool</w:t>
+            </w:r>
+            <w:proofErr w:type="spellEnd"/>
+            <w:proofErr w:type="gramEnd"/>
+            <w:r>
+              <w:rPr>
+                <w:rFonts w:ascii="Cascadia Mono" w:hAnsi="Cascadia Mono" w:cs="Cascadia Mono"/>
+                <w:sz w:val="19"/>
+                <w:szCs w:val="19"/>
+                <w:lang w:val="en-US"/>
+              </w:rPr>
+              <w:t>("</w:t>
+            </w:r>
+            <w:proofErr w:type="spellStart"/>
+            <w:r>
+              <w:rPr>
+                <w:rFonts w:ascii="Cascadia Mono" w:hAnsi="Cascadia Mono" w:cs="Cascadia Mono"/>
+                <w:sz w:val="19"/>
+                <w:szCs w:val="19"/>
+                <w:lang w:val="en-US"/>
+              </w:rPr>
+              <w:t>is_Attacking</w:t>
+            </w:r>
+            <w:proofErr w:type="spellEnd"/>
+            <w:r>
+              <w:rPr>
+                <w:rFonts w:ascii="Cascadia Mono" w:hAnsi="Cascadia Mono" w:cs="Cascadia Mono"/>
+                <w:sz w:val="19"/>
+                <w:szCs w:val="19"/>
+                <w:lang w:val="en-US"/>
+              </w:rPr>
+              <w:t>", false);}</w:t>
+            </w:r>
+          </w:p>
+          <w:p>
+            <w:pPr>
+              <w:pStyle w:val="a"/>
+              <w:rPr>
+                <w:rFonts w:ascii="Cascadia Mono" w:hAnsi="Cascadia Mono" w:cs="Cascadia Mono"/>
+                <w:sz w:val="19"/>
+                <w:szCs w:val="19"/>
+                <w:lang w:val="en-US"/>
+              </w:rPr>
+            </w:pPr>
+            <w:r>
+              <w:rPr>
+                <w:rFonts w:ascii="Cascadia Mono" w:hAnsi="Cascadia Mono" w:cs="Cascadia Mono"/>
+                <w:sz w:val="19"/>
+                <w:szCs w:val="19"/>
+                <w:lang w:val="en-US"/>
+              </w:rPr>
+              <w:t xml:space="preserve">    public override void </w:t>
+            </w:r>
+            <w:proofErr w:type="spellStart"/>
+            <w:proofErr w:type="gramStart"/>
+            <w:r>
+              <w:rPr>
+                <w:rFonts w:ascii="Cascadia Mono" w:hAnsi="Cascadia Mono" w:cs="Cascadia Mono"/>
+                <w:sz w:val="19"/>
+                <w:szCs w:val="19"/>
+                <w:lang w:val="en-US"/>
+              </w:rPr>
+              <w:t>UpdateState</w:t>
+            </w:r>
+            <w:proofErr w:type="spellEnd"/>
+            <w:r>
+              <w:rPr>
+                <w:rFonts w:ascii="Cascadia Mono" w:hAnsi="Cascadia Mono" w:cs="Cascadia Mono"/>
+                <w:sz w:val="19"/>
+                <w:szCs w:val="19"/>
+                <w:lang w:val="en-US"/>
+              </w:rPr>
+              <w:t>(</w:t>
+            </w:r>
+            <w:proofErr w:type="spellStart"/>
+            <w:proofErr w:type="gramEnd"/>
+            <w:r>
+              <w:rPr>
+                <w:rFonts w:ascii="Cascadia Mono" w:hAnsi="Cascadia Mono" w:cs="Cascadia Mono"/>
+                <w:sz w:val="19"/>
+                <w:szCs w:val="19"/>
+                <w:lang w:val="en-US"/>
+              </w:rPr>
+              <w:t>EnemyStateManager</w:t>
+            </w:r>
+            <w:proofErr w:type="spellEnd"/>
+            <w:r>
+              <w:rPr>
+                <w:rFonts w:ascii="Cascadia Mono" w:hAnsi="Cascadia Mono" w:cs="Cascadia Mono"/>
+                <w:sz w:val="19"/>
+                <w:szCs w:val="19"/>
+                <w:lang w:val="en-US"/>
+              </w:rPr>
+              <w:t xml:space="preserve"> </w:t>
+            </w:r>
+            <w:proofErr w:type="spellStart"/>
+            <w:proofErr w:type="gramStart"/>
+            <w:r>
+              <w:rPr>
+                <w:rFonts w:ascii="Cascadia Mono" w:hAnsi="Cascadia Mono" w:cs="Cascadia Mono"/>
+                <w:sz w:val="19"/>
+                <w:szCs w:val="19"/>
+                <w:lang w:val="en-US"/>
+              </w:rPr>
+              <w:t>enemyManager</w:t>
+            </w:r>
+            <w:proofErr w:type="spellEnd"/>
+            <w:r>
+              <w:rPr>
+                <w:rFonts w:ascii="Cascadia Mono" w:hAnsi="Cascadia Mono" w:cs="Cascadia Mono"/>
+                <w:sz w:val="19"/>
+                <w:szCs w:val="19"/>
+                <w:lang w:val="en-US"/>
+              </w:rPr>
+              <w:t>){</w:t>
+            </w:r>
+            <w:proofErr w:type="gramEnd"/>
+          </w:p>
+          <w:p>
+            <w:pPr>
+              <w:pStyle w:val="a"/>
+              <w:rPr>
+                <w:rFonts w:ascii="Cascadia Mono" w:hAnsi="Cascadia Mono" w:cs="Cascadia Mono"/>
+                <w:sz w:val="19"/>
+                <w:szCs w:val="19"/>
+                <w:lang w:val="en-US"/>
+              </w:rPr>
+            </w:pPr>
+            <w:r>
+              <w:rPr>
+                <w:rFonts w:ascii="Cascadia Mono" w:hAnsi="Cascadia Mono" w:cs="Cascadia Mono"/>
+                <w:sz w:val="19"/>
+                <w:szCs w:val="19"/>
+                <w:lang w:val="en-US"/>
+              </w:rPr>
+              <w:t xml:space="preserve">        if (</w:t>
+            </w:r>
+            <w:proofErr w:type="spellStart"/>
+            <w:r>
+              <w:rPr>
+                <w:rFonts w:ascii="Cascadia Mono" w:hAnsi="Cascadia Mono" w:cs="Cascadia Mono"/>
+                <w:sz w:val="19"/>
+                <w:szCs w:val="19"/>
+                <w:lang w:val="en-US"/>
+              </w:rPr>
+              <w:t>enemyManager.CheckOnTarget</w:t>
+            </w:r>
+            <w:proofErr w:type="spellEnd"/>
+            <w:r>
+              <w:rPr>
+                <w:rFonts w:ascii="Cascadia Mono" w:hAnsi="Cascadia Mono" w:cs="Cascadia Mono"/>
+                <w:sz w:val="19"/>
+                <w:szCs w:val="19"/>
+                <w:lang w:val="en-US"/>
+              </w:rPr>
+              <w:t xml:space="preserve">() &gt; </w:t>
+            </w:r>
+            <w:proofErr w:type="spellStart"/>
+            <w:proofErr w:type="gramStart"/>
+            <w:r>
+              <w:rPr>
+                <w:rFonts w:ascii="Cascadia Mono" w:hAnsi="Cascadia Mono" w:cs="Cascadia Mono"/>
+                <w:sz w:val="19"/>
+                <w:szCs w:val="19"/>
+                <w:lang w:val="en-US"/>
+              </w:rPr>
+              <w:t>enemyManager.attackDistance</w:t>
+            </w:r>
+            <w:proofErr w:type="spellEnd"/>
+            <w:r>
+              <w:rPr>
+                <w:rFonts w:ascii="Cascadia Mono" w:hAnsi="Cascadia Mono" w:cs="Cascadia Mono"/>
+                <w:sz w:val="19"/>
+                <w:szCs w:val="19"/>
+                <w:lang w:val="en-US"/>
+              </w:rPr>
+              <w:t>){</w:t>
+            </w:r>
+            <w:proofErr w:type="gramEnd"/>
+          </w:p>
+          <w:p>
+            <w:pPr>
+              <w:pStyle w:val="a"/>
+              <w:rPr>
+                <w:rFonts w:ascii="Cascadia Mono" w:hAnsi="Cascadia Mono" w:cs="Cascadia Mono"/>
+                <w:sz w:val="19"/>
+                <w:szCs w:val="19"/>
+                <w:lang w:val="en-US"/>
+              </w:rPr>
+            </w:pPr>
+            <w:r>
+              <w:rPr>
+                <w:rFonts w:ascii="Cascadia Mono" w:hAnsi="Cascadia Mono" w:cs="Cascadia Mono"/>
+                <w:sz w:val="19"/>
+                <w:szCs w:val="19"/>
+                <w:lang w:val="en-US"/>
+              </w:rPr>
+              <w:t xml:space="preserve">            </w:t>
+            </w:r>
+            <w:proofErr w:type="spellStart"/>
+            <w:proofErr w:type="gramStart"/>
+            <w:r>
+              <w:rPr>
+                <w:rFonts w:ascii="Cascadia Mono" w:hAnsi="Cascadia Mono" w:cs="Cascadia Mono"/>
+                <w:sz w:val="19"/>
+                <w:szCs w:val="19"/>
+                <w:lang w:val="en-US"/>
+              </w:rPr>
+              <w:t>enemyManager.animator.SetBool</w:t>
+            </w:r>
+            <w:proofErr w:type="spellEnd"/>
+            <w:proofErr w:type="gramEnd"/>
+            <w:r>
+              <w:rPr>
+                <w:rFonts w:ascii="Cascadia Mono" w:hAnsi="Cascadia Mono" w:cs="Cascadia Mono"/>
+                <w:sz w:val="19"/>
+                <w:szCs w:val="19"/>
+                <w:lang w:val="en-US"/>
+              </w:rPr>
+              <w:t>("</w:t>
+            </w:r>
+            <w:proofErr w:type="spellStart"/>
+            <w:r>
+              <w:rPr>
+                <w:rFonts w:ascii="Cascadia Mono" w:hAnsi="Cascadia Mono" w:cs="Cascadia Mono"/>
+                <w:sz w:val="19"/>
+                <w:szCs w:val="19"/>
+                <w:lang w:val="en-US"/>
+              </w:rPr>
+              <w:t>is_Angry</w:t>
+            </w:r>
+            <w:proofErr w:type="spellEnd"/>
+            <w:r>
+              <w:rPr>
+                <w:rFonts w:ascii="Cascadia Mono" w:hAnsi="Cascadia Mono" w:cs="Cascadia Mono"/>
+                <w:sz w:val="19"/>
+                <w:szCs w:val="19"/>
+                <w:lang w:val="en-US"/>
+              </w:rPr>
+              <w:t>", true);</w:t>
+            </w:r>
+          </w:p>
+          <w:p>
+            <w:pPr>
+              <w:pStyle w:val="a"/>
+              <w:rPr>
+                <w:rFonts w:ascii="Cascadia Mono" w:hAnsi="Cascadia Mono" w:cs="Cascadia Mono"/>
+                <w:sz w:val="19"/>
+                <w:szCs w:val="19"/>
+                <w:lang w:val="en-US"/>
+              </w:rPr>
+            </w:pPr>
+            <w:r>
+              <w:rPr>
+                <w:rFonts w:ascii="Cascadia Mono" w:hAnsi="Cascadia Mono" w:cs="Cascadia Mono"/>
+                <w:sz w:val="19"/>
+                <w:szCs w:val="19"/>
+                <w:lang w:val="en-US"/>
+              </w:rPr>
+              <w:t xml:space="preserve">            </w:t>
+            </w:r>
+            <w:proofErr w:type="spellStart"/>
+            <w:proofErr w:type="gramStart"/>
+            <w:r>
+              <w:rPr>
+                <w:rFonts w:ascii="Cascadia Mono" w:hAnsi="Cascadia Mono" w:cs="Cascadia Mono"/>
+                <w:sz w:val="19"/>
+                <w:szCs w:val="19"/>
+                <w:lang w:val="en-US"/>
+              </w:rPr>
+              <w:t>enemyManager.animator.SetBool</w:t>
+            </w:r>
+            <w:proofErr w:type="spellEnd"/>
+            <w:proofErr w:type="gramEnd"/>
+            <w:r>
+              <w:rPr>
+                <w:rFonts w:ascii="Cascadia Mono" w:hAnsi="Cascadia Mono" w:cs="Cascadia Mono"/>
+                <w:sz w:val="19"/>
+                <w:szCs w:val="19"/>
+                <w:lang w:val="en-US"/>
+              </w:rPr>
+              <w:t>("</w:t>
+            </w:r>
+            <w:proofErr w:type="spellStart"/>
+            <w:r>
+              <w:rPr>
+                <w:rFonts w:ascii="Cascadia Mono" w:hAnsi="Cascadia Mono" w:cs="Cascadia Mono"/>
+                <w:sz w:val="19"/>
+                <w:szCs w:val="19"/>
+                <w:lang w:val="en-US"/>
+              </w:rPr>
+              <w:t>is_Attacking</w:t>
+            </w:r>
+            <w:proofErr w:type="spellEnd"/>
+            <w:r>
+              <w:rPr>
+                <w:rFonts w:ascii="Cascadia Mono" w:hAnsi="Cascadia Mono" w:cs="Cascadia Mono"/>
+                <w:sz w:val="19"/>
+                <w:szCs w:val="19"/>
+                <w:lang w:val="en-US"/>
+              </w:rPr>
+              <w:t>", false);</w:t>
+            </w:r>
+          </w:p>
+          <w:p>
+            <w:pPr>
+              <w:pStyle w:val="a"/>
+              <w:rPr>
+                <w:rFonts w:ascii="Cascadia Mono" w:hAnsi="Cascadia Mono" w:cs="Cascadia Mono"/>
+                <w:sz w:val="19"/>
+                <w:szCs w:val="19"/>
+                <w:lang w:val="en-US"/>
+              </w:rPr>
+            </w:pPr>
+            <w:r>
+              <w:rPr>
+                <w:rFonts w:ascii="Cascadia Mono" w:hAnsi="Cascadia Mono" w:cs="Cascadia Mono"/>
+                <w:sz w:val="19"/>
+                <w:szCs w:val="19"/>
+                <w:lang w:val="en-US"/>
+              </w:rPr>
+              <w:t xml:space="preserve">            </w:t>
+            </w:r>
+            <w:proofErr w:type="spellStart"/>
+            <w:r>
+              <w:rPr>
+                <w:rFonts w:ascii="Cascadia Mono" w:hAnsi="Cascadia Mono" w:cs="Cascadia Mono"/>
+                <w:sz w:val="19"/>
+                <w:szCs w:val="19"/>
+                <w:lang w:val="en-US"/>
+              </w:rPr>
+              <w:t>enemyManager.SwitchState</w:t>
+            </w:r>
+            <w:proofErr w:type="spellEnd"/>
+            <w:r>
+              <w:rPr>
+                <w:rFonts w:ascii="Cascadia Mono" w:hAnsi="Cascadia Mono" w:cs="Cascadia Mono"/>
+                <w:sz w:val="19"/>
+                <w:szCs w:val="19"/>
+                <w:lang w:val="en-US"/>
+              </w:rPr>
+              <w:t>(</w:t>
+            </w:r>
+            <w:proofErr w:type="spellStart"/>
+            <w:r>
+              <w:rPr>
+                <w:rFonts w:ascii="Cascadia Mono" w:hAnsi="Cascadia Mono" w:cs="Cascadia Mono"/>
+                <w:sz w:val="19"/>
+                <w:szCs w:val="19"/>
+                <w:lang w:val="en-US"/>
+              </w:rPr>
+              <w:t>enemyManager.walkState</w:t>
+            </w:r>
+            <w:proofErr w:type="spellEnd"/>
+            <w:r>
+              <w:rPr>
+                <w:rFonts w:ascii="Cascadia Mono" w:hAnsi="Cascadia Mono" w:cs="Cascadia Mono"/>
+                <w:sz w:val="19"/>
+                <w:szCs w:val="19"/>
+                <w:lang w:val="en-US"/>
+              </w:rPr>
+              <w:t>);}</w:t>
+            </w:r>
+          </w:p>
+          <w:p>
+            <w:pPr>
+              <w:pStyle w:val="a"/>
+              <w:rPr>
+                <w:rFonts w:ascii="Cascadia Mono" w:hAnsi="Cascadia Mono" w:cs="Cascadia Mono"/>
+                <w:sz w:val="19"/>
+                <w:szCs w:val="19"/>
+                <w:lang w:val="en-US"/>
+              </w:rPr>
+            </w:pPr>
+            <w:r>
+              <w:rPr>
+                <w:rFonts w:ascii="Cascadia Mono" w:hAnsi="Cascadia Mono" w:cs="Cascadia Mono"/>
+                <w:sz w:val="19"/>
+                <w:szCs w:val="19"/>
+                <w:lang w:val="en-US"/>
+              </w:rPr>
+              <w:t xml:space="preserve">        else if (</w:t>
+            </w:r>
+            <w:proofErr w:type="spellStart"/>
+            <w:r>
+              <w:rPr>
+                <w:rFonts w:ascii="Cascadia Mono" w:hAnsi="Cascadia Mono" w:cs="Cascadia Mono"/>
+                <w:sz w:val="19"/>
+                <w:szCs w:val="19"/>
+                <w:lang w:val="en-US"/>
+              </w:rPr>
+              <w:t>enemyManager.CheckOnTarget</w:t>
+            </w:r>
+            <w:proofErr w:type="spellEnd"/>
+            <w:r>
+              <w:rPr>
+                <w:rFonts w:ascii="Cascadia Mono" w:hAnsi="Cascadia Mono" w:cs="Cascadia Mono"/>
+                <w:sz w:val="19"/>
+                <w:szCs w:val="19"/>
+                <w:lang w:val="en-US"/>
+              </w:rPr>
+              <w:t xml:space="preserve">() &lt;= </w:t>
+            </w:r>
+            <w:proofErr w:type="spellStart"/>
+            <w:proofErr w:type="gramStart"/>
+            <w:r>
+              <w:rPr>
+                <w:rFonts w:ascii="Cascadia Mono" w:hAnsi="Cascadia Mono" w:cs="Cascadia Mono"/>
+                <w:sz w:val="19"/>
+                <w:szCs w:val="19"/>
+                <w:lang w:val="en-US"/>
+              </w:rPr>
+              <w:t>enemyManager.attackDistance</w:t>
+            </w:r>
+            <w:proofErr w:type="spellEnd"/>
+            <w:r>
+              <w:rPr>
+                <w:rFonts w:ascii="Cascadia Mono" w:hAnsi="Cascadia Mono" w:cs="Cascadia Mono"/>
+                <w:sz w:val="19"/>
+                <w:szCs w:val="19"/>
+                <w:lang w:val="en-US"/>
+              </w:rPr>
+              <w:t>){</w:t>
+            </w:r>
+            <w:proofErr w:type="gramEnd"/>
+          </w:p>
+          <w:p>
+            <w:pPr>
+              <w:pStyle w:val="a"/>
+              <w:rPr>
+                <w:rFonts w:ascii="Cascadia Mono" w:hAnsi="Cascadia Mono" w:cs="Cascadia Mono"/>
+                <w:sz w:val="19"/>
+                <w:szCs w:val="19"/>
+                <w:lang w:val="en-US"/>
+              </w:rPr>
+            </w:pPr>
+            <w:r>
+              <w:rPr>
+                <w:rFonts w:ascii="Cascadia Mono" w:hAnsi="Cascadia Mono" w:cs="Cascadia Mono"/>
+                <w:sz w:val="19"/>
+                <w:szCs w:val="19"/>
+                <w:lang w:val="en-US"/>
+              </w:rPr>
+              <w:t xml:space="preserve">            </w:t>
+            </w:r>
+            <w:proofErr w:type="spellStart"/>
+            <w:proofErr w:type="gramStart"/>
+            <w:r>
+              <w:rPr>
+                <w:rFonts w:ascii="Cascadia Mono" w:hAnsi="Cascadia Mono" w:cs="Cascadia Mono"/>
+                <w:sz w:val="19"/>
+                <w:szCs w:val="19"/>
+                <w:lang w:val="en-US"/>
+              </w:rPr>
+              <w:t>enemyManager.animator.SetBool</w:t>
+            </w:r>
+            <w:proofErr w:type="spellEnd"/>
+            <w:proofErr w:type="gramEnd"/>
+            <w:r>
+              <w:rPr>
+                <w:rFonts w:ascii="Cascadia Mono" w:hAnsi="Cascadia Mono" w:cs="Cascadia Mono"/>
+                <w:sz w:val="19"/>
+                <w:szCs w:val="19"/>
+                <w:lang w:val="en-US"/>
+              </w:rPr>
+              <w:t>("</w:t>
+            </w:r>
+            <w:proofErr w:type="spellStart"/>
+            <w:r>
+              <w:rPr>
+                <w:rFonts w:ascii="Cascadia Mono" w:hAnsi="Cascadia Mono" w:cs="Cascadia Mono"/>
+                <w:sz w:val="19"/>
+                <w:szCs w:val="19"/>
+                <w:lang w:val="en-US"/>
+              </w:rPr>
+              <w:t>is_Angry</w:t>
+            </w:r>
+            <w:proofErr w:type="spellEnd"/>
+            <w:r>
+              <w:rPr>
+                <w:rFonts w:ascii="Cascadia Mono" w:hAnsi="Cascadia Mono" w:cs="Cascadia Mono"/>
+                <w:sz w:val="19"/>
+                <w:szCs w:val="19"/>
+                <w:lang w:val="en-US"/>
+              </w:rPr>
+              <w:t>", true);</w:t>
+            </w:r>
+          </w:p>
+          <w:p>
+            <w:pPr>
+              <w:pStyle w:val="a"/>
+              <w:rPr>
+                <w:rFonts w:ascii="Cascadia Mono" w:hAnsi="Cascadia Mono" w:cs="Cascadia Mono"/>
+                <w:sz w:val="19"/>
+                <w:szCs w:val="19"/>
+                <w:lang w:val="en-US"/>
+              </w:rPr>
+            </w:pPr>
+            <w:r>
+              <w:rPr>
+                <w:rFonts w:ascii="Cascadia Mono" w:hAnsi="Cascadia Mono" w:cs="Cascadia Mono"/>
+                <w:sz w:val="19"/>
+                <w:szCs w:val="19"/>
+                <w:lang w:val="en-US"/>
+              </w:rPr>
+              <w:t xml:space="preserve">            </w:t>
+            </w:r>
+            <w:proofErr w:type="spellStart"/>
+            <w:proofErr w:type="gramStart"/>
+            <w:r>
+              <w:rPr>
+                <w:rFonts w:ascii="Cascadia Mono" w:hAnsi="Cascadia Mono" w:cs="Cascadia Mono"/>
+                <w:sz w:val="19"/>
+                <w:szCs w:val="19"/>
+                <w:lang w:val="en-US"/>
+              </w:rPr>
+              <w:t>enemyManager.animator.SetBool</w:t>
+            </w:r>
+            <w:proofErr w:type="spellEnd"/>
+            <w:proofErr w:type="gramEnd"/>
+            <w:r>
+              <w:rPr>
+                <w:rFonts w:ascii="Cascadia Mono" w:hAnsi="Cascadia Mono" w:cs="Cascadia Mono"/>
+                <w:sz w:val="19"/>
+                <w:szCs w:val="19"/>
+                <w:lang w:val="en-US"/>
+              </w:rPr>
+              <w:t>("</w:t>
+            </w:r>
+            <w:proofErr w:type="spellStart"/>
+            <w:r>
+              <w:rPr>
+                <w:rFonts w:ascii="Cascadia Mono" w:hAnsi="Cascadia Mono" w:cs="Cascadia Mono"/>
+                <w:sz w:val="19"/>
+                <w:szCs w:val="19"/>
+                <w:lang w:val="en-US"/>
+              </w:rPr>
+              <w:t>is_Attacking</w:t>
+            </w:r>
+            <w:proofErr w:type="spellEnd"/>
+            <w:r>
+              <w:rPr>
+                <w:rFonts w:ascii="Cascadia Mono" w:hAnsi="Cascadia Mono" w:cs="Cascadia Mono"/>
+                <w:sz w:val="19"/>
+                <w:szCs w:val="19"/>
+                <w:lang w:val="en-US"/>
+              </w:rPr>
+              <w:t>", true);</w:t>
+            </w:r>
+          </w:p>
+          <w:p>
+            <w:pPr>
+              <w:pStyle w:val="a"/>
+              <w:rPr>
+                <w:rFonts w:ascii="Cascadia Mono" w:hAnsi="Cascadia Mono" w:cs="Cascadia Mono"/>
+                <w:sz w:val="19"/>
+                <w:szCs w:val="19"/>
+                <w:lang w:val="en-US"/>
+              </w:rPr>
+            </w:pPr>
+            <w:r>
+              <w:rPr>
+                <w:rFonts w:ascii="Cascadia Mono" w:hAnsi="Cascadia Mono" w:cs="Cascadia Mono"/>
+                <w:sz w:val="19"/>
+                <w:szCs w:val="19"/>
+                <w:lang w:val="en-US"/>
+              </w:rPr>
+              <w:t xml:space="preserve">            </w:t>
+            </w:r>
+            <w:proofErr w:type="spellStart"/>
+            <w:r>
+              <w:rPr>
+                <w:rFonts w:ascii="Cascadia Mono" w:hAnsi="Cascadia Mono" w:cs="Cascadia Mono"/>
+                <w:sz w:val="19"/>
+                <w:szCs w:val="19"/>
+                <w:lang w:val="en-US"/>
+              </w:rPr>
+              <w:t>enemyManager.SwitchState</w:t>
+            </w:r>
+            <w:proofErr w:type="spellEnd"/>
+            <w:r>
+              <w:rPr>
+                <w:rFonts w:ascii="Cascadia Mono" w:hAnsi="Cascadia Mono" w:cs="Cascadia Mono"/>
+                <w:sz w:val="19"/>
+                <w:szCs w:val="19"/>
+                <w:lang w:val="en-US"/>
+              </w:rPr>
+              <w:t>(</w:t>
+            </w:r>
+            <w:proofErr w:type="spellStart"/>
+            <w:r>
+              <w:rPr>
+                <w:rFonts w:ascii="Cascadia Mono" w:hAnsi="Cascadia Mono" w:cs="Cascadia Mono"/>
+                <w:sz w:val="19"/>
+                <w:szCs w:val="19"/>
+                <w:lang w:val="en-US"/>
+              </w:rPr>
+              <w:t>enemyManager.attackState</w:t>
+            </w:r>
+            <w:proofErr w:type="spellEnd"/>
+            <w:proofErr w:type="gramStart"/>
+            <w:r>
+              <w:rPr>
+                <w:rFonts w:ascii="Cascadia Mono" w:hAnsi="Cascadia Mono" w:cs="Cascadia Mono"/>
+                <w:sz w:val="19"/>
+                <w:szCs w:val="19"/>
+                <w:lang w:val="en-US"/>
+              </w:rPr>
+              <w:t xml:space="preserve">);   </w:t>
+            </w:r>
+            <w:proofErr w:type="gramEnd"/>
+            <w:r>
+              <w:rPr>
+                <w:rFonts w:ascii="Cascadia Mono" w:hAnsi="Cascadia Mono" w:cs="Cascadia Mono"/>
+                <w:sz w:val="19"/>
+                <w:szCs w:val="19"/>
+                <w:lang w:val="en-US"/>
+              </w:rPr>
+              <w:t xml:space="preserve">         </w:t>
+            </w:r>
+            <w:r>
+              <w:rPr>
+                <w:rFonts w:ascii="Cascadia Mono" w:hAnsi="Cascadia Mono" w:cs="Cascadia Mono"/>
+                <w:sz w:val="19"/>
+                <w:szCs w:val="19"/>
+                <w:lang w:val="en-US"/>
+              </w:rPr>
+              <w:t xml:space="preserve">               </w:t>
+            </w:r>
+            <w:r>
+              <w:rPr>
+                <w:rFonts w:ascii="Cascadia Mono" w:hAnsi="Cascadia Mono" w:cs="Cascadia Mono"/>
+                <w:sz w:val="19"/>
+                <w:szCs w:val="19"/>
+                <w:lang w:val="en-US"/>
+              </w:rPr>
+              <w:t>enemyManager.RotateTowards(enemyManager.CheckOnTargetRotation());}}}</w:t>
+            </w:r>
+          </w:p>
+        </w:tc>
+      </w:tr>
+    </w:tbl>
     <w:p>
       <w:pPr>
         <w:pStyle w:val="a"/>
@@ -4018,7 +5698,1481 @@
         <w:ind w:firstLine="0"/>
         <w:jc w:val="center"/>
       </w:pPr>
-      <w:r>
+      <w:proofErr w:type="spellStart"/>
+      <w:r>
+        <w:t>Лиситинг</w:t>
+      </w:r>
+      <w:proofErr w:type="spellEnd"/>
+      <w:r>
+        <w:t xml:space="preserve"> 10.3. Скрипт </w:t>
+      </w:r>
+      <w:proofErr w:type="spellStart"/>
+      <w:r>
+        <w:rPr>
+          <w:lang w:val="en-US"/>
+        </w:rPr>
+        <w:t>AttackState</w:t>
+      </w:r>
+      <w:proofErr w:type="spellEnd"/>
+    </w:p>
+    <w:p>
+      <w:pPr>
+        <w:pStyle w:val="a"/>
+      </w:pPr>
+      <w:r>
+        <w:lastRenderedPageBreak/>
+        <w:t>Далее с помощью Animation Event были реализованы активация и отключение коллайдеров-триггеров на руках врага (см. листинг 10.).</w:t>
+      </w:r>
+    </w:p>
+    <w:tbl>
+      <w:tblPr>
+        <w:tblStyle w:val="TableGrid"/>
+        <w:tblW w:w="0" w:type="auto"/>
+        <w:tblLook w:val="04A0" w:firstRow="1" w:lastRow="0" w:firstColumn="1" w:lastColumn="0" w:noHBand="0" w:noVBand="1"/>
+      </w:tblPr>
+      <w:tblGrid>
+        <w:gridCol w:w="9344"/>
+      </w:tblGrid>
+      <w:tr>
+        <w:tc>
+          <w:tcPr>
+            <w:tcW w:w="9344" w:type="dxa"/>
+          </w:tcPr>
+          <w:p>
+            <w:pPr>
+              <w:pStyle w:val="a"/>
+              <w:rPr>
+                <w:rFonts w:ascii="Cascadia Mono" w:hAnsi="Cascadia Mono" w:cs="Cascadia Mono"/>
+                <w:sz w:val="19"/>
+                <w:szCs w:val="19"/>
+                <w:lang w:val="en-US"/>
+              </w:rPr>
+            </w:pPr>
+            <w:r>
+              <w:rPr>
+                <w:rFonts w:ascii="Cascadia Mono" w:hAnsi="Cascadia Mono" w:cs="Cascadia Mono"/>
+                <w:sz w:val="19"/>
+                <w:szCs w:val="19"/>
+                <w:lang w:val="en-US"/>
+              </w:rPr>
+              <w:t xml:space="preserve">using </w:t>
+            </w:r>
+            <w:proofErr w:type="spellStart"/>
+            <w:r>
+              <w:rPr>
+                <w:rFonts w:ascii="Cascadia Mono" w:hAnsi="Cascadia Mono" w:cs="Cascadia Mono"/>
+                <w:sz w:val="19"/>
+                <w:szCs w:val="19"/>
+                <w:lang w:val="en-US"/>
+              </w:rPr>
+              <w:t>UnityEngine</w:t>
+            </w:r>
+            <w:proofErr w:type="spellEnd"/>
+            <w:r>
+              <w:rPr>
+                <w:rFonts w:ascii="Cascadia Mono" w:hAnsi="Cascadia Mono" w:cs="Cascadia Mono"/>
+                <w:sz w:val="19"/>
+                <w:szCs w:val="19"/>
+                <w:lang w:val="en-US"/>
+              </w:rPr>
+              <w:t>;</w:t>
+            </w:r>
+          </w:p>
+          <w:p>
+            <w:pPr>
+              <w:pStyle w:val="a"/>
+              <w:rPr>
+                <w:rFonts w:ascii="Cascadia Mono" w:hAnsi="Cascadia Mono" w:cs="Cascadia Mono"/>
+                <w:sz w:val="19"/>
+                <w:szCs w:val="19"/>
+                <w:lang w:val="en-US"/>
+              </w:rPr>
+            </w:pPr>
+            <w:r>
+              <w:rPr>
+                <w:rFonts w:ascii="Cascadia Mono" w:hAnsi="Cascadia Mono" w:cs="Cascadia Mono"/>
+                <w:sz w:val="19"/>
+                <w:szCs w:val="19"/>
+                <w:lang w:val="en-US"/>
+              </w:rPr>
+              <w:t xml:space="preserve">public class </w:t>
+            </w:r>
+            <w:proofErr w:type="spellStart"/>
+            <w:proofErr w:type="gramStart"/>
+            <w:r>
+              <w:rPr>
+                <w:rFonts w:ascii="Cascadia Mono" w:hAnsi="Cascadia Mono" w:cs="Cascadia Mono"/>
+                <w:sz w:val="19"/>
+                <w:szCs w:val="19"/>
+                <w:lang w:val="en-US"/>
+              </w:rPr>
+              <w:t>AnimationEventSripts</w:t>
+            </w:r>
+            <w:proofErr w:type="spellEnd"/>
+            <w:r>
+              <w:rPr>
+                <w:rFonts w:ascii="Cascadia Mono" w:hAnsi="Cascadia Mono" w:cs="Cascadia Mono"/>
+                <w:sz w:val="19"/>
+                <w:szCs w:val="19"/>
+                <w:lang w:val="en-US"/>
+              </w:rPr>
+              <w:t xml:space="preserve"> :</w:t>
+            </w:r>
+            <w:proofErr w:type="gramEnd"/>
+            <w:r>
+              <w:rPr>
+                <w:rFonts w:ascii="Cascadia Mono" w:hAnsi="Cascadia Mono" w:cs="Cascadia Mono"/>
+                <w:sz w:val="19"/>
+                <w:szCs w:val="19"/>
+                <w:lang w:val="en-US"/>
+              </w:rPr>
+              <w:t xml:space="preserve"> </w:t>
+            </w:r>
+            <w:proofErr w:type="spellStart"/>
+            <w:r>
+              <w:rPr>
+                <w:rFonts w:ascii="Cascadia Mono" w:hAnsi="Cascadia Mono" w:cs="Cascadia Mono"/>
+                <w:sz w:val="19"/>
+                <w:szCs w:val="19"/>
+                <w:lang w:val="en-US"/>
+              </w:rPr>
+              <w:t>MonoBehaviour</w:t>
+            </w:r>
+            <w:proofErr w:type="spellEnd"/>
+          </w:p>
+          <w:p>
+            <w:pPr>
+              <w:pStyle w:val="a"/>
+              <w:rPr>
+                <w:rFonts w:ascii="Cascadia Mono" w:hAnsi="Cascadia Mono" w:cs="Cascadia Mono"/>
+                <w:sz w:val="19"/>
+                <w:szCs w:val="19"/>
+                <w:lang w:val="en-US"/>
+              </w:rPr>
+            </w:pPr>
+            <w:r>
+              <w:rPr>
+                <w:rFonts w:ascii="Cascadia Mono" w:hAnsi="Cascadia Mono" w:cs="Cascadia Mono"/>
+                <w:sz w:val="19"/>
+                <w:szCs w:val="19"/>
+                <w:lang w:val="en-US"/>
+              </w:rPr>
+              <w:t>{</w:t>
+            </w:r>
+          </w:p>
+          <w:p>
+            <w:pPr>
+              <w:pStyle w:val="a"/>
+              <w:rPr>
+                <w:rFonts w:ascii="Cascadia Mono" w:hAnsi="Cascadia Mono" w:cs="Cascadia Mono"/>
+                <w:sz w:val="19"/>
+                <w:szCs w:val="19"/>
+                <w:lang w:val="en-US"/>
+              </w:rPr>
+            </w:pPr>
+            <w:r>
+              <w:rPr>
+                <w:rFonts w:ascii="Cascadia Mono" w:hAnsi="Cascadia Mono" w:cs="Cascadia Mono"/>
+                <w:sz w:val="19"/>
+                <w:szCs w:val="19"/>
+                <w:lang w:val="en-US"/>
+              </w:rPr>
+              <w:t xml:space="preserve">    [</w:t>
+            </w:r>
+            <w:proofErr w:type="spellStart"/>
+            <w:r>
+              <w:rPr>
+                <w:rFonts w:ascii="Cascadia Mono" w:hAnsi="Cascadia Mono" w:cs="Cascadia Mono"/>
+                <w:sz w:val="19"/>
+                <w:szCs w:val="19"/>
+                <w:lang w:val="en-US"/>
+              </w:rPr>
+              <w:t>SerializeField</w:t>
+            </w:r>
+            <w:proofErr w:type="spellEnd"/>
+            <w:r>
+              <w:rPr>
+                <w:rFonts w:ascii="Cascadia Mono" w:hAnsi="Cascadia Mono" w:cs="Cascadia Mono"/>
+                <w:sz w:val="19"/>
+                <w:szCs w:val="19"/>
+                <w:lang w:val="en-US"/>
+              </w:rPr>
+              <w:t>] public Animator animator1;</w:t>
+            </w:r>
+          </w:p>
+          <w:p>
+            <w:pPr>
+              <w:pStyle w:val="a"/>
+              <w:rPr>
+                <w:rFonts w:ascii="Cascadia Mono" w:hAnsi="Cascadia Mono" w:cs="Cascadia Mono"/>
+                <w:sz w:val="19"/>
+                <w:szCs w:val="19"/>
+                <w:lang w:val="en-US"/>
+              </w:rPr>
+            </w:pPr>
+            <w:r>
+              <w:rPr>
+                <w:rFonts w:ascii="Cascadia Mono" w:hAnsi="Cascadia Mono" w:cs="Cascadia Mono"/>
+                <w:sz w:val="19"/>
+                <w:szCs w:val="19"/>
+                <w:lang w:val="en-US"/>
+              </w:rPr>
+              <w:t xml:space="preserve">    [</w:t>
+            </w:r>
+            <w:proofErr w:type="spellStart"/>
+            <w:r>
+              <w:rPr>
+                <w:rFonts w:ascii="Cascadia Mono" w:hAnsi="Cascadia Mono" w:cs="Cascadia Mono"/>
+                <w:sz w:val="19"/>
+                <w:szCs w:val="19"/>
+                <w:lang w:val="en-US"/>
+              </w:rPr>
+              <w:t>SerializeField</w:t>
+            </w:r>
+            <w:proofErr w:type="spellEnd"/>
+            <w:r>
+              <w:rPr>
+                <w:rFonts w:ascii="Cascadia Mono" w:hAnsi="Cascadia Mono" w:cs="Cascadia Mono"/>
+                <w:sz w:val="19"/>
+                <w:szCs w:val="19"/>
+                <w:lang w:val="en-US"/>
+              </w:rPr>
+              <w:t xml:space="preserve">] </w:t>
+            </w:r>
+            <w:proofErr w:type="spellStart"/>
+            <w:r>
+              <w:rPr>
+                <w:rFonts w:ascii="Cascadia Mono" w:hAnsi="Cascadia Mono" w:cs="Cascadia Mono"/>
+                <w:sz w:val="19"/>
+                <w:szCs w:val="19"/>
+                <w:lang w:val="en-US"/>
+              </w:rPr>
+              <w:t>EnemyStateManager</w:t>
+            </w:r>
+            <w:proofErr w:type="spellEnd"/>
+            <w:r>
+              <w:rPr>
+                <w:rFonts w:ascii="Cascadia Mono" w:hAnsi="Cascadia Mono" w:cs="Cascadia Mono"/>
+                <w:sz w:val="19"/>
+                <w:szCs w:val="19"/>
+                <w:lang w:val="en-US"/>
+              </w:rPr>
+              <w:t xml:space="preserve"> </w:t>
+            </w:r>
+            <w:proofErr w:type="spellStart"/>
+            <w:r>
+              <w:rPr>
+                <w:rFonts w:ascii="Cascadia Mono" w:hAnsi="Cascadia Mono" w:cs="Cascadia Mono"/>
+                <w:sz w:val="19"/>
+                <w:szCs w:val="19"/>
+                <w:lang w:val="en-US"/>
+              </w:rPr>
+              <w:t>enemyStateManager</w:t>
+            </w:r>
+            <w:proofErr w:type="spellEnd"/>
+            <w:r>
+              <w:rPr>
+                <w:rFonts w:ascii="Cascadia Mono" w:hAnsi="Cascadia Mono" w:cs="Cascadia Mono"/>
+                <w:sz w:val="19"/>
+                <w:szCs w:val="19"/>
+                <w:lang w:val="en-US"/>
+              </w:rPr>
+              <w:t>;</w:t>
+            </w:r>
+          </w:p>
+          <w:p>
+            <w:pPr>
+              <w:pStyle w:val="a"/>
+              <w:rPr>
+                <w:rFonts w:ascii="Cascadia Mono" w:hAnsi="Cascadia Mono" w:cs="Cascadia Mono"/>
+                <w:sz w:val="19"/>
+                <w:szCs w:val="19"/>
+                <w:lang w:val="en-US"/>
+              </w:rPr>
+            </w:pPr>
+            <w:r>
+              <w:rPr>
+                <w:rFonts w:ascii="Cascadia Mono" w:hAnsi="Cascadia Mono" w:cs="Cascadia Mono"/>
+                <w:sz w:val="19"/>
+                <w:szCs w:val="19"/>
+                <w:lang w:val="en-US"/>
+              </w:rPr>
+              <w:t xml:space="preserve">    [</w:t>
+            </w:r>
+            <w:proofErr w:type="spellStart"/>
+            <w:r>
+              <w:rPr>
+                <w:rFonts w:ascii="Cascadia Mono" w:hAnsi="Cascadia Mono" w:cs="Cascadia Mono"/>
+                <w:sz w:val="19"/>
+                <w:szCs w:val="19"/>
+                <w:lang w:val="en-US"/>
+              </w:rPr>
+              <w:t>SerializeField</w:t>
+            </w:r>
+            <w:proofErr w:type="spellEnd"/>
+            <w:r>
+              <w:rPr>
+                <w:rFonts w:ascii="Cascadia Mono" w:hAnsi="Cascadia Mono" w:cs="Cascadia Mono"/>
+                <w:sz w:val="19"/>
+                <w:szCs w:val="19"/>
+                <w:lang w:val="en-US"/>
+              </w:rPr>
+              <w:t xml:space="preserve">] </w:t>
+            </w:r>
+            <w:proofErr w:type="spellStart"/>
+            <w:r>
+              <w:rPr>
+                <w:rFonts w:ascii="Cascadia Mono" w:hAnsi="Cascadia Mono" w:cs="Cascadia Mono"/>
+                <w:sz w:val="19"/>
+                <w:szCs w:val="19"/>
+                <w:lang w:val="en-US"/>
+              </w:rPr>
+              <w:t>AttackState</w:t>
+            </w:r>
+            <w:proofErr w:type="spellEnd"/>
+            <w:r>
+              <w:rPr>
+                <w:rFonts w:ascii="Cascadia Mono" w:hAnsi="Cascadia Mono" w:cs="Cascadia Mono"/>
+                <w:sz w:val="19"/>
+                <w:szCs w:val="19"/>
+                <w:lang w:val="en-US"/>
+              </w:rPr>
+              <w:t xml:space="preserve"> </w:t>
+            </w:r>
+            <w:proofErr w:type="spellStart"/>
+            <w:r>
+              <w:rPr>
+                <w:rFonts w:ascii="Cascadia Mono" w:hAnsi="Cascadia Mono" w:cs="Cascadia Mono"/>
+                <w:sz w:val="19"/>
+                <w:szCs w:val="19"/>
+                <w:lang w:val="en-US"/>
+              </w:rPr>
+              <w:t>attackState</w:t>
+            </w:r>
+            <w:proofErr w:type="spellEnd"/>
+            <w:r>
+              <w:rPr>
+                <w:rFonts w:ascii="Cascadia Mono" w:hAnsi="Cascadia Mono" w:cs="Cascadia Mono"/>
+                <w:sz w:val="19"/>
+                <w:szCs w:val="19"/>
+                <w:lang w:val="en-US"/>
+              </w:rPr>
+              <w:t>;</w:t>
+            </w:r>
+          </w:p>
+          <w:p>
+            <w:pPr>
+              <w:pStyle w:val="a"/>
+              <w:rPr>
+                <w:rFonts w:ascii="Cascadia Mono" w:hAnsi="Cascadia Mono" w:cs="Cascadia Mono"/>
+                <w:sz w:val="19"/>
+                <w:szCs w:val="19"/>
+                <w:lang w:val="en-US"/>
+              </w:rPr>
+            </w:pPr>
+            <w:r>
+              <w:rPr>
+                <w:rFonts w:ascii="Cascadia Mono" w:hAnsi="Cascadia Mono" w:cs="Cascadia Mono"/>
+                <w:sz w:val="19"/>
+                <w:szCs w:val="19"/>
+                <w:lang w:val="en-US"/>
+              </w:rPr>
+              <w:t xml:space="preserve">    [</w:t>
+            </w:r>
+            <w:proofErr w:type="spellStart"/>
+            <w:r>
+              <w:rPr>
+                <w:rFonts w:ascii="Cascadia Mono" w:hAnsi="Cascadia Mono" w:cs="Cascadia Mono"/>
+                <w:sz w:val="19"/>
+                <w:szCs w:val="19"/>
+                <w:lang w:val="en-US"/>
+              </w:rPr>
+              <w:t>SerializeField</w:t>
+            </w:r>
+            <w:proofErr w:type="spellEnd"/>
+            <w:r>
+              <w:rPr>
+                <w:rFonts w:ascii="Cascadia Mono" w:hAnsi="Cascadia Mono" w:cs="Cascadia Mono"/>
+                <w:sz w:val="19"/>
+                <w:szCs w:val="19"/>
+                <w:lang w:val="en-US"/>
+              </w:rPr>
+              <w:t>] Collider damager1;</w:t>
+            </w:r>
+          </w:p>
+          <w:p>
+            <w:pPr>
+              <w:pStyle w:val="a"/>
+              <w:rPr>
+                <w:rFonts w:ascii="Cascadia Mono" w:hAnsi="Cascadia Mono" w:cs="Cascadia Mono"/>
+                <w:sz w:val="19"/>
+                <w:szCs w:val="19"/>
+                <w:lang w:val="en-US"/>
+              </w:rPr>
+            </w:pPr>
+            <w:r>
+              <w:rPr>
+                <w:rFonts w:ascii="Cascadia Mono" w:hAnsi="Cascadia Mono" w:cs="Cascadia Mono"/>
+                <w:sz w:val="19"/>
+                <w:szCs w:val="19"/>
+                <w:lang w:val="en-US"/>
+              </w:rPr>
+              <w:t xml:space="preserve">    [</w:t>
+            </w:r>
+            <w:proofErr w:type="spellStart"/>
+            <w:r>
+              <w:rPr>
+                <w:rFonts w:ascii="Cascadia Mono" w:hAnsi="Cascadia Mono" w:cs="Cascadia Mono"/>
+                <w:sz w:val="19"/>
+                <w:szCs w:val="19"/>
+                <w:lang w:val="en-US"/>
+              </w:rPr>
+              <w:t>SerializeField</w:t>
+            </w:r>
+            <w:proofErr w:type="spellEnd"/>
+            <w:r>
+              <w:rPr>
+                <w:rFonts w:ascii="Cascadia Mono" w:hAnsi="Cascadia Mono" w:cs="Cascadia Mono"/>
+                <w:sz w:val="19"/>
+                <w:szCs w:val="19"/>
+                <w:lang w:val="en-US"/>
+              </w:rPr>
+              <w:t>] Collider damager2;</w:t>
+            </w:r>
+          </w:p>
+          <w:p>
+            <w:pPr>
+              <w:pStyle w:val="a"/>
+              <w:rPr>
+                <w:rFonts w:ascii="Cascadia Mono" w:hAnsi="Cascadia Mono" w:cs="Cascadia Mono"/>
+                <w:sz w:val="19"/>
+                <w:szCs w:val="19"/>
+                <w:lang w:val="en-US"/>
+              </w:rPr>
+            </w:pPr>
+            <w:r>
+              <w:rPr>
+                <w:rFonts w:ascii="Cascadia Mono" w:hAnsi="Cascadia Mono" w:cs="Cascadia Mono"/>
+                <w:sz w:val="19"/>
+                <w:szCs w:val="19"/>
+                <w:lang w:val="en-US"/>
+              </w:rPr>
+              <w:t xml:space="preserve">    private void </w:t>
+            </w:r>
+            <w:proofErr w:type="gramStart"/>
+            <w:r>
+              <w:rPr>
+                <w:rFonts w:ascii="Cascadia Mono" w:hAnsi="Cascadia Mono" w:cs="Cascadia Mono"/>
+                <w:sz w:val="19"/>
+                <w:szCs w:val="19"/>
+                <w:lang w:val="en-US"/>
+              </w:rPr>
+              <w:t>Awake(){</w:t>
+            </w:r>
+            <w:proofErr w:type="gramEnd"/>
+          </w:p>
+          <w:p>
+            <w:pPr>
+              <w:pStyle w:val="a"/>
+              <w:rPr>
+                <w:rFonts w:ascii="Cascadia Mono" w:hAnsi="Cascadia Mono" w:cs="Cascadia Mono"/>
+                <w:sz w:val="19"/>
+                <w:szCs w:val="19"/>
+                <w:lang w:val="en-US"/>
+              </w:rPr>
+            </w:pPr>
+            <w:r>
+              <w:rPr>
+                <w:rFonts w:ascii="Cascadia Mono" w:hAnsi="Cascadia Mono" w:cs="Cascadia Mono"/>
+                <w:sz w:val="19"/>
+                <w:szCs w:val="19"/>
+                <w:lang w:val="en-US"/>
+              </w:rPr>
+              <w:t xml:space="preserve">        </w:t>
+            </w:r>
+            <w:proofErr w:type="spellStart"/>
+            <w:r>
+              <w:rPr>
+                <w:rFonts w:ascii="Cascadia Mono" w:hAnsi="Cascadia Mono" w:cs="Cascadia Mono"/>
+                <w:sz w:val="19"/>
+                <w:szCs w:val="19"/>
+                <w:lang w:val="en-US"/>
+              </w:rPr>
+              <w:t>enemyStateManager</w:t>
+            </w:r>
+            <w:proofErr w:type="spellEnd"/>
+            <w:r>
+              <w:rPr>
+                <w:rFonts w:ascii="Cascadia Mono" w:hAnsi="Cascadia Mono" w:cs="Cascadia Mono"/>
+                <w:sz w:val="19"/>
+                <w:szCs w:val="19"/>
+                <w:lang w:val="en-US"/>
+              </w:rPr>
+              <w:t xml:space="preserve"> = </w:t>
+            </w:r>
+            <w:proofErr w:type="spellStart"/>
+            <w:proofErr w:type="gramStart"/>
+            <w:r>
+              <w:rPr>
+                <w:rFonts w:ascii="Cascadia Mono" w:hAnsi="Cascadia Mono" w:cs="Cascadia Mono"/>
+                <w:sz w:val="19"/>
+                <w:szCs w:val="19"/>
+                <w:lang w:val="en-US"/>
+              </w:rPr>
+              <w:t>this.GetComponent</w:t>
+            </w:r>
+            <w:proofErr w:type="spellEnd"/>
+            <w:proofErr w:type="gramEnd"/>
+            <w:r>
+              <w:rPr>
+                <w:rFonts w:ascii="Cascadia Mono" w:hAnsi="Cascadia Mono" w:cs="Cascadia Mono"/>
+                <w:sz w:val="19"/>
+                <w:szCs w:val="19"/>
+                <w:lang w:val="en-US"/>
+              </w:rPr>
+              <w:t>&lt;</w:t>
+            </w:r>
+            <w:proofErr w:type="spellStart"/>
+            <w:r>
+              <w:rPr>
+                <w:rFonts w:ascii="Cascadia Mono" w:hAnsi="Cascadia Mono" w:cs="Cascadia Mono"/>
+                <w:sz w:val="19"/>
+                <w:szCs w:val="19"/>
+                <w:lang w:val="en-US"/>
+              </w:rPr>
+              <w:t>EnemyStateManager</w:t>
+            </w:r>
+            <w:proofErr w:type="spellEnd"/>
+            <w:proofErr w:type="gramStart"/>
+            <w:r>
+              <w:rPr>
+                <w:rFonts w:ascii="Cascadia Mono" w:hAnsi="Cascadia Mono" w:cs="Cascadia Mono"/>
+                <w:sz w:val="19"/>
+                <w:szCs w:val="19"/>
+                <w:lang w:val="en-US"/>
+              </w:rPr>
+              <w:t>&gt;(</w:t>
+            </w:r>
+            <w:proofErr w:type="gramEnd"/>
+            <w:r>
+              <w:rPr>
+                <w:rFonts w:ascii="Cascadia Mono" w:hAnsi="Cascadia Mono" w:cs="Cascadia Mono"/>
+                <w:sz w:val="19"/>
+                <w:szCs w:val="19"/>
+                <w:lang w:val="en-US"/>
+              </w:rPr>
+              <w:t>);}</w:t>
+            </w:r>
+          </w:p>
+          <w:p>
+            <w:pPr>
+              <w:pStyle w:val="a"/>
+              <w:rPr>
+                <w:rFonts w:ascii="Cascadia Mono" w:hAnsi="Cascadia Mono" w:cs="Cascadia Mono"/>
+                <w:sz w:val="19"/>
+                <w:szCs w:val="19"/>
+                <w:lang w:val="en-US"/>
+              </w:rPr>
+            </w:pPr>
+            <w:r>
+              <w:rPr>
+                <w:rFonts w:ascii="Cascadia Mono" w:hAnsi="Cascadia Mono" w:cs="Cascadia Mono"/>
+                <w:sz w:val="19"/>
+                <w:szCs w:val="19"/>
+                <w:lang w:val="en-US"/>
+              </w:rPr>
+              <w:t xml:space="preserve">   </w:t>
+            </w:r>
+          </w:p>
+          <w:p>
+            <w:pPr>
+              <w:pStyle w:val="a"/>
+              <w:rPr>
+                <w:rFonts w:ascii="Cascadia Mono" w:hAnsi="Cascadia Mono" w:cs="Cascadia Mono"/>
+                <w:sz w:val="19"/>
+                <w:szCs w:val="19"/>
+                <w:lang w:val="en-US"/>
+              </w:rPr>
+            </w:pPr>
+            <w:r>
+              <w:rPr>
+                <w:rFonts w:ascii="Cascadia Mono" w:hAnsi="Cascadia Mono" w:cs="Cascadia Mono"/>
+                <w:sz w:val="19"/>
+                <w:szCs w:val="19"/>
+                <w:lang w:val="en-US"/>
+              </w:rPr>
+              <w:t xml:space="preserve">    public void OnOffDamager1(int </w:t>
+            </w:r>
+            <w:proofErr w:type="spellStart"/>
+            <w:r>
+              <w:rPr>
+                <w:rFonts w:ascii="Cascadia Mono" w:hAnsi="Cascadia Mono" w:cs="Cascadia Mono"/>
+                <w:sz w:val="19"/>
+                <w:szCs w:val="19"/>
+                <w:lang w:val="en-US"/>
+              </w:rPr>
+              <w:t>onoff</w:t>
+            </w:r>
+            <w:proofErr w:type="spellEnd"/>
+            <w:r>
+              <w:rPr>
+                <w:rFonts w:ascii="Cascadia Mono" w:hAnsi="Cascadia Mono" w:cs="Cascadia Mono"/>
+                <w:sz w:val="19"/>
+                <w:szCs w:val="19"/>
+                <w:lang w:val="en-US"/>
+              </w:rPr>
+              <w:t>)</w:t>
+            </w:r>
+          </w:p>
+          <w:p>
+            <w:pPr>
+              <w:pStyle w:val="a"/>
+              <w:rPr>
+                <w:rFonts w:ascii="Cascadia Mono" w:hAnsi="Cascadia Mono" w:cs="Cascadia Mono"/>
+                <w:sz w:val="19"/>
+                <w:szCs w:val="19"/>
+                <w:lang w:val="en-US"/>
+              </w:rPr>
+            </w:pPr>
+            <w:r>
+              <w:rPr>
+                <w:rFonts w:ascii="Cascadia Mono" w:hAnsi="Cascadia Mono" w:cs="Cascadia Mono"/>
+                <w:sz w:val="19"/>
+                <w:szCs w:val="19"/>
+                <w:lang w:val="en-US"/>
+              </w:rPr>
+              <w:t xml:space="preserve">    {</w:t>
+            </w:r>
+          </w:p>
+          <w:p>
+            <w:pPr>
+              <w:pStyle w:val="a"/>
+              <w:rPr>
+                <w:rFonts w:ascii="Cascadia Mono" w:hAnsi="Cascadia Mono" w:cs="Cascadia Mono"/>
+                <w:sz w:val="19"/>
+                <w:szCs w:val="19"/>
+                <w:lang w:val="en-US"/>
+              </w:rPr>
+            </w:pPr>
+            <w:r>
+              <w:rPr>
+                <w:rFonts w:ascii="Cascadia Mono" w:hAnsi="Cascadia Mono" w:cs="Cascadia Mono"/>
+                <w:sz w:val="19"/>
+                <w:szCs w:val="19"/>
+                <w:lang w:val="en-US"/>
+              </w:rPr>
+              <w:t xml:space="preserve">        if (</w:t>
+            </w:r>
+            <w:proofErr w:type="spellStart"/>
+            <w:r>
+              <w:rPr>
+                <w:rFonts w:ascii="Cascadia Mono" w:hAnsi="Cascadia Mono" w:cs="Cascadia Mono"/>
+                <w:sz w:val="19"/>
+                <w:szCs w:val="19"/>
+                <w:lang w:val="en-US"/>
+              </w:rPr>
+              <w:t>onoff</w:t>
+            </w:r>
+            <w:proofErr w:type="spellEnd"/>
+            <w:r>
+              <w:rPr>
+                <w:rFonts w:ascii="Cascadia Mono" w:hAnsi="Cascadia Mono" w:cs="Cascadia Mono"/>
+                <w:sz w:val="19"/>
+                <w:szCs w:val="19"/>
+                <w:lang w:val="en-US"/>
+              </w:rPr>
+              <w:t xml:space="preserve"> == 2)</w:t>
+            </w:r>
+          </w:p>
+          <w:p>
+            <w:pPr>
+              <w:pStyle w:val="a"/>
+              <w:rPr>
+                <w:rFonts w:ascii="Cascadia Mono" w:hAnsi="Cascadia Mono" w:cs="Cascadia Mono"/>
+                <w:sz w:val="19"/>
+                <w:szCs w:val="19"/>
+                <w:lang w:val="en-US"/>
+              </w:rPr>
+            </w:pPr>
+            <w:r>
+              <w:rPr>
+                <w:rFonts w:ascii="Cascadia Mono" w:hAnsi="Cascadia Mono" w:cs="Cascadia Mono"/>
+                <w:sz w:val="19"/>
+                <w:szCs w:val="19"/>
+                <w:lang w:val="en-US"/>
+              </w:rPr>
+              <w:t xml:space="preserve">        {damager1.enabled = false;}</w:t>
+            </w:r>
+          </w:p>
+          <w:p>
+            <w:pPr>
+              <w:pStyle w:val="a"/>
+              <w:rPr>
+                <w:rFonts w:ascii="Cascadia Mono" w:hAnsi="Cascadia Mono" w:cs="Cascadia Mono"/>
+                <w:sz w:val="19"/>
+                <w:szCs w:val="19"/>
+                <w:lang w:val="en-US"/>
+              </w:rPr>
+            </w:pPr>
+            <w:r>
+              <w:rPr>
+                <w:rFonts w:ascii="Cascadia Mono" w:hAnsi="Cascadia Mono" w:cs="Cascadia Mono"/>
+                <w:sz w:val="19"/>
+                <w:szCs w:val="19"/>
+                <w:lang w:val="en-US"/>
+              </w:rPr>
+              <w:t xml:space="preserve">        else if (</w:t>
+            </w:r>
+            <w:proofErr w:type="spellStart"/>
+            <w:r>
+              <w:rPr>
+                <w:rFonts w:ascii="Cascadia Mono" w:hAnsi="Cascadia Mono" w:cs="Cascadia Mono"/>
+                <w:sz w:val="19"/>
+                <w:szCs w:val="19"/>
+                <w:lang w:val="en-US"/>
+              </w:rPr>
+              <w:t>onoff</w:t>
+            </w:r>
+            <w:proofErr w:type="spellEnd"/>
+            <w:r>
+              <w:rPr>
+                <w:rFonts w:ascii="Cascadia Mono" w:hAnsi="Cascadia Mono" w:cs="Cascadia Mono"/>
+                <w:sz w:val="19"/>
+                <w:szCs w:val="19"/>
+                <w:lang w:val="en-US"/>
+              </w:rPr>
+              <w:t xml:space="preserve"> == 1) </w:t>
+            </w:r>
+          </w:p>
+          <w:p>
+            <w:pPr>
+              <w:pStyle w:val="a"/>
+              <w:rPr>
+                <w:rFonts w:ascii="Cascadia Mono" w:hAnsi="Cascadia Mono" w:cs="Cascadia Mono"/>
+                <w:sz w:val="19"/>
+                <w:szCs w:val="19"/>
+                <w:lang w:val="en-US"/>
+              </w:rPr>
+            </w:pPr>
+            <w:r>
+              <w:rPr>
+                <w:rFonts w:ascii="Cascadia Mono" w:hAnsi="Cascadia Mono" w:cs="Cascadia Mono"/>
+                <w:sz w:val="19"/>
+                <w:szCs w:val="19"/>
+                <w:lang w:val="en-US"/>
+              </w:rPr>
+              <w:t xml:space="preserve">        {damager1.enabled = true;}}</w:t>
+            </w:r>
+          </w:p>
+          <w:p>
+            <w:pPr>
+              <w:pStyle w:val="a"/>
+              <w:rPr>
+                <w:rFonts w:ascii="Cascadia Mono" w:hAnsi="Cascadia Mono" w:cs="Cascadia Mono"/>
+                <w:sz w:val="19"/>
+                <w:szCs w:val="19"/>
+                <w:lang w:val="en-US"/>
+              </w:rPr>
+            </w:pPr>
+            <w:r>
+              <w:rPr>
+                <w:rFonts w:ascii="Cascadia Mono" w:hAnsi="Cascadia Mono" w:cs="Cascadia Mono"/>
+                <w:sz w:val="19"/>
+                <w:szCs w:val="19"/>
+                <w:lang w:val="en-US"/>
+              </w:rPr>
+              <w:t xml:space="preserve">    public void OnOffDamager2(int </w:t>
+            </w:r>
+            <w:proofErr w:type="spellStart"/>
+            <w:r>
+              <w:rPr>
+                <w:rFonts w:ascii="Cascadia Mono" w:hAnsi="Cascadia Mono" w:cs="Cascadia Mono"/>
+                <w:sz w:val="19"/>
+                <w:szCs w:val="19"/>
+                <w:lang w:val="en-US"/>
+              </w:rPr>
+              <w:t>onoff</w:t>
+            </w:r>
+            <w:proofErr w:type="spellEnd"/>
+            <w:r>
+              <w:rPr>
+                <w:rFonts w:ascii="Cascadia Mono" w:hAnsi="Cascadia Mono" w:cs="Cascadia Mono"/>
+                <w:sz w:val="19"/>
+                <w:szCs w:val="19"/>
+                <w:lang w:val="en-US"/>
+              </w:rPr>
+              <w:t>)</w:t>
+            </w:r>
+          </w:p>
+          <w:p>
+            <w:pPr>
+              <w:pStyle w:val="a"/>
+              <w:rPr>
+                <w:rFonts w:ascii="Cascadia Mono" w:hAnsi="Cascadia Mono" w:cs="Cascadia Mono"/>
+                <w:sz w:val="19"/>
+                <w:szCs w:val="19"/>
+                <w:lang w:val="en-US"/>
+              </w:rPr>
+            </w:pPr>
+            <w:r>
+              <w:rPr>
+                <w:rFonts w:ascii="Cascadia Mono" w:hAnsi="Cascadia Mono" w:cs="Cascadia Mono"/>
+                <w:sz w:val="19"/>
+                <w:szCs w:val="19"/>
+                <w:lang w:val="en-US"/>
+              </w:rPr>
+              <w:t xml:space="preserve">    {</w:t>
+            </w:r>
+          </w:p>
+          <w:p>
+            <w:pPr>
+              <w:pStyle w:val="a"/>
+              <w:rPr>
+                <w:rFonts w:ascii="Cascadia Mono" w:hAnsi="Cascadia Mono" w:cs="Cascadia Mono"/>
+                <w:sz w:val="19"/>
+                <w:szCs w:val="19"/>
+                <w:lang w:val="en-US"/>
+              </w:rPr>
+            </w:pPr>
+            <w:r>
+              <w:rPr>
+                <w:rFonts w:ascii="Cascadia Mono" w:hAnsi="Cascadia Mono" w:cs="Cascadia Mono"/>
+                <w:sz w:val="19"/>
+                <w:szCs w:val="19"/>
+                <w:lang w:val="en-US"/>
+              </w:rPr>
+              <w:t xml:space="preserve">        if (</w:t>
+            </w:r>
+            <w:proofErr w:type="spellStart"/>
+            <w:r>
+              <w:rPr>
+                <w:rFonts w:ascii="Cascadia Mono" w:hAnsi="Cascadia Mono" w:cs="Cascadia Mono"/>
+                <w:sz w:val="19"/>
+                <w:szCs w:val="19"/>
+                <w:lang w:val="en-US"/>
+              </w:rPr>
+              <w:t>onoff</w:t>
+            </w:r>
+            <w:proofErr w:type="spellEnd"/>
+            <w:r>
+              <w:rPr>
+                <w:rFonts w:ascii="Cascadia Mono" w:hAnsi="Cascadia Mono" w:cs="Cascadia Mono"/>
+                <w:sz w:val="19"/>
+                <w:szCs w:val="19"/>
+                <w:lang w:val="en-US"/>
+              </w:rPr>
+              <w:t xml:space="preserve"> == 2)</w:t>
+            </w:r>
+          </w:p>
+          <w:p>
+            <w:pPr>
+              <w:pStyle w:val="a"/>
+              <w:rPr>
+                <w:rFonts w:ascii="Cascadia Mono" w:hAnsi="Cascadia Mono" w:cs="Cascadia Mono"/>
+                <w:sz w:val="19"/>
+                <w:szCs w:val="19"/>
+                <w:lang w:val="en-US"/>
+              </w:rPr>
+            </w:pPr>
+            <w:r>
+              <w:rPr>
+                <w:rFonts w:ascii="Cascadia Mono" w:hAnsi="Cascadia Mono" w:cs="Cascadia Mono"/>
+                <w:sz w:val="19"/>
+                <w:szCs w:val="19"/>
+                <w:lang w:val="en-US"/>
+              </w:rPr>
+              <w:t xml:space="preserve">        {damager2.enabled = false;}</w:t>
+            </w:r>
+          </w:p>
+          <w:p>
+            <w:pPr>
+              <w:pStyle w:val="a"/>
+              <w:rPr>
+                <w:rFonts w:ascii="Cascadia Mono" w:hAnsi="Cascadia Mono" w:cs="Cascadia Mono"/>
+                <w:sz w:val="19"/>
+                <w:szCs w:val="19"/>
+                <w:lang w:val="en-US"/>
+              </w:rPr>
+            </w:pPr>
+            <w:r>
+              <w:rPr>
+                <w:rFonts w:ascii="Cascadia Mono" w:hAnsi="Cascadia Mono" w:cs="Cascadia Mono"/>
+                <w:sz w:val="19"/>
+                <w:szCs w:val="19"/>
+                <w:lang w:val="en-US"/>
+              </w:rPr>
+              <w:t xml:space="preserve">        else if (</w:t>
+            </w:r>
+            <w:proofErr w:type="spellStart"/>
+            <w:r>
+              <w:rPr>
+                <w:rFonts w:ascii="Cascadia Mono" w:hAnsi="Cascadia Mono" w:cs="Cascadia Mono"/>
+                <w:sz w:val="19"/>
+                <w:szCs w:val="19"/>
+                <w:lang w:val="en-US"/>
+              </w:rPr>
+              <w:t>onoff</w:t>
+            </w:r>
+            <w:proofErr w:type="spellEnd"/>
+            <w:r>
+              <w:rPr>
+                <w:rFonts w:ascii="Cascadia Mono" w:hAnsi="Cascadia Mono" w:cs="Cascadia Mono"/>
+                <w:sz w:val="19"/>
+                <w:szCs w:val="19"/>
+                <w:lang w:val="en-US"/>
+              </w:rPr>
+              <w:t xml:space="preserve"> == 1)</w:t>
+            </w:r>
+          </w:p>
+          <w:p>
+            <w:pPr>
+              <w:pStyle w:val="a"/>
+              <w:rPr>
+                <w:rFonts w:ascii="Cascadia Mono" w:hAnsi="Cascadia Mono" w:cs="Cascadia Mono"/>
+                <w:sz w:val="19"/>
+                <w:szCs w:val="19"/>
+                <w:lang w:val="en-US"/>
+              </w:rPr>
+            </w:pPr>
+            <w:r>
+              <w:rPr>
+                <w:rFonts w:ascii="Cascadia Mono" w:hAnsi="Cascadia Mono" w:cs="Cascadia Mono"/>
+                <w:sz w:val="19"/>
+                <w:szCs w:val="19"/>
+                <w:lang w:val="en-US"/>
+              </w:rPr>
+              <w:t xml:space="preserve">        {damager2.enabled = true;}}}</w:t>
+            </w:r>
+          </w:p>
+        </w:tc>
+      </w:tr>
+    </w:tbl>
+    <w:p>
+      <w:pPr>
+        <w:pStyle w:val="a"/>
+        <w:ind w:firstLine="0"/>
+        <w:jc w:val="center"/>
+      </w:pPr>
+      <w:r>
+        <w:t xml:space="preserve">Листинг </w:t>
+      </w:r>
+      <w:proofErr w:type="gramStart"/>
+      <w:r>
+        <w:t>10..</w:t>
+      </w:r>
+      <w:proofErr w:type="gramEnd"/>
+      <w:r>
+        <w:t xml:space="preserve"> Скрипт активации и отключения коллайдеров-триггеров</w:t>
+      </w:r>
+    </w:p>
+    <w:p>
+      <w:pPr>
+        <w:pStyle w:val="a"/>
+      </w:pPr>
+      <w:r>
+        <w:t xml:space="preserve">С помощью этих коллайдеров-триггеров и метода </w:t>
+      </w:r>
+      <w:proofErr w:type="spellStart"/>
+      <w:r>
+        <w:rPr>
+          <w:lang w:val="en-US"/>
+        </w:rPr>
+        <w:t>OnTriggerEnter</w:t>
+      </w:r>
+      <w:proofErr w:type="spellEnd"/>
+      <w:r>
+        <w:t xml:space="preserve"> была реализована механика получения урона игроком</w:t>
+      </w:r>
+      <w:r>
+        <w:t xml:space="preserve"> (</w:t>
+      </w:r>
+      <w:r>
+        <w:t>см. листинг 10.</w:t>
+      </w:r>
+      <w:r>
+        <w:t>)</w:t>
+      </w:r>
+      <w:r>
+        <w:t>.</w:t>
+      </w:r>
+    </w:p>
+    <w:tbl>
+      <w:tblPr>
+        <w:tblStyle w:val="TableGrid"/>
+        <w:tblW w:w="0" w:type="auto"/>
+        <w:tblLook w:val="04A0" w:firstRow="1" w:lastRow="0" w:firstColumn="1" w:lastColumn="0" w:noHBand="0" w:noVBand="1"/>
+      </w:tblPr>
+      <w:tblGrid>
+        <w:gridCol w:w="9344"/>
+      </w:tblGrid>
+      <w:tr>
+        <w:tc>
+          <w:tcPr>
+            <w:tcW w:w="9344" w:type="dxa"/>
+          </w:tcPr>
+          <w:p>
+            <w:pPr>
+              <w:pStyle w:val="a"/>
+              <w:rPr>
+                <w:rFonts w:ascii="Cascadia Mono" w:hAnsi="Cascadia Mono" w:cs="Cascadia Mono"/>
+                <w:sz w:val="19"/>
+                <w:szCs w:val="19"/>
+                <w:lang w:val="en-US"/>
+              </w:rPr>
+            </w:pPr>
+            <w:r>
+              <w:rPr>
+                <w:rFonts w:ascii="Cascadia Mono" w:hAnsi="Cascadia Mono" w:cs="Cascadia Mono"/>
+                <w:sz w:val="19"/>
+                <w:szCs w:val="19"/>
+                <w:lang w:val="en-US"/>
+              </w:rPr>
+              <w:t xml:space="preserve">using </w:t>
+            </w:r>
+            <w:proofErr w:type="spellStart"/>
+            <w:r>
+              <w:rPr>
+                <w:rFonts w:ascii="Cascadia Mono" w:hAnsi="Cascadia Mono" w:cs="Cascadia Mono"/>
+                <w:sz w:val="19"/>
+                <w:szCs w:val="19"/>
+                <w:lang w:val="en-US"/>
+              </w:rPr>
+              <w:t>UnityEngine</w:t>
+            </w:r>
+            <w:proofErr w:type="spellEnd"/>
+            <w:r>
+              <w:rPr>
+                <w:rFonts w:ascii="Cascadia Mono" w:hAnsi="Cascadia Mono" w:cs="Cascadia Mono"/>
+                <w:sz w:val="19"/>
+                <w:szCs w:val="19"/>
+                <w:lang w:val="en-US"/>
+              </w:rPr>
+              <w:t>;</w:t>
+            </w:r>
+          </w:p>
+          <w:p>
+            <w:pPr>
+              <w:pStyle w:val="a"/>
+              <w:rPr>
+                <w:rFonts w:ascii="Cascadia Mono" w:hAnsi="Cascadia Mono" w:cs="Cascadia Mono"/>
+                <w:sz w:val="19"/>
+                <w:szCs w:val="19"/>
+                <w:lang w:val="en-US"/>
+              </w:rPr>
+            </w:pPr>
+            <w:r>
+              <w:rPr>
+                <w:rFonts w:ascii="Cascadia Mono" w:hAnsi="Cascadia Mono" w:cs="Cascadia Mono"/>
+                <w:sz w:val="19"/>
+                <w:szCs w:val="19"/>
+                <w:lang w:val="en-US"/>
+              </w:rPr>
+              <w:t xml:space="preserve">public class </w:t>
+            </w:r>
+            <w:proofErr w:type="spellStart"/>
+            <w:proofErr w:type="gramStart"/>
+            <w:r>
+              <w:rPr>
+                <w:rFonts w:ascii="Cascadia Mono" w:hAnsi="Cascadia Mono" w:cs="Cascadia Mono"/>
+                <w:sz w:val="19"/>
+                <w:szCs w:val="19"/>
+                <w:lang w:val="en-US"/>
+              </w:rPr>
+              <w:t>PlayerHP</w:t>
+            </w:r>
+            <w:proofErr w:type="spellEnd"/>
+            <w:r>
+              <w:rPr>
+                <w:rFonts w:ascii="Cascadia Mono" w:hAnsi="Cascadia Mono" w:cs="Cascadia Mono"/>
+                <w:sz w:val="19"/>
+                <w:szCs w:val="19"/>
+                <w:lang w:val="en-US"/>
+              </w:rPr>
+              <w:t xml:space="preserve"> :</w:t>
+            </w:r>
+            <w:proofErr w:type="gramEnd"/>
+            <w:r>
+              <w:rPr>
+                <w:rFonts w:ascii="Cascadia Mono" w:hAnsi="Cascadia Mono" w:cs="Cascadia Mono"/>
+                <w:sz w:val="19"/>
+                <w:szCs w:val="19"/>
+                <w:lang w:val="en-US"/>
+              </w:rPr>
+              <w:t xml:space="preserve"> </w:t>
+            </w:r>
+            <w:proofErr w:type="spellStart"/>
+            <w:r>
+              <w:rPr>
+                <w:rFonts w:ascii="Cascadia Mono" w:hAnsi="Cascadia Mono" w:cs="Cascadia Mono"/>
+                <w:sz w:val="19"/>
+                <w:szCs w:val="19"/>
+                <w:lang w:val="en-US"/>
+              </w:rPr>
+              <w:t>MonoBehaviour</w:t>
+            </w:r>
+            <w:proofErr w:type="spellEnd"/>
+          </w:p>
+          <w:p>
+            <w:pPr>
+              <w:pStyle w:val="a"/>
+              <w:rPr>
+                <w:rFonts w:ascii="Cascadia Mono" w:hAnsi="Cascadia Mono" w:cs="Cascadia Mono"/>
+                <w:sz w:val="19"/>
+                <w:szCs w:val="19"/>
+                <w:lang w:val="en-US"/>
+              </w:rPr>
+            </w:pPr>
+            <w:r>
+              <w:rPr>
+                <w:rFonts w:ascii="Cascadia Mono" w:hAnsi="Cascadia Mono" w:cs="Cascadia Mono"/>
+                <w:sz w:val="19"/>
+                <w:szCs w:val="19"/>
+                <w:lang w:val="en-US"/>
+              </w:rPr>
+              <w:t>{</w:t>
+            </w:r>
+          </w:p>
+          <w:p>
+            <w:pPr>
+              <w:pStyle w:val="a"/>
+              <w:rPr>
+                <w:rFonts w:ascii="Cascadia Mono" w:hAnsi="Cascadia Mono" w:cs="Cascadia Mono"/>
+                <w:sz w:val="19"/>
+                <w:szCs w:val="19"/>
+                <w:lang w:val="en-US"/>
+              </w:rPr>
+            </w:pPr>
+            <w:r>
+              <w:rPr>
+                <w:rFonts w:ascii="Cascadia Mono" w:hAnsi="Cascadia Mono" w:cs="Cascadia Mono"/>
+                <w:sz w:val="19"/>
+                <w:szCs w:val="19"/>
+                <w:lang w:val="en-US"/>
+              </w:rPr>
+              <w:t xml:space="preserve">    int hp = 100;</w:t>
+            </w:r>
+          </w:p>
+          <w:p>
+            <w:pPr>
+              <w:pStyle w:val="a"/>
+              <w:rPr>
+                <w:rFonts w:ascii="Cascadia Mono" w:hAnsi="Cascadia Mono" w:cs="Cascadia Mono"/>
+                <w:sz w:val="19"/>
+                <w:szCs w:val="19"/>
+                <w:lang w:val="en-US"/>
+              </w:rPr>
+            </w:pPr>
+            <w:r>
+              <w:rPr>
+                <w:rFonts w:ascii="Cascadia Mono" w:hAnsi="Cascadia Mono" w:cs="Cascadia Mono"/>
+                <w:sz w:val="19"/>
+                <w:szCs w:val="19"/>
+                <w:lang w:val="en-US"/>
+              </w:rPr>
+              <w:t xml:space="preserve">    private void </w:t>
+            </w:r>
+            <w:proofErr w:type="spellStart"/>
+            <w:proofErr w:type="gramStart"/>
+            <w:r>
+              <w:rPr>
+                <w:rFonts w:ascii="Cascadia Mono" w:hAnsi="Cascadia Mono" w:cs="Cascadia Mono"/>
+                <w:sz w:val="19"/>
+                <w:szCs w:val="19"/>
+                <w:lang w:val="en-US"/>
+              </w:rPr>
+              <w:t>OnTriggerEnter</w:t>
+            </w:r>
+            <w:proofErr w:type="spellEnd"/>
+            <w:r>
+              <w:rPr>
+                <w:rFonts w:ascii="Cascadia Mono" w:hAnsi="Cascadia Mono" w:cs="Cascadia Mono"/>
+                <w:sz w:val="19"/>
+                <w:szCs w:val="19"/>
+                <w:lang w:val="en-US"/>
+              </w:rPr>
+              <w:t>(</w:t>
+            </w:r>
+            <w:proofErr w:type="gramEnd"/>
+            <w:r>
+              <w:rPr>
+                <w:rFonts w:ascii="Cascadia Mono" w:hAnsi="Cascadia Mono" w:cs="Cascadia Mono"/>
+                <w:sz w:val="19"/>
+                <w:szCs w:val="19"/>
+                <w:lang w:val="en-US"/>
+              </w:rPr>
+              <w:t>Collider other)</w:t>
+            </w:r>
+          </w:p>
+          <w:p>
+            <w:pPr>
+              <w:pStyle w:val="a"/>
+              <w:rPr>
+                <w:rFonts w:ascii="Cascadia Mono" w:hAnsi="Cascadia Mono" w:cs="Cascadia Mono"/>
+                <w:sz w:val="19"/>
+                <w:szCs w:val="19"/>
+                <w:lang w:val="en-US"/>
+              </w:rPr>
+            </w:pPr>
+            <w:r>
+              <w:rPr>
+                <w:rFonts w:ascii="Cascadia Mono" w:hAnsi="Cascadia Mono" w:cs="Cascadia Mono"/>
+                <w:sz w:val="19"/>
+                <w:szCs w:val="19"/>
+                <w:lang w:val="en-US"/>
+              </w:rPr>
+              <w:t xml:space="preserve">    {</w:t>
+            </w:r>
+          </w:p>
+          <w:p>
+            <w:pPr>
+              <w:pStyle w:val="a"/>
+              <w:rPr>
+                <w:rFonts w:ascii="Cascadia Mono" w:hAnsi="Cascadia Mono" w:cs="Cascadia Mono"/>
+                <w:sz w:val="19"/>
+                <w:szCs w:val="19"/>
+                <w:lang w:val="en-US"/>
+              </w:rPr>
+            </w:pPr>
+            <w:r>
+              <w:rPr>
+                <w:rFonts w:ascii="Cascadia Mono" w:hAnsi="Cascadia Mono" w:cs="Cascadia Mono"/>
+                <w:sz w:val="19"/>
+                <w:szCs w:val="19"/>
+                <w:lang w:val="en-US"/>
+              </w:rPr>
+              <w:t xml:space="preserve">        if (</w:t>
+            </w:r>
+            <w:proofErr w:type="spellStart"/>
+            <w:proofErr w:type="gramStart"/>
+            <w:r>
+              <w:rPr>
+                <w:rFonts w:ascii="Cascadia Mono" w:hAnsi="Cascadia Mono" w:cs="Cascadia Mono"/>
+                <w:sz w:val="19"/>
+                <w:szCs w:val="19"/>
+                <w:lang w:val="en-US"/>
+              </w:rPr>
+              <w:t>other.gameObject.TryGetComponent</w:t>
+            </w:r>
+            <w:proofErr w:type="spellEnd"/>
+            <w:proofErr w:type="gramEnd"/>
+            <w:r>
+              <w:rPr>
+                <w:rFonts w:ascii="Cascadia Mono" w:hAnsi="Cascadia Mono" w:cs="Cascadia Mono"/>
+                <w:sz w:val="19"/>
+                <w:szCs w:val="19"/>
+                <w:lang w:val="en-US"/>
+              </w:rPr>
+              <w:t xml:space="preserve">(out </w:t>
+            </w:r>
+            <w:proofErr w:type="spellStart"/>
+            <w:r>
+              <w:rPr>
+                <w:rFonts w:ascii="Cascadia Mono" w:hAnsi="Cascadia Mono" w:cs="Cascadia Mono"/>
+                <w:sz w:val="19"/>
+                <w:szCs w:val="19"/>
+                <w:lang w:val="en-US"/>
+              </w:rPr>
+              <w:t>EnemyDamager</w:t>
+            </w:r>
+            <w:proofErr w:type="spellEnd"/>
+            <w:r>
+              <w:rPr>
+                <w:rFonts w:ascii="Cascadia Mono" w:hAnsi="Cascadia Mono" w:cs="Cascadia Mono"/>
+                <w:sz w:val="19"/>
+                <w:szCs w:val="19"/>
+                <w:lang w:val="en-US"/>
+              </w:rPr>
+              <w:t xml:space="preserve"> </w:t>
+            </w:r>
+            <w:proofErr w:type="spellStart"/>
+            <w:r>
+              <w:rPr>
+                <w:rFonts w:ascii="Cascadia Mono" w:hAnsi="Cascadia Mono" w:cs="Cascadia Mono"/>
+                <w:sz w:val="19"/>
+                <w:szCs w:val="19"/>
+                <w:lang w:val="en-US"/>
+              </w:rPr>
+              <w:t>enemyDamager</w:t>
+            </w:r>
+            <w:proofErr w:type="spellEnd"/>
+            <w:r>
+              <w:rPr>
+                <w:rFonts w:ascii="Cascadia Mono" w:hAnsi="Cascadia Mono" w:cs="Cascadia Mono"/>
+                <w:sz w:val="19"/>
+                <w:szCs w:val="19"/>
+                <w:lang w:val="en-US"/>
+              </w:rPr>
+              <w:t>))</w:t>
+            </w:r>
+          </w:p>
+          <w:p>
+            <w:pPr>
+              <w:pStyle w:val="a"/>
+              <w:rPr>
+                <w:rFonts w:ascii="Cascadia Mono" w:hAnsi="Cascadia Mono" w:cs="Cascadia Mono"/>
+                <w:sz w:val="19"/>
+                <w:szCs w:val="19"/>
+                <w:lang w:val="en-US"/>
+              </w:rPr>
+            </w:pPr>
+            <w:r>
+              <w:rPr>
+                <w:rFonts w:ascii="Cascadia Mono" w:hAnsi="Cascadia Mono" w:cs="Cascadia Mono"/>
+                <w:sz w:val="19"/>
+                <w:szCs w:val="19"/>
+                <w:lang w:val="en-US"/>
+              </w:rPr>
+              <w:t xml:space="preserve">        {</w:t>
+            </w:r>
+            <w:proofErr w:type="spellStart"/>
+            <w:proofErr w:type="gramStart"/>
+            <w:r>
+              <w:rPr>
+                <w:rFonts w:ascii="Cascadia Mono" w:hAnsi="Cascadia Mono" w:cs="Cascadia Mono"/>
+                <w:sz w:val="19"/>
+                <w:szCs w:val="19"/>
+                <w:lang w:val="en-US"/>
+              </w:rPr>
+              <w:t>this.hp</w:t>
+            </w:r>
+            <w:proofErr w:type="spellEnd"/>
+            <w:proofErr w:type="gramEnd"/>
+            <w:r>
+              <w:rPr>
+                <w:rFonts w:ascii="Cascadia Mono" w:hAnsi="Cascadia Mono" w:cs="Cascadia Mono"/>
+                <w:sz w:val="19"/>
+                <w:szCs w:val="19"/>
+                <w:lang w:val="en-US"/>
+              </w:rPr>
+              <w:t xml:space="preserve"> -= </w:t>
+            </w:r>
+            <w:proofErr w:type="spellStart"/>
+            <w:r>
+              <w:rPr>
+                <w:rFonts w:ascii="Cascadia Mono" w:hAnsi="Cascadia Mono" w:cs="Cascadia Mono"/>
+                <w:sz w:val="19"/>
+                <w:szCs w:val="19"/>
+                <w:lang w:val="en-US"/>
+              </w:rPr>
+              <w:t>enemyDamager.enemyDmg</w:t>
+            </w:r>
+            <w:proofErr w:type="spellEnd"/>
+            <w:r>
+              <w:rPr>
+                <w:rFonts w:ascii="Cascadia Mono" w:hAnsi="Cascadia Mono" w:cs="Cascadia Mono"/>
+                <w:sz w:val="19"/>
+                <w:szCs w:val="19"/>
+                <w:lang w:val="en-US"/>
+              </w:rPr>
+              <w:t>;}</w:t>
+            </w:r>
+          </w:p>
+          <w:p>
+            <w:pPr>
+              <w:pStyle w:val="a"/>
+              <w:rPr>
+                <w:rFonts w:ascii="Cascadia Mono" w:hAnsi="Cascadia Mono" w:cs="Cascadia Mono"/>
+                <w:sz w:val="19"/>
+                <w:szCs w:val="19"/>
+                <w:lang w:val="en-US"/>
+              </w:rPr>
+            </w:pPr>
+            <w:r>
+              <w:rPr>
+                <w:rFonts w:ascii="Cascadia Mono" w:hAnsi="Cascadia Mono" w:cs="Cascadia Mono"/>
+                <w:sz w:val="19"/>
+                <w:szCs w:val="19"/>
+                <w:lang w:val="en-US"/>
+              </w:rPr>
+              <w:t xml:space="preserve">    }</w:t>
+            </w:r>
+          </w:p>
+          <w:p>
+            <w:pPr>
+              <w:pStyle w:val="a"/>
+              <w:rPr>
+                <w:rFonts w:ascii="Cascadia Mono" w:hAnsi="Cascadia Mono" w:cs="Cascadia Mono"/>
+                <w:sz w:val="19"/>
+                <w:szCs w:val="19"/>
+                <w:lang w:val="en-US"/>
+              </w:rPr>
+            </w:pPr>
+            <w:r>
+              <w:rPr>
+                <w:rFonts w:ascii="Cascadia Mono" w:hAnsi="Cascadia Mono" w:cs="Cascadia Mono"/>
+                <w:sz w:val="19"/>
+                <w:szCs w:val="19"/>
+                <w:lang w:val="en-US"/>
+              </w:rPr>
+              <w:t>}</w:t>
+            </w:r>
+          </w:p>
+        </w:tc>
+      </w:tr>
+    </w:tbl>
+    <w:p>
+      <w:pPr>
+        <w:pStyle w:val="a"/>
+        <w:ind w:firstLine="0"/>
+        <w:jc w:val="center"/>
+      </w:pPr>
+      <w:r>
+        <w:t xml:space="preserve">Листинг </w:t>
+      </w:r>
+      <w:proofErr w:type="gramStart"/>
+      <w:r>
+        <w:t>10..</w:t>
+      </w:r>
+      <w:proofErr w:type="gramEnd"/>
+      <w:r>
+        <w:t xml:space="preserve"> Скрипт получения урона игроком</w:t>
+      </w:r>
+    </w:p>
+    <w:p>
+      <w:pPr>
+        <w:pStyle w:val="a"/>
+      </w:pPr>
+      <w:r>
+        <w:lastRenderedPageBreak/>
+        <w:t xml:space="preserve">Отключение и активация коллайдеров-триггеров были реализованы при помощи </w:t>
+      </w:r>
+      <w:proofErr w:type="spellStart"/>
+      <w:r>
+        <w:rPr>
+          <w:lang w:val="en-US"/>
+        </w:rPr>
+        <w:t>AnimationEvent</w:t>
+      </w:r>
+      <w:proofErr w:type="spellEnd"/>
+      <w:r>
+        <w:t xml:space="preserve"> для анимации атаки. При помощи </w:t>
+      </w:r>
+      <w:proofErr w:type="spellStart"/>
+      <w:r>
+        <w:rPr>
+          <w:lang w:val="en-US"/>
+        </w:rPr>
+        <w:t>AnimationEvent</w:t>
+      </w:r>
+      <w:proofErr w:type="spellEnd"/>
+      <w:r>
+        <w:t xml:space="preserve"> в момент, когда враг проигрывает определенные кадры анимации атаки, вызываются функции, активирующие и отключающие коллайдеры-триггеры</w:t>
+      </w:r>
+      <w:r>
+        <w:t xml:space="preserve"> (см. рисунок 10.8).</w:t>
+      </w:r>
+    </w:p>
+    <w:p>
+      <w:pPr>
+        <w:pStyle w:val="a"/>
+        <w:spacing w:before="120"/>
+        <w:ind w:firstLine="0"/>
+        <w:jc w:val="center"/>
+      </w:pPr>
+      <w:r>
+        <w:rPr>
+          <w:noProof/>
+        </w:rPr>
         <w:drawing>
           <wp:inline distT="0" distB="0" distL="0" distR="0" wp14:anchorId="4852D65A" wp14:editId="3571B94C">
             <wp:extent cx="5983700" cy="2663687"/>
@@ -4067,137 +7221,40 @@
       </w:r>
       <w:proofErr w:type="spellEnd"/>
       <w:r>
-        <w:t xml:space="preserve"> для анимации атаки</w:t>
-      </w:r>
-      <w:r>
-        <w:t xml:space="preserve"> врага</w:t>
+        <w:t xml:space="preserve"> для анимации атаки врага</w:t>
       </w:r>
     </w:p>
     <w:p>
       <w:pPr>
-        <w:pStyle w:val="Heading1"/>
+        <w:pStyle w:val="a"/>
+      </w:pPr>
+      <w:r>
+        <w:t xml:space="preserve">Далее была проведена </w:t>
+      </w:r>
+      <w:proofErr w:type="spellStart"/>
+      <w:r>
+        <w:t>тестировка</w:t>
+      </w:r>
+      <w:proofErr w:type="spellEnd"/>
+      <w:r>
+        <w:t xml:space="preserve"> реализованных механик</w:t>
+      </w:r>
+      <w:r>
+        <w:t>. Скриншот врага, идущего за игроком представлен на рисунке 10.9.</w:t>
+      </w:r>
+    </w:p>
+    <w:p>
+      <w:pPr>
+        <w:pStyle w:val="a"/>
         <w:ind w:firstLine="0"/>
         <w:jc w:val="center"/>
       </w:pPr>
-      <w:bookmarkStart w:id="6" w:name="_Toc127883207"/>
-      <w:bookmarkStart w:id="7" w:name="_Toc196495718"/>
-      <w:r>
-        <w:t>Выводы</w:t>
-      </w:r>
-      <w:bookmarkEnd w:id="6"/>
-      <w:bookmarkEnd w:id="7"/>
-    </w:p>
-    <w:p>
-      <w:pPr>
-        <w:spacing w:after="0" w:line="360" w:lineRule="auto"/>
-        <w:ind w:firstLine="709"/>
-        <w:rPr>
-          <w:rFonts w:ascii="Times New Roman" w:hAnsi="Times New Roman" w:cs="Times New Roman"/>
-          <w:sz w:val="28"/>
-          <w:szCs w:val="28"/>
-        </w:rPr>
-      </w:pPr>
-      <w:r>
-        <w:rPr>
-          <w:rFonts w:ascii="Times New Roman" w:hAnsi="Times New Roman" w:cs="Times New Roman"/>
-          <w:sz w:val="28"/>
-          <w:szCs w:val="28"/>
-        </w:rPr>
-        <w:t xml:space="preserve">В ходе лабораторной работы были выделен список определенных критериев и по </w:t>
-      </w:r>
-      <w:proofErr w:type="spellStart"/>
-      <w:r>
-        <w:rPr>
-          <w:rFonts w:ascii="Times New Roman" w:hAnsi="Times New Roman" w:cs="Times New Roman"/>
-          <w:sz w:val="28"/>
-          <w:szCs w:val="28"/>
-        </w:rPr>
-        <w:t>нимпроведен</w:t>
-      </w:r>
-      <w:proofErr w:type="spellEnd"/>
-      <w:r>
-        <w:rPr>
-          <w:rFonts w:ascii="Times New Roman" w:hAnsi="Times New Roman" w:cs="Times New Roman"/>
-          <w:sz w:val="28"/>
-          <w:szCs w:val="28"/>
-        </w:rPr>
-        <w:t xml:space="preserve"> сравнительный анализ программного обеспечения для статического анализа кода. </w:t>
-      </w:r>
-    </w:p>
-    <w:p>
-      <w:pPr>
-        <w:rPr>
-          <w:sz w:val="28"/>
-          <w:szCs w:val="28"/>
-        </w:rPr>
-      </w:pPr>
-    </w:p>
-    <w:p>
-      <w:pPr>
-        <w:rPr>
-          <w:rFonts w:ascii="Times New Roman" w:hAnsi="Times New Roman" w:cs="Times New Roman"/>
-          <w:sz w:val="28"/>
-          <w:szCs w:val="28"/>
-        </w:rPr>
-      </w:pPr>
-    </w:p>
-    <w:p>
-      <w:pPr>
-        <w:tabs>
-          <w:tab w:val="left" w:pos="5386"/>
-        </w:tabs>
-        <w:rPr>
-          <w:sz w:val="28"/>
-          <w:szCs w:val="28"/>
-        </w:rPr>
-      </w:pPr>
-      <w:r>
-        <w:rPr>
-          <w:sz w:val="28"/>
-          <w:szCs w:val="28"/>
-        </w:rPr>
-        <w:tab/>
-      </w:r>
-    </w:p>
-    <w:p>
-      <w:pPr>
-        <w:tabs>
-          <w:tab w:val="left" w:pos="5386"/>
-        </w:tabs>
-        <w:rPr>
-          <w:sz w:val="28"/>
-          <w:szCs w:val="28"/>
-        </w:rPr>
-      </w:pPr>
-    </w:p>
-    <w:p>
-      <w:pPr>
-        <w:rPr>
-          <w:sz w:val="28"/>
-          <w:szCs w:val="28"/>
-        </w:rPr>
-      </w:pPr>
-    </w:p>
-    <w:p>
-      <w:pPr>
-        <w:spacing w:before="120"/>
-        <w:jc w:val="center"/>
-        <w:rPr>
-          <w:sz w:val="28"/>
-          <w:szCs w:val="28"/>
-        </w:rPr>
-      </w:pPr>
-      <w:r>
-        <w:rPr>
-          <w:noProof/>
-          <w:sz w:val="28"/>
-          <w:szCs w:val="28"/>
-        </w:rPr>
+      <w:r>
         <w:drawing>
-          <wp:inline distT="0" distB="0" distL="0" distR="0" wp14:anchorId="692DF843" wp14:editId="3B3EB8E2">
-            <wp:extent cx="4040374" cy="5387021"/>
+          <wp:inline distT="0" distB="0" distL="0" distR="0" wp14:anchorId="00672578" wp14:editId="31F7B2AD">
+            <wp:extent cx="6154771" cy="3581400"/>
             <wp:effectExtent l="0" t="0" r="0" b="0"/>
-            <wp:docPr id="1162699960" name="Picture 3"/>
+            <wp:docPr id="2017879120" name="Picture 1"/>
             <wp:cNvGraphicFramePr>
               <a:graphicFrameLocks xmlns:a="http://schemas.openxmlformats.org/drawingml/2006/main" noChangeAspect="1"/>
             </wp:cNvGraphicFramePr>
@@ -4205,17 +7262,11 @@
               <a:graphicData uri="http://schemas.openxmlformats.org/drawingml/2006/picture">
                 <pic:pic xmlns:pic="http://schemas.openxmlformats.org/drawingml/2006/picture">
                   <pic:nvPicPr>
-                    <pic:cNvPr id="1162699960" name="Picture 1162699960"/>
+                    <pic:cNvPr id="2017879120" name=""/>
                     <pic:cNvPicPr/>
                   </pic:nvPicPr>
                   <pic:blipFill>
-                    <a:blip r:embed="rId18">
-                      <a:extLst>
-                        <a:ext uri="{28A0092B-C50C-407E-A947-70E740481C1C}">
-                          <a14:useLocalDpi xmlns:a14="http://schemas.microsoft.com/office/drawing/2010/main" val="0"/>
-                        </a:ext>
-                      </a:extLst>
-                    </a:blip>
+                    <a:blip r:embed="rId18"/>
                     <a:stretch>
                       <a:fillRect/>
                     </a:stretch>
@@ -4223,7 +7274,7 @@
                   <pic:spPr>
                     <a:xfrm>
                       <a:off x="0" y="0"/>
-                      <a:ext cx="4046131" cy="5394696"/>
+                      <a:ext cx="6172995" cy="3592004"/>
                     </a:xfrm>
                     <a:prstGeom prst="rect">
                       <a:avLst/>
@@ -4235,64 +7286,187 @@
           </wp:inline>
         </w:drawing>
       </w:r>
-      <w:r>
-        <w:rPr>
-          <w:sz w:val="28"/>
-          <w:szCs w:val="28"/>
-        </w:rPr>
-        <w:br w:type="textWrapping" w:clear="all"/>
-      </w:r>
-      <w:proofErr w:type="spellStart"/>
-      <w:r>
-        <w:rPr>
-          <w:rStyle w:val="a2"/>
-        </w:rPr>
-        <w:t>гарыаеяпчи</w:t>
-      </w:r>
-      <w:proofErr w:type="spellEnd"/>
-      <w:r>
-        <w:rPr>
-          <w:sz w:val="28"/>
-          <w:szCs w:val="28"/>
-        </w:rPr>
-        <w:br w:type="textWrapping" w:clear="all"/>
-      </w:r>
     </w:p>
     <w:p>
       <w:pPr>
-        <w:rPr>
-          <w:sz w:val="28"/>
-          <w:szCs w:val="28"/>
-        </w:rPr>
-      </w:pPr>
+        <w:pStyle w:val="a"/>
+        <w:ind w:firstLine="0"/>
+        <w:jc w:val="center"/>
+      </w:pPr>
+      <w:r>
+        <w:t>Рисунок 10.9. Скриншот врага, бегущего за игроком</w:t>
+      </w:r>
     </w:p>
     <w:p>
       <w:pPr>
-        <w:rPr>
-          <w:sz w:val="28"/>
-          <w:szCs w:val="28"/>
-        </w:rPr>
-      </w:pPr>
+        <w:pStyle w:val="a"/>
+      </w:pPr>
+      <w:r>
+        <w:lastRenderedPageBreak/>
+        <w:t>На рисунке 10.10 представлен скриншот врага, атакующего игрока.</w:t>
+      </w:r>
     </w:p>
     <w:p>
       <w:pPr>
-        <w:rPr>
-          <w:sz w:val="28"/>
-          <w:szCs w:val="28"/>
-        </w:rPr>
-      </w:pPr>
+        <w:pStyle w:val="a"/>
+        <w:ind w:firstLine="0"/>
+        <w:jc w:val="center"/>
+      </w:pPr>
+      <w:r>
+        <w:drawing>
+          <wp:inline distT="0" distB="0" distL="0" distR="0" wp14:anchorId="49C90075" wp14:editId="0CC86E42">
+            <wp:extent cx="5939790" cy="3302635"/>
+            <wp:effectExtent l="0" t="0" r="3810" b="0"/>
+            <wp:docPr id="834573256" name="Picture 1"/>
+            <wp:cNvGraphicFramePr>
+              <a:graphicFrameLocks xmlns:a="http://schemas.openxmlformats.org/drawingml/2006/main" noChangeAspect="1"/>
+            </wp:cNvGraphicFramePr>
+            <a:graphic xmlns:a="http://schemas.openxmlformats.org/drawingml/2006/main">
+              <a:graphicData uri="http://schemas.openxmlformats.org/drawingml/2006/picture">
+                <pic:pic xmlns:pic="http://schemas.openxmlformats.org/drawingml/2006/picture">
+                  <pic:nvPicPr>
+                    <pic:cNvPr id="834573256" name=""/>
+                    <pic:cNvPicPr/>
+                  </pic:nvPicPr>
+                  <pic:blipFill>
+                    <a:blip r:embed="rId19"/>
+                    <a:stretch>
+                      <a:fillRect/>
+                    </a:stretch>
+                  </pic:blipFill>
+                  <pic:spPr>
+                    <a:xfrm>
+                      <a:off x="0" y="0"/>
+                      <a:ext cx="5939790" cy="3302635"/>
+                    </a:xfrm>
+                    <a:prstGeom prst="rect">
+                      <a:avLst/>
+                    </a:prstGeom>
+                  </pic:spPr>
+                </pic:pic>
+              </a:graphicData>
+            </a:graphic>
+          </wp:inline>
+        </w:drawing>
+      </w:r>
     </w:p>
     <w:p>
       <w:pPr>
-        <w:rPr>
-          <w:sz w:val="28"/>
-          <w:szCs w:val="28"/>
-        </w:rPr>
-      </w:pPr>
+        <w:pStyle w:val="a"/>
+        <w:tabs>
+          <w:tab w:val="left" w:pos="2390"/>
+        </w:tabs>
+        <w:spacing w:before="120"/>
+        <w:ind w:firstLine="0"/>
+        <w:jc w:val="center"/>
+      </w:pPr>
+      <w:r>
+        <w:t>Рисунок 10.10.  Скриншот врага, атакующего игрока</w:t>
+      </w:r>
     </w:p>
     <w:p>
       <w:pPr>
-        <w:rPr>
+        <w:pStyle w:val="Heading1"/>
+        <w:ind w:firstLine="0"/>
+        <w:jc w:val="center"/>
+      </w:pPr>
+      <w:bookmarkStart w:id="6" w:name="_Toc127883207"/>
+      <w:bookmarkStart w:id="7" w:name="_Toc196495718"/>
+      <w:r>
+        <w:t>Выводы</w:t>
+      </w:r>
+      <w:bookmarkEnd w:id="6"/>
+      <w:bookmarkEnd w:id="7"/>
+    </w:p>
+    <w:p>
+      <w:pPr>
+        <w:pStyle w:val="a"/>
+      </w:pPr>
+      <w:r>
+        <w:rPr>
+          <w:rStyle w:val="a2"/>
+        </w:rPr>
+        <w:t xml:space="preserve">В </w:t>
+      </w:r>
+      <w:r>
+        <w:rPr>
+          <w:rStyle w:val="a2"/>
+        </w:rPr>
+        <w:t>ходе работы были выбраны модель для врага и анимации ходьбы</w:t>
+      </w:r>
+      <w:r>
+        <w:rPr>
+          <w:rStyle w:val="a2"/>
+        </w:rPr>
+        <w:t>,</w:t>
+      </w:r>
+      <w:r>
+        <w:rPr>
+          <w:rStyle w:val="a2"/>
+        </w:rPr>
+        <w:t xml:space="preserve"> атаки</w:t>
+      </w:r>
+      <w:r>
+        <w:rPr>
+          <w:rStyle w:val="a2"/>
+        </w:rPr>
+        <w:t xml:space="preserve"> и </w:t>
+      </w:r>
+      <w:r>
+        <w:rPr>
+          <w:rStyle w:val="a2"/>
+        </w:rPr>
+        <w:t>бездействия</w:t>
+      </w:r>
+      <w:r>
+        <w:rPr>
+          <w:rStyle w:val="a2"/>
+        </w:rPr>
+        <w:t>. После чего они были загружены в движок и добавлены на сцену. Потом была настроена логика переходов между всеми состояниями врага – состоянием бездействия, ходьбы и атаки</w:t>
+      </w:r>
+      <w:r>
+        <w:t>.</w:t>
+      </w:r>
+      <w:r>
+        <w:t xml:space="preserve"> Все состояния далее были реализованы при помощи соответствующих скриптов. Далее при помощи </w:t>
+      </w:r>
+      <w:r>
+        <w:rPr>
+          <w:lang w:val="en-US"/>
+        </w:rPr>
+        <w:t>Animation</w:t>
+      </w:r>
+      <w:r>
+        <w:t xml:space="preserve"> </w:t>
+      </w:r>
+      <w:r>
+        <w:rPr>
+          <w:lang w:val="en-US"/>
+        </w:rPr>
+        <w:t>Event</w:t>
+      </w:r>
+      <w:r>
+        <w:t xml:space="preserve"> была реализована активация коллайдеров-триггеров для нанесения урона игроку. Затем была проведена </w:t>
+      </w:r>
+      <w:proofErr w:type="spellStart"/>
+      <w:r>
+        <w:t>тестировка</w:t>
+      </w:r>
+      <w:proofErr w:type="spellEnd"/>
+      <w:r>
+        <w:t xml:space="preserve"> реализова</w:t>
+      </w:r>
+      <w:r>
+        <w:t>н</w:t>
+      </w:r>
+      <w:r>
+        <w:t>ных механик.</w:t>
+      </w:r>
+    </w:p>
+    <w:p>
+      <w:pPr>
+        <w:rPr>
+          <w:rFonts w:ascii="Times New Roman" w:hAnsi="Times New Roman" w:cs="Times New Roman"/>
           <w:sz w:val="28"/>
           <w:szCs w:val="28"/>
         </w:rPr>
@@ -4308,6 +7482,110 @@
           <w:szCs w:val="28"/>
         </w:rPr>
       </w:pPr>
+      <w:r>
+        <w:rPr>
+          <w:sz w:val="28"/>
+          <w:szCs w:val="28"/>
+        </w:rPr>
+        <w:tab/>
+      </w:r>
+    </w:p>
+    <w:p>
+      <w:pPr>
+        <w:spacing w:after="0" w:line="240" w:lineRule="auto"/>
+        <w:rPr>
+          <w:sz w:val="28"/>
+          <w:szCs w:val="28"/>
+        </w:rPr>
+      </w:pPr>
+      <w:r>
+        <w:rPr>
+          <w:sz w:val="28"/>
+          <w:szCs w:val="28"/>
+        </w:rPr>
+        <w:br w:type="page"/>
+      </w:r>
+    </w:p>
+    <w:p>
+      <w:pPr>
+        <w:pStyle w:val="a0"/>
+      </w:pPr>
+      <w:r>
+        <w:lastRenderedPageBreak/>
+        <w:t>Список использованных источников</w:t>
+      </w:r>
+    </w:p>
+    <w:p>
+      <w:pPr>
+        <w:pStyle w:val="a"/>
+        <w:numPr>
+          <w:ilvl w:val="0"/>
+          <w:numId w:val="6"/>
+        </w:numPr>
+        <w:tabs>
+          <w:tab w:val="left" w:pos="993"/>
+        </w:tabs>
+        <w:ind w:left="709" w:hanging="709"/>
+      </w:pPr>
+      <w:r>
+        <w:t xml:space="preserve">Руководство: Использование событий в анимации </w:t>
+      </w:r>
+      <w:r>
+        <w:t>[</w:t>
+      </w:r>
+      <w:r>
+        <w:t>Электронный</w:t>
+      </w:r>
+      <w:r>
+        <w:t xml:space="preserve"> </w:t>
+      </w:r>
+      <w:r>
+        <w:t>ресурс</w:t>
+      </w:r>
+      <w:r>
+        <w:t xml:space="preserve">] </w:t>
+      </w:r>
+      <w:r>
+        <w:rPr>
+          <w:lang w:val="en-US"/>
+        </w:rPr>
+        <w:t>URL</w:t>
+      </w:r>
+      <w:r>
+        <w:t>:</w:t>
+      </w:r>
+      <w:r>
+        <w:t xml:space="preserve"> </w:t>
+      </w:r>
+      <w:r>
+        <w:t>https://docs.unity3d.com/ru/530/Manual/animeditor-AnimationEvents.html</w:t>
+      </w:r>
+      <w:r>
+        <w:t xml:space="preserve"> </w:t>
+      </w:r>
+      <w:r>
+        <w:t>(</w:t>
+      </w:r>
+      <w:r>
+        <w:t>дата</w:t>
+      </w:r>
+      <w:r>
+        <w:t xml:space="preserve"> </w:t>
+      </w:r>
+      <w:r>
+        <w:t>обращения</w:t>
+      </w:r>
+      <w:r>
+        <w:t>: 10.04.2025)</w:t>
+      </w:r>
+    </w:p>
+    <w:p>
+      <w:pPr>
+        <w:rPr>
+          <w:sz w:val="28"/>
+          <w:szCs w:val="28"/>
+        </w:rPr>
+      </w:pPr>
     </w:p>
     <w:p>
       <w:pPr>
@@ -4320,40 +7598,11 @@
         </w:rPr>
       </w:pPr>
     </w:p>
-    <w:p>
-      <w:pPr>
-        <w:tabs>
-          <w:tab w:val="left" w:pos="5386"/>
-        </w:tabs>
-        <w:rPr>
-          <w:sz w:val="28"/>
-          <w:szCs w:val="28"/>
-        </w:rPr>
-      </w:pPr>
-    </w:p>
-    <w:p>
-      <w:pPr>
-        <w:tabs>
-          <w:tab w:val="left" w:pos="5386"/>
-        </w:tabs>
-        <w:rPr>
-          <w:sz w:val="28"/>
-          <w:szCs w:val="28"/>
-        </w:rPr>
-      </w:pPr>
-      <w:r>
-        <w:rPr>
-          <w:sz w:val="28"/>
-          <w:szCs w:val="28"/>
-        </w:rPr>
-        <w:br w:type="textWrapping" w:clear="all"/>
-      </w:r>
-    </w:p>
     <w:sectPr>
-      <w:footerReference w:type="default" r:id="rId19"/>
-      <w:footerReference w:type="first" r:id="rId20"/>
+      <w:footerReference w:type="default" r:id="rId20"/>
+      <w:footerReference w:type="first" r:id="rId21"/>
       <w:pgSz w:w="11906" w:h="16838"/>
-      <w:pgMar w:top="1134" w:right="851" w:bottom="1134" w:left="1701" w:header="0" w:footer="708" w:gutter="0"/>
+      <w:pgMar w:top="1134" w:right="851" w:bottom="1134" w:left="1701" w:header="0" w:footer="709" w:gutter="0"/>
       <w:pgNumType w:start="2"/>
       <w:cols w:space="720"/>
       <w:formProt w:val="0"/>
@@ -4556,6 +7805,264 @@
 <file path=word/numbering.xml><?xml version="1.0" encoding="utf-8"?>
 <w:numbering xmlns:wpc="http://schemas.microsoft.com/office/word/2010/wordprocessingCanvas" xmlns:cx="http://schemas.microsoft.com/office/drawing/2014/chartex" xmlns:cx1="http://schemas.microsoft.com/office/drawing/2015/9/8/chartex" xmlns:cx2="http://schemas.microsoft.com/office/drawing/2015/10/21/chartex" xmlns:cx3="http://schemas.microsoft.com/office/drawing/2016/5/9/chartex" xmlns:cx4="http://schemas.microsoft.com/office/drawing/2016/5/10/chartex" xmlns:cx5="http://schemas.microsoft.com/office/drawing/2016/5/11/chartex" xmlns:cx6="http://schemas.microsoft.com/office/drawing/2016/5/12/chartex" xmlns:cx7="http://schemas.microsoft.com/office/drawing/2016/5/13/chartex" xmlns:cx8="http://schemas.microsoft.com/office/drawing/2016/5/14/chartex" xmlns:mc="http://schemas.openxmlformats.org/markup-compatibility/2006" xmlns:aink="http://schemas.microsoft.com/office/drawing/2016/ink" xmlns:am3d="http://schemas.microsoft.com/office/drawing/2017/model3d" xmlns:o="urn:schemas-microsoft-com:office:office" xmlns:oel="http://schemas.microsoft.com/office/2019/extlst" xmlns:r="http://schemas.openxmlformats.org/officeDocument/2006/relationships" xmlns:m="http://schemas.openxmlformats.org/officeDocument/2006/math" xmlns:v="urn:schemas-microsoft-com:vml" xmlns:wp14="http://schemas.microsoft.com/office/word/2010/wordprocessingDrawing" xmlns:wp="http://schemas.openxmlformats.org/drawingml/2006/wordprocessingDrawing" xmlns:w10="urn:schemas-microsoft-com:office:word" xmlns:w="http://schemas.openxmlformats.org/wordprocessingml/2006/main" xmlns:w14="http://schemas.microsoft.com/office/word/2010/wordml" xmlns:w15="http://schemas.microsoft.com/office/word/2012/wordml" xmlns:w16cex="http://schemas.microsoft.com/office/word/2018/wordml/cex" xmlns:w16cid="http://schemas.microsoft.com/office/word/2016/wordml/cid" xmlns:w16="http://schemas.microsoft.com/office/word/2018/wordml" xmlns:w16du="http://schemas.microsoft.com/office/word/2023/wordml/word16du" xmlns:w16sdtdh="http://schemas.microsoft.com/office/word/2020/wordml/sdtdatahash" xmlns:w16sdtfl="http://schemas.microsoft.com/office/word/2024/wordml/sdtformatlock" xmlns:w16se="http://schemas.microsoft.com/office/word/2015/wordml/symex" xmlns:wpg="http://schemas.microsoft.com/office/word/2010/wordprocessingGroup" xmlns:wpi="http://schemas.microsoft.com/office/word/2010/wordprocessingInk" xmlns:wne="http://schemas.microsoft.com/office/word/2006/wordml" xmlns:wps="http://schemas.microsoft.com/office/word/2010/wordprocessingShape" mc:Ignorable="w14 w15 w16se w16cid w16 w16cex w16sdtdh w16sdtfl w16du wp14">
   <w:abstractNum w:abstractNumId="0" w15:restartNumberingAfterBreak="0">
+    <w:nsid w:val="044D24C8"/>
+    <w:multiLevelType w:val="hybridMultilevel"/>
+    <w:tmpl w:val="8A3CA5F6"/>
+    <w:lvl w:ilvl="0" w:tplc="0409000F">
+      <w:start w:val="1"/>
+      <w:numFmt w:val="decimal"/>
+      <w:lvlText w:val="%1."/>
+      <w:lvlJc w:val="left"/>
+      <w:pPr>
+        <w:ind w:left="2149" w:hanging="360"/>
+      </w:pPr>
+    </w:lvl>
+    <w:lvl w:ilvl="1" w:tplc="04090019" w:tentative="1">
+      <w:start w:val="1"/>
+      <w:numFmt w:val="lowerLetter"/>
+      <w:lvlText w:val="%2."/>
+      <w:lvlJc w:val="left"/>
+      <w:pPr>
+        <w:ind w:left="2869" w:hanging="360"/>
+      </w:pPr>
+    </w:lvl>
+    <w:lvl w:ilvl="2" w:tplc="0409001B" w:tentative="1">
+      <w:start w:val="1"/>
+      <w:numFmt w:val="lowerRoman"/>
+      <w:lvlText w:val="%3."/>
+      <w:lvlJc w:val="right"/>
+      <w:pPr>
+        <w:ind w:left="3589" w:hanging="180"/>
+      </w:pPr>
+    </w:lvl>
+    <w:lvl w:ilvl="3" w:tplc="0409000F" w:tentative="1">
+      <w:start w:val="1"/>
+      <w:numFmt w:val="decimal"/>
+      <w:lvlText w:val="%4."/>
+      <w:lvlJc w:val="left"/>
+      <w:pPr>
+        <w:ind w:left="4309" w:hanging="360"/>
+      </w:pPr>
+    </w:lvl>
+    <w:lvl w:ilvl="4" w:tplc="04090019" w:tentative="1">
+      <w:start w:val="1"/>
+      <w:numFmt w:val="lowerLetter"/>
+      <w:lvlText w:val="%5."/>
+      <w:lvlJc w:val="left"/>
+      <w:pPr>
+        <w:ind w:left="5029" w:hanging="360"/>
+      </w:pPr>
+    </w:lvl>
+    <w:lvl w:ilvl="5" w:tplc="0409001B" w:tentative="1">
+      <w:start w:val="1"/>
+      <w:numFmt w:val="lowerRoman"/>
+      <w:lvlText w:val="%6."/>
+      <w:lvlJc w:val="right"/>
+      <w:pPr>
+        <w:ind w:left="5749" w:hanging="180"/>
+      </w:pPr>
+    </w:lvl>
+    <w:lvl w:ilvl="6" w:tplc="0409000F" w:tentative="1">
+      <w:start w:val="1"/>
+      <w:numFmt w:val="decimal"/>
+      <w:lvlText w:val="%7."/>
+      <w:lvlJc w:val="left"/>
+      <w:pPr>
+        <w:ind w:left="6469" w:hanging="360"/>
+      </w:pPr>
+    </w:lvl>
+    <w:lvl w:ilvl="7" w:tplc="04090019" w:tentative="1">
+      <w:start w:val="1"/>
+      <w:numFmt w:val="lowerLetter"/>
+      <w:lvlText w:val="%8."/>
+      <w:lvlJc w:val="left"/>
+      <w:pPr>
+        <w:ind w:left="7189" w:hanging="360"/>
+      </w:pPr>
+    </w:lvl>
+    <w:lvl w:ilvl="8" w:tplc="0409001B" w:tentative="1">
+      <w:start w:val="1"/>
+      <w:numFmt w:val="lowerRoman"/>
+      <w:lvlText w:val="%9."/>
+      <w:lvlJc w:val="right"/>
+      <w:pPr>
+        <w:ind w:left="7909" w:hanging="180"/>
+      </w:pPr>
+    </w:lvl>
+  </w:abstractNum>
+  <w:abstractNum w:abstractNumId="1" w15:restartNumberingAfterBreak="0">
+    <w:nsid w:val="08EA3AC2"/>
+    <w:multiLevelType w:val="hybridMultilevel"/>
+    <w:tmpl w:val="E488B020"/>
+    <w:lvl w:ilvl="0" w:tplc="0409000F">
+      <w:start w:val="1"/>
+      <w:numFmt w:val="decimal"/>
+      <w:lvlText w:val="%1."/>
+      <w:lvlJc w:val="left"/>
+      <w:pPr>
+        <w:ind w:left="1429" w:hanging="360"/>
+      </w:pPr>
+    </w:lvl>
+    <w:lvl w:ilvl="1" w:tplc="04090019" w:tentative="1">
+      <w:start w:val="1"/>
+      <w:numFmt w:val="lowerLetter"/>
+      <w:lvlText w:val="%2."/>
+      <w:lvlJc w:val="left"/>
+      <w:pPr>
+        <w:ind w:left="2149" w:hanging="360"/>
+      </w:pPr>
+    </w:lvl>
+    <w:lvl w:ilvl="2" w:tplc="0409001B" w:tentative="1">
+      <w:start w:val="1"/>
+      <w:numFmt w:val="lowerRoman"/>
+      <w:lvlText w:val="%3."/>
+      <w:lvlJc w:val="right"/>
+      <w:pPr>
+        <w:ind w:left="2869" w:hanging="180"/>
+      </w:pPr>
+    </w:lvl>
+    <w:lvl w:ilvl="3" w:tplc="0409000F" w:tentative="1">
+      <w:start w:val="1"/>
+      <w:numFmt w:val="decimal"/>
+      <w:lvlText w:val="%4."/>
+      <w:lvlJc w:val="left"/>
+      <w:pPr>
+        <w:ind w:left="3589" w:hanging="360"/>
+      </w:pPr>
+    </w:lvl>
+    <w:lvl w:ilvl="4" w:tplc="04090019" w:tentative="1">
+      <w:start w:val="1"/>
+      <w:numFmt w:val="lowerLetter"/>
+      <w:lvlText w:val="%5."/>
+      <w:lvlJc w:val="left"/>
+      <w:pPr>
+        <w:ind w:left="4309" w:hanging="360"/>
+      </w:pPr>
+    </w:lvl>
+    <w:lvl w:ilvl="5" w:tplc="0409001B" w:tentative="1">
+      <w:start w:val="1"/>
+      <w:numFmt w:val="lowerRoman"/>
+      <w:lvlText w:val="%6."/>
+      <w:lvlJc w:val="right"/>
+      <w:pPr>
+        <w:ind w:left="5029" w:hanging="180"/>
+      </w:pPr>
+    </w:lvl>
+    <w:lvl w:ilvl="6" w:tplc="0409000F" w:tentative="1">
+      <w:start w:val="1"/>
+      <w:numFmt w:val="decimal"/>
+      <w:lvlText w:val="%7."/>
+      <w:lvlJc w:val="left"/>
+      <w:pPr>
+        <w:ind w:left="5749" w:hanging="360"/>
+      </w:pPr>
+    </w:lvl>
+    <w:lvl w:ilvl="7" w:tplc="04090019" w:tentative="1">
+      <w:start w:val="1"/>
+      <w:numFmt w:val="lowerLetter"/>
+      <w:lvlText w:val="%8."/>
+      <w:lvlJc w:val="left"/>
+      <w:pPr>
+        <w:ind w:left="6469" w:hanging="360"/>
+      </w:pPr>
+    </w:lvl>
+    <w:lvl w:ilvl="8" w:tplc="0409001B" w:tentative="1">
+      <w:start w:val="1"/>
+      <w:numFmt w:val="lowerRoman"/>
+      <w:lvlText w:val="%9."/>
+      <w:lvlJc w:val="right"/>
+      <w:pPr>
+        <w:ind w:left="7189" w:hanging="180"/>
+      </w:pPr>
+    </w:lvl>
+  </w:abstractNum>
+  <w:abstractNum w:abstractNumId="2" w15:restartNumberingAfterBreak="0">
+    <w:nsid w:val="23C20CC8"/>
+    <w:multiLevelType w:val="hybridMultilevel"/>
+    <w:tmpl w:val="338E4E96"/>
+    <w:lvl w:ilvl="0" w:tplc="0409000F">
+      <w:start w:val="1"/>
+      <w:numFmt w:val="decimal"/>
+      <w:lvlText w:val="%1."/>
+      <w:lvlJc w:val="left"/>
+      <w:pPr>
+        <w:ind w:left="720" w:hanging="360"/>
+      </w:pPr>
+    </w:lvl>
+    <w:lvl w:ilvl="1" w:tplc="04090019" w:tentative="1">
+      <w:start w:val="1"/>
+      <w:numFmt w:val="lowerLetter"/>
+      <w:lvlText w:val="%2."/>
+      <w:lvlJc w:val="left"/>
+      <w:pPr>
+        <w:ind w:left="1440" w:hanging="360"/>
+      </w:pPr>
+    </w:lvl>
+    <w:lvl w:ilvl="2" w:tplc="0409001B" w:tentative="1">
+      <w:start w:val="1"/>
+      <w:numFmt w:val="lowerRoman"/>
+      <w:lvlText w:val="%3."/>
+      <w:lvlJc w:val="right"/>
+      <w:pPr>
+        <w:ind w:left="2160" w:hanging="180"/>
+      </w:pPr>
+    </w:lvl>
+    <w:lvl w:ilvl="3" w:tplc="0409000F" w:tentative="1">
+      <w:start w:val="1"/>
+      <w:numFmt w:val="decimal"/>
+      <w:lvlText w:val="%4."/>
+      <w:lvlJc w:val="left"/>
+      <w:pPr>
+        <w:ind w:left="2880" w:hanging="360"/>
+      </w:pPr>
+    </w:lvl>
+    <w:lvl w:ilvl="4" w:tplc="04090019" w:tentative="1">
+      <w:start w:val="1"/>
+      <w:numFmt w:val="lowerLetter"/>
+      <w:lvlText w:val="%5."/>
+      <w:lvlJc w:val="left"/>
+      <w:pPr>
+        <w:ind w:left="3600" w:hanging="360"/>
+      </w:pPr>
+    </w:lvl>
+    <w:lvl w:ilvl="5" w:tplc="0409001B" w:tentative="1">
+      <w:start w:val="1"/>
+      <w:numFmt w:val="lowerRoman"/>
+      <w:lvlText w:val="%6."/>
+      <w:lvlJc w:val="right"/>
+      <w:pPr>
+        <w:ind w:left="4320" w:hanging="180"/>
+      </w:pPr>
+    </w:lvl>
+    <w:lvl w:ilvl="6" w:tplc="0409000F" w:tentative="1">
+      <w:start w:val="1"/>
+      <w:numFmt w:val="decimal"/>
+      <w:lvlText w:val="%7."/>
+      <w:lvlJc w:val="left"/>
+      <w:pPr>
+        <w:ind w:left="5040" w:hanging="360"/>
+      </w:pPr>
+    </w:lvl>
+    <w:lvl w:ilvl="7" w:tplc="04090019" w:tentative="1">
+      <w:start w:val="1"/>
+      <w:numFmt w:val="lowerLetter"/>
+      <w:lvlText w:val="%8."/>
+      <w:lvlJc w:val="left"/>
+      <w:pPr>
+        <w:ind w:left="5760" w:hanging="360"/>
+      </w:pPr>
+    </w:lvl>
+    <w:lvl w:ilvl="8" w:tplc="0409001B" w:tentative="1">
+      <w:start w:val="1"/>
+      <w:numFmt w:val="lowerRoman"/>
+      <w:lvlText w:val="%9."/>
+      <w:lvlJc w:val="right"/>
+      <w:pPr>
+        <w:ind w:left="6480" w:hanging="180"/>
+      </w:pPr>
+    </w:lvl>
+  </w:abstractNum>
+  <w:abstractNum w:abstractNumId="3" w15:restartNumberingAfterBreak="0">
     <w:nsid w:val="26F079EE"/>
     <w:multiLevelType w:val="multilevel"/>
     <w:tmpl w:val="DC0C6EE2"/>
@@ -4677,7 +8184,7 @@
       </w:pPr>
     </w:lvl>
   </w:abstractNum>
-  <w:abstractNum w:abstractNumId="1" w15:restartNumberingAfterBreak="0">
+  <w:abstractNum w:abstractNumId="4" w15:restartNumberingAfterBreak="0">
     <w:nsid w:val="6BE1785E"/>
     <w:multiLevelType w:val="multilevel"/>
     <w:tmpl w:val="E6D283C8"/>
@@ -4790,7 +8297,7 @@
       </w:pPr>
     </w:lvl>
   </w:abstractNum>
-  <w:abstractNum w:abstractNumId="2" w15:restartNumberingAfterBreak="0">
+  <w:abstractNum w:abstractNumId="5" w15:restartNumberingAfterBreak="0">
     <w:nsid w:val="7A7229FB"/>
     <w:multiLevelType w:val="hybridMultilevel"/>
     <w:tmpl w:val="96360F48"/>
@@ -4877,13 +8384,22 @@
     </w:lvl>
   </w:abstractNum>
   <w:num w:numId="1" w16cid:durableId="2105226549">
+    <w:abstractNumId w:val="4"/>
+  </w:num>
+  <w:num w:numId="2" w16cid:durableId="1535312793">
+    <w:abstractNumId w:val="3"/>
+  </w:num>
+  <w:num w:numId="3" w16cid:durableId="1571841227">
+    <w:abstractNumId w:val="5"/>
+  </w:num>
+  <w:num w:numId="4" w16cid:durableId="1798253761">
+    <w:abstractNumId w:val="2"/>
+  </w:num>
+  <w:num w:numId="5" w16cid:durableId="919367287">
     <w:abstractNumId w:val="1"/>
   </w:num>
-  <w:num w:numId="2" w16cid:durableId="1535312793">
+  <w:num w:numId="6" w16cid:durableId="949043954">
     <w:abstractNumId w:val="0"/>
-  </w:num>
-  <w:num w:numId="3" w16cid:durableId="1571841227">
-    <w:abstractNumId w:val="2"/>
   </w:num>
 </w:numbering>
 </file>

--- a/отчеты 2-10/отчет 10.docx
+++ b/отчеты 2-10/отчет 10.docx
@@ -4,7 +4,7 @@
   <w:body>
     <w:tbl>
       <w:tblPr>
-        <w:tblW w:w="10200" w:type="dxa"/>
+        <w:tblW w:w="9356" w:type="dxa"/>
         <w:tblLayout w:type="fixed"/>
         <w:tblCellMar>
           <w:left w:w="0" w:type="dxa"/>
@@ -13,9 +13,9 @@
         <w:tblLook w:val="04A0" w:firstRow="1" w:lastRow="0" w:firstColumn="1" w:lastColumn="0" w:noHBand="0" w:noVBand="1"/>
       </w:tblPr>
       <w:tblGrid>
-        <w:gridCol w:w="2597"/>
-        <w:gridCol w:w="3164"/>
-        <w:gridCol w:w="4439"/>
+        <w:gridCol w:w="2598"/>
+        <w:gridCol w:w="2931"/>
+        <w:gridCol w:w="3827"/>
       </w:tblGrid>
       <w:tr>
         <w:trPr>
@@ -24,18 +24,44 @@
         </w:trPr>
         <w:tc>
           <w:tcPr>
-            <w:tcW w:w="2597" w:type="dxa"/>
+            <w:tcW w:w="2598" w:type="dxa"/>
           </w:tcPr>
           <w:p>
             <w:pPr>
               <w:widowControl w:val="0"/>
               <w:spacing w:after="0" w:line="240" w:lineRule="atLeast"/>
-              <w:ind w:firstLine="709"/>
               <w:jc w:val="center"/>
               <w:rPr>
                 <w:rFonts w:ascii="Times New Roman" w:eastAsia="Times New Roman" w:hAnsi="Times New Roman" w:cs="Times New Roman"/>
                 <w:b/>
                 <w:bCs/>
+                <w:sz w:val="24"/>
+                <w:szCs w:val="24"/>
+              </w:rPr>
+            </w:pPr>
+            <w:r>
+              <w:rPr>
+                <w:rFonts w:ascii="Times New Roman" w:eastAsia="Times New Roman" w:hAnsi="Times New Roman" w:cs="Times New Roman"/>
+                <w:b/>
+                <w:bCs/>
+                <w:snapToGrid w:val="0"/>
+                <w:sz w:val="24"/>
+                <w:szCs w:val="24"/>
+                <w:lang w:eastAsia="ru-RU"/>
+              </w:rPr>
+              <w:br w:type="page"/>
+            </w:r>
+          </w:p>
+          <w:p>
+            <w:pPr>
+              <w:widowControl w:val="0"/>
+              <w:spacing w:after="0" w:line="240" w:lineRule="atLeast"/>
+              <w:jc w:val="center"/>
+              <w:rPr>
+                <w:rFonts w:ascii="Times New Roman" w:eastAsia="Times New Roman" w:hAnsi="Times New Roman" w:cs="Times New Roman"/>
+                <w:b/>
+                <w:bCs/>
+                <w:snapToGrid w:val="0"/>
                 <w:sz w:val="24"/>
                 <w:szCs w:val="24"/>
               </w:rPr>
@@ -45,26 +71,11 @@
             <w:pPr>
               <w:widowControl w:val="0"/>
               <w:spacing w:after="0" w:line="240" w:lineRule="atLeast"/>
-              <w:ind w:firstLine="709"/>
-              <w:jc w:val="center"/>
-              <w:rPr>
-                <w:rFonts w:ascii="Times New Roman" w:eastAsia="Times New Roman" w:hAnsi="Times New Roman" w:cs="Times New Roman"/>
-                <w:b/>
-                <w:bCs/>
-                <w:sz w:val="24"/>
-                <w:szCs w:val="24"/>
-              </w:rPr>
-            </w:pPr>
-          </w:p>
-          <w:p>
-            <w:pPr>
-              <w:widowControl w:val="0"/>
-              <w:spacing w:after="0" w:line="240" w:lineRule="atLeast"/>
-              <w:ind w:firstLine="709"/>
               <w:jc w:val="center"/>
               <w:rPr>
                 <w:rFonts w:ascii="Times New Roman" w:eastAsia="Times New Roman" w:hAnsi="Times New Roman" w:cs="Times New Roman"/>
                 <w:caps/>
+                <w:snapToGrid w:val="0"/>
                 <w:sz w:val="24"/>
                 <w:szCs w:val="20"/>
               </w:rPr>
@@ -73,16 +84,18 @@
         </w:tc>
         <w:tc>
           <w:tcPr>
-            <w:tcW w:w="3164" w:type="dxa"/>
+            <w:tcW w:w="2931" w:type="dxa"/>
+            <w:hideMark/>
           </w:tcPr>
           <w:p>
             <w:pPr>
               <w:widowControl w:val="0"/>
               <w:spacing w:after="0" w:line="240" w:lineRule="atLeast"/>
-              <w:ind w:right="-3596"/>
+              <w:ind w:left="-752" w:right="-3821"/>
               <w:jc w:val="center"/>
               <w:rPr>
                 <w:rFonts w:ascii="Times New Roman" w:eastAsia="Times New Roman" w:hAnsi="Times New Roman" w:cs="Times New Roman"/>
+                <w:snapToGrid w:val="0"/>
                 <w:sz w:val="24"/>
                 <w:szCs w:val="20"/>
               </w:rPr>
@@ -91,22 +104,24 @@
               <w:rPr>
                 <w:rFonts w:ascii="Times New Roman" w:eastAsia="Times New Roman" w:hAnsi="Times New Roman" w:cs="Times New Roman"/>
                 <w:noProof/>
+                <w:snapToGrid w:val="0"/>
                 <w:sz w:val="24"/>
                 <w:szCs w:val="20"/>
+                <w:lang w:eastAsia="ru-RU"/>
               </w:rPr>
               <w:drawing>
-                <wp:anchor distT="0" distB="0" distL="114300" distR="114300" simplePos="0" relativeHeight="2" behindDoc="0" locked="0" layoutInCell="1" allowOverlap="1" wp14:anchorId="5AE8B7E0" wp14:editId="2CE2EED5">
+                <wp:anchor distT="0" distB="0" distL="114300" distR="114300" simplePos="0" relativeHeight="251659264" behindDoc="0" locked="0" layoutInCell="1" allowOverlap="1" wp14:anchorId="744EE8EE" wp14:editId="124ADA77">
                   <wp:simplePos x="0" y="0"/>
                   <wp:positionH relativeFrom="column">
-                    <wp:posOffset>1152525</wp:posOffset>
+                    <wp:posOffset>889635</wp:posOffset>
                   </wp:positionH>
                   <wp:positionV relativeFrom="paragraph">
-                    <wp:posOffset>635</wp:posOffset>
+                    <wp:posOffset>0</wp:posOffset>
                   </wp:positionV>
                   <wp:extent cx="850265" cy="979805"/>
-                  <wp:effectExtent l="0" t="0" r="0" b="0"/>
+                  <wp:effectExtent l="0" t="0" r="6985" b="0"/>
                   <wp:wrapSquare wrapText="bothSides"/>
-                  <wp:docPr id="1" name="Рисунок 2"/>
+                  <wp:docPr id="2100884460" name="Рисунок 2"/>
                   <wp:cNvGraphicFramePr>
                     <a:graphicFrameLocks xmlns:a="http://schemas.openxmlformats.org/drawingml/2006/main" noChangeAspect="1"/>
                   </wp:cNvGraphicFramePr>
@@ -114,13 +129,20 @@
                     <a:graphicData uri="http://schemas.openxmlformats.org/drawingml/2006/picture">
                       <pic:pic xmlns:pic="http://schemas.openxmlformats.org/drawingml/2006/picture">
                         <pic:nvPicPr>
-                          <pic:cNvPr id="1" name="Рисунок 2"/>
+                          <pic:cNvPr id="0" name="Рисунок 2"/>
                           <pic:cNvPicPr>
                             <a:picLocks noChangeAspect="1" noChangeArrowheads="1"/>
                           </pic:cNvPicPr>
                         </pic:nvPicPr>
                         <pic:blipFill>
-                          <a:blip r:embed="rId8"/>
+                          <a:blip r:embed="rId8" cstate="print">
+                            <a:extLst>
+                              <a:ext uri="{28A0092B-C50C-407E-A947-70E740481C1C}">
+                                <a14:useLocalDpi xmlns:a14="http://schemas.microsoft.com/office/drawing/2010/main" val="0"/>
+                              </a:ext>
+                            </a:extLst>
+                          </a:blip>
+                          <a:srcRect/>
                           <a:stretch>
                             <a:fillRect/>
                           </a:stretch>
@@ -134,6 +156,9 @@
                             <a:avLst/>
                           </a:prstGeom>
                           <a:noFill/>
+                          <a:ln>
+                            <a:noFill/>
+                          </a:ln>
                         </pic:spPr>
                       </pic:pic>
                     </a:graphicData>
@@ -145,16 +170,17 @@
         </w:tc>
         <w:tc>
           <w:tcPr>
-            <w:tcW w:w="4439" w:type="dxa"/>
+            <w:tcW w:w="3827" w:type="dxa"/>
           </w:tcPr>
           <w:p>
             <w:pPr>
               <w:widowControl w:val="0"/>
               <w:spacing w:after="0" w:line="240" w:lineRule="atLeast"/>
-              <w:jc w:val="both"/>
+              <w:jc w:val="center"/>
               <w:rPr>
                 <w:rFonts w:ascii="Times New Roman" w:eastAsia="Times New Roman" w:hAnsi="Times New Roman" w:cs="Times New Roman"/>
                 <w:caps/>
+                <w:snapToGrid w:val="0"/>
                 <w:sz w:val="24"/>
                 <w:szCs w:val="20"/>
               </w:rPr>
@@ -169,9 +195,10 @@
         </w:trPr>
         <w:tc>
           <w:tcPr>
-            <w:tcW w:w="10200" w:type="dxa"/>
+            <w:tcW w:w="9356" w:type="dxa"/>
             <w:gridSpan w:val="3"/>
             <w:vAlign w:val="center"/>
+            <w:hideMark/>
           </w:tcPr>
           <w:p>
             <w:pPr>
@@ -181,6 +208,7 @@
               <w:rPr>
                 <w:rFonts w:ascii="Times New Roman" w:eastAsia="Times New Roman" w:hAnsi="Times New Roman" w:cs="Times New Roman"/>
                 <w:caps/>
+                <w:snapToGrid w:val="0"/>
                 <w:sz w:val="28"/>
                 <w:szCs w:val="28"/>
               </w:rPr>
@@ -189,6 +217,7 @@
               <w:rPr>
                 <w:rFonts w:ascii="Times New Roman" w:eastAsia="Times New Roman" w:hAnsi="Times New Roman" w:cs="Times New Roman"/>
                 <w:caps/>
+                <w:snapToGrid w:val="0"/>
                 <w:sz w:val="28"/>
                 <w:szCs w:val="28"/>
               </w:rPr>
@@ -204,8 +233,9 @@
         </w:trPr>
         <w:tc>
           <w:tcPr>
-            <w:tcW w:w="10200" w:type="dxa"/>
+            <w:tcW w:w="9356" w:type="dxa"/>
             <w:gridSpan w:val="3"/>
+            <w:hideMark/>
           </w:tcPr>
           <w:p>
             <w:pPr>
@@ -214,6 +244,7 @@
               <w:jc w:val="center"/>
               <w:rPr>
                 <w:rFonts w:ascii="Times New Roman" w:eastAsia="Times New Roman" w:hAnsi="Times New Roman" w:cs="Times New Roman"/>
+                <w:snapToGrid w:val="0"/>
                 <w:sz w:val="28"/>
                 <w:szCs w:val="28"/>
               </w:rPr>
@@ -221,6 +252,7 @@
             <w:r>
               <w:rPr>
                 <w:rFonts w:ascii="Times New Roman" w:eastAsia="Times New Roman" w:hAnsi="Times New Roman" w:cs="Times New Roman"/>
+                <w:snapToGrid w:val="0"/>
                 <w:sz w:val="28"/>
                 <w:szCs w:val="28"/>
               </w:rPr>
@@ -234,6 +266,7 @@
               <w:jc w:val="center"/>
               <w:rPr>
                 <w:rFonts w:ascii="Times New Roman" w:eastAsia="Times New Roman" w:hAnsi="Times New Roman" w:cs="Times New Roman"/>
+                <w:snapToGrid w:val="0"/>
                 <w:sz w:val="28"/>
                 <w:szCs w:val="28"/>
               </w:rPr>
@@ -241,6 +274,7 @@
             <w:r>
               <w:rPr>
                 <w:rFonts w:ascii="Times New Roman" w:eastAsia="Times New Roman" w:hAnsi="Times New Roman" w:cs="Times New Roman"/>
+                <w:snapToGrid w:val="0"/>
                 <w:sz w:val="28"/>
                 <w:szCs w:val="28"/>
               </w:rPr>
@@ -255,6 +289,7 @@
               <w:rPr>
                 <w:rFonts w:ascii="Times New Roman" w:eastAsia="Times New Roman" w:hAnsi="Times New Roman" w:cs="Times New Roman"/>
                 <w:b/>
+                <w:snapToGrid w:val="0"/>
                 <w:sz w:val="28"/>
                 <w:szCs w:val="28"/>
               </w:rPr>
@@ -263,6 +298,7 @@
               <w:rPr>
                 <w:rFonts w:ascii="Times New Roman" w:eastAsia="Times New Roman" w:hAnsi="Times New Roman" w:cs="Times New Roman"/>
                 <w:b/>
+                <w:snapToGrid w:val="0"/>
                 <w:sz w:val="28"/>
                 <w:szCs w:val="28"/>
               </w:rPr>
@@ -277,6 +313,7 @@
               <w:rPr>
                 <w:rFonts w:ascii="Times New Roman" w:eastAsia="Times New Roman" w:hAnsi="Times New Roman" w:cs="Times New Roman"/>
                 <w:b/>
+                <w:snapToGrid w:val="0"/>
                 <w:sz w:val="28"/>
                 <w:szCs w:val="28"/>
               </w:rPr>
@@ -285,6 +322,7 @@
               <w:rPr>
                 <w:rFonts w:ascii="Times New Roman" w:eastAsia="Times New Roman" w:hAnsi="Times New Roman" w:cs="Times New Roman"/>
                 <w:b/>
+                <w:snapToGrid w:val="0"/>
                 <w:sz w:val="28"/>
                 <w:szCs w:val="28"/>
               </w:rPr>
@@ -300,8 +338,9 @@
         </w:trPr>
         <w:tc>
           <w:tcPr>
-            <w:tcW w:w="10200" w:type="dxa"/>
+            <w:tcW w:w="9356" w:type="dxa"/>
             <w:gridSpan w:val="3"/>
+            <w:hideMark/>
           </w:tcPr>
           <w:p>
             <w:pPr>
@@ -311,6 +350,7 @@
               <w:rPr>
                 <w:rFonts w:ascii="Times New Roman" w:eastAsia="Times New Roman" w:hAnsi="Times New Roman" w:cs="Times New Roman"/>
                 <w:b/>
+                <w:snapToGrid w:val="0"/>
                 <w:sz w:val="28"/>
                 <w:szCs w:val="28"/>
               </w:rPr>
@@ -319,6 +359,7 @@
               <w:rPr>
                 <w:rFonts w:ascii="Times New Roman" w:eastAsia="Times New Roman" w:hAnsi="Times New Roman" w:cs="Times New Roman"/>
                 <w:b/>
+                <w:snapToGrid w:val="0"/>
                 <w:sz w:val="28"/>
                 <w:szCs w:val="28"/>
               </w:rPr>
@@ -335,6 +376,8 @@
         <w:jc w:val="center"/>
         <w:rPr>
           <w:rFonts w:ascii="Times New Roman" w:eastAsia="Times New Roman" w:hAnsi="Times New Roman" w:cs="Times New Roman"/>
+          <w:noProof/>
+          <w:snapToGrid w:val="0"/>
           <w:sz w:val="28"/>
           <w:szCs w:val="28"/>
           <w:lang w:eastAsia="ru-RU"/>
@@ -343,11 +386,57 @@
       <w:r>
         <w:rPr>
           <w:rFonts w:ascii="Times New Roman" w:eastAsia="Times New Roman" w:hAnsi="Times New Roman" w:cs="Times New Roman"/>
+          <w:noProof/>
+          <w:snapToGrid w:val="0"/>
           <w:sz w:val="28"/>
           <w:szCs w:val="28"/>
           <w:lang w:eastAsia="ru-RU"/>
         </w:rPr>
-        <w:t>Кафедра КБ-14 «Цифровые технологии обработки данных»</w:t>
+        <w:t>Кафедра КБ-</w:t>
+      </w:r>
+      <w:r>
+        <w:rPr>
+          <w:rFonts w:ascii="Times New Roman" w:eastAsia="Times New Roman" w:hAnsi="Times New Roman" w:cs="Times New Roman"/>
+          <w:noProof/>
+          <w:snapToGrid w:val="0"/>
+          <w:sz w:val="28"/>
+          <w:szCs w:val="28"/>
+          <w:lang w:eastAsia="ru-RU"/>
+        </w:rPr>
+        <w:t>1</w:t>
+      </w:r>
+      <w:r>
+        <w:rPr>
+          <w:rFonts w:ascii="Times New Roman" w:eastAsia="Times New Roman" w:hAnsi="Times New Roman" w:cs="Times New Roman"/>
+          <w:noProof/>
+          <w:snapToGrid w:val="0"/>
+          <w:sz w:val="28"/>
+          <w:szCs w:val="28"/>
+          <w:lang w:eastAsia="ru-RU"/>
+        </w:rPr>
+        <w:t>4 «</w:t>
+      </w:r>
+      <w:r>
+        <w:rPr>
+          <w:rFonts w:ascii="Times New Roman" w:eastAsia="Times New Roman" w:hAnsi="Times New Roman" w:cs="Times New Roman"/>
+          <w:noProof/>
+          <w:snapToGrid w:val="0"/>
+          <w:sz w:val="28"/>
+          <w:szCs w:val="28"/>
+          <w:lang w:eastAsia="ru-RU"/>
+        </w:rPr>
+        <w:t>Цифровые технологии обработки данных</w:t>
+      </w:r>
+      <w:r>
+        <w:rPr>
+          <w:rFonts w:ascii="Times New Roman" w:eastAsia="Times New Roman" w:hAnsi="Times New Roman" w:cs="Times New Roman"/>
+          <w:noProof/>
+          <w:snapToGrid w:val="0"/>
+          <w:sz w:val="28"/>
+          <w:szCs w:val="28"/>
+          <w:lang w:eastAsia="ru-RU"/>
+        </w:rPr>
+        <w:t>»</w:t>
       </w:r>
     </w:p>
     <w:p>
@@ -357,6 +446,8 @@
         <w:jc w:val="center"/>
         <w:rPr>
           <w:rFonts w:ascii="Times New Roman" w:eastAsia="Times New Roman" w:hAnsi="Times New Roman" w:cs="Times New Roman"/>
+          <w:noProof/>
+          <w:snapToGrid w:val="0"/>
           <w:sz w:val="28"/>
           <w:szCs w:val="20"/>
           <w:lang w:eastAsia="ru-RU"/>
@@ -371,6 +462,8 @@
         <w:rPr>
           <w:rFonts w:ascii="Times New Roman" w:eastAsia="Times New Roman" w:hAnsi="Times New Roman" w:cs="Times New Roman"/>
           <w:b/>
+          <w:noProof/>
+          <w:snapToGrid w:val="0"/>
           <w:sz w:val="28"/>
           <w:szCs w:val="28"/>
           <w:lang w:eastAsia="ru-RU"/>
@@ -380,11 +473,49 @@
         <w:rPr>
           <w:rFonts w:ascii="Times New Roman" w:eastAsia="Times New Roman" w:hAnsi="Times New Roman" w:cs="Times New Roman"/>
           <w:b/>
+          <w:noProof/>
+          <w:snapToGrid w:val="0"/>
           <w:sz w:val="28"/>
           <w:szCs w:val="28"/>
           <w:lang w:eastAsia="ru-RU"/>
         </w:rPr>
-        <w:t>ОТЧЕТ ПО УЧЕБНОЙ ПРАКТИКЕ №10</w:t>
+        <w:t xml:space="preserve">ОТЧЕТ ПО </w:t>
+      </w:r>
+      <w:r>
+        <w:rPr>
+          <w:rFonts w:ascii="Times New Roman" w:eastAsia="Times New Roman" w:hAnsi="Times New Roman" w:cs="Times New Roman"/>
+          <w:b/>
+          <w:noProof/>
+          <w:snapToGrid w:val="0"/>
+          <w:sz w:val="28"/>
+          <w:szCs w:val="28"/>
+          <w:lang w:eastAsia="ru-RU"/>
+        </w:rPr>
+        <w:t>УЧЕБНОЙ ПРАКТИКЕ</w:t>
+      </w:r>
+      <w:r>
+        <w:rPr>
+          <w:rFonts w:ascii="Times New Roman" w:eastAsia="Times New Roman" w:hAnsi="Times New Roman" w:cs="Times New Roman"/>
+          <w:b/>
+          <w:noProof/>
+          <w:snapToGrid w:val="0"/>
+          <w:sz w:val="28"/>
+          <w:szCs w:val="28"/>
+          <w:lang w:eastAsia="ru-RU"/>
+        </w:rPr>
+        <w:t xml:space="preserve"> №</w:t>
+      </w:r>
+      <w:r>
+        <w:rPr>
+          <w:rFonts w:ascii="Times New Roman" w:eastAsia="Times New Roman" w:hAnsi="Times New Roman" w:cs="Times New Roman"/>
+          <w:b/>
+          <w:noProof/>
+          <w:snapToGrid w:val="0"/>
+          <w:sz w:val="28"/>
+          <w:szCs w:val="28"/>
+          <w:lang w:eastAsia="ru-RU"/>
+        </w:rPr>
+        <w:t>6-7</w:t>
       </w:r>
     </w:p>
     <w:p>
@@ -394,6 +525,8 @@
         <w:jc w:val="center"/>
         <w:rPr>
           <w:rFonts w:ascii="Times New Roman" w:eastAsia="Times New Roman" w:hAnsi="Times New Roman" w:cs="Times New Roman"/>
+          <w:noProof/>
+          <w:snapToGrid w:val="0"/>
           <w:sz w:val="28"/>
           <w:szCs w:val="20"/>
           <w:lang w:eastAsia="ru-RU"/>
@@ -402,31 +535,46 @@
       <w:r>
         <w:rPr>
           <w:rFonts w:ascii="Times New Roman" w:eastAsia="Times New Roman" w:hAnsi="Times New Roman" w:cs="Times New Roman"/>
+          <w:noProof/>
+          <w:snapToGrid w:val="0"/>
           <w:sz w:val="28"/>
           <w:szCs w:val="20"/>
           <w:lang w:eastAsia="ru-RU"/>
         </w:rPr>
         <w:br/>
-        <w:t xml:space="preserve">на тему: «Настройка анимации скелета - </w:t>
-      </w:r>
-      <w:proofErr w:type="spellStart"/>
+        <w:t xml:space="preserve">на тему: </w:t>
+      </w:r>
       <w:r>
         <w:rPr>
           <w:rFonts w:ascii="Times New Roman" w:eastAsia="Times New Roman" w:hAnsi="Times New Roman" w:cs="Times New Roman"/>
+          <w:noProof/>
+          <w:snapToGrid w:val="0"/>
           <w:sz w:val="28"/>
           <w:szCs w:val="20"/>
           <w:lang w:eastAsia="ru-RU"/>
         </w:rPr>
-        <w:t>риггинг</w:t>
-      </w:r>
-      <w:proofErr w:type="spellEnd"/>
+        <w:t>«</w:t>
+      </w:r>
       <w:r>
         <w:rPr>
           <w:rFonts w:ascii="Times New Roman" w:eastAsia="Times New Roman" w:hAnsi="Times New Roman" w:cs="Times New Roman"/>
+          <w:noProof/>
+          <w:snapToGrid w:val="0"/>
           <w:sz w:val="28"/>
           <w:szCs w:val="20"/>
           <w:lang w:eastAsia="ru-RU"/>
         </w:rPr>
+        <w:t>Настройка анимации скелета - риггинг</w:t>
+      </w:r>
+      <w:r>
+        <w:rPr>
+          <w:rFonts w:ascii="Times New Roman" w:eastAsia="Times New Roman" w:hAnsi="Times New Roman" w:cs="Times New Roman"/>
+          <w:noProof/>
+          <w:snapToGrid w:val="0"/>
+          <w:sz w:val="28"/>
+          <w:szCs w:val="20"/>
+          <w:lang w:eastAsia="ru-RU"/>
+        </w:rPr>
         <w:t>»</w:t>
       </w:r>
     </w:p>
@@ -437,6 +585,8 @@
         <w:ind w:right="-1"/>
         <w:rPr>
           <w:rFonts w:ascii="Times New Roman" w:eastAsia="Times New Roman" w:hAnsi="Times New Roman" w:cs="Times New Roman"/>
+          <w:noProof/>
+          <w:snapToGrid w:val="0"/>
           <w:sz w:val="28"/>
           <w:szCs w:val="20"/>
           <w:lang w:eastAsia="ru-RU"/>
@@ -450,6 +600,8 @@
         <w:ind w:right="-1"/>
         <w:rPr>
           <w:rFonts w:ascii="Times New Roman" w:eastAsia="Times New Roman" w:hAnsi="Times New Roman" w:cs="Times New Roman"/>
+          <w:noProof/>
+          <w:snapToGrid w:val="0"/>
           <w:sz w:val="28"/>
           <w:szCs w:val="20"/>
           <w:lang w:eastAsia="ru-RU"/>
@@ -461,8 +613,11 @@
         <w:widowControl w:val="0"/>
         <w:spacing w:after="0" w:line="360" w:lineRule="auto"/>
         <w:ind w:right="-1"/>
+        <w:jc w:val="center"/>
         <w:rPr>
           <w:rFonts w:ascii="Times New Roman" w:eastAsia="Times New Roman" w:hAnsi="Times New Roman" w:cs="Times New Roman"/>
+          <w:noProof/>
+          <w:snapToGrid w:val="0"/>
           <w:sz w:val="28"/>
           <w:szCs w:val="20"/>
           <w:lang w:eastAsia="ru-RU"/>
@@ -473,21 +628,57 @@
       <w:pPr>
         <w:widowControl w:val="0"/>
         <w:spacing w:after="0" w:line="360" w:lineRule="auto"/>
-        <w:ind w:left="5245" w:hanging="283"/>
+        <w:ind w:right="-1"/>
+        <w:jc w:val="center"/>
         <w:rPr>
           <w:rFonts w:ascii="Times New Roman" w:eastAsia="Times New Roman" w:hAnsi="Times New Roman" w:cs="Times New Roman"/>
+          <w:noProof/>
+          <w:snapToGrid w:val="0"/>
           <w:sz w:val="28"/>
           <w:szCs w:val="20"/>
           <w:lang w:eastAsia="ru-RU"/>
         </w:rPr>
       </w:pPr>
-      <w:r>
+    </w:p>
+    <w:p>
+      <w:pPr>
+        <w:widowControl w:val="0"/>
+        <w:spacing w:after="0" w:line="360" w:lineRule="auto"/>
+        <w:ind w:right="-1"/>
+        <w:jc w:val="center"/>
         <w:rPr>
           <w:rFonts w:ascii="Times New Roman" w:eastAsia="Times New Roman" w:hAnsi="Times New Roman" w:cs="Times New Roman"/>
+          <w:noProof/>
+          <w:snapToGrid w:val="0"/>
           <w:sz w:val="28"/>
           <w:szCs w:val="20"/>
           <w:lang w:eastAsia="ru-RU"/>
         </w:rPr>
+      </w:pPr>
+    </w:p>
+    <w:p>
+      <w:pPr>
+        <w:widowControl w:val="0"/>
+        <w:spacing w:after="0" w:line="360" w:lineRule="auto"/>
+        <w:ind w:left="5245" w:hanging="283"/>
+        <w:rPr>
+          <w:rFonts w:ascii="Times New Roman" w:eastAsia="Times New Roman" w:hAnsi="Times New Roman" w:cs="Times New Roman"/>
+          <w:noProof/>
+          <w:snapToGrid w:val="0"/>
+          <w:sz w:val="28"/>
+          <w:szCs w:val="20"/>
+          <w:lang w:eastAsia="ru-RU"/>
+        </w:rPr>
+      </w:pPr>
+      <w:r>
+        <w:rPr>
+          <w:rFonts w:ascii="Times New Roman" w:eastAsia="Times New Roman" w:hAnsi="Times New Roman" w:cs="Times New Roman"/>
+          <w:noProof/>
+          <w:snapToGrid w:val="0"/>
+          <w:sz w:val="28"/>
+          <w:szCs w:val="20"/>
+          <w:lang w:eastAsia="ru-RU"/>
+        </w:rPr>
         <w:t>Выполнил:</w:t>
       </w:r>
     </w:p>
@@ -498,6 +689,8 @@
         <w:ind w:left="5387"/>
         <w:rPr>
           <w:rFonts w:ascii="Times New Roman" w:eastAsia="Times New Roman" w:hAnsi="Times New Roman" w:cs="Times New Roman"/>
+          <w:noProof/>
+          <w:snapToGrid w:val="0"/>
           <w:sz w:val="28"/>
           <w:szCs w:val="20"/>
           <w:lang w:eastAsia="ru-RU"/>
@@ -506,11 +699,24 @@
       <w:r>
         <w:rPr>
           <w:rFonts w:ascii="Times New Roman" w:eastAsia="Times New Roman" w:hAnsi="Times New Roman" w:cs="Times New Roman"/>
+          <w:noProof/>
+          <w:snapToGrid w:val="0"/>
           <w:sz w:val="28"/>
           <w:szCs w:val="20"/>
           <w:lang w:eastAsia="ru-RU"/>
         </w:rPr>
-        <w:t>Студент группы БСБО-43-24</w:t>
+        <w:t xml:space="preserve">Студент группы </w:t>
+      </w:r>
+      <w:r>
+        <w:rPr>
+          <w:rFonts w:ascii="Times New Roman" w:eastAsia="Times New Roman" w:hAnsi="Times New Roman" w:cs="Times New Roman"/>
+          <w:noProof/>
+          <w:snapToGrid w:val="0"/>
+          <w:sz w:val="28"/>
+          <w:szCs w:val="20"/>
+          <w:lang w:eastAsia="ru-RU"/>
+        </w:rPr>
+        <w:t>БСБО-43-24</w:t>
       </w:r>
     </w:p>
     <w:p>
@@ -520,31 +726,38 @@
         <w:ind w:left="5387"/>
         <w:rPr>
           <w:rFonts w:ascii="Times New Roman" w:eastAsia="Times New Roman" w:hAnsi="Times New Roman" w:cs="Times New Roman"/>
+          <w:noProof/>
+          <w:snapToGrid w:val="0"/>
           <w:sz w:val="28"/>
           <w:szCs w:val="20"/>
           <w:lang w:eastAsia="ru-RU"/>
         </w:rPr>
       </w:pPr>
-      <w:proofErr w:type="spellStart"/>
       <w:r>
         <w:rPr>
           <w:rFonts w:ascii="Times New Roman" w:eastAsia="Times New Roman" w:hAnsi="Times New Roman" w:cs="Times New Roman"/>
+          <w:noProof/>
+          <w:snapToGrid w:val="0"/>
           <w:sz w:val="28"/>
           <w:szCs w:val="20"/>
           <w:lang w:eastAsia="ru-RU"/>
         </w:rPr>
-        <w:t>Стасенок</w:t>
-      </w:r>
-      <w:proofErr w:type="spellEnd"/>
-      <w:r>
+        <w:t>Стасенок Юлия Анатольевна</w:t>
+      </w:r>
+    </w:p>
+    <w:p>
+      <w:pPr>
+        <w:widowControl w:val="0"/>
+        <w:spacing w:after="0" w:line="360" w:lineRule="auto"/>
         <w:rPr>
           <w:rFonts w:ascii="Times New Roman" w:eastAsia="Times New Roman" w:hAnsi="Times New Roman" w:cs="Times New Roman"/>
+          <w:noProof/>
+          <w:snapToGrid w:val="0"/>
           <w:sz w:val="28"/>
           <w:szCs w:val="20"/>
           <w:lang w:eastAsia="ru-RU"/>
         </w:rPr>
-        <w:t xml:space="preserve"> Юлия Анатольевна</w:t>
-      </w:r>
+      </w:pPr>
     </w:p>
     <w:p>
       <w:pPr>
@@ -552,6 +765,8 @@
         <w:spacing w:after="0" w:line="360" w:lineRule="auto"/>
         <w:rPr>
           <w:rFonts w:ascii="Times New Roman" w:eastAsia="Times New Roman" w:hAnsi="Times New Roman" w:cs="Times New Roman"/>
+          <w:noProof/>
+          <w:snapToGrid w:val="0"/>
           <w:sz w:val="28"/>
           <w:szCs w:val="20"/>
           <w:lang w:eastAsia="ru-RU"/>
@@ -562,34 +777,52 @@
       <w:pPr>
         <w:widowControl w:val="0"/>
         <w:spacing w:after="0" w:line="360" w:lineRule="auto"/>
+        <w:ind w:left="4962"/>
         <w:rPr>
           <w:rFonts w:ascii="Times New Roman" w:eastAsia="Times New Roman" w:hAnsi="Times New Roman" w:cs="Times New Roman"/>
+          <w:noProof/>
+          <w:snapToGrid w:val="0"/>
           <w:sz w:val="28"/>
           <w:szCs w:val="20"/>
           <w:lang w:eastAsia="ru-RU"/>
         </w:rPr>
       </w:pPr>
-    </w:p>
-    <w:p>
-      <w:pPr>
-        <w:widowControl w:val="0"/>
-        <w:spacing w:after="0" w:line="360" w:lineRule="auto"/>
-        <w:ind w:left="4962"/>
+      <w:r>
         <w:rPr>
           <w:rFonts w:ascii="Times New Roman" w:eastAsia="Times New Roman" w:hAnsi="Times New Roman" w:cs="Times New Roman"/>
+          <w:noProof/>
+          <w:snapToGrid w:val="0"/>
           <w:sz w:val="28"/>
           <w:szCs w:val="20"/>
           <w:lang w:eastAsia="ru-RU"/>
         </w:rPr>
-      </w:pPr>
-      <w:r>
+        <w:t>Проверил:</w:t>
+      </w:r>
+    </w:p>
+    <w:p>
+      <w:pPr>
+        <w:widowControl w:val="0"/>
+        <w:spacing w:after="0" w:line="360" w:lineRule="auto"/>
+        <w:ind w:left="5387"/>
         <w:rPr>
           <w:rFonts w:ascii="Times New Roman" w:eastAsia="Times New Roman" w:hAnsi="Times New Roman" w:cs="Times New Roman"/>
+          <w:noProof/>
+          <w:snapToGrid w:val="0"/>
           <w:sz w:val="28"/>
           <w:szCs w:val="20"/>
           <w:lang w:eastAsia="ru-RU"/>
         </w:rPr>
-        <w:t>Проверил:</w:t>
+      </w:pPr>
+      <w:r>
+        <w:rPr>
+          <w:rFonts w:ascii="Times New Roman" w:eastAsia="Times New Roman" w:hAnsi="Times New Roman" w:cs="Times New Roman"/>
+          <w:noProof/>
+          <w:snapToGrid w:val="0"/>
+          <w:sz w:val="28"/>
+          <w:szCs w:val="20"/>
+          <w:lang w:eastAsia="ru-RU"/>
+        </w:rPr>
+        <w:t>к. т. н., доцент</w:t>
       </w:r>
     </w:p>
     <w:p>
@@ -599,6 +832,8 @@
         <w:ind w:left="5387"/>
         <w:rPr>
           <w:rFonts w:ascii="Times New Roman" w:eastAsia="Times New Roman" w:hAnsi="Times New Roman" w:cs="Times New Roman"/>
+          <w:noProof/>
+          <w:snapToGrid w:val="0"/>
           <w:sz w:val="28"/>
           <w:szCs w:val="20"/>
           <w:lang w:eastAsia="ru-RU"/>
@@ -607,34 +842,28 @@
       <w:r>
         <w:rPr>
           <w:rFonts w:ascii="Times New Roman" w:eastAsia="Times New Roman" w:hAnsi="Times New Roman" w:cs="Times New Roman"/>
+          <w:noProof/>
+          <w:snapToGrid w:val="0"/>
           <w:sz w:val="28"/>
           <w:szCs w:val="20"/>
           <w:lang w:eastAsia="ru-RU"/>
         </w:rPr>
-        <w:t>к. т. н., доцент</w:t>
+        <w:t>Кашкин Евгений Владимирович</w:t>
       </w:r>
     </w:p>
     <w:p>
       <w:pPr>
         <w:widowControl w:val="0"/>
         <w:spacing w:after="0" w:line="360" w:lineRule="auto"/>
-        <w:ind w:left="5387"/>
         <w:rPr>
           <w:rFonts w:ascii="Times New Roman" w:eastAsia="Times New Roman" w:hAnsi="Times New Roman" w:cs="Times New Roman"/>
+          <w:noProof/>
+          <w:snapToGrid w:val="0"/>
           <w:sz w:val="28"/>
           <w:szCs w:val="20"/>
           <w:lang w:eastAsia="ru-RU"/>
         </w:rPr>
       </w:pPr>
-      <w:r>
-        <w:rPr>
-          <w:rFonts w:ascii="Times New Roman" w:eastAsia="Times New Roman" w:hAnsi="Times New Roman" w:cs="Times New Roman"/>
-          <w:sz w:val="28"/>
-          <w:szCs w:val="20"/>
-          <w:lang w:eastAsia="ru-RU"/>
-        </w:rPr>
-        <w:t>Кашкин Евгений Владимирович</w:t>
-      </w:r>
     </w:p>
     <w:p>
       <w:pPr>
@@ -642,18 +871,8 @@
         <w:spacing w:after="0" w:line="360" w:lineRule="auto"/>
         <w:rPr>
           <w:rFonts w:ascii="Times New Roman" w:eastAsia="Times New Roman" w:hAnsi="Times New Roman" w:cs="Times New Roman"/>
-          <w:sz w:val="28"/>
-          <w:szCs w:val="20"/>
-          <w:lang w:eastAsia="ru-RU"/>
-        </w:rPr>
-      </w:pPr>
-    </w:p>
-    <w:p>
-      <w:pPr>
-        <w:widowControl w:val="0"/>
-        <w:spacing w:after="0" w:line="360" w:lineRule="auto"/>
-        <w:rPr>
-          <w:rFonts w:ascii="Times New Roman" w:eastAsia="Times New Roman" w:hAnsi="Times New Roman" w:cs="Times New Roman"/>
+          <w:noProof/>
+          <w:snapToGrid w:val="0"/>
           <w:sz w:val="28"/>
           <w:szCs w:val="20"/>
           <w:lang w:eastAsia="ru-RU"/>
@@ -670,6 +889,8 @@
         <w:jc w:val="center"/>
         <w:rPr>
           <w:rFonts w:ascii="Times New Roman" w:eastAsia="Times New Roman" w:hAnsi="Times New Roman" w:cs="Times New Roman"/>
+          <w:noProof/>
+          <w:snapToGrid w:val="0"/>
           <w:sz w:val="28"/>
           <w:szCs w:val="20"/>
           <w:lang w:eastAsia="ru-RU"/>
@@ -678,108 +899,71 @@
     </w:p>
     <w:p>
       <w:pPr>
-        <w:widowControl w:val="0"/>
-        <w:tabs>
-          <w:tab w:val="left" w:pos="196"/>
-        </w:tabs>
-        <w:spacing w:after="0" w:line="360" w:lineRule="auto"/>
+        <w:pStyle w:val="a"/>
+        <w:ind w:firstLine="0"/>
         <w:jc w:val="center"/>
         <w:rPr>
-          <w:rFonts w:ascii="Times New Roman" w:eastAsia="Times New Roman" w:hAnsi="Times New Roman" w:cs="Times New Roman"/>
-          <w:sz w:val="28"/>
+          <w:rFonts w:asciiTheme="minorHAnsi" w:hAnsiTheme="minorHAnsi" w:cstheme="minorBidi"/>
+          <w:sz w:val="22"/>
+          <w:szCs w:val="22"/>
+        </w:rPr>
+      </w:pPr>
+      <w:r>
+        <w:rPr>
+          <w:rFonts w:eastAsia="Times New Roman"/>
+          <w:b/>
+          <w:bCs/>
+          <w:noProof/>
+          <w:snapToGrid w:val="0"/>
           <w:szCs w:val="20"/>
           <w:lang w:eastAsia="ru-RU"/>
         </w:rPr>
-      </w:pPr>
-    </w:p>
-    <w:p>
-      <w:pPr>
-        <w:widowControl w:val="0"/>
-        <w:tabs>
-          <w:tab w:val="left" w:pos="196"/>
-        </w:tabs>
-        <w:spacing w:after="0" w:line="360" w:lineRule="auto"/>
-        <w:jc w:val="center"/>
-        <w:rPr>
-          <w:rFonts w:ascii="Times New Roman" w:eastAsia="Times New Roman" w:hAnsi="Times New Roman" w:cs="Times New Roman"/>
-          <w:sz w:val="28"/>
+        <w:t>Москва, 202</w:t>
+      </w:r>
+      <w:r>
+        <w:rPr>
+          <w:rFonts w:eastAsia="Times New Roman"/>
+          <w:b/>
+          <w:bCs/>
+          <w:noProof/>
+          <w:snapToGrid w:val="0"/>
+          <w:szCs w:val="20"/>
+          <w:lang w:val="en-US" w:eastAsia="ru-RU"/>
+        </w:rPr>
+        <w:t>5</w:t>
+      </w:r>
+      <w:r>
+        <w:rPr>
+          <w:rFonts w:eastAsia="Times New Roman"/>
+          <w:b/>
+          <w:bCs/>
+          <w:noProof/>
+          <w:snapToGrid w:val="0"/>
           <w:szCs w:val="20"/>
           <w:lang w:eastAsia="ru-RU"/>
         </w:rPr>
-      </w:pPr>
-    </w:p>
-    <w:p>
-      <w:pPr>
-        <w:widowControl w:val="0"/>
-        <w:spacing w:after="0" w:line="360" w:lineRule="auto"/>
-        <w:jc w:val="center"/>
-        <w:rPr>
-          <w:rFonts w:ascii="Times New Roman" w:eastAsia="Times New Roman" w:hAnsi="Times New Roman" w:cs="Times New Roman"/>
+        <w:t xml:space="preserve"> г</w:t>
+      </w:r>
+      <w:r>
+        <w:rPr>
+          <w:rFonts w:eastAsia="Times New Roman"/>
           <w:b/>
           <w:bCs/>
-          <w:sz w:val="28"/>
+          <w:noProof/>
+          <w:snapToGrid w:val="0"/>
           <w:szCs w:val="20"/>
           <w:lang w:eastAsia="ru-RU"/>
         </w:rPr>
-      </w:pPr>
-      <w:r>
-        <w:rPr>
-          <w:rFonts w:ascii="Times New Roman" w:eastAsia="Times New Roman" w:hAnsi="Times New Roman" w:cs="Times New Roman"/>
-          <w:b/>
-          <w:bCs/>
-          <w:sz w:val="28"/>
-          <w:szCs w:val="20"/>
-          <w:lang w:eastAsia="ru-RU"/>
-        </w:rPr>
-        <w:t>Москва, 202</w:t>
-      </w:r>
-      <w:r>
-        <w:rPr>
-          <w:rFonts w:ascii="Times New Roman" w:eastAsia="Times New Roman" w:hAnsi="Times New Roman" w:cs="Times New Roman"/>
-          <w:b/>
-          <w:bCs/>
-          <w:sz w:val="28"/>
-          <w:szCs w:val="20"/>
-          <w:lang w:val="en-US" w:eastAsia="ru-RU"/>
-        </w:rPr>
-        <w:t>5</w:t>
-      </w:r>
-      <w:r>
-        <w:rPr>
-          <w:rFonts w:ascii="Times New Roman" w:eastAsia="Times New Roman" w:hAnsi="Times New Roman" w:cs="Times New Roman"/>
-          <w:b/>
-          <w:bCs/>
-          <w:sz w:val="28"/>
-          <w:szCs w:val="20"/>
-          <w:lang w:eastAsia="ru-RU"/>
-        </w:rPr>
-        <w:t xml:space="preserve"> г.</w:t>
-      </w:r>
-    </w:p>
-    <w:p>
-      <w:pPr>
-        <w:sectPr>
-          <w:footerReference w:type="default" r:id="rId9"/>
-          <w:pgSz w:w="11906" w:h="16838"/>
-          <w:pgMar w:top="1134" w:right="851" w:bottom="1134" w:left="1701" w:header="0" w:footer="709" w:gutter="0"/>
-          <w:pgNumType w:start="3"/>
-          <w:cols w:space="720"/>
-          <w:formProt w:val="0"/>
-          <w:titlePg/>
-          <w:docGrid w:linePitch="360" w:charSpace="4096"/>
-        </w:sectPr>
-      </w:pPr>
-    </w:p>
-    <w:p>
-      <w:pPr>
-        <w:pStyle w:val="Heading1"/>
-        <w:ind w:firstLine="0"/>
-        <w:jc w:val="center"/>
-        <w:rPr>
-          <w:bCs/>
-        </w:rPr>
-      </w:pPr>
-      <w:bookmarkStart w:id="0" w:name="_Toc127883204"/>
+        <w:t>.</w:t>
+      </w:r>
+      <w:r>
+        <w:rPr>
+          <w:rFonts w:asciiTheme="minorHAnsi" w:hAnsiTheme="minorHAnsi" w:cstheme="minorBidi"/>
+          <w:sz w:val="22"/>
+          <w:szCs w:val="22"/>
+        </w:rPr>
+        <w:t xml:space="preserve"> </w:t>
+      </w:r>
     </w:p>
     <w:sdt>
       <w:sdtPr>
@@ -788,7 +972,7 @@
           <w:sz w:val="22"/>
           <w:szCs w:val="22"/>
         </w:rPr>
-        <w:id w:val="1045943335"/>
+        <w:id w:val="-156852562"/>
         <w:docPartObj>
           <w:docPartGallery w:val="Table of Contents"/>
           <w:docPartUnique/>
@@ -822,8 +1006,9 @@
           <w:pPr>
             <w:pStyle w:val="TOC1"/>
             <w:tabs>
-              <w:tab w:val="right" w:leader="dot" w:pos="9345"/>
+              <w:tab w:val="right" w:leader="dot" w:pos="9344"/>
             </w:tabs>
+            <w:spacing w:after="100" w:line="0" w:lineRule="atLeast"/>
             <w:rPr>
               <w:rFonts w:asciiTheme="minorHAnsi" w:eastAsiaTheme="minorEastAsia" w:hAnsiTheme="minorHAnsi" w:cstheme="minorBidi"/>
               <w:noProof/>
@@ -843,7 +1028,7 @@
           <w:r>
             <w:fldChar w:fldCharType="separate"/>
           </w:r>
-          <w:hyperlink w:anchor="_Toc196495715" w:history="1">
+          <w:hyperlink w:anchor="_Toc197253334" w:history="1">
             <w:r>
               <w:rPr>
                 <w:rStyle w:val="Hyperlink"/>
@@ -871,7 +1056,7 @@
                 <w:noProof/>
                 <w:webHidden/>
               </w:rPr>
-              <w:instrText xml:space="preserve"> PAGEREF _Toc196495715 \h </w:instrText>
+              <w:instrText xml:space="preserve"> PAGEREF _Toc197253334 \h </w:instrText>
             </w:r>
             <w:r>
               <w:rPr>
@@ -906,7 +1091,233 @@
           <w:pPr>
             <w:pStyle w:val="TOC1"/>
             <w:tabs>
-              <w:tab w:val="right" w:leader="dot" w:pos="9345"/>
+              <w:tab w:val="right" w:leader="dot" w:pos="9344"/>
+            </w:tabs>
+            <w:spacing w:after="100" w:line="0" w:lineRule="atLeast"/>
+            <w:rPr>
+              <w:rFonts w:asciiTheme="minorHAnsi" w:eastAsiaTheme="minorEastAsia" w:hAnsiTheme="minorHAnsi" w:cstheme="minorBidi"/>
+              <w:noProof/>
+              <w:kern w:val="2"/>
+              <w:sz w:val="24"/>
+              <w:szCs w:val="24"/>
+              <w:lang w:val="en-US"/>
+              <w14:ligatures w14:val="standardContextual"/>
+            </w:rPr>
+          </w:pPr>
+          <w:hyperlink w:anchor="_Toc197253335" w:history="1">
+            <w:r>
+              <w:rPr>
+                <w:rStyle w:val="Hyperlink"/>
+                <w:noProof/>
+              </w:rPr>
+              <w:t>Задание</w:t>
+            </w:r>
+            <w:r>
+              <w:rPr>
+                <w:noProof/>
+                <w:webHidden/>
+              </w:rPr>
+              <w:tab/>
+            </w:r>
+            <w:r>
+              <w:rPr>
+                <w:noProof/>
+                <w:webHidden/>
+              </w:rPr>
+              <w:fldChar w:fldCharType="begin"/>
+            </w:r>
+            <w:r>
+              <w:rPr>
+                <w:noProof/>
+                <w:webHidden/>
+              </w:rPr>
+              <w:instrText xml:space="preserve"> PAGEREF _Toc197253335 \h </w:instrText>
+            </w:r>
+            <w:r>
+              <w:rPr>
+                <w:noProof/>
+                <w:webHidden/>
+              </w:rPr>
+            </w:r>
+            <w:r>
+              <w:rPr>
+                <w:noProof/>
+                <w:webHidden/>
+              </w:rPr>
+              <w:fldChar w:fldCharType="separate"/>
+            </w:r>
+            <w:r>
+              <w:rPr>
+                <w:noProof/>
+                <w:webHidden/>
+              </w:rPr>
+              <w:t>3</w:t>
+            </w:r>
+            <w:r>
+              <w:rPr>
+                <w:noProof/>
+                <w:webHidden/>
+              </w:rPr>
+              <w:fldChar w:fldCharType="end"/>
+            </w:r>
+          </w:hyperlink>
+        </w:p>
+        <w:p>
+          <w:pPr>
+            <w:pStyle w:val="TOC1"/>
+            <w:tabs>
+              <w:tab w:val="right" w:leader="dot" w:pos="9344"/>
+            </w:tabs>
+            <w:spacing w:after="100" w:line="0" w:lineRule="atLeast"/>
+            <w:rPr>
+              <w:rFonts w:asciiTheme="minorHAnsi" w:eastAsiaTheme="minorEastAsia" w:hAnsiTheme="minorHAnsi" w:cstheme="minorBidi"/>
+              <w:noProof/>
+              <w:kern w:val="2"/>
+              <w:sz w:val="24"/>
+              <w:szCs w:val="24"/>
+              <w:lang w:val="en-US"/>
+              <w14:ligatures w14:val="standardContextual"/>
+            </w:rPr>
+          </w:pPr>
+          <w:hyperlink w:anchor="_Toc197253336" w:history="1">
+            <w:r>
+              <w:rPr>
+                <w:rStyle w:val="Hyperlink"/>
+                <w:bCs/>
+                <w:noProof/>
+              </w:rPr>
+              <w:t>Ход работы</w:t>
+            </w:r>
+            <w:r>
+              <w:rPr>
+                <w:noProof/>
+                <w:webHidden/>
+              </w:rPr>
+              <w:tab/>
+            </w:r>
+            <w:r>
+              <w:rPr>
+                <w:noProof/>
+                <w:webHidden/>
+              </w:rPr>
+              <w:fldChar w:fldCharType="begin"/>
+            </w:r>
+            <w:r>
+              <w:rPr>
+                <w:noProof/>
+                <w:webHidden/>
+              </w:rPr>
+              <w:instrText xml:space="preserve"> PAGEREF _Toc197253336 \h </w:instrText>
+            </w:r>
+            <w:r>
+              <w:rPr>
+                <w:noProof/>
+                <w:webHidden/>
+              </w:rPr>
+            </w:r>
+            <w:r>
+              <w:rPr>
+                <w:noProof/>
+                <w:webHidden/>
+              </w:rPr>
+              <w:fldChar w:fldCharType="separate"/>
+            </w:r>
+            <w:r>
+              <w:rPr>
+                <w:noProof/>
+                <w:webHidden/>
+              </w:rPr>
+              <w:t>3</w:t>
+            </w:r>
+            <w:r>
+              <w:rPr>
+                <w:noProof/>
+                <w:webHidden/>
+              </w:rPr>
+              <w:fldChar w:fldCharType="end"/>
+            </w:r>
+          </w:hyperlink>
+        </w:p>
+        <w:p>
+          <w:pPr>
+            <w:pStyle w:val="TOC1"/>
+            <w:tabs>
+              <w:tab w:val="right" w:leader="dot" w:pos="9344"/>
+            </w:tabs>
+            <w:spacing w:after="100" w:line="0" w:lineRule="atLeast"/>
+            <w:rPr>
+              <w:rFonts w:asciiTheme="minorHAnsi" w:eastAsiaTheme="minorEastAsia" w:hAnsiTheme="minorHAnsi" w:cstheme="minorBidi"/>
+              <w:noProof/>
+              <w:kern w:val="2"/>
+              <w:sz w:val="24"/>
+              <w:szCs w:val="24"/>
+              <w:lang w:val="en-US"/>
+              <w14:ligatures w14:val="standardContextual"/>
+            </w:rPr>
+          </w:pPr>
+          <w:hyperlink w:anchor="_Toc197253337" w:history="1">
+            <w:r>
+              <w:rPr>
+                <w:rStyle w:val="Hyperlink"/>
+                <w:noProof/>
+              </w:rPr>
+              <w:t>Выводы</w:t>
+            </w:r>
+            <w:r>
+              <w:rPr>
+                <w:noProof/>
+                <w:webHidden/>
+              </w:rPr>
+              <w:tab/>
+            </w:r>
+            <w:r>
+              <w:rPr>
+                <w:noProof/>
+                <w:webHidden/>
+              </w:rPr>
+              <w:fldChar w:fldCharType="begin"/>
+            </w:r>
+            <w:r>
+              <w:rPr>
+                <w:noProof/>
+                <w:webHidden/>
+              </w:rPr>
+              <w:instrText xml:space="preserve"> PAGEREF _Toc197253337 \h </w:instrText>
+            </w:r>
+            <w:r>
+              <w:rPr>
+                <w:noProof/>
+                <w:webHidden/>
+              </w:rPr>
+            </w:r>
+            <w:r>
+              <w:rPr>
+                <w:noProof/>
+                <w:webHidden/>
+              </w:rPr>
+              <w:fldChar w:fldCharType="separate"/>
+            </w:r>
+            <w:r>
+              <w:rPr>
+                <w:noProof/>
+                <w:webHidden/>
+              </w:rPr>
+              <w:t>10</w:t>
+            </w:r>
+            <w:r>
+              <w:rPr>
+                <w:noProof/>
+                <w:webHidden/>
+              </w:rPr>
+              <w:fldChar w:fldCharType="end"/>
+            </w:r>
+          </w:hyperlink>
+        </w:p>
+        <w:p>
+          <w:pPr>
+            <w:pStyle w:val="TOC1"/>
+            <w:tabs>
+              <w:tab w:val="right" w:leader="dot" w:pos="9344"/>
             </w:tabs>
             <w:rPr>
               <w:rFonts w:asciiTheme="minorHAnsi" w:eastAsiaTheme="minorEastAsia" w:hAnsiTheme="minorHAnsi" w:cstheme="minorBidi"/>
@@ -918,13 +1329,13 @@
               <w14:ligatures w14:val="standardContextual"/>
             </w:rPr>
           </w:pPr>
-          <w:hyperlink w:anchor="_Toc196495716" w:history="1">
+          <w:hyperlink w:anchor="_Toc197253338" w:history="1">
             <w:r>
               <w:rPr>
                 <w:rStyle w:val="Hyperlink"/>
                 <w:noProof/>
               </w:rPr>
-              <w:t>Задание</w:t>
+              <w:t>Список использованных источников</w:t>
             </w:r>
             <w:r>
               <w:rPr>
@@ -945,7 +1356,7 @@
                 <w:noProof/>
                 <w:webHidden/>
               </w:rPr>
-              <w:instrText xml:space="preserve"> PAGEREF _Toc196495716 \h </w:instrText>
+              <w:instrText xml:space="preserve"> PAGEREF _Toc197253338 \h </w:instrText>
             </w:r>
             <w:r>
               <w:rPr>
@@ -965,7 +1376,7 @@
                 <w:noProof/>
                 <w:webHidden/>
               </w:rPr>
-              <w:t>3</w:t>
+              <w:t>11</w:t>
             </w:r>
             <w:r>
               <w:rPr>
@@ -978,154 +1389,22 @@
         </w:p>
         <w:p>
           <w:pPr>
-            <w:pStyle w:val="TOC1"/>
-            <w:tabs>
-              <w:tab w:val="right" w:leader="dot" w:pos="9345"/>
-            </w:tabs>
             <w:rPr>
-              <w:rFonts w:asciiTheme="minorHAnsi" w:eastAsiaTheme="minorEastAsia" w:hAnsiTheme="minorHAnsi" w:cstheme="minorBidi"/>
-              <w:noProof/>
-              <w:kern w:val="2"/>
-              <w:sz w:val="24"/>
-              <w:szCs w:val="24"/>
-              <w:lang w:val="en-US"/>
-              <w14:ligatures w14:val="standardContextual"/>
+              <w:rFonts w:ascii="Times New Roman" w:hAnsi="Times New Roman" w:cs="Times New Roman"/>
+              <w:sz w:val="28"/>
+              <w:szCs w:val="28"/>
             </w:rPr>
+            <w:sectPr>
+              <w:footerReference w:type="even" r:id="rId9"/>
+              <w:footerReference w:type="default" r:id="rId10"/>
+              <w:pgSz w:w="11906" w:h="16838"/>
+              <w:pgMar w:top="1134" w:right="851" w:bottom="1134" w:left="1701" w:header="709" w:footer="709" w:gutter="0"/>
+              <w:pgNumType w:start="1"/>
+              <w:cols w:space="708"/>
+              <w:titlePg/>
+              <w:docGrid w:linePitch="360"/>
+            </w:sectPr>
           </w:pPr>
-          <w:hyperlink w:anchor="_Toc196495717" w:history="1">
-            <w:r>
-              <w:rPr>
-                <w:rStyle w:val="Hyperlink"/>
-                <w:bCs/>
-                <w:noProof/>
-              </w:rPr>
-              <w:t>Ход работы</w:t>
-            </w:r>
-            <w:r>
-              <w:rPr>
-                <w:noProof/>
-                <w:webHidden/>
-              </w:rPr>
-              <w:tab/>
-            </w:r>
-            <w:r>
-              <w:rPr>
-                <w:noProof/>
-                <w:webHidden/>
-              </w:rPr>
-              <w:fldChar w:fldCharType="begin"/>
-            </w:r>
-            <w:r>
-              <w:rPr>
-                <w:noProof/>
-                <w:webHidden/>
-              </w:rPr>
-              <w:instrText xml:space="preserve"> PAGEREF _Toc196495717 \h </w:instrText>
-            </w:r>
-            <w:r>
-              <w:rPr>
-                <w:noProof/>
-                <w:webHidden/>
-              </w:rPr>
-            </w:r>
-            <w:r>
-              <w:rPr>
-                <w:noProof/>
-                <w:webHidden/>
-              </w:rPr>
-              <w:fldChar w:fldCharType="separate"/>
-            </w:r>
-            <w:r>
-              <w:rPr>
-                <w:noProof/>
-                <w:webHidden/>
-              </w:rPr>
-              <w:t>3</w:t>
-            </w:r>
-            <w:r>
-              <w:rPr>
-                <w:noProof/>
-                <w:webHidden/>
-              </w:rPr>
-              <w:fldChar w:fldCharType="end"/>
-            </w:r>
-          </w:hyperlink>
-        </w:p>
-        <w:p>
-          <w:pPr>
-            <w:pStyle w:val="TOC1"/>
-            <w:tabs>
-              <w:tab w:val="right" w:leader="dot" w:pos="9345"/>
-            </w:tabs>
-            <w:rPr>
-              <w:rFonts w:asciiTheme="minorHAnsi" w:eastAsiaTheme="minorEastAsia" w:hAnsiTheme="minorHAnsi" w:cstheme="minorBidi"/>
-              <w:noProof/>
-              <w:kern w:val="2"/>
-              <w:sz w:val="24"/>
-              <w:szCs w:val="24"/>
-              <w:lang w:val="en-US"/>
-              <w14:ligatures w14:val="standardContextual"/>
-            </w:rPr>
-          </w:pPr>
-          <w:hyperlink w:anchor="_Toc196495718" w:history="1">
-            <w:r>
-              <w:rPr>
-                <w:rStyle w:val="Hyperlink"/>
-                <w:noProof/>
-              </w:rPr>
-              <w:t>Выводы</w:t>
-            </w:r>
-            <w:r>
-              <w:rPr>
-                <w:noProof/>
-                <w:webHidden/>
-              </w:rPr>
-              <w:tab/>
-            </w:r>
-            <w:r>
-              <w:rPr>
-                <w:noProof/>
-                <w:webHidden/>
-              </w:rPr>
-              <w:fldChar w:fldCharType="begin"/>
-            </w:r>
-            <w:r>
-              <w:rPr>
-                <w:noProof/>
-                <w:webHidden/>
-              </w:rPr>
-              <w:instrText xml:space="preserve"> PAGEREF _Toc196495718 \h </w:instrText>
-            </w:r>
-            <w:r>
-              <w:rPr>
-                <w:noProof/>
-                <w:webHidden/>
-              </w:rPr>
-            </w:r>
-            <w:r>
-              <w:rPr>
-                <w:noProof/>
-                <w:webHidden/>
-              </w:rPr>
-              <w:fldChar w:fldCharType="separate"/>
-            </w:r>
-            <w:r>
-              <w:rPr>
-                <w:noProof/>
-                <w:webHidden/>
-              </w:rPr>
-              <w:t>10</w:t>
-            </w:r>
-            <w:r>
-              <w:rPr>
-                <w:noProof/>
-                <w:webHidden/>
-              </w:rPr>
-              <w:fldChar w:fldCharType="end"/>
-            </w:r>
-          </w:hyperlink>
-        </w:p>
-        <w:p>
           <w:r>
             <w:rPr>
               <w:rFonts w:ascii="Times New Roman" w:hAnsi="Times New Roman" w:cs="Times New Roman"/>
@@ -1139,17 +1418,6 @@
     </w:sdt>
     <w:p>
       <w:pPr>
-        <w:spacing w:after="0" w:line="240" w:lineRule="auto"/>
-        <w:rPr>
-          <w:lang w:val="en-US"/>
-        </w:rPr>
-      </w:pPr>
-      <w:r>
-        <w:br w:type="page"/>
-      </w:r>
-    </w:p>
-    <w:p>
-      <w:pPr>
         <w:pStyle w:val="Heading1"/>
         <w:ind w:firstLine="0"/>
         <w:jc w:val="center"/>
@@ -1157,7 +1425,7 @@
           <w:bCs/>
         </w:rPr>
       </w:pPr>
-      <w:bookmarkStart w:id="1" w:name="_Toc196495715"/>
+      <w:bookmarkStart w:id="0" w:name="_Toc197253334"/>
       <w:r>
         <w:rPr>
           <w:bCs/>
@@ -1166,7 +1434,6 @@
         <w:t>Цель работы</w:t>
       </w:r>
       <w:bookmarkEnd w:id="0"/>
-      <w:bookmarkEnd w:id="1"/>
     </w:p>
     <w:p>
       <w:pPr>
@@ -1191,13 +1458,11 @@
       <w:pPr>
         <w:pStyle w:val="a0"/>
       </w:pPr>
-      <w:bookmarkStart w:id="2" w:name="_Toc195635166"/>
-      <w:bookmarkStart w:id="3" w:name="_Toc196495716"/>
+      <w:bookmarkStart w:id="1" w:name="_Toc197253335"/>
       <w:r>
         <w:t>Задание</w:t>
       </w:r>
-      <w:bookmarkEnd w:id="2"/>
-      <w:bookmarkEnd w:id="3"/>
+      <w:bookmarkEnd w:id="1"/>
     </w:p>
     <w:p>
       <w:pPr>
@@ -1380,10 +1645,7 @@
         <w:ind w:left="0" w:firstLine="709"/>
       </w:pPr>
       <w:r>
-        <w:t>протестировать</w:t>
-      </w:r>
-      <w:r>
-        <w:t>.</w:t>
+        <w:t>протестировать.</w:t>
       </w:r>
     </w:p>
     <w:p>
@@ -1395,19 +1657,18 @@
           <w:bCs/>
         </w:rPr>
       </w:pPr>
-      <w:bookmarkStart w:id="4" w:name="_Toc127883206"/>
-      <w:bookmarkStart w:id="5" w:name="_Toc196495717"/>
+      <w:bookmarkStart w:id="2" w:name="_Toc197253336"/>
       <w:r>
         <w:rPr>
           <w:bCs/>
         </w:rPr>
         <w:t>Ход работы</w:t>
       </w:r>
-      <w:bookmarkEnd w:id="4"/>
-      <w:bookmarkEnd w:id="5"/>
+      <w:bookmarkEnd w:id="2"/>
     </w:p>
     <w:p>
       <w:pPr>
+        <w:spacing w:after="0"/>
         <w:ind w:firstLine="993"/>
         <w:jc w:val="both"/>
         <w:rPr>
@@ -1504,10 +1765,10 @@
           <w:noProof/>
         </w:rPr>
         <w:drawing>
-          <wp:inline distT="0" distB="0" distL="0" distR="0" wp14:anchorId="18F12EC8" wp14:editId="3ABCDB63">
+          <wp:inline distT="0" distB="0" distL="0" distR="0" wp14:anchorId="3441DB4F" wp14:editId="6ACEBDD0">
             <wp:extent cx="3260034" cy="2366056"/>
             <wp:effectExtent l="0" t="0" r="0" b="0"/>
-            <wp:docPr id="2" name="Image1"/>
+            <wp:docPr id="1979202378" name="Image1"/>
             <wp:cNvGraphicFramePr>
               <a:graphicFrameLocks xmlns:a="http://schemas.openxmlformats.org/drawingml/2006/main" noChangeAspect="1"/>
             </wp:cNvGraphicFramePr>
@@ -1521,7 +1782,7 @@
                     </pic:cNvPicPr>
                   </pic:nvPicPr>
                   <pic:blipFill>
-                    <a:blip r:embed="rId10" cstate="print">
+                    <a:blip r:embed="rId11" cstate="print">
                       <a:extLst>
                         <a:ext uri="{28A0092B-C50C-407E-A947-70E740481C1C}">
                           <a14:useLocalDpi xmlns:a14="http://schemas.microsoft.com/office/drawing/2010/main" val="0"/>
@@ -1535,7 +1796,7 @@
                   <pic:spPr bwMode="auto">
                     <a:xfrm>
                       <a:off x="0" y="0"/>
-                      <a:ext cx="3280272" cy="2380744"/>
+                      <a:ext cx="3260034" cy="2366056"/>
                     </a:xfrm>
                     <a:prstGeom prst="rect">
                       <a:avLst/>
@@ -1575,34 +1836,12 @@
           <w:szCs w:val="28"/>
         </w:rPr>
         <w:lastRenderedPageBreak/>
-        <w:t xml:space="preserve">Далее </w:t>
-      </w:r>
-      <w:r>
-        <w:rPr>
-          <w:sz w:val="28"/>
-          <w:szCs w:val="28"/>
-        </w:rPr>
-        <w:t xml:space="preserve">выбранная модель врага была загружена в </w:t>
-      </w:r>
-      <w:r>
-        <w:rPr>
-          <w:sz w:val="28"/>
-          <w:szCs w:val="28"/>
-        </w:rPr>
-        <w:t>mixamo.com</w:t>
-      </w:r>
-      <w:r>
-        <w:rPr>
-          <w:sz w:val="28"/>
-          <w:szCs w:val="28"/>
-        </w:rPr>
-        <w:t xml:space="preserve"> (см. рисунок 10.2).</w:t>
+        <w:t>Далее выбранная модель врага была загружена в mixamo.com (см. рисунок 10.2).</w:t>
       </w:r>
     </w:p>
     <w:p>
       <w:pPr>
         <w:pStyle w:val="a"/>
-        <w:spacing w:before="120"/>
         <w:ind w:firstLine="0"/>
         <w:jc w:val="center"/>
         <w:rPr>
@@ -1614,10 +1853,10 @@
           <w:noProof/>
         </w:rPr>
         <w:drawing>
-          <wp:inline distT="0" distB="0" distL="0" distR="0" wp14:anchorId="4913B9FE" wp14:editId="4D96CBB6">
+          <wp:inline distT="0" distB="0" distL="0" distR="0" wp14:anchorId="28610586" wp14:editId="2D1DA286">
             <wp:extent cx="5210434" cy="2576222"/>
             <wp:effectExtent l="0" t="0" r="9525" b="0"/>
-            <wp:docPr id="3" name="Image2"/>
+            <wp:docPr id="1155417629" name="Image2"/>
             <wp:cNvGraphicFramePr>
               <a:graphicFrameLocks xmlns:a="http://schemas.openxmlformats.org/drawingml/2006/main" noChangeAspect="1"/>
             </wp:cNvGraphicFramePr>
@@ -1631,7 +1870,7 @@
                     </pic:cNvPicPr>
                   </pic:nvPicPr>
                   <pic:blipFill>
-                    <a:blip r:embed="rId11" cstate="print">
+                    <a:blip r:embed="rId12" cstate="print">
                       <a:extLst>
                         <a:ext uri="{28A0092B-C50C-407E-A947-70E740481C1C}">
                           <a14:useLocalDpi xmlns:a14="http://schemas.microsoft.com/office/drawing/2010/main" val="0"/>
@@ -1680,13 +1919,7 @@
         <w:pStyle w:val="a"/>
       </w:pPr>
       <w:r>
-        <w:t xml:space="preserve">Далее для врага необходимо было выбрать анимации </w:t>
-      </w:r>
-      <w:r>
-        <w:t xml:space="preserve">ходьбы, </w:t>
-      </w:r>
-      <w:r>
-        <w:t>бездействия и атаки. Были</w:t>
+        <w:t>Далее для врага необходимо было выбрать анимации ходьбы, бездействия и атаки. Были</w:t>
       </w:r>
       <w:r>
         <w:t xml:space="preserve"> </w:t>
@@ -1872,10 +2105,10 @@
           <w:noProof/>
         </w:rPr>
         <w:drawing>
-          <wp:inline distT="0" distB="0" distL="0" distR="0" wp14:anchorId="02D0680A" wp14:editId="1D9739F2">
+          <wp:inline distT="0" distB="0" distL="0" distR="0" wp14:anchorId="64F0B509" wp14:editId="015E099E">
             <wp:extent cx="2512333" cy="2218414"/>
             <wp:effectExtent l="0" t="0" r="2540" b="0"/>
-            <wp:docPr id="4" name="Image3"/>
+            <wp:docPr id="1539053493" name="Image3"/>
             <wp:cNvGraphicFramePr>
               <a:graphicFrameLocks xmlns:a="http://schemas.openxmlformats.org/drawingml/2006/main" noChangeAspect="1"/>
             </wp:cNvGraphicFramePr>
@@ -1889,7 +2122,7 @@
                     </pic:cNvPicPr>
                   </pic:nvPicPr>
                   <pic:blipFill>
-                    <a:blip r:embed="rId12" cstate="print">
+                    <a:blip r:embed="rId13" cstate="print">
                       <a:extLst>
                         <a:ext uri="{28A0092B-C50C-407E-A947-70E740481C1C}">
                           <a14:useLocalDpi xmlns:a14="http://schemas.microsoft.com/office/drawing/2010/main" val="0"/>
@@ -2015,10 +2248,10 @@
           <w:noProof/>
         </w:rPr>
         <w:drawing>
-          <wp:inline distT="0" distB="0" distL="0" distR="0" wp14:anchorId="336F0748" wp14:editId="2B9566D8">
+          <wp:inline distT="0" distB="0" distL="0" distR="0" wp14:anchorId="0FA3A2BB" wp14:editId="13A6997C">
             <wp:extent cx="1948407" cy="1789044"/>
             <wp:effectExtent l="0" t="0" r="0" b="1905"/>
-            <wp:docPr id="5" name="Image4"/>
+            <wp:docPr id="98488364" name="Image4"/>
             <wp:cNvGraphicFramePr>
               <a:graphicFrameLocks xmlns:a="http://schemas.openxmlformats.org/drawingml/2006/main" noChangeAspect="1"/>
             </wp:cNvGraphicFramePr>
@@ -2032,7 +2265,7 @@
                     </pic:cNvPicPr>
                   </pic:nvPicPr>
                   <pic:blipFill>
-                    <a:blip r:embed="rId13" cstate="print">
+                    <a:blip r:embed="rId14" cstate="print">
                       <a:extLst>
                         <a:ext uri="{28A0092B-C50C-407E-A947-70E740481C1C}">
                           <a14:useLocalDpi xmlns:a14="http://schemas.microsoft.com/office/drawing/2010/main" val="0"/>
@@ -2183,10 +2416,10 @@
           <w:noProof/>
         </w:rPr>
         <w:drawing>
-          <wp:inline distT="0" distB="0" distL="0" distR="0" wp14:anchorId="05CBFB69" wp14:editId="441D1AAE">
+          <wp:inline distT="0" distB="0" distL="0" distR="0" wp14:anchorId="795AD5D7" wp14:editId="2CCA8C9C">
             <wp:extent cx="1759967" cy="1637969"/>
             <wp:effectExtent l="0" t="0" r="0" b="635"/>
-            <wp:docPr id="6" name="Image5"/>
+            <wp:docPr id="1823001979" name="Image5"/>
             <wp:cNvGraphicFramePr>
               <a:graphicFrameLocks xmlns:a="http://schemas.openxmlformats.org/drawingml/2006/main" noChangeAspect="1"/>
             </wp:cNvGraphicFramePr>
@@ -2200,7 +2433,7 @@
                     </pic:cNvPicPr>
                   </pic:nvPicPr>
                   <pic:blipFill>
-                    <a:blip r:embed="rId14" cstate="print">
+                    <a:blip r:embed="rId15" cstate="print">
                       <a:extLst>
                         <a:ext uri="{28A0092B-C50C-407E-A947-70E740481C1C}">
                           <a14:useLocalDpi xmlns:a14="http://schemas.microsoft.com/office/drawing/2010/main" val="0"/>
@@ -2257,13 +2490,16 @@
         <w:rPr>
           <w:lang w:val="en-US"/>
         </w:rPr>
-        <w:t>M</w:t>
+        <w:t>Melee</w:t>
+      </w:r>
+      <w:r>
+        <w:t xml:space="preserve"> </w:t>
       </w:r>
       <w:r>
         <w:rPr>
           <w:lang w:val="en-US"/>
         </w:rPr>
-        <w:t>elee</w:t>
+        <w:t>Combo</w:t>
       </w:r>
       <w:r>
         <w:t xml:space="preserve"> </w:t>
@@ -2272,55 +2508,23 @@
         <w:rPr>
           <w:lang w:val="en-US"/>
         </w:rPr>
-        <w:t>C</w:t>
+        <w:t>Attack</w:t>
+      </w:r>
+      <w:r>
+        <w:t xml:space="preserve"> </w:t>
       </w:r>
       <w:r>
         <w:rPr>
           <w:lang w:val="en-US"/>
         </w:rPr>
-        <w:t>ombo</w:t>
-      </w:r>
-      <w:r>
-        <w:t xml:space="preserve"> </w:t>
-      </w:r>
-      <w:r>
-        <w:rPr>
-          <w:lang w:val="en-US"/>
-        </w:rPr>
-        <w:t>A</w:t>
-      </w:r>
-      <w:r>
-        <w:rPr>
-          <w:lang w:val="en-US"/>
-        </w:rPr>
-        <w:t>ttack</w:t>
-      </w:r>
-      <w:r>
-        <w:t xml:space="preserve"> </w:t>
-      </w:r>
-      <w:r>
-        <w:rPr>
-          <w:lang w:val="en-US"/>
-        </w:rPr>
-        <w:t>V</w:t>
-      </w:r>
-      <w:r>
-        <w:rPr>
-          <w:lang w:val="en-US"/>
-        </w:rPr>
-        <w:t>er</w:t>
-      </w:r>
-      <w:r>
-        <w:t>.</w:t>
-      </w:r>
-      <w:proofErr w:type="gramStart"/>
-      <w:r>
-        <w:t>2</w:t>
-      </w:r>
-      <w:r>
-        <w:t xml:space="preserve">  в</w:t>
-      </w:r>
-      <w:proofErr w:type="gramEnd"/>
+        <w:t>Ver</w:t>
+      </w:r>
+      <w:r>
+        <w:t>.2</w:t>
+      </w:r>
+      <w:r>
+        <w:t xml:space="preserve"> в</w:t>
+      </w:r>
       <w:r>
         <w:t xml:space="preserve"> mixamo.com</w:t>
       </w:r>
@@ -2333,13 +2537,7 @@
         </w:rPr>
       </w:pPr>
       <w:r>
-        <w:t>Далее выбранные анимаци</w:t>
-      </w:r>
-      <w:r>
-        <w:t>и</w:t>
-      </w:r>
-      <w:r>
-        <w:t xml:space="preserve"> были скачаны в </w:t>
+        <w:t xml:space="preserve">Далее выбранные анимации были скачаны в </w:t>
       </w:r>
       <w:proofErr w:type="gramStart"/>
       <w:r>
@@ -2375,10 +2573,10 @@
           <w:noProof/>
         </w:rPr>
         <w:drawing>
-          <wp:inline distT="0" distB="0" distL="0" distR="0" wp14:anchorId="1852E0F6" wp14:editId="48641F99">
-            <wp:extent cx="2751152" cy="1737741"/>
-            <wp:effectExtent l="0" t="0" r="0" b="0"/>
-            <wp:docPr id="7" name="Image6"/>
+          <wp:inline distT="0" distB="0" distL="0" distR="0" wp14:anchorId="71810354" wp14:editId="15153CEB">
+            <wp:extent cx="2376750" cy="1501254"/>
+            <wp:effectExtent l="0" t="0" r="5080" b="3810"/>
+            <wp:docPr id="194688389" name="Image6"/>
             <wp:cNvGraphicFramePr>
               <a:graphicFrameLocks xmlns:a="http://schemas.openxmlformats.org/drawingml/2006/main" noChangeAspect="1"/>
             </wp:cNvGraphicFramePr>
@@ -2392,7 +2590,7 @@
                     </pic:cNvPicPr>
                   </pic:nvPicPr>
                   <pic:blipFill>
-                    <a:blip r:embed="rId15" cstate="print">
+                    <a:blip r:embed="rId16" cstate="print">
                       <a:extLst>
                         <a:ext uri="{28A0092B-C50C-407E-A947-70E740481C1C}">
                           <a14:useLocalDpi xmlns:a14="http://schemas.microsoft.com/office/drawing/2010/main" val="0"/>
@@ -2406,7 +2604,7 @@
                   <pic:spPr bwMode="auto">
                     <a:xfrm>
                       <a:off x="0" y="0"/>
-                      <a:ext cx="2770680" cy="1750076"/>
+                      <a:ext cx="2397278" cy="1514220"/>
                     </a:xfrm>
                     <a:prstGeom prst="rect">
                       <a:avLst/>
@@ -2423,6 +2621,7 @@
     <w:p>
       <w:pPr>
         <w:pStyle w:val="a"/>
+        <w:spacing w:before="120"/>
         <w:ind w:firstLine="0"/>
         <w:jc w:val="center"/>
         <w:rPr>
@@ -2485,19 +2684,7 @@
         <w:rPr>
           <w:rStyle w:val="a2"/>
         </w:rPr>
-        <w:t xml:space="preserve"> для врага была построена логика переходов в зависимости от его состояний</w:t>
-      </w:r>
-      <w:r>
-        <w:rPr>
-          <w:rStyle w:val="a2"/>
-        </w:rPr>
-        <w:t xml:space="preserve"> – бездействия, ходьбы или атаки (см. рисунок 10.7)</w:t>
-      </w:r>
-      <w:r>
-        <w:rPr>
-          <w:rStyle w:val="a2"/>
-        </w:rPr>
-        <w:t>.</w:t>
+        <w:t xml:space="preserve"> для врага была построена логика переходов в зависимости от его состояний – бездействия, ходьбы или атаки (см. рисунок 10.7).</w:t>
       </w:r>
     </w:p>
     <w:p>
@@ -2511,10 +2698,10 @@
           <w:noProof/>
         </w:rPr>
         <w:drawing>
-          <wp:inline distT="0" distB="0" distL="0" distR="0" wp14:anchorId="1B1A1696" wp14:editId="2454F0A2">
+          <wp:inline distT="0" distB="0" distL="0" distR="0" wp14:anchorId="56210CDE" wp14:editId="4CF79011">
             <wp:extent cx="4285753" cy="2207021"/>
             <wp:effectExtent l="0" t="0" r="635" b="3175"/>
-            <wp:docPr id="1645116468" name="Picture 1"/>
+            <wp:docPr id="1621994517" name="Picture 1"/>
             <wp:cNvGraphicFramePr>
               <a:graphicFrameLocks xmlns:a="http://schemas.openxmlformats.org/drawingml/2006/main" noChangeAspect="1"/>
             </wp:cNvGraphicFramePr>
@@ -2526,7 +2713,7 @@
                     <pic:cNvPicPr/>
                   </pic:nvPicPr>
                   <pic:blipFill>
-                    <a:blip r:embed="rId16"/>
+                    <a:blip r:embed="rId17"/>
                     <a:stretch>
                       <a:fillRect/>
                     </a:stretch>
@@ -2550,6 +2737,7 @@
     <w:p>
       <w:pPr>
         <w:pStyle w:val="a"/>
+        <w:spacing w:before="120"/>
         <w:ind w:firstLine="0"/>
         <w:jc w:val="center"/>
       </w:pPr>
@@ -2597,6 +2785,7 @@
                 <w:rFonts w:ascii="Cascadia Mono" w:hAnsi="Cascadia Mono" w:cs="Cascadia Mono"/>
                 <w:sz w:val="19"/>
                 <w:szCs w:val="19"/>
+                <w:lang w:val="en-US"/>
               </w:rPr>
             </w:pPr>
             <w:r>
@@ -3276,6 +3465,7 @@
                 <w:rFonts w:ascii="Cascadia Mono" w:hAnsi="Cascadia Mono" w:cs="Cascadia Mono"/>
                 <w:sz w:val="19"/>
                 <w:szCs w:val="19"/>
+                <w:lang w:val="en-US"/>
               </w:rPr>
             </w:pPr>
             <w:r>
@@ -3859,11 +4049,6 @@
         <w:t>WalkState</w:t>
       </w:r>
       <w:proofErr w:type="spellEnd"/>
-    </w:p>
-    <w:p>
-      <w:pPr>
-        <w:pStyle w:val="a"/>
-      </w:pPr>
     </w:p>
     <w:p>
       <w:pPr>
@@ -4595,7 +4780,10 @@
         <w:jc w:val="center"/>
       </w:pPr>
       <w:r>
-        <w:t xml:space="preserve">!0.2. Скрипт </w:t>
+        <w:t>1</w:t>
+      </w:r>
+      <w:r>
+        <w:t xml:space="preserve">0.2. Скрипт </w:t>
       </w:r>
       <w:proofErr w:type="spellStart"/>
       <w:r>
@@ -5029,6 +5217,7 @@
                 <w:rFonts w:ascii="Cascadia Mono" w:hAnsi="Cascadia Mono" w:cs="Cascadia Mono"/>
                 <w:sz w:val="19"/>
                 <w:szCs w:val="19"/>
+                <w:lang w:val="en-US"/>
               </w:rPr>
             </w:pPr>
             <w:r>
@@ -5721,7 +5910,13 @@
       </w:pPr>
       <w:r>
         <w:lastRenderedPageBreak/>
-        <w:t>Далее с помощью Animation Event были реализованы активация и отключение коллайдеров-триггеров на руках врага (см. листинг 10.).</w:t>
+        <w:t>Далее с помощью Animation Event были реализованы активация и отключение коллайдеров-триггеров на руках врага (см. листинг 10.</w:t>
+      </w:r>
+      <w:r>
+        <w:t>4</w:t>
+      </w:r>
+      <w:r>
+        <w:t>).</w:t>
       </w:r>
     </w:p>
     <w:tbl>
@@ -6650,19 +6845,18 @@
     <w:p>
       <w:pPr>
         <w:pStyle w:val="a"/>
+        <w:spacing w:before="120"/>
         <w:ind w:firstLine="0"/>
         <w:jc w:val="center"/>
       </w:pPr>
       <w:r>
-        <w:t xml:space="preserve">Листинг </w:t>
-      </w:r>
-      <w:proofErr w:type="gramStart"/>
-      <w:r>
-        <w:t>10..</w:t>
-      </w:r>
-      <w:proofErr w:type="gramEnd"/>
-      <w:r>
-        <w:t xml:space="preserve"> Скрипт активации и отключения коллайдеров-триггеров</w:t>
+        <w:t>Листинг 10.</w:t>
+      </w:r>
+      <w:r>
+        <w:t>4</w:t>
+      </w:r>
+      <w:r>
+        <w:t>. Скрипт активации и отключения коллайдеров-триггеров</w:t>
       </w:r>
     </w:p>
     <w:p>
@@ -6688,6 +6882,9 @@
       </w:r>
       <w:r>
         <w:t>см. листинг 10.</w:t>
+      </w:r>
+      <w:r>
+        <w:t>5</w:t>
       </w:r>
       <w:r>
         <w:t>)</w:t>
@@ -7113,19 +7310,18 @@
     <w:p>
       <w:pPr>
         <w:pStyle w:val="a"/>
+        <w:spacing w:before="120"/>
         <w:ind w:firstLine="0"/>
         <w:jc w:val="center"/>
       </w:pPr>
       <w:r>
-        <w:t xml:space="preserve">Листинг </w:t>
-      </w:r>
-      <w:proofErr w:type="gramStart"/>
-      <w:r>
-        <w:t>10..</w:t>
-      </w:r>
-      <w:proofErr w:type="gramEnd"/>
-      <w:r>
-        <w:t xml:space="preserve"> Скрипт получения урона игроком</w:t>
+        <w:t>Листинг 10.</w:t>
+      </w:r>
+      <w:r>
+        <w:t>5</w:t>
+      </w:r>
+      <w:r>
+        <w:t>. Скрипт получения урона игроком</w:t>
       </w:r>
     </w:p>
     <w:p>
@@ -7156,10 +7352,7 @@
       </w:r>
       <w:proofErr w:type="spellEnd"/>
       <w:r>
-        <w:t xml:space="preserve"> в момент, когда враг проигрывает определенные кадры анимации атаки, вызываются функции, активирующие и отключающие коллайдеры-триггеры</w:t>
-      </w:r>
-      <w:r>
-        <w:t xml:space="preserve"> (см. рисунок 10.8).</w:t>
+        <w:t xml:space="preserve"> в момент, когда враг проигрывает определенные кадры анимации атаки, вызываются функции, активирующие и отключающие коллайдеры-триггеры (см. рисунок 10.8).</w:t>
       </w:r>
     </w:p>
     <w:p>
@@ -7174,10 +7367,10 @@
           <w:noProof/>
         </w:rPr>
         <w:drawing>
-          <wp:inline distT="0" distB="0" distL="0" distR="0" wp14:anchorId="4852D65A" wp14:editId="3571B94C">
+          <wp:inline distT="0" distB="0" distL="0" distR="0" wp14:anchorId="505EB9D6" wp14:editId="5D0C2287">
             <wp:extent cx="5983700" cy="2663687"/>
             <wp:effectExtent l="0" t="0" r="0" b="3810"/>
-            <wp:docPr id="1573005011" name="Picture 1"/>
+            <wp:docPr id="1783715457" name="Picture 1"/>
             <wp:cNvGraphicFramePr>
               <a:graphicFrameLocks xmlns:a="http://schemas.openxmlformats.org/drawingml/2006/main" noChangeAspect="1"/>
             </wp:cNvGraphicFramePr>
@@ -7189,7 +7382,7 @@
                     <pic:cNvPicPr/>
                   </pic:nvPicPr>
                   <pic:blipFill>
-                    <a:blip r:embed="rId17"/>
+                    <a:blip r:embed="rId18"/>
                     <a:stretch>
                       <a:fillRect/>
                     </a:stretch>
@@ -7237,10 +7430,7 @@
       </w:r>
       <w:proofErr w:type="spellEnd"/>
       <w:r>
-        <w:t xml:space="preserve"> реализованных механик</w:t>
-      </w:r>
-      <w:r>
-        <w:t>. Скриншот врага, идущего за игроком представлен на рисунке 10.9.</w:t>
+        <w:t xml:space="preserve"> реализованных механик. Скриншот врага, идущего за игроком представлен на рисунке 10.9.</w:t>
       </w:r>
     </w:p>
     <w:p>
@@ -7250,11 +7440,14 @@
         <w:jc w:val="center"/>
       </w:pPr>
       <w:r>
+        <w:rPr>
+          <w:noProof/>
+        </w:rPr>
         <w:drawing>
-          <wp:inline distT="0" distB="0" distL="0" distR="0" wp14:anchorId="00672578" wp14:editId="31F7B2AD">
-            <wp:extent cx="6154771" cy="3581400"/>
-            <wp:effectExtent l="0" t="0" r="0" b="0"/>
-            <wp:docPr id="2017879120" name="Picture 1"/>
+          <wp:inline distT="0" distB="0" distL="0" distR="0" wp14:anchorId="35958270" wp14:editId="2B0F367B">
+            <wp:extent cx="5887003" cy="3425588"/>
+            <wp:effectExtent l="0" t="0" r="0" b="3810"/>
+            <wp:docPr id="1064611602" name="Picture 1"/>
             <wp:cNvGraphicFramePr>
               <a:graphicFrameLocks xmlns:a="http://schemas.openxmlformats.org/drawingml/2006/main" noChangeAspect="1"/>
             </wp:cNvGraphicFramePr>
@@ -7266,7 +7459,7 @@
                     <pic:cNvPicPr/>
                   </pic:nvPicPr>
                   <pic:blipFill>
-                    <a:blip r:embed="rId18"/>
+                    <a:blip r:embed="rId19"/>
                     <a:stretch>
                       <a:fillRect/>
                     </a:stretch>
@@ -7274,7 +7467,7 @@
                   <pic:spPr>
                     <a:xfrm>
                       <a:off x="0" y="0"/>
-                      <a:ext cx="6172995" cy="3592004"/>
+                      <a:ext cx="5906858" cy="3437141"/>
                     </a:xfrm>
                     <a:prstGeom prst="rect">
                       <a:avLst/>
@@ -7290,6 +7483,7 @@
     <w:p>
       <w:pPr>
         <w:pStyle w:val="a"/>
+        <w:spacing w:before="120"/>
         <w:ind w:firstLine="0"/>
         <w:jc w:val="center"/>
       </w:pPr>
@@ -7313,11 +7507,14 @@
         <w:jc w:val="center"/>
       </w:pPr>
       <w:r>
+        <w:rPr>
+          <w:noProof/>
+        </w:rPr>
         <w:drawing>
-          <wp:inline distT="0" distB="0" distL="0" distR="0" wp14:anchorId="49C90075" wp14:editId="0CC86E42">
+          <wp:inline distT="0" distB="0" distL="0" distR="0" wp14:anchorId="4D6D6BC8" wp14:editId="79CCBAEF">
             <wp:extent cx="5939790" cy="3302635"/>
             <wp:effectExtent l="0" t="0" r="3810" b="0"/>
-            <wp:docPr id="834573256" name="Picture 1"/>
+            <wp:docPr id="1127173582" name="Picture 1"/>
             <wp:cNvGraphicFramePr>
               <a:graphicFrameLocks xmlns:a="http://schemas.openxmlformats.org/drawingml/2006/main" noChangeAspect="1"/>
             </wp:cNvGraphicFramePr>
@@ -7329,7 +7526,7 @@
                     <pic:cNvPicPr/>
                   </pic:nvPicPr>
                   <pic:blipFill>
-                    <a:blip r:embed="rId19"/>
+                    <a:blip r:embed="rId20"/>
                     <a:stretch>
                       <a:fillRect/>
                     </a:stretch>
@@ -7370,13 +7567,11 @@
         <w:ind w:firstLine="0"/>
         <w:jc w:val="center"/>
       </w:pPr>
-      <w:bookmarkStart w:id="6" w:name="_Toc127883207"/>
-      <w:bookmarkStart w:id="7" w:name="_Toc196495718"/>
+      <w:bookmarkStart w:id="3" w:name="_Toc197253337"/>
       <w:r>
         <w:t>Выводы</w:t>
       </w:r>
-      <w:bookmarkEnd w:id="6"/>
-      <w:bookmarkEnd w:id="7"/>
+      <w:bookmarkEnd w:id="3"/>
     </w:p>
     <w:p>
       <w:pPr>
@@ -7386,49 +7581,34 @@
         <w:rPr>
           <w:rStyle w:val="a2"/>
         </w:rPr>
-        <w:t xml:space="preserve">В </w:t>
+        <w:t>В ходе работы были выбраны модель для врага и анимации ходьбы</w:t>
       </w:r>
       <w:r>
         <w:rPr>
           <w:rStyle w:val="a2"/>
         </w:rPr>
-        <w:t>ходе работы были выбраны модель для врага и анимации ходьбы</w:t>
+        <w:t>,</w:t>
       </w:r>
       <w:r>
         <w:rPr>
           <w:rStyle w:val="a2"/>
         </w:rPr>
-        <w:t>,</w:t>
+        <w:t xml:space="preserve"> атаки</w:t>
       </w:r>
       <w:r>
         <w:rPr>
           <w:rStyle w:val="a2"/>
         </w:rPr>
-        <w:t xml:space="preserve"> атаки</w:t>
+        <w:t xml:space="preserve"> и </w:t>
       </w:r>
       <w:r>
         <w:rPr>
           <w:rStyle w:val="a2"/>
         </w:rPr>
-        <w:t xml:space="preserve"> и </w:t>
-      </w:r>
-      <w:r>
-        <w:rPr>
-          <w:rStyle w:val="a2"/>
-        </w:rPr>
-        <w:t>бездействия</w:t>
-      </w:r>
-      <w:r>
-        <w:rPr>
-          <w:rStyle w:val="a2"/>
-        </w:rPr>
-        <w:t>. После чего они были загружены в движок и добавлены на сцену. Потом была настроена логика переходов между всеми состояниями врага – состоянием бездействия, ходьбы и атаки</w:t>
-      </w:r>
-      <w:r>
-        <w:t>.</w:t>
-      </w:r>
-      <w:r>
-        <w:t xml:space="preserve"> Все состояния далее были реализованы при помощи соответствующих скриптов. Далее при помощи </w:t>
+        <w:t>бездействия. После чего они были загружены в движок и добавлены на сцену. Потом была настроена логика переходов между всеми состояниями врага – состоянием бездействия, ходьбы и атаки</w:t>
+      </w:r>
+      <w:r>
+        <w:t xml:space="preserve">. Все состояния далее были реализованы при помощи соответствующих скриптов. Далее при помощи </w:t>
       </w:r>
       <w:r>
         <w:rPr>
@@ -7454,13 +7634,7 @@
       </w:r>
       <w:proofErr w:type="spellEnd"/>
       <w:r>
-        <w:t xml:space="preserve"> реализова</w:t>
-      </w:r>
-      <w:r>
-        <w:t>н</w:t>
-      </w:r>
-      <w:r>
-        <w:t>ных механик.</w:t>
+        <w:t xml:space="preserve"> реализованных механик.</w:t>
       </w:r>
     </w:p>
     <w:p>
@@ -7510,10 +7684,12 @@
       <w:pPr>
         <w:pStyle w:val="a0"/>
       </w:pPr>
+      <w:bookmarkStart w:id="4" w:name="_Toc197253338"/>
       <w:r>
         <w:lastRenderedPageBreak/>
         <w:t>Список использованных источников</w:t>
       </w:r>
+      <w:bookmarkEnd w:id="4"/>
     </w:p>
     <w:p>
       <w:pPr>
@@ -7526,6 +7702,15 @@
           <w:tab w:val="left" w:pos="993"/>
         </w:tabs>
         <w:ind w:left="709" w:hanging="709"/>
+        <w:sectPr>
+          <w:footerReference w:type="default" r:id="rId21"/>
+          <w:pgSz w:w="11906" w:h="16838"/>
+          <w:pgMar w:top="1134" w:right="851" w:bottom="1134" w:left="1701" w:header="0" w:footer="709" w:gutter="0"/>
+          <w:pgNumType w:start="3"/>
+          <w:cols w:space="720"/>
+          <w:formProt w:val="0"/>
+          <w:docGrid w:linePitch="360" w:charSpace="4096"/>
+        </w:sectPr>
       </w:pPr>
       <w:r>
         <w:t xml:space="preserve">Руководство: Использование событий в анимации </w:t>
@@ -7561,46 +7746,42 @@
         <w:t>https://docs.unity3d.com/ru/530/Manual/animeditor-AnimationEvents.html</w:t>
       </w:r>
       <w:r>
+        <w:t xml:space="preserve"> (</w:t>
+      </w:r>
+      <w:r>
+        <w:t>дата</w:t>
+      </w:r>
+      <w:r>
         <w:t xml:space="preserve"> </w:t>
       </w:r>
       <w:r>
-        <w:t>(</w:t>
-      </w:r>
-      <w:r>
-        <w:t>дата</w:t>
-      </w:r>
-      <w:r>
-        <w:t xml:space="preserve"> </w:t>
-      </w:r>
-      <w:r>
         <w:t>обращения</w:t>
       </w:r>
       <w:r>
-        <w:t>: 10.04.2025)</w:t>
+        <w:t>: 1</w:t>
+      </w:r>
+      <w:r>
+        <w:t>5</w:t>
+      </w:r>
+      <w:r>
+        <w:t>.04.2025)</w:t>
+      </w:r>
+      <w:r>
+        <w:t>.</w:t>
       </w:r>
     </w:p>
     <w:p>
       <w:pPr>
-        <w:rPr>
-          <w:sz w:val="28"/>
-          <w:szCs w:val="28"/>
-        </w:rPr>
-      </w:pPr>
-    </w:p>
-    <w:p>
-      <w:pPr>
-        <w:tabs>
-          <w:tab w:val="left" w:pos="5386"/>
-        </w:tabs>
-        <w:rPr>
-          <w:sz w:val="28"/>
+        <w:pStyle w:val="Heading1"/>
+        <w:ind w:firstLine="0"/>
+        <w:rPr>
           <w:szCs w:val="28"/>
         </w:rPr>
       </w:pPr>
     </w:p>
     <w:sectPr>
-      <w:footerReference w:type="default" r:id="rId20"/>
-      <w:footerReference w:type="first" r:id="rId21"/>
+      <w:footerReference w:type="default" r:id="rId22"/>
+      <w:footerReference w:type="first" r:id="rId23"/>
       <w:pgSz w:w="11906" w:h="16838"/>
       <w:pgMar w:top="1134" w:right="851" w:bottom="1134" w:left="1701" w:header="0" w:footer="709" w:gutter="0"/>
       <w:pgNumType w:start="2"/>
@@ -7641,12 +7822,22 @@
 <w:ftr xmlns:wpc="http://schemas.microsoft.com/office/word/2010/wordprocessingCanvas" xmlns:cx="http://schemas.microsoft.com/office/drawing/2014/chartex" xmlns:cx1="http://schemas.microsoft.com/office/drawing/2015/9/8/chartex" xmlns:cx2="http://schemas.microsoft.com/office/drawing/2015/10/21/chartex" xmlns:cx3="http://schemas.microsoft.com/office/drawing/2016/5/9/chartex" xmlns:cx4="http://schemas.microsoft.com/office/drawing/2016/5/10/chartex" xmlns:cx5="http://schemas.microsoft.com/office/drawing/2016/5/11/chartex" xmlns:cx6="http://schemas.microsoft.com/office/drawing/2016/5/12/chartex" xmlns:cx7="http://schemas.microsoft.com/office/drawing/2016/5/13/chartex" xmlns:cx8="http://schemas.microsoft.com/office/drawing/2016/5/14/chartex" xmlns:mc="http://schemas.openxmlformats.org/markup-compatibility/2006" xmlns:aink="http://schemas.microsoft.com/office/drawing/2016/ink" xmlns:am3d="http://schemas.microsoft.com/office/drawing/2017/model3d" xmlns:o="urn:schemas-microsoft-com:office:office" xmlns:oel="http://schemas.microsoft.com/office/2019/extlst" xmlns:r="http://schemas.openxmlformats.org/officeDocument/2006/relationships" xmlns:m="http://schemas.openxmlformats.org/officeDocument/2006/math" xmlns:v="urn:schemas-microsoft-com:vml" xmlns:wp14="http://schemas.microsoft.com/office/word/2010/wordprocessingDrawing" xmlns:wp="http://schemas.openxmlformats.org/drawingml/2006/wordprocessingDrawing" xmlns:w10="urn:schemas-microsoft-com:office:word" xmlns:w="http://schemas.openxmlformats.org/wordprocessingml/2006/main" xmlns:w14="http://schemas.microsoft.com/office/word/2010/wordml" xmlns:w15="http://schemas.microsoft.com/office/word/2012/wordml" xmlns:w16cex="http://schemas.microsoft.com/office/word/2018/wordml/cex" xmlns:w16cid="http://schemas.microsoft.com/office/word/2016/wordml/cid" xmlns:w16="http://schemas.microsoft.com/office/word/2018/wordml" xmlns:w16du="http://schemas.microsoft.com/office/word/2023/wordml/word16du" xmlns:w16sdtdh="http://schemas.microsoft.com/office/word/2020/wordml/sdtdatahash" xmlns:w16sdtfl="http://schemas.microsoft.com/office/word/2024/wordml/sdtformatlock" xmlns:w16se="http://schemas.microsoft.com/office/word/2015/wordml/symex" xmlns:wpg="http://schemas.microsoft.com/office/word/2010/wordprocessingGroup" xmlns:wpi="http://schemas.microsoft.com/office/word/2010/wordprocessingInk" xmlns:wne="http://schemas.microsoft.com/office/word/2006/wordml" xmlns:wps="http://schemas.microsoft.com/office/word/2010/wordprocessingShape" mc:Ignorable="w14 w15 w16se w16cid w16 w16cex w16sdtdh w16sdtfl w16du wp14">
   <w:sdt>
     <w:sdtPr>
-      <w:id w:val="464087474"/>
+      <w:rPr>
+        <w:rFonts w:ascii="Times New Roman" w:hAnsi="Times New Roman" w:cs="Times New Roman"/>
+        <w:sz w:val="28"/>
+        <w:szCs w:val="28"/>
+      </w:rPr>
+      <w:id w:val="-2061853488"/>
       <w:docPartObj>
         <w:docPartGallery w:val="Page Numbers (Bottom of Page)"/>
         <w:docPartUnique/>
       </w:docPartObj>
     </w:sdtPr>
+    <w:sdtEndPr>
+      <w:rPr>
+        <w:noProof/>
+      </w:rPr>
+    </w:sdtEndPr>
     <w:sdtContent>
       <w:p>
         <w:pPr>
@@ -7672,7 +7863,7 @@
             <w:sz w:val="28"/>
             <w:szCs w:val="28"/>
           </w:rPr>
-          <w:instrText xml:space="preserve"> PAGE </w:instrText>
+          <w:instrText xml:space="preserve"> PAGE   \* MERGEFORMAT </w:instrText>
         </w:r>
         <w:r>
           <w:rPr>
@@ -7685,14 +7876,16 @@
         <w:r>
           <w:rPr>
             <w:rFonts w:ascii="Times New Roman" w:hAnsi="Times New Roman" w:cs="Times New Roman"/>
+            <w:noProof/>
             <w:sz w:val="28"/>
             <w:szCs w:val="28"/>
           </w:rPr>
-          <w:t>0</w:t>
+          <w:t>2</w:t>
         </w:r>
         <w:r>
           <w:rPr>
             <w:rFonts w:ascii="Times New Roman" w:hAnsi="Times New Roman" w:cs="Times New Roman"/>
+            <w:noProof/>
             <w:sz w:val="28"/>
             <w:szCs w:val="28"/>
           </w:rPr>
@@ -7701,6 +7894,11 @@
       </w:p>
     </w:sdtContent>
   </w:sdt>
+  <w:p>
+    <w:pPr>
+      <w:pStyle w:val="Footer"/>
+    </w:pPr>
+  </w:p>
 </w:ftr>
 </file>
 
@@ -7708,22 +7906,81 @@
 <w:ftr xmlns:wpc="http://schemas.microsoft.com/office/word/2010/wordprocessingCanvas" xmlns:cx="http://schemas.microsoft.com/office/drawing/2014/chartex" xmlns:cx1="http://schemas.microsoft.com/office/drawing/2015/9/8/chartex" xmlns:cx2="http://schemas.microsoft.com/office/drawing/2015/10/21/chartex" xmlns:cx3="http://schemas.microsoft.com/office/drawing/2016/5/9/chartex" xmlns:cx4="http://schemas.microsoft.com/office/drawing/2016/5/10/chartex" xmlns:cx5="http://schemas.microsoft.com/office/drawing/2016/5/11/chartex" xmlns:cx6="http://schemas.microsoft.com/office/drawing/2016/5/12/chartex" xmlns:cx7="http://schemas.microsoft.com/office/drawing/2016/5/13/chartex" xmlns:cx8="http://schemas.microsoft.com/office/drawing/2016/5/14/chartex" xmlns:mc="http://schemas.openxmlformats.org/markup-compatibility/2006" xmlns:aink="http://schemas.microsoft.com/office/drawing/2016/ink" xmlns:am3d="http://schemas.microsoft.com/office/drawing/2017/model3d" xmlns:o="urn:schemas-microsoft-com:office:office" xmlns:oel="http://schemas.microsoft.com/office/2019/extlst" xmlns:r="http://schemas.openxmlformats.org/officeDocument/2006/relationships" xmlns:m="http://schemas.openxmlformats.org/officeDocument/2006/math" xmlns:v="urn:schemas-microsoft-com:vml" xmlns:wp14="http://schemas.microsoft.com/office/word/2010/wordprocessingDrawing" xmlns:wp="http://schemas.openxmlformats.org/drawingml/2006/wordprocessingDrawing" xmlns:w10="urn:schemas-microsoft-com:office:word" xmlns:w="http://schemas.openxmlformats.org/wordprocessingml/2006/main" xmlns:w14="http://schemas.microsoft.com/office/word/2010/wordml" xmlns:w15="http://schemas.microsoft.com/office/word/2012/wordml" xmlns:w16cex="http://schemas.microsoft.com/office/word/2018/wordml/cex" xmlns:w16cid="http://schemas.microsoft.com/office/word/2016/wordml/cid" xmlns:w16="http://schemas.microsoft.com/office/word/2018/wordml" xmlns:w16du="http://schemas.microsoft.com/office/word/2023/wordml/word16du" xmlns:w16sdtdh="http://schemas.microsoft.com/office/word/2020/wordml/sdtdatahash" xmlns:w16sdtfl="http://schemas.microsoft.com/office/word/2024/wordml/sdtformatlock" xmlns:w16se="http://schemas.microsoft.com/office/word/2015/wordml/symex" xmlns:wpg="http://schemas.microsoft.com/office/word/2010/wordprocessingGroup" xmlns:wpi="http://schemas.microsoft.com/office/word/2010/wordprocessingInk" xmlns:wne="http://schemas.microsoft.com/office/word/2006/wordml" xmlns:wps="http://schemas.microsoft.com/office/word/2010/wordprocessingShape" mc:Ignorable="w14 w15 w16se w16cid w16 w16cex w16sdtdh w16sdtfl w16du wp14">
   <w:sdt>
     <w:sdtPr>
-      <w:id w:val="739138300"/>
+      <w:id w:val="-1442296542"/>
       <w:docPartObj>
         <w:docPartGallery w:val="Page Numbers (Bottom of Page)"/>
         <w:docPartUnique/>
       </w:docPartObj>
     </w:sdtPr>
+    <w:sdtEndPr>
+      <w:rPr>
+        <w:noProof/>
+      </w:rPr>
+    </w:sdtEndPr>
     <w:sdtContent>
       <w:p>
         <w:pPr>
           <w:pStyle w:val="Footer"/>
           <w:jc w:val="center"/>
+        </w:pPr>
+        <w:r>
+          <w:fldChar w:fldCharType="begin"/>
+        </w:r>
+        <w:r>
+          <w:instrText xml:space="preserve"> PAGE   \* MERGEFORMAT </w:instrText>
+        </w:r>
+        <w:r>
+          <w:fldChar w:fldCharType="separate"/>
+        </w:r>
+        <w:r>
           <w:rPr>
-            <w:rFonts w:ascii="Times New Roman" w:hAnsi="Times New Roman" w:cs="Times New Roman"/>
-            <w:sz w:val="28"/>
-            <w:szCs w:val="28"/>
+            <w:noProof/>
           </w:rPr>
+          <w:t>2</w:t>
+        </w:r>
+        <w:r>
+          <w:rPr>
+            <w:noProof/>
+          </w:rPr>
+          <w:fldChar w:fldCharType="end"/>
+        </w:r>
+      </w:p>
+    </w:sdtContent>
+  </w:sdt>
+  <w:p>
+    <w:pPr>
+      <w:pStyle w:val="Footer"/>
+      <w:jc w:val="center"/>
+      <w:rPr>
+        <w:rFonts w:ascii="Times New Roman" w:hAnsi="Times New Roman" w:cs="Times New Roman"/>
+        <w:sz w:val="28"/>
+        <w:szCs w:val="28"/>
+      </w:rPr>
+    </w:pPr>
+  </w:p>
+</w:ftr>
+</file>
+
+<file path=word/footer3.xml><?xml version="1.0" encoding="utf-8"?>
+<w:ftr xmlns:wpc="http://schemas.microsoft.com/office/word/2010/wordprocessingCanvas" xmlns:cx="http://schemas.microsoft.com/office/drawing/2014/chartex" xmlns:cx1="http://schemas.microsoft.com/office/drawing/2015/9/8/chartex" xmlns:cx2="http://schemas.microsoft.com/office/drawing/2015/10/21/chartex" xmlns:cx3="http://schemas.microsoft.com/office/drawing/2016/5/9/chartex" xmlns:cx4="http://schemas.microsoft.com/office/drawing/2016/5/10/chartex" xmlns:cx5="http://schemas.microsoft.com/office/drawing/2016/5/11/chartex" xmlns:cx6="http://schemas.microsoft.com/office/drawing/2016/5/12/chartex" xmlns:cx7="http://schemas.microsoft.com/office/drawing/2016/5/13/chartex" xmlns:cx8="http://schemas.microsoft.com/office/drawing/2016/5/14/chartex" xmlns:mc="http://schemas.openxmlformats.org/markup-compatibility/2006" xmlns:aink="http://schemas.microsoft.com/office/drawing/2016/ink" xmlns:am3d="http://schemas.microsoft.com/office/drawing/2017/model3d" xmlns:o="urn:schemas-microsoft-com:office:office" xmlns:oel="http://schemas.microsoft.com/office/2019/extlst" xmlns:r="http://schemas.openxmlformats.org/officeDocument/2006/relationships" xmlns:m="http://schemas.openxmlformats.org/officeDocument/2006/math" xmlns:v="urn:schemas-microsoft-com:vml" xmlns:wp14="http://schemas.microsoft.com/office/word/2010/wordprocessingDrawing" xmlns:wp="http://schemas.openxmlformats.org/drawingml/2006/wordprocessingDrawing" xmlns:w10="urn:schemas-microsoft-com:office:word" xmlns:w="http://schemas.openxmlformats.org/wordprocessingml/2006/main" xmlns:w14="http://schemas.microsoft.com/office/word/2010/wordml" xmlns:w15="http://schemas.microsoft.com/office/word/2012/wordml" xmlns:w16cex="http://schemas.microsoft.com/office/word/2018/wordml/cex" xmlns:w16cid="http://schemas.microsoft.com/office/word/2016/wordml/cid" xmlns:w16="http://schemas.microsoft.com/office/word/2018/wordml" xmlns:w16du="http://schemas.microsoft.com/office/word/2023/wordml/word16du" xmlns:w16sdtdh="http://schemas.microsoft.com/office/word/2020/wordml/sdtdatahash" xmlns:w16sdtfl="http://schemas.microsoft.com/office/word/2024/wordml/sdtformatlock" xmlns:w16se="http://schemas.microsoft.com/office/word/2015/wordml/symex" xmlns:wpg="http://schemas.microsoft.com/office/word/2010/wordprocessingGroup" xmlns:wpi="http://schemas.microsoft.com/office/word/2010/wordprocessingInk" xmlns:wne="http://schemas.microsoft.com/office/word/2006/wordml" xmlns:wps="http://schemas.microsoft.com/office/word/2010/wordprocessingShape" mc:Ignorable="w14 w15 w16se w16cid w16 w16cex w16sdtdh w16sdtfl w16du wp14">
+  <w:sdt>
+    <w:sdtPr>
+      <w:id w:val="-1507590452"/>
+      <w:docPartObj>
+        <w:docPartGallery w:val="Page Numbers (Bottom of Page)"/>
+        <w:docPartUnique/>
+      </w:docPartObj>
+    </w:sdtPr>
+    <w:sdtEndPr>
+      <w:rPr>
+        <w:noProof/>
+      </w:rPr>
+    </w:sdtEndPr>
+    <w:sdtContent>
+      <w:p>
+        <w:pPr>
+          <w:pStyle w:val="Footer"/>
+          <w:jc w:val="center"/>
         </w:pPr>
         <w:r>
           <w:rPr>
@@ -7739,7 +7996,7 @@
             <w:sz w:val="28"/>
             <w:szCs w:val="28"/>
           </w:rPr>
-          <w:instrText xml:space="preserve"> PAGE </w:instrText>
+          <w:instrText xml:space="preserve"> PAGE   \* MERGEFORMAT </w:instrText>
         </w:r>
         <w:r>
           <w:rPr>
@@ -7752,14 +8009,16 @@
         <w:r>
           <w:rPr>
             <w:rFonts w:ascii="Times New Roman" w:hAnsi="Times New Roman" w:cs="Times New Roman"/>
+            <w:noProof/>
             <w:sz w:val="28"/>
             <w:szCs w:val="28"/>
           </w:rPr>
-          <w:t>6</w:t>
+          <w:t>2</w:t>
         </w:r>
         <w:r>
           <w:rPr>
             <w:rFonts w:ascii="Times New Roman" w:hAnsi="Times New Roman" w:cs="Times New Roman"/>
+            <w:noProof/>
             <w:sz w:val="28"/>
             <w:szCs w:val="28"/>
           </w:rPr>
@@ -7768,10 +8027,37 @@
       </w:p>
     </w:sdtContent>
   </w:sdt>
+  <w:p>
+    <w:pPr>
+      <w:pStyle w:val="Footer"/>
+      <w:jc w:val="center"/>
+      <w:rPr>
+        <w:rFonts w:ascii="Times New Roman" w:hAnsi="Times New Roman" w:cs="Times New Roman"/>
+        <w:sz w:val="28"/>
+        <w:szCs w:val="28"/>
+      </w:rPr>
+    </w:pPr>
+  </w:p>
 </w:ftr>
 </file>
 
-<file path=word/footer3.xml><?xml version="1.0" encoding="utf-8"?>
+<file path=word/footer4.xml><?xml version="1.0" encoding="utf-8"?>
+<w:ftr xmlns:wpc="http://schemas.microsoft.com/office/word/2010/wordprocessingCanvas" xmlns:cx="http://schemas.microsoft.com/office/drawing/2014/chartex" xmlns:cx1="http://schemas.microsoft.com/office/drawing/2015/9/8/chartex" xmlns:cx2="http://schemas.microsoft.com/office/drawing/2015/10/21/chartex" xmlns:cx3="http://schemas.microsoft.com/office/drawing/2016/5/9/chartex" xmlns:cx4="http://schemas.microsoft.com/office/drawing/2016/5/10/chartex" xmlns:cx5="http://schemas.microsoft.com/office/drawing/2016/5/11/chartex" xmlns:cx6="http://schemas.microsoft.com/office/drawing/2016/5/12/chartex" xmlns:cx7="http://schemas.microsoft.com/office/drawing/2016/5/13/chartex" xmlns:cx8="http://schemas.microsoft.com/office/drawing/2016/5/14/chartex" xmlns:mc="http://schemas.openxmlformats.org/markup-compatibility/2006" xmlns:aink="http://schemas.microsoft.com/office/drawing/2016/ink" xmlns:am3d="http://schemas.microsoft.com/office/drawing/2017/model3d" xmlns:o="urn:schemas-microsoft-com:office:office" xmlns:oel="http://schemas.microsoft.com/office/2019/extlst" xmlns:r="http://schemas.openxmlformats.org/officeDocument/2006/relationships" xmlns:m="http://schemas.openxmlformats.org/officeDocument/2006/math" xmlns:v="urn:schemas-microsoft-com:vml" xmlns:wp14="http://schemas.microsoft.com/office/word/2010/wordprocessingDrawing" xmlns:wp="http://schemas.openxmlformats.org/drawingml/2006/wordprocessingDrawing" xmlns:w10="urn:schemas-microsoft-com:office:word" xmlns:w="http://schemas.openxmlformats.org/wordprocessingml/2006/main" xmlns:w14="http://schemas.microsoft.com/office/word/2010/wordml" xmlns:w15="http://schemas.microsoft.com/office/word/2012/wordml" xmlns:w16cex="http://schemas.microsoft.com/office/word/2018/wordml/cex" xmlns:w16cid="http://schemas.microsoft.com/office/word/2016/wordml/cid" xmlns:w16="http://schemas.microsoft.com/office/word/2018/wordml" xmlns:w16du="http://schemas.microsoft.com/office/word/2023/wordml/word16du" xmlns:w16sdtdh="http://schemas.microsoft.com/office/word/2020/wordml/sdtdatahash" xmlns:w16sdtfl="http://schemas.microsoft.com/office/word/2024/wordml/sdtformatlock" xmlns:w16se="http://schemas.microsoft.com/office/word/2015/wordml/symex" xmlns:wpg="http://schemas.microsoft.com/office/word/2010/wordprocessingGroup" xmlns:wpi="http://schemas.microsoft.com/office/word/2010/wordprocessingInk" xmlns:wne="http://schemas.microsoft.com/office/word/2006/wordml" xmlns:wps="http://schemas.microsoft.com/office/word/2010/wordprocessingShape" mc:Ignorable="w14 w15 w16se w16cid w16 w16cex w16sdtdh w16sdtfl w16du wp14">
+  <w:p>
+    <w:pPr>
+      <w:pStyle w:val="Footer"/>
+      <w:jc w:val="center"/>
+      <w:rPr>
+        <w:rFonts w:ascii="Times New Roman" w:hAnsi="Times New Roman" w:cs="Times New Roman"/>
+        <w:sz w:val="28"/>
+        <w:szCs w:val="28"/>
+      </w:rPr>
+    </w:pPr>
+  </w:p>
+</w:ftr>
+</file>
+
+<file path=word/footer5.xml><?xml version="1.0" encoding="utf-8"?>
 <w:ftr xmlns:wpc="http://schemas.microsoft.com/office/word/2010/wordprocessingCanvas" xmlns:cx="http://schemas.microsoft.com/office/drawing/2014/chartex" xmlns:cx1="http://schemas.microsoft.com/office/drawing/2015/9/8/chartex" xmlns:cx2="http://schemas.microsoft.com/office/drawing/2015/10/21/chartex" xmlns:cx3="http://schemas.microsoft.com/office/drawing/2016/5/9/chartex" xmlns:cx4="http://schemas.microsoft.com/office/drawing/2016/5/10/chartex" xmlns:cx5="http://schemas.microsoft.com/office/drawing/2016/5/11/chartex" xmlns:cx6="http://schemas.microsoft.com/office/drawing/2016/5/12/chartex" xmlns:cx7="http://schemas.microsoft.com/office/drawing/2016/5/13/chartex" xmlns:cx8="http://schemas.microsoft.com/office/drawing/2016/5/14/chartex" xmlns:mc="http://schemas.openxmlformats.org/markup-compatibility/2006" xmlns:aink="http://schemas.microsoft.com/office/drawing/2016/ink" xmlns:am3d="http://schemas.microsoft.com/office/drawing/2017/model3d" xmlns:o="urn:schemas-microsoft-com:office:office" xmlns:oel="http://schemas.microsoft.com/office/2019/extlst" xmlns:r="http://schemas.openxmlformats.org/officeDocument/2006/relationships" xmlns:m="http://schemas.openxmlformats.org/officeDocument/2006/math" xmlns:v="urn:schemas-microsoft-com:vml" xmlns:wp14="http://schemas.microsoft.com/office/word/2010/wordprocessingDrawing" xmlns:wp="http://schemas.openxmlformats.org/drawingml/2006/wordprocessingDrawing" xmlns:w10="urn:schemas-microsoft-com:office:word" xmlns:w="http://schemas.openxmlformats.org/wordprocessingml/2006/main" xmlns:w14="http://schemas.microsoft.com/office/word/2010/wordml" xmlns:w15="http://schemas.microsoft.com/office/word/2012/wordml" xmlns:w16cex="http://schemas.microsoft.com/office/word/2018/wordml/cex" xmlns:w16cid="http://schemas.microsoft.com/office/word/2016/wordml/cid" xmlns:w16="http://schemas.microsoft.com/office/word/2018/wordml" xmlns:w16du="http://schemas.microsoft.com/office/word/2023/wordml/word16du" xmlns:w16sdtdh="http://schemas.microsoft.com/office/word/2020/wordml/sdtdatahash" xmlns:w16sdtfl="http://schemas.microsoft.com/office/word/2024/wordml/sdtformatlock" xmlns:w16se="http://schemas.microsoft.com/office/word/2015/wordml/symex" xmlns:wpg="http://schemas.microsoft.com/office/word/2010/wordprocessingGroup" xmlns:wpi="http://schemas.microsoft.com/office/word/2010/wordprocessingInk" xmlns:wne="http://schemas.microsoft.com/office/word/2006/wordml" xmlns:wps="http://schemas.microsoft.com/office/word/2010/wordprocessingShape" mc:Ignorable="w14 w15 w16se w16cid w16 w16cex w16sdtdh w16sdtfl w16du wp14">
   <w:p/>
 </w:ftr>
@@ -8855,6 +9141,7 @@
   <w:style w:type="character" w:default="1" w:styleId="DefaultParagraphFont">
     <w:name w:val="Default Paragraph Font"/>
     <w:uiPriority w:val="1"/>
+    <w:semiHidden/>
     <w:unhideWhenUsed/>
   </w:style>
   <w:style w:type="table" w:default="1" w:styleId="TableNormal">

--- a/отчеты 2-10/отчет 10.docx
+++ b/отчеты 2-10/отчет 10.docx
@@ -1549,15 +1549,7 @@
         <w:ind w:left="0" w:firstLine="709"/>
       </w:pPr>
       <w:r>
-        <w:t xml:space="preserve">загрузить модель и </w:t>
-      </w:r>
-      <w:proofErr w:type="gramStart"/>
-      <w:r>
-        <w:t>анимации</w:t>
-      </w:r>
-      <w:proofErr w:type="gramEnd"/>
-      <w:r>
-        <w:t xml:space="preserve"> и персонажа в </w:t>
+        <w:t xml:space="preserve">загрузить модель и анимации и персонажа в </w:t>
       </w:r>
       <w:proofErr w:type="spellStart"/>
       <w:r>
@@ -1906,13 +1898,8 @@
         <w:jc w:val="center"/>
       </w:pPr>
       <w:r>
-        <w:t xml:space="preserve">Рисунок 10.2. Выбранная модель </w:t>
-      </w:r>
-      <w:proofErr w:type="gramStart"/>
-      <w:r>
-        <w:t>в  mixamo.com</w:t>
-      </w:r>
-      <w:proofErr w:type="gramEnd"/>
+        <w:t>Рисунок 10.2. Выбранная модель в  mixamo.com</w:t>
+      </w:r>
     </w:p>
     <w:p>
       <w:pPr>
@@ -2169,7 +2156,6 @@
       <w:r>
         <w:t xml:space="preserve"> </w:t>
       </w:r>
-      <w:proofErr w:type="gramStart"/>
       <w:r>
         <w:rPr>
           <w:lang w:val="en-US"/>
@@ -2180,11 +2166,7 @@
         <w:t xml:space="preserve">  </w:t>
       </w:r>
       <w:r>
-        <w:t>в</w:t>
-      </w:r>
-      <w:proofErr w:type="gramEnd"/>
-      <w:r>
-        <w:t xml:space="preserve"> mixamo.com</w:t>
+        <w:t>в mixamo.com</w:t>
       </w:r>
     </w:p>
     <w:p>
@@ -2215,7 +2197,6 @@
         <w:t xml:space="preserve"> </w:t>
       </w:r>
       <w:proofErr w:type="spellStart"/>
-      <w:proofErr w:type="gramStart"/>
       <w:r>
         <w:t>Idle</w:t>
       </w:r>
@@ -2224,11 +2205,7 @@
         <w:t xml:space="preserve"> </w:t>
       </w:r>
       <w:r>
-        <w:t xml:space="preserve"> в</w:t>
-      </w:r>
-      <w:proofErr w:type="gramEnd"/>
-      <w:r>
-        <w:t xml:space="preserve"> mixamo.com, представлен на рисунке 10.</w:t>
+        <w:t xml:space="preserve"> в mixamo.com, представлен на рисунке 10.</w:t>
       </w:r>
       <w:r>
         <w:t>4</w:t>
@@ -2326,7 +2303,6 @@
         <w:t xml:space="preserve"> </w:t>
       </w:r>
       <w:proofErr w:type="spellStart"/>
-      <w:proofErr w:type="gramStart"/>
       <w:r>
         <w:t>Idle</w:t>
       </w:r>
@@ -2334,7 +2310,6 @@
       <w:r>
         <w:t xml:space="preserve">  в</w:t>
       </w:r>
-      <w:proofErr w:type="gramEnd"/>
       <w:r>
         <w:t xml:space="preserve"> mixamo.com</w:t>
       </w:r>
@@ -2537,11 +2512,7 @@
         </w:rPr>
       </w:pPr>
       <w:r>
-        <w:t xml:space="preserve">Далее выбранные анимации были скачаны в </w:t>
-      </w:r>
-      <w:proofErr w:type="gramStart"/>
-      <w:r>
-        <w:t>формате .</w:t>
+        <w:t>Далее выбранные анимации были скачаны в формате .</w:t>
       </w:r>
       <w:proofErr w:type="spellStart"/>
       <w:r>
@@ -2551,7 +2522,6 @@
         <w:t>fbx</w:t>
       </w:r>
       <w:proofErr w:type="spellEnd"/>
-      <w:proofErr w:type="gramEnd"/>
       <w:r>
         <w:t xml:space="preserve">, </w:t>
       </w:r>
@@ -2838,7 +2808,6 @@
               <w:t xml:space="preserve">public class </w:t>
             </w:r>
             <w:proofErr w:type="spellStart"/>
-            <w:proofErr w:type="gramStart"/>
             <w:r>
               <w:rPr>
                 <w:rFonts w:ascii="Cascadia Mono" w:hAnsi="Cascadia Mono" w:cs="Cascadia Mono"/>
@@ -2856,17 +2825,7 @@
                 <w:szCs w:val="19"/>
                 <w:lang w:val="en-US"/>
               </w:rPr>
-              <w:t xml:space="preserve"> :</w:t>
-            </w:r>
-            <w:proofErr w:type="gramEnd"/>
-            <w:r>
-              <w:rPr>
-                <w:rFonts w:ascii="Cascadia Mono" w:hAnsi="Cascadia Mono" w:cs="Cascadia Mono"/>
-                <w:sz w:val="19"/>
-                <w:szCs w:val="19"/>
-                <w:lang w:val="en-US"/>
-              </w:rPr>
-              <w:t xml:space="preserve"> </w:t>
+              <w:t xml:space="preserve"> : </w:t>
             </w:r>
             <w:proofErr w:type="spellStart"/>
             <w:r>
@@ -2920,7 +2879,6 @@
               <w:t xml:space="preserve">    public override void </w:t>
             </w:r>
             <w:proofErr w:type="spellStart"/>
-            <w:proofErr w:type="gramStart"/>
             <w:r>
               <w:rPr>
                 <w:rFonts w:ascii="Cascadia Mono" w:hAnsi="Cascadia Mono" w:cs="Cascadia Mono"/>
@@ -2941,7 +2899,6 @@
               <w:t>(</w:t>
             </w:r>
             <w:proofErr w:type="spellStart"/>
-            <w:proofErr w:type="gramEnd"/>
             <w:r>
               <w:rPr>
                 <w:rFonts w:ascii="Cascadia Mono" w:hAnsi="Cascadia Mono" w:cs="Cascadia Mono"/>
@@ -3002,7 +2959,6 @@
               <w:t xml:space="preserve">    {</w:t>
             </w:r>
             <w:proofErr w:type="spellStart"/>
-            <w:proofErr w:type="gramStart"/>
             <w:r>
               <w:rPr>
                 <w:rFonts w:ascii="Cascadia Mono" w:hAnsi="Cascadia Mono" w:cs="Cascadia Mono"/>
@@ -3013,7 +2969,6 @@
               <w:t>enemyManager.animator.SetBool</w:t>
             </w:r>
             <w:proofErr w:type="spellEnd"/>
-            <w:proofErr w:type="gramEnd"/>
             <w:r>
               <w:rPr>
                 <w:rFonts w:ascii="Cascadia Mono" w:hAnsi="Cascadia Mono" w:cs="Cascadia Mono"/>
@@ -3124,7 +3079,6 @@
               <w:t xml:space="preserve">    public override void </w:t>
             </w:r>
             <w:proofErr w:type="spellStart"/>
-            <w:proofErr w:type="gramStart"/>
             <w:r>
               <w:rPr>
                 <w:rFonts w:ascii="Cascadia Mono" w:hAnsi="Cascadia Mono" w:cs="Cascadia Mono"/>
@@ -3145,7 +3099,6 @@
               <w:t>(</w:t>
             </w:r>
             <w:proofErr w:type="spellStart"/>
-            <w:proofErr w:type="gramEnd"/>
             <w:r>
               <w:rPr>
                 <w:rFonts w:ascii="Cascadia Mono" w:hAnsi="Cascadia Mono" w:cs="Cascadia Mono"/>
@@ -3166,7 +3119,6 @@
               <w:t xml:space="preserve"> </w:t>
             </w:r>
             <w:proofErr w:type="spellStart"/>
-            <w:proofErr w:type="gramStart"/>
             <w:r>
               <w:rPr>
                 <w:rFonts w:ascii="Cascadia Mono" w:hAnsi="Cascadia Mono" w:cs="Cascadia Mono"/>
@@ -3186,7 +3138,6 @@
               </w:rPr>
               <w:t>){</w:t>
             </w:r>
-            <w:proofErr w:type="gramEnd"/>
           </w:p>
           <w:p>
             <w:pPr>
@@ -3208,7 +3159,6 @@
               <w:t xml:space="preserve">        </w:t>
             </w:r>
             <w:proofErr w:type="spellStart"/>
-            <w:proofErr w:type="gramStart"/>
             <w:r>
               <w:rPr>
                 <w:rFonts w:ascii="Cascadia Mono" w:hAnsi="Cascadia Mono" w:cs="Cascadia Mono"/>
@@ -3219,7 +3169,6 @@
               <w:t>enemyManager.animator.SetBool</w:t>
             </w:r>
             <w:proofErr w:type="spellEnd"/>
-            <w:proofErr w:type="gramEnd"/>
             <w:r>
               <w:rPr>
                 <w:rFonts w:ascii="Cascadia Mono" w:hAnsi="Cascadia Mono" w:cs="Cascadia Mono"/>
@@ -3270,7 +3219,6 @@
               <w:t xml:space="preserve">    public override void </w:t>
             </w:r>
             <w:proofErr w:type="spellStart"/>
-            <w:proofErr w:type="gramStart"/>
             <w:r>
               <w:rPr>
                 <w:rFonts w:ascii="Cascadia Mono" w:hAnsi="Cascadia Mono" w:cs="Cascadia Mono"/>
@@ -3291,7 +3239,6 @@
               <w:t>(</w:t>
             </w:r>
             <w:proofErr w:type="spellStart"/>
-            <w:proofErr w:type="gramEnd"/>
             <w:r>
               <w:rPr>
                 <w:rFonts w:ascii="Cascadia Mono" w:hAnsi="Cascadia Mono" w:cs="Cascadia Mono"/>
@@ -3312,7 +3259,6 @@
               <w:t xml:space="preserve"> </w:t>
             </w:r>
             <w:proofErr w:type="spellStart"/>
-            <w:proofErr w:type="gramStart"/>
             <w:r>
               <w:rPr>
                 <w:rFonts w:ascii="Cascadia Mono" w:hAnsi="Cascadia Mono" w:cs="Cascadia Mono"/>
@@ -3332,7 +3278,6 @@
               </w:rPr>
               <w:t>){</w:t>
             </w:r>
-            <w:proofErr w:type="gramEnd"/>
           </w:p>
           <w:p>
             <w:pPr>
@@ -3374,7 +3319,6 @@
               <w:t xml:space="preserve">() &gt; </w:t>
             </w:r>
             <w:proofErr w:type="spellStart"/>
-            <w:proofErr w:type="gramStart"/>
             <w:r>
               <w:rPr>
                 <w:rFonts w:ascii="Cascadia Mono" w:hAnsi="Cascadia Mono" w:cs="Cascadia Mono"/>
@@ -3394,7 +3338,6 @@
               </w:rPr>
               <w:t>){</w:t>
             </w:r>
-            <w:proofErr w:type="gramEnd"/>
           </w:p>
           <w:p>
             <w:pPr>
@@ -3416,7 +3359,6 @@
               <w:t xml:space="preserve">            </w:t>
             </w:r>
             <w:proofErr w:type="spellStart"/>
-            <w:proofErr w:type="gramStart"/>
             <w:r>
               <w:rPr>
                 <w:rFonts w:ascii="Cascadia Mono" w:hAnsi="Cascadia Mono" w:cs="Cascadia Mono"/>
@@ -3427,7 +3369,6 @@
               <w:t>enemyManager.animator.SetBool</w:t>
             </w:r>
             <w:proofErr w:type="spellEnd"/>
-            <w:proofErr w:type="gramEnd"/>
             <w:r>
               <w:rPr>
                 <w:rFonts w:ascii="Cascadia Mono" w:hAnsi="Cascadia Mono" w:cs="Cascadia Mono"/>
@@ -3598,7 +3539,6 @@
               <w:t xml:space="preserve">() &lt;= </w:t>
             </w:r>
             <w:proofErr w:type="spellStart"/>
-            <w:proofErr w:type="gramStart"/>
             <w:r>
               <w:rPr>
                 <w:rFonts w:ascii="Cascadia Mono" w:hAnsi="Cascadia Mono" w:cs="Cascadia Mono"/>
@@ -3618,7 +3558,6 @@
               </w:rPr>
               <w:t>){</w:t>
             </w:r>
-            <w:proofErr w:type="gramEnd"/>
           </w:p>
           <w:p>
             <w:pPr>
@@ -3640,7 +3579,6 @@
               <w:t xml:space="preserve">            </w:t>
             </w:r>
             <w:proofErr w:type="spellStart"/>
-            <w:proofErr w:type="gramStart"/>
             <w:r>
               <w:rPr>
                 <w:rFonts w:ascii="Cascadia Mono" w:hAnsi="Cascadia Mono" w:cs="Cascadia Mono"/>
@@ -3651,7 +3589,6 @@
               <w:t>enemyManager.animator.SetBool</w:t>
             </w:r>
             <w:proofErr w:type="spellEnd"/>
-            <w:proofErr w:type="gramEnd"/>
             <w:r>
               <w:rPr>
                 <w:rFonts w:ascii="Cascadia Mono" w:hAnsi="Cascadia Mono" w:cs="Cascadia Mono"/>
@@ -3702,7 +3639,6 @@
               <w:t xml:space="preserve">            </w:t>
             </w:r>
             <w:proofErr w:type="spellStart"/>
-            <w:proofErr w:type="gramStart"/>
             <w:r>
               <w:rPr>
                 <w:rFonts w:ascii="Cascadia Mono" w:hAnsi="Cascadia Mono" w:cs="Cascadia Mono"/>
@@ -3713,7 +3649,6 @@
               <w:t>enemyManager.animator.SetBool</w:t>
             </w:r>
             <w:proofErr w:type="spellEnd"/>
-            <w:proofErr w:type="gramEnd"/>
             <w:r>
               <w:rPr>
                 <w:rFonts w:ascii="Cascadia Mono" w:hAnsi="Cascadia Mono" w:cs="Cascadia Mono"/>
@@ -3884,7 +3819,6 @@
               <w:t xml:space="preserve">() &gt; </w:t>
             </w:r>
             <w:proofErr w:type="spellStart"/>
-            <w:proofErr w:type="gramStart"/>
             <w:r>
               <w:rPr>
                 <w:rFonts w:ascii="Cascadia Mono" w:hAnsi="Cascadia Mono" w:cs="Cascadia Mono"/>
@@ -3904,7 +3838,6 @@
               </w:rPr>
               <w:t>){</w:t>
             </w:r>
-            <w:proofErr w:type="gramEnd"/>
           </w:p>
           <w:p>
             <w:pPr>
@@ -3926,7 +3859,6 @@
               <w:t xml:space="preserve">            </w:t>
             </w:r>
             <w:proofErr w:type="spellStart"/>
-            <w:proofErr w:type="gramStart"/>
             <w:r>
               <w:rPr>
                 <w:rFonts w:ascii="Cascadia Mono" w:hAnsi="Cascadia Mono" w:cs="Cascadia Mono"/>
@@ -3937,7 +3869,6 @@
               <w:t>enemyManager.animator.SetBool</w:t>
             </w:r>
             <w:proofErr w:type="spellEnd"/>
-            <w:proofErr w:type="gramEnd"/>
             <w:r>
               <w:rPr>
                 <w:rFonts w:ascii="Cascadia Mono" w:hAnsi="Cascadia Mono" w:cs="Cascadia Mono"/>
@@ -4155,7 +4086,6 @@
               <w:t xml:space="preserve">public class </w:t>
             </w:r>
             <w:proofErr w:type="spellStart"/>
-            <w:proofErr w:type="gramStart"/>
             <w:r>
               <w:rPr>
                 <w:rFonts w:ascii="Cascadia Mono" w:hAnsi="Cascadia Mono" w:cs="Cascadia Mono"/>
@@ -4173,17 +4103,7 @@
                 <w:szCs w:val="19"/>
                 <w:lang w:val="en-US"/>
               </w:rPr>
-              <w:t xml:space="preserve"> :</w:t>
-            </w:r>
-            <w:proofErr w:type="gramEnd"/>
-            <w:r>
-              <w:rPr>
-                <w:rFonts w:ascii="Cascadia Mono" w:hAnsi="Cascadia Mono" w:cs="Cascadia Mono"/>
-                <w:sz w:val="19"/>
-                <w:szCs w:val="19"/>
-                <w:lang w:val="en-US"/>
-              </w:rPr>
-              <w:t xml:space="preserve"> </w:t>
+              <w:t xml:space="preserve"> : </w:t>
             </w:r>
             <w:proofErr w:type="spellStart"/>
             <w:r>
@@ -4237,7 +4157,6 @@
               <w:t xml:space="preserve">    public override void </w:t>
             </w:r>
             <w:proofErr w:type="spellStart"/>
-            <w:proofErr w:type="gramStart"/>
             <w:r>
               <w:rPr>
                 <w:rFonts w:ascii="Cascadia Mono" w:hAnsi="Cascadia Mono" w:cs="Cascadia Mono"/>
@@ -4258,7 +4177,6 @@
               <w:t>(</w:t>
             </w:r>
             <w:proofErr w:type="spellStart"/>
-            <w:proofErr w:type="gramEnd"/>
             <w:r>
               <w:rPr>
                 <w:rFonts w:ascii="Cascadia Mono" w:hAnsi="Cascadia Mono" w:cs="Cascadia Mono"/>
@@ -4359,7 +4277,6 @@
               <w:t xml:space="preserve">        </w:t>
             </w:r>
             <w:proofErr w:type="spellStart"/>
-            <w:proofErr w:type="gramStart"/>
             <w:r>
               <w:rPr>
                 <w:rFonts w:ascii="Cascadia Mono" w:hAnsi="Cascadia Mono" w:cs="Cascadia Mono"/>
@@ -4370,7 +4287,6 @@
               <w:t>enemyManager.animator.SetBool</w:t>
             </w:r>
             <w:proofErr w:type="spellEnd"/>
-            <w:proofErr w:type="gramEnd"/>
             <w:r>
               <w:rPr>
                 <w:rFonts w:ascii="Cascadia Mono" w:hAnsi="Cascadia Mono" w:cs="Cascadia Mono"/>
@@ -4421,7 +4337,6 @@
               <w:t xml:space="preserve">        </w:t>
             </w:r>
             <w:proofErr w:type="spellStart"/>
-            <w:proofErr w:type="gramStart"/>
             <w:r>
               <w:rPr>
                 <w:rFonts w:ascii="Cascadia Mono" w:hAnsi="Cascadia Mono" w:cs="Cascadia Mono"/>
@@ -4432,7 +4347,6 @@
               <w:t>enemyManager.animator.SetBool</w:t>
             </w:r>
             <w:proofErr w:type="spellEnd"/>
-            <w:proofErr w:type="gramEnd"/>
             <w:r>
               <w:rPr>
                 <w:rFonts w:ascii="Cascadia Mono" w:hAnsi="Cascadia Mono" w:cs="Cascadia Mono"/>
@@ -4483,7 +4397,6 @@
               <w:t xml:space="preserve">    public override void </w:t>
             </w:r>
             <w:proofErr w:type="spellStart"/>
-            <w:proofErr w:type="gramStart"/>
             <w:r>
               <w:rPr>
                 <w:rFonts w:ascii="Cascadia Mono" w:hAnsi="Cascadia Mono" w:cs="Cascadia Mono"/>
@@ -4504,7 +4417,6 @@
               <w:t>(</w:t>
             </w:r>
             <w:proofErr w:type="spellStart"/>
-            <w:proofErr w:type="gramEnd"/>
             <w:r>
               <w:rPr>
                 <w:rFonts w:ascii="Cascadia Mono" w:hAnsi="Cascadia Mono" w:cs="Cascadia Mono"/>
@@ -4585,7 +4497,6 @@
               <w:t xml:space="preserve">    public override void </w:t>
             </w:r>
             <w:proofErr w:type="spellStart"/>
-            <w:proofErr w:type="gramStart"/>
             <w:r>
               <w:rPr>
                 <w:rFonts w:ascii="Cascadia Mono" w:hAnsi="Cascadia Mono" w:cs="Cascadia Mono"/>
@@ -4606,7 +4517,6 @@
               <w:t>(</w:t>
             </w:r>
             <w:proofErr w:type="spellStart"/>
-            <w:proofErr w:type="gramEnd"/>
             <w:r>
               <w:rPr>
                 <w:rFonts w:ascii="Cascadia Mono" w:hAnsi="Cascadia Mono" w:cs="Cascadia Mono"/>
@@ -4697,7 +4607,6 @@
               <w:t>enemyManager.agroDistance</w:t>
             </w:r>
             <w:proofErr w:type="spellEnd"/>
-            <w:proofErr w:type="gramStart"/>
             <w:r>
               <w:rPr>
                 <w:rFonts w:ascii="Cascadia Mono" w:hAnsi="Cascadia Mono" w:cs="Cascadia Mono"/>
@@ -4707,7 +4616,6 @@
               </w:rPr>
               <w:t>)  {</w:t>
             </w:r>
-            <w:proofErr w:type="gramEnd"/>
           </w:p>
           <w:p>
             <w:pPr>
@@ -4887,7 +4795,6 @@
               <w:t xml:space="preserve">public class </w:t>
             </w:r>
             <w:proofErr w:type="spellStart"/>
-            <w:proofErr w:type="gramStart"/>
             <w:r>
               <w:rPr>
                 <w:rFonts w:ascii="Cascadia Mono" w:hAnsi="Cascadia Mono" w:cs="Cascadia Mono"/>
@@ -4905,20 +4812,9 @@
                 <w:szCs w:val="19"/>
                 <w:lang w:val="en-US"/>
               </w:rPr>
-              <w:t xml:space="preserve"> :</w:t>
-            </w:r>
-            <w:proofErr w:type="gramEnd"/>
-            <w:r>
-              <w:rPr>
-                <w:rFonts w:ascii="Cascadia Mono" w:hAnsi="Cascadia Mono" w:cs="Cascadia Mono"/>
-                <w:sz w:val="19"/>
-                <w:szCs w:val="19"/>
-                <w:lang w:val="en-US"/>
-              </w:rPr>
-              <w:t xml:space="preserve"> </w:t>
-            </w:r>
-            <w:proofErr w:type="spellStart"/>
-            <w:proofErr w:type="gramStart"/>
+              <w:t xml:space="preserve"> : </w:t>
+            </w:r>
+            <w:proofErr w:type="spellStart"/>
             <w:r>
               <w:rPr>
                 <w:rFonts w:ascii="Cascadia Mono" w:hAnsi="Cascadia Mono" w:cs="Cascadia Mono"/>
@@ -4938,7 +4834,6 @@
               </w:rPr>
               <w:t>{</w:t>
             </w:r>
-            <w:proofErr w:type="gramEnd"/>
           </w:p>
           <w:p>
             <w:pPr>
@@ -4960,7 +4855,6 @@
               <w:t xml:space="preserve">    public override void </w:t>
             </w:r>
             <w:proofErr w:type="spellStart"/>
-            <w:proofErr w:type="gramStart"/>
             <w:r>
               <w:rPr>
                 <w:rFonts w:ascii="Cascadia Mono" w:hAnsi="Cascadia Mono" w:cs="Cascadia Mono"/>
@@ -4981,7 +4875,6 @@
               <w:t>(</w:t>
             </w:r>
             <w:proofErr w:type="spellStart"/>
-            <w:proofErr w:type="gramEnd"/>
             <w:r>
               <w:rPr>
                 <w:rFonts w:ascii="Cascadia Mono" w:hAnsi="Cascadia Mono" w:cs="Cascadia Mono"/>
@@ -5002,7 +4895,6 @@
               <w:t xml:space="preserve"> </w:t>
             </w:r>
             <w:proofErr w:type="spellStart"/>
-            <w:proofErr w:type="gramStart"/>
             <w:r>
               <w:rPr>
                 <w:rFonts w:ascii="Cascadia Mono" w:hAnsi="Cascadia Mono" w:cs="Cascadia Mono"/>
@@ -5022,7 +4914,6 @@
               </w:rPr>
               <w:t>){</w:t>
             </w:r>
-            <w:proofErr w:type="gramEnd"/>
           </w:p>
           <w:p>
             <w:pPr>
@@ -5084,7 +4975,6 @@
               <w:t xml:space="preserve">        </w:t>
             </w:r>
             <w:proofErr w:type="spellStart"/>
-            <w:proofErr w:type="gramStart"/>
             <w:r>
               <w:rPr>
                 <w:rFonts w:ascii="Cascadia Mono" w:hAnsi="Cascadia Mono" w:cs="Cascadia Mono"/>
@@ -5095,7 +4985,6 @@
               <w:t>enemyManager.animator.SetBool</w:t>
             </w:r>
             <w:proofErr w:type="spellEnd"/>
-            <w:proofErr w:type="gramEnd"/>
             <w:r>
               <w:rPr>
                 <w:rFonts w:ascii="Cascadia Mono" w:hAnsi="Cascadia Mono" w:cs="Cascadia Mono"/>
@@ -5146,7 +5035,6 @@
               <w:t xml:space="preserve">    public override void </w:t>
             </w:r>
             <w:proofErr w:type="spellStart"/>
-            <w:proofErr w:type="gramStart"/>
             <w:r>
               <w:rPr>
                 <w:rFonts w:ascii="Cascadia Mono" w:hAnsi="Cascadia Mono" w:cs="Cascadia Mono"/>
@@ -5167,7 +5055,6 @@
               <w:t>(</w:t>
             </w:r>
             <w:proofErr w:type="spellStart"/>
-            <w:proofErr w:type="gramEnd"/>
             <w:r>
               <w:rPr>
                 <w:rFonts w:ascii="Cascadia Mono" w:hAnsi="Cascadia Mono" w:cs="Cascadia Mono"/>
@@ -5188,7 +5075,6 @@
               <w:t xml:space="preserve"> </w:t>
             </w:r>
             <w:proofErr w:type="spellStart"/>
-            <w:proofErr w:type="gramStart"/>
             <w:r>
               <w:rPr>
                 <w:rFonts w:ascii="Cascadia Mono" w:hAnsi="Cascadia Mono" w:cs="Cascadia Mono"/>
@@ -5208,7 +5094,6 @@
               </w:rPr>
               <w:t>){</w:t>
             </w:r>
-            <w:proofErr w:type="gramEnd"/>
           </w:p>
           <w:p>
             <w:pPr>
@@ -5230,7 +5115,6 @@
               <w:t xml:space="preserve">        </w:t>
             </w:r>
             <w:proofErr w:type="spellStart"/>
-            <w:proofErr w:type="gramStart"/>
             <w:r>
               <w:rPr>
                 <w:rFonts w:ascii="Cascadia Mono" w:hAnsi="Cascadia Mono" w:cs="Cascadia Mono"/>
@@ -5241,7 +5125,6 @@
               <w:t>enemyManager.animator.SetBool</w:t>
             </w:r>
             <w:proofErr w:type="spellEnd"/>
-            <w:proofErr w:type="gramEnd"/>
             <w:r>
               <w:rPr>
                 <w:rFonts w:ascii="Cascadia Mono" w:hAnsi="Cascadia Mono" w:cs="Cascadia Mono"/>
@@ -5292,7 +5175,6 @@
               <w:t xml:space="preserve">    public override void </w:t>
             </w:r>
             <w:proofErr w:type="spellStart"/>
-            <w:proofErr w:type="gramStart"/>
             <w:r>
               <w:rPr>
                 <w:rFonts w:ascii="Cascadia Mono" w:hAnsi="Cascadia Mono" w:cs="Cascadia Mono"/>
@@ -5313,7 +5195,6 @@
               <w:t>(</w:t>
             </w:r>
             <w:proofErr w:type="spellStart"/>
-            <w:proofErr w:type="gramEnd"/>
             <w:r>
               <w:rPr>
                 <w:rFonts w:ascii="Cascadia Mono" w:hAnsi="Cascadia Mono" w:cs="Cascadia Mono"/>
@@ -5334,7 +5215,6 @@
               <w:t xml:space="preserve"> </w:t>
             </w:r>
             <w:proofErr w:type="spellStart"/>
-            <w:proofErr w:type="gramStart"/>
             <w:r>
               <w:rPr>
                 <w:rFonts w:ascii="Cascadia Mono" w:hAnsi="Cascadia Mono" w:cs="Cascadia Mono"/>
@@ -5354,7 +5234,6 @@
               </w:rPr>
               <w:t>){</w:t>
             </w:r>
-            <w:proofErr w:type="gramEnd"/>
           </w:p>
           <w:p>
             <w:pPr>
@@ -5396,7 +5275,6 @@
               <w:t xml:space="preserve">() &gt; </w:t>
             </w:r>
             <w:proofErr w:type="spellStart"/>
-            <w:proofErr w:type="gramStart"/>
             <w:r>
               <w:rPr>
                 <w:rFonts w:ascii="Cascadia Mono" w:hAnsi="Cascadia Mono" w:cs="Cascadia Mono"/>
@@ -5416,7 +5294,6 @@
               </w:rPr>
               <w:t>){</w:t>
             </w:r>
-            <w:proofErr w:type="gramEnd"/>
           </w:p>
           <w:p>
             <w:pPr>
@@ -5438,7 +5315,6 @@
               <w:t xml:space="preserve">            </w:t>
             </w:r>
             <w:proofErr w:type="spellStart"/>
-            <w:proofErr w:type="gramStart"/>
             <w:r>
               <w:rPr>
                 <w:rFonts w:ascii="Cascadia Mono" w:hAnsi="Cascadia Mono" w:cs="Cascadia Mono"/>
@@ -5449,7 +5325,6 @@
               <w:t>enemyManager.animator.SetBool</w:t>
             </w:r>
             <w:proofErr w:type="spellEnd"/>
-            <w:proofErr w:type="gramEnd"/>
             <w:r>
               <w:rPr>
                 <w:rFonts w:ascii="Cascadia Mono" w:hAnsi="Cascadia Mono" w:cs="Cascadia Mono"/>
@@ -5500,7 +5375,6 @@
               <w:t xml:space="preserve">            </w:t>
             </w:r>
             <w:proofErr w:type="spellStart"/>
-            <w:proofErr w:type="gramStart"/>
             <w:r>
               <w:rPr>
                 <w:rFonts w:ascii="Cascadia Mono" w:hAnsi="Cascadia Mono" w:cs="Cascadia Mono"/>
@@ -5511,7 +5385,6 @@
               <w:t>enemyManager.animator.SetBool</w:t>
             </w:r>
             <w:proofErr w:type="spellEnd"/>
-            <w:proofErr w:type="gramEnd"/>
             <w:r>
               <w:rPr>
                 <w:rFonts w:ascii="Cascadia Mono" w:hAnsi="Cascadia Mono" w:cs="Cascadia Mono"/>
@@ -5642,7 +5515,6 @@
               <w:t xml:space="preserve">() &lt;= </w:t>
             </w:r>
             <w:proofErr w:type="spellStart"/>
-            <w:proofErr w:type="gramStart"/>
             <w:r>
               <w:rPr>
                 <w:rFonts w:ascii="Cascadia Mono" w:hAnsi="Cascadia Mono" w:cs="Cascadia Mono"/>
@@ -5662,7 +5534,6 @@
               </w:rPr>
               <w:t>){</w:t>
             </w:r>
-            <w:proofErr w:type="gramEnd"/>
           </w:p>
           <w:p>
             <w:pPr>
@@ -5684,7 +5555,6 @@
               <w:t xml:space="preserve">            </w:t>
             </w:r>
             <w:proofErr w:type="spellStart"/>
-            <w:proofErr w:type="gramStart"/>
             <w:r>
               <w:rPr>
                 <w:rFonts w:ascii="Cascadia Mono" w:hAnsi="Cascadia Mono" w:cs="Cascadia Mono"/>
@@ -5695,7 +5565,6 @@
               <w:t>enemyManager.animator.SetBool</w:t>
             </w:r>
             <w:proofErr w:type="spellEnd"/>
-            <w:proofErr w:type="gramEnd"/>
             <w:r>
               <w:rPr>
                 <w:rFonts w:ascii="Cascadia Mono" w:hAnsi="Cascadia Mono" w:cs="Cascadia Mono"/>
@@ -5746,7 +5615,6 @@
               <w:t xml:space="preserve">            </w:t>
             </w:r>
             <w:proofErr w:type="spellStart"/>
-            <w:proofErr w:type="gramStart"/>
             <w:r>
               <w:rPr>
                 <w:rFonts w:ascii="Cascadia Mono" w:hAnsi="Cascadia Mono" w:cs="Cascadia Mono"/>
@@ -5757,7 +5625,6 @@
               <w:t>enemyManager.animator.SetBool</w:t>
             </w:r>
             <w:proofErr w:type="spellEnd"/>
-            <w:proofErr w:type="gramEnd"/>
             <w:r>
               <w:rPr>
                 <w:rFonts w:ascii="Cascadia Mono" w:hAnsi="Cascadia Mono" w:cs="Cascadia Mono"/>
@@ -5838,25 +5705,14 @@
               <w:t>enemyManager.attackState</w:t>
             </w:r>
             <w:proofErr w:type="spellEnd"/>
-            <w:proofErr w:type="gramStart"/>
-            <w:r>
-              <w:rPr>
-                <w:rFonts w:ascii="Cascadia Mono" w:hAnsi="Cascadia Mono" w:cs="Cascadia Mono"/>
-                <w:sz w:val="19"/>
-                <w:szCs w:val="19"/>
-                <w:lang w:val="en-US"/>
-              </w:rPr>
-              <w:t xml:space="preserve">);   </w:t>
-            </w:r>
-            <w:proofErr w:type="gramEnd"/>
-            <w:r>
-              <w:rPr>
-                <w:rFonts w:ascii="Cascadia Mono" w:hAnsi="Cascadia Mono" w:cs="Cascadia Mono"/>
-                <w:sz w:val="19"/>
-                <w:szCs w:val="19"/>
-                <w:lang w:val="en-US"/>
-              </w:rPr>
-              <w:t xml:space="preserve">         </w:t>
+            <w:r>
+              <w:rPr>
+                <w:rFonts w:ascii="Cascadia Mono" w:hAnsi="Cascadia Mono" w:cs="Cascadia Mono"/>
+                <w:sz w:val="19"/>
+                <w:szCs w:val="19"/>
+                <w:lang w:val="en-US"/>
+              </w:rPr>
+              <w:t xml:space="preserve">);            </w:t>
             </w:r>
             <w:r>
               <w:rPr>
@@ -5993,7 +5849,6 @@
               <w:t xml:space="preserve">public class </w:t>
             </w:r>
             <w:proofErr w:type="spellStart"/>
-            <w:proofErr w:type="gramStart"/>
             <w:r>
               <w:rPr>
                 <w:rFonts w:ascii="Cascadia Mono" w:hAnsi="Cascadia Mono" w:cs="Cascadia Mono"/>
@@ -6011,17 +5866,7 @@
                 <w:szCs w:val="19"/>
                 <w:lang w:val="en-US"/>
               </w:rPr>
-              <w:t xml:space="preserve"> :</w:t>
-            </w:r>
-            <w:proofErr w:type="gramEnd"/>
-            <w:r>
-              <w:rPr>
-                <w:rFonts w:ascii="Cascadia Mono" w:hAnsi="Cascadia Mono" w:cs="Cascadia Mono"/>
-                <w:sz w:val="19"/>
-                <w:szCs w:val="19"/>
-                <w:lang w:val="en-US"/>
-              </w:rPr>
-              <w:t xml:space="preserve"> </w:t>
+              <w:t xml:space="preserve"> : </w:t>
             </w:r>
             <w:proofErr w:type="spellStart"/>
             <w:r>
@@ -6352,19 +6197,8 @@
                 <w:szCs w:val="19"/>
                 <w:lang w:val="en-US"/>
               </w:rPr>
-              <w:t xml:space="preserve">    private void </w:t>
-            </w:r>
-            <w:proofErr w:type="gramStart"/>
-            <w:r>
-              <w:rPr>
-                <w:rFonts w:ascii="Cascadia Mono" w:hAnsi="Cascadia Mono" w:cs="Cascadia Mono"/>
-                <w:sz w:val="19"/>
-                <w:szCs w:val="19"/>
-                <w:lang w:val="en-US"/>
-              </w:rPr>
-              <w:t>Awake(){</w:t>
-            </w:r>
-            <w:proofErr w:type="gramEnd"/>
+              <w:t xml:space="preserve">    private void Awake(){</w:t>
+            </w:r>
           </w:p>
           <w:p>
             <w:pPr>
@@ -6406,7 +6240,6 @@
               <w:t xml:space="preserve"> = </w:t>
             </w:r>
             <w:proofErr w:type="spellStart"/>
-            <w:proofErr w:type="gramStart"/>
             <w:r>
               <w:rPr>
                 <w:rFonts w:ascii="Cascadia Mono" w:hAnsi="Cascadia Mono" w:cs="Cascadia Mono"/>
@@ -6417,7 +6250,6 @@
               <w:t>this.GetComponent</w:t>
             </w:r>
             <w:proofErr w:type="spellEnd"/>
-            <w:proofErr w:type="gramEnd"/>
             <w:r>
               <w:rPr>
                 <w:rFonts w:ascii="Cascadia Mono" w:hAnsi="Cascadia Mono" w:cs="Cascadia Mono"/>
@@ -6438,25 +6270,14 @@
               <w:t>EnemyStateManager</w:t>
             </w:r>
             <w:proofErr w:type="spellEnd"/>
-            <w:proofErr w:type="gramStart"/>
-            <w:r>
-              <w:rPr>
-                <w:rFonts w:ascii="Cascadia Mono" w:hAnsi="Cascadia Mono" w:cs="Cascadia Mono"/>
-                <w:sz w:val="19"/>
-                <w:szCs w:val="19"/>
-                <w:lang w:val="en-US"/>
-              </w:rPr>
-              <w:t>&gt;(</w:t>
-            </w:r>
-            <w:proofErr w:type="gramEnd"/>
-            <w:r>
-              <w:rPr>
-                <w:rFonts w:ascii="Cascadia Mono" w:hAnsi="Cascadia Mono" w:cs="Cascadia Mono"/>
-                <w:sz w:val="19"/>
-                <w:szCs w:val="19"/>
-                <w:lang w:val="en-US"/>
-              </w:rPr>
-              <w:t>);}</w:t>
+            <w:r>
+              <w:rPr>
+                <w:rFonts w:ascii="Cascadia Mono" w:hAnsi="Cascadia Mono" w:cs="Cascadia Mono"/>
+                <w:sz w:val="19"/>
+                <w:szCs w:val="19"/>
+                <w:lang w:val="en-US"/>
+              </w:rPr>
+              <w:t>&gt;();}</w:t>
             </w:r>
           </w:p>
           <w:p>
@@ -6967,7 +6788,6 @@
               <w:t xml:space="preserve">public class </w:t>
             </w:r>
             <w:proofErr w:type="spellStart"/>
-            <w:proofErr w:type="gramStart"/>
             <w:r>
               <w:rPr>
                 <w:rFonts w:ascii="Cascadia Mono" w:hAnsi="Cascadia Mono" w:cs="Cascadia Mono"/>
@@ -6985,17 +6805,7 @@
                 <w:szCs w:val="19"/>
                 <w:lang w:val="en-US"/>
               </w:rPr>
-              <w:t xml:space="preserve"> :</w:t>
-            </w:r>
-            <w:proofErr w:type="gramEnd"/>
-            <w:r>
-              <w:rPr>
-                <w:rFonts w:ascii="Cascadia Mono" w:hAnsi="Cascadia Mono" w:cs="Cascadia Mono"/>
-                <w:sz w:val="19"/>
-                <w:szCs w:val="19"/>
-                <w:lang w:val="en-US"/>
-              </w:rPr>
-              <w:t xml:space="preserve"> </w:t>
+              <w:t xml:space="preserve"> : </w:t>
             </w:r>
             <w:proofErr w:type="spellStart"/>
             <w:r>
@@ -7069,7 +6879,6 @@
               <w:t xml:space="preserve">    private void </w:t>
             </w:r>
             <w:proofErr w:type="spellStart"/>
-            <w:proofErr w:type="gramStart"/>
             <w:r>
               <w:rPr>
                 <w:rFonts w:ascii="Cascadia Mono" w:hAnsi="Cascadia Mono" w:cs="Cascadia Mono"/>
@@ -7087,17 +6896,7 @@
                 <w:szCs w:val="19"/>
                 <w:lang w:val="en-US"/>
               </w:rPr>
-              <w:t>(</w:t>
-            </w:r>
-            <w:proofErr w:type="gramEnd"/>
-            <w:r>
-              <w:rPr>
-                <w:rFonts w:ascii="Cascadia Mono" w:hAnsi="Cascadia Mono" w:cs="Cascadia Mono"/>
-                <w:sz w:val="19"/>
-                <w:szCs w:val="19"/>
-                <w:lang w:val="en-US"/>
-              </w:rPr>
-              <w:t>Collider other)</w:t>
+              <w:t>(Collider other)</w:t>
             </w:r>
           </w:p>
           <w:p>
@@ -7140,7 +6939,6 @@
               <w:t xml:space="preserve">        if (</w:t>
             </w:r>
             <w:proofErr w:type="spellStart"/>
-            <w:proofErr w:type="gramStart"/>
             <w:r>
               <w:rPr>
                 <w:rFonts w:ascii="Cascadia Mono" w:hAnsi="Cascadia Mono" w:cs="Cascadia Mono"/>
@@ -7151,7 +6949,6 @@
               <w:t>other.gameObject.TryGetComponent</w:t>
             </w:r>
             <w:proofErr w:type="spellEnd"/>
-            <w:proofErr w:type="gramEnd"/>
             <w:r>
               <w:rPr>
                 <w:rFonts w:ascii="Cascadia Mono" w:hAnsi="Cascadia Mono" w:cs="Cascadia Mono"/>
@@ -7222,7 +7019,6 @@
               <w:t xml:space="preserve">        {</w:t>
             </w:r>
             <w:proofErr w:type="spellStart"/>
-            <w:proofErr w:type="gramStart"/>
             <w:r>
               <w:rPr>
                 <w:rFonts w:ascii="Cascadia Mono" w:hAnsi="Cascadia Mono" w:cs="Cascadia Mono"/>
@@ -7233,7 +7029,6 @@
               <w:t>this.hp</w:t>
             </w:r>
             <w:proofErr w:type="spellEnd"/>
-            <w:proofErr w:type="gramEnd"/>
             <w:r>
               <w:rPr>
                 <w:rFonts w:ascii="Cascadia Mono" w:hAnsi="Cascadia Mono" w:cs="Cascadia Mono"/>
@@ -7770,15 +7565,7 @@
         <w:t>.</w:t>
       </w:r>
     </w:p>
-    <w:p>
-      <w:pPr>
-        <w:pStyle w:val="Heading1"/>
-        <w:ind w:firstLine="0"/>
-        <w:rPr>
-          <w:szCs w:val="28"/>
-        </w:rPr>
-      </w:pPr>
-    </w:p>
+    <w:p/>
     <w:sectPr>
       <w:footerReference w:type="default" r:id="rId22"/>
       <w:footerReference w:type="first" r:id="rId23"/>

--- a/отчеты 2-10/отчет 10.docx
+++ b/отчеты 2-10/отчет 10.docx
@@ -515,7 +515,7 @@
           <w:szCs w:val="28"/>
           <w:lang w:eastAsia="ru-RU"/>
         </w:rPr>
-        <w:t>6-7</w:t>
+        <w:t>10</w:t>
       </w:r>
     </w:p>
     <w:p>
@@ -1549,15 +1549,7 @@
         <w:ind w:left="0" w:firstLine="709"/>
       </w:pPr>
       <w:r>
-        <w:t xml:space="preserve">загрузить модель и анимации и персонажа в </w:t>
-      </w:r>
-      <w:proofErr w:type="spellStart"/>
-      <w:r>
-        <w:t>Unity</w:t>
-      </w:r>
-      <w:proofErr w:type="spellEnd"/>
-      <w:r>
-        <w:t>;</w:t>
+        <w:t>загрузить модель и анимации и персонажа в Unity;</w:t>
       </w:r>
     </w:p>
     <w:p>
@@ -1677,7 +1669,6 @@
         </w:rPr>
         <w:t xml:space="preserve">Сначала на сайте </w:t>
       </w:r>
-      <w:proofErr w:type="spellStart"/>
       <w:r>
         <w:rPr>
           <w:rFonts w:ascii="Times New Roman" w:hAnsi="Times New Roman" w:cs="Times New Roman"/>
@@ -1687,7 +1678,6 @@
         </w:rPr>
         <w:t>Sketchfab</w:t>
       </w:r>
-      <w:proofErr w:type="spellEnd"/>
       <w:r>
         <w:rPr>
           <w:rFonts w:ascii="Times New Roman" w:hAnsi="Times New Roman" w:cs="Times New Roman"/>
@@ -2180,29 +2170,8 @@
       <w:r>
         <w:t xml:space="preserve"> </w:t>
       </w:r>
-      <w:proofErr w:type="spellStart"/>
-      <w:r>
-        <w:t>Mutant</w:t>
-      </w:r>
-      <w:proofErr w:type="spellEnd"/>
-      <w:r>
-        <w:t xml:space="preserve"> </w:t>
-      </w:r>
-      <w:proofErr w:type="spellStart"/>
-      <w:r>
-        <w:t>Breathing</w:t>
-      </w:r>
-      <w:proofErr w:type="spellEnd"/>
-      <w:r>
-        <w:t xml:space="preserve"> </w:t>
-      </w:r>
-      <w:proofErr w:type="spellStart"/>
-      <w:r>
-        <w:t>Idle</w:t>
-      </w:r>
-      <w:proofErr w:type="spellEnd"/>
-      <w:r>
-        <w:t xml:space="preserve"> </w:t>
+      <w:r>
+        <w:t xml:space="preserve">Mutant Breathing Idle </w:t>
       </w:r>
       <w:r>
         <w:t xml:space="preserve"> в mixamo.com, представлен на рисунке 10.</w:t>
@@ -2284,31 +2253,7 @@
         <w:t>4</w:t>
       </w:r>
       <w:r>
-        <w:t xml:space="preserve"> Модель врага, исполняющего анимацию </w:t>
-      </w:r>
-      <w:proofErr w:type="spellStart"/>
-      <w:r>
-        <w:t>Mutant</w:t>
-      </w:r>
-      <w:proofErr w:type="spellEnd"/>
-      <w:r>
-        <w:t xml:space="preserve"> </w:t>
-      </w:r>
-      <w:proofErr w:type="spellStart"/>
-      <w:r>
-        <w:t>Breathing</w:t>
-      </w:r>
-      <w:proofErr w:type="spellEnd"/>
-      <w:r>
-        <w:t xml:space="preserve"> </w:t>
-      </w:r>
-      <w:proofErr w:type="spellStart"/>
-      <w:r>
-        <w:t>Idle</w:t>
-      </w:r>
-      <w:proofErr w:type="spellEnd"/>
-      <w:r>
-        <w:t xml:space="preserve">  в</w:t>
+        <w:t xml:space="preserve"> Модель врага, исполняющего анимацию Mutant Breathing Idle  в</w:t>
       </w:r>
       <w:r>
         <w:t xml:space="preserve"> mixamo.com</w:t>
@@ -2514,14 +2459,12 @@
       <w:r>
         <w:t>Далее выбранные анимации были скачаны в формате .</w:t>
       </w:r>
-      <w:proofErr w:type="spellStart"/>
       <w:r>
         <w:rPr>
           <w:lang w:val="en-US"/>
         </w:rPr>
         <w:t>fbx</w:t>
       </w:r>
-      <w:proofErr w:type="spellEnd"/>
       <w:r>
         <w:t xml:space="preserve">, </w:t>
       </w:r>
@@ -2722,14 +2665,12 @@
       <w:r>
         <w:t xml:space="preserve">Состояние ходьбы и переходы в него из других состояний были реализовано при помощи скрипта </w:t>
       </w:r>
-      <w:proofErr w:type="spellStart"/>
       <w:r>
         <w:rPr>
           <w:lang w:val="en-US"/>
         </w:rPr>
         <w:t>WalkState</w:t>
       </w:r>
-      <w:proofErr w:type="spellEnd"/>
       <w:r>
         <w:t>, представленного в листинге 10.1.</w:t>
       </w:r>
@@ -2765,79 +2706,28 @@
                 <w:szCs w:val="19"/>
                 <w:lang w:val="en-US"/>
               </w:rPr>
-              <w:t xml:space="preserve">using </w:t>
-            </w:r>
-            <w:proofErr w:type="spellStart"/>
-            <w:r>
-              <w:rPr>
-                <w:rFonts w:ascii="Cascadia Mono" w:hAnsi="Cascadia Mono" w:cs="Cascadia Mono"/>
-                <w:sz w:val="19"/>
-                <w:szCs w:val="19"/>
-                <w:lang w:val="en-US"/>
-              </w:rPr>
-              <w:t>UnityEngine</w:t>
-            </w:r>
-            <w:proofErr w:type="spellEnd"/>
-            <w:r>
-              <w:rPr>
-                <w:rFonts w:ascii="Cascadia Mono" w:hAnsi="Cascadia Mono" w:cs="Cascadia Mono"/>
-                <w:sz w:val="19"/>
-                <w:szCs w:val="19"/>
-                <w:lang w:val="en-US"/>
-              </w:rPr>
-              <w:t>;</w:t>
-            </w:r>
-          </w:p>
-          <w:p>
-            <w:pPr>
-              <w:pStyle w:val="a"/>
-              <w:rPr>
-                <w:rFonts w:ascii="Cascadia Mono" w:hAnsi="Cascadia Mono" w:cs="Cascadia Mono"/>
-                <w:sz w:val="19"/>
-                <w:szCs w:val="19"/>
-                <w:lang w:val="en-US"/>
-              </w:rPr>
-            </w:pPr>
-            <w:r>
-              <w:rPr>
-                <w:rFonts w:ascii="Cascadia Mono" w:hAnsi="Cascadia Mono" w:cs="Cascadia Mono"/>
-                <w:sz w:val="19"/>
-                <w:szCs w:val="19"/>
-                <w:lang w:val="en-US"/>
-              </w:rPr>
-              <w:t xml:space="preserve">public class </w:t>
-            </w:r>
-            <w:proofErr w:type="spellStart"/>
-            <w:r>
-              <w:rPr>
-                <w:rFonts w:ascii="Cascadia Mono" w:hAnsi="Cascadia Mono" w:cs="Cascadia Mono"/>
-                <w:sz w:val="19"/>
-                <w:szCs w:val="19"/>
-                <w:lang w:val="en-US"/>
-              </w:rPr>
-              <w:t>WalkState</w:t>
-            </w:r>
-            <w:proofErr w:type="spellEnd"/>
-            <w:r>
-              <w:rPr>
-                <w:rFonts w:ascii="Cascadia Mono" w:hAnsi="Cascadia Mono" w:cs="Cascadia Mono"/>
-                <w:sz w:val="19"/>
-                <w:szCs w:val="19"/>
-                <w:lang w:val="en-US"/>
-              </w:rPr>
-              <w:t xml:space="preserve"> : </w:t>
-            </w:r>
-            <w:proofErr w:type="spellStart"/>
-            <w:r>
-              <w:rPr>
-                <w:rFonts w:ascii="Cascadia Mono" w:hAnsi="Cascadia Mono" w:cs="Cascadia Mono"/>
-                <w:sz w:val="19"/>
-                <w:szCs w:val="19"/>
-                <w:lang w:val="en-US"/>
-              </w:rPr>
-              <w:t>AState</w:t>
-            </w:r>
-            <w:proofErr w:type="spellEnd"/>
+              <w:t>using UnityEngine;</w:t>
+            </w:r>
+          </w:p>
+          <w:p>
+            <w:pPr>
+              <w:pStyle w:val="a"/>
+              <w:rPr>
+                <w:rFonts w:ascii="Cascadia Mono" w:hAnsi="Cascadia Mono" w:cs="Cascadia Mono"/>
+                <w:sz w:val="19"/>
+                <w:szCs w:val="19"/>
+                <w:lang w:val="en-US"/>
+              </w:rPr>
+            </w:pPr>
+            <w:r>
+              <w:rPr>
+                <w:rFonts w:ascii="Cascadia Mono" w:hAnsi="Cascadia Mono" w:cs="Cascadia Mono"/>
+                <w:sz w:val="19"/>
+                <w:szCs w:val="19"/>
+                <w:lang w:val="en-US"/>
+              </w:rPr>
+              <w:t>public class WalkState : AState</w:t>
+            </w:r>
           </w:p>
           <w:p>
             <w:pPr>
@@ -2876,1087 +2766,307 @@
                 <w:szCs w:val="19"/>
                 <w:lang w:val="en-US"/>
               </w:rPr>
-              <w:t xml:space="preserve">    public override void </w:t>
-            </w:r>
-            <w:proofErr w:type="spellStart"/>
-            <w:r>
-              <w:rPr>
-                <w:rFonts w:ascii="Cascadia Mono" w:hAnsi="Cascadia Mono" w:cs="Cascadia Mono"/>
-                <w:sz w:val="19"/>
-                <w:szCs w:val="19"/>
-                <w:lang w:val="en-US"/>
-              </w:rPr>
-              <w:t>EnterState</w:t>
-            </w:r>
-            <w:proofErr w:type="spellEnd"/>
-            <w:r>
-              <w:rPr>
-                <w:rFonts w:ascii="Cascadia Mono" w:hAnsi="Cascadia Mono" w:cs="Cascadia Mono"/>
-                <w:sz w:val="19"/>
-                <w:szCs w:val="19"/>
-                <w:lang w:val="en-US"/>
-              </w:rPr>
-              <w:t>(</w:t>
-            </w:r>
-            <w:proofErr w:type="spellStart"/>
-            <w:r>
-              <w:rPr>
-                <w:rFonts w:ascii="Cascadia Mono" w:hAnsi="Cascadia Mono" w:cs="Cascadia Mono"/>
-                <w:sz w:val="19"/>
-                <w:szCs w:val="19"/>
-                <w:lang w:val="en-US"/>
-              </w:rPr>
-              <w:t>EnemyStateManager</w:t>
-            </w:r>
-            <w:proofErr w:type="spellEnd"/>
-            <w:r>
-              <w:rPr>
-                <w:rFonts w:ascii="Cascadia Mono" w:hAnsi="Cascadia Mono" w:cs="Cascadia Mono"/>
-                <w:sz w:val="19"/>
-                <w:szCs w:val="19"/>
-                <w:lang w:val="en-US"/>
-              </w:rPr>
-              <w:t xml:space="preserve"> </w:t>
-            </w:r>
-            <w:proofErr w:type="spellStart"/>
-            <w:r>
-              <w:rPr>
-                <w:rFonts w:ascii="Cascadia Mono" w:hAnsi="Cascadia Mono" w:cs="Cascadia Mono"/>
-                <w:sz w:val="19"/>
-                <w:szCs w:val="19"/>
-                <w:lang w:val="en-US"/>
-              </w:rPr>
-              <w:t>enemyManager</w:t>
-            </w:r>
-            <w:proofErr w:type="spellEnd"/>
-            <w:r>
-              <w:rPr>
-                <w:rFonts w:ascii="Cascadia Mono" w:hAnsi="Cascadia Mono" w:cs="Cascadia Mono"/>
-                <w:sz w:val="19"/>
-                <w:szCs w:val="19"/>
-                <w:lang w:val="en-US"/>
-              </w:rPr>
-              <w:t>)</w:t>
-            </w:r>
-          </w:p>
-          <w:p>
-            <w:pPr>
-              <w:pStyle w:val="a"/>
-              <w:rPr>
-                <w:rFonts w:ascii="Cascadia Mono" w:hAnsi="Cascadia Mono" w:cs="Cascadia Mono"/>
-                <w:sz w:val="19"/>
-                <w:szCs w:val="19"/>
-                <w:lang w:val="en-US"/>
-              </w:rPr>
-            </w:pPr>
-            <w:r>
-              <w:rPr>
-                <w:rFonts w:ascii="Cascadia Mono" w:hAnsi="Cascadia Mono" w:cs="Cascadia Mono"/>
-                <w:sz w:val="19"/>
-                <w:szCs w:val="19"/>
-                <w:lang w:val="en-US"/>
-              </w:rPr>
-              <w:t xml:space="preserve">    {</w:t>
-            </w:r>
-            <w:proofErr w:type="spellStart"/>
-            <w:r>
-              <w:rPr>
-                <w:rFonts w:ascii="Cascadia Mono" w:hAnsi="Cascadia Mono" w:cs="Cascadia Mono"/>
-                <w:sz w:val="19"/>
-                <w:szCs w:val="19"/>
-                <w:lang w:val="en-US"/>
-              </w:rPr>
-              <w:t>enemyManager.animator.SetBool</w:t>
-            </w:r>
-            <w:proofErr w:type="spellEnd"/>
-            <w:r>
-              <w:rPr>
-                <w:rFonts w:ascii="Cascadia Mono" w:hAnsi="Cascadia Mono" w:cs="Cascadia Mono"/>
-                <w:sz w:val="19"/>
-                <w:szCs w:val="19"/>
-                <w:lang w:val="en-US"/>
-              </w:rPr>
-              <w:t>("</w:t>
-            </w:r>
-            <w:proofErr w:type="spellStart"/>
-            <w:r>
-              <w:rPr>
-                <w:rFonts w:ascii="Cascadia Mono" w:hAnsi="Cascadia Mono" w:cs="Cascadia Mono"/>
-                <w:sz w:val="19"/>
-                <w:szCs w:val="19"/>
-                <w:lang w:val="en-US"/>
-              </w:rPr>
-              <w:t>is_Angry</w:t>
-            </w:r>
-            <w:proofErr w:type="spellEnd"/>
-            <w:r>
-              <w:rPr>
-                <w:rFonts w:ascii="Cascadia Mono" w:hAnsi="Cascadia Mono" w:cs="Cascadia Mono"/>
-                <w:sz w:val="19"/>
-                <w:szCs w:val="19"/>
-                <w:lang w:val="en-US"/>
-              </w:rPr>
-              <w:t>", true);</w:t>
-            </w:r>
-          </w:p>
-          <w:p>
-            <w:pPr>
-              <w:pStyle w:val="a"/>
-              <w:rPr>
-                <w:rFonts w:ascii="Cascadia Mono" w:hAnsi="Cascadia Mono" w:cs="Cascadia Mono"/>
-                <w:sz w:val="19"/>
-                <w:szCs w:val="19"/>
-                <w:lang w:val="en-US"/>
-              </w:rPr>
-            </w:pPr>
-            <w:r>
-              <w:rPr>
-                <w:rFonts w:ascii="Cascadia Mono" w:hAnsi="Cascadia Mono" w:cs="Cascadia Mono"/>
-                <w:sz w:val="19"/>
-                <w:szCs w:val="19"/>
-                <w:lang w:val="en-US"/>
-              </w:rPr>
-              <w:t xml:space="preserve">        </w:t>
-            </w:r>
-            <w:proofErr w:type="spellStart"/>
-            <w:r>
-              <w:rPr>
-                <w:rFonts w:ascii="Cascadia Mono" w:hAnsi="Cascadia Mono" w:cs="Cascadia Mono"/>
-                <w:sz w:val="19"/>
-                <w:szCs w:val="19"/>
-                <w:lang w:val="en-US"/>
-              </w:rPr>
-              <w:t>enemyManager.SetSpeed</w:t>
-            </w:r>
-            <w:proofErr w:type="spellEnd"/>
-            <w:r>
-              <w:rPr>
-                <w:rFonts w:ascii="Cascadia Mono" w:hAnsi="Cascadia Mono" w:cs="Cascadia Mono"/>
-                <w:sz w:val="19"/>
-                <w:szCs w:val="19"/>
-                <w:lang w:val="en-US"/>
-              </w:rPr>
-              <w:t>(</w:t>
-            </w:r>
-            <w:proofErr w:type="spellStart"/>
-            <w:r>
-              <w:rPr>
-                <w:rFonts w:ascii="Cascadia Mono" w:hAnsi="Cascadia Mono" w:cs="Cascadia Mono"/>
-                <w:sz w:val="19"/>
-                <w:szCs w:val="19"/>
-                <w:lang w:val="en-US"/>
-              </w:rPr>
-              <w:t>enemyManager.walkSpeed</w:t>
-            </w:r>
-            <w:proofErr w:type="spellEnd"/>
-            <w:r>
-              <w:rPr>
-                <w:rFonts w:ascii="Cascadia Mono" w:hAnsi="Cascadia Mono" w:cs="Cascadia Mono"/>
-                <w:sz w:val="19"/>
-                <w:szCs w:val="19"/>
-                <w:lang w:val="en-US"/>
-              </w:rPr>
-              <w:t>);}</w:t>
-            </w:r>
-          </w:p>
-          <w:p>
-            <w:pPr>
-              <w:pStyle w:val="a"/>
-              <w:rPr>
-                <w:rFonts w:ascii="Cascadia Mono" w:hAnsi="Cascadia Mono" w:cs="Cascadia Mono"/>
-                <w:sz w:val="19"/>
-                <w:szCs w:val="19"/>
-                <w:lang w:val="en-US"/>
-              </w:rPr>
-            </w:pPr>
-            <w:r>
-              <w:rPr>
-                <w:rFonts w:ascii="Cascadia Mono" w:hAnsi="Cascadia Mono" w:cs="Cascadia Mono"/>
-                <w:sz w:val="19"/>
-                <w:szCs w:val="19"/>
-                <w:lang w:val="en-US"/>
-              </w:rPr>
-              <w:t xml:space="preserve">    public override void </w:t>
-            </w:r>
-            <w:proofErr w:type="spellStart"/>
-            <w:r>
-              <w:rPr>
-                <w:rFonts w:ascii="Cascadia Mono" w:hAnsi="Cascadia Mono" w:cs="Cascadia Mono"/>
-                <w:sz w:val="19"/>
-                <w:szCs w:val="19"/>
-                <w:lang w:val="en-US"/>
-              </w:rPr>
-              <w:t>ExitState</w:t>
-            </w:r>
-            <w:proofErr w:type="spellEnd"/>
-            <w:r>
-              <w:rPr>
-                <w:rFonts w:ascii="Cascadia Mono" w:hAnsi="Cascadia Mono" w:cs="Cascadia Mono"/>
-                <w:sz w:val="19"/>
-                <w:szCs w:val="19"/>
-                <w:lang w:val="en-US"/>
-              </w:rPr>
-              <w:t>(</w:t>
-            </w:r>
-            <w:proofErr w:type="spellStart"/>
-            <w:r>
-              <w:rPr>
-                <w:rFonts w:ascii="Cascadia Mono" w:hAnsi="Cascadia Mono" w:cs="Cascadia Mono"/>
-                <w:sz w:val="19"/>
-                <w:szCs w:val="19"/>
-                <w:lang w:val="en-US"/>
-              </w:rPr>
-              <w:t>EnemyStateManager</w:t>
-            </w:r>
-            <w:proofErr w:type="spellEnd"/>
-            <w:r>
-              <w:rPr>
-                <w:rFonts w:ascii="Cascadia Mono" w:hAnsi="Cascadia Mono" w:cs="Cascadia Mono"/>
-                <w:sz w:val="19"/>
-                <w:szCs w:val="19"/>
-                <w:lang w:val="en-US"/>
-              </w:rPr>
-              <w:t xml:space="preserve"> </w:t>
-            </w:r>
-            <w:proofErr w:type="spellStart"/>
-            <w:r>
-              <w:rPr>
-                <w:rFonts w:ascii="Cascadia Mono" w:hAnsi="Cascadia Mono" w:cs="Cascadia Mono"/>
-                <w:sz w:val="19"/>
-                <w:szCs w:val="19"/>
-                <w:lang w:val="en-US"/>
-              </w:rPr>
-              <w:t>enemyManager</w:t>
-            </w:r>
-            <w:proofErr w:type="spellEnd"/>
-            <w:r>
-              <w:rPr>
-                <w:rFonts w:ascii="Cascadia Mono" w:hAnsi="Cascadia Mono" w:cs="Cascadia Mono"/>
-                <w:sz w:val="19"/>
-                <w:szCs w:val="19"/>
-                <w:lang w:val="en-US"/>
-              </w:rPr>
-              <w:t>){</w:t>
-            </w:r>
-          </w:p>
-          <w:p>
-            <w:pPr>
-              <w:pStyle w:val="a"/>
-              <w:rPr>
-                <w:rFonts w:ascii="Cascadia Mono" w:hAnsi="Cascadia Mono" w:cs="Cascadia Mono"/>
-                <w:sz w:val="19"/>
-                <w:szCs w:val="19"/>
-                <w:lang w:val="en-US"/>
-              </w:rPr>
-            </w:pPr>
-            <w:r>
-              <w:rPr>
-                <w:rFonts w:ascii="Cascadia Mono" w:hAnsi="Cascadia Mono" w:cs="Cascadia Mono"/>
-                <w:sz w:val="19"/>
-                <w:szCs w:val="19"/>
-                <w:lang w:val="en-US"/>
-              </w:rPr>
-              <w:t xml:space="preserve">        </w:t>
-            </w:r>
-            <w:proofErr w:type="spellStart"/>
-            <w:r>
-              <w:rPr>
-                <w:rFonts w:ascii="Cascadia Mono" w:hAnsi="Cascadia Mono" w:cs="Cascadia Mono"/>
-                <w:sz w:val="19"/>
-                <w:szCs w:val="19"/>
-                <w:lang w:val="en-US"/>
-              </w:rPr>
-              <w:t>enemyManager.animator.SetBool</w:t>
-            </w:r>
-            <w:proofErr w:type="spellEnd"/>
-            <w:r>
-              <w:rPr>
-                <w:rFonts w:ascii="Cascadia Mono" w:hAnsi="Cascadia Mono" w:cs="Cascadia Mono"/>
-                <w:sz w:val="19"/>
-                <w:szCs w:val="19"/>
-                <w:lang w:val="en-US"/>
-              </w:rPr>
-              <w:t>("</w:t>
-            </w:r>
-            <w:proofErr w:type="spellStart"/>
-            <w:r>
-              <w:rPr>
-                <w:rFonts w:ascii="Cascadia Mono" w:hAnsi="Cascadia Mono" w:cs="Cascadia Mono"/>
-                <w:sz w:val="19"/>
-                <w:szCs w:val="19"/>
-                <w:lang w:val="en-US"/>
-              </w:rPr>
-              <w:t>is_Angry</w:t>
-            </w:r>
-            <w:proofErr w:type="spellEnd"/>
-            <w:r>
-              <w:rPr>
-                <w:rFonts w:ascii="Cascadia Mono" w:hAnsi="Cascadia Mono" w:cs="Cascadia Mono"/>
-                <w:sz w:val="19"/>
-                <w:szCs w:val="19"/>
-                <w:lang w:val="en-US"/>
-              </w:rPr>
-              <w:t>", false);}</w:t>
-            </w:r>
-          </w:p>
-          <w:p>
-            <w:pPr>
-              <w:pStyle w:val="a"/>
-              <w:rPr>
-                <w:rFonts w:ascii="Cascadia Mono" w:hAnsi="Cascadia Mono" w:cs="Cascadia Mono"/>
-                <w:sz w:val="19"/>
-                <w:szCs w:val="19"/>
-                <w:lang w:val="en-US"/>
-              </w:rPr>
-            </w:pPr>
-            <w:r>
-              <w:rPr>
-                <w:rFonts w:ascii="Cascadia Mono" w:hAnsi="Cascadia Mono" w:cs="Cascadia Mono"/>
-                <w:sz w:val="19"/>
-                <w:szCs w:val="19"/>
-                <w:lang w:val="en-US"/>
-              </w:rPr>
-              <w:t xml:space="preserve">    public override void </w:t>
-            </w:r>
-            <w:proofErr w:type="spellStart"/>
-            <w:r>
-              <w:rPr>
-                <w:rFonts w:ascii="Cascadia Mono" w:hAnsi="Cascadia Mono" w:cs="Cascadia Mono"/>
-                <w:sz w:val="19"/>
-                <w:szCs w:val="19"/>
-                <w:lang w:val="en-US"/>
-              </w:rPr>
-              <w:t>UpdateState</w:t>
-            </w:r>
-            <w:proofErr w:type="spellEnd"/>
-            <w:r>
-              <w:rPr>
-                <w:rFonts w:ascii="Cascadia Mono" w:hAnsi="Cascadia Mono" w:cs="Cascadia Mono"/>
-                <w:sz w:val="19"/>
-                <w:szCs w:val="19"/>
-                <w:lang w:val="en-US"/>
-              </w:rPr>
-              <w:t>(</w:t>
-            </w:r>
-            <w:proofErr w:type="spellStart"/>
-            <w:r>
-              <w:rPr>
-                <w:rFonts w:ascii="Cascadia Mono" w:hAnsi="Cascadia Mono" w:cs="Cascadia Mono"/>
-                <w:sz w:val="19"/>
-                <w:szCs w:val="19"/>
-                <w:lang w:val="en-US"/>
-              </w:rPr>
-              <w:t>EnemyStateManager</w:t>
-            </w:r>
-            <w:proofErr w:type="spellEnd"/>
-            <w:r>
-              <w:rPr>
-                <w:rFonts w:ascii="Cascadia Mono" w:hAnsi="Cascadia Mono" w:cs="Cascadia Mono"/>
-                <w:sz w:val="19"/>
-                <w:szCs w:val="19"/>
-                <w:lang w:val="en-US"/>
-              </w:rPr>
-              <w:t xml:space="preserve"> </w:t>
-            </w:r>
-            <w:proofErr w:type="spellStart"/>
-            <w:r>
-              <w:rPr>
-                <w:rFonts w:ascii="Cascadia Mono" w:hAnsi="Cascadia Mono" w:cs="Cascadia Mono"/>
-                <w:sz w:val="19"/>
-                <w:szCs w:val="19"/>
-                <w:lang w:val="en-US"/>
-              </w:rPr>
-              <w:t>enemyManager</w:t>
-            </w:r>
-            <w:proofErr w:type="spellEnd"/>
-            <w:r>
-              <w:rPr>
-                <w:rFonts w:ascii="Cascadia Mono" w:hAnsi="Cascadia Mono" w:cs="Cascadia Mono"/>
-                <w:sz w:val="19"/>
-                <w:szCs w:val="19"/>
-                <w:lang w:val="en-US"/>
-              </w:rPr>
-              <w:t>){</w:t>
-            </w:r>
-          </w:p>
-          <w:p>
-            <w:pPr>
-              <w:pStyle w:val="a"/>
-              <w:rPr>
-                <w:rFonts w:ascii="Cascadia Mono" w:hAnsi="Cascadia Mono" w:cs="Cascadia Mono"/>
-                <w:sz w:val="19"/>
-                <w:szCs w:val="19"/>
-                <w:lang w:val="en-US"/>
-              </w:rPr>
-            </w:pPr>
-            <w:r>
-              <w:rPr>
-                <w:rFonts w:ascii="Cascadia Mono" w:hAnsi="Cascadia Mono" w:cs="Cascadia Mono"/>
-                <w:sz w:val="19"/>
-                <w:szCs w:val="19"/>
-                <w:lang w:val="en-US"/>
-              </w:rPr>
-              <w:t xml:space="preserve">        if (</w:t>
-            </w:r>
-            <w:proofErr w:type="spellStart"/>
-            <w:r>
-              <w:rPr>
-                <w:rFonts w:ascii="Cascadia Mono" w:hAnsi="Cascadia Mono" w:cs="Cascadia Mono"/>
-                <w:sz w:val="19"/>
-                <w:szCs w:val="19"/>
-                <w:lang w:val="en-US"/>
-              </w:rPr>
-              <w:t>enemyManager.CheckOnTarget</w:t>
-            </w:r>
-            <w:proofErr w:type="spellEnd"/>
-            <w:r>
-              <w:rPr>
-                <w:rFonts w:ascii="Cascadia Mono" w:hAnsi="Cascadia Mono" w:cs="Cascadia Mono"/>
-                <w:sz w:val="19"/>
-                <w:szCs w:val="19"/>
-                <w:lang w:val="en-US"/>
-              </w:rPr>
-              <w:t xml:space="preserve">() &gt; </w:t>
-            </w:r>
-            <w:proofErr w:type="spellStart"/>
-            <w:r>
-              <w:rPr>
-                <w:rFonts w:ascii="Cascadia Mono" w:hAnsi="Cascadia Mono" w:cs="Cascadia Mono"/>
-                <w:sz w:val="19"/>
-                <w:szCs w:val="19"/>
-                <w:lang w:val="en-US"/>
-              </w:rPr>
-              <w:t>enemyManager.agroDistance</w:t>
-            </w:r>
-            <w:proofErr w:type="spellEnd"/>
-            <w:r>
-              <w:rPr>
-                <w:rFonts w:ascii="Cascadia Mono" w:hAnsi="Cascadia Mono" w:cs="Cascadia Mono"/>
-                <w:sz w:val="19"/>
-                <w:szCs w:val="19"/>
-                <w:lang w:val="en-US"/>
-              </w:rPr>
-              <w:t>){</w:t>
-            </w:r>
-          </w:p>
-          <w:p>
-            <w:pPr>
-              <w:pStyle w:val="a"/>
-              <w:rPr>
-                <w:rFonts w:ascii="Cascadia Mono" w:hAnsi="Cascadia Mono" w:cs="Cascadia Mono"/>
-                <w:sz w:val="19"/>
-                <w:szCs w:val="19"/>
-                <w:lang w:val="en-US"/>
-              </w:rPr>
-            </w:pPr>
-            <w:r>
-              <w:rPr>
-                <w:rFonts w:ascii="Cascadia Mono" w:hAnsi="Cascadia Mono" w:cs="Cascadia Mono"/>
-                <w:sz w:val="19"/>
-                <w:szCs w:val="19"/>
-                <w:lang w:val="en-US"/>
-              </w:rPr>
-              <w:t xml:space="preserve">            </w:t>
-            </w:r>
-            <w:proofErr w:type="spellStart"/>
-            <w:r>
-              <w:rPr>
-                <w:rFonts w:ascii="Cascadia Mono" w:hAnsi="Cascadia Mono" w:cs="Cascadia Mono"/>
-                <w:sz w:val="19"/>
-                <w:szCs w:val="19"/>
-                <w:lang w:val="en-US"/>
-              </w:rPr>
-              <w:t>enemyManager.animator.SetBool</w:t>
-            </w:r>
-            <w:proofErr w:type="spellEnd"/>
-            <w:r>
-              <w:rPr>
-                <w:rFonts w:ascii="Cascadia Mono" w:hAnsi="Cascadia Mono" w:cs="Cascadia Mono"/>
-                <w:sz w:val="19"/>
-                <w:szCs w:val="19"/>
-                <w:lang w:val="en-US"/>
-              </w:rPr>
-              <w:t>("</w:t>
-            </w:r>
-            <w:proofErr w:type="spellStart"/>
-            <w:r>
-              <w:rPr>
-                <w:rFonts w:ascii="Cascadia Mono" w:hAnsi="Cascadia Mono" w:cs="Cascadia Mono"/>
-                <w:sz w:val="19"/>
-                <w:szCs w:val="19"/>
-                <w:lang w:val="en-US"/>
-              </w:rPr>
-              <w:t>is_Angry</w:t>
-            </w:r>
-            <w:proofErr w:type="spellEnd"/>
-            <w:r>
-              <w:rPr>
-                <w:rFonts w:ascii="Cascadia Mono" w:hAnsi="Cascadia Mono" w:cs="Cascadia Mono"/>
-                <w:sz w:val="19"/>
-                <w:szCs w:val="19"/>
-                <w:lang w:val="en-US"/>
-              </w:rPr>
-              <w:t>", false);</w:t>
-            </w:r>
-          </w:p>
-          <w:p>
-            <w:pPr>
-              <w:pStyle w:val="a"/>
-              <w:rPr>
-                <w:rFonts w:ascii="Cascadia Mono" w:hAnsi="Cascadia Mono" w:cs="Cascadia Mono"/>
-                <w:sz w:val="19"/>
-                <w:szCs w:val="19"/>
-                <w:lang w:val="en-US"/>
-              </w:rPr>
-            </w:pPr>
-            <w:r>
-              <w:rPr>
-                <w:rFonts w:ascii="Cascadia Mono" w:hAnsi="Cascadia Mono" w:cs="Cascadia Mono"/>
-                <w:sz w:val="19"/>
-                <w:szCs w:val="19"/>
-                <w:lang w:val="en-US"/>
-              </w:rPr>
-              <w:t xml:space="preserve">            </w:t>
-            </w:r>
-            <w:proofErr w:type="spellStart"/>
-            <w:r>
-              <w:rPr>
-                <w:rFonts w:ascii="Cascadia Mono" w:hAnsi="Cascadia Mono" w:cs="Cascadia Mono"/>
-                <w:sz w:val="19"/>
-                <w:szCs w:val="19"/>
-                <w:lang w:val="en-US"/>
-              </w:rPr>
-              <w:t>enemyManager.SwitchState</w:t>
-            </w:r>
-            <w:proofErr w:type="spellEnd"/>
-            <w:r>
-              <w:rPr>
-                <w:rFonts w:ascii="Cascadia Mono" w:hAnsi="Cascadia Mono" w:cs="Cascadia Mono"/>
-                <w:sz w:val="19"/>
-                <w:szCs w:val="19"/>
-                <w:lang w:val="en-US"/>
-              </w:rPr>
-              <w:t>(</w:t>
-            </w:r>
-            <w:proofErr w:type="spellStart"/>
-            <w:r>
-              <w:rPr>
-                <w:rFonts w:ascii="Cascadia Mono" w:hAnsi="Cascadia Mono" w:cs="Cascadia Mono"/>
-                <w:sz w:val="19"/>
-                <w:szCs w:val="19"/>
-                <w:lang w:val="en-US"/>
-              </w:rPr>
-              <w:t>enemyManager.idleState</w:t>
-            </w:r>
-            <w:proofErr w:type="spellEnd"/>
-            <w:r>
-              <w:rPr>
-                <w:rFonts w:ascii="Cascadia Mono" w:hAnsi="Cascadia Mono" w:cs="Cascadia Mono"/>
-                <w:sz w:val="19"/>
-                <w:szCs w:val="19"/>
-                <w:lang w:val="en-US"/>
-              </w:rPr>
-              <w:t>);}</w:t>
-            </w:r>
-          </w:p>
-          <w:p>
-            <w:pPr>
-              <w:pStyle w:val="a"/>
-              <w:rPr>
-                <w:rFonts w:ascii="Cascadia Mono" w:hAnsi="Cascadia Mono" w:cs="Cascadia Mono"/>
-                <w:sz w:val="19"/>
-                <w:szCs w:val="19"/>
-                <w:lang w:val="en-US"/>
-              </w:rPr>
-            </w:pPr>
-            <w:r>
-              <w:rPr>
-                <w:rFonts w:ascii="Cascadia Mono" w:hAnsi="Cascadia Mono" w:cs="Cascadia Mono"/>
-                <w:sz w:val="19"/>
-                <w:szCs w:val="19"/>
-                <w:lang w:val="en-US"/>
-              </w:rPr>
-              <w:t xml:space="preserve">        if (</w:t>
-            </w:r>
-            <w:proofErr w:type="spellStart"/>
-            <w:r>
-              <w:rPr>
-                <w:rFonts w:ascii="Cascadia Mono" w:hAnsi="Cascadia Mono" w:cs="Cascadia Mono"/>
-                <w:sz w:val="19"/>
-                <w:szCs w:val="19"/>
-                <w:lang w:val="en-US"/>
-              </w:rPr>
-              <w:t>enemyManager.CheckOnTarget</w:t>
-            </w:r>
-            <w:proofErr w:type="spellEnd"/>
-            <w:r>
-              <w:rPr>
-                <w:rFonts w:ascii="Cascadia Mono" w:hAnsi="Cascadia Mono" w:cs="Cascadia Mono"/>
-                <w:sz w:val="19"/>
-                <w:szCs w:val="19"/>
-                <w:lang w:val="en-US"/>
-              </w:rPr>
-              <w:t xml:space="preserve">() &lt;= </w:t>
-            </w:r>
-            <w:proofErr w:type="spellStart"/>
-            <w:r>
-              <w:rPr>
-                <w:rFonts w:ascii="Cascadia Mono" w:hAnsi="Cascadia Mono" w:cs="Cascadia Mono"/>
-                <w:sz w:val="19"/>
-                <w:szCs w:val="19"/>
-                <w:lang w:val="en-US"/>
-              </w:rPr>
-              <w:t>enemyManager.agroDistance</w:t>
-            </w:r>
-            <w:proofErr w:type="spellEnd"/>
-            <w:r>
-              <w:rPr>
-                <w:rFonts w:ascii="Cascadia Mono" w:hAnsi="Cascadia Mono" w:cs="Cascadia Mono"/>
-                <w:sz w:val="19"/>
-                <w:szCs w:val="19"/>
-                <w:lang w:val="en-US"/>
-              </w:rPr>
-              <w:t xml:space="preserve"> &amp;&amp; </w:t>
-            </w:r>
-            <w:proofErr w:type="spellStart"/>
-            <w:r>
-              <w:rPr>
-                <w:rFonts w:ascii="Cascadia Mono" w:hAnsi="Cascadia Mono" w:cs="Cascadia Mono"/>
-                <w:sz w:val="19"/>
-                <w:szCs w:val="19"/>
-                <w:lang w:val="en-US"/>
-              </w:rPr>
-              <w:t>enemyManager.CheckOnTarget</w:t>
-            </w:r>
-            <w:proofErr w:type="spellEnd"/>
-            <w:r>
-              <w:rPr>
-                <w:rFonts w:ascii="Cascadia Mono" w:hAnsi="Cascadia Mono" w:cs="Cascadia Mono"/>
-                <w:sz w:val="19"/>
-                <w:szCs w:val="19"/>
-                <w:lang w:val="en-US"/>
-              </w:rPr>
-              <w:t xml:space="preserve">() &lt;= </w:t>
-            </w:r>
-            <w:proofErr w:type="spellStart"/>
-            <w:r>
-              <w:rPr>
-                <w:rFonts w:ascii="Cascadia Mono" w:hAnsi="Cascadia Mono" w:cs="Cascadia Mono"/>
-                <w:sz w:val="19"/>
-                <w:szCs w:val="19"/>
-                <w:lang w:val="en-US"/>
-              </w:rPr>
-              <w:t>enemyManager.attackDistance</w:t>
-            </w:r>
-            <w:proofErr w:type="spellEnd"/>
-            <w:r>
-              <w:rPr>
-                <w:rFonts w:ascii="Cascadia Mono" w:hAnsi="Cascadia Mono" w:cs="Cascadia Mono"/>
-                <w:sz w:val="19"/>
-                <w:szCs w:val="19"/>
-                <w:lang w:val="en-US"/>
-              </w:rPr>
-              <w:t>){</w:t>
-            </w:r>
-          </w:p>
-          <w:p>
-            <w:pPr>
-              <w:pStyle w:val="a"/>
-              <w:rPr>
-                <w:rFonts w:ascii="Cascadia Mono" w:hAnsi="Cascadia Mono" w:cs="Cascadia Mono"/>
-                <w:sz w:val="19"/>
-                <w:szCs w:val="19"/>
-                <w:lang w:val="en-US"/>
-              </w:rPr>
-            </w:pPr>
-            <w:r>
-              <w:rPr>
-                <w:rFonts w:ascii="Cascadia Mono" w:hAnsi="Cascadia Mono" w:cs="Cascadia Mono"/>
-                <w:sz w:val="19"/>
-                <w:szCs w:val="19"/>
-                <w:lang w:val="en-US"/>
-              </w:rPr>
-              <w:t xml:space="preserve">            </w:t>
-            </w:r>
-            <w:proofErr w:type="spellStart"/>
-            <w:r>
-              <w:rPr>
-                <w:rFonts w:ascii="Cascadia Mono" w:hAnsi="Cascadia Mono" w:cs="Cascadia Mono"/>
-                <w:sz w:val="19"/>
-                <w:szCs w:val="19"/>
-                <w:lang w:val="en-US"/>
-              </w:rPr>
-              <w:t>enemyManager.animator.SetBool</w:t>
-            </w:r>
-            <w:proofErr w:type="spellEnd"/>
-            <w:r>
-              <w:rPr>
-                <w:rFonts w:ascii="Cascadia Mono" w:hAnsi="Cascadia Mono" w:cs="Cascadia Mono"/>
-                <w:sz w:val="19"/>
-                <w:szCs w:val="19"/>
-                <w:lang w:val="en-US"/>
-              </w:rPr>
-              <w:t>("</w:t>
-            </w:r>
-            <w:proofErr w:type="spellStart"/>
-            <w:r>
-              <w:rPr>
-                <w:rFonts w:ascii="Cascadia Mono" w:hAnsi="Cascadia Mono" w:cs="Cascadia Mono"/>
-                <w:sz w:val="19"/>
-                <w:szCs w:val="19"/>
-                <w:lang w:val="en-US"/>
-              </w:rPr>
-              <w:t>is_Angry</w:t>
-            </w:r>
-            <w:proofErr w:type="spellEnd"/>
-            <w:r>
-              <w:rPr>
-                <w:rFonts w:ascii="Cascadia Mono" w:hAnsi="Cascadia Mono" w:cs="Cascadia Mono"/>
-                <w:sz w:val="19"/>
-                <w:szCs w:val="19"/>
-                <w:lang w:val="en-US"/>
-              </w:rPr>
-              <w:t>", true);</w:t>
-            </w:r>
-          </w:p>
-          <w:p>
-            <w:pPr>
-              <w:pStyle w:val="a"/>
-              <w:rPr>
-                <w:rFonts w:ascii="Cascadia Mono" w:hAnsi="Cascadia Mono" w:cs="Cascadia Mono"/>
-                <w:sz w:val="19"/>
-                <w:szCs w:val="19"/>
-                <w:lang w:val="en-US"/>
-              </w:rPr>
-            </w:pPr>
-            <w:r>
-              <w:rPr>
-                <w:rFonts w:ascii="Cascadia Mono" w:hAnsi="Cascadia Mono" w:cs="Cascadia Mono"/>
-                <w:sz w:val="19"/>
-                <w:szCs w:val="19"/>
-                <w:lang w:val="en-US"/>
-              </w:rPr>
-              <w:t xml:space="preserve">            </w:t>
-            </w:r>
-            <w:proofErr w:type="spellStart"/>
-            <w:r>
-              <w:rPr>
-                <w:rFonts w:ascii="Cascadia Mono" w:hAnsi="Cascadia Mono" w:cs="Cascadia Mono"/>
-                <w:sz w:val="19"/>
-                <w:szCs w:val="19"/>
-                <w:lang w:val="en-US"/>
-              </w:rPr>
-              <w:t>enemyManager.animator.SetBool</w:t>
-            </w:r>
-            <w:proofErr w:type="spellEnd"/>
-            <w:r>
-              <w:rPr>
-                <w:rFonts w:ascii="Cascadia Mono" w:hAnsi="Cascadia Mono" w:cs="Cascadia Mono"/>
-                <w:sz w:val="19"/>
-                <w:szCs w:val="19"/>
-                <w:lang w:val="en-US"/>
-              </w:rPr>
-              <w:t>("</w:t>
-            </w:r>
-            <w:proofErr w:type="spellStart"/>
-            <w:r>
-              <w:rPr>
-                <w:rFonts w:ascii="Cascadia Mono" w:hAnsi="Cascadia Mono" w:cs="Cascadia Mono"/>
-                <w:sz w:val="19"/>
-                <w:szCs w:val="19"/>
-                <w:lang w:val="en-US"/>
-              </w:rPr>
-              <w:t>is_Attacking</w:t>
-            </w:r>
-            <w:proofErr w:type="spellEnd"/>
-            <w:r>
-              <w:rPr>
-                <w:rFonts w:ascii="Cascadia Mono" w:hAnsi="Cascadia Mono" w:cs="Cascadia Mono"/>
-                <w:sz w:val="19"/>
-                <w:szCs w:val="19"/>
-                <w:lang w:val="en-US"/>
-              </w:rPr>
-              <w:t>", true);</w:t>
-            </w:r>
-          </w:p>
-          <w:p>
-            <w:pPr>
-              <w:pStyle w:val="a"/>
-              <w:rPr>
-                <w:rFonts w:ascii="Cascadia Mono" w:hAnsi="Cascadia Mono" w:cs="Cascadia Mono"/>
-                <w:sz w:val="19"/>
-                <w:szCs w:val="19"/>
-                <w:lang w:val="en-US"/>
-              </w:rPr>
-            </w:pPr>
-            <w:r>
-              <w:rPr>
-                <w:rFonts w:ascii="Cascadia Mono" w:hAnsi="Cascadia Mono" w:cs="Cascadia Mono"/>
-                <w:sz w:val="19"/>
-                <w:szCs w:val="19"/>
-                <w:lang w:val="en-US"/>
-              </w:rPr>
-              <w:t xml:space="preserve">            </w:t>
-            </w:r>
-            <w:proofErr w:type="spellStart"/>
-            <w:r>
-              <w:rPr>
-                <w:rFonts w:ascii="Cascadia Mono" w:hAnsi="Cascadia Mono" w:cs="Cascadia Mono"/>
-                <w:sz w:val="19"/>
-                <w:szCs w:val="19"/>
-                <w:lang w:val="en-US"/>
-              </w:rPr>
-              <w:t>enemyManager.SwitchState</w:t>
-            </w:r>
-            <w:proofErr w:type="spellEnd"/>
-            <w:r>
-              <w:rPr>
-                <w:rFonts w:ascii="Cascadia Mono" w:hAnsi="Cascadia Mono" w:cs="Cascadia Mono"/>
-                <w:sz w:val="19"/>
-                <w:szCs w:val="19"/>
-                <w:lang w:val="en-US"/>
-              </w:rPr>
-              <w:t>(</w:t>
-            </w:r>
-            <w:proofErr w:type="spellStart"/>
-            <w:r>
-              <w:rPr>
-                <w:rFonts w:ascii="Cascadia Mono" w:hAnsi="Cascadia Mono" w:cs="Cascadia Mono"/>
-                <w:sz w:val="19"/>
-                <w:szCs w:val="19"/>
-                <w:lang w:val="en-US"/>
-              </w:rPr>
-              <w:t>enemyManager.attackState</w:t>
-            </w:r>
-            <w:proofErr w:type="spellEnd"/>
-            <w:r>
-              <w:rPr>
-                <w:rFonts w:ascii="Cascadia Mono" w:hAnsi="Cascadia Mono" w:cs="Cascadia Mono"/>
-                <w:sz w:val="19"/>
-                <w:szCs w:val="19"/>
-                <w:lang w:val="en-US"/>
-              </w:rPr>
-              <w:t>);}</w:t>
-            </w:r>
-          </w:p>
-          <w:p>
-            <w:pPr>
-              <w:pStyle w:val="a"/>
-              <w:rPr>
-                <w:rFonts w:ascii="Cascadia Mono" w:hAnsi="Cascadia Mono" w:cs="Cascadia Mono"/>
-                <w:sz w:val="19"/>
-                <w:szCs w:val="19"/>
-                <w:lang w:val="en-US"/>
-              </w:rPr>
-            </w:pPr>
-            <w:r>
-              <w:rPr>
-                <w:rFonts w:ascii="Cascadia Mono" w:hAnsi="Cascadia Mono" w:cs="Cascadia Mono"/>
-                <w:sz w:val="19"/>
-                <w:szCs w:val="19"/>
-                <w:lang w:val="en-US"/>
-              </w:rPr>
-              <w:t xml:space="preserve">        if (</w:t>
-            </w:r>
-            <w:proofErr w:type="spellStart"/>
-            <w:r>
-              <w:rPr>
-                <w:rFonts w:ascii="Cascadia Mono" w:hAnsi="Cascadia Mono" w:cs="Cascadia Mono"/>
-                <w:sz w:val="19"/>
-                <w:szCs w:val="19"/>
-                <w:lang w:val="en-US"/>
-              </w:rPr>
-              <w:t>enemyManager.CheckOnTarget</w:t>
-            </w:r>
-            <w:proofErr w:type="spellEnd"/>
-            <w:r>
-              <w:rPr>
-                <w:rFonts w:ascii="Cascadia Mono" w:hAnsi="Cascadia Mono" w:cs="Cascadia Mono"/>
-                <w:sz w:val="19"/>
-                <w:szCs w:val="19"/>
-                <w:lang w:val="en-US"/>
-              </w:rPr>
-              <w:t xml:space="preserve">() &lt;= </w:t>
-            </w:r>
-            <w:proofErr w:type="spellStart"/>
-            <w:r>
-              <w:rPr>
-                <w:rFonts w:ascii="Cascadia Mono" w:hAnsi="Cascadia Mono" w:cs="Cascadia Mono"/>
-                <w:sz w:val="19"/>
-                <w:szCs w:val="19"/>
-                <w:lang w:val="en-US"/>
-              </w:rPr>
-              <w:t>enemyManager.agroDistance</w:t>
-            </w:r>
-            <w:proofErr w:type="spellEnd"/>
-            <w:r>
-              <w:rPr>
-                <w:rFonts w:ascii="Cascadia Mono" w:hAnsi="Cascadia Mono" w:cs="Cascadia Mono"/>
-                <w:sz w:val="19"/>
-                <w:szCs w:val="19"/>
-                <w:lang w:val="en-US"/>
-              </w:rPr>
-              <w:t xml:space="preserve"> &amp;&amp; </w:t>
-            </w:r>
-            <w:proofErr w:type="spellStart"/>
-            <w:r>
-              <w:rPr>
-                <w:rFonts w:ascii="Cascadia Mono" w:hAnsi="Cascadia Mono" w:cs="Cascadia Mono"/>
-                <w:sz w:val="19"/>
-                <w:szCs w:val="19"/>
-                <w:lang w:val="en-US"/>
-              </w:rPr>
-              <w:t>enemyManager.CheckOnTarget</w:t>
-            </w:r>
-            <w:proofErr w:type="spellEnd"/>
-            <w:r>
-              <w:rPr>
-                <w:rFonts w:ascii="Cascadia Mono" w:hAnsi="Cascadia Mono" w:cs="Cascadia Mono"/>
-                <w:sz w:val="19"/>
-                <w:szCs w:val="19"/>
-                <w:lang w:val="en-US"/>
-              </w:rPr>
-              <w:t xml:space="preserve">() &gt; </w:t>
-            </w:r>
-            <w:proofErr w:type="spellStart"/>
-            <w:r>
-              <w:rPr>
-                <w:rFonts w:ascii="Cascadia Mono" w:hAnsi="Cascadia Mono" w:cs="Cascadia Mono"/>
-                <w:sz w:val="19"/>
-                <w:szCs w:val="19"/>
-                <w:lang w:val="en-US"/>
-              </w:rPr>
-              <w:t>enemyManager.attackDistance</w:t>
-            </w:r>
-            <w:proofErr w:type="spellEnd"/>
-            <w:r>
-              <w:rPr>
-                <w:rFonts w:ascii="Cascadia Mono" w:hAnsi="Cascadia Mono" w:cs="Cascadia Mono"/>
-                <w:sz w:val="19"/>
-                <w:szCs w:val="19"/>
-                <w:lang w:val="en-US"/>
-              </w:rPr>
-              <w:t>){</w:t>
-            </w:r>
-          </w:p>
-          <w:p>
-            <w:pPr>
-              <w:pStyle w:val="a"/>
-              <w:rPr>
-                <w:rFonts w:ascii="Cascadia Mono" w:hAnsi="Cascadia Mono" w:cs="Cascadia Mono"/>
-                <w:sz w:val="19"/>
-                <w:szCs w:val="19"/>
-                <w:lang w:val="en-US"/>
-              </w:rPr>
-            </w:pPr>
-            <w:r>
-              <w:rPr>
-                <w:rFonts w:ascii="Cascadia Mono" w:hAnsi="Cascadia Mono" w:cs="Cascadia Mono"/>
-                <w:sz w:val="19"/>
-                <w:szCs w:val="19"/>
-                <w:lang w:val="en-US"/>
-              </w:rPr>
-              <w:t xml:space="preserve">            </w:t>
-            </w:r>
-            <w:proofErr w:type="spellStart"/>
-            <w:r>
-              <w:rPr>
-                <w:rFonts w:ascii="Cascadia Mono" w:hAnsi="Cascadia Mono" w:cs="Cascadia Mono"/>
-                <w:sz w:val="19"/>
-                <w:szCs w:val="19"/>
-                <w:lang w:val="en-US"/>
-              </w:rPr>
-              <w:t>enemyManager.animator.SetBool</w:t>
-            </w:r>
-            <w:proofErr w:type="spellEnd"/>
-            <w:r>
-              <w:rPr>
-                <w:rFonts w:ascii="Cascadia Mono" w:hAnsi="Cascadia Mono" w:cs="Cascadia Mono"/>
-                <w:sz w:val="19"/>
-                <w:szCs w:val="19"/>
-                <w:lang w:val="en-US"/>
-              </w:rPr>
-              <w:t>("</w:t>
-            </w:r>
-            <w:proofErr w:type="spellStart"/>
-            <w:r>
-              <w:rPr>
-                <w:rFonts w:ascii="Cascadia Mono" w:hAnsi="Cascadia Mono" w:cs="Cascadia Mono"/>
-                <w:sz w:val="19"/>
-                <w:szCs w:val="19"/>
-                <w:lang w:val="en-US"/>
-              </w:rPr>
-              <w:t>is_Angry</w:t>
-            </w:r>
-            <w:proofErr w:type="spellEnd"/>
-            <w:r>
-              <w:rPr>
-                <w:rFonts w:ascii="Cascadia Mono" w:hAnsi="Cascadia Mono" w:cs="Cascadia Mono"/>
-                <w:sz w:val="19"/>
-                <w:szCs w:val="19"/>
-                <w:lang w:val="en-US"/>
-              </w:rPr>
-              <w:t>", true);</w:t>
-            </w:r>
-          </w:p>
-          <w:p>
-            <w:pPr>
-              <w:pStyle w:val="a"/>
-              <w:rPr>
-                <w:rFonts w:ascii="Cascadia Mono" w:hAnsi="Cascadia Mono" w:cs="Cascadia Mono"/>
-                <w:sz w:val="19"/>
-                <w:szCs w:val="19"/>
-                <w:lang w:val="en-US"/>
-              </w:rPr>
-            </w:pPr>
-            <w:r>
-              <w:rPr>
-                <w:rFonts w:ascii="Cascadia Mono" w:hAnsi="Cascadia Mono" w:cs="Cascadia Mono"/>
-                <w:sz w:val="19"/>
-                <w:szCs w:val="19"/>
-                <w:lang w:val="en-US"/>
-              </w:rPr>
-              <w:t xml:space="preserve">            </w:t>
-            </w:r>
-            <w:proofErr w:type="spellStart"/>
-            <w:r>
-              <w:rPr>
-                <w:rFonts w:ascii="Cascadia Mono" w:hAnsi="Cascadia Mono" w:cs="Cascadia Mono"/>
-                <w:sz w:val="19"/>
-                <w:szCs w:val="19"/>
-                <w:lang w:val="en-US"/>
-              </w:rPr>
-              <w:t>enemyManager.SwitchState</w:t>
-            </w:r>
-            <w:proofErr w:type="spellEnd"/>
-            <w:r>
-              <w:rPr>
-                <w:rFonts w:ascii="Cascadia Mono" w:hAnsi="Cascadia Mono" w:cs="Cascadia Mono"/>
-                <w:sz w:val="19"/>
-                <w:szCs w:val="19"/>
-                <w:lang w:val="en-US"/>
-              </w:rPr>
-              <w:t>(</w:t>
-            </w:r>
-            <w:proofErr w:type="spellStart"/>
-            <w:r>
-              <w:rPr>
-                <w:rFonts w:ascii="Cascadia Mono" w:hAnsi="Cascadia Mono" w:cs="Cascadia Mono"/>
-                <w:sz w:val="19"/>
-                <w:szCs w:val="19"/>
-                <w:lang w:val="en-US"/>
-              </w:rPr>
-              <w:t>enemyManager.walkState</w:t>
-            </w:r>
-            <w:proofErr w:type="spellEnd"/>
-            <w:r>
-              <w:rPr>
-                <w:rFonts w:ascii="Cascadia Mono" w:hAnsi="Cascadia Mono" w:cs="Cascadia Mono"/>
-                <w:sz w:val="19"/>
-                <w:szCs w:val="19"/>
-                <w:lang w:val="en-US"/>
-              </w:rPr>
-              <w:t>);}}}</w:t>
+              <w:t xml:space="preserve">    public override void EnterState(EnemyStateManager enemyManager)</w:t>
+            </w:r>
+          </w:p>
+          <w:p>
+            <w:pPr>
+              <w:pStyle w:val="a"/>
+              <w:rPr>
+                <w:rFonts w:ascii="Cascadia Mono" w:hAnsi="Cascadia Mono" w:cs="Cascadia Mono"/>
+                <w:sz w:val="19"/>
+                <w:szCs w:val="19"/>
+                <w:lang w:val="en-US"/>
+              </w:rPr>
+            </w:pPr>
+            <w:r>
+              <w:rPr>
+                <w:rFonts w:ascii="Cascadia Mono" w:hAnsi="Cascadia Mono" w:cs="Cascadia Mono"/>
+                <w:sz w:val="19"/>
+                <w:szCs w:val="19"/>
+                <w:lang w:val="en-US"/>
+              </w:rPr>
+              <w:t xml:space="preserve">    {enemyManager.animator.SetBool("is_Angry", true);</w:t>
+            </w:r>
+          </w:p>
+          <w:p>
+            <w:pPr>
+              <w:pStyle w:val="a"/>
+              <w:rPr>
+                <w:rFonts w:ascii="Cascadia Mono" w:hAnsi="Cascadia Mono" w:cs="Cascadia Mono"/>
+                <w:sz w:val="19"/>
+                <w:szCs w:val="19"/>
+                <w:lang w:val="en-US"/>
+              </w:rPr>
+            </w:pPr>
+            <w:r>
+              <w:rPr>
+                <w:rFonts w:ascii="Cascadia Mono" w:hAnsi="Cascadia Mono" w:cs="Cascadia Mono"/>
+                <w:sz w:val="19"/>
+                <w:szCs w:val="19"/>
+                <w:lang w:val="en-US"/>
+              </w:rPr>
+              <w:t xml:space="preserve">        enemyManager.SetSpeed(enemyManager.walkSpeed);}</w:t>
+            </w:r>
+          </w:p>
+          <w:p>
+            <w:pPr>
+              <w:pStyle w:val="a"/>
+              <w:rPr>
+                <w:rFonts w:ascii="Cascadia Mono" w:hAnsi="Cascadia Mono" w:cs="Cascadia Mono"/>
+                <w:sz w:val="19"/>
+                <w:szCs w:val="19"/>
+                <w:lang w:val="en-US"/>
+              </w:rPr>
+            </w:pPr>
+            <w:r>
+              <w:rPr>
+                <w:rFonts w:ascii="Cascadia Mono" w:hAnsi="Cascadia Mono" w:cs="Cascadia Mono"/>
+                <w:sz w:val="19"/>
+                <w:szCs w:val="19"/>
+                <w:lang w:val="en-US"/>
+              </w:rPr>
+              <w:t xml:space="preserve">    public override void ExitState(EnemyStateManager enemyManager){</w:t>
+            </w:r>
+          </w:p>
+          <w:p>
+            <w:pPr>
+              <w:pStyle w:val="a"/>
+              <w:rPr>
+                <w:rFonts w:ascii="Cascadia Mono" w:hAnsi="Cascadia Mono" w:cs="Cascadia Mono"/>
+                <w:sz w:val="19"/>
+                <w:szCs w:val="19"/>
+                <w:lang w:val="en-US"/>
+              </w:rPr>
+            </w:pPr>
+            <w:r>
+              <w:rPr>
+                <w:rFonts w:ascii="Cascadia Mono" w:hAnsi="Cascadia Mono" w:cs="Cascadia Mono"/>
+                <w:sz w:val="19"/>
+                <w:szCs w:val="19"/>
+                <w:lang w:val="en-US"/>
+              </w:rPr>
+              <w:t xml:space="preserve">        enemyManager.animator.SetBool("is_Angry", false);}</w:t>
+            </w:r>
+          </w:p>
+          <w:p>
+            <w:pPr>
+              <w:pStyle w:val="a"/>
+              <w:rPr>
+                <w:rFonts w:ascii="Cascadia Mono" w:hAnsi="Cascadia Mono" w:cs="Cascadia Mono"/>
+                <w:sz w:val="19"/>
+                <w:szCs w:val="19"/>
+                <w:lang w:val="en-US"/>
+              </w:rPr>
+            </w:pPr>
+            <w:r>
+              <w:rPr>
+                <w:rFonts w:ascii="Cascadia Mono" w:hAnsi="Cascadia Mono" w:cs="Cascadia Mono"/>
+                <w:sz w:val="19"/>
+                <w:szCs w:val="19"/>
+                <w:lang w:val="en-US"/>
+              </w:rPr>
+              <w:t xml:space="preserve">    public override void UpdateState(EnemyStateManager enemyManager){</w:t>
+            </w:r>
+          </w:p>
+          <w:p>
+            <w:pPr>
+              <w:pStyle w:val="a"/>
+              <w:rPr>
+                <w:rFonts w:ascii="Cascadia Mono" w:hAnsi="Cascadia Mono" w:cs="Cascadia Mono"/>
+                <w:sz w:val="19"/>
+                <w:szCs w:val="19"/>
+                <w:lang w:val="en-US"/>
+              </w:rPr>
+            </w:pPr>
+            <w:r>
+              <w:rPr>
+                <w:rFonts w:ascii="Cascadia Mono" w:hAnsi="Cascadia Mono" w:cs="Cascadia Mono"/>
+                <w:sz w:val="19"/>
+                <w:szCs w:val="19"/>
+                <w:lang w:val="en-US"/>
+              </w:rPr>
+              <w:t xml:space="preserve">        if (enemyManager.CheckOnTarget() &gt; enemyManager.agroDistance){</w:t>
+            </w:r>
+          </w:p>
+          <w:p>
+            <w:pPr>
+              <w:pStyle w:val="a"/>
+              <w:rPr>
+                <w:rFonts w:ascii="Cascadia Mono" w:hAnsi="Cascadia Mono" w:cs="Cascadia Mono"/>
+                <w:sz w:val="19"/>
+                <w:szCs w:val="19"/>
+                <w:lang w:val="en-US"/>
+              </w:rPr>
+            </w:pPr>
+            <w:r>
+              <w:rPr>
+                <w:rFonts w:ascii="Cascadia Mono" w:hAnsi="Cascadia Mono" w:cs="Cascadia Mono"/>
+                <w:sz w:val="19"/>
+                <w:szCs w:val="19"/>
+                <w:lang w:val="en-US"/>
+              </w:rPr>
+              <w:t xml:space="preserve">            enemyManager.animator.SetBool("is_Angry", false);</w:t>
+            </w:r>
+          </w:p>
+          <w:p>
+            <w:pPr>
+              <w:pStyle w:val="a"/>
+              <w:rPr>
+                <w:rFonts w:ascii="Cascadia Mono" w:hAnsi="Cascadia Mono" w:cs="Cascadia Mono"/>
+                <w:sz w:val="19"/>
+                <w:szCs w:val="19"/>
+                <w:lang w:val="en-US"/>
+              </w:rPr>
+            </w:pPr>
+            <w:r>
+              <w:rPr>
+                <w:rFonts w:ascii="Cascadia Mono" w:hAnsi="Cascadia Mono" w:cs="Cascadia Mono"/>
+                <w:sz w:val="19"/>
+                <w:szCs w:val="19"/>
+                <w:lang w:val="en-US"/>
+              </w:rPr>
+              <w:t xml:space="preserve">            enemyManager.SwitchState(enemyManager.idleState);}</w:t>
+            </w:r>
+          </w:p>
+          <w:p>
+            <w:pPr>
+              <w:pStyle w:val="a"/>
+              <w:rPr>
+                <w:rFonts w:ascii="Cascadia Mono" w:hAnsi="Cascadia Mono" w:cs="Cascadia Mono"/>
+                <w:sz w:val="19"/>
+                <w:szCs w:val="19"/>
+                <w:lang w:val="en-US"/>
+              </w:rPr>
+            </w:pPr>
+            <w:r>
+              <w:rPr>
+                <w:rFonts w:ascii="Cascadia Mono" w:hAnsi="Cascadia Mono" w:cs="Cascadia Mono"/>
+                <w:sz w:val="19"/>
+                <w:szCs w:val="19"/>
+                <w:lang w:val="en-US"/>
+              </w:rPr>
+              <w:t xml:space="preserve">        if (enemyManager.CheckOnTarget() &lt;= enemyManager.agroDistance &amp;&amp; enemyManager.CheckOnTarget() &lt;= enemyManager.attackDistance){</w:t>
+            </w:r>
+          </w:p>
+          <w:p>
+            <w:pPr>
+              <w:pStyle w:val="a"/>
+              <w:rPr>
+                <w:rFonts w:ascii="Cascadia Mono" w:hAnsi="Cascadia Mono" w:cs="Cascadia Mono"/>
+                <w:sz w:val="19"/>
+                <w:szCs w:val="19"/>
+                <w:lang w:val="en-US"/>
+              </w:rPr>
+            </w:pPr>
+            <w:r>
+              <w:rPr>
+                <w:rFonts w:ascii="Cascadia Mono" w:hAnsi="Cascadia Mono" w:cs="Cascadia Mono"/>
+                <w:sz w:val="19"/>
+                <w:szCs w:val="19"/>
+                <w:lang w:val="en-US"/>
+              </w:rPr>
+              <w:t xml:space="preserve">            enemyManager.animator.SetBool("is_Angry", true);</w:t>
+            </w:r>
+          </w:p>
+          <w:p>
+            <w:pPr>
+              <w:pStyle w:val="a"/>
+              <w:rPr>
+                <w:rFonts w:ascii="Cascadia Mono" w:hAnsi="Cascadia Mono" w:cs="Cascadia Mono"/>
+                <w:sz w:val="19"/>
+                <w:szCs w:val="19"/>
+                <w:lang w:val="en-US"/>
+              </w:rPr>
+            </w:pPr>
+            <w:r>
+              <w:rPr>
+                <w:rFonts w:ascii="Cascadia Mono" w:hAnsi="Cascadia Mono" w:cs="Cascadia Mono"/>
+                <w:sz w:val="19"/>
+                <w:szCs w:val="19"/>
+                <w:lang w:val="en-US"/>
+              </w:rPr>
+              <w:t xml:space="preserve">            enemyManager.animator.SetBool("is_Attacking", true);</w:t>
+            </w:r>
+          </w:p>
+          <w:p>
+            <w:pPr>
+              <w:pStyle w:val="a"/>
+              <w:rPr>
+                <w:rFonts w:ascii="Cascadia Mono" w:hAnsi="Cascadia Mono" w:cs="Cascadia Mono"/>
+                <w:sz w:val="19"/>
+                <w:szCs w:val="19"/>
+                <w:lang w:val="en-US"/>
+              </w:rPr>
+            </w:pPr>
+            <w:r>
+              <w:rPr>
+                <w:rFonts w:ascii="Cascadia Mono" w:hAnsi="Cascadia Mono" w:cs="Cascadia Mono"/>
+                <w:sz w:val="19"/>
+                <w:szCs w:val="19"/>
+                <w:lang w:val="en-US"/>
+              </w:rPr>
+              <w:t xml:space="preserve">            enemyManager.SwitchState(enemyManager.attackState);}</w:t>
+            </w:r>
+          </w:p>
+          <w:p>
+            <w:pPr>
+              <w:pStyle w:val="a"/>
+              <w:rPr>
+                <w:rFonts w:ascii="Cascadia Mono" w:hAnsi="Cascadia Mono" w:cs="Cascadia Mono"/>
+                <w:sz w:val="19"/>
+                <w:szCs w:val="19"/>
+                <w:lang w:val="en-US"/>
+              </w:rPr>
+            </w:pPr>
+            <w:r>
+              <w:rPr>
+                <w:rFonts w:ascii="Cascadia Mono" w:hAnsi="Cascadia Mono" w:cs="Cascadia Mono"/>
+                <w:sz w:val="19"/>
+                <w:szCs w:val="19"/>
+                <w:lang w:val="en-US"/>
+              </w:rPr>
+              <w:t xml:space="preserve">        if (enemyManager.CheckOnTarget() &lt;= enemyManager.agroDistance &amp;&amp; enemyManager.CheckOnTarget() &gt; enemyManager.attackDistance){</w:t>
+            </w:r>
+          </w:p>
+          <w:p>
+            <w:pPr>
+              <w:pStyle w:val="a"/>
+              <w:rPr>
+                <w:rFonts w:ascii="Cascadia Mono" w:hAnsi="Cascadia Mono" w:cs="Cascadia Mono"/>
+                <w:sz w:val="19"/>
+                <w:szCs w:val="19"/>
+                <w:lang w:val="en-US"/>
+              </w:rPr>
+            </w:pPr>
+            <w:r>
+              <w:rPr>
+                <w:rFonts w:ascii="Cascadia Mono" w:hAnsi="Cascadia Mono" w:cs="Cascadia Mono"/>
+                <w:sz w:val="19"/>
+                <w:szCs w:val="19"/>
+                <w:lang w:val="en-US"/>
+              </w:rPr>
+              <w:t xml:space="preserve">            enemyManager.animator.SetBool("is_Angry", true);</w:t>
+            </w:r>
+          </w:p>
+          <w:p>
+            <w:pPr>
+              <w:pStyle w:val="a"/>
+              <w:rPr>
+                <w:rFonts w:ascii="Cascadia Mono" w:hAnsi="Cascadia Mono" w:cs="Cascadia Mono"/>
+                <w:sz w:val="19"/>
+                <w:szCs w:val="19"/>
+                <w:lang w:val="en-US"/>
+              </w:rPr>
+            </w:pPr>
+            <w:r>
+              <w:rPr>
+                <w:rFonts w:ascii="Cascadia Mono" w:hAnsi="Cascadia Mono" w:cs="Cascadia Mono"/>
+                <w:sz w:val="19"/>
+                <w:szCs w:val="19"/>
+                <w:lang w:val="en-US"/>
+              </w:rPr>
+              <w:t xml:space="preserve">            enemyManager.SwitchState(enemyManager.walkState);}}}</w:t>
             </w:r>
           </w:p>
         </w:tc>
@@ -3972,14 +3082,12 @@
       <w:r>
         <w:t xml:space="preserve">Листинг 10.1. Скрипт </w:t>
       </w:r>
-      <w:proofErr w:type="spellStart"/>
       <w:r>
         <w:rPr>
           <w:lang w:val="en-US"/>
         </w:rPr>
         <w:t>WalkState</w:t>
       </w:r>
-      <w:proofErr w:type="spellEnd"/>
     </w:p>
     <w:p>
       <w:pPr>
@@ -3989,14 +3097,12 @@
         <w:lastRenderedPageBreak/>
         <w:t xml:space="preserve">Состояние бездействия врага и переходы в это состояние из других были реализованы при помощи скрипта </w:t>
       </w:r>
-      <w:proofErr w:type="spellStart"/>
       <w:r>
         <w:rPr>
           <w:lang w:val="en-US"/>
         </w:rPr>
         <w:t>IdleState</w:t>
       </w:r>
-      <w:proofErr w:type="spellEnd"/>
       <w:r>
         <w:t>, данный скрипт представлен в листинге 10.2.</w:t>
       </w:r>
@@ -4032,90 +3138,39 @@
                 <w:szCs w:val="19"/>
                 <w:lang w:val="en-US"/>
               </w:rPr>
-              <w:t xml:space="preserve">using </w:t>
-            </w:r>
-            <w:proofErr w:type="spellStart"/>
-            <w:r>
-              <w:rPr>
-                <w:rFonts w:ascii="Cascadia Mono" w:hAnsi="Cascadia Mono" w:cs="Cascadia Mono"/>
-                <w:sz w:val="19"/>
-                <w:szCs w:val="19"/>
-                <w:lang w:val="en-US"/>
-              </w:rPr>
-              <w:t>UnityEngine</w:t>
-            </w:r>
-            <w:proofErr w:type="spellEnd"/>
-            <w:r>
-              <w:rPr>
-                <w:rFonts w:ascii="Cascadia Mono" w:hAnsi="Cascadia Mono" w:cs="Cascadia Mono"/>
-                <w:sz w:val="19"/>
-                <w:szCs w:val="19"/>
-                <w:lang w:val="en-US"/>
-              </w:rPr>
-              <w:t>;</w:t>
-            </w:r>
-          </w:p>
-          <w:p>
-            <w:pPr>
-              <w:pStyle w:val="a"/>
-              <w:rPr>
-                <w:rFonts w:ascii="Cascadia Mono" w:hAnsi="Cascadia Mono" w:cs="Cascadia Mono"/>
-                <w:sz w:val="19"/>
-                <w:szCs w:val="19"/>
-                <w:lang w:val="en-US"/>
-              </w:rPr>
-            </w:pPr>
-          </w:p>
-          <w:p>
-            <w:pPr>
-              <w:pStyle w:val="a"/>
-              <w:rPr>
-                <w:rFonts w:ascii="Cascadia Mono" w:hAnsi="Cascadia Mono" w:cs="Cascadia Mono"/>
-                <w:sz w:val="19"/>
-                <w:szCs w:val="19"/>
-                <w:lang w:val="en-US"/>
-              </w:rPr>
-            </w:pPr>
-            <w:r>
-              <w:rPr>
-                <w:rFonts w:ascii="Cascadia Mono" w:hAnsi="Cascadia Mono" w:cs="Cascadia Mono"/>
-                <w:sz w:val="19"/>
-                <w:szCs w:val="19"/>
-                <w:lang w:val="en-US"/>
-              </w:rPr>
-              <w:t xml:space="preserve">public class </w:t>
-            </w:r>
-            <w:proofErr w:type="spellStart"/>
-            <w:r>
-              <w:rPr>
-                <w:rFonts w:ascii="Cascadia Mono" w:hAnsi="Cascadia Mono" w:cs="Cascadia Mono"/>
-                <w:sz w:val="19"/>
-                <w:szCs w:val="19"/>
-                <w:lang w:val="en-US"/>
-              </w:rPr>
-              <w:t>IdleState</w:t>
-            </w:r>
-            <w:proofErr w:type="spellEnd"/>
-            <w:r>
-              <w:rPr>
-                <w:rFonts w:ascii="Cascadia Mono" w:hAnsi="Cascadia Mono" w:cs="Cascadia Mono"/>
-                <w:sz w:val="19"/>
-                <w:szCs w:val="19"/>
-                <w:lang w:val="en-US"/>
-              </w:rPr>
-              <w:t xml:space="preserve"> : </w:t>
-            </w:r>
-            <w:proofErr w:type="spellStart"/>
-            <w:r>
-              <w:rPr>
-                <w:rFonts w:ascii="Cascadia Mono" w:hAnsi="Cascadia Mono" w:cs="Cascadia Mono"/>
-                <w:sz w:val="19"/>
-                <w:szCs w:val="19"/>
-                <w:lang w:val="en-US"/>
-              </w:rPr>
-              <w:t>AState</w:t>
-            </w:r>
-            <w:proofErr w:type="spellEnd"/>
+              <w:t>using UnityEngine;</w:t>
+            </w:r>
+          </w:p>
+          <w:p>
+            <w:pPr>
+              <w:pStyle w:val="a"/>
+              <w:rPr>
+                <w:rFonts w:ascii="Cascadia Mono" w:hAnsi="Cascadia Mono" w:cs="Cascadia Mono"/>
+                <w:sz w:val="19"/>
+                <w:szCs w:val="19"/>
+                <w:lang w:val="en-US"/>
+              </w:rPr>
+            </w:pPr>
+          </w:p>
+          <w:p>
+            <w:pPr>
+              <w:pStyle w:val="a"/>
+              <w:rPr>
+                <w:rFonts w:ascii="Cascadia Mono" w:hAnsi="Cascadia Mono" w:cs="Cascadia Mono"/>
+                <w:sz w:val="19"/>
+                <w:szCs w:val="19"/>
+                <w:lang w:val="en-US"/>
+              </w:rPr>
+            </w:pPr>
+            <w:r>
+              <w:rPr>
+                <w:rFonts w:ascii="Cascadia Mono" w:hAnsi="Cascadia Mono" w:cs="Cascadia Mono"/>
+                <w:sz w:val="19"/>
+                <w:szCs w:val="19"/>
+                <w:lang w:val="en-US"/>
+              </w:rPr>
+              <w:t>public class IdleState : AState</w:t>
+            </w:r>
           </w:p>
           <w:p>
             <w:pPr>
@@ -4154,307 +3209,87 @@
                 <w:szCs w:val="19"/>
                 <w:lang w:val="en-US"/>
               </w:rPr>
-              <w:t xml:space="preserve">    public override void </w:t>
-            </w:r>
-            <w:proofErr w:type="spellStart"/>
-            <w:r>
-              <w:rPr>
-                <w:rFonts w:ascii="Cascadia Mono" w:hAnsi="Cascadia Mono" w:cs="Cascadia Mono"/>
-                <w:sz w:val="19"/>
-                <w:szCs w:val="19"/>
-                <w:lang w:val="en-US"/>
-              </w:rPr>
-              <w:t>EnterState</w:t>
-            </w:r>
-            <w:proofErr w:type="spellEnd"/>
-            <w:r>
-              <w:rPr>
-                <w:rFonts w:ascii="Cascadia Mono" w:hAnsi="Cascadia Mono" w:cs="Cascadia Mono"/>
-                <w:sz w:val="19"/>
-                <w:szCs w:val="19"/>
-                <w:lang w:val="en-US"/>
-              </w:rPr>
-              <w:t>(</w:t>
-            </w:r>
-            <w:proofErr w:type="spellStart"/>
-            <w:r>
-              <w:rPr>
-                <w:rFonts w:ascii="Cascadia Mono" w:hAnsi="Cascadia Mono" w:cs="Cascadia Mono"/>
-                <w:sz w:val="19"/>
-                <w:szCs w:val="19"/>
-                <w:lang w:val="en-US"/>
-              </w:rPr>
-              <w:t>EnemyStateManager</w:t>
-            </w:r>
-            <w:proofErr w:type="spellEnd"/>
-            <w:r>
-              <w:rPr>
-                <w:rFonts w:ascii="Cascadia Mono" w:hAnsi="Cascadia Mono" w:cs="Cascadia Mono"/>
-                <w:sz w:val="19"/>
-                <w:szCs w:val="19"/>
-                <w:lang w:val="en-US"/>
-              </w:rPr>
-              <w:t xml:space="preserve"> </w:t>
-            </w:r>
-            <w:proofErr w:type="spellStart"/>
-            <w:r>
-              <w:rPr>
-                <w:rFonts w:ascii="Cascadia Mono" w:hAnsi="Cascadia Mono" w:cs="Cascadia Mono"/>
-                <w:sz w:val="19"/>
-                <w:szCs w:val="19"/>
-                <w:lang w:val="en-US"/>
-              </w:rPr>
-              <w:t>enemyManager</w:t>
-            </w:r>
-            <w:proofErr w:type="spellEnd"/>
-            <w:r>
-              <w:rPr>
-                <w:rFonts w:ascii="Cascadia Mono" w:hAnsi="Cascadia Mono" w:cs="Cascadia Mono"/>
-                <w:sz w:val="19"/>
-                <w:szCs w:val="19"/>
-                <w:lang w:val="en-US"/>
-              </w:rPr>
-              <w:t>) {</w:t>
-            </w:r>
-          </w:p>
-          <w:p>
-            <w:pPr>
-              <w:pStyle w:val="a"/>
-              <w:rPr>
-                <w:rFonts w:ascii="Cascadia Mono" w:hAnsi="Cascadia Mono" w:cs="Cascadia Mono"/>
-                <w:sz w:val="19"/>
-                <w:szCs w:val="19"/>
-                <w:lang w:val="en-US"/>
-              </w:rPr>
-            </w:pPr>
-            <w:r>
-              <w:rPr>
-                <w:rFonts w:ascii="Cascadia Mono" w:hAnsi="Cascadia Mono" w:cs="Cascadia Mono"/>
-                <w:sz w:val="19"/>
-                <w:szCs w:val="19"/>
-                <w:lang w:val="en-US"/>
-              </w:rPr>
-              <w:t xml:space="preserve">        </w:t>
-            </w:r>
-            <w:proofErr w:type="spellStart"/>
-            <w:r>
-              <w:rPr>
-                <w:rFonts w:ascii="Cascadia Mono" w:hAnsi="Cascadia Mono" w:cs="Cascadia Mono"/>
-                <w:sz w:val="19"/>
-                <w:szCs w:val="19"/>
-                <w:lang w:val="en-US"/>
-              </w:rPr>
-              <w:t>enemyManager.SetSpeed</w:t>
-            </w:r>
-            <w:proofErr w:type="spellEnd"/>
-            <w:r>
-              <w:rPr>
-                <w:rFonts w:ascii="Cascadia Mono" w:hAnsi="Cascadia Mono" w:cs="Cascadia Mono"/>
-                <w:sz w:val="19"/>
-                <w:szCs w:val="19"/>
-                <w:lang w:val="en-US"/>
-              </w:rPr>
-              <w:t>(0);</w:t>
-            </w:r>
-          </w:p>
-          <w:p>
-            <w:pPr>
-              <w:pStyle w:val="a"/>
-              <w:rPr>
-                <w:rFonts w:ascii="Cascadia Mono" w:hAnsi="Cascadia Mono" w:cs="Cascadia Mono"/>
-                <w:sz w:val="19"/>
-                <w:szCs w:val="19"/>
-                <w:lang w:val="en-US"/>
-              </w:rPr>
-            </w:pPr>
-            <w:r>
-              <w:rPr>
-                <w:rFonts w:ascii="Cascadia Mono" w:hAnsi="Cascadia Mono" w:cs="Cascadia Mono"/>
-                <w:sz w:val="19"/>
-                <w:szCs w:val="19"/>
-                <w:lang w:val="en-US"/>
-              </w:rPr>
-              <w:t xml:space="preserve">        </w:t>
-            </w:r>
-            <w:proofErr w:type="spellStart"/>
-            <w:r>
-              <w:rPr>
-                <w:rFonts w:ascii="Cascadia Mono" w:hAnsi="Cascadia Mono" w:cs="Cascadia Mono"/>
-                <w:sz w:val="19"/>
-                <w:szCs w:val="19"/>
-                <w:lang w:val="en-US"/>
-              </w:rPr>
-              <w:t>enemyManager.animator.SetBool</w:t>
-            </w:r>
-            <w:proofErr w:type="spellEnd"/>
-            <w:r>
-              <w:rPr>
-                <w:rFonts w:ascii="Cascadia Mono" w:hAnsi="Cascadia Mono" w:cs="Cascadia Mono"/>
-                <w:sz w:val="19"/>
-                <w:szCs w:val="19"/>
-                <w:lang w:val="en-US"/>
-              </w:rPr>
-              <w:t>("</w:t>
-            </w:r>
-            <w:proofErr w:type="spellStart"/>
-            <w:r>
-              <w:rPr>
-                <w:rFonts w:ascii="Cascadia Mono" w:hAnsi="Cascadia Mono" w:cs="Cascadia Mono"/>
-                <w:sz w:val="19"/>
-                <w:szCs w:val="19"/>
-                <w:lang w:val="en-US"/>
-              </w:rPr>
-              <w:t>is_Attacking</w:t>
-            </w:r>
-            <w:proofErr w:type="spellEnd"/>
-            <w:r>
-              <w:rPr>
-                <w:rFonts w:ascii="Cascadia Mono" w:hAnsi="Cascadia Mono" w:cs="Cascadia Mono"/>
-                <w:sz w:val="19"/>
-                <w:szCs w:val="19"/>
-                <w:lang w:val="en-US"/>
-              </w:rPr>
-              <w:t>", false);</w:t>
-            </w:r>
-          </w:p>
-          <w:p>
-            <w:pPr>
-              <w:pStyle w:val="a"/>
-              <w:rPr>
-                <w:rFonts w:ascii="Cascadia Mono" w:hAnsi="Cascadia Mono" w:cs="Cascadia Mono"/>
-                <w:sz w:val="19"/>
-                <w:szCs w:val="19"/>
-                <w:lang w:val="en-US"/>
-              </w:rPr>
-            </w:pPr>
-            <w:r>
-              <w:rPr>
-                <w:rFonts w:ascii="Cascadia Mono" w:hAnsi="Cascadia Mono" w:cs="Cascadia Mono"/>
-                <w:sz w:val="19"/>
-                <w:szCs w:val="19"/>
-                <w:lang w:val="en-US"/>
-              </w:rPr>
-              <w:t xml:space="preserve">        </w:t>
-            </w:r>
-            <w:proofErr w:type="spellStart"/>
-            <w:r>
-              <w:rPr>
-                <w:rFonts w:ascii="Cascadia Mono" w:hAnsi="Cascadia Mono" w:cs="Cascadia Mono"/>
-                <w:sz w:val="19"/>
-                <w:szCs w:val="19"/>
-                <w:lang w:val="en-US"/>
-              </w:rPr>
-              <w:t>enemyManager.animator.SetBool</w:t>
-            </w:r>
-            <w:proofErr w:type="spellEnd"/>
-            <w:r>
-              <w:rPr>
-                <w:rFonts w:ascii="Cascadia Mono" w:hAnsi="Cascadia Mono" w:cs="Cascadia Mono"/>
-                <w:sz w:val="19"/>
-                <w:szCs w:val="19"/>
-                <w:lang w:val="en-US"/>
-              </w:rPr>
-              <w:t>("</w:t>
-            </w:r>
-            <w:proofErr w:type="spellStart"/>
-            <w:r>
-              <w:rPr>
-                <w:rFonts w:ascii="Cascadia Mono" w:hAnsi="Cascadia Mono" w:cs="Cascadia Mono"/>
-                <w:sz w:val="19"/>
-                <w:szCs w:val="19"/>
-                <w:lang w:val="en-US"/>
-              </w:rPr>
-              <w:t>is_Angry</w:t>
-            </w:r>
-            <w:proofErr w:type="spellEnd"/>
-            <w:r>
-              <w:rPr>
-                <w:rFonts w:ascii="Cascadia Mono" w:hAnsi="Cascadia Mono" w:cs="Cascadia Mono"/>
-                <w:sz w:val="19"/>
-                <w:szCs w:val="19"/>
-                <w:lang w:val="en-US"/>
-              </w:rPr>
-              <w:t>", false);}</w:t>
-            </w:r>
-          </w:p>
-          <w:p>
-            <w:pPr>
-              <w:pStyle w:val="a"/>
-              <w:rPr>
-                <w:rFonts w:ascii="Cascadia Mono" w:hAnsi="Cascadia Mono" w:cs="Cascadia Mono"/>
-                <w:sz w:val="19"/>
-                <w:szCs w:val="19"/>
-                <w:lang w:val="en-US"/>
-              </w:rPr>
-            </w:pPr>
-            <w:r>
-              <w:rPr>
-                <w:rFonts w:ascii="Cascadia Mono" w:hAnsi="Cascadia Mono" w:cs="Cascadia Mono"/>
-                <w:sz w:val="19"/>
-                <w:szCs w:val="19"/>
-                <w:lang w:val="en-US"/>
-              </w:rPr>
-              <w:t xml:space="preserve">    public override void </w:t>
-            </w:r>
-            <w:proofErr w:type="spellStart"/>
-            <w:r>
-              <w:rPr>
-                <w:rFonts w:ascii="Cascadia Mono" w:hAnsi="Cascadia Mono" w:cs="Cascadia Mono"/>
-                <w:sz w:val="19"/>
-                <w:szCs w:val="19"/>
-                <w:lang w:val="en-US"/>
-              </w:rPr>
-              <w:t>ExitState</w:t>
-            </w:r>
-            <w:proofErr w:type="spellEnd"/>
-            <w:r>
-              <w:rPr>
-                <w:rFonts w:ascii="Cascadia Mono" w:hAnsi="Cascadia Mono" w:cs="Cascadia Mono"/>
-                <w:sz w:val="19"/>
-                <w:szCs w:val="19"/>
-                <w:lang w:val="en-US"/>
-              </w:rPr>
-              <w:t>(</w:t>
-            </w:r>
-            <w:proofErr w:type="spellStart"/>
-            <w:r>
-              <w:rPr>
-                <w:rFonts w:ascii="Cascadia Mono" w:hAnsi="Cascadia Mono" w:cs="Cascadia Mono"/>
-                <w:sz w:val="19"/>
-                <w:szCs w:val="19"/>
-                <w:lang w:val="en-US"/>
-              </w:rPr>
-              <w:t>EnemyStateManager</w:t>
-            </w:r>
-            <w:proofErr w:type="spellEnd"/>
-            <w:r>
-              <w:rPr>
-                <w:rFonts w:ascii="Cascadia Mono" w:hAnsi="Cascadia Mono" w:cs="Cascadia Mono"/>
-                <w:sz w:val="19"/>
-                <w:szCs w:val="19"/>
-                <w:lang w:val="en-US"/>
-              </w:rPr>
-              <w:t xml:space="preserve"> </w:t>
-            </w:r>
-            <w:proofErr w:type="spellStart"/>
-            <w:r>
-              <w:rPr>
-                <w:rFonts w:ascii="Cascadia Mono" w:hAnsi="Cascadia Mono" w:cs="Cascadia Mono"/>
-                <w:sz w:val="19"/>
-                <w:szCs w:val="19"/>
-                <w:lang w:val="en-US"/>
-              </w:rPr>
-              <w:t>enemyManager</w:t>
-            </w:r>
-            <w:proofErr w:type="spellEnd"/>
-            <w:r>
-              <w:rPr>
-                <w:rFonts w:ascii="Cascadia Mono" w:hAnsi="Cascadia Mono" w:cs="Cascadia Mono"/>
-                <w:sz w:val="19"/>
-                <w:szCs w:val="19"/>
-                <w:lang w:val="en-US"/>
-              </w:rPr>
-              <w:t xml:space="preserve">) </w:t>
+              <w:t xml:space="preserve">    public override void EnterState(EnemyStateManager enemyManager) {</w:t>
+            </w:r>
+          </w:p>
+          <w:p>
+            <w:pPr>
+              <w:pStyle w:val="a"/>
+              <w:rPr>
+                <w:rFonts w:ascii="Cascadia Mono" w:hAnsi="Cascadia Mono" w:cs="Cascadia Mono"/>
+                <w:sz w:val="19"/>
+                <w:szCs w:val="19"/>
+                <w:lang w:val="en-US"/>
+              </w:rPr>
+            </w:pPr>
+            <w:r>
+              <w:rPr>
+                <w:rFonts w:ascii="Cascadia Mono" w:hAnsi="Cascadia Mono" w:cs="Cascadia Mono"/>
+                <w:sz w:val="19"/>
+                <w:szCs w:val="19"/>
+                <w:lang w:val="en-US"/>
+              </w:rPr>
+              <w:t xml:space="preserve">        enemyManager.SetSpeed(0);</w:t>
+            </w:r>
+          </w:p>
+          <w:p>
+            <w:pPr>
+              <w:pStyle w:val="a"/>
+              <w:rPr>
+                <w:rFonts w:ascii="Cascadia Mono" w:hAnsi="Cascadia Mono" w:cs="Cascadia Mono"/>
+                <w:sz w:val="19"/>
+                <w:szCs w:val="19"/>
+                <w:lang w:val="en-US"/>
+              </w:rPr>
+            </w:pPr>
+            <w:r>
+              <w:rPr>
+                <w:rFonts w:ascii="Cascadia Mono" w:hAnsi="Cascadia Mono" w:cs="Cascadia Mono"/>
+                <w:sz w:val="19"/>
+                <w:szCs w:val="19"/>
+                <w:lang w:val="en-US"/>
+              </w:rPr>
+              <w:t xml:space="preserve">        enemyManager.animator.SetBool("is_Attacking", false);</w:t>
+            </w:r>
+          </w:p>
+          <w:p>
+            <w:pPr>
+              <w:pStyle w:val="a"/>
+              <w:rPr>
+                <w:rFonts w:ascii="Cascadia Mono" w:hAnsi="Cascadia Mono" w:cs="Cascadia Mono"/>
+                <w:sz w:val="19"/>
+                <w:szCs w:val="19"/>
+                <w:lang w:val="en-US"/>
+              </w:rPr>
+            </w:pPr>
+            <w:r>
+              <w:rPr>
+                <w:rFonts w:ascii="Cascadia Mono" w:hAnsi="Cascadia Mono" w:cs="Cascadia Mono"/>
+                <w:sz w:val="19"/>
+                <w:szCs w:val="19"/>
+                <w:lang w:val="en-US"/>
+              </w:rPr>
+              <w:t xml:space="preserve">        enemyManager.animator.SetBool("is_Angry", false);}</w:t>
+            </w:r>
+          </w:p>
+          <w:p>
+            <w:pPr>
+              <w:pStyle w:val="a"/>
+              <w:rPr>
+                <w:rFonts w:ascii="Cascadia Mono" w:hAnsi="Cascadia Mono" w:cs="Cascadia Mono"/>
+                <w:sz w:val="19"/>
+                <w:szCs w:val="19"/>
+                <w:lang w:val="en-US"/>
+              </w:rPr>
+            </w:pPr>
+            <w:r>
+              <w:rPr>
+                <w:rFonts w:ascii="Cascadia Mono" w:hAnsi="Cascadia Mono" w:cs="Cascadia Mono"/>
+                <w:sz w:val="19"/>
+                <w:szCs w:val="19"/>
+                <w:lang w:val="en-US"/>
+              </w:rPr>
+              <w:t xml:space="preserve">    public override void ExitState(EnemyStateManager enemyManager) </w:t>
             </w:r>
           </w:p>
           <w:p>
@@ -4494,187 +3329,47 @@
                 <w:szCs w:val="19"/>
                 <w:lang w:val="en-US"/>
               </w:rPr>
-              <w:t xml:space="preserve">    public override void </w:t>
-            </w:r>
-            <w:proofErr w:type="spellStart"/>
-            <w:r>
-              <w:rPr>
-                <w:rFonts w:ascii="Cascadia Mono" w:hAnsi="Cascadia Mono" w:cs="Cascadia Mono"/>
-                <w:sz w:val="19"/>
-                <w:szCs w:val="19"/>
-                <w:lang w:val="en-US"/>
-              </w:rPr>
-              <w:t>UpdateState</w:t>
-            </w:r>
-            <w:proofErr w:type="spellEnd"/>
-            <w:r>
-              <w:rPr>
-                <w:rFonts w:ascii="Cascadia Mono" w:hAnsi="Cascadia Mono" w:cs="Cascadia Mono"/>
-                <w:sz w:val="19"/>
-                <w:szCs w:val="19"/>
-                <w:lang w:val="en-US"/>
-              </w:rPr>
-              <w:t>(</w:t>
-            </w:r>
-            <w:proofErr w:type="spellStart"/>
-            <w:r>
-              <w:rPr>
-                <w:rFonts w:ascii="Cascadia Mono" w:hAnsi="Cascadia Mono" w:cs="Cascadia Mono"/>
-                <w:sz w:val="19"/>
-                <w:szCs w:val="19"/>
-                <w:lang w:val="en-US"/>
-              </w:rPr>
-              <w:t>EnemyStateManager</w:t>
-            </w:r>
-            <w:proofErr w:type="spellEnd"/>
-            <w:r>
-              <w:rPr>
-                <w:rFonts w:ascii="Cascadia Mono" w:hAnsi="Cascadia Mono" w:cs="Cascadia Mono"/>
-                <w:sz w:val="19"/>
-                <w:szCs w:val="19"/>
-                <w:lang w:val="en-US"/>
-              </w:rPr>
-              <w:t xml:space="preserve"> </w:t>
-            </w:r>
-            <w:proofErr w:type="spellStart"/>
-            <w:r>
-              <w:rPr>
-                <w:rFonts w:ascii="Cascadia Mono" w:hAnsi="Cascadia Mono" w:cs="Cascadia Mono"/>
-                <w:sz w:val="19"/>
-                <w:szCs w:val="19"/>
-                <w:lang w:val="en-US"/>
-              </w:rPr>
-              <w:t>enemyManager</w:t>
-            </w:r>
-            <w:proofErr w:type="spellEnd"/>
-            <w:r>
-              <w:rPr>
-                <w:rFonts w:ascii="Cascadia Mono" w:hAnsi="Cascadia Mono" w:cs="Cascadia Mono"/>
-                <w:sz w:val="19"/>
-                <w:szCs w:val="19"/>
-                <w:lang w:val="en-US"/>
-              </w:rPr>
-              <w:t>) {</w:t>
-            </w:r>
-          </w:p>
-          <w:p>
-            <w:pPr>
-              <w:pStyle w:val="a"/>
-              <w:rPr>
-                <w:rFonts w:ascii="Cascadia Mono" w:hAnsi="Cascadia Mono" w:cs="Cascadia Mono"/>
-                <w:sz w:val="19"/>
-                <w:szCs w:val="19"/>
-                <w:lang w:val="en-US"/>
-              </w:rPr>
-            </w:pPr>
-            <w:r>
-              <w:rPr>
-                <w:rFonts w:ascii="Cascadia Mono" w:hAnsi="Cascadia Mono" w:cs="Cascadia Mono"/>
-                <w:sz w:val="19"/>
-                <w:szCs w:val="19"/>
-                <w:lang w:val="en-US"/>
-              </w:rPr>
-              <w:t xml:space="preserve">        if (</w:t>
-            </w:r>
-            <w:proofErr w:type="spellStart"/>
-            <w:r>
-              <w:rPr>
-                <w:rFonts w:ascii="Cascadia Mono" w:hAnsi="Cascadia Mono" w:cs="Cascadia Mono"/>
-                <w:sz w:val="19"/>
-                <w:szCs w:val="19"/>
-                <w:lang w:val="en-US"/>
-              </w:rPr>
-              <w:t>enemyManager.CheckOnTarget</w:t>
-            </w:r>
-            <w:proofErr w:type="spellEnd"/>
-            <w:r>
-              <w:rPr>
-                <w:rFonts w:ascii="Cascadia Mono" w:hAnsi="Cascadia Mono" w:cs="Cascadia Mono"/>
-                <w:sz w:val="19"/>
-                <w:szCs w:val="19"/>
-                <w:lang w:val="en-US"/>
-              </w:rPr>
-              <w:t xml:space="preserve">() &lt; </w:t>
-            </w:r>
-            <w:proofErr w:type="spellStart"/>
-            <w:r>
-              <w:rPr>
-                <w:rFonts w:ascii="Cascadia Mono" w:hAnsi="Cascadia Mono" w:cs="Cascadia Mono"/>
-                <w:sz w:val="19"/>
-                <w:szCs w:val="19"/>
-                <w:lang w:val="en-US"/>
-              </w:rPr>
-              <w:t>enemyManager.agroDistance</w:t>
-            </w:r>
-            <w:proofErr w:type="spellEnd"/>
-            <w:r>
-              <w:rPr>
-                <w:rFonts w:ascii="Cascadia Mono" w:hAnsi="Cascadia Mono" w:cs="Cascadia Mono"/>
-                <w:sz w:val="19"/>
-                <w:szCs w:val="19"/>
-                <w:lang w:val="en-US"/>
-              </w:rPr>
-              <w:t>)  {</w:t>
-            </w:r>
-          </w:p>
-          <w:p>
-            <w:pPr>
-              <w:pStyle w:val="a"/>
-              <w:rPr>
-                <w:rFonts w:ascii="Cascadia Mono" w:hAnsi="Cascadia Mono" w:cs="Cascadia Mono"/>
-                <w:sz w:val="19"/>
-                <w:szCs w:val="19"/>
-                <w:lang w:val="en-US"/>
-              </w:rPr>
-            </w:pPr>
-            <w:r>
-              <w:rPr>
-                <w:rFonts w:ascii="Cascadia Mono" w:hAnsi="Cascadia Mono" w:cs="Cascadia Mono"/>
-                <w:sz w:val="19"/>
-                <w:szCs w:val="19"/>
-                <w:lang w:val="en-US"/>
-              </w:rPr>
-              <w:t xml:space="preserve">            </w:t>
-            </w:r>
-            <w:proofErr w:type="spellStart"/>
-            <w:r>
-              <w:rPr>
-                <w:rFonts w:ascii="Cascadia Mono" w:hAnsi="Cascadia Mono" w:cs="Cascadia Mono"/>
-                <w:sz w:val="19"/>
-                <w:szCs w:val="19"/>
-                <w:lang w:val="en-US"/>
-              </w:rPr>
-              <w:t>enemyManager.SwitchState</w:t>
-            </w:r>
-            <w:proofErr w:type="spellEnd"/>
-            <w:r>
-              <w:rPr>
-                <w:rFonts w:ascii="Cascadia Mono" w:hAnsi="Cascadia Mono" w:cs="Cascadia Mono"/>
-                <w:sz w:val="19"/>
-                <w:szCs w:val="19"/>
-                <w:lang w:val="en-US"/>
-              </w:rPr>
-              <w:t>(</w:t>
-            </w:r>
-            <w:proofErr w:type="spellStart"/>
-            <w:r>
-              <w:rPr>
-                <w:rFonts w:ascii="Cascadia Mono" w:hAnsi="Cascadia Mono" w:cs="Cascadia Mono"/>
-                <w:sz w:val="19"/>
-                <w:szCs w:val="19"/>
-                <w:lang w:val="en-US"/>
-              </w:rPr>
-              <w:t>enemyManager.walkState</w:t>
-            </w:r>
-            <w:proofErr w:type="spellEnd"/>
-            <w:r>
-              <w:rPr>
-                <w:rFonts w:ascii="Cascadia Mono" w:hAnsi="Cascadia Mono" w:cs="Cascadia Mono"/>
-                <w:sz w:val="19"/>
-                <w:szCs w:val="19"/>
-                <w:lang w:val="en-US"/>
-              </w:rPr>
-              <w:t>);}}}</w:t>
+              <w:t xml:space="preserve">    public override void UpdateState(EnemyStateManager enemyManager) {</w:t>
+            </w:r>
+          </w:p>
+          <w:p>
+            <w:pPr>
+              <w:pStyle w:val="a"/>
+              <w:rPr>
+                <w:rFonts w:ascii="Cascadia Mono" w:hAnsi="Cascadia Mono" w:cs="Cascadia Mono"/>
+                <w:sz w:val="19"/>
+                <w:szCs w:val="19"/>
+                <w:lang w:val="en-US"/>
+              </w:rPr>
+            </w:pPr>
+            <w:r>
+              <w:rPr>
+                <w:rFonts w:ascii="Cascadia Mono" w:hAnsi="Cascadia Mono" w:cs="Cascadia Mono"/>
+                <w:sz w:val="19"/>
+                <w:szCs w:val="19"/>
+                <w:lang w:val="en-US"/>
+              </w:rPr>
+              <w:t xml:space="preserve">        if (enemyManager.CheckOnTarget() &lt; enemyManager.agroDistance)  {</w:t>
+            </w:r>
+          </w:p>
+          <w:p>
+            <w:pPr>
+              <w:pStyle w:val="a"/>
+              <w:rPr>
+                <w:rFonts w:ascii="Cascadia Mono" w:hAnsi="Cascadia Mono" w:cs="Cascadia Mono"/>
+                <w:sz w:val="19"/>
+                <w:szCs w:val="19"/>
+                <w:lang w:val="en-US"/>
+              </w:rPr>
+            </w:pPr>
+            <w:r>
+              <w:rPr>
+                <w:rFonts w:ascii="Cascadia Mono" w:hAnsi="Cascadia Mono" w:cs="Cascadia Mono"/>
+                <w:sz w:val="19"/>
+                <w:szCs w:val="19"/>
+                <w:lang w:val="en-US"/>
+              </w:rPr>
+              <w:t xml:space="preserve">            enemyManager.SwitchState(enemyManager.walkState);}}}</w:t>
             </w:r>
           </w:p>
         </w:tc>
@@ -4693,14 +3388,12 @@
       <w:r>
         <w:t xml:space="preserve">0.2. Скрипт </w:t>
       </w:r>
-      <w:proofErr w:type="spellStart"/>
       <w:r>
         <w:rPr>
           <w:lang w:val="en-US"/>
         </w:rPr>
         <w:t>IdleState</w:t>
       </w:r>
-      <w:proofErr w:type="spellEnd"/>
     </w:p>
     <w:p>
       <w:pPr>
@@ -4709,14 +3402,12 @@
       <w:r>
         <w:t xml:space="preserve">Состояние атаки врага и переходы в него из других состояний были реализованы при помощи скрипта </w:t>
       </w:r>
-      <w:proofErr w:type="spellStart"/>
       <w:r>
         <w:rPr>
           <w:lang w:val="en-US"/>
         </w:rPr>
         <w:t>AttackState</w:t>
       </w:r>
-      <w:proofErr w:type="spellEnd"/>
       <w:r>
         <w:t>, данный скрипт представлен в листинге 10.3.</w:t>
       </w:r>
@@ -4752,967 +3443,307 @@
                 <w:szCs w:val="19"/>
                 <w:lang w:val="en-US"/>
               </w:rPr>
-              <w:t xml:space="preserve">using </w:t>
-            </w:r>
-            <w:proofErr w:type="spellStart"/>
-            <w:r>
-              <w:rPr>
-                <w:rFonts w:ascii="Cascadia Mono" w:hAnsi="Cascadia Mono" w:cs="Cascadia Mono"/>
-                <w:sz w:val="19"/>
-                <w:szCs w:val="19"/>
-                <w:lang w:val="en-US"/>
-              </w:rPr>
-              <w:t>UnityEngine</w:t>
-            </w:r>
-            <w:proofErr w:type="spellEnd"/>
-            <w:r>
-              <w:rPr>
-                <w:rFonts w:ascii="Cascadia Mono" w:hAnsi="Cascadia Mono" w:cs="Cascadia Mono"/>
-                <w:sz w:val="19"/>
-                <w:szCs w:val="19"/>
-                <w:lang w:val="en-US"/>
-              </w:rPr>
-              <w:t>;</w:t>
-            </w:r>
-          </w:p>
-          <w:p>
-            <w:pPr>
-              <w:pStyle w:val="a"/>
-              <w:rPr>
-                <w:rFonts w:ascii="Cascadia Mono" w:hAnsi="Cascadia Mono" w:cs="Cascadia Mono"/>
-                <w:sz w:val="19"/>
-                <w:szCs w:val="19"/>
-                <w:lang w:val="en-US"/>
-              </w:rPr>
-            </w:pPr>
-            <w:r>
-              <w:rPr>
-                <w:rFonts w:ascii="Cascadia Mono" w:hAnsi="Cascadia Mono" w:cs="Cascadia Mono"/>
-                <w:sz w:val="19"/>
-                <w:szCs w:val="19"/>
-                <w:lang w:val="en-US"/>
-              </w:rPr>
-              <w:t xml:space="preserve">public class </w:t>
-            </w:r>
-            <w:proofErr w:type="spellStart"/>
-            <w:r>
-              <w:rPr>
-                <w:rFonts w:ascii="Cascadia Mono" w:hAnsi="Cascadia Mono" w:cs="Cascadia Mono"/>
-                <w:sz w:val="19"/>
-                <w:szCs w:val="19"/>
-                <w:lang w:val="en-US"/>
-              </w:rPr>
-              <w:t>AttackState</w:t>
-            </w:r>
-            <w:proofErr w:type="spellEnd"/>
-            <w:r>
-              <w:rPr>
-                <w:rFonts w:ascii="Cascadia Mono" w:hAnsi="Cascadia Mono" w:cs="Cascadia Mono"/>
-                <w:sz w:val="19"/>
-                <w:szCs w:val="19"/>
-                <w:lang w:val="en-US"/>
-              </w:rPr>
-              <w:t xml:space="preserve"> : </w:t>
-            </w:r>
-            <w:proofErr w:type="spellStart"/>
-            <w:r>
-              <w:rPr>
-                <w:rFonts w:ascii="Cascadia Mono" w:hAnsi="Cascadia Mono" w:cs="Cascadia Mono"/>
-                <w:sz w:val="19"/>
-                <w:szCs w:val="19"/>
-                <w:lang w:val="en-US"/>
-              </w:rPr>
-              <w:t>AState</w:t>
-            </w:r>
-            <w:proofErr w:type="spellEnd"/>
-            <w:r>
-              <w:rPr>
-                <w:rFonts w:ascii="Cascadia Mono" w:hAnsi="Cascadia Mono" w:cs="Cascadia Mono"/>
-                <w:sz w:val="19"/>
-                <w:szCs w:val="19"/>
-                <w:lang w:val="en-US"/>
-              </w:rPr>
-              <w:t>{</w:t>
-            </w:r>
-          </w:p>
-          <w:p>
-            <w:pPr>
-              <w:pStyle w:val="a"/>
-              <w:rPr>
-                <w:rFonts w:ascii="Cascadia Mono" w:hAnsi="Cascadia Mono" w:cs="Cascadia Mono"/>
-                <w:sz w:val="19"/>
-                <w:szCs w:val="19"/>
-                <w:lang w:val="en-US"/>
-              </w:rPr>
-            </w:pPr>
-            <w:r>
-              <w:rPr>
-                <w:rFonts w:ascii="Cascadia Mono" w:hAnsi="Cascadia Mono" w:cs="Cascadia Mono"/>
-                <w:sz w:val="19"/>
-                <w:szCs w:val="19"/>
-                <w:lang w:val="en-US"/>
-              </w:rPr>
-              <w:t xml:space="preserve">    public override void </w:t>
-            </w:r>
-            <w:proofErr w:type="spellStart"/>
-            <w:r>
-              <w:rPr>
-                <w:rFonts w:ascii="Cascadia Mono" w:hAnsi="Cascadia Mono" w:cs="Cascadia Mono"/>
-                <w:sz w:val="19"/>
-                <w:szCs w:val="19"/>
-                <w:lang w:val="en-US"/>
-              </w:rPr>
-              <w:t>EnterState</w:t>
-            </w:r>
-            <w:proofErr w:type="spellEnd"/>
-            <w:r>
-              <w:rPr>
-                <w:rFonts w:ascii="Cascadia Mono" w:hAnsi="Cascadia Mono" w:cs="Cascadia Mono"/>
-                <w:sz w:val="19"/>
-                <w:szCs w:val="19"/>
-                <w:lang w:val="en-US"/>
-              </w:rPr>
-              <w:t>(</w:t>
-            </w:r>
-            <w:proofErr w:type="spellStart"/>
-            <w:r>
-              <w:rPr>
-                <w:rFonts w:ascii="Cascadia Mono" w:hAnsi="Cascadia Mono" w:cs="Cascadia Mono"/>
-                <w:sz w:val="19"/>
-                <w:szCs w:val="19"/>
-                <w:lang w:val="en-US"/>
-              </w:rPr>
-              <w:t>EnemyStateManager</w:t>
-            </w:r>
-            <w:proofErr w:type="spellEnd"/>
-            <w:r>
-              <w:rPr>
-                <w:rFonts w:ascii="Cascadia Mono" w:hAnsi="Cascadia Mono" w:cs="Cascadia Mono"/>
-                <w:sz w:val="19"/>
-                <w:szCs w:val="19"/>
-                <w:lang w:val="en-US"/>
-              </w:rPr>
-              <w:t xml:space="preserve"> </w:t>
-            </w:r>
-            <w:proofErr w:type="spellStart"/>
-            <w:r>
-              <w:rPr>
-                <w:rFonts w:ascii="Cascadia Mono" w:hAnsi="Cascadia Mono" w:cs="Cascadia Mono"/>
-                <w:sz w:val="19"/>
-                <w:szCs w:val="19"/>
-                <w:lang w:val="en-US"/>
-              </w:rPr>
-              <w:t>enemyManager</w:t>
-            </w:r>
-            <w:proofErr w:type="spellEnd"/>
-            <w:r>
-              <w:rPr>
-                <w:rFonts w:ascii="Cascadia Mono" w:hAnsi="Cascadia Mono" w:cs="Cascadia Mono"/>
-                <w:sz w:val="19"/>
-                <w:szCs w:val="19"/>
-                <w:lang w:val="en-US"/>
-              </w:rPr>
-              <w:t>){</w:t>
-            </w:r>
-          </w:p>
-          <w:p>
-            <w:pPr>
-              <w:pStyle w:val="a"/>
-              <w:rPr>
-                <w:rFonts w:ascii="Cascadia Mono" w:hAnsi="Cascadia Mono" w:cs="Cascadia Mono"/>
-                <w:sz w:val="19"/>
-                <w:szCs w:val="19"/>
-                <w:lang w:val="en-US"/>
-              </w:rPr>
-            </w:pPr>
-            <w:r>
-              <w:rPr>
-                <w:rFonts w:ascii="Cascadia Mono" w:hAnsi="Cascadia Mono" w:cs="Cascadia Mono"/>
-                <w:sz w:val="19"/>
-                <w:szCs w:val="19"/>
-                <w:lang w:val="en-US"/>
-              </w:rPr>
-              <w:t xml:space="preserve">        </w:t>
-            </w:r>
-            <w:proofErr w:type="spellStart"/>
-            <w:r>
-              <w:rPr>
-                <w:rFonts w:ascii="Cascadia Mono" w:hAnsi="Cascadia Mono" w:cs="Cascadia Mono"/>
-                <w:sz w:val="19"/>
-                <w:szCs w:val="19"/>
-                <w:lang w:val="en-US"/>
-              </w:rPr>
-              <w:t>enemyManager.SetSpeed</w:t>
-            </w:r>
-            <w:proofErr w:type="spellEnd"/>
-            <w:r>
-              <w:rPr>
-                <w:rFonts w:ascii="Cascadia Mono" w:hAnsi="Cascadia Mono" w:cs="Cascadia Mono"/>
-                <w:sz w:val="19"/>
-                <w:szCs w:val="19"/>
-                <w:lang w:val="en-US"/>
-              </w:rPr>
-              <w:t>(0);</w:t>
-            </w:r>
-          </w:p>
-          <w:p>
-            <w:pPr>
-              <w:pStyle w:val="a"/>
-              <w:rPr>
-                <w:rFonts w:ascii="Cascadia Mono" w:hAnsi="Cascadia Mono" w:cs="Cascadia Mono"/>
-                <w:sz w:val="19"/>
-                <w:szCs w:val="19"/>
-                <w:lang w:val="en-US"/>
-              </w:rPr>
-            </w:pPr>
-            <w:r>
-              <w:rPr>
-                <w:rFonts w:ascii="Cascadia Mono" w:hAnsi="Cascadia Mono" w:cs="Cascadia Mono"/>
-                <w:sz w:val="19"/>
-                <w:szCs w:val="19"/>
-                <w:lang w:val="en-US"/>
-              </w:rPr>
-              <w:t xml:space="preserve">        </w:t>
-            </w:r>
-            <w:proofErr w:type="spellStart"/>
-            <w:r>
-              <w:rPr>
-                <w:rFonts w:ascii="Cascadia Mono" w:hAnsi="Cascadia Mono" w:cs="Cascadia Mono"/>
-                <w:sz w:val="19"/>
-                <w:szCs w:val="19"/>
-                <w:lang w:val="en-US"/>
-              </w:rPr>
-              <w:t>enemyManager.animator.SetBool</w:t>
-            </w:r>
-            <w:proofErr w:type="spellEnd"/>
-            <w:r>
-              <w:rPr>
-                <w:rFonts w:ascii="Cascadia Mono" w:hAnsi="Cascadia Mono" w:cs="Cascadia Mono"/>
-                <w:sz w:val="19"/>
-                <w:szCs w:val="19"/>
-                <w:lang w:val="en-US"/>
-              </w:rPr>
-              <w:t>("</w:t>
-            </w:r>
-            <w:proofErr w:type="spellStart"/>
-            <w:r>
-              <w:rPr>
-                <w:rFonts w:ascii="Cascadia Mono" w:hAnsi="Cascadia Mono" w:cs="Cascadia Mono"/>
-                <w:sz w:val="19"/>
-                <w:szCs w:val="19"/>
-                <w:lang w:val="en-US"/>
-              </w:rPr>
-              <w:t>is_Attacking</w:t>
-            </w:r>
-            <w:proofErr w:type="spellEnd"/>
-            <w:r>
-              <w:rPr>
-                <w:rFonts w:ascii="Cascadia Mono" w:hAnsi="Cascadia Mono" w:cs="Cascadia Mono"/>
-                <w:sz w:val="19"/>
-                <w:szCs w:val="19"/>
-                <w:lang w:val="en-US"/>
-              </w:rPr>
-              <w:t>", true);}</w:t>
-            </w:r>
-          </w:p>
-          <w:p>
-            <w:pPr>
-              <w:pStyle w:val="a"/>
-              <w:rPr>
-                <w:rFonts w:ascii="Cascadia Mono" w:hAnsi="Cascadia Mono" w:cs="Cascadia Mono"/>
-                <w:sz w:val="19"/>
-                <w:szCs w:val="19"/>
-                <w:lang w:val="en-US"/>
-              </w:rPr>
-            </w:pPr>
-            <w:r>
-              <w:rPr>
-                <w:rFonts w:ascii="Cascadia Mono" w:hAnsi="Cascadia Mono" w:cs="Cascadia Mono"/>
-                <w:sz w:val="19"/>
-                <w:szCs w:val="19"/>
-                <w:lang w:val="en-US"/>
-              </w:rPr>
-              <w:t xml:space="preserve">    public override void </w:t>
-            </w:r>
-            <w:proofErr w:type="spellStart"/>
-            <w:r>
-              <w:rPr>
-                <w:rFonts w:ascii="Cascadia Mono" w:hAnsi="Cascadia Mono" w:cs="Cascadia Mono"/>
-                <w:sz w:val="19"/>
-                <w:szCs w:val="19"/>
-                <w:lang w:val="en-US"/>
-              </w:rPr>
-              <w:t>ExitState</w:t>
-            </w:r>
-            <w:proofErr w:type="spellEnd"/>
-            <w:r>
-              <w:rPr>
-                <w:rFonts w:ascii="Cascadia Mono" w:hAnsi="Cascadia Mono" w:cs="Cascadia Mono"/>
-                <w:sz w:val="19"/>
-                <w:szCs w:val="19"/>
-                <w:lang w:val="en-US"/>
-              </w:rPr>
-              <w:t>(</w:t>
-            </w:r>
-            <w:proofErr w:type="spellStart"/>
-            <w:r>
-              <w:rPr>
-                <w:rFonts w:ascii="Cascadia Mono" w:hAnsi="Cascadia Mono" w:cs="Cascadia Mono"/>
-                <w:sz w:val="19"/>
-                <w:szCs w:val="19"/>
-                <w:lang w:val="en-US"/>
-              </w:rPr>
-              <w:t>EnemyStateManager</w:t>
-            </w:r>
-            <w:proofErr w:type="spellEnd"/>
-            <w:r>
-              <w:rPr>
-                <w:rFonts w:ascii="Cascadia Mono" w:hAnsi="Cascadia Mono" w:cs="Cascadia Mono"/>
-                <w:sz w:val="19"/>
-                <w:szCs w:val="19"/>
-                <w:lang w:val="en-US"/>
-              </w:rPr>
-              <w:t xml:space="preserve"> </w:t>
-            </w:r>
-            <w:proofErr w:type="spellStart"/>
-            <w:r>
-              <w:rPr>
-                <w:rFonts w:ascii="Cascadia Mono" w:hAnsi="Cascadia Mono" w:cs="Cascadia Mono"/>
-                <w:sz w:val="19"/>
-                <w:szCs w:val="19"/>
-                <w:lang w:val="en-US"/>
-              </w:rPr>
-              <w:t>enemyManager</w:t>
-            </w:r>
-            <w:proofErr w:type="spellEnd"/>
-            <w:r>
-              <w:rPr>
-                <w:rFonts w:ascii="Cascadia Mono" w:hAnsi="Cascadia Mono" w:cs="Cascadia Mono"/>
-                <w:sz w:val="19"/>
-                <w:szCs w:val="19"/>
-                <w:lang w:val="en-US"/>
-              </w:rPr>
-              <w:t>){</w:t>
-            </w:r>
-          </w:p>
-          <w:p>
-            <w:pPr>
-              <w:pStyle w:val="a"/>
-              <w:rPr>
-                <w:rFonts w:ascii="Cascadia Mono" w:hAnsi="Cascadia Mono" w:cs="Cascadia Mono"/>
-                <w:sz w:val="19"/>
-                <w:szCs w:val="19"/>
-                <w:lang w:val="en-US"/>
-              </w:rPr>
-            </w:pPr>
-            <w:r>
-              <w:rPr>
-                <w:rFonts w:ascii="Cascadia Mono" w:hAnsi="Cascadia Mono" w:cs="Cascadia Mono"/>
-                <w:sz w:val="19"/>
-                <w:szCs w:val="19"/>
-                <w:lang w:val="en-US"/>
-              </w:rPr>
-              <w:t xml:space="preserve">        </w:t>
-            </w:r>
-            <w:proofErr w:type="spellStart"/>
-            <w:r>
-              <w:rPr>
-                <w:rFonts w:ascii="Cascadia Mono" w:hAnsi="Cascadia Mono" w:cs="Cascadia Mono"/>
-                <w:sz w:val="19"/>
-                <w:szCs w:val="19"/>
-                <w:lang w:val="en-US"/>
-              </w:rPr>
-              <w:t>enemyManager.animator.SetBool</w:t>
-            </w:r>
-            <w:proofErr w:type="spellEnd"/>
-            <w:r>
-              <w:rPr>
-                <w:rFonts w:ascii="Cascadia Mono" w:hAnsi="Cascadia Mono" w:cs="Cascadia Mono"/>
-                <w:sz w:val="19"/>
-                <w:szCs w:val="19"/>
-                <w:lang w:val="en-US"/>
-              </w:rPr>
-              <w:t>("</w:t>
-            </w:r>
-            <w:proofErr w:type="spellStart"/>
-            <w:r>
-              <w:rPr>
-                <w:rFonts w:ascii="Cascadia Mono" w:hAnsi="Cascadia Mono" w:cs="Cascadia Mono"/>
-                <w:sz w:val="19"/>
-                <w:szCs w:val="19"/>
-                <w:lang w:val="en-US"/>
-              </w:rPr>
-              <w:t>is_Attacking</w:t>
-            </w:r>
-            <w:proofErr w:type="spellEnd"/>
-            <w:r>
-              <w:rPr>
-                <w:rFonts w:ascii="Cascadia Mono" w:hAnsi="Cascadia Mono" w:cs="Cascadia Mono"/>
-                <w:sz w:val="19"/>
-                <w:szCs w:val="19"/>
-                <w:lang w:val="en-US"/>
-              </w:rPr>
-              <w:t>", false);}</w:t>
-            </w:r>
-          </w:p>
-          <w:p>
-            <w:pPr>
-              <w:pStyle w:val="a"/>
-              <w:rPr>
-                <w:rFonts w:ascii="Cascadia Mono" w:hAnsi="Cascadia Mono" w:cs="Cascadia Mono"/>
-                <w:sz w:val="19"/>
-                <w:szCs w:val="19"/>
-                <w:lang w:val="en-US"/>
-              </w:rPr>
-            </w:pPr>
-            <w:r>
-              <w:rPr>
-                <w:rFonts w:ascii="Cascadia Mono" w:hAnsi="Cascadia Mono" w:cs="Cascadia Mono"/>
-                <w:sz w:val="19"/>
-                <w:szCs w:val="19"/>
-                <w:lang w:val="en-US"/>
-              </w:rPr>
-              <w:t xml:space="preserve">    public override void </w:t>
-            </w:r>
-            <w:proofErr w:type="spellStart"/>
-            <w:r>
-              <w:rPr>
-                <w:rFonts w:ascii="Cascadia Mono" w:hAnsi="Cascadia Mono" w:cs="Cascadia Mono"/>
-                <w:sz w:val="19"/>
-                <w:szCs w:val="19"/>
-                <w:lang w:val="en-US"/>
-              </w:rPr>
-              <w:t>UpdateState</w:t>
-            </w:r>
-            <w:proofErr w:type="spellEnd"/>
-            <w:r>
-              <w:rPr>
-                <w:rFonts w:ascii="Cascadia Mono" w:hAnsi="Cascadia Mono" w:cs="Cascadia Mono"/>
-                <w:sz w:val="19"/>
-                <w:szCs w:val="19"/>
-                <w:lang w:val="en-US"/>
-              </w:rPr>
-              <w:t>(</w:t>
-            </w:r>
-            <w:proofErr w:type="spellStart"/>
-            <w:r>
-              <w:rPr>
-                <w:rFonts w:ascii="Cascadia Mono" w:hAnsi="Cascadia Mono" w:cs="Cascadia Mono"/>
-                <w:sz w:val="19"/>
-                <w:szCs w:val="19"/>
-                <w:lang w:val="en-US"/>
-              </w:rPr>
-              <w:t>EnemyStateManager</w:t>
-            </w:r>
-            <w:proofErr w:type="spellEnd"/>
-            <w:r>
-              <w:rPr>
-                <w:rFonts w:ascii="Cascadia Mono" w:hAnsi="Cascadia Mono" w:cs="Cascadia Mono"/>
-                <w:sz w:val="19"/>
-                <w:szCs w:val="19"/>
-                <w:lang w:val="en-US"/>
-              </w:rPr>
-              <w:t xml:space="preserve"> </w:t>
-            </w:r>
-            <w:proofErr w:type="spellStart"/>
-            <w:r>
-              <w:rPr>
-                <w:rFonts w:ascii="Cascadia Mono" w:hAnsi="Cascadia Mono" w:cs="Cascadia Mono"/>
-                <w:sz w:val="19"/>
-                <w:szCs w:val="19"/>
-                <w:lang w:val="en-US"/>
-              </w:rPr>
-              <w:t>enemyManager</w:t>
-            </w:r>
-            <w:proofErr w:type="spellEnd"/>
-            <w:r>
-              <w:rPr>
-                <w:rFonts w:ascii="Cascadia Mono" w:hAnsi="Cascadia Mono" w:cs="Cascadia Mono"/>
-                <w:sz w:val="19"/>
-                <w:szCs w:val="19"/>
-                <w:lang w:val="en-US"/>
-              </w:rPr>
-              <w:t>){</w:t>
-            </w:r>
-          </w:p>
-          <w:p>
-            <w:pPr>
-              <w:pStyle w:val="a"/>
-              <w:rPr>
-                <w:rFonts w:ascii="Cascadia Mono" w:hAnsi="Cascadia Mono" w:cs="Cascadia Mono"/>
-                <w:sz w:val="19"/>
-                <w:szCs w:val="19"/>
-                <w:lang w:val="en-US"/>
-              </w:rPr>
-            </w:pPr>
-            <w:r>
-              <w:rPr>
-                <w:rFonts w:ascii="Cascadia Mono" w:hAnsi="Cascadia Mono" w:cs="Cascadia Mono"/>
-                <w:sz w:val="19"/>
-                <w:szCs w:val="19"/>
-                <w:lang w:val="en-US"/>
-              </w:rPr>
-              <w:t xml:space="preserve">        if (</w:t>
-            </w:r>
-            <w:proofErr w:type="spellStart"/>
-            <w:r>
-              <w:rPr>
-                <w:rFonts w:ascii="Cascadia Mono" w:hAnsi="Cascadia Mono" w:cs="Cascadia Mono"/>
-                <w:sz w:val="19"/>
-                <w:szCs w:val="19"/>
-                <w:lang w:val="en-US"/>
-              </w:rPr>
-              <w:t>enemyManager.CheckOnTarget</w:t>
-            </w:r>
-            <w:proofErr w:type="spellEnd"/>
-            <w:r>
-              <w:rPr>
-                <w:rFonts w:ascii="Cascadia Mono" w:hAnsi="Cascadia Mono" w:cs="Cascadia Mono"/>
-                <w:sz w:val="19"/>
-                <w:szCs w:val="19"/>
-                <w:lang w:val="en-US"/>
-              </w:rPr>
-              <w:t xml:space="preserve">() &gt; </w:t>
-            </w:r>
-            <w:proofErr w:type="spellStart"/>
-            <w:r>
-              <w:rPr>
-                <w:rFonts w:ascii="Cascadia Mono" w:hAnsi="Cascadia Mono" w:cs="Cascadia Mono"/>
-                <w:sz w:val="19"/>
-                <w:szCs w:val="19"/>
-                <w:lang w:val="en-US"/>
-              </w:rPr>
-              <w:t>enemyManager.attackDistance</w:t>
-            </w:r>
-            <w:proofErr w:type="spellEnd"/>
-            <w:r>
-              <w:rPr>
-                <w:rFonts w:ascii="Cascadia Mono" w:hAnsi="Cascadia Mono" w:cs="Cascadia Mono"/>
-                <w:sz w:val="19"/>
-                <w:szCs w:val="19"/>
-                <w:lang w:val="en-US"/>
-              </w:rPr>
-              <w:t>){</w:t>
-            </w:r>
-          </w:p>
-          <w:p>
-            <w:pPr>
-              <w:pStyle w:val="a"/>
-              <w:rPr>
-                <w:rFonts w:ascii="Cascadia Mono" w:hAnsi="Cascadia Mono" w:cs="Cascadia Mono"/>
-                <w:sz w:val="19"/>
-                <w:szCs w:val="19"/>
-                <w:lang w:val="en-US"/>
-              </w:rPr>
-            </w:pPr>
-            <w:r>
-              <w:rPr>
-                <w:rFonts w:ascii="Cascadia Mono" w:hAnsi="Cascadia Mono" w:cs="Cascadia Mono"/>
-                <w:sz w:val="19"/>
-                <w:szCs w:val="19"/>
-                <w:lang w:val="en-US"/>
-              </w:rPr>
-              <w:t xml:space="preserve">            </w:t>
-            </w:r>
-            <w:proofErr w:type="spellStart"/>
-            <w:r>
-              <w:rPr>
-                <w:rFonts w:ascii="Cascadia Mono" w:hAnsi="Cascadia Mono" w:cs="Cascadia Mono"/>
-                <w:sz w:val="19"/>
-                <w:szCs w:val="19"/>
-                <w:lang w:val="en-US"/>
-              </w:rPr>
-              <w:t>enemyManager.animator.SetBool</w:t>
-            </w:r>
-            <w:proofErr w:type="spellEnd"/>
-            <w:r>
-              <w:rPr>
-                <w:rFonts w:ascii="Cascadia Mono" w:hAnsi="Cascadia Mono" w:cs="Cascadia Mono"/>
-                <w:sz w:val="19"/>
-                <w:szCs w:val="19"/>
-                <w:lang w:val="en-US"/>
-              </w:rPr>
-              <w:t>("</w:t>
-            </w:r>
-            <w:proofErr w:type="spellStart"/>
-            <w:r>
-              <w:rPr>
-                <w:rFonts w:ascii="Cascadia Mono" w:hAnsi="Cascadia Mono" w:cs="Cascadia Mono"/>
-                <w:sz w:val="19"/>
-                <w:szCs w:val="19"/>
-                <w:lang w:val="en-US"/>
-              </w:rPr>
-              <w:t>is_Angry</w:t>
-            </w:r>
-            <w:proofErr w:type="spellEnd"/>
-            <w:r>
-              <w:rPr>
-                <w:rFonts w:ascii="Cascadia Mono" w:hAnsi="Cascadia Mono" w:cs="Cascadia Mono"/>
-                <w:sz w:val="19"/>
-                <w:szCs w:val="19"/>
-                <w:lang w:val="en-US"/>
-              </w:rPr>
-              <w:t>", true);</w:t>
-            </w:r>
-          </w:p>
-          <w:p>
-            <w:pPr>
-              <w:pStyle w:val="a"/>
-              <w:rPr>
-                <w:rFonts w:ascii="Cascadia Mono" w:hAnsi="Cascadia Mono" w:cs="Cascadia Mono"/>
-                <w:sz w:val="19"/>
-                <w:szCs w:val="19"/>
-                <w:lang w:val="en-US"/>
-              </w:rPr>
-            </w:pPr>
-            <w:r>
-              <w:rPr>
-                <w:rFonts w:ascii="Cascadia Mono" w:hAnsi="Cascadia Mono" w:cs="Cascadia Mono"/>
-                <w:sz w:val="19"/>
-                <w:szCs w:val="19"/>
-                <w:lang w:val="en-US"/>
-              </w:rPr>
-              <w:t xml:space="preserve">            </w:t>
-            </w:r>
-            <w:proofErr w:type="spellStart"/>
-            <w:r>
-              <w:rPr>
-                <w:rFonts w:ascii="Cascadia Mono" w:hAnsi="Cascadia Mono" w:cs="Cascadia Mono"/>
-                <w:sz w:val="19"/>
-                <w:szCs w:val="19"/>
-                <w:lang w:val="en-US"/>
-              </w:rPr>
-              <w:t>enemyManager.animator.SetBool</w:t>
-            </w:r>
-            <w:proofErr w:type="spellEnd"/>
-            <w:r>
-              <w:rPr>
-                <w:rFonts w:ascii="Cascadia Mono" w:hAnsi="Cascadia Mono" w:cs="Cascadia Mono"/>
-                <w:sz w:val="19"/>
-                <w:szCs w:val="19"/>
-                <w:lang w:val="en-US"/>
-              </w:rPr>
-              <w:t>("</w:t>
-            </w:r>
-            <w:proofErr w:type="spellStart"/>
-            <w:r>
-              <w:rPr>
-                <w:rFonts w:ascii="Cascadia Mono" w:hAnsi="Cascadia Mono" w:cs="Cascadia Mono"/>
-                <w:sz w:val="19"/>
-                <w:szCs w:val="19"/>
-                <w:lang w:val="en-US"/>
-              </w:rPr>
-              <w:t>is_Attacking</w:t>
-            </w:r>
-            <w:proofErr w:type="spellEnd"/>
-            <w:r>
-              <w:rPr>
-                <w:rFonts w:ascii="Cascadia Mono" w:hAnsi="Cascadia Mono" w:cs="Cascadia Mono"/>
-                <w:sz w:val="19"/>
-                <w:szCs w:val="19"/>
-                <w:lang w:val="en-US"/>
-              </w:rPr>
-              <w:t>", false);</w:t>
-            </w:r>
-          </w:p>
-          <w:p>
-            <w:pPr>
-              <w:pStyle w:val="a"/>
-              <w:rPr>
-                <w:rFonts w:ascii="Cascadia Mono" w:hAnsi="Cascadia Mono" w:cs="Cascadia Mono"/>
-                <w:sz w:val="19"/>
-                <w:szCs w:val="19"/>
-                <w:lang w:val="en-US"/>
-              </w:rPr>
-            </w:pPr>
-            <w:r>
-              <w:rPr>
-                <w:rFonts w:ascii="Cascadia Mono" w:hAnsi="Cascadia Mono" w:cs="Cascadia Mono"/>
-                <w:sz w:val="19"/>
-                <w:szCs w:val="19"/>
-                <w:lang w:val="en-US"/>
-              </w:rPr>
-              <w:t xml:space="preserve">            </w:t>
-            </w:r>
-            <w:proofErr w:type="spellStart"/>
-            <w:r>
-              <w:rPr>
-                <w:rFonts w:ascii="Cascadia Mono" w:hAnsi="Cascadia Mono" w:cs="Cascadia Mono"/>
-                <w:sz w:val="19"/>
-                <w:szCs w:val="19"/>
-                <w:lang w:val="en-US"/>
-              </w:rPr>
-              <w:t>enemyManager.SwitchState</w:t>
-            </w:r>
-            <w:proofErr w:type="spellEnd"/>
-            <w:r>
-              <w:rPr>
-                <w:rFonts w:ascii="Cascadia Mono" w:hAnsi="Cascadia Mono" w:cs="Cascadia Mono"/>
-                <w:sz w:val="19"/>
-                <w:szCs w:val="19"/>
-                <w:lang w:val="en-US"/>
-              </w:rPr>
-              <w:t>(</w:t>
-            </w:r>
-            <w:proofErr w:type="spellStart"/>
-            <w:r>
-              <w:rPr>
-                <w:rFonts w:ascii="Cascadia Mono" w:hAnsi="Cascadia Mono" w:cs="Cascadia Mono"/>
-                <w:sz w:val="19"/>
-                <w:szCs w:val="19"/>
-                <w:lang w:val="en-US"/>
-              </w:rPr>
-              <w:t>enemyManager.walkState</w:t>
-            </w:r>
-            <w:proofErr w:type="spellEnd"/>
-            <w:r>
-              <w:rPr>
-                <w:rFonts w:ascii="Cascadia Mono" w:hAnsi="Cascadia Mono" w:cs="Cascadia Mono"/>
-                <w:sz w:val="19"/>
-                <w:szCs w:val="19"/>
-                <w:lang w:val="en-US"/>
-              </w:rPr>
-              <w:t>);}</w:t>
-            </w:r>
-          </w:p>
-          <w:p>
-            <w:pPr>
-              <w:pStyle w:val="a"/>
-              <w:rPr>
-                <w:rFonts w:ascii="Cascadia Mono" w:hAnsi="Cascadia Mono" w:cs="Cascadia Mono"/>
-                <w:sz w:val="19"/>
-                <w:szCs w:val="19"/>
-                <w:lang w:val="en-US"/>
-              </w:rPr>
-            </w:pPr>
-            <w:r>
-              <w:rPr>
-                <w:rFonts w:ascii="Cascadia Mono" w:hAnsi="Cascadia Mono" w:cs="Cascadia Mono"/>
-                <w:sz w:val="19"/>
-                <w:szCs w:val="19"/>
-                <w:lang w:val="en-US"/>
-              </w:rPr>
-              <w:t xml:space="preserve">        else if (</w:t>
-            </w:r>
-            <w:proofErr w:type="spellStart"/>
-            <w:r>
-              <w:rPr>
-                <w:rFonts w:ascii="Cascadia Mono" w:hAnsi="Cascadia Mono" w:cs="Cascadia Mono"/>
-                <w:sz w:val="19"/>
-                <w:szCs w:val="19"/>
-                <w:lang w:val="en-US"/>
-              </w:rPr>
-              <w:t>enemyManager.CheckOnTarget</w:t>
-            </w:r>
-            <w:proofErr w:type="spellEnd"/>
-            <w:r>
-              <w:rPr>
-                <w:rFonts w:ascii="Cascadia Mono" w:hAnsi="Cascadia Mono" w:cs="Cascadia Mono"/>
-                <w:sz w:val="19"/>
-                <w:szCs w:val="19"/>
-                <w:lang w:val="en-US"/>
-              </w:rPr>
-              <w:t xml:space="preserve">() &lt;= </w:t>
-            </w:r>
-            <w:proofErr w:type="spellStart"/>
-            <w:r>
-              <w:rPr>
-                <w:rFonts w:ascii="Cascadia Mono" w:hAnsi="Cascadia Mono" w:cs="Cascadia Mono"/>
-                <w:sz w:val="19"/>
-                <w:szCs w:val="19"/>
-                <w:lang w:val="en-US"/>
-              </w:rPr>
-              <w:t>enemyManager.attackDistance</w:t>
-            </w:r>
-            <w:proofErr w:type="spellEnd"/>
-            <w:r>
-              <w:rPr>
-                <w:rFonts w:ascii="Cascadia Mono" w:hAnsi="Cascadia Mono" w:cs="Cascadia Mono"/>
-                <w:sz w:val="19"/>
-                <w:szCs w:val="19"/>
-                <w:lang w:val="en-US"/>
-              </w:rPr>
-              <w:t>){</w:t>
-            </w:r>
-          </w:p>
-          <w:p>
-            <w:pPr>
-              <w:pStyle w:val="a"/>
-              <w:rPr>
-                <w:rFonts w:ascii="Cascadia Mono" w:hAnsi="Cascadia Mono" w:cs="Cascadia Mono"/>
-                <w:sz w:val="19"/>
-                <w:szCs w:val="19"/>
-                <w:lang w:val="en-US"/>
-              </w:rPr>
-            </w:pPr>
-            <w:r>
-              <w:rPr>
-                <w:rFonts w:ascii="Cascadia Mono" w:hAnsi="Cascadia Mono" w:cs="Cascadia Mono"/>
-                <w:sz w:val="19"/>
-                <w:szCs w:val="19"/>
-                <w:lang w:val="en-US"/>
-              </w:rPr>
-              <w:t xml:space="preserve">            </w:t>
-            </w:r>
-            <w:proofErr w:type="spellStart"/>
-            <w:r>
-              <w:rPr>
-                <w:rFonts w:ascii="Cascadia Mono" w:hAnsi="Cascadia Mono" w:cs="Cascadia Mono"/>
-                <w:sz w:val="19"/>
-                <w:szCs w:val="19"/>
-                <w:lang w:val="en-US"/>
-              </w:rPr>
-              <w:t>enemyManager.animator.SetBool</w:t>
-            </w:r>
-            <w:proofErr w:type="spellEnd"/>
-            <w:r>
-              <w:rPr>
-                <w:rFonts w:ascii="Cascadia Mono" w:hAnsi="Cascadia Mono" w:cs="Cascadia Mono"/>
-                <w:sz w:val="19"/>
-                <w:szCs w:val="19"/>
-                <w:lang w:val="en-US"/>
-              </w:rPr>
-              <w:t>("</w:t>
-            </w:r>
-            <w:proofErr w:type="spellStart"/>
-            <w:r>
-              <w:rPr>
-                <w:rFonts w:ascii="Cascadia Mono" w:hAnsi="Cascadia Mono" w:cs="Cascadia Mono"/>
-                <w:sz w:val="19"/>
-                <w:szCs w:val="19"/>
-                <w:lang w:val="en-US"/>
-              </w:rPr>
-              <w:t>is_Angry</w:t>
-            </w:r>
-            <w:proofErr w:type="spellEnd"/>
-            <w:r>
-              <w:rPr>
-                <w:rFonts w:ascii="Cascadia Mono" w:hAnsi="Cascadia Mono" w:cs="Cascadia Mono"/>
-                <w:sz w:val="19"/>
-                <w:szCs w:val="19"/>
-                <w:lang w:val="en-US"/>
-              </w:rPr>
-              <w:t>", true);</w:t>
-            </w:r>
-          </w:p>
-          <w:p>
-            <w:pPr>
-              <w:pStyle w:val="a"/>
-              <w:rPr>
-                <w:rFonts w:ascii="Cascadia Mono" w:hAnsi="Cascadia Mono" w:cs="Cascadia Mono"/>
-                <w:sz w:val="19"/>
-                <w:szCs w:val="19"/>
-                <w:lang w:val="en-US"/>
-              </w:rPr>
-            </w:pPr>
-            <w:r>
-              <w:rPr>
-                <w:rFonts w:ascii="Cascadia Mono" w:hAnsi="Cascadia Mono" w:cs="Cascadia Mono"/>
-                <w:sz w:val="19"/>
-                <w:szCs w:val="19"/>
-                <w:lang w:val="en-US"/>
-              </w:rPr>
-              <w:t xml:space="preserve">            </w:t>
-            </w:r>
-            <w:proofErr w:type="spellStart"/>
-            <w:r>
-              <w:rPr>
-                <w:rFonts w:ascii="Cascadia Mono" w:hAnsi="Cascadia Mono" w:cs="Cascadia Mono"/>
-                <w:sz w:val="19"/>
-                <w:szCs w:val="19"/>
-                <w:lang w:val="en-US"/>
-              </w:rPr>
-              <w:t>enemyManager.animator.SetBool</w:t>
-            </w:r>
-            <w:proofErr w:type="spellEnd"/>
-            <w:r>
-              <w:rPr>
-                <w:rFonts w:ascii="Cascadia Mono" w:hAnsi="Cascadia Mono" w:cs="Cascadia Mono"/>
-                <w:sz w:val="19"/>
-                <w:szCs w:val="19"/>
-                <w:lang w:val="en-US"/>
-              </w:rPr>
-              <w:t>("</w:t>
-            </w:r>
-            <w:proofErr w:type="spellStart"/>
-            <w:r>
-              <w:rPr>
-                <w:rFonts w:ascii="Cascadia Mono" w:hAnsi="Cascadia Mono" w:cs="Cascadia Mono"/>
-                <w:sz w:val="19"/>
-                <w:szCs w:val="19"/>
-                <w:lang w:val="en-US"/>
-              </w:rPr>
-              <w:t>is_Attacking</w:t>
-            </w:r>
-            <w:proofErr w:type="spellEnd"/>
-            <w:r>
-              <w:rPr>
-                <w:rFonts w:ascii="Cascadia Mono" w:hAnsi="Cascadia Mono" w:cs="Cascadia Mono"/>
-                <w:sz w:val="19"/>
-                <w:szCs w:val="19"/>
-                <w:lang w:val="en-US"/>
-              </w:rPr>
-              <w:t>", true);</w:t>
-            </w:r>
-          </w:p>
-          <w:p>
-            <w:pPr>
-              <w:pStyle w:val="a"/>
-              <w:rPr>
-                <w:rFonts w:ascii="Cascadia Mono" w:hAnsi="Cascadia Mono" w:cs="Cascadia Mono"/>
-                <w:sz w:val="19"/>
-                <w:szCs w:val="19"/>
-                <w:lang w:val="en-US"/>
-              </w:rPr>
-            </w:pPr>
-            <w:r>
-              <w:rPr>
-                <w:rFonts w:ascii="Cascadia Mono" w:hAnsi="Cascadia Mono" w:cs="Cascadia Mono"/>
-                <w:sz w:val="19"/>
-                <w:szCs w:val="19"/>
-                <w:lang w:val="en-US"/>
-              </w:rPr>
-              <w:t xml:space="preserve">            </w:t>
-            </w:r>
-            <w:proofErr w:type="spellStart"/>
-            <w:r>
-              <w:rPr>
-                <w:rFonts w:ascii="Cascadia Mono" w:hAnsi="Cascadia Mono" w:cs="Cascadia Mono"/>
-                <w:sz w:val="19"/>
-                <w:szCs w:val="19"/>
-                <w:lang w:val="en-US"/>
-              </w:rPr>
-              <w:t>enemyManager.SwitchState</w:t>
-            </w:r>
-            <w:proofErr w:type="spellEnd"/>
-            <w:r>
-              <w:rPr>
-                <w:rFonts w:ascii="Cascadia Mono" w:hAnsi="Cascadia Mono" w:cs="Cascadia Mono"/>
-                <w:sz w:val="19"/>
-                <w:szCs w:val="19"/>
-                <w:lang w:val="en-US"/>
-              </w:rPr>
-              <w:t>(</w:t>
-            </w:r>
-            <w:proofErr w:type="spellStart"/>
-            <w:r>
-              <w:rPr>
-                <w:rFonts w:ascii="Cascadia Mono" w:hAnsi="Cascadia Mono" w:cs="Cascadia Mono"/>
-                <w:sz w:val="19"/>
-                <w:szCs w:val="19"/>
-                <w:lang w:val="en-US"/>
-              </w:rPr>
-              <w:t>enemyManager.attackState</w:t>
-            </w:r>
-            <w:proofErr w:type="spellEnd"/>
-            <w:r>
-              <w:rPr>
-                <w:rFonts w:ascii="Cascadia Mono" w:hAnsi="Cascadia Mono" w:cs="Cascadia Mono"/>
-                <w:sz w:val="19"/>
-                <w:szCs w:val="19"/>
-                <w:lang w:val="en-US"/>
-              </w:rPr>
-              <w:t xml:space="preserve">);            </w:t>
+              <w:t>using UnityEngine;</w:t>
+            </w:r>
+          </w:p>
+          <w:p>
+            <w:pPr>
+              <w:pStyle w:val="a"/>
+              <w:rPr>
+                <w:rFonts w:ascii="Cascadia Mono" w:hAnsi="Cascadia Mono" w:cs="Cascadia Mono"/>
+                <w:sz w:val="19"/>
+                <w:szCs w:val="19"/>
+                <w:lang w:val="en-US"/>
+              </w:rPr>
+            </w:pPr>
+            <w:r>
+              <w:rPr>
+                <w:rFonts w:ascii="Cascadia Mono" w:hAnsi="Cascadia Mono" w:cs="Cascadia Mono"/>
+                <w:sz w:val="19"/>
+                <w:szCs w:val="19"/>
+                <w:lang w:val="en-US"/>
+              </w:rPr>
+              <w:t>public class AttackState : AState{</w:t>
+            </w:r>
+          </w:p>
+          <w:p>
+            <w:pPr>
+              <w:pStyle w:val="a"/>
+              <w:rPr>
+                <w:rFonts w:ascii="Cascadia Mono" w:hAnsi="Cascadia Mono" w:cs="Cascadia Mono"/>
+                <w:sz w:val="19"/>
+                <w:szCs w:val="19"/>
+                <w:lang w:val="en-US"/>
+              </w:rPr>
+            </w:pPr>
+            <w:r>
+              <w:rPr>
+                <w:rFonts w:ascii="Cascadia Mono" w:hAnsi="Cascadia Mono" w:cs="Cascadia Mono"/>
+                <w:sz w:val="19"/>
+                <w:szCs w:val="19"/>
+                <w:lang w:val="en-US"/>
+              </w:rPr>
+              <w:t xml:space="preserve">    public override void EnterState(EnemyStateManager enemyManager){</w:t>
+            </w:r>
+          </w:p>
+          <w:p>
+            <w:pPr>
+              <w:pStyle w:val="a"/>
+              <w:rPr>
+                <w:rFonts w:ascii="Cascadia Mono" w:hAnsi="Cascadia Mono" w:cs="Cascadia Mono"/>
+                <w:sz w:val="19"/>
+                <w:szCs w:val="19"/>
+                <w:lang w:val="en-US"/>
+              </w:rPr>
+            </w:pPr>
+            <w:r>
+              <w:rPr>
+                <w:rFonts w:ascii="Cascadia Mono" w:hAnsi="Cascadia Mono" w:cs="Cascadia Mono"/>
+                <w:sz w:val="19"/>
+                <w:szCs w:val="19"/>
+                <w:lang w:val="en-US"/>
+              </w:rPr>
+              <w:t xml:space="preserve">        enemyManager.SetSpeed(0);</w:t>
+            </w:r>
+          </w:p>
+          <w:p>
+            <w:pPr>
+              <w:pStyle w:val="a"/>
+              <w:rPr>
+                <w:rFonts w:ascii="Cascadia Mono" w:hAnsi="Cascadia Mono" w:cs="Cascadia Mono"/>
+                <w:sz w:val="19"/>
+                <w:szCs w:val="19"/>
+                <w:lang w:val="en-US"/>
+              </w:rPr>
+            </w:pPr>
+            <w:r>
+              <w:rPr>
+                <w:rFonts w:ascii="Cascadia Mono" w:hAnsi="Cascadia Mono" w:cs="Cascadia Mono"/>
+                <w:sz w:val="19"/>
+                <w:szCs w:val="19"/>
+                <w:lang w:val="en-US"/>
+              </w:rPr>
+              <w:t xml:space="preserve">        enemyManager.animator.SetBool("is_Attacking", true);}</w:t>
+            </w:r>
+          </w:p>
+          <w:p>
+            <w:pPr>
+              <w:pStyle w:val="a"/>
+              <w:rPr>
+                <w:rFonts w:ascii="Cascadia Mono" w:hAnsi="Cascadia Mono" w:cs="Cascadia Mono"/>
+                <w:sz w:val="19"/>
+                <w:szCs w:val="19"/>
+                <w:lang w:val="en-US"/>
+              </w:rPr>
+            </w:pPr>
+            <w:r>
+              <w:rPr>
+                <w:rFonts w:ascii="Cascadia Mono" w:hAnsi="Cascadia Mono" w:cs="Cascadia Mono"/>
+                <w:sz w:val="19"/>
+                <w:szCs w:val="19"/>
+                <w:lang w:val="en-US"/>
+              </w:rPr>
+              <w:t xml:space="preserve">    public override void ExitState(EnemyStateManager enemyManager){</w:t>
+            </w:r>
+          </w:p>
+          <w:p>
+            <w:pPr>
+              <w:pStyle w:val="a"/>
+              <w:rPr>
+                <w:rFonts w:ascii="Cascadia Mono" w:hAnsi="Cascadia Mono" w:cs="Cascadia Mono"/>
+                <w:sz w:val="19"/>
+                <w:szCs w:val="19"/>
+                <w:lang w:val="en-US"/>
+              </w:rPr>
+            </w:pPr>
+            <w:r>
+              <w:rPr>
+                <w:rFonts w:ascii="Cascadia Mono" w:hAnsi="Cascadia Mono" w:cs="Cascadia Mono"/>
+                <w:sz w:val="19"/>
+                <w:szCs w:val="19"/>
+                <w:lang w:val="en-US"/>
+              </w:rPr>
+              <w:t xml:space="preserve">        enemyManager.animator.SetBool("is_Attacking", false);}</w:t>
+            </w:r>
+          </w:p>
+          <w:p>
+            <w:pPr>
+              <w:pStyle w:val="a"/>
+              <w:rPr>
+                <w:rFonts w:ascii="Cascadia Mono" w:hAnsi="Cascadia Mono" w:cs="Cascadia Mono"/>
+                <w:sz w:val="19"/>
+                <w:szCs w:val="19"/>
+                <w:lang w:val="en-US"/>
+              </w:rPr>
+            </w:pPr>
+            <w:r>
+              <w:rPr>
+                <w:rFonts w:ascii="Cascadia Mono" w:hAnsi="Cascadia Mono" w:cs="Cascadia Mono"/>
+                <w:sz w:val="19"/>
+                <w:szCs w:val="19"/>
+                <w:lang w:val="en-US"/>
+              </w:rPr>
+              <w:t xml:space="preserve">    public override void UpdateState(EnemyStateManager enemyManager){</w:t>
+            </w:r>
+          </w:p>
+          <w:p>
+            <w:pPr>
+              <w:pStyle w:val="a"/>
+              <w:rPr>
+                <w:rFonts w:ascii="Cascadia Mono" w:hAnsi="Cascadia Mono" w:cs="Cascadia Mono"/>
+                <w:sz w:val="19"/>
+                <w:szCs w:val="19"/>
+                <w:lang w:val="en-US"/>
+              </w:rPr>
+            </w:pPr>
+            <w:r>
+              <w:rPr>
+                <w:rFonts w:ascii="Cascadia Mono" w:hAnsi="Cascadia Mono" w:cs="Cascadia Mono"/>
+                <w:sz w:val="19"/>
+                <w:szCs w:val="19"/>
+                <w:lang w:val="en-US"/>
+              </w:rPr>
+              <w:t xml:space="preserve">        if (enemyManager.CheckOnTarget() &gt; enemyManager.attackDistance){</w:t>
+            </w:r>
+          </w:p>
+          <w:p>
+            <w:pPr>
+              <w:pStyle w:val="a"/>
+              <w:rPr>
+                <w:rFonts w:ascii="Cascadia Mono" w:hAnsi="Cascadia Mono" w:cs="Cascadia Mono"/>
+                <w:sz w:val="19"/>
+                <w:szCs w:val="19"/>
+                <w:lang w:val="en-US"/>
+              </w:rPr>
+            </w:pPr>
+            <w:r>
+              <w:rPr>
+                <w:rFonts w:ascii="Cascadia Mono" w:hAnsi="Cascadia Mono" w:cs="Cascadia Mono"/>
+                <w:sz w:val="19"/>
+                <w:szCs w:val="19"/>
+                <w:lang w:val="en-US"/>
+              </w:rPr>
+              <w:t xml:space="preserve">            enemyManager.animator.SetBool("is_Angry", true);</w:t>
+            </w:r>
+          </w:p>
+          <w:p>
+            <w:pPr>
+              <w:pStyle w:val="a"/>
+              <w:rPr>
+                <w:rFonts w:ascii="Cascadia Mono" w:hAnsi="Cascadia Mono" w:cs="Cascadia Mono"/>
+                <w:sz w:val="19"/>
+                <w:szCs w:val="19"/>
+                <w:lang w:val="en-US"/>
+              </w:rPr>
+            </w:pPr>
+            <w:r>
+              <w:rPr>
+                <w:rFonts w:ascii="Cascadia Mono" w:hAnsi="Cascadia Mono" w:cs="Cascadia Mono"/>
+                <w:sz w:val="19"/>
+                <w:szCs w:val="19"/>
+                <w:lang w:val="en-US"/>
+              </w:rPr>
+              <w:t xml:space="preserve">            enemyManager.animator.SetBool("is_Attacking", false);</w:t>
+            </w:r>
+          </w:p>
+          <w:p>
+            <w:pPr>
+              <w:pStyle w:val="a"/>
+              <w:rPr>
+                <w:rFonts w:ascii="Cascadia Mono" w:hAnsi="Cascadia Mono" w:cs="Cascadia Mono"/>
+                <w:sz w:val="19"/>
+                <w:szCs w:val="19"/>
+                <w:lang w:val="en-US"/>
+              </w:rPr>
+            </w:pPr>
+            <w:r>
+              <w:rPr>
+                <w:rFonts w:ascii="Cascadia Mono" w:hAnsi="Cascadia Mono" w:cs="Cascadia Mono"/>
+                <w:sz w:val="19"/>
+                <w:szCs w:val="19"/>
+                <w:lang w:val="en-US"/>
+              </w:rPr>
+              <w:t xml:space="preserve">            enemyManager.SwitchState(enemyManager.walkState);}</w:t>
+            </w:r>
+          </w:p>
+          <w:p>
+            <w:pPr>
+              <w:pStyle w:val="a"/>
+              <w:rPr>
+                <w:rFonts w:ascii="Cascadia Mono" w:hAnsi="Cascadia Mono" w:cs="Cascadia Mono"/>
+                <w:sz w:val="19"/>
+                <w:szCs w:val="19"/>
+                <w:lang w:val="en-US"/>
+              </w:rPr>
+            </w:pPr>
+            <w:r>
+              <w:rPr>
+                <w:rFonts w:ascii="Cascadia Mono" w:hAnsi="Cascadia Mono" w:cs="Cascadia Mono"/>
+                <w:sz w:val="19"/>
+                <w:szCs w:val="19"/>
+                <w:lang w:val="en-US"/>
+              </w:rPr>
+              <w:t xml:space="preserve">        else if (enemyManager.CheckOnTarget() &lt;= enemyManager.attackDistance){</w:t>
+            </w:r>
+          </w:p>
+          <w:p>
+            <w:pPr>
+              <w:pStyle w:val="a"/>
+              <w:rPr>
+                <w:rFonts w:ascii="Cascadia Mono" w:hAnsi="Cascadia Mono" w:cs="Cascadia Mono"/>
+                <w:sz w:val="19"/>
+                <w:szCs w:val="19"/>
+                <w:lang w:val="en-US"/>
+              </w:rPr>
+            </w:pPr>
+            <w:r>
+              <w:rPr>
+                <w:rFonts w:ascii="Cascadia Mono" w:hAnsi="Cascadia Mono" w:cs="Cascadia Mono"/>
+                <w:sz w:val="19"/>
+                <w:szCs w:val="19"/>
+                <w:lang w:val="en-US"/>
+              </w:rPr>
+              <w:t xml:space="preserve">            enemyManager.animator.SetBool("is_Angry", true);</w:t>
+            </w:r>
+          </w:p>
+          <w:p>
+            <w:pPr>
+              <w:pStyle w:val="a"/>
+              <w:rPr>
+                <w:rFonts w:ascii="Cascadia Mono" w:hAnsi="Cascadia Mono" w:cs="Cascadia Mono"/>
+                <w:sz w:val="19"/>
+                <w:szCs w:val="19"/>
+                <w:lang w:val="en-US"/>
+              </w:rPr>
+            </w:pPr>
+            <w:r>
+              <w:rPr>
+                <w:rFonts w:ascii="Cascadia Mono" w:hAnsi="Cascadia Mono" w:cs="Cascadia Mono"/>
+                <w:sz w:val="19"/>
+                <w:szCs w:val="19"/>
+                <w:lang w:val="en-US"/>
+              </w:rPr>
+              <w:t xml:space="preserve">            enemyManager.animator.SetBool("is_Attacking", true);</w:t>
+            </w:r>
+          </w:p>
+          <w:p>
+            <w:pPr>
+              <w:pStyle w:val="a"/>
+              <w:rPr>
+                <w:rFonts w:ascii="Cascadia Mono" w:hAnsi="Cascadia Mono" w:cs="Cascadia Mono"/>
+                <w:sz w:val="19"/>
+                <w:szCs w:val="19"/>
+                <w:lang w:val="en-US"/>
+              </w:rPr>
+            </w:pPr>
+            <w:r>
+              <w:rPr>
+                <w:rFonts w:ascii="Cascadia Mono" w:hAnsi="Cascadia Mono" w:cs="Cascadia Mono"/>
+                <w:sz w:val="19"/>
+                <w:szCs w:val="19"/>
+                <w:lang w:val="en-US"/>
+              </w:rPr>
+              <w:t xml:space="preserve">            enemyManager.SwitchState(enemyManager.attackState);            </w:t>
             </w:r>
             <w:r>
               <w:rPr>
@@ -5743,22 +3774,15 @@
         <w:ind w:firstLine="0"/>
         <w:jc w:val="center"/>
       </w:pPr>
-      <w:proofErr w:type="spellStart"/>
-      <w:r>
-        <w:t>Лиситинг</w:t>
-      </w:r>
-      <w:proofErr w:type="spellEnd"/>
-      <w:r>
-        <w:t xml:space="preserve"> 10.3. Скрипт </w:t>
-      </w:r>
-      <w:proofErr w:type="spellStart"/>
+      <w:r>
+        <w:t xml:space="preserve">Лиситинг 10.3. Скрипт </w:t>
+      </w:r>
       <w:r>
         <w:rPr>
           <w:lang w:val="en-US"/>
         </w:rPr>
         <w:t>AttackState</w:t>
       </w:r>
-      <w:proofErr w:type="spellEnd"/>
     </w:p>
     <w:p>
       <w:pPr>
@@ -5806,79 +3830,28 @@
                 <w:szCs w:val="19"/>
                 <w:lang w:val="en-US"/>
               </w:rPr>
-              <w:t xml:space="preserve">using </w:t>
-            </w:r>
-            <w:proofErr w:type="spellStart"/>
-            <w:r>
-              <w:rPr>
-                <w:rFonts w:ascii="Cascadia Mono" w:hAnsi="Cascadia Mono" w:cs="Cascadia Mono"/>
-                <w:sz w:val="19"/>
-                <w:szCs w:val="19"/>
-                <w:lang w:val="en-US"/>
-              </w:rPr>
-              <w:t>UnityEngine</w:t>
-            </w:r>
-            <w:proofErr w:type="spellEnd"/>
-            <w:r>
-              <w:rPr>
-                <w:rFonts w:ascii="Cascadia Mono" w:hAnsi="Cascadia Mono" w:cs="Cascadia Mono"/>
-                <w:sz w:val="19"/>
-                <w:szCs w:val="19"/>
-                <w:lang w:val="en-US"/>
-              </w:rPr>
-              <w:t>;</w:t>
-            </w:r>
-          </w:p>
-          <w:p>
-            <w:pPr>
-              <w:pStyle w:val="a"/>
-              <w:rPr>
-                <w:rFonts w:ascii="Cascadia Mono" w:hAnsi="Cascadia Mono" w:cs="Cascadia Mono"/>
-                <w:sz w:val="19"/>
-                <w:szCs w:val="19"/>
-                <w:lang w:val="en-US"/>
-              </w:rPr>
-            </w:pPr>
-            <w:r>
-              <w:rPr>
-                <w:rFonts w:ascii="Cascadia Mono" w:hAnsi="Cascadia Mono" w:cs="Cascadia Mono"/>
-                <w:sz w:val="19"/>
-                <w:szCs w:val="19"/>
-                <w:lang w:val="en-US"/>
-              </w:rPr>
-              <w:t xml:space="preserve">public class </w:t>
-            </w:r>
-            <w:proofErr w:type="spellStart"/>
-            <w:r>
-              <w:rPr>
-                <w:rFonts w:ascii="Cascadia Mono" w:hAnsi="Cascadia Mono" w:cs="Cascadia Mono"/>
-                <w:sz w:val="19"/>
-                <w:szCs w:val="19"/>
-                <w:lang w:val="en-US"/>
-              </w:rPr>
-              <w:t>AnimationEventSripts</w:t>
-            </w:r>
-            <w:proofErr w:type="spellEnd"/>
-            <w:r>
-              <w:rPr>
-                <w:rFonts w:ascii="Cascadia Mono" w:hAnsi="Cascadia Mono" w:cs="Cascadia Mono"/>
-                <w:sz w:val="19"/>
-                <w:szCs w:val="19"/>
-                <w:lang w:val="en-US"/>
-              </w:rPr>
-              <w:t xml:space="preserve"> : </w:t>
-            </w:r>
-            <w:proofErr w:type="spellStart"/>
-            <w:r>
-              <w:rPr>
-                <w:rFonts w:ascii="Cascadia Mono" w:hAnsi="Cascadia Mono" w:cs="Cascadia Mono"/>
-                <w:sz w:val="19"/>
-                <w:szCs w:val="19"/>
-                <w:lang w:val="en-US"/>
-              </w:rPr>
-              <w:t>MonoBehaviour</w:t>
-            </w:r>
-            <w:proofErr w:type="spellEnd"/>
+              <w:t>using UnityEngine;</w:t>
+            </w:r>
+          </w:p>
+          <w:p>
+            <w:pPr>
+              <w:pStyle w:val="a"/>
+              <w:rPr>
+                <w:rFonts w:ascii="Cascadia Mono" w:hAnsi="Cascadia Mono" w:cs="Cascadia Mono"/>
+                <w:sz w:val="19"/>
+                <w:szCs w:val="19"/>
+                <w:lang w:val="en-US"/>
+              </w:rPr>
+            </w:pPr>
+            <w:r>
+              <w:rPr>
+                <w:rFonts w:ascii="Cascadia Mono" w:hAnsi="Cascadia Mono" w:cs="Cascadia Mono"/>
+                <w:sz w:val="19"/>
+                <w:szCs w:val="19"/>
+                <w:lang w:val="en-US"/>
+              </w:rPr>
+              <w:t>public class AnimationEventSripts : MonoBehaviour</w:t>
+            </w:r>
           </w:p>
           <w:p>
             <w:pPr>
@@ -5917,267 +3890,87 @@
                 <w:szCs w:val="19"/>
                 <w:lang w:val="en-US"/>
               </w:rPr>
-              <w:t xml:space="preserve">    [</w:t>
-            </w:r>
-            <w:proofErr w:type="spellStart"/>
-            <w:r>
-              <w:rPr>
-                <w:rFonts w:ascii="Cascadia Mono" w:hAnsi="Cascadia Mono" w:cs="Cascadia Mono"/>
-                <w:sz w:val="19"/>
-                <w:szCs w:val="19"/>
-                <w:lang w:val="en-US"/>
-              </w:rPr>
-              <w:t>SerializeField</w:t>
-            </w:r>
-            <w:proofErr w:type="spellEnd"/>
-            <w:r>
-              <w:rPr>
-                <w:rFonts w:ascii="Cascadia Mono" w:hAnsi="Cascadia Mono" w:cs="Cascadia Mono"/>
-                <w:sz w:val="19"/>
-                <w:szCs w:val="19"/>
-                <w:lang w:val="en-US"/>
-              </w:rPr>
-              <w:t>] public Animator animator1;</w:t>
-            </w:r>
-          </w:p>
-          <w:p>
-            <w:pPr>
-              <w:pStyle w:val="a"/>
-              <w:rPr>
-                <w:rFonts w:ascii="Cascadia Mono" w:hAnsi="Cascadia Mono" w:cs="Cascadia Mono"/>
-                <w:sz w:val="19"/>
-                <w:szCs w:val="19"/>
-                <w:lang w:val="en-US"/>
-              </w:rPr>
-            </w:pPr>
-            <w:r>
-              <w:rPr>
-                <w:rFonts w:ascii="Cascadia Mono" w:hAnsi="Cascadia Mono" w:cs="Cascadia Mono"/>
-                <w:sz w:val="19"/>
-                <w:szCs w:val="19"/>
-                <w:lang w:val="en-US"/>
-              </w:rPr>
-              <w:t xml:space="preserve">    [</w:t>
-            </w:r>
-            <w:proofErr w:type="spellStart"/>
-            <w:r>
-              <w:rPr>
-                <w:rFonts w:ascii="Cascadia Mono" w:hAnsi="Cascadia Mono" w:cs="Cascadia Mono"/>
-                <w:sz w:val="19"/>
-                <w:szCs w:val="19"/>
-                <w:lang w:val="en-US"/>
-              </w:rPr>
-              <w:t>SerializeField</w:t>
-            </w:r>
-            <w:proofErr w:type="spellEnd"/>
-            <w:r>
-              <w:rPr>
-                <w:rFonts w:ascii="Cascadia Mono" w:hAnsi="Cascadia Mono" w:cs="Cascadia Mono"/>
-                <w:sz w:val="19"/>
-                <w:szCs w:val="19"/>
-                <w:lang w:val="en-US"/>
-              </w:rPr>
-              <w:t xml:space="preserve">] </w:t>
-            </w:r>
-            <w:proofErr w:type="spellStart"/>
-            <w:r>
-              <w:rPr>
-                <w:rFonts w:ascii="Cascadia Mono" w:hAnsi="Cascadia Mono" w:cs="Cascadia Mono"/>
-                <w:sz w:val="19"/>
-                <w:szCs w:val="19"/>
-                <w:lang w:val="en-US"/>
-              </w:rPr>
-              <w:t>EnemyStateManager</w:t>
-            </w:r>
-            <w:proofErr w:type="spellEnd"/>
-            <w:r>
-              <w:rPr>
-                <w:rFonts w:ascii="Cascadia Mono" w:hAnsi="Cascadia Mono" w:cs="Cascadia Mono"/>
-                <w:sz w:val="19"/>
-                <w:szCs w:val="19"/>
-                <w:lang w:val="en-US"/>
-              </w:rPr>
-              <w:t xml:space="preserve"> </w:t>
-            </w:r>
-            <w:proofErr w:type="spellStart"/>
-            <w:r>
-              <w:rPr>
-                <w:rFonts w:ascii="Cascadia Mono" w:hAnsi="Cascadia Mono" w:cs="Cascadia Mono"/>
-                <w:sz w:val="19"/>
-                <w:szCs w:val="19"/>
-                <w:lang w:val="en-US"/>
-              </w:rPr>
-              <w:t>enemyStateManager</w:t>
-            </w:r>
-            <w:proofErr w:type="spellEnd"/>
-            <w:r>
-              <w:rPr>
-                <w:rFonts w:ascii="Cascadia Mono" w:hAnsi="Cascadia Mono" w:cs="Cascadia Mono"/>
-                <w:sz w:val="19"/>
-                <w:szCs w:val="19"/>
-                <w:lang w:val="en-US"/>
-              </w:rPr>
-              <w:t>;</w:t>
-            </w:r>
-          </w:p>
-          <w:p>
-            <w:pPr>
-              <w:pStyle w:val="a"/>
-              <w:rPr>
-                <w:rFonts w:ascii="Cascadia Mono" w:hAnsi="Cascadia Mono" w:cs="Cascadia Mono"/>
-                <w:sz w:val="19"/>
-                <w:szCs w:val="19"/>
-                <w:lang w:val="en-US"/>
-              </w:rPr>
-            </w:pPr>
-            <w:r>
-              <w:rPr>
-                <w:rFonts w:ascii="Cascadia Mono" w:hAnsi="Cascadia Mono" w:cs="Cascadia Mono"/>
-                <w:sz w:val="19"/>
-                <w:szCs w:val="19"/>
-                <w:lang w:val="en-US"/>
-              </w:rPr>
-              <w:t xml:space="preserve">    [</w:t>
-            </w:r>
-            <w:proofErr w:type="spellStart"/>
-            <w:r>
-              <w:rPr>
-                <w:rFonts w:ascii="Cascadia Mono" w:hAnsi="Cascadia Mono" w:cs="Cascadia Mono"/>
-                <w:sz w:val="19"/>
-                <w:szCs w:val="19"/>
-                <w:lang w:val="en-US"/>
-              </w:rPr>
-              <w:t>SerializeField</w:t>
-            </w:r>
-            <w:proofErr w:type="spellEnd"/>
-            <w:r>
-              <w:rPr>
-                <w:rFonts w:ascii="Cascadia Mono" w:hAnsi="Cascadia Mono" w:cs="Cascadia Mono"/>
-                <w:sz w:val="19"/>
-                <w:szCs w:val="19"/>
-                <w:lang w:val="en-US"/>
-              </w:rPr>
-              <w:t xml:space="preserve">] </w:t>
-            </w:r>
-            <w:proofErr w:type="spellStart"/>
-            <w:r>
-              <w:rPr>
-                <w:rFonts w:ascii="Cascadia Mono" w:hAnsi="Cascadia Mono" w:cs="Cascadia Mono"/>
-                <w:sz w:val="19"/>
-                <w:szCs w:val="19"/>
-                <w:lang w:val="en-US"/>
-              </w:rPr>
-              <w:t>AttackState</w:t>
-            </w:r>
-            <w:proofErr w:type="spellEnd"/>
-            <w:r>
-              <w:rPr>
-                <w:rFonts w:ascii="Cascadia Mono" w:hAnsi="Cascadia Mono" w:cs="Cascadia Mono"/>
-                <w:sz w:val="19"/>
-                <w:szCs w:val="19"/>
-                <w:lang w:val="en-US"/>
-              </w:rPr>
-              <w:t xml:space="preserve"> </w:t>
-            </w:r>
-            <w:proofErr w:type="spellStart"/>
-            <w:r>
-              <w:rPr>
-                <w:rFonts w:ascii="Cascadia Mono" w:hAnsi="Cascadia Mono" w:cs="Cascadia Mono"/>
-                <w:sz w:val="19"/>
-                <w:szCs w:val="19"/>
-                <w:lang w:val="en-US"/>
-              </w:rPr>
-              <w:t>attackState</w:t>
-            </w:r>
-            <w:proofErr w:type="spellEnd"/>
-            <w:r>
-              <w:rPr>
-                <w:rFonts w:ascii="Cascadia Mono" w:hAnsi="Cascadia Mono" w:cs="Cascadia Mono"/>
-                <w:sz w:val="19"/>
-                <w:szCs w:val="19"/>
-                <w:lang w:val="en-US"/>
-              </w:rPr>
-              <w:t>;</w:t>
-            </w:r>
-          </w:p>
-          <w:p>
-            <w:pPr>
-              <w:pStyle w:val="a"/>
-              <w:rPr>
-                <w:rFonts w:ascii="Cascadia Mono" w:hAnsi="Cascadia Mono" w:cs="Cascadia Mono"/>
-                <w:sz w:val="19"/>
-                <w:szCs w:val="19"/>
-                <w:lang w:val="en-US"/>
-              </w:rPr>
-            </w:pPr>
-            <w:r>
-              <w:rPr>
-                <w:rFonts w:ascii="Cascadia Mono" w:hAnsi="Cascadia Mono" w:cs="Cascadia Mono"/>
-                <w:sz w:val="19"/>
-                <w:szCs w:val="19"/>
-                <w:lang w:val="en-US"/>
-              </w:rPr>
-              <w:t xml:space="preserve">    [</w:t>
-            </w:r>
-            <w:proofErr w:type="spellStart"/>
-            <w:r>
-              <w:rPr>
-                <w:rFonts w:ascii="Cascadia Mono" w:hAnsi="Cascadia Mono" w:cs="Cascadia Mono"/>
-                <w:sz w:val="19"/>
-                <w:szCs w:val="19"/>
-                <w:lang w:val="en-US"/>
-              </w:rPr>
-              <w:t>SerializeField</w:t>
-            </w:r>
-            <w:proofErr w:type="spellEnd"/>
-            <w:r>
-              <w:rPr>
-                <w:rFonts w:ascii="Cascadia Mono" w:hAnsi="Cascadia Mono" w:cs="Cascadia Mono"/>
-                <w:sz w:val="19"/>
-                <w:szCs w:val="19"/>
-                <w:lang w:val="en-US"/>
-              </w:rPr>
-              <w:t>] Collider damager1;</w:t>
-            </w:r>
-          </w:p>
-          <w:p>
-            <w:pPr>
-              <w:pStyle w:val="a"/>
-              <w:rPr>
-                <w:rFonts w:ascii="Cascadia Mono" w:hAnsi="Cascadia Mono" w:cs="Cascadia Mono"/>
-                <w:sz w:val="19"/>
-                <w:szCs w:val="19"/>
-                <w:lang w:val="en-US"/>
-              </w:rPr>
-            </w:pPr>
-            <w:r>
-              <w:rPr>
-                <w:rFonts w:ascii="Cascadia Mono" w:hAnsi="Cascadia Mono" w:cs="Cascadia Mono"/>
-                <w:sz w:val="19"/>
-                <w:szCs w:val="19"/>
-                <w:lang w:val="en-US"/>
-              </w:rPr>
-              <w:t xml:space="preserve">    [</w:t>
-            </w:r>
-            <w:proofErr w:type="spellStart"/>
-            <w:r>
-              <w:rPr>
-                <w:rFonts w:ascii="Cascadia Mono" w:hAnsi="Cascadia Mono" w:cs="Cascadia Mono"/>
-                <w:sz w:val="19"/>
-                <w:szCs w:val="19"/>
-                <w:lang w:val="en-US"/>
-              </w:rPr>
-              <w:t>SerializeField</w:t>
-            </w:r>
-            <w:proofErr w:type="spellEnd"/>
-            <w:r>
-              <w:rPr>
-                <w:rFonts w:ascii="Cascadia Mono" w:hAnsi="Cascadia Mono" w:cs="Cascadia Mono"/>
-                <w:sz w:val="19"/>
-                <w:szCs w:val="19"/>
-                <w:lang w:val="en-US"/>
-              </w:rPr>
-              <w:t>] Collider damager2;</w:t>
+              <w:t xml:space="preserve">    [SerializeField] public Animator animator1;</w:t>
+            </w:r>
+          </w:p>
+          <w:p>
+            <w:pPr>
+              <w:pStyle w:val="a"/>
+              <w:rPr>
+                <w:rFonts w:ascii="Cascadia Mono" w:hAnsi="Cascadia Mono" w:cs="Cascadia Mono"/>
+                <w:sz w:val="19"/>
+                <w:szCs w:val="19"/>
+                <w:lang w:val="en-US"/>
+              </w:rPr>
+            </w:pPr>
+            <w:r>
+              <w:rPr>
+                <w:rFonts w:ascii="Cascadia Mono" w:hAnsi="Cascadia Mono" w:cs="Cascadia Mono"/>
+                <w:sz w:val="19"/>
+                <w:szCs w:val="19"/>
+                <w:lang w:val="en-US"/>
+              </w:rPr>
+              <w:t xml:space="preserve">    [SerializeField] EnemyStateManager enemyStateManager;</w:t>
+            </w:r>
+          </w:p>
+          <w:p>
+            <w:pPr>
+              <w:pStyle w:val="a"/>
+              <w:rPr>
+                <w:rFonts w:ascii="Cascadia Mono" w:hAnsi="Cascadia Mono" w:cs="Cascadia Mono"/>
+                <w:sz w:val="19"/>
+                <w:szCs w:val="19"/>
+                <w:lang w:val="en-US"/>
+              </w:rPr>
+            </w:pPr>
+            <w:r>
+              <w:rPr>
+                <w:rFonts w:ascii="Cascadia Mono" w:hAnsi="Cascadia Mono" w:cs="Cascadia Mono"/>
+                <w:sz w:val="19"/>
+                <w:szCs w:val="19"/>
+                <w:lang w:val="en-US"/>
+              </w:rPr>
+              <w:t xml:space="preserve">    [SerializeField] AttackState attackState;</w:t>
+            </w:r>
+          </w:p>
+          <w:p>
+            <w:pPr>
+              <w:pStyle w:val="a"/>
+              <w:rPr>
+                <w:rFonts w:ascii="Cascadia Mono" w:hAnsi="Cascadia Mono" w:cs="Cascadia Mono"/>
+                <w:sz w:val="19"/>
+                <w:szCs w:val="19"/>
+                <w:lang w:val="en-US"/>
+              </w:rPr>
+            </w:pPr>
+            <w:r>
+              <w:rPr>
+                <w:rFonts w:ascii="Cascadia Mono" w:hAnsi="Cascadia Mono" w:cs="Cascadia Mono"/>
+                <w:sz w:val="19"/>
+                <w:szCs w:val="19"/>
+                <w:lang w:val="en-US"/>
+              </w:rPr>
+              <w:t xml:space="preserve">    [SerializeField] Collider damager1;</w:t>
+            </w:r>
+          </w:p>
+          <w:p>
+            <w:pPr>
+              <w:pStyle w:val="a"/>
+              <w:rPr>
+                <w:rFonts w:ascii="Cascadia Mono" w:hAnsi="Cascadia Mono" w:cs="Cascadia Mono"/>
+                <w:sz w:val="19"/>
+                <w:szCs w:val="19"/>
+                <w:lang w:val="en-US"/>
+              </w:rPr>
+            </w:pPr>
+            <w:r>
+              <w:rPr>
+                <w:rFonts w:ascii="Cascadia Mono" w:hAnsi="Cascadia Mono" w:cs="Cascadia Mono"/>
+                <w:sz w:val="19"/>
+                <w:szCs w:val="19"/>
+                <w:lang w:val="en-US"/>
+              </w:rPr>
+              <w:t xml:space="preserve">    [SerializeField] Collider damager2;</w:t>
             </w:r>
           </w:p>
           <w:p>
@@ -6217,67 +4010,7 @@
                 <w:szCs w:val="19"/>
                 <w:lang w:val="en-US"/>
               </w:rPr>
-              <w:t xml:space="preserve">        </w:t>
-            </w:r>
-            <w:proofErr w:type="spellStart"/>
-            <w:r>
-              <w:rPr>
-                <w:rFonts w:ascii="Cascadia Mono" w:hAnsi="Cascadia Mono" w:cs="Cascadia Mono"/>
-                <w:sz w:val="19"/>
-                <w:szCs w:val="19"/>
-                <w:lang w:val="en-US"/>
-              </w:rPr>
-              <w:t>enemyStateManager</w:t>
-            </w:r>
-            <w:proofErr w:type="spellEnd"/>
-            <w:r>
-              <w:rPr>
-                <w:rFonts w:ascii="Cascadia Mono" w:hAnsi="Cascadia Mono" w:cs="Cascadia Mono"/>
-                <w:sz w:val="19"/>
-                <w:szCs w:val="19"/>
-                <w:lang w:val="en-US"/>
-              </w:rPr>
-              <w:t xml:space="preserve"> = </w:t>
-            </w:r>
-            <w:proofErr w:type="spellStart"/>
-            <w:r>
-              <w:rPr>
-                <w:rFonts w:ascii="Cascadia Mono" w:hAnsi="Cascadia Mono" w:cs="Cascadia Mono"/>
-                <w:sz w:val="19"/>
-                <w:szCs w:val="19"/>
-                <w:lang w:val="en-US"/>
-              </w:rPr>
-              <w:t>this.GetComponent</w:t>
-            </w:r>
-            <w:proofErr w:type="spellEnd"/>
-            <w:r>
-              <w:rPr>
-                <w:rFonts w:ascii="Cascadia Mono" w:hAnsi="Cascadia Mono" w:cs="Cascadia Mono"/>
-                <w:sz w:val="19"/>
-                <w:szCs w:val="19"/>
-                <w:lang w:val="en-US"/>
-              </w:rPr>
-              <w:t>&lt;</w:t>
-            </w:r>
-            <w:proofErr w:type="spellStart"/>
-            <w:r>
-              <w:rPr>
-                <w:rFonts w:ascii="Cascadia Mono" w:hAnsi="Cascadia Mono" w:cs="Cascadia Mono"/>
-                <w:sz w:val="19"/>
-                <w:szCs w:val="19"/>
-                <w:lang w:val="en-US"/>
-              </w:rPr>
-              <w:t>EnemyStateManager</w:t>
-            </w:r>
-            <w:proofErr w:type="spellEnd"/>
-            <w:r>
-              <w:rPr>
-                <w:rFonts w:ascii="Cascadia Mono" w:hAnsi="Cascadia Mono" w:cs="Cascadia Mono"/>
-                <w:sz w:val="19"/>
-                <w:szCs w:val="19"/>
-                <w:lang w:val="en-US"/>
-              </w:rPr>
-              <w:t>&gt;();}</w:t>
+              <w:t xml:space="preserve">        enemyStateManager = this.GetComponent&lt;EnemyStateManager&gt;();}</w:t>
             </w:r>
           </w:p>
           <w:p>
@@ -6317,27 +4050,7 @@
                 <w:szCs w:val="19"/>
                 <w:lang w:val="en-US"/>
               </w:rPr>
-              <w:t xml:space="preserve">    public void OnOffDamager1(int </w:t>
-            </w:r>
-            <w:proofErr w:type="spellStart"/>
-            <w:r>
-              <w:rPr>
-                <w:rFonts w:ascii="Cascadia Mono" w:hAnsi="Cascadia Mono" w:cs="Cascadia Mono"/>
-                <w:sz w:val="19"/>
-                <w:szCs w:val="19"/>
-                <w:lang w:val="en-US"/>
-              </w:rPr>
-              <w:t>onoff</w:t>
-            </w:r>
-            <w:proofErr w:type="spellEnd"/>
-            <w:r>
-              <w:rPr>
-                <w:rFonts w:ascii="Cascadia Mono" w:hAnsi="Cascadia Mono" w:cs="Cascadia Mono"/>
-                <w:sz w:val="19"/>
-                <w:szCs w:val="19"/>
-                <w:lang w:val="en-US"/>
-              </w:rPr>
-              <w:t>)</w:t>
+              <w:t xml:space="preserve">    public void OnOffDamager1(int onoff)</w:t>
             </w:r>
           </w:p>
           <w:p>
@@ -6377,27 +4090,7 @@
                 <w:szCs w:val="19"/>
                 <w:lang w:val="en-US"/>
               </w:rPr>
-              <w:t xml:space="preserve">        if (</w:t>
-            </w:r>
-            <w:proofErr w:type="spellStart"/>
-            <w:r>
-              <w:rPr>
-                <w:rFonts w:ascii="Cascadia Mono" w:hAnsi="Cascadia Mono" w:cs="Cascadia Mono"/>
-                <w:sz w:val="19"/>
-                <w:szCs w:val="19"/>
-                <w:lang w:val="en-US"/>
-              </w:rPr>
-              <w:t>onoff</w:t>
-            </w:r>
-            <w:proofErr w:type="spellEnd"/>
-            <w:r>
-              <w:rPr>
-                <w:rFonts w:ascii="Cascadia Mono" w:hAnsi="Cascadia Mono" w:cs="Cascadia Mono"/>
-                <w:sz w:val="19"/>
-                <w:szCs w:val="19"/>
-                <w:lang w:val="en-US"/>
-              </w:rPr>
-              <w:t xml:space="preserve"> == 2)</w:t>
+              <w:t xml:space="preserve">        if (onoff == 2)</w:t>
             </w:r>
           </w:p>
           <w:p>
@@ -6437,27 +4130,7 @@
                 <w:szCs w:val="19"/>
                 <w:lang w:val="en-US"/>
               </w:rPr>
-              <w:t xml:space="preserve">        else if (</w:t>
-            </w:r>
-            <w:proofErr w:type="spellStart"/>
-            <w:r>
-              <w:rPr>
-                <w:rFonts w:ascii="Cascadia Mono" w:hAnsi="Cascadia Mono" w:cs="Cascadia Mono"/>
-                <w:sz w:val="19"/>
-                <w:szCs w:val="19"/>
-                <w:lang w:val="en-US"/>
-              </w:rPr>
-              <w:t>onoff</w:t>
-            </w:r>
-            <w:proofErr w:type="spellEnd"/>
-            <w:r>
-              <w:rPr>
-                <w:rFonts w:ascii="Cascadia Mono" w:hAnsi="Cascadia Mono" w:cs="Cascadia Mono"/>
-                <w:sz w:val="19"/>
-                <w:szCs w:val="19"/>
-                <w:lang w:val="en-US"/>
-              </w:rPr>
-              <w:t xml:space="preserve"> == 1) </w:t>
+              <w:t xml:space="preserve">        else if (onoff == 1) </w:t>
             </w:r>
           </w:p>
           <w:p>
@@ -6497,27 +4170,7 @@
                 <w:szCs w:val="19"/>
                 <w:lang w:val="en-US"/>
               </w:rPr>
-              <w:t xml:space="preserve">    public void OnOffDamager2(int </w:t>
-            </w:r>
-            <w:proofErr w:type="spellStart"/>
-            <w:r>
-              <w:rPr>
-                <w:rFonts w:ascii="Cascadia Mono" w:hAnsi="Cascadia Mono" w:cs="Cascadia Mono"/>
-                <w:sz w:val="19"/>
-                <w:szCs w:val="19"/>
-                <w:lang w:val="en-US"/>
-              </w:rPr>
-              <w:t>onoff</w:t>
-            </w:r>
-            <w:proofErr w:type="spellEnd"/>
-            <w:r>
-              <w:rPr>
-                <w:rFonts w:ascii="Cascadia Mono" w:hAnsi="Cascadia Mono" w:cs="Cascadia Mono"/>
-                <w:sz w:val="19"/>
-                <w:szCs w:val="19"/>
-                <w:lang w:val="en-US"/>
-              </w:rPr>
-              <w:t>)</w:t>
+              <w:t xml:space="preserve">    public void OnOffDamager2(int onoff)</w:t>
             </w:r>
           </w:p>
           <w:p>
@@ -6557,27 +4210,7 @@
                 <w:szCs w:val="19"/>
                 <w:lang w:val="en-US"/>
               </w:rPr>
-              <w:t xml:space="preserve">        if (</w:t>
-            </w:r>
-            <w:proofErr w:type="spellStart"/>
-            <w:r>
-              <w:rPr>
-                <w:rFonts w:ascii="Cascadia Mono" w:hAnsi="Cascadia Mono" w:cs="Cascadia Mono"/>
-                <w:sz w:val="19"/>
-                <w:szCs w:val="19"/>
-                <w:lang w:val="en-US"/>
-              </w:rPr>
-              <w:t>onoff</w:t>
-            </w:r>
-            <w:proofErr w:type="spellEnd"/>
-            <w:r>
-              <w:rPr>
-                <w:rFonts w:ascii="Cascadia Mono" w:hAnsi="Cascadia Mono" w:cs="Cascadia Mono"/>
-                <w:sz w:val="19"/>
-                <w:szCs w:val="19"/>
-                <w:lang w:val="en-US"/>
-              </w:rPr>
-              <w:t xml:space="preserve"> == 2)</w:t>
+              <w:t xml:space="preserve">        if (onoff == 2)</w:t>
             </w:r>
           </w:p>
           <w:p>
@@ -6617,27 +4250,7 @@
                 <w:szCs w:val="19"/>
                 <w:lang w:val="en-US"/>
               </w:rPr>
-              <w:t xml:space="preserve">        else if (</w:t>
-            </w:r>
-            <w:proofErr w:type="spellStart"/>
-            <w:r>
-              <w:rPr>
-                <w:rFonts w:ascii="Cascadia Mono" w:hAnsi="Cascadia Mono" w:cs="Cascadia Mono"/>
-                <w:sz w:val="19"/>
-                <w:szCs w:val="19"/>
-                <w:lang w:val="en-US"/>
-              </w:rPr>
-              <w:t>onoff</w:t>
-            </w:r>
-            <w:proofErr w:type="spellEnd"/>
-            <w:r>
-              <w:rPr>
-                <w:rFonts w:ascii="Cascadia Mono" w:hAnsi="Cascadia Mono" w:cs="Cascadia Mono"/>
-                <w:sz w:val="19"/>
-                <w:szCs w:val="19"/>
-                <w:lang w:val="en-US"/>
-              </w:rPr>
-              <w:t xml:space="preserve"> == 1)</w:t>
+              <w:t xml:space="preserve">        else if (onoff == 1)</w:t>
             </w:r>
           </w:p>
           <w:p>
@@ -6687,14 +4300,12 @@
       <w:r>
         <w:t xml:space="preserve">С помощью этих коллайдеров-триггеров и метода </w:t>
       </w:r>
-      <w:proofErr w:type="spellStart"/>
       <w:r>
         <w:rPr>
           <w:lang w:val="en-US"/>
         </w:rPr>
         <w:t>OnTriggerEnter</w:t>
       </w:r>
-      <w:proofErr w:type="spellEnd"/>
       <w:r>
         <w:t xml:space="preserve"> была реализована механика получения урона игроком</w:t>
       </w:r>
@@ -6745,79 +4356,28 @@
                 <w:szCs w:val="19"/>
                 <w:lang w:val="en-US"/>
               </w:rPr>
-              <w:t xml:space="preserve">using </w:t>
-            </w:r>
-            <w:proofErr w:type="spellStart"/>
-            <w:r>
-              <w:rPr>
-                <w:rFonts w:ascii="Cascadia Mono" w:hAnsi="Cascadia Mono" w:cs="Cascadia Mono"/>
-                <w:sz w:val="19"/>
-                <w:szCs w:val="19"/>
-                <w:lang w:val="en-US"/>
-              </w:rPr>
-              <w:t>UnityEngine</w:t>
-            </w:r>
-            <w:proofErr w:type="spellEnd"/>
-            <w:r>
-              <w:rPr>
-                <w:rFonts w:ascii="Cascadia Mono" w:hAnsi="Cascadia Mono" w:cs="Cascadia Mono"/>
-                <w:sz w:val="19"/>
-                <w:szCs w:val="19"/>
-                <w:lang w:val="en-US"/>
-              </w:rPr>
-              <w:t>;</w:t>
-            </w:r>
-          </w:p>
-          <w:p>
-            <w:pPr>
-              <w:pStyle w:val="a"/>
-              <w:rPr>
-                <w:rFonts w:ascii="Cascadia Mono" w:hAnsi="Cascadia Mono" w:cs="Cascadia Mono"/>
-                <w:sz w:val="19"/>
-                <w:szCs w:val="19"/>
-                <w:lang w:val="en-US"/>
-              </w:rPr>
-            </w:pPr>
-            <w:r>
-              <w:rPr>
-                <w:rFonts w:ascii="Cascadia Mono" w:hAnsi="Cascadia Mono" w:cs="Cascadia Mono"/>
-                <w:sz w:val="19"/>
-                <w:szCs w:val="19"/>
-                <w:lang w:val="en-US"/>
-              </w:rPr>
-              <w:t xml:space="preserve">public class </w:t>
-            </w:r>
-            <w:proofErr w:type="spellStart"/>
-            <w:r>
-              <w:rPr>
-                <w:rFonts w:ascii="Cascadia Mono" w:hAnsi="Cascadia Mono" w:cs="Cascadia Mono"/>
-                <w:sz w:val="19"/>
-                <w:szCs w:val="19"/>
-                <w:lang w:val="en-US"/>
-              </w:rPr>
-              <w:t>PlayerHP</w:t>
-            </w:r>
-            <w:proofErr w:type="spellEnd"/>
-            <w:r>
-              <w:rPr>
-                <w:rFonts w:ascii="Cascadia Mono" w:hAnsi="Cascadia Mono" w:cs="Cascadia Mono"/>
-                <w:sz w:val="19"/>
-                <w:szCs w:val="19"/>
-                <w:lang w:val="en-US"/>
-              </w:rPr>
-              <w:t xml:space="preserve"> : </w:t>
-            </w:r>
-            <w:proofErr w:type="spellStart"/>
-            <w:r>
-              <w:rPr>
-                <w:rFonts w:ascii="Cascadia Mono" w:hAnsi="Cascadia Mono" w:cs="Cascadia Mono"/>
-                <w:sz w:val="19"/>
-                <w:szCs w:val="19"/>
-                <w:lang w:val="en-US"/>
-              </w:rPr>
-              <w:t>MonoBehaviour</w:t>
-            </w:r>
-            <w:proofErr w:type="spellEnd"/>
+              <w:t>using UnityEngine;</w:t>
+            </w:r>
+          </w:p>
+          <w:p>
+            <w:pPr>
+              <w:pStyle w:val="a"/>
+              <w:rPr>
+                <w:rFonts w:ascii="Cascadia Mono" w:hAnsi="Cascadia Mono" w:cs="Cascadia Mono"/>
+                <w:sz w:val="19"/>
+                <w:szCs w:val="19"/>
+                <w:lang w:val="en-US"/>
+              </w:rPr>
+            </w:pPr>
+            <w:r>
+              <w:rPr>
+                <w:rFonts w:ascii="Cascadia Mono" w:hAnsi="Cascadia Mono" w:cs="Cascadia Mono"/>
+                <w:sz w:val="19"/>
+                <w:szCs w:val="19"/>
+                <w:lang w:val="en-US"/>
+              </w:rPr>
+              <w:t>public class PlayerHP : MonoBehaviour</w:t>
+            </w:r>
           </w:p>
           <w:p>
             <w:pPr>
@@ -6876,27 +4436,7 @@
                 <w:szCs w:val="19"/>
                 <w:lang w:val="en-US"/>
               </w:rPr>
-              <w:t xml:space="preserve">    private void </w:t>
-            </w:r>
-            <w:proofErr w:type="spellStart"/>
-            <w:r>
-              <w:rPr>
-                <w:rFonts w:ascii="Cascadia Mono" w:hAnsi="Cascadia Mono" w:cs="Cascadia Mono"/>
-                <w:sz w:val="19"/>
-                <w:szCs w:val="19"/>
-                <w:lang w:val="en-US"/>
-              </w:rPr>
-              <w:t>OnTriggerEnter</w:t>
-            </w:r>
-            <w:proofErr w:type="spellEnd"/>
-            <w:r>
-              <w:rPr>
-                <w:rFonts w:ascii="Cascadia Mono" w:hAnsi="Cascadia Mono" w:cs="Cascadia Mono"/>
-                <w:sz w:val="19"/>
-                <w:szCs w:val="19"/>
-                <w:lang w:val="en-US"/>
-              </w:rPr>
-              <w:t>(Collider other)</w:t>
+              <w:t xml:space="preserve">    private void OnTriggerEnter(Collider other)</w:t>
             </w:r>
           </w:p>
           <w:p>
@@ -6936,127 +4476,27 @@
                 <w:szCs w:val="19"/>
                 <w:lang w:val="en-US"/>
               </w:rPr>
-              <w:t xml:space="preserve">        if (</w:t>
-            </w:r>
-            <w:proofErr w:type="spellStart"/>
-            <w:r>
-              <w:rPr>
-                <w:rFonts w:ascii="Cascadia Mono" w:hAnsi="Cascadia Mono" w:cs="Cascadia Mono"/>
-                <w:sz w:val="19"/>
-                <w:szCs w:val="19"/>
-                <w:lang w:val="en-US"/>
-              </w:rPr>
-              <w:t>other.gameObject.TryGetComponent</w:t>
-            </w:r>
-            <w:proofErr w:type="spellEnd"/>
-            <w:r>
-              <w:rPr>
-                <w:rFonts w:ascii="Cascadia Mono" w:hAnsi="Cascadia Mono" w:cs="Cascadia Mono"/>
-                <w:sz w:val="19"/>
-                <w:szCs w:val="19"/>
-                <w:lang w:val="en-US"/>
-              </w:rPr>
-              <w:t xml:space="preserve">(out </w:t>
-            </w:r>
-            <w:proofErr w:type="spellStart"/>
-            <w:r>
-              <w:rPr>
-                <w:rFonts w:ascii="Cascadia Mono" w:hAnsi="Cascadia Mono" w:cs="Cascadia Mono"/>
-                <w:sz w:val="19"/>
-                <w:szCs w:val="19"/>
-                <w:lang w:val="en-US"/>
-              </w:rPr>
-              <w:t>EnemyDamager</w:t>
-            </w:r>
-            <w:proofErr w:type="spellEnd"/>
-            <w:r>
-              <w:rPr>
-                <w:rFonts w:ascii="Cascadia Mono" w:hAnsi="Cascadia Mono" w:cs="Cascadia Mono"/>
-                <w:sz w:val="19"/>
-                <w:szCs w:val="19"/>
-                <w:lang w:val="en-US"/>
-              </w:rPr>
-              <w:t xml:space="preserve"> </w:t>
-            </w:r>
-            <w:proofErr w:type="spellStart"/>
-            <w:r>
-              <w:rPr>
-                <w:rFonts w:ascii="Cascadia Mono" w:hAnsi="Cascadia Mono" w:cs="Cascadia Mono"/>
-                <w:sz w:val="19"/>
-                <w:szCs w:val="19"/>
-                <w:lang w:val="en-US"/>
-              </w:rPr>
-              <w:t>enemyDamager</w:t>
-            </w:r>
-            <w:proofErr w:type="spellEnd"/>
-            <w:r>
-              <w:rPr>
-                <w:rFonts w:ascii="Cascadia Mono" w:hAnsi="Cascadia Mono" w:cs="Cascadia Mono"/>
-                <w:sz w:val="19"/>
-                <w:szCs w:val="19"/>
-                <w:lang w:val="en-US"/>
-              </w:rPr>
-              <w:t>))</w:t>
-            </w:r>
-          </w:p>
-          <w:p>
-            <w:pPr>
-              <w:pStyle w:val="a"/>
-              <w:rPr>
-                <w:rFonts w:ascii="Cascadia Mono" w:hAnsi="Cascadia Mono" w:cs="Cascadia Mono"/>
-                <w:sz w:val="19"/>
-                <w:szCs w:val="19"/>
-                <w:lang w:val="en-US"/>
-              </w:rPr>
-            </w:pPr>
-            <w:r>
-              <w:rPr>
-                <w:rFonts w:ascii="Cascadia Mono" w:hAnsi="Cascadia Mono" w:cs="Cascadia Mono"/>
-                <w:sz w:val="19"/>
-                <w:szCs w:val="19"/>
-                <w:lang w:val="en-US"/>
-              </w:rPr>
-              <w:t xml:space="preserve">        {</w:t>
-            </w:r>
-            <w:proofErr w:type="spellStart"/>
-            <w:r>
-              <w:rPr>
-                <w:rFonts w:ascii="Cascadia Mono" w:hAnsi="Cascadia Mono" w:cs="Cascadia Mono"/>
-                <w:sz w:val="19"/>
-                <w:szCs w:val="19"/>
-                <w:lang w:val="en-US"/>
-              </w:rPr>
-              <w:t>this.hp</w:t>
-            </w:r>
-            <w:proofErr w:type="spellEnd"/>
-            <w:r>
-              <w:rPr>
-                <w:rFonts w:ascii="Cascadia Mono" w:hAnsi="Cascadia Mono" w:cs="Cascadia Mono"/>
-                <w:sz w:val="19"/>
-                <w:szCs w:val="19"/>
-                <w:lang w:val="en-US"/>
-              </w:rPr>
-              <w:t xml:space="preserve"> -= </w:t>
-            </w:r>
-            <w:proofErr w:type="spellStart"/>
-            <w:r>
-              <w:rPr>
-                <w:rFonts w:ascii="Cascadia Mono" w:hAnsi="Cascadia Mono" w:cs="Cascadia Mono"/>
-                <w:sz w:val="19"/>
-                <w:szCs w:val="19"/>
-                <w:lang w:val="en-US"/>
-              </w:rPr>
-              <w:t>enemyDamager.enemyDmg</w:t>
-            </w:r>
-            <w:proofErr w:type="spellEnd"/>
-            <w:r>
-              <w:rPr>
-                <w:rFonts w:ascii="Cascadia Mono" w:hAnsi="Cascadia Mono" w:cs="Cascadia Mono"/>
-                <w:sz w:val="19"/>
-                <w:szCs w:val="19"/>
-                <w:lang w:val="en-US"/>
-              </w:rPr>
-              <w:t>;}</w:t>
+              <w:t xml:space="preserve">        if (other.gameObject.TryGetComponent(out EnemyDamager enemyDamager))</w:t>
+            </w:r>
+          </w:p>
+          <w:p>
+            <w:pPr>
+              <w:pStyle w:val="a"/>
+              <w:rPr>
+                <w:rFonts w:ascii="Cascadia Mono" w:hAnsi="Cascadia Mono" w:cs="Cascadia Mono"/>
+                <w:sz w:val="19"/>
+                <w:szCs w:val="19"/>
+                <w:lang w:val="en-US"/>
+              </w:rPr>
+            </w:pPr>
+            <w:r>
+              <w:rPr>
+                <w:rFonts w:ascii="Cascadia Mono" w:hAnsi="Cascadia Mono" w:cs="Cascadia Mono"/>
+                <w:sz w:val="19"/>
+                <w:szCs w:val="19"/>
+                <w:lang w:val="en-US"/>
+              </w:rPr>
+              <w:t xml:space="preserve">        {this.hp -= enemyDamager.enemyDmg;}</w:t>
             </w:r>
           </w:p>
           <w:p>
@@ -7127,25 +4567,21 @@
         <w:lastRenderedPageBreak/>
         <w:t xml:space="preserve">Отключение и активация коллайдеров-триггеров были реализованы при помощи </w:t>
       </w:r>
-      <w:proofErr w:type="spellStart"/>
       <w:r>
         <w:rPr>
           <w:lang w:val="en-US"/>
         </w:rPr>
         <w:t>AnimationEvent</w:t>
       </w:r>
-      <w:proofErr w:type="spellEnd"/>
       <w:r>
         <w:t xml:space="preserve"> для анимации атаки. При помощи </w:t>
       </w:r>
-      <w:proofErr w:type="spellStart"/>
       <w:r>
         <w:rPr>
           <w:lang w:val="en-US"/>
         </w:rPr>
         <w:t>AnimationEvent</w:t>
       </w:r>
-      <w:proofErr w:type="spellEnd"/>
       <w:r>
         <w:t xml:space="preserve"> в момент, когда враг проигрывает определенные кадры анимации атаки, вызываются функции, активирующие и отключающие коллайдеры-триггеры (см. рисунок 10.8).</w:t>
       </w:r>
@@ -7200,14 +4636,12 @@
       <w:r>
         <w:t xml:space="preserve">Рисунок 10.8. </w:t>
       </w:r>
-      <w:proofErr w:type="spellStart"/>
       <w:r>
         <w:rPr>
           <w:lang w:val="en-US"/>
         </w:rPr>
         <w:t>AnimationEvent</w:t>
       </w:r>
-      <w:proofErr w:type="spellEnd"/>
       <w:r>
         <w:t xml:space="preserve"> для анимации атаки врага</w:t>
       </w:r>
@@ -7217,15 +4651,7 @@
         <w:pStyle w:val="a"/>
       </w:pPr>
       <w:r>
-        <w:t xml:space="preserve">Далее была проведена </w:t>
-      </w:r>
-      <w:proofErr w:type="spellStart"/>
-      <w:r>
-        <w:t>тестировка</w:t>
-      </w:r>
-      <w:proofErr w:type="spellEnd"/>
-      <w:r>
-        <w:t xml:space="preserve"> реализованных механик. Скриншот врага, идущего за игроком представлен на рисунке 10.9.</w:t>
+        <w:t>Далее была проведена тестировка реализованных механик. Скриншот врага, идущего за игроком представлен на рисунке 10.9.</w:t>
       </w:r>
     </w:p>
     <w:p>
@@ -7421,15 +4847,7 @@
         <w:t>Event</w:t>
       </w:r>
       <w:r>
-        <w:t xml:space="preserve"> была реализована активация коллайдеров-триггеров для нанесения урона игроку. Затем была проведена </w:t>
-      </w:r>
-      <w:proofErr w:type="spellStart"/>
-      <w:r>
-        <w:t>тестировка</w:t>
-      </w:r>
-      <w:proofErr w:type="spellEnd"/>
-      <w:r>
-        <w:t xml:space="preserve"> реализованных механик.</w:t>
+        <w:t xml:space="preserve"> была реализована активация коллайдеров-триггеров для нанесения урона игроку. Затем была проведена тестировка реализованных механик.</w:t>
       </w:r>
     </w:p>
     <w:p>

--- a/отчеты 2-10/отчет 10.docx
+++ b/отчеты 2-10/отчет 10.docx
@@ -1549,7 +1549,23 @@
         <w:ind w:left="0" w:firstLine="709"/>
       </w:pPr>
       <w:r>
-        <w:t>загрузить модель и анимации и персонажа в Unity;</w:t>
+        <w:t xml:space="preserve">загрузить модель и </w:t>
+      </w:r>
+      <w:proofErr w:type="gramStart"/>
+      <w:r>
+        <w:t>анимации</w:t>
+      </w:r>
+      <w:proofErr w:type="gramEnd"/>
+      <w:r>
+        <w:t xml:space="preserve"> и персонажа в </w:t>
+      </w:r>
+      <w:proofErr w:type="spellStart"/>
+      <w:r>
+        <w:t>Unity</w:t>
+      </w:r>
+      <w:proofErr w:type="spellEnd"/>
+      <w:r>
+        <w:t>;</w:t>
       </w:r>
     </w:p>
     <w:p>
@@ -1669,6 +1685,7 @@
         </w:rPr>
         <w:t xml:space="preserve">Сначала на сайте </w:t>
       </w:r>
+      <w:proofErr w:type="spellStart"/>
       <w:r>
         <w:rPr>
           <w:rFonts w:ascii="Times New Roman" w:hAnsi="Times New Roman" w:cs="Times New Roman"/>
@@ -1678,6 +1695,7 @@
         </w:rPr>
         <w:t>Sketchfab</w:t>
       </w:r>
+      <w:proofErr w:type="spellEnd"/>
       <w:r>
         <w:rPr>
           <w:rFonts w:ascii="Times New Roman" w:hAnsi="Times New Roman" w:cs="Times New Roman"/>
@@ -1888,8 +1906,13 @@
         <w:jc w:val="center"/>
       </w:pPr>
       <w:r>
-        <w:t>Рисунок 10.2. Выбранная модель в  mixamo.com</w:t>
-      </w:r>
+        <w:t xml:space="preserve">Рисунок 10.2. Выбранная модель </w:t>
+      </w:r>
+      <w:proofErr w:type="gramStart"/>
+      <w:r>
+        <w:t>в  mixamo.com</w:t>
+      </w:r>
+      <w:proofErr w:type="gramEnd"/>
     </w:p>
     <w:p>
       <w:pPr>
@@ -2146,6 +2169,7 @@
       <w:r>
         <w:t xml:space="preserve"> </w:t>
       </w:r>
+      <w:proofErr w:type="gramStart"/>
       <w:r>
         <w:rPr>
           <w:lang w:val="en-US"/>
@@ -2156,7 +2180,11 @@
         <w:t xml:space="preserve">  </w:t>
       </w:r>
       <w:r>
-        <w:t>в mixamo.com</w:t>
+        <w:t>в</w:t>
+      </w:r>
+      <w:proofErr w:type="gramEnd"/>
+      <w:r>
+        <w:t xml:space="preserve"> mixamo.com</w:t>
       </w:r>
     </w:p>
     <w:p>
@@ -2170,11 +2198,37 @@
       <w:r>
         <w:t xml:space="preserve"> </w:t>
       </w:r>
-      <w:r>
-        <w:t xml:space="preserve">Mutant Breathing Idle </w:t>
-      </w:r>
-      <w:r>
-        <w:t xml:space="preserve"> в mixamo.com, представлен на рисунке 10.</w:t>
+      <w:proofErr w:type="spellStart"/>
+      <w:r>
+        <w:t>Mutant</w:t>
+      </w:r>
+      <w:proofErr w:type="spellEnd"/>
+      <w:r>
+        <w:t xml:space="preserve"> </w:t>
+      </w:r>
+      <w:proofErr w:type="spellStart"/>
+      <w:r>
+        <w:t>Breathing</w:t>
+      </w:r>
+      <w:proofErr w:type="spellEnd"/>
+      <w:r>
+        <w:t xml:space="preserve"> </w:t>
+      </w:r>
+      <w:proofErr w:type="spellStart"/>
+      <w:proofErr w:type="gramStart"/>
+      <w:r>
+        <w:t>Idle</w:t>
+      </w:r>
+      <w:proofErr w:type="spellEnd"/>
+      <w:r>
+        <w:t xml:space="preserve"> </w:t>
+      </w:r>
+      <w:r>
+        <w:t xml:space="preserve"> в</w:t>
+      </w:r>
+      <w:proofErr w:type="gramEnd"/>
+      <w:r>
+        <w:t xml:space="preserve"> mixamo.com, представлен на рисунке 10.</w:t>
       </w:r>
       <w:r>
         <w:t>4</w:t>
@@ -2253,8 +2307,34 @@
         <w:t>4</w:t>
       </w:r>
       <w:r>
-        <w:t xml:space="preserve"> Модель врага, исполняющего анимацию Mutant Breathing Idle  в</w:t>
-      </w:r>
+        <w:t xml:space="preserve"> Модель врага, исполняющего анимацию </w:t>
+      </w:r>
+      <w:proofErr w:type="spellStart"/>
+      <w:r>
+        <w:t>Mutant</w:t>
+      </w:r>
+      <w:proofErr w:type="spellEnd"/>
+      <w:r>
+        <w:t xml:space="preserve"> </w:t>
+      </w:r>
+      <w:proofErr w:type="spellStart"/>
+      <w:r>
+        <w:t>Breathing</w:t>
+      </w:r>
+      <w:proofErr w:type="spellEnd"/>
+      <w:r>
+        <w:t xml:space="preserve"> </w:t>
+      </w:r>
+      <w:proofErr w:type="spellStart"/>
+      <w:proofErr w:type="gramStart"/>
+      <w:r>
+        <w:t>Idle</w:t>
+      </w:r>
+      <w:proofErr w:type="spellEnd"/>
+      <w:r>
+        <w:t xml:space="preserve">  в</w:t>
+      </w:r>
+      <w:proofErr w:type="gramEnd"/>
       <w:r>
         <w:t xml:space="preserve"> mixamo.com</w:t>
       </w:r>
@@ -2457,14 +2537,21 @@
         </w:rPr>
       </w:pPr>
       <w:r>
-        <w:t>Далее выбранные анимации были скачаны в формате .</w:t>
-      </w:r>
+        <w:t xml:space="preserve">Далее выбранные анимации были скачаны в </w:t>
+      </w:r>
+      <w:proofErr w:type="gramStart"/>
+      <w:r>
+        <w:t>формате .</w:t>
+      </w:r>
+      <w:proofErr w:type="spellStart"/>
       <w:r>
         <w:rPr>
           <w:lang w:val="en-US"/>
         </w:rPr>
         <w:t>fbx</w:t>
       </w:r>
+      <w:proofErr w:type="spellEnd"/>
+      <w:proofErr w:type="gramEnd"/>
       <w:r>
         <w:t xml:space="preserve">, </w:t>
       </w:r>
@@ -2665,12 +2752,14 @@
       <w:r>
         <w:t xml:space="preserve">Состояние ходьбы и переходы в него из других состояний были реализовано при помощи скрипта </w:t>
       </w:r>
+      <w:proofErr w:type="spellStart"/>
       <w:r>
         <w:rPr>
           <w:lang w:val="en-US"/>
         </w:rPr>
         <w:t>WalkState</w:t>
       </w:r>
+      <w:proofErr w:type="spellEnd"/>
       <w:r>
         <w:t>, представленного в листинге 10.1.</w:t>
       </w:r>
@@ -2706,7 +2795,27 @@
                 <w:szCs w:val="19"/>
                 <w:lang w:val="en-US"/>
               </w:rPr>
-              <w:t>using UnityEngine;</w:t>
+              <w:t xml:space="preserve">using </w:t>
+            </w:r>
+            <w:proofErr w:type="spellStart"/>
+            <w:r>
+              <w:rPr>
+                <w:rFonts w:ascii="Cascadia Mono" w:hAnsi="Cascadia Mono" w:cs="Cascadia Mono"/>
+                <w:sz w:val="19"/>
+                <w:szCs w:val="19"/>
+                <w:lang w:val="en-US"/>
+              </w:rPr>
+              <w:t>UnityEngine</w:t>
+            </w:r>
+            <w:proofErr w:type="spellEnd"/>
+            <w:r>
+              <w:rPr>
+                <w:rFonts w:ascii="Cascadia Mono" w:hAnsi="Cascadia Mono" w:cs="Cascadia Mono"/>
+                <w:sz w:val="19"/>
+                <w:szCs w:val="19"/>
+                <w:lang w:val="en-US"/>
+              </w:rPr>
+              <w:t>;</w:t>
             </w:r>
           </w:p>
           <w:p>
@@ -2726,8 +2835,50 @@
                 <w:szCs w:val="19"/>
                 <w:lang w:val="en-US"/>
               </w:rPr>
-              <w:t>public class WalkState : AState</w:t>
-            </w:r>
+              <w:t xml:space="preserve">public class </w:t>
+            </w:r>
+            <w:proofErr w:type="spellStart"/>
+            <w:proofErr w:type="gramStart"/>
+            <w:r>
+              <w:rPr>
+                <w:rFonts w:ascii="Cascadia Mono" w:hAnsi="Cascadia Mono" w:cs="Cascadia Mono"/>
+                <w:sz w:val="19"/>
+                <w:szCs w:val="19"/>
+                <w:lang w:val="en-US"/>
+              </w:rPr>
+              <w:t>WalkState</w:t>
+            </w:r>
+            <w:proofErr w:type="spellEnd"/>
+            <w:r>
+              <w:rPr>
+                <w:rFonts w:ascii="Cascadia Mono" w:hAnsi="Cascadia Mono" w:cs="Cascadia Mono"/>
+                <w:sz w:val="19"/>
+                <w:szCs w:val="19"/>
+                <w:lang w:val="en-US"/>
+              </w:rPr>
+              <w:t xml:space="preserve"> :</w:t>
+            </w:r>
+            <w:proofErr w:type="gramEnd"/>
+            <w:r>
+              <w:rPr>
+                <w:rFonts w:ascii="Cascadia Mono" w:hAnsi="Cascadia Mono" w:cs="Cascadia Mono"/>
+                <w:sz w:val="19"/>
+                <w:szCs w:val="19"/>
+                <w:lang w:val="en-US"/>
+              </w:rPr>
+              <w:t xml:space="preserve"> </w:t>
+            </w:r>
+            <w:proofErr w:type="spellStart"/>
+            <w:r>
+              <w:rPr>
+                <w:rFonts w:ascii="Cascadia Mono" w:hAnsi="Cascadia Mono" w:cs="Cascadia Mono"/>
+                <w:sz w:val="19"/>
+                <w:szCs w:val="19"/>
+                <w:lang w:val="en-US"/>
+              </w:rPr>
+              <w:t>AState</w:t>
+            </w:r>
+            <w:proofErr w:type="spellEnd"/>
           </w:p>
           <w:p>
             <w:pPr>
@@ -2766,7 +2917,69 @@
                 <w:szCs w:val="19"/>
                 <w:lang w:val="en-US"/>
               </w:rPr>
-              <w:t xml:space="preserve">    public override void EnterState(EnemyStateManager enemyManager)</w:t>
+              <w:t xml:space="preserve">    public override void </w:t>
+            </w:r>
+            <w:proofErr w:type="spellStart"/>
+            <w:proofErr w:type="gramStart"/>
+            <w:r>
+              <w:rPr>
+                <w:rFonts w:ascii="Cascadia Mono" w:hAnsi="Cascadia Mono" w:cs="Cascadia Mono"/>
+                <w:sz w:val="19"/>
+                <w:szCs w:val="19"/>
+                <w:lang w:val="en-US"/>
+              </w:rPr>
+              <w:t>EnterState</w:t>
+            </w:r>
+            <w:proofErr w:type="spellEnd"/>
+            <w:r>
+              <w:rPr>
+                <w:rFonts w:ascii="Cascadia Mono" w:hAnsi="Cascadia Mono" w:cs="Cascadia Mono"/>
+                <w:sz w:val="19"/>
+                <w:szCs w:val="19"/>
+                <w:lang w:val="en-US"/>
+              </w:rPr>
+              <w:t>(</w:t>
+            </w:r>
+            <w:proofErr w:type="spellStart"/>
+            <w:proofErr w:type="gramEnd"/>
+            <w:r>
+              <w:rPr>
+                <w:rFonts w:ascii="Cascadia Mono" w:hAnsi="Cascadia Mono" w:cs="Cascadia Mono"/>
+                <w:sz w:val="19"/>
+                <w:szCs w:val="19"/>
+                <w:lang w:val="en-US"/>
+              </w:rPr>
+              <w:t>EnemyStateManager</w:t>
+            </w:r>
+            <w:proofErr w:type="spellEnd"/>
+            <w:r>
+              <w:rPr>
+                <w:rFonts w:ascii="Cascadia Mono" w:hAnsi="Cascadia Mono" w:cs="Cascadia Mono"/>
+                <w:sz w:val="19"/>
+                <w:szCs w:val="19"/>
+                <w:lang w:val="en-US"/>
+              </w:rPr>
+              <w:t xml:space="preserve"> </w:t>
+            </w:r>
+            <w:proofErr w:type="spellStart"/>
+            <w:r>
+              <w:rPr>
+                <w:rFonts w:ascii="Cascadia Mono" w:hAnsi="Cascadia Mono" w:cs="Cascadia Mono"/>
+                <w:sz w:val="19"/>
+                <w:szCs w:val="19"/>
+                <w:lang w:val="en-US"/>
+              </w:rPr>
+              <w:t>enemyManager</w:t>
+            </w:r>
+            <w:proofErr w:type="spellEnd"/>
+            <w:r>
+              <w:rPr>
+                <w:rFonts w:ascii="Cascadia Mono" w:hAnsi="Cascadia Mono" w:cs="Cascadia Mono"/>
+                <w:sz w:val="19"/>
+                <w:szCs w:val="19"/>
+                <w:lang w:val="en-US"/>
+              </w:rPr>
+              <w:t>)</w:t>
             </w:r>
           </w:p>
           <w:p>
@@ -2786,7 +2999,49 @@
                 <w:szCs w:val="19"/>
                 <w:lang w:val="en-US"/>
               </w:rPr>
-              <w:t xml:space="preserve">    {enemyManager.animator.SetBool("is_Angry", true);</w:t>
+              <w:t xml:space="preserve">    {</w:t>
+            </w:r>
+            <w:proofErr w:type="spellStart"/>
+            <w:proofErr w:type="gramStart"/>
+            <w:r>
+              <w:rPr>
+                <w:rFonts w:ascii="Cascadia Mono" w:hAnsi="Cascadia Mono" w:cs="Cascadia Mono"/>
+                <w:sz w:val="19"/>
+                <w:szCs w:val="19"/>
+                <w:lang w:val="en-US"/>
+              </w:rPr>
+              <w:t>enemyManager.animator.SetBool</w:t>
+            </w:r>
+            <w:proofErr w:type="spellEnd"/>
+            <w:proofErr w:type="gramEnd"/>
+            <w:r>
+              <w:rPr>
+                <w:rFonts w:ascii="Cascadia Mono" w:hAnsi="Cascadia Mono" w:cs="Cascadia Mono"/>
+                <w:sz w:val="19"/>
+                <w:szCs w:val="19"/>
+                <w:lang w:val="en-US"/>
+              </w:rPr>
+              <w:t>("</w:t>
+            </w:r>
+            <w:proofErr w:type="spellStart"/>
+            <w:r>
+              <w:rPr>
+                <w:rFonts w:ascii="Cascadia Mono" w:hAnsi="Cascadia Mono" w:cs="Cascadia Mono"/>
+                <w:sz w:val="19"/>
+                <w:szCs w:val="19"/>
+                <w:lang w:val="en-US"/>
+              </w:rPr>
+              <w:t>is_Angry</w:t>
+            </w:r>
+            <w:proofErr w:type="spellEnd"/>
+            <w:r>
+              <w:rPr>
+                <w:rFonts w:ascii="Cascadia Mono" w:hAnsi="Cascadia Mono" w:cs="Cascadia Mono"/>
+                <w:sz w:val="19"/>
+                <w:szCs w:val="19"/>
+                <w:lang w:val="en-US"/>
+              </w:rPr>
+              <w:t>", true);</w:t>
             </w:r>
           </w:p>
           <w:p>
@@ -2806,7 +3061,47 @@
                 <w:szCs w:val="19"/>
                 <w:lang w:val="en-US"/>
               </w:rPr>
-              <w:t xml:space="preserve">        enemyManager.SetSpeed(enemyManager.walkSpeed);}</w:t>
+              <w:t xml:space="preserve">        </w:t>
+            </w:r>
+            <w:proofErr w:type="spellStart"/>
+            <w:r>
+              <w:rPr>
+                <w:rFonts w:ascii="Cascadia Mono" w:hAnsi="Cascadia Mono" w:cs="Cascadia Mono"/>
+                <w:sz w:val="19"/>
+                <w:szCs w:val="19"/>
+                <w:lang w:val="en-US"/>
+              </w:rPr>
+              <w:t>enemyManager.SetSpeed</w:t>
+            </w:r>
+            <w:proofErr w:type="spellEnd"/>
+            <w:r>
+              <w:rPr>
+                <w:rFonts w:ascii="Cascadia Mono" w:hAnsi="Cascadia Mono" w:cs="Cascadia Mono"/>
+                <w:sz w:val="19"/>
+                <w:szCs w:val="19"/>
+                <w:lang w:val="en-US"/>
+              </w:rPr>
+              <w:t>(</w:t>
+            </w:r>
+            <w:proofErr w:type="spellStart"/>
+            <w:r>
+              <w:rPr>
+                <w:rFonts w:ascii="Cascadia Mono" w:hAnsi="Cascadia Mono" w:cs="Cascadia Mono"/>
+                <w:sz w:val="19"/>
+                <w:szCs w:val="19"/>
+                <w:lang w:val="en-US"/>
+              </w:rPr>
+              <w:t>enemyManager.walkSpeed</w:t>
+            </w:r>
+            <w:proofErr w:type="spellEnd"/>
+            <w:r>
+              <w:rPr>
+                <w:rFonts w:ascii="Cascadia Mono" w:hAnsi="Cascadia Mono" w:cs="Cascadia Mono"/>
+                <w:sz w:val="19"/>
+                <w:szCs w:val="19"/>
+                <w:lang w:val="en-US"/>
+              </w:rPr>
+              <w:t>);}</w:t>
             </w:r>
           </w:p>
           <w:p>
@@ -2826,8 +3121,72 @@
                 <w:szCs w:val="19"/>
                 <w:lang w:val="en-US"/>
               </w:rPr>
-              <w:t xml:space="preserve">    public override void ExitState(EnemyStateManager enemyManager){</w:t>
-            </w:r>
+              <w:t xml:space="preserve">    public override void </w:t>
+            </w:r>
+            <w:proofErr w:type="spellStart"/>
+            <w:proofErr w:type="gramStart"/>
+            <w:r>
+              <w:rPr>
+                <w:rFonts w:ascii="Cascadia Mono" w:hAnsi="Cascadia Mono" w:cs="Cascadia Mono"/>
+                <w:sz w:val="19"/>
+                <w:szCs w:val="19"/>
+                <w:lang w:val="en-US"/>
+              </w:rPr>
+              <w:t>ExitState</w:t>
+            </w:r>
+            <w:proofErr w:type="spellEnd"/>
+            <w:r>
+              <w:rPr>
+                <w:rFonts w:ascii="Cascadia Mono" w:hAnsi="Cascadia Mono" w:cs="Cascadia Mono"/>
+                <w:sz w:val="19"/>
+                <w:szCs w:val="19"/>
+                <w:lang w:val="en-US"/>
+              </w:rPr>
+              <w:t>(</w:t>
+            </w:r>
+            <w:proofErr w:type="spellStart"/>
+            <w:proofErr w:type="gramEnd"/>
+            <w:r>
+              <w:rPr>
+                <w:rFonts w:ascii="Cascadia Mono" w:hAnsi="Cascadia Mono" w:cs="Cascadia Mono"/>
+                <w:sz w:val="19"/>
+                <w:szCs w:val="19"/>
+                <w:lang w:val="en-US"/>
+              </w:rPr>
+              <w:t>EnemyStateManager</w:t>
+            </w:r>
+            <w:proofErr w:type="spellEnd"/>
+            <w:r>
+              <w:rPr>
+                <w:rFonts w:ascii="Cascadia Mono" w:hAnsi="Cascadia Mono" w:cs="Cascadia Mono"/>
+                <w:sz w:val="19"/>
+                <w:szCs w:val="19"/>
+                <w:lang w:val="en-US"/>
+              </w:rPr>
+              <w:t xml:space="preserve"> </w:t>
+            </w:r>
+            <w:proofErr w:type="spellStart"/>
+            <w:proofErr w:type="gramStart"/>
+            <w:r>
+              <w:rPr>
+                <w:rFonts w:ascii="Cascadia Mono" w:hAnsi="Cascadia Mono" w:cs="Cascadia Mono"/>
+                <w:sz w:val="19"/>
+                <w:szCs w:val="19"/>
+                <w:lang w:val="en-US"/>
+              </w:rPr>
+              <w:t>enemyManager</w:t>
+            </w:r>
+            <w:proofErr w:type="spellEnd"/>
+            <w:r>
+              <w:rPr>
+                <w:rFonts w:ascii="Cascadia Mono" w:hAnsi="Cascadia Mono" w:cs="Cascadia Mono"/>
+                <w:sz w:val="19"/>
+                <w:szCs w:val="19"/>
+                <w:lang w:val="en-US"/>
+              </w:rPr>
+              <w:t>){</w:t>
+            </w:r>
+            <w:proofErr w:type="gramEnd"/>
           </w:p>
           <w:p>
             <w:pPr>
@@ -2846,7 +3205,49 @@
                 <w:szCs w:val="19"/>
                 <w:lang w:val="en-US"/>
               </w:rPr>
-              <w:t xml:space="preserve">        enemyManager.animator.SetBool("is_Angry", false);}</w:t>
+              <w:t xml:space="preserve">        </w:t>
+            </w:r>
+            <w:proofErr w:type="spellStart"/>
+            <w:proofErr w:type="gramStart"/>
+            <w:r>
+              <w:rPr>
+                <w:rFonts w:ascii="Cascadia Mono" w:hAnsi="Cascadia Mono" w:cs="Cascadia Mono"/>
+                <w:sz w:val="19"/>
+                <w:szCs w:val="19"/>
+                <w:lang w:val="en-US"/>
+              </w:rPr>
+              <w:t>enemyManager.animator.SetBool</w:t>
+            </w:r>
+            <w:proofErr w:type="spellEnd"/>
+            <w:proofErr w:type="gramEnd"/>
+            <w:r>
+              <w:rPr>
+                <w:rFonts w:ascii="Cascadia Mono" w:hAnsi="Cascadia Mono" w:cs="Cascadia Mono"/>
+                <w:sz w:val="19"/>
+                <w:szCs w:val="19"/>
+                <w:lang w:val="en-US"/>
+              </w:rPr>
+              <w:t>("</w:t>
+            </w:r>
+            <w:proofErr w:type="spellStart"/>
+            <w:r>
+              <w:rPr>
+                <w:rFonts w:ascii="Cascadia Mono" w:hAnsi="Cascadia Mono" w:cs="Cascadia Mono"/>
+                <w:sz w:val="19"/>
+                <w:szCs w:val="19"/>
+                <w:lang w:val="en-US"/>
+              </w:rPr>
+              <w:t>is_Angry</w:t>
+            </w:r>
+            <w:proofErr w:type="spellEnd"/>
+            <w:r>
+              <w:rPr>
+                <w:rFonts w:ascii="Cascadia Mono" w:hAnsi="Cascadia Mono" w:cs="Cascadia Mono"/>
+                <w:sz w:val="19"/>
+                <w:szCs w:val="19"/>
+                <w:lang w:val="en-US"/>
+              </w:rPr>
+              <w:t>", false);}</w:t>
             </w:r>
           </w:p>
           <w:p>
@@ -2866,8 +3267,72 @@
                 <w:szCs w:val="19"/>
                 <w:lang w:val="en-US"/>
               </w:rPr>
-              <w:t xml:space="preserve">    public override void UpdateState(EnemyStateManager enemyManager){</w:t>
-            </w:r>
+              <w:t xml:space="preserve">    public override void </w:t>
+            </w:r>
+            <w:proofErr w:type="spellStart"/>
+            <w:proofErr w:type="gramStart"/>
+            <w:r>
+              <w:rPr>
+                <w:rFonts w:ascii="Cascadia Mono" w:hAnsi="Cascadia Mono" w:cs="Cascadia Mono"/>
+                <w:sz w:val="19"/>
+                <w:szCs w:val="19"/>
+                <w:lang w:val="en-US"/>
+              </w:rPr>
+              <w:t>UpdateState</w:t>
+            </w:r>
+            <w:proofErr w:type="spellEnd"/>
+            <w:r>
+              <w:rPr>
+                <w:rFonts w:ascii="Cascadia Mono" w:hAnsi="Cascadia Mono" w:cs="Cascadia Mono"/>
+                <w:sz w:val="19"/>
+                <w:szCs w:val="19"/>
+                <w:lang w:val="en-US"/>
+              </w:rPr>
+              <w:t>(</w:t>
+            </w:r>
+            <w:proofErr w:type="spellStart"/>
+            <w:proofErr w:type="gramEnd"/>
+            <w:r>
+              <w:rPr>
+                <w:rFonts w:ascii="Cascadia Mono" w:hAnsi="Cascadia Mono" w:cs="Cascadia Mono"/>
+                <w:sz w:val="19"/>
+                <w:szCs w:val="19"/>
+                <w:lang w:val="en-US"/>
+              </w:rPr>
+              <w:t>EnemyStateManager</w:t>
+            </w:r>
+            <w:proofErr w:type="spellEnd"/>
+            <w:r>
+              <w:rPr>
+                <w:rFonts w:ascii="Cascadia Mono" w:hAnsi="Cascadia Mono" w:cs="Cascadia Mono"/>
+                <w:sz w:val="19"/>
+                <w:szCs w:val="19"/>
+                <w:lang w:val="en-US"/>
+              </w:rPr>
+              <w:t xml:space="preserve"> </w:t>
+            </w:r>
+            <w:proofErr w:type="spellStart"/>
+            <w:proofErr w:type="gramStart"/>
+            <w:r>
+              <w:rPr>
+                <w:rFonts w:ascii="Cascadia Mono" w:hAnsi="Cascadia Mono" w:cs="Cascadia Mono"/>
+                <w:sz w:val="19"/>
+                <w:szCs w:val="19"/>
+                <w:lang w:val="en-US"/>
+              </w:rPr>
+              <w:t>enemyManager</w:t>
+            </w:r>
+            <w:proofErr w:type="spellEnd"/>
+            <w:r>
+              <w:rPr>
+                <w:rFonts w:ascii="Cascadia Mono" w:hAnsi="Cascadia Mono" w:cs="Cascadia Mono"/>
+                <w:sz w:val="19"/>
+                <w:szCs w:val="19"/>
+                <w:lang w:val="en-US"/>
+              </w:rPr>
+              <w:t>){</w:t>
+            </w:r>
+            <w:proofErr w:type="gramEnd"/>
           </w:p>
           <w:p>
             <w:pPr>
@@ -2886,8 +3351,50 @@
                 <w:szCs w:val="19"/>
                 <w:lang w:val="en-US"/>
               </w:rPr>
-              <w:t xml:space="preserve">        if (enemyManager.CheckOnTarget() &gt; enemyManager.agroDistance){</w:t>
-            </w:r>
+              <w:t xml:space="preserve">        if (</w:t>
+            </w:r>
+            <w:proofErr w:type="spellStart"/>
+            <w:r>
+              <w:rPr>
+                <w:rFonts w:ascii="Cascadia Mono" w:hAnsi="Cascadia Mono" w:cs="Cascadia Mono"/>
+                <w:sz w:val="19"/>
+                <w:szCs w:val="19"/>
+                <w:lang w:val="en-US"/>
+              </w:rPr>
+              <w:t>enemyManager.CheckOnTarget</w:t>
+            </w:r>
+            <w:proofErr w:type="spellEnd"/>
+            <w:r>
+              <w:rPr>
+                <w:rFonts w:ascii="Cascadia Mono" w:hAnsi="Cascadia Mono" w:cs="Cascadia Mono"/>
+                <w:sz w:val="19"/>
+                <w:szCs w:val="19"/>
+                <w:lang w:val="en-US"/>
+              </w:rPr>
+              <w:t xml:space="preserve">() &gt; </w:t>
+            </w:r>
+            <w:proofErr w:type="spellStart"/>
+            <w:proofErr w:type="gramStart"/>
+            <w:r>
+              <w:rPr>
+                <w:rFonts w:ascii="Cascadia Mono" w:hAnsi="Cascadia Mono" w:cs="Cascadia Mono"/>
+                <w:sz w:val="19"/>
+                <w:szCs w:val="19"/>
+                <w:lang w:val="en-US"/>
+              </w:rPr>
+              <w:t>enemyManager.agroDistance</w:t>
+            </w:r>
+            <w:proofErr w:type="spellEnd"/>
+            <w:r>
+              <w:rPr>
+                <w:rFonts w:ascii="Cascadia Mono" w:hAnsi="Cascadia Mono" w:cs="Cascadia Mono"/>
+                <w:sz w:val="19"/>
+                <w:szCs w:val="19"/>
+                <w:lang w:val="en-US"/>
+              </w:rPr>
+              <w:t>){</w:t>
+            </w:r>
+            <w:proofErr w:type="gramEnd"/>
           </w:p>
           <w:p>
             <w:pPr>
@@ -2906,7 +3413,49 @@
                 <w:szCs w:val="19"/>
                 <w:lang w:val="en-US"/>
               </w:rPr>
-              <w:t xml:space="preserve">            enemyManager.animator.SetBool("is_Angry", false);</w:t>
+              <w:t xml:space="preserve">            </w:t>
+            </w:r>
+            <w:proofErr w:type="spellStart"/>
+            <w:proofErr w:type="gramStart"/>
+            <w:r>
+              <w:rPr>
+                <w:rFonts w:ascii="Cascadia Mono" w:hAnsi="Cascadia Mono" w:cs="Cascadia Mono"/>
+                <w:sz w:val="19"/>
+                <w:szCs w:val="19"/>
+                <w:lang w:val="en-US"/>
+              </w:rPr>
+              <w:t>enemyManager.animator.SetBool</w:t>
+            </w:r>
+            <w:proofErr w:type="spellEnd"/>
+            <w:proofErr w:type="gramEnd"/>
+            <w:r>
+              <w:rPr>
+                <w:rFonts w:ascii="Cascadia Mono" w:hAnsi="Cascadia Mono" w:cs="Cascadia Mono"/>
+                <w:sz w:val="19"/>
+                <w:szCs w:val="19"/>
+                <w:lang w:val="en-US"/>
+              </w:rPr>
+              <w:t>("</w:t>
+            </w:r>
+            <w:proofErr w:type="spellStart"/>
+            <w:r>
+              <w:rPr>
+                <w:rFonts w:ascii="Cascadia Mono" w:hAnsi="Cascadia Mono" w:cs="Cascadia Mono"/>
+                <w:sz w:val="19"/>
+                <w:szCs w:val="19"/>
+                <w:lang w:val="en-US"/>
+              </w:rPr>
+              <w:t>is_Angry</w:t>
+            </w:r>
+            <w:proofErr w:type="spellEnd"/>
+            <w:r>
+              <w:rPr>
+                <w:rFonts w:ascii="Cascadia Mono" w:hAnsi="Cascadia Mono" w:cs="Cascadia Mono"/>
+                <w:sz w:val="19"/>
+                <w:szCs w:val="19"/>
+                <w:lang w:val="en-US"/>
+              </w:rPr>
+              <w:t>", false);</w:t>
             </w:r>
           </w:p>
           <w:p>
@@ -2926,7 +3475,47 @@
                 <w:szCs w:val="19"/>
                 <w:lang w:val="en-US"/>
               </w:rPr>
-              <w:t xml:space="preserve">            enemyManager.SwitchState(enemyManager.idleState);}</w:t>
+              <w:t xml:space="preserve">            </w:t>
+            </w:r>
+            <w:proofErr w:type="spellStart"/>
+            <w:r>
+              <w:rPr>
+                <w:rFonts w:ascii="Cascadia Mono" w:hAnsi="Cascadia Mono" w:cs="Cascadia Mono"/>
+                <w:sz w:val="19"/>
+                <w:szCs w:val="19"/>
+                <w:lang w:val="en-US"/>
+              </w:rPr>
+              <w:t>enemyManager.SwitchState</w:t>
+            </w:r>
+            <w:proofErr w:type="spellEnd"/>
+            <w:r>
+              <w:rPr>
+                <w:rFonts w:ascii="Cascadia Mono" w:hAnsi="Cascadia Mono" w:cs="Cascadia Mono"/>
+                <w:sz w:val="19"/>
+                <w:szCs w:val="19"/>
+                <w:lang w:val="en-US"/>
+              </w:rPr>
+              <w:t>(</w:t>
+            </w:r>
+            <w:proofErr w:type="spellStart"/>
+            <w:r>
+              <w:rPr>
+                <w:rFonts w:ascii="Cascadia Mono" w:hAnsi="Cascadia Mono" w:cs="Cascadia Mono"/>
+                <w:sz w:val="19"/>
+                <w:szCs w:val="19"/>
+                <w:lang w:val="en-US"/>
+              </w:rPr>
+              <w:t>enemyManager.idleState</w:t>
+            </w:r>
+            <w:proofErr w:type="spellEnd"/>
+            <w:r>
+              <w:rPr>
+                <w:rFonts w:ascii="Cascadia Mono" w:hAnsi="Cascadia Mono" w:cs="Cascadia Mono"/>
+                <w:sz w:val="19"/>
+                <w:szCs w:val="19"/>
+                <w:lang w:val="en-US"/>
+              </w:rPr>
+              <w:t>);}</w:t>
             </w:r>
           </w:p>
           <w:p>
@@ -2946,8 +3535,90 @@
                 <w:szCs w:val="19"/>
                 <w:lang w:val="en-US"/>
               </w:rPr>
-              <w:t xml:space="preserve">        if (enemyManager.CheckOnTarget() &lt;= enemyManager.agroDistance &amp;&amp; enemyManager.CheckOnTarget() &lt;= enemyManager.attackDistance){</w:t>
-            </w:r>
+              <w:t xml:space="preserve">        if (</w:t>
+            </w:r>
+            <w:proofErr w:type="spellStart"/>
+            <w:r>
+              <w:rPr>
+                <w:rFonts w:ascii="Cascadia Mono" w:hAnsi="Cascadia Mono" w:cs="Cascadia Mono"/>
+                <w:sz w:val="19"/>
+                <w:szCs w:val="19"/>
+                <w:lang w:val="en-US"/>
+              </w:rPr>
+              <w:t>enemyManager.CheckOnTarget</w:t>
+            </w:r>
+            <w:proofErr w:type="spellEnd"/>
+            <w:r>
+              <w:rPr>
+                <w:rFonts w:ascii="Cascadia Mono" w:hAnsi="Cascadia Mono" w:cs="Cascadia Mono"/>
+                <w:sz w:val="19"/>
+                <w:szCs w:val="19"/>
+                <w:lang w:val="en-US"/>
+              </w:rPr>
+              <w:t xml:space="preserve">() &lt;= </w:t>
+            </w:r>
+            <w:proofErr w:type="spellStart"/>
+            <w:r>
+              <w:rPr>
+                <w:rFonts w:ascii="Cascadia Mono" w:hAnsi="Cascadia Mono" w:cs="Cascadia Mono"/>
+                <w:sz w:val="19"/>
+                <w:szCs w:val="19"/>
+                <w:lang w:val="en-US"/>
+              </w:rPr>
+              <w:t>enemyManager.agroDistance</w:t>
+            </w:r>
+            <w:proofErr w:type="spellEnd"/>
+            <w:r>
+              <w:rPr>
+                <w:rFonts w:ascii="Cascadia Mono" w:hAnsi="Cascadia Mono" w:cs="Cascadia Mono"/>
+                <w:sz w:val="19"/>
+                <w:szCs w:val="19"/>
+                <w:lang w:val="en-US"/>
+              </w:rPr>
+              <w:t xml:space="preserve"> &amp;&amp; </w:t>
+            </w:r>
+            <w:proofErr w:type="spellStart"/>
+            <w:r>
+              <w:rPr>
+                <w:rFonts w:ascii="Cascadia Mono" w:hAnsi="Cascadia Mono" w:cs="Cascadia Mono"/>
+                <w:sz w:val="19"/>
+                <w:szCs w:val="19"/>
+                <w:lang w:val="en-US"/>
+              </w:rPr>
+              <w:t>enemyManager.CheckOnTarget</w:t>
+            </w:r>
+            <w:proofErr w:type="spellEnd"/>
+            <w:r>
+              <w:rPr>
+                <w:rFonts w:ascii="Cascadia Mono" w:hAnsi="Cascadia Mono" w:cs="Cascadia Mono"/>
+                <w:sz w:val="19"/>
+                <w:szCs w:val="19"/>
+                <w:lang w:val="en-US"/>
+              </w:rPr>
+              <w:t xml:space="preserve">() &lt;= </w:t>
+            </w:r>
+            <w:proofErr w:type="spellStart"/>
+            <w:proofErr w:type="gramStart"/>
+            <w:r>
+              <w:rPr>
+                <w:rFonts w:ascii="Cascadia Mono" w:hAnsi="Cascadia Mono" w:cs="Cascadia Mono"/>
+                <w:sz w:val="19"/>
+                <w:szCs w:val="19"/>
+                <w:lang w:val="en-US"/>
+              </w:rPr>
+              <w:t>enemyManager.attackDistance</w:t>
+            </w:r>
+            <w:proofErr w:type="spellEnd"/>
+            <w:r>
+              <w:rPr>
+                <w:rFonts w:ascii="Cascadia Mono" w:hAnsi="Cascadia Mono" w:cs="Cascadia Mono"/>
+                <w:sz w:val="19"/>
+                <w:szCs w:val="19"/>
+                <w:lang w:val="en-US"/>
+              </w:rPr>
+              <w:t>){</w:t>
+            </w:r>
+            <w:proofErr w:type="gramEnd"/>
           </w:p>
           <w:p>
             <w:pPr>
@@ -2966,7 +3637,49 @@
                 <w:szCs w:val="19"/>
                 <w:lang w:val="en-US"/>
               </w:rPr>
-              <w:t xml:space="preserve">            enemyManager.animator.SetBool("is_Angry", true);</w:t>
+              <w:t xml:space="preserve">            </w:t>
+            </w:r>
+            <w:proofErr w:type="spellStart"/>
+            <w:proofErr w:type="gramStart"/>
+            <w:r>
+              <w:rPr>
+                <w:rFonts w:ascii="Cascadia Mono" w:hAnsi="Cascadia Mono" w:cs="Cascadia Mono"/>
+                <w:sz w:val="19"/>
+                <w:szCs w:val="19"/>
+                <w:lang w:val="en-US"/>
+              </w:rPr>
+              <w:t>enemyManager.animator.SetBool</w:t>
+            </w:r>
+            <w:proofErr w:type="spellEnd"/>
+            <w:proofErr w:type="gramEnd"/>
+            <w:r>
+              <w:rPr>
+                <w:rFonts w:ascii="Cascadia Mono" w:hAnsi="Cascadia Mono" w:cs="Cascadia Mono"/>
+                <w:sz w:val="19"/>
+                <w:szCs w:val="19"/>
+                <w:lang w:val="en-US"/>
+              </w:rPr>
+              <w:t>("</w:t>
+            </w:r>
+            <w:proofErr w:type="spellStart"/>
+            <w:r>
+              <w:rPr>
+                <w:rFonts w:ascii="Cascadia Mono" w:hAnsi="Cascadia Mono" w:cs="Cascadia Mono"/>
+                <w:sz w:val="19"/>
+                <w:szCs w:val="19"/>
+                <w:lang w:val="en-US"/>
+              </w:rPr>
+              <w:t>is_Angry</w:t>
+            </w:r>
+            <w:proofErr w:type="spellEnd"/>
+            <w:r>
+              <w:rPr>
+                <w:rFonts w:ascii="Cascadia Mono" w:hAnsi="Cascadia Mono" w:cs="Cascadia Mono"/>
+                <w:sz w:val="19"/>
+                <w:szCs w:val="19"/>
+                <w:lang w:val="en-US"/>
+              </w:rPr>
+              <w:t>", true);</w:t>
             </w:r>
           </w:p>
           <w:p>
@@ -2986,7 +3699,49 @@
                 <w:szCs w:val="19"/>
                 <w:lang w:val="en-US"/>
               </w:rPr>
-              <w:t xml:space="preserve">            enemyManager.animator.SetBool("is_Attacking", true);</w:t>
+              <w:t xml:space="preserve">            </w:t>
+            </w:r>
+            <w:proofErr w:type="spellStart"/>
+            <w:proofErr w:type="gramStart"/>
+            <w:r>
+              <w:rPr>
+                <w:rFonts w:ascii="Cascadia Mono" w:hAnsi="Cascadia Mono" w:cs="Cascadia Mono"/>
+                <w:sz w:val="19"/>
+                <w:szCs w:val="19"/>
+                <w:lang w:val="en-US"/>
+              </w:rPr>
+              <w:t>enemyManager.animator.SetBool</w:t>
+            </w:r>
+            <w:proofErr w:type="spellEnd"/>
+            <w:proofErr w:type="gramEnd"/>
+            <w:r>
+              <w:rPr>
+                <w:rFonts w:ascii="Cascadia Mono" w:hAnsi="Cascadia Mono" w:cs="Cascadia Mono"/>
+                <w:sz w:val="19"/>
+                <w:szCs w:val="19"/>
+                <w:lang w:val="en-US"/>
+              </w:rPr>
+              <w:t>("</w:t>
+            </w:r>
+            <w:proofErr w:type="spellStart"/>
+            <w:r>
+              <w:rPr>
+                <w:rFonts w:ascii="Cascadia Mono" w:hAnsi="Cascadia Mono" w:cs="Cascadia Mono"/>
+                <w:sz w:val="19"/>
+                <w:szCs w:val="19"/>
+                <w:lang w:val="en-US"/>
+              </w:rPr>
+              <w:t>is_Attacking</w:t>
+            </w:r>
+            <w:proofErr w:type="spellEnd"/>
+            <w:r>
+              <w:rPr>
+                <w:rFonts w:ascii="Cascadia Mono" w:hAnsi="Cascadia Mono" w:cs="Cascadia Mono"/>
+                <w:sz w:val="19"/>
+                <w:szCs w:val="19"/>
+                <w:lang w:val="en-US"/>
+              </w:rPr>
+              <w:t>", true);</w:t>
             </w:r>
           </w:p>
           <w:p>
@@ -3006,7 +3761,47 @@
                 <w:szCs w:val="19"/>
                 <w:lang w:val="en-US"/>
               </w:rPr>
-              <w:t xml:space="preserve">            enemyManager.SwitchState(enemyManager.attackState);}</w:t>
+              <w:t xml:space="preserve">            </w:t>
+            </w:r>
+            <w:proofErr w:type="spellStart"/>
+            <w:r>
+              <w:rPr>
+                <w:rFonts w:ascii="Cascadia Mono" w:hAnsi="Cascadia Mono" w:cs="Cascadia Mono"/>
+                <w:sz w:val="19"/>
+                <w:szCs w:val="19"/>
+                <w:lang w:val="en-US"/>
+              </w:rPr>
+              <w:t>enemyManager.SwitchState</w:t>
+            </w:r>
+            <w:proofErr w:type="spellEnd"/>
+            <w:r>
+              <w:rPr>
+                <w:rFonts w:ascii="Cascadia Mono" w:hAnsi="Cascadia Mono" w:cs="Cascadia Mono"/>
+                <w:sz w:val="19"/>
+                <w:szCs w:val="19"/>
+                <w:lang w:val="en-US"/>
+              </w:rPr>
+              <w:t>(</w:t>
+            </w:r>
+            <w:proofErr w:type="spellStart"/>
+            <w:r>
+              <w:rPr>
+                <w:rFonts w:ascii="Cascadia Mono" w:hAnsi="Cascadia Mono" w:cs="Cascadia Mono"/>
+                <w:sz w:val="19"/>
+                <w:szCs w:val="19"/>
+                <w:lang w:val="en-US"/>
+              </w:rPr>
+              <w:t>enemyManager.attackState</w:t>
+            </w:r>
+            <w:proofErr w:type="spellEnd"/>
+            <w:r>
+              <w:rPr>
+                <w:rFonts w:ascii="Cascadia Mono" w:hAnsi="Cascadia Mono" w:cs="Cascadia Mono"/>
+                <w:sz w:val="19"/>
+                <w:szCs w:val="19"/>
+                <w:lang w:val="en-US"/>
+              </w:rPr>
+              <w:t>);}</w:t>
             </w:r>
           </w:p>
           <w:p>
@@ -3026,8 +3821,90 @@
                 <w:szCs w:val="19"/>
                 <w:lang w:val="en-US"/>
               </w:rPr>
-              <w:t xml:space="preserve">        if (enemyManager.CheckOnTarget() &lt;= enemyManager.agroDistance &amp;&amp; enemyManager.CheckOnTarget() &gt; enemyManager.attackDistance){</w:t>
-            </w:r>
+              <w:t xml:space="preserve">        if (</w:t>
+            </w:r>
+            <w:proofErr w:type="spellStart"/>
+            <w:r>
+              <w:rPr>
+                <w:rFonts w:ascii="Cascadia Mono" w:hAnsi="Cascadia Mono" w:cs="Cascadia Mono"/>
+                <w:sz w:val="19"/>
+                <w:szCs w:val="19"/>
+                <w:lang w:val="en-US"/>
+              </w:rPr>
+              <w:t>enemyManager.CheckOnTarget</w:t>
+            </w:r>
+            <w:proofErr w:type="spellEnd"/>
+            <w:r>
+              <w:rPr>
+                <w:rFonts w:ascii="Cascadia Mono" w:hAnsi="Cascadia Mono" w:cs="Cascadia Mono"/>
+                <w:sz w:val="19"/>
+                <w:szCs w:val="19"/>
+                <w:lang w:val="en-US"/>
+              </w:rPr>
+              <w:t xml:space="preserve">() &lt;= </w:t>
+            </w:r>
+            <w:proofErr w:type="spellStart"/>
+            <w:r>
+              <w:rPr>
+                <w:rFonts w:ascii="Cascadia Mono" w:hAnsi="Cascadia Mono" w:cs="Cascadia Mono"/>
+                <w:sz w:val="19"/>
+                <w:szCs w:val="19"/>
+                <w:lang w:val="en-US"/>
+              </w:rPr>
+              <w:t>enemyManager.agroDistance</w:t>
+            </w:r>
+            <w:proofErr w:type="spellEnd"/>
+            <w:r>
+              <w:rPr>
+                <w:rFonts w:ascii="Cascadia Mono" w:hAnsi="Cascadia Mono" w:cs="Cascadia Mono"/>
+                <w:sz w:val="19"/>
+                <w:szCs w:val="19"/>
+                <w:lang w:val="en-US"/>
+              </w:rPr>
+              <w:t xml:space="preserve"> &amp;&amp; </w:t>
+            </w:r>
+            <w:proofErr w:type="spellStart"/>
+            <w:r>
+              <w:rPr>
+                <w:rFonts w:ascii="Cascadia Mono" w:hAnsi="Cascadia Mono" w:cs="Cascadia Mono"/>
+                <w:sz w:val="19"/>
+                <w:szCs w:val="19"/>
+                <w:lang w:val="en-US"/>
+              </w:rPr>
+              <w:t>enemyManager.CheckOnTarget</w:t>
+            </w:r>
+            <w:proofErr w:type="spellEnd"/>
+            <w:r>
+              <w:rPr>
+                <w:rFonts w:ascii="Cascadia Mono" w:hAnsi="Cascadia Mono" w:cs="Cascadia Mono"/>
+                <w:sz w:val="19"/>
+                <w:szCs w:val="19"/>
+                <w:lang w:val="en-US"/>
+              </w:rPr>
+              <w:t xml:space="preserve">() &gt; </w:t>
+            </w:r>
+            <w:proofErr w:type="spellStart"/>
+            <w:proofErr w:type="gramStart"/>
+            <w:r>
+              <w:rPr>
+                <w:rFonts w:ascii="Cascadia Mono" w:hAnsi="Cascadia Mono" w:cs="Cascadia Mono"/>
+                <w:sz w:val="19"/>
+                <w:szCs w:val="19"/>
+                <w:lang w:val="en-US"/>
+              </w:rPr>
+              <w:t>enemyManager.attackDistance</w:t>
+            </w:r>
+            <w:proofErr w:type="spellEnd"/>
+            <w:r>
+              <w:rPr>
+                <w:rFonts w:ascii="Cascadia Mono" w:hAnsi="Cascadia Mono" w:cs="Cascadia Mono"/>
+                <w:sz w:val="19"/>
+                <w:szCs w:val="19"/>
+                <w:lang w:val="en-US"/>
+              </w:rPr>
+              <w:t>){</w:t>
+            </w:r>
+            <w:proofErr w:type="gramEnd"/>
           </w:p>
           <w:p>
             <w:pPr>
@@ -3046,7 +3923,49 @@
                 <w:szCs w:val="19"/>
                 <w:lang w:val="en-US"/>
               </w:rPr>
-              <w:t xml:space="preserve">            enemyManager.animator.SetBool("is_Angry", true);</w:t>
+              <w:t xml:space="preserve">            </w:t>
+            </w:r>
+            <w:proofErr w:type="spellStart"/>
+            <w:proofErr w:type="gramStart"/>
+            <w:r>
+              <w:rPr>
+                <w:rFonts w:ascii="Cascadia Mono" w:hAnsi="Cascadia Mono" w:cs="Cascadia Mono"/>
+                <w:sz w:val="19"/>
+                <w:szCs w:val="19"/>
+                <w:lang w:val="en-US"/>
+              </w:rPr>
+              <w:t>enemyManager.animator.SetBool</w:t>
+            </w:r>
+            <w:proofErr w:type="spellEnd"/>
+            <w:proofErr w:type="gramEnd"/>
+            <w:r>
+              <w:rPr>
+                <w:rFonts w:ascii="Cascadia Mono" w:hAnsi="Cascadia Mono" w:cs="Cascadia Mono"/>
+                <w:sz w:val="19"/>
+                <w:szCs w:val="19"/>
+                <w:lang w:val="en-US"/>
+              </w:rPr>
+              <w:t>("</w:t>
+            </w:r>
+            <w:proofErr w:type="spellStart"/>
+            <w:r>
+              <w:rPr>
+                <w:rFonts w:ascii="Cascadia Mono" w:hAnsi="Cascadia Mono" w:cs="Cascadia Mono"/>
+                <w:sz w:val="19"/>
+                <w:szCs w:val="19"/>
+                <w:lang w:val="en-US"/>
+              </w:rPr>
+              <w:t>is_Angry</w:t>
+            </w:r>
+            <w:proofErr w:type="spellEnd"/>
+            <w:r>
+              <w:rPr>
+                <w:rFonts w:ascii="Cascadia Mono" w:hAnsi="Cascadia Mono" w:cs="Cascadia Mono"/>
+                <w:sz w:val="19"/>
+                <w:szCs w:val="19"/>
+                <w:lang w:val="en-US"/>
+              </w:rPr>
+              <w:t>", true);</w:t>
             </w:r>
           </w:p>
           <w:p>
@@ -3066,7 +3985,47 @@
                 <w:szCs w:val="19"/>
                 <w:lang w:val="en-US"/>
               </w:rPr>
-              <w:t xml:space="preserve">            enemyManager.SwitchState(enemyManager.walkState);}}}</w:t>
+              <w:t xml:space="preserve">            </w:t>
+            </w:r>
+            <w:proofErr w:type="spellStart"/>
+            <w:r>
+              <w:rPr>
+                <w:rFonts w:ascii="Cascadia Mono" w:hAnsi="Cascadia Mono" w:cs="Cascadia Mono"/>
+                <w:sz w:val="19"/>
+                <w:szCs w:val="19"/>
+                <w:lang w:val="en-US"/>
+              </w:rPr>
+              <w:t>enemyManager.SwitchState</w:t>
+            </w:r>
+            <w:proofErr w:type="spellEnd"/>
+            <w:r>
+              <w:rPr>
+                <w:rFonts w:ascii="Cascadia Mono" w:hAnsi="Cascadia Mono" w:cs="Cascadia Mono"/>
+                <w:sz w:val="19"/>
+                <w:szCs w:val="19"/>
+                <w:lang w:val="en-US"/>
+              </w:rPr>
+              <w:t>(</w:t>
+            </w:r>
+            <w:proofErr w:type="spellStart"/>
+            <w:r>
+              <w:rPr>
+                <w:rFonts w:ascii="Cascadia Mono" w:hAnsi="Cascadia Mono" w:cs="Cascadia Mono"/>
+                <w:sz w:val="19"/>
+                <w:szCs w:val="19"/>
+                <w:lang w:val="en-US"/>
+              </w:rPr>
+              <w:t>enemyManager.walkState</w:t>
+            </w:r>
+            <w:proofErr w:type="spellEnd"/>
+            <w:r>
+              <w:rPr>
+                <w:rFonts w:ascii="Cascadia Mono" w:hAnsi="Cascadia Mono" w:cs="Cascadia Mono"/>
+                <w:sz w:val="19"/>
+                <w:szCs w:val="19"/>
+                <w:lang w:val="en-US"/>
+              </w:rPr>
+              <w:t>);}}}</w:t>
             </w:r>
           </w:p>
         </w:tc>
@@ -3082,12 +4041,14 @@
       <w:r>
         <w:t xml:space="preserve">Листинг 10.1. Скрипт </w:t>
       </w:r>
+      <w:proofErr w:type="spellStart"/>
       <w:r>
         <w:rPr>
           <w:lang w:val="en-US"/>
         </w:rPr>
         <w:t>WalkState</w:t>
       </w:r>
+      <w:proofErr w:type="spellEnd"/>
     </w:p>
     <w:p>
       <w:pPr>
@@ -3097,12 +4058,14 @@
         <w:lastRenderedPageBreak/>
         <w:t xml:space="preserve">Состояние бездействия врага и переходы в это состояние из других были реализованы при помощи скрипта </w:t>
       </w:r>
+      <w:proofErr w:type="spellStart"/>
       <w:r>
         <w:rPr>
           <w:lang w:val="en-US"/>
         </w:rPr>
         <w:t>IdleState</w:t>
       </w:r>
+      <w:proofErr w:type="spellEnd"/>
       <w:r>
         <w:t>, данный скрипт представлен в листинге 10.2.</w:t>
       </w:r>
@@ -3138,7 +4101,27 @@
                 <w:szCs w:val="19"/>
                 <w:lang w:val="en-US"/>
               </w:rPr>
-              <w:t>using UnityEngine;</w:t>
+              <w:t xml:space="preserve">using </w:t>
+            </w:r>
+            <w:proofErr w:type="spellStart"/>
+            <w:r>
+              <w:rPr>
+                <w:rFonts w:ascii="Cascadia Mono" w:hAnsi="Cascadia Mono" w:cs="Cascadia Mono"/>
+                <w:sz w:val="19"/>
+                <w:szCs w:val="19"/>
+                <w:lang w:val="en-US"/>
+              </w:rPr>
+              <w:t>UnityEngine</w:t>
+            </w:r>
+            <w:proofErr w:type="spellEnd"/>
+            <w:r>
+              <w:rPr>
+                <w:rFonts w:ascii="Cascadia Mono" w:hAnsi="Cascadia Mono" w:cs="Cascadia Mono"/>
+                <w:sz w:val="19"/>
+                <w:szCs w:val="19"/>
+                <w:lang w:val="en-US"/>
+              </w:rPr>
+              <w:t>;</w:t>
             </w:r>
           </w:p>
           <w:p>
@@ -3169,8 +4152,50 @@
                 <w:szCs w:val="19"/>
                 <w:lang w:val="en-US"/>
               </w:rPr>
-              <w:t>public class IdleState : AState</w:t>
-            </w:r>
+              <w:t xml:space="preserve">public class </w:t>
+            </w:r>
+            <w:proofErr w:type="spellStart"/>
+            <w:proofErr w:type="gramStart"/>
+            <w:r>
+              <w:rPr>
+                <w:rFonts w:ascii="Cascadia Mono" w:hAnsi="Cascadia Mono" w:cs="Cascadia Mono"/>
+                <w:sz w:val="19"/>
+                <w:szCs w:val="19"/>
+                <w:lang w:val="en-US"/>
+              </w:rPr>
+              <w:t>IdleState</w:t>
+            </w:r>
+            <w:proofErr w:type="spellEnd"/>
+            <w:r>
+              <w:rPr>
+                <w:rFonts w:ascii="Cascadia Mono" w:hAnsi="Cascadia Mono" w:cs="Cascadia Mono"/>
+                <w:sz w:val="19"/>
+                <w:szCs w:val="19"/>
+                <w:lang w:val="en-US"/>
+              </w:rPr>
+              <w:t xml:space="preserve"> :</w:t>
+            </w:r>
+            <w:proofErr w:type="gramEnd"/>
+            <w:r>
+              <w:rPr>
+                <w:rFonts w:ascii="Cascadia Mono" w:hAnsi="Cascadia Mono" w:cs="Cascadia Mono"/>
+                <w:sz w:val="19"/>
+                <w:szCs w:val="19"/>
+                <w:lang w:val="en-US"/>
+              </w:rPr>
+              <w:t xml:space="preserve"> </w:t>
+            </w:r>
+            <w:proofErr w:type="spellStart"/>
+            <w:r>
+              <w:rPr>
+                <w:rFonts w:ascii="Cascadia Mono" w:hAnsi="Cascadia Mono" w:cs="Cascadia Mono"/>
+                <w:sz w:val="19"/>
+                <w:szCs w:val="19"/>
+                <w:lang w:val="en-US"/>
+              </w:rPr>
+              <w:t>AState</w:t>
+            </w:r>
+            <w:proofErr w:type="spellEnd"/>
           </w:p>
           <w:p>
             <w:pPr>
@@ -3209,7 +4234,69 @@
                 <w:szCs w:val="19"/>
                 <w:lang w:val="en-US"/>
               </w:rPr>
-              <w:t xml:space="preserve">    public override void EnterState(EnemyStateManager enemyManager) {</w:t>
+              <w:t xml:space="preserve">    public override void </w:t>
+            </w:r>
+            <w:proofErr w:type="spellStart"/>
+            <w:proofErr w:type="gramStart"/>
+            <w:r>
+              <w:rPr>
+                <w:rFonts w:ascii="Cascadia Mono" w:hAnsi="Cascadia Mono" w:cs="Cascadia Mono"/>
+                <w:sz w:val="19"/>
+                <w:szCs w:val="19"/>
+                <w:lang w:val="en-US"/>
+              </w:rPr>
+              <w:t>EnterState</w:t>
+            </w:r>
+            <w:proofErr w:type="spellEnd"/>
+            <w:r>
+              <w:rPr>
+                <w:rFonts w:ascii="Cascadia Mono" w:hAnsi="Cascadia Mono" w:cs="Cascadia Mono"/>
+                <w:sz w:val="19"/>
+                <w:szCs w:val="19"/>
+                <w:lang w:val="en-US"/>
+              </w:rPr>
+              <w:t>(</w:t>
+            </w:r>
+            <w:proofErr w:type="spellStart"/>
+            <w:proofErr w:type="gramEnd"/>
+            <w:r>
+              <w:rPr>
+                <w:rFonts w:ascii="Cascadia Mono" w:hAnsi="Cascadia Mono" w:cs="Cascadia Mono"/>
+                <w:sz w:val="19"/>
+                <w:szCs w:val="19"/>
+                <w:lang w:val="en-US"/>
+              </w:rPr>
+              <w:t>EnemyStateManager</w:t>
+            </w:r>
+            <w:proofErr w:type="spellEnd"/>
+            <w:r>
+              <w:rPr>
+                <w:rFonts w:ascii="Cascadia Mono" w:hAnsi="Cascadia Mono" w:cs="Cascadia Mono"/>
+                <w:sz w:val="19"/>
+                <w:szCs w:val="19"/>
+                <w:lang w:val="en-US"/>
+              </w:rPr>
+              <w:t xml:space="preserve"> </w:t>
+            </w:r>
+            <w:proofErr w:type="spellStart"/>
+            <w:r>
+              <w:rPr>
+                <w:rFonts w:ascii="Cascadia Mono" w:hAnsi="Cascadia Mono" w:cs="Cascadia Mono"/>
+                <w:sz w:val="19"/>
+                <w:szCs w:val="19"/>
+                <w:lang w:val="en-US"/>
+              </w:rPr>
+              <w:t>enemyManager</w:t>
+            </w:r>
+            <w:proofErr w:type="spellEnd"/>
+            <w:r>
+              <w:rPr>
+                <w:rFonts w:ascii="Cascadia Mono" w:hAnsi="Cascadia Mono" w:cs="Cascadia Mono"/>
+                <w:sz w:val="19"/>
+                <w:szCs w:val="19"/>
+                <w:lang w:val="en-US"/>
+              </w:rPr>
+              <w:t>) {</w:t>
             </w:r>
           </w:p>
           <w:p>
@@ -3229,7 +4316,27 @@
                 <w:szCs w:val="19"/>
                 <w:lang w:val="en-US"/>
               </w:rPr>
-              <w:t xml:space="preserve">        enemyManager.SetSpeed(0);</w:t>
+              <w:t xml:space="preserve">        </w:t>
+            </w:r>
+            <w:proofErr w:type="spellStart"/>
+            <w:r>
+              <w:rPr>
+                <w:rFonts w:ascii="Cascadia Mono" w:hAnsi="Cascadia Mono" w:cs="Cascadia Mono"/>
+                <w:sz w:val="19"/>
+                <w:szCs w:val="19"/>
+                <w:lang w:val="en-US"/>
+              </w:rPr>
+              <w:t>enemyManager.SetSpeed</w:t>
+            </w:r>
+            <w:proofErr w:type="spellEnd"/>
+            <w:r>
+              <w:rPr>
+                <w:rFonts w:ascii="Cascadia Mono" w:hAnsi="Cascadia Mono" w:cs="Cascadia Mono"/>
+                <w:sz w:val="19"/>
+                <w:szCs w:val="19"/>
+                <w:lang w:val="en-US"/>
+              </w:rPr>
+              <w:t>(0);</w:t>
             </w:r>
           </w:p>
           <w:p>
@@ -3249,7 +4356,49 @@
                 <w:szCs w:val="19"/>
                 <w:lang w:val="en-US"/>
               </w:rPr>
-              <w:t xml:space="preserve">        enemyManager.animator.SetBool("is_Attacking", false);</w:t>
+              <w:t xml:space="preserve">        </w:t>
+            </w:r>
+            <w:proofErr w:type="spellStart"/>
+            <w:proofErr w:type="gramStart"/>
+            <w:r>
+              <w:rPr>
+                <w:rFonts w:ascii="Cascadia Mono" w:hAnsi="Cascadia Mono" w:cs="Cascadia Mono"/>
+                <w:sz w:val="19"/>
+                <w:szCs w:val="19"/>
+                <w:lang w:val="en-US"/>
+              </w:rPr>
+              <w:t>enemyManager.animator.SetBool</w:t>
+            </w:r>
+            <w:proofErr w:type="spellEnd"/>
+            <w:proofErr w:type="gramEnd"/>
+            <w:r>
+              <w:rPr>
+                <w:rFonts w:ascii="Cascadia Mono" w:hAnsi="Cascadia Mono" w:cs="Cascadia Mono"/>
+                <w:sz w:val="19"/>
+                <w:szCs w:val="19"/>
+                <w:lang w:val="en-US"/>
+              </w:rPr>
+              <w:t>("</w:t>
+            </w:r>
+            <w:proofErr w:type="spellStart"/>
+            <w:r>
+              <w:rPr>
+                <w:rFonts w:ascii="Cascadia Mono" w:hAnsi="Cascadia Mono" w:cs="Cascadia Mono"/>
+                <w:sz w:val="19"/>
+                <w:szCs w:val="19"/>
+                <w:lang w:val="en-US"/>
+              </w:rPr>
+              <w:t>is_Attacking</w:t>
+            </w:r>
+            <w:proofErr w:type="spellEnd"/>
+            <w:r>
+              <w:rPr>
+                <w:rFonts w:ascii="Cascadia Mono" w:hAnsi="Cascadia Mono" w:cs="Cascadia Mono"/>
+                <w:sz w:val="19"/>
+                <w:szCs w:val="19"/>
+                <w:lang w:val="en-US"/>
+              </w:rPr>
+              <w:t>", false);</w:t>
             </w:r>
           </w:p>
           <w:p>
@@ -3269,7 +4418,49 @@
                 <w:szCs w:val="19"/>
                 <w:lang w:val="en-US"/>
               </w:rPr>
-              <w:t xml:space="preserve">        enemyManager.animator.SetBool("is_Angry", false);}</w:t>
+              <w:t xml:space="preserve">        </w:t>
+            </w:r>
+            <w:proofErr w:type="spellStart"/>
+            <w:proofErr w:type="gramStart"/>
+            <w:r>
+              <w:rPr>
+                <w:rFonts w:ascii="Cascadia Mono" w:hAnsi="Cascadia Mono" w:cs="Cascadia Mono"/>
+                <w:sz w:val="19"/>
+                <w:szCs w:val="19"/>
+                <w:lang w:val="en-US"/>
+              </w:rPr>
+              <w:t>enemyManager.animator.SetBool</w:t>
+            </w:r>
+            <w:proofErr w:type="spellEnd"/>
+            <w:proofErr w:type="gramEnd"/>
+            <w:r>
+              <w:rPr>
+                <w:rFonts w:ascii="Cascadia Mono" w:hAnsi="Cascadia Mono" w:cs="Cascadia Mono"/>
+                <w:sz w:val="19"/>
+                <w:szCs w:val="19"/>
+                <w:lang w:val="en-US"/>
+              </w:rPr>
+              <w:t>("</w:t>
+            </w:r>
+            <w:proofErr w:type="spellStart"/>
+            <w:r>
+              <w:rPr>
+                <w:rFonts w:ascii="Cascadia Mono" w:hAnsi="Cascadia Mono" w:cs="Cascadia Mono"/>
+                <w:sz w:val="19"/>
+                <w:szCs w:val="19"/>
+                <w:lang w:val="en-US"/>
+              </w:rPr>
+              <w:t>is_Angry</w:t>
+            </w:r>
+            <w:proofErr w:type="spellEnd"/>
+            <w:r>
+              <w:rPr>
+                <w:rFonts w:ascii="Cascadia Mono" w:hAnsi="Cascadia Mono" w:cs="Cascadia Mono"/>
+                <w:sz w:val="19"/>
+                <w:szCs w:val="19"/>
+                <w:lang w:val="en-US"/>
+              </w:rPr>
+              <w:t>", false);}</w:t>
             </w:r>
           </w:p>
           <w:p>
@@ -3289,7 +4480,69 @@
                 <w:szCs w:val="19"/>
                 <w:lang w:val="en-US"/>
               </w:rPr>
-              <w:t xml:space="preserve">    public override void ExitState(EnemyStateManager enemyManager) </w:t>
+              <w:t xml:space="preserve">    public override void </w:t>
+            </w:r>
+            <w:proofErr w:type="spellStart"/>
+            <w:proofErr w:type="gramStart"/>
+            <w:r>
+              <w:rPr>
+                <w:rFonts w:ascii="Cascadia Mono" w:hAnsi="Cascadia Mono" w:cs="Cascadia Mono"/>
+                <w:sz w:val="19"/>
+                <w:szCs w:val="19"/>
+                <w:lang w:val="en-US"/>
+              </w:rPr>
+              <w:t>ExitState</w:t>
+            </w:r>
+            <w:proofErr w:type="spellEnd"/>
+            <w:r>
+              <w:rPr>
+                <w:rFonts w:ascii="Cascadia Mono" w:hAnsi="Cascadia Mono" w:cs="Cascadia Mono"/>
+                <w:sz w:val="19"/>
+                <w:szCs w:val="19"/>
+                <w:lang w:val="en-US"/>
+              </w:rPr>
+              <w:t>(</w:t>
+            </w:r>
+            <w:proofErr w:type="spellStart"/>
+            <w:proofErr w:type="gramEnd"/>
+            <w:r>
+              <w:rPr>
+                <w:rFonts w:ascii="Cascadia Mono" w:hAnsi="Cascadia Mono" w:cs="Cascadia Mono"/>
+                <w:sz w:val="19"/>
+                <w:szCs w:val="19"/>
+                <w:lang w:val="en-US"/>
+              </w:rPr>
+              <w:t>EnemyStateManager</w:t>
+            </w:r>
+            <w:proofErr w:type="spellEnd"/>
+            <w:r>
+              <w:rPr>
+                <w:rFonts w:ascii="Cascadia Mono" w:hAnsi="Cascadia Mono" w:cs="Cascadia Mono"/>
+                <w:sz w:val="19"/>
+                <w:szCs w:val="19"/>
+                <w:lang w:val="en-US"/>
+              </w:rPr>
+              <w:t xml:space="preserve"> </w:t>
+            </w:r>
+            <w:proofErr w:type="spellStart"/>
+            <w:r>
+              <w:rPr>
+                <w:rFonts w:ascii="Cascadia Mono" w:hAnsi="Cascadia Mono" w:cs="Cascadia Mono"/>
+                <w:sz w:val="19"/>
+                <w:szCs w:val="19"/>
+                <w:lang w:val="en-US"/>
+              </w:rPr>
+              <w:t>enemyManager</w:t>
+            </w:r>
+            <w:proofErr w:type="spellEnd"/>
+            <w:r>
+              <w:rPr>
+                <w:rFonts w:ascii="Cascadia Mono" w:hAnsi="Cascadia Mono" w:cs="Cascadia Mono"/>
+                <w:sz w:val="19"/>
+                <w:szCs w:val="19"/>
+                <w:lang w:val="en-US"/>
+              </w:rPr>
+              <w:t xml:space="preserve">) </w:t>
             </w:r>
           </w:p>
           <w:p>
@@ -3329,7 +4582,69 @@
                 <w:szCs w:val="19"/>
                 <w:lang w:val="en-US"/>
               </w:rPr>
-              <w:t xml:space="preserve">    public override void UpdateState(EnemyStateManager enemyManager) {</w:t>
+              <w:t xml:space="preserve">    public override void </w:t>
+            </w:r>
+            <w:proofErr w:type="spellStart"/>
+            <w:proofErr w:type="gramStart"/>
+            <w:r>
+              <w:rPr>
+                <w:rFonts w:ascii="Cascadia Mono" w:hAnsi="Cascadia Mono" w:cs="Cascadia Mono"/>
+                <w:sz w:val="19"/>
+                <w:szCs w:val="19"/>
+                <w:lang w:val="en-US"/>
+              </w:rPr>
+              <w:t>UpdateState</w:t>
+            </w:r>
+            <w:proofErr w:type="spellEnd"/>
+            <w:r>
+              <w:rPr>
+                <w:rFonts w:ascii="Cascadia Mono" w:hAnsi="Cascadia Mono" w:cs="Cascadia Mono"/>
+                <w:sz w:val="19"/>
+                <w:szCs w:val="19"/>
+                <w:lang w:val="en-US"/>
+              </w:rPr>
+              <w:t>(</w:t>
+            </w:r>
+            <w:proofErr w:type="spellStart"/>
+            <w:proofErr w:type="gramEnd"/>
+            <w:r>
+              <w:rPr>
+                <w:rFonts w:ascii="Cascadia Mono" w:hAnsi="Cascadia Mono" w:cs="Cascadia Mono"/>
+                <w:sz w:val="19"/>
+                <w:szCs w:val="19"/>
+                <w:lang w:val="en-US"/>
+              </w:rPr>
+              <w:t>EnemyStateManager</w:t>
+            </w:r>
+            <w:proofErr w:type="spellEnd"/>
+            <w:r>
+              <w:rPr>
+                <w:rFonts w:ascii="Cascadia Mono" w:hAnsi="Cascadia Mono" w:cs="Cascadia Mono"/>
+                <w:sz w:val="19"/>
+                <w:szCs w:val="19"/>
+                <w:lang w:val="en-US"/>
+              </w:rPr>
+              <w:t xml:space="preserve"> </w:t>
+            </w:r>
+            <w:proofErr w:type="spellStart"/>
+            <w:r>
+              <w:rPr>
+                <w:rFonts w:ascii="Cascadia Mono" w:hAnsi="Cascadia Mono" w:cs="Cascadia Mono"/>
+                <w:sz w:val="19"/>
+                <w:szCs w:val="19"/>
+                <w:lang w:val="en-US"/>
+              </w:rPr>
+              <w:t>enemyManager</w:t>
+            </w:r>
+            <w:proofErr w:type="spellEnd"/>
+            <w:r>
+              <w:rPr>
+                <w:rFonts w:ascii="Cascadia Mono" w:hAnsi="Cascadia Mono" w:cs="Cascadia Mono"/>
+                <w:sz w:val="19"/>
+                <w:szCs w:val="19"/>
+                <w:lang w:val="en-US"/>
+              </w:rPr>
+              <w:t>) {</w:t>
             </w:r>
           </w:p>
           <w:p>
@@ -3349,8 +4664,50 @@
                 <w:szCs w:val="19"/>
                 <w:lang w:val="en-US"/>
               </w:rPr>
-              <w:t xml:space="preserve">        if (enemyManager.CheckOnTarget() &lt; enemyManager.agroDistance)  {</w:t>
-            </w:r>
+              <w:t xml:space="preserve">        if (</w:t>
+            </w:r>
+            <w:proofErr w:type="spellStart"/>
+            <w:r>
+              <w:rPr>
+                <w:rFonts w:ascii="Cascadia Mono" w:hAnsi="Cascadia Mono" w:cs="Cascadia Mono"/>
+                <w:sz w:val="19"/>
+                <w:szCs w:val="19"/>
+                <w:lang w:val="en-US"/>
+              </w:rPr>
+              <w:t>enemyManager.CheckOnTarget</w:t>
+            </w:r>
+            <w:proofErr w:type="spellEnd"/>
+            <w:r>
+              <w:rPr>
+                <w:rFonts w:ascii="Cascadia Mono" w:hAnsi="Cascadia Mono" w:cs="Cascadia Mono"/>
+                <w:sz w:val="19"/>
+                <w:szCs w:val="19"/>
+                <w:lang w:val="en-US"/>
+              </w:rPr>
+              <w:t xml:space="preserve">() &lt; </w:t>
+            </w:r>
+            <w:proofErr w:type="spellStart"/>
+            <w:r>
+              <w:rPr>
+                <w:rFonts w:ascii="Cascadia Mono" w:hAnsi="Cascadia Mono" w:cs="Cascadia Mono"/>
+                <w:sz w:val="19"/>
+                <w:szCs w:val="19"/>
+                <w:lang w:val="en-US"/>
+              </w:rPr>
+              <w:t>enemyManager.agroDistance</w:t>
+            </w:r>
+            <w:proofErr w:type="spellEnd"/>
+            <w:proofErr w:type="gramStart"/>
+            <w:r>
+              <w:rPr>
+                <w:rFonts w:ascii="Cascadia Mono" w:hAnsi="Cascadia Mono" w:cs="Cascadia Mono"/>
+                <w:sz w:val="19"/>
+                <w:szCs w:val="19"/>
+                <w:lang w:val="en-US"/>
+              </w:rPr>
+              <w:t>)  {</w:t>
+            </w:r>
+            <w:proofErr w:type="gramEnd"/>
           </w:p>
           <w:p>
             <w:pPr>
@@ -3369,7 +4726,47 @@
                 <w:szCs w:val="19"/>
                 <w:lang w:val="en-US"/>
               </w:rPr>
-              <w:t xml:space="preserve">            enemyManager.SwitchState(enemyManager.walkState);}}}</w:t>
+              <w:t xml:space="preserve">            </w:t>
+            </w:r>
+            <w:proofErr w:type="spellStart"/>
+            <w:r>
+              <w:rPr>
+                <w:rFonts w:ascii="Cascadia Mono" w:hAnsi="Cascadia Mono" w:cs="Cascadia Mono"/>
+                <w:sz w:val="19"/>
+                <w:szCs w:val="19"/>
+                <w:lang w:val="en-US"/>
+              </w:rPr>
+              <w:t>enemyManager.SwitchState</w:t>
+            </w:r>
+            <w:proofErr w:type="spellEnd"/>
+            <w:r>
+              <w:rPr>
+                <w:rFonts w:ascii="Cascadia Mono" w:hAnsi="Cascadia Mono" w:cs="Cascadia Mono"/>
+                <w:sz w:val="19"/>
+                <w:szCs w:val="19"/>
+                <w:lang w:val="en-US"/>
+              </w:rPr>
+              <w:t>(</w:t>
+            </w:r>
+            <w:proofErr w:type="spellStart"/>
+            <w:r>
+              <w:rPr>
+                <w:rFonts w:ascii="Cascadia Mono" w:hAnsi="Cascadia Mono" w:cs="Cascadia Mono"/>
+                <w:sz w:val="19"/>
+                <w:szCs w:val="19"/>
+                <w:lang w:val="en-US"/>
+              </w:rPr>
+              <w:t>enemyManager.walkState</w:t>
+            </w:r>
+            <w:proofErr w:type="spellEnd"/>
+            <w:r>
+              <w:rPr>
+                <w:rFonts w:ascii="Cascadia Mono" w:hAnsi="Cascadia Mono" w:cs="Cascadia Mono"/>
+                <w:sz w:val="19"/>
+                <w:szCs w:val="19"/>
+                <w:lang w:val="en-US"/>
+              </w:rPr>
+              <w:t>);}}}</w:t>
             </w:r>
           </w:p>
         </w:tc>
@@ -3388,12 +4785,14 @@
       <w:r>
         <w:t xml:space="preserve">0.2. Скрипт </w:t>
       </w:r>
+      <w:proofErr w:type="spellStart"/>
       <w:r>
         <w:rPr>
           <w:lang w:val="en-US"/>
         </w:rPr>
         <w:t>IdleState</w:t>
       </w:r>
+      <w:proofErr w:type="spellEnd"/>
     </w:p>
     <w:p>
       <w:pPr>
@@ -3402,12 +4801,14 @@
       <w:r>
         <w:t xml:space="preserve">Состояние атаки врага и переходы в него из других состояний были реализованы при помощи скрипта </w:t>
       </w:r>
+      <w:proofErr w:type="spellStart"/>
       <w:r>
         <w:rPr>
           <w:lang w:val="en-US"/>
         </w:rPr>
         <w:t>AttackState</w:t>
       </w:r>
+      <w:proofErr w:type="spellEnd"/>
       <w:r>
         <w:t>, данный скрипт представлен в листинге 10.3.</w:t>
       </w:r>
@@ -3443,7 +4844,27 @@
                 <w:szCs w:val="19"/>
                 <w:lang w:val="en-US"/>
               </w:rPr>
-              <w:t>using UnityEngine;</w:t>
+              <w:t xml:space="preserve">using </w:t>
+            </w:r>
+            <w:proofErr w:type="spellStart"/>
+            <w:r>
+              <w:rPr>
+                <w:rFonts w:ascii="Cascadia Mono" w:hAnsi="Cascadia Mono" w:cs="Cascadia Mono"/>
+                <w:sz w:val="19"/>
+                <w:szCs w:val="19"/>
+                <w:lang w:val="en-US"/>
+              </w:rPr>
+              <w:t>UnityEngine</w:t>
+            </w:r>
+            <w:proofErr w:type="spellEnd"/>
+            <w:r>
+              <w:rPr>
+                <w:rFonts w:ascii="Cascadia Mono" w:hAnsi="Cascadia Mono" w:cs="Cascadia Mono"/>
+                <w:sz w:val="19"/>
+                <w:szCs w:val="19"/>
+                <w:lang w:val="en-US"/>
+              </w:rPr>
+              <w:t>;</w:t>
             </w:r>
           </w:p>
           <w:p>
@@ -3463,8 +4884,61 @@
                 <w:szCs w:val="19"/>
                 <w:lang w:val="en-US"/>
               </w:rPr>
-              <w:t>public class AttackState : AState{</w:t>
-            </w:r>
+              <w:t xml:space="preserve">public class </w:t>
+            </w:r>
+            <w:proofErr w:type="spellStart"/>
+            <w:proofErr w:type="gramStart"/>
+            <w:r>
+              <w:rPr>
+                <w:rFonts w:ascii="Cascadia Mono" w:hAnsi="Cascadia Mono" w:cs="Cascadia Mono"/>
+                <w:sz w:val="19"/>
+                <w:szCs w:val="19"/>
+                <w:lang w:val="en-US"/>
+              </w:rPr>
+              <w:t>AttackState</w:t>
+            </w:r>
+            <w:proofErr w:type="spellEnd"/>
+            <w:r>
+              <w:rPr>
+                <w:rFonts w:ascii="Cascadia Mono" w:hAnsi="Cascadia Mono" w:cs="Cascadia Mono"/>
+                <w:sz w:val="19"/>
+                <w:szCs w:val="19"/>
+                <w:lang w:val="en-US"/>
+              </w:rPr>
+              <w:t xml:space="preserve"> :</w:t>
+            </w:r>
+            <w:proofErr w:type="gramEnd"/>
+            <w:r>
+              <w:rPr>
+                <w:rFonts w:ascii="Cascadia Mono" w:hAnsi="Cascadia Mono" w:cs="Cascadia Mono"/>
+                <w:sz w:val="19"/>
+                <w:szCs w:val="19"/>
+                <w:lang w:val="en-US"/>
+              </w:rPr>
+              <w:t xml:space="preserve"> </w:t>
+            </w:r>
+            <w:proofErr w:type="spellStart"/>
+            <w:proofErr w:type="gramStart"/>
+            <w:r>
+              <w:rPr>
+                <w:rFonts w:ascii="Cascadia Mono" w:hAnsi="Cascadia Mono" w:cs="Cascadia Mono"/>
+                <w:sz w:val="19"/>
+                <w:szCs w:val="19"/>
+                <w:lang w:val="en-US"/>
+              </w:rPr>
+              <w:t>AState</w:t>
+            </w:r>
+            <w:proofErr w:type="spellEnd"/>
+            <w:r>
+              <w:rPr>
+                <w:rFonts w:ascii="Cascadia Mono" w:hAnsi="Cascadia Mono" w:cs="Cascadia Mono"/>
+                <w:sz w:val="19"/>
+                <w:szCs w:val="19"/>
+                <w:lang w:val="en-US"/>
+              </w:rPr>
+              <w:t>{</w:t>
+            </w:r>
+            <w:proofErr w:type="gramEnd"/>
           </w:p>
           <w:p>
             <w:pPr>
@@ -3483,8 +4957,72 @@
                 <w:szCs w:val="19"/>
                 <w:lang w:val="en-US"/>
               </w:rPr>
-              <w:t xml:space="preserve">    public override void EnterState(EnemyStateManager enemyManager){</w:t>
-            </w:r>
+              <w:t xml:space="preserve">    public override void </w:t>
+            </w:r>
+            <w:proofErr w:type="spellStart"/>
+            <w:proofErr w:type="gramStart"/>
+            <w:r>
+              <w:rPr>
+                <w:rFonts w:ascii="Cascadia Mono" w:hAnsi="Cascadia Mono" w:cs="Cascadia Mono"/>
+                <w:sz w:val="19"/>
+                <w:szCs w:val="19"/>
+                <w:lang w:val="en-US"/>
+              </w:rPr>
+              <w:t>EnterState</w:t>
+            </w:r>
+            <w:proofErr w:type="spellEnd"/>
+            <w:r>
+              <w:rPr>
+                <w:rFonts w:ascii="Cascadia Mono" w:hAnsi="Cascadia Mono" w:cs="Cascadia Mono"/>
+                <w:sz w:val="19"/>
+                <w:szCs w:val="19"/>
+                <w:lang w:val="en-US"/>
+              </w:rPr>
+              <w:t>(</w:t>
+            </w:r>
+            <w:proofErr w:type="spellStart"/>
+            <w:proofErr w:type="gramEnd"/>
+            <w:r>
+              <w:rPr>
+                <w:rFonts w:ascii="Cascadia Mono" w:hAnsi="Cascadia Mono" w:cs="Cascadia Mono"/>
+                <w:sz w:val="19"/>
+                <w:szCs w:val="19"/>
+                <w:lang w:val="en-US"/>
+              </w:rPr>
+              <w:t>EnemyStateManager</w:t>
+            </w:r>
+            <w:proofErr w:type="spellEnd"/>
+            <w:r>
+              <w:rPr>
+                <w:rFonts w:ascii="Cascadia Mono" w:hAnsi="Cascadia Mono" w:cs="Cascadia Mono"/>
+                <w:sz w:val="19"/>
+                <w:szCs w:val="19"/>
+                <w:lang w:val="en-US"/>
+              </w:rPr>
+              <w:t xml:space="preserve"> </w:t>
+            </w:r>
+            <w:proofErr w:type="spellStart"/>
+            <w:proofErr w:type="gramStart"/>
+            <w:r>
+              <w:rPr>
+                <w:rFonts w:ascii="Cascadia Mono" w:hAnsi="Cascadia Mono" w:cs="Cascadia Mono"/>
+                <w:sz w:val="19"/>
+                <w:szCs w:val="19"/>
+                <w:lang w:val="en-US"/>
+              </w:rPr>
+              <w:t>enemyManager</w:t>
+            </w:r>
+            <w:proofErr w:type="spellEnd"/>
+            <w:r>
+              <w:rPr>
+                <w:rFonts w:ascii="Cascadia Mono" w:hAnsi="Cascadia Mono" w:cs="Cascadia Mono"/>
+                <w:sz w:val="19"/>
+                <w:szCs w:val="19"/>
+                <w:lang w:val="en-US"/>
+              </w:rPr>
+              <w:t>){</w:t>
+            </w:r>
+            <w:proofErr w:type="gramEnd"/>
           </w:p>
           <w:p>
             <w:pPr>
@@ -3503,7 +5041,27 @@
                 <w:szCs w:val="19"/>
                 <w:lang w:val="en-US"/>
               </w:rPr>
-              <w:t xml:space="preserve">        enemyManager.SetSpeed(0);</w:t>
+              <w:t xml:space="preserve">        </w:t>
+            </w:r>
+            <w:proofErr w:type="spellStart"/>
+            <w:r>
+              <w:rPr>
+                <w:rFonts w:ascii="Cascadia Mono" w:hAnsi="Cascadia Mono" w:cs="Cascadia Mono"/>
+                <w:sz w:val="19"/>
+                <w:szCs w:val="19"/>
+                <w:lang w:val="en-US"/>
+              </w:rPr>
+              <w:t>enemyManager.SetSpeed</w:t>
+            </w:r>
+            <w:proofErr w:type="spellEnd"/>
+            <w:r>
+              <w:rPr>
+                <w:rFonts w:ascii="Cascadia Mono" w:hAnsi="Cascadia Mono" w:cs="Cascadia Mono"/>
+                <w:sz w:val="19"/>
+                <w:szCs w:val="19"/>
+                <w:lang w:val="en-US"/>
+              </w:rPr>
+              <w:t>(0);</w:t>
             </w:r>
           </w:p>
           <w:p>
@@ -3523,7 +5081,49 @@
                 <w:szCs w:val="19"/>
                 <w:lang w:val="en-US"/>
               </w:rPr>
-              <w:t xml:space="preserve">        enemyManager.animator.SetBool("is_Attacking", true);}</w:t>
+              <w:t xml:space="preserve">        </w:t>
+            </w:r>
+            <w:proofErr w:type="spellStart"/>
+            <w:proofErr w:type="gramStart"/>
+            <w:r>
+              <w:rPr>
+                <w:rFonts w:ascii="Cascadia Mono" w:hAnsi="Cascadia Mono" w:cs="Cascadia Mono"/>
+                <w:sz w:val="19"/>
+                <w:szCs w:val="19"/>
+                <w:lang w:val="en-US"/>
+              </w:rPr>
+              <w:t>enemyManager.animator.SetBool</w:t>
+            </w:r>
+            <w:proofErr w:type="spellEnd"/>
+            <w:proofErr w:type="gramEnd"/>
+            <w:r>
+              <w:rPr>
+                <w:rFonts w:ascii="Cascadia Mono" w:hAnsi="Cascadia Mono" w:cs="Cascadia Mono"/>
+                <w:sz w:val="19"/>
+                <w:szCs w:val="19"/>
+                <w:lang w:val="en-US"/>
+              </w:rPr>
+              <w:t>("</w:t>
+            </w:r>
+            <w:proofErr w:type="spellStart"/>
+            <w:r>
+              <w:rPr>
+                <w:rFonts w:ascii="Cascadia Mono" w:hAnsi="Cascadia Mono" w:cs="Cascadia Mono"/>
+                <w:sz w:val="19"/>
+                <w:szCs w:val="19"/>
+                <w:lang w:val="en-US"/>
+              </w:rPr>
+              <w:t>is_Attacking</w:t>
+            </w:r>
+            <w:proofErr w:type="spellEnd"/>
+            <w:r>
+              <w:rPr>
+                <w:rFonts w:ascii="Cascadia Mono" w:hAnsi="Cascadia Mono" w:cs="Cascadia Mono"/>
+                <w:sz w:val="19"/>
+                <w:szCs w:val="19"/>
+                <w:lang w:val="en-US"/>
+              </w:rPr>
+              <w:t>", true);}</w:t>
             </w:r>
           </w:p>
           <w:p>
@@ -3543,8 +5143,72 @@
                 <w:szCs w:val="19"/>
                 <w:lang w:val="en-US"/>
               </w:rPr>
-              <w:t xml:space="preserve">    public override void ExitState(EnemyStateManager enemyManager){</w:t>
-            </w:r>
+              <w:t xml:space="preserve">    public override void </w:t>
+            </w:r>
+            <w:proofErr w:type="spellStart"/>
+            <w:proofErr w:type="gramStart"/>
+            <w:r>
+              <w:rPr>
+                <w:rFonts w:ascii="Cascadia Mono" w:hAnsi="Cascadia Mono" w:cs="Cascadia Mono"/>
+                <w:sz w:val="19"/>
+                <w:szCs w:val="19"/>
+                <w:lang w:val="en-US"/>
+              </w:rPr>
+              <w:t>ExitState</w:t>
+            </w:r>
+            <w:proofErr w:type="spellEnd"/>
+            <w:r>
+              <w:rPr>
+                <w:rFonts w:ascii="Cascadia Mono" w:hAnsi="Cascadia Mono" w:cs="Cascadia Mono"/>
+                <w:sz w:val="19"/>
+                <w:szCs w:val="19"/>
+                <w:lang w:val="en-US"/>
+              </w:rPr>
+              <w:t>(</w:t>
+            </w:r>
+            <w:proofErr w:type="spellStart"/>
+            <w:proofErr w:type="gramEnd"/>
+            <w:r>
+              <w:rPr>
+                <w:rFonts w:ascii="Cascadia Mono" w:hAnsi="Cascadia Mono" w:cs="Cascadia Mono"/>
+                <w:sz w:val="19"/>
+                <w:szCs w:val="19"/>
+                <w:lang w:val="en-US"/>
+              </w:rPr>
+              <w:t>EnemyStateManager</w:t>
+            </w:r>
+            <w:proofErr w:type="spellEnd"/>
+            <w:r>
+              <w:rPr>
+                <w:rFonts w:ascii="Cascadia Mono" w:hAnsi="Cascadia Mono" w:cs="Cascadia Mono"/>
+                <w:sz w:val="19"/>
+                <w:szCs w:val="19"/>
+                <w:lang w:val="en-US"/>
+              </w:rPr>
+              <w:t xml:space="preserve"> </w:t>
+            </w:r>
+            <w:proofErr w:type="spellStart"/>
+            <w:proofErr w:type="gramStart"/>
+            <w:r>
+              <w:rPr>
+                <w:rFonts w:ascii="Cascadia Mono" w:hAnsi="Cascadia Mono" w:cs="Cascadia Mono"/>
+                <w:sz w:val="19"/>
+                <w:szCs w:val="19"/>
+                <w:lang w:val="en-US"/>
+              </w:rPr>
+              <w:t>enemyManager</w:t>
+            </w:r>
+            <w:proofErr w:type="spellEnd"/>
+            <w:r>
+              <w:rPr>
+                <w:rFonts w:ascii="Cascadia Mono" w:hAnsi="Cascadia Mono" w:cs="Cascadia Mono"/>
+                <w:sz w:val="19"/>
+                <w:szCs w:val="19"/>
+                <w:lang w:val="en-US"/>
+              </w:rPr>
+              <w:t>){</w:t>
+            </w:r>
+            <w:proofErr w:type="gramEnd"/>
           </w:p>
           <w:p>
             <w:pPr>
@@ -3563,7 +5227,49 @@
                 <w:szCs w:val="19"/>
                 <w:lang w:val="en-US"/>
               </w:rPr>
-              <w:t xml:space="preserve">        enemyManager.animator.SetBool("is_Attacking", false);}</w:t>
+              <w:t xml:space="preserve">        </w:t>
+            </w:r>
+            <w:proofErr w:type="spellStart"/>
+            <w:proofErr w:type="gramStart"/>
+            <w:r>
+              <w:rPr>
+                <w:rFonts w:ascii="Cascadia Mono" w:hAnsi="Cascadia Mono" w:cs="Cascadia Mono"/>
+                <w:sz w:val="19"/>
+                <w:szCs w:val="19"/>
+                <w:lang w:val="en-US"/>
+              </w:rPr>
+              <w:t>enemyManager.animator.SetBool</w:t>
+            </w:r>
+            <w:proofErr w:type="spellEnd"/>
+            <w:proofErr w:type="gramEnd"/>
+            <w:r>
+              <w:rPr>
+                <w:rFonts w:ascii="Cascadia Mono" w:hAnsi="Cascadia Mono" w:cs="Cascadia Mono"/>
+                <w:sz w:val="19"/>
+                <w:szCs w:val="19"/>
+                <w:lang w:val="en-US"/>
+              </w:rPr>
+              <w:t>("</w:t>
+            </w:r>
+            <w:proofErr w:type="spellStart"/>
+            <w:r>
+              <w:rPr>
+                <w:rFonts w:ascii="Cascadia Mono" w:hAnsi="Cascadia Mono" w:cs="Cascadia Mono"/>
+                <w:sz w:val="19"/>
+                <w:szCs w:val="19"/>
+                <w:lang w:val="en-US"/>
+              </w:rPr>
+              <w:t>is_Attacking</w:t>
+            </w:r>
+            <w:proofErr w:type="spellEnd"/>
+            <w:r>
+              <w:rPr>
+                <w:rFonts w:ascii="Cascadia Mono" w:hAnsi="Cascadia Mono" w:cs="Cascadia Mono"/>
+                <w:sz w:val="19"/>
+                <w:szCs w:val="19"/>
+                <w:lang w:val="en-US"/>
+              </w:rPr>
+              <w:t>", false);}</w:t>
             </w:r>
           </w:p>
           <w:p>
@@ -3583,8 +5289,72 @@
                 <w:szCs w:val="19"/>
                 <w:lang w:val="en-US"/>
               </w:rPr>
-              <w:t xml:space="preserve">    public override void UpdateState(EnemyStateManager enemyManager){</w:t>
-            </w:r>
+              <w:t xml:space="preserve">    public override void </w:t>
+            </w:r>
+            <w:proofErr w:type="spellStart"/>
+            <w:proofErr w:type="gramStart"/>
+            <w:r>
+              <w:rPr>
+                <w:rFonts w:ascii="Cascadia Mono" w:hAnsi="Cascadia Mono" w:cs="Cascadia Mono"/>
+                <w:sz w:val="19"/>
+                <w:szCs w:val="19"/>
+                <w:lang w:val="en-US"/>
+              </w:rPr>
+              <w:t>UpdateState</w:t>
+            </w:r>
+            <w:proofErr w:type="spellEnd"/>
+            <w:r>
+              <w:rPr>
+                <w:rFonts w:ascii="Cascadia Mono" w:hAnsi="Cascadia Mono" w:cs="Cascadia Mono"/>
+                <w:sz w:val="19"/>
+                <w:szCs w:val="19"/>
+                <w:lang w:val="en-US"/>
+              </w:rPr>
+              <w:t>(</w:t>
+            </w:r>
+            <w:proofErr w:type="spellStart"/>
+            <w:proofErr w:type="gramEnd"/>
+            <w:r>
+              <w:rPr>
+                <w:rFonts w:ascii="Cascadia Mono" w:hAnsi="Cascadia Mono" w:cs="Cascadia Mono"/>
+                <w:sz w:val="19"/>
+                <w:szCs w:val="19"/>
+                <w:lang w:val="en-US"/>
+              </w:rPr>
+              <w:t>EnemyStateManager</w:t>
+            </w:r>
+            <w:proofErr w:type="spellEnd"/>
+            <w:r>
+              <w:rPr>
+                <w:rFonts w:ascii="Cascadia Mono" w:hAnsi="Cascadia Mono" w:cs="Cascadia Mono"/>
+                <w:sz w:val="19"/>
+                <w:szCs w:val="19"/>
+                <w:lang w:val="en-US"/>
+              </w:rPr>
+              <w:t xml:space="preserve"> </w:t>
+            </w:r>
+            <w:proofErr w:type="spellStart"/>
+            <w:proofErr w:type="gramStart"/>
+            <w:r>
+              <w:rPr>
+                <w:rFonts w:ascii="Cascadia Mono" w:hAnsi="Cascadia Mono" w:cs="Cascadia Mono"/>
+                <w:sz w:val="19"/>
+                <w:szCs w:val="19"/>
+                <w:lang w:val="en-US"/>
+              </w:rPr>
+              <w:t>enemyManager</w:t>
+            </w:r>
+            <w:proofErr w:type="spellEnd"/>
+            <w:r>
+              <w:rPr>
+                <w:rFonts w:ascii="Cascadia Mono" w:hAnsi="Cascadia Mono" w:cs="Cascadia Mono"/>
+                <w:sz w:val="19"/>
+                <w:szCs w:val="19"/>
+                <w:lang w:val="en-US"/>
+              </w:rPr>
+              <w:t>){</w:t>
+            </w:r>
+            <w:proofErr w:type="gramEnd"/>
           </w:p>
           <w:p>
             <w:pPr>
@@ -3603,8 +5373,50 @@
                 <w:szCs w:val="19"/>
                 <w:lang w:val="en-US"/>
               </w:rPr>
-              <w:t xml:space="preserve">        if (enemyManager.CheckOnTarget() &gt; enemyManager.attackDistance){</w:t>
-            </w:r>
+              <w:t xml:space="preserve">        if (</w:t>
+            </w:r>
+            <w:proofErr w:type="spellStart"/>
+            <w:r>
+              <w:rPr>
+                <w:rFonts w:ascii="Cascadia Mono" w:hAnsi="Cascadia Mono" w:cs="Cascadia Mono"/>
+                <w:sz w:val="19"/>
+                <w:szCs w:val="19"/>
+                <w:lang w:val="en-US"/>
+              </w:rPr>
+              <w:t>enemyManager.CheckOnTarget</w:t>
+            </w:r>
+            <w:proofErr w:type="spellEnd"/>
+            <w:r>
+              <w:rPr>
+                <w:rFonts w:ascii="Cascadia Mono" w:hAnsi="Cascadia Mono" w:cs="Cascadia Mono"/>
+                <w:sz w:val="19"/>
+                <w:szCs w:val="19"/>
+                <w:lang w:val="en-US"/>
+              </w:rPr>
+              <w:t xml:space="preserve">() &gt; </w:t>
+            </w:r>
+            <w:proofErr w:type="spellStart"/>
+            <w:proofErr w:type="gramStart"/>
+            <w:r>
+              <w:rPr>
+                <w:rFonts w:ascii="Cascadia Mono" w:hAnsi="Cascadia Mono" w:cs="Cascadia Mono"/>
+                <w:sz w:val="19"/>
+                <w:szCs w:val="19"/>
+                <w:lang w:val="en-US"/>
+              </w:rPr>
+              <w:t>enemyManager.attackDistance</w:t>
+            </w:r>
+            <w:proofErr w:type="spellEnd"/>
+            <w:r>
+              <w:rPr>
+                <w:rFonts w:ascii="Cascadia Mono" w:hAnsi="Cascadia Mono" w:cs="Cascadia Mono"/>
+                <w:sz w:val="19"/>
+                <w:szCs w:val="19"/>
+                <w:lang w:val="en-US"/>
+              </w:rPr>
+              <w:t>){</w:t>
+            </w:r>
+            <w:proofErr w:type="gramEnd"/>
           </w:p>
           <w:p>
             <w:pPr>
@@ -3623,7 +5435,49 @@
                 <w:szCs w:val="19"/>
                 <w:lang w:val="en-US"/>
               </w:rPr>
-              <w:t xml:space="preserve">            enemyManager.animator.SetBool("is_Angry", true);</w:t>
+              <w:t xml:space="preserve">            </w:t>
+            </w:r>
+            <w:proofErr w:type="spellStart"/>
+            <w:proofErr w:type="gramStart"/>
+            <w:r>
+              <w:rPr>
+                <w:rFonts w:ascii="Cascadia Mono" w:hAnsi="Cascadia Mono" w:cs="Cascadia Mono"/>
+                <w:sz w:val="19"/>
+                <w:szCs w:val="19"/>
+                <w:lang w:val="en-US"/>
+              </w:rPr>
+              <w:t>enemyManager.animator.SetBool</w:t>
+            </w:r>
+            <w:proofErr w:type="spellEnd"/>
+            <w:proofErr w:type="gramEnd"/>
+            <w:r>
+              <w:rPr>
+                <w:rFonts w:ascii="Cascadia Mono" w:hAnsi="Cascadia Mono" w:cs="Cascadia Mono"/>
+                <w:sz w:val="19"/>
+                <w:szCs w:val="19"/>
+                <w:lang w:val="en-US"/>
+              </w:rPr>
+              <w:t>("</w:t>
+            </w:r>
+            <w:proofErr w:type="spellStart"/>
+            <w:r>
+              <w:rPr>
+                <w:rFonts w:ascii="Cascadia Mono" w:hAnsi="Cascadia Mono" w:cs="Cascadia Mono"/>
+                <w:sz w:val="19"/>
+                <w:szCs w:val="19"/>
+                <w:lang w:val="en-US"/>
+              </w:rPr>
+              <w:t>is_Angry</w:t>
+            </w:r>
+            <w:proofErr w:type="spellEnd"/>
+            <w:r>
+              <w:rPr>
+                <w:rFonts w:ascii="Cascadia Mono" w:hAnsi="Cascadia Mono" w:cs="Cascadia Mono"/>
+                <w:sz w:val="19"/>
+                <w:szCs w:val="19"/>
+                <w:lang w:val="en-US"/>
+              </w:rPr>
+              <w:t>", true);</w:t>
             </w:r>
           </w:p>
           <w:p>
@@ -3643,7 +5497,49 @@
                 <w:szCs w:val="19"/>
                 <w:lang w:val="en-US"/>
               </w:rPr>
-              <w:t xml:space="preserve">            enemyManager.animator.SetBool("is_Attacking", false);</w:t>
+              <w:t xml:space="preserve">            </w:t>
+            </w:r>
+            <w:proofErr w:type="spellStart"/>
+            <w:proofErr w:type="gramStart"/>
+            <w:r>
+              <w:rPr>
+                <w:rFonts w:ascii="Cascadia Mono" w:hAnsi="Cascadia Mono" w:cs="Cascadia Mono"/>
+                <w:sz w:val="19"/>
+                <w:szCs w:val="19"/>
+                <w:lang w:val="en-US"/>
+              </w:rPr>
+              <w:t>enemyManager.animator.SetBool</w:t>
+            </w:r>
+            <w:proofErr w:type="spellEnd"/>
+            <w:proofErr w:type="gramEnd"/>
+            <w:r>
+              <w:rPr>
+                <w:rFonts w:ascii="Cascadia Mono" w:hAnsi="Cascadia Mono" w:cs="Cascadia Mono"/>
+                <w:sz w:val="19"/>
+                <w:szCs w:val="19"/>
+                <w:lang w:val="en-US"/>
+              </w:rPr>
+              <w:t>("</w:t>
+            </w:r>
+            <w:proofErr w:type="spellStart"/>
+            <w:r>
+              <w:rPr>
+                <w:rFonts w:ascii="Cascadia Mono" w:hAnsi="Cascadia Mono" w:cs="Cascadia Mono"/>
+                <w:sz w:val="19"/>
+                <w:szCs w:val="19"/>
+                <w:lang w:val="en-US"/>
+              </w:rPr>
+              <w:t>is_Attacking</w:t>
+            </w:r>
+            <w:proofErr w:type="spellEnd"/>
+            <w:r>
+              <w:rPr>
+                <w:rFonts w:ascii="Cascadia Mono" w:hAnsi="Cascadia Mono" w:cs="Cascadia Mono"/>
+                <w:sz w:val="19"/>
+                <w:szCs w:val="19"/>
+                <w:lang w:val="en-US"/>
+              </w:rPr>
+              <w:t>", false);</w:t>
             </w:r>
           </w:p>
           <w:p>
@@ -3663,7 +5559,47 @@
                 <w:szCs w:val="19"/>
                 <w:lang w:val="en-US"/>
               </w:rPr>
-              <w:t xml:space="preserve">            enemyManager.SwitchState(enemyManager.walkState);}</w:t>
+              <w:t xml:space="preserve">            </w:t>
+            </w:r>
+            <w:proofErr w:type="spellStart"/>
+            <w:r>
+              <w:rPr>
+                <w:rFonts w:ascii="Cascadia Mono" w:hAnsi="Cascadia Mono" w:cs="Cascadia Mono"/>
+                <w:sz w:val="19"/>
+                <w:szCs w:val="19"/>
+                <w:lang w:val="en-US"/>
+              </w:rPr>
+              <w:t>enemyManager.SwitchState</w:t>
+            </w:r>
+            <w:proofErr w:type="spellEnd"/>
+            <w:r>
+              <w:rPr>
+                <w:rFonts w:ascii="Cascadia Mono" w:hAnsi="Cascadia Mono" w:cs="Cascadia Mono"/>
+                <w:sz w:val="19"/>
+                <w:szCs w:val="19"/>
+                <w:lang w:val="en-US"/>
+              </w:rPr>
+              <w:t>(</w:t>
+            </w:r>
+            <w:proofErr w:type="spellStart"/>
+            <w:r>
+              <w:rPr>
+                <w:rFonts w:ascii="Cascadia Mono" w:hAnsi="Cascadia Mono" w:cs="Cascadia Mono"/>
+                <w:sz w:val="19"/>
+                <w:szCs w:val="19"/>
+                <w:lang w:val="en-US"/>
+              </w:rPr>
+              <w:t>enemyManager.walkState</w:t>
+            </w:r>
+            <w:proofErr w:type="spellEnd"/>
+            <w:r>
+              <w:rPr>
+                <w:rFonts w:ascii="Cascadia Mono" w:hAnsi="Cascadia Mono" w:cs="Cascadia Mono"/>
+                <w:sz w:val="19"/>
+                <w:szCs w:val="19"/>
+                <w:lang w:val="en-US"/>
+              </w:rPr>
+              <w:t>);}</w:t>
             </w:r>
           </w:p>
           <w:p>
@@ -3683,8 +5619,50 @@
                 <w:szCs w:val="19"/>
                 <w:lang w:val="en-US"/>
               </w:rPr>
-              <w:t xml:space="preserve">        else if (enemyManager.CheckOnTarget() &lt;= enemyManager.attackDistance){</w:t>
-            </w:r>
+              <w:t xml:space="preserve">        else if (</w:t>
+            </w:r>
+            <w:proofErr w:type="spellStart"/>
+            <w:r>
+              <w:rPr>
+                <w:rFonts w:ascii="Cascadia Mono" w:hAnsi="Cascadia Mono" w:cs="Cascadia Mono"/>
+                <w:sz w:val="19"/>
+                <w:szCs w:val="19"/>
+                <w:lang w:val="en-US"/>
+              </w:rPr>
+              <w:t>enemyManager.CheckOnTarget</w:t>
+            </w:r>
+            <w:proofErr w:type="spellEnd"/>
+            <w:r>
+              <w:rPr>
+                <w:rFonts w:ascii="Cascadia Mono" w:hAnsi="Cascadia Mono" w:cs="Cascadia Mono"/>
+                <w:sz w:val="19"/>
+                <w:szCs w:val="19"/>
+                <w:lang w:val="en-US"/>
+              </w:rPr>
+              <w:t xml:space="preserve">() &lt;= </w:t>
+            </w:r>
+            <w:proofErr w:type="spellStart"/>
+            <w:proofErr w:type="gramStart"/>
+            <w:r>
+              <w:rPr>
+                <w:rFonts w:ascii="Cascadia Mono" w:hAnsi="Cascadia Mono" w:cs="Cascadia Mono"/>
+                <w:sz w:val="19"/>
+                <w:szCs w:val="19"/>
+                <w:lang w:val="en-US"/>
+              </w:rPr>
+              <w:t>enemyManager.attackDistance</w:t>
+            </w:r>
+            <w:proofErr w:type="spellEnd"/>
+            <w:r>
+              <w:rPr>
+                <w:rFonts w:ascii="Cascadia Mono" w:hAnsi="Cascadia Mono" w:cs="Cascadia Mono"/>
+                <w:sz w:val="19"/>
+                <w:szCs w:val="19"/>
+                <w:lang w:val="en-US"/>
+              </w:rPr>
+              <w:t>){</w:t>
+            </w:r>
+            <w:proofErr w:type="gramEnd"/>
           </w:p>
           <w:p>
             <w:pPr>
@@ -3703,7 +5681,49 @@
                 <w:szCs w:val="19"/>
                 <w:lang w:val="en-US"/>
               </w:rPr>
-              <w:t xml:space="preserve">            enemyManager.animator.SetBool("is_Angry", true);</w:t>
+              <w:t xml:space="preserve">            </w:t>
+            </w:r>
+            <w:proofErr w:type="spellStart"/>
+            <w:proofErr w:type="gramStart"/>
+            <w:r>
+              <w:rPr>
+                <w:rFonts w:ascii="Cascadia Mono" w:hAnsi="Cascadia Mono" w:cs="Cascadia Mono"/>
+                <w:sz w:val="19"/>
+                <w:szCs w:val="19"/>
+                <w:lang w:val="en-US"/>
+              </w:rPr>
+              <w:t>enemyManager.animator.SetBool</w:t>
+            </w:r>
+            <w:proofErr w:type="spellEnd"/>
+            <w:proofErr w:type="gramEnd"/>
+            <w:r>
+              <w:rPr>
+                <w:rFonts w:ascii="Cascadia Mono" w:hAnsi="Cascadia Mono" w:cs="Cascadia Mono"/>
+                <w:sz w:val="19"/>
+                <w:szCs w:val="19"/>
+                <w:lang w:val="en-US"/>
+              </w:rPr>
+              <w:t>("</w:t>
+            </w:r>
+            <w:proofErr w:type="spellStart"/>
+            <w:r>
+              <w:rPr>
+                <w:rFonts w:ascii="Cascadia Mono" w:hAnsi="Cascadia Mono" w:cs="Cascadia Mono"/>
+                <w:sz w:val="19"/>
+                <w:szCs w:val="19"/>
+                <w:lang w:val="en-US"/>
+              </w:rPr>
+              <w:t>is_Angry</w:t>
+            </w:r>
+            <w:proofErr w:type="spellEnd"/>
+            <w:r>
+              <w:rPr>
+                <w:rFonts w:ascii="Cascadia Mono" w:hAnsi="Cascadia Mono" w:cs="Cascadia Mono"/>
+                <w:sz w:val="19"/>
+                <w:szCs w:val="19"/>
+                <w:lang w:val="en-US"/>
+              </w:rPr>
+              <w:t>", true);</w:t>
             </w:r>
           </w:p>
           <w:p>
@@ -3723,7 +5743,49 @@
                 <w:szCs w:val="19"/>
                 <w:lang w:val="en-US"/>
               </w:rPr>
-              <w:t xml:space="preserve">            enemyManager.animator.SetBool("is_Attacking", true);</w:t>
+              <w:t xml:space="preserve">            </w:t>
+            </w:r>
+            <w:proofErr w:type="spellStart"/>
+            <w:proofErr w:type="gramStart"/>
+            <w:r>
+              <w:rPr>
+                <w:rFonts w:ascii="Cascadia Mono" w:hAnsi="Cascadia Mono" w:cs="Cascadia Mono"/>
+                <w:sz w:val="19"/>
+                <w:szCs w:val="19"/>
+                <w:lang w:val="en-US"/>
+              </w:rPr>
+              <w:t>enemyManager.animator.SetBool</w:t>
+            </w:r>
+            <w:proofErr w:type="spellEnd"/>
+            <w:proofErr w:type="gramEnd"/>
+            <w:r>
+              <w:rPr>
+                <w:rFonts w:ascii="Cascadia Mono" w:hAnsi="Cascadia Mono" w:cs="Cascadia Mono"/>
+                <w:sz w:val="19"/>
+                <w:szCs w:val="19"/>
+                <w:lang w:val="en-US"/>
+              </w:rPr>
+              <w:t>("</w:t>
+            </w:r>
+            <w:proofErr w:type="spellStart"/>
+            <w:r>
+              <w:rPr>
+                <w:rFonts w:ascii="Cascadia Mono" w:hAnsi="Cascadia Mono" w:cs="Cascadia Mono"/>
+                <w:sz w:val="19"/>
+                <w:szCs w:val="19"/>
+                <w:lang w:val="en-US"/>
+              </w:rPr>
+              <w:t>is_Attacking</w:t>
+            </w:r>
+            <w:proofErr w:type="spellEnd"/>
+            <w:r>
+              <w:rPr>
+                <w:rFonts w:ascii="Cascadia Mono" w:hAnsi="Cascadia Mono" w:cs="Cascadia Mono"/>
+                <w:sz w:val="19"/>
+                <w:szCs w:val="19"/>
+                <w:lang w:val="en-US"/>
+              </w:rPr>
+              <w:t>", true);</w:t>
             </w:r>
           </w:p>
           <w:p>
@@ -3743,7 +5805,58 @@
                 <w:szCs w:val="19"/>
                 <w:lang w:val="en-US"/>
               </w:rPr>
-              <w:t xml:space="preserve">            enemyManager.SwitchState(enemyManager.attackState);            </w:t>
+              <w:t xml:space="preserve">            </w:t>
+            </w:r>
+            <w:proofErr w:type="spellStart"/>
+            <w:r>
+              <w:rPr>
+                <w:rFonts w:ascii="Cascadia Mono" w:hAnsi="Cascadia Mono" w:cs="Cascadia Mono"/>
+                <w:sz w:val="19"/>
+                <w:szCs w:val="19"/>
+                <w:lang w:val="en-US"/>
+              </w:rPr>
+              <w:t>enemyManager.SwitchState</w:t>
+            </w:r>
+            <w:proofErr w:type="spellEnd"/>
+            <w:r>
+              <w:rPr>
+                <w:rFonts w:ascii="Cascadia Mono" w:hAnsi="Cascadia Mono" w:cs="Cascadia Mono"/>
+                <w:sz w:val="19"/>
+                <w:szCs w:val="19"/>
+                <w:lang w:val="en-US"/>
+              </w:rPr>
+              <w:t>(</w:t>
+            </w:r>
+            <w:proofErr w:type="spellStart"/>
+            <w:r>
+              <w:rPr>
+                <w:rFonts w:ascii="Cascadia Mono" w:hAnsi="Cascadia Mono" w:cs="Cascadia Mono"/>
+                <w:sz w:val="19"/>
+                <w:szCs w:val="19"/>
+                <w:lang w:val="en-US"/>
+              </w:rPr>
+              <w:t>enemyManager.attackState</w:t>
+            </w:r>
+            <w:proofErr w:type="spellEnd"/>
+            <w:proofErr w:type="gramStart"/>
+            <w:r>
+              <w:rPr>
+                <w:rFonts w:ascii="Cascadia Mono" w:hAnsi="Cascadia Mono" w:cs="Cascadia Mono"/>
+                <w:sz w:val="19"/>
+                <w:szCs w:val="19"/>
+                <w:lang w:val="en-US"/>
+              </w:rPr>
+              <w:t xml:space="preserve">);   </w:t>
+            </w:r>
+            <w:proofErr w:type="gramEnd"/>
+            <w:r>
+              <w:rPr>
+                <w:rFonts w:ascii="Cascadia Mono" w:hAnsi="Cascadia Mono" w:cs="Cascadia Mono"/>
+                <w:sz w:val="19"/>
+                <w:szCs w:val="19"/>
+                <w:lang w:val="en-US"/>
+              </w:rPr>
+              <w:t xml:space="preserve">         </w:t>
             </w:r>
             <w:r>
               <w:rPr>
@@ -3774,15 +5887,22 @@
         <w:ind w:firstLine="0"/>
         <w:jc w:val="center"/>
       </w:pPr>
-      <w:r>
-        <w:t xml:space="preserve">Лиситинг 10.3. Скрипт </w:t>
-      </w:r>
+      <w:proofErr w:type="spellStart"/>
+      <w:r>
+        <w:t>Лиситинг</w:t>
+      </w:r>
+      <w:proofErr w:type="spellEnd"/>
+      <w:r>
+        <w:t xml:space="preserve"> 10.3. Скрипт </w:t>
+      </w:r>
+      <w:proofErr w:type="spellStart"/>
       <w:r>
         <w:rPr>
           <w:lang w:val="en-US"/>
         </w:rPr>
         <w:t>AttackState</w:t>
       </w:r>
+      <w:proofErr w:type="spellEnd"/>
     </w:p>
     <w:p>
       <w:pPr>
@@ -3830,7 +5950,27 @@
                 <w:szCs w:val="19"/>
                 <w:lang w:val="en-US"/>
               </w:rPr>
-              <w:t>using UnityEngine;</w:t>
+              <w:t xml:space="preserve">using </w:t>
+            </w:r>
+            <w:proofErr w:type="spellStart"/>
+            <w:r>
+              <w:rPr>
+                <w:rFonts w:ascii="Cascadia Mono" w:hAnsi="Cascadia Mono" w:cs="Cascadia Mono"/>
+                <w:sz w:val="19"/>
+                <w:szCs w:val="19"/>
+                <w:lang w:val="en-US"/>
+              </w:rPr>
+              <w:t>UnityEngine</w:t>
+            </w:r>
+            <w:proofErr w:type="spellEnd"/>
+            <w:r>
+              <w:rPr>
+                <w:rFonts w:ascii="Cascadia Mono" w:hAnsi="Cascadia Mono" w:cs="Cascadia Mono"/>
+                <w:sz w:val="19"/>
+                <w:szCs w:val="19"/>
+                <w:lang w:val="en-US"/>
+              </w:rPr>
+              <w:t>;</w:t>
             </w:r>
           </w:p>
           <w:p>
@@ -3850,8 +5990,50 @@
                 <w:szCs w:val="19"/>
                 <w:lang w:val="en-US"/>
               </w:rPr>
-              <w:t>public class AnimationEventSripts : MonoBehaviour</w:t>
-            </w:r>
+              <w:t xml:space="preserve">public class </w:t>
+            </w:r>
+            <w:proofErr w:type="spellStart"/>
+            <w:proofErr w:type="gramStart"/>
+            <w:r>
+              <w:rPr>
+                <w:rFonts w:ascii="Cascadia Mono" w:hAnsi="Cascadia Mono" w:cs="Cascadia Mono"/>
+                <w:sz w:val="19"/>
+                <w:szCs w:val="19"/>
+                <w:lang w:val="en-US"/>
+              </w:rPr>
+              <w:t>AnimationEventSripts</w:t>
+            </w:r>
+            <w:proofErr w:type="spellEnd"/>
+            <w:r>
+              <w:rPr>
+                <w:rFonts w:ascii="Cascadia Mono" w:hAnsi="Cascadia Mono" w:cs="Cascadia Mono"/>
+                <w:sz w:val="19"/>
+                <w:szCs w:val="19"/>
+                <w:lang w:val="en-US"/>
+              </w:rPr>
+              <w:t xml:space="preserve"> :</w:t>
+            </w:r>
+            <w:proofErr w:type="gramEnd"/>
+            <w:r>
+              <w:rPr>
+                <w:rFonts w:ascii="Cascadia Mono" w:hAnsi="Cascadia Mono" w:cs="Cascadia Mono"/>
+                <w:sz w:val="19"/>
+                <w:szCs w:val="19"/>
+                <w:lang w:val="en-US"/>
+              </w:rPr>
+              <w:t xml:space="preserve"> </w:t>
+            </w:r>
+            <w:proofErr w:type="spellStart"/>
+            <w:r>
+              <w:rPr>
+                <w:rFonts w:ascii="Cascadia Mono" w:hAnsi="Cascadia Mono" w:cs="Cascadia Mono"/>
+                <w:sz w:val="19"/>
+                <w:szCs w:val="19"/>
+                <w:lang w:val="en-US"/>
+              </w:rPr>
+              <w:t>MonoBehaviour</w:t>
+            </w:r>
+            <w:proofErr w:type="spellEnd"/>
           </w:p>
           <w:p>
             <w:pPr>
@@ -3890,7 +6072,27 @@
                 <w:szCs w:val="19"/>
                 <w:lang w:val="en-US"/>
               </w:rPr>
-              <w:t xml:space="preserve">    [SerializeField] public Animator animator1;</w:t>
+              <w:t xml:space="preserve">    [</w:t>
+            </w:r>
+            <w:proofErr w:type="spellStart"/>
+            <w:r>
+              <w:rPr>
+                <w:rFonts w:ascii="Cascadia Mono" w:hAnsi="Cascadia Mono" w:cs="Cascadia Mono"/>
+                <w:sz w:val="19"/>
+                <w:szCs w:val="19"/>
+                <w:lang w:val="en-US"/>
+              </w:rPr>
+              <w:t>SerializeField</w:t>
+            </w:r>
+            <w:proofErr w:type="spellEnd"/>
+            <w:r>
+              <w:rPr>
+                <w:rFonts w:ascii="Cascadia Mono" w:hAnsi="Cascadia Mono" w:cs="Cascadia Mono"/>
+                <w:sz w:val="19"/>
+                <w:szCs w:val="19"/>
+                <w:lang w:val="en-US"/>
+              </w:rPr>
+              <w:t>] public Animator animator1;</w:t>
             </w:r>
           </w:p>
           <w:p>
@@ -3910,7 +6112,67 @@
                 <w:szCs w:val="19"/>
                 <w:lang w:val="en-US"/>
               </w:rPr>
-              <w:t xml:space="preserve">    [SerializeField] EnemyStateManager enemyStateManager;</w:t>
+              <w:t xml:space="preserve">    [</w:t>
+            </w:r>
+            <w:proofErr w:type="spellStart"/>
+            <w:r>
+              <w:rPr>
+                <w:rFonts w:ascii="Cascadia Mono" w:hAnsi="Cascadia Mono" w:cs="Cascadia Mono"/>
+                <w:sz w:val="19"/>
+                <w:szCs w:val="19"/>
+                <w:lang w:val="en-US"/>
+              </w:rPr>
+              <w:t>SerializeField</w:t>
+            </w:r>
+            <w:proofErr w:type="spellEnd"/>
+            <w:r>
+              <w:rPr>
+                <w:rFonts w:ascii="Cascadia Mono" w:hAnsi="Cascadia Mono" w:cs="Cascadia Mono"/>
+                <w:sz w:val="19"/>
+                <w:szCs w:val="19"/>
+                <w:lang w:val="en-US"/>
+              </w:rPr>
+              <w:t xml:space="preserve">] </w:t>
+            </w:r>
+            <w:proofErr w:type="spellStart"/>
+            <w:r>
+              <w:rPr>
+                <w:rFonts w:ascii="Cascadia Mono" w:hAnsi="Cascadia Mono" w:cs="Cascadia Mono"/>
+                <w:sz w:val="19"/>
+                <w:szCs w:val="19"/>
+                <w:lang w:val="en-US"/>
+              </w:rPr>
+              <w:t>EnemyStateManager</w:t>
+            </w:r>
+            <w:proofErr w:type="spellEnd"/>
+            <w:r>
+              <w:rPr>
+                <w:rFonts w:ascii="Cascadia Mono" w:hAnsi="Cascadia Mono" w:cs="Cascadia Mono"/>
+                <w:sz w:val="19"/>
+                <w:szCs w:val="19"/>
+                <w:lang w:val="en-US"/>
+              </w:rPr>
+              <w:t xml:space="preserve"> </w:t>
+            </w:r>
+            <w:proofErr w:type="spellStart"/>
+            <w:r>
+              <w:rPr>
+                <w:rFonts w:ascii="Cascadia Mono" w:hAnsi="Cascadia Mono" w:cs="Cascadia Mono"/>
+                <w:sz w:val="19"/>
+                <w:szCs w:val="19"/>
+                <w:lang w:val="en-US"/>
+              </w:rPr>
+              <w:t>enemyStateManager</w:t>
+            </w:r>
+            <w:proofErr w:type="spellEnd"/>
+            <w:r>
+              <w:rPr>
+                <w:rFonts w:ascii="Cascadia Mono" w:hAnsi="Cascadia Mono" w:cs="Cascadia Mono"/>
+                <w:sz w:val="19"/>
+                <w:szCs w:val="19"/>
+                <w:lang w:val="en-US"/>
+              </w:rPr>
+              <w:t>;</w:t>
             </w:r>
           </w:p>
           <w:p>
@@ -3930,7 +6192,67 @@
                 <w:szCs w:val="19"/>
                 <w:lang w:val="en-US"/>
               </w:rPr>
-              <w:t xml:space="preserve">    [SerializeField] AttackState attackState;</w:t>
+              <w:t xml:space="preserve">    [</w:t>
+            </w:r>
+            <w:proofErr w:type="spellStart"/>
+            <w:r>
+              <w:rPr>
+                <w:rFonts w:ascii="Cascadia Mono" w:hAnsi="Cascadia Mono" w:cs="Cascadia Mono"/>
+                <w:sz w:val="19"/>
+                <w:szCs w:val="19"/>
+                <w:lang w:val="en-US"/>
+              </w:rPr>
+              <w:t>SerializeField</w:t>
+            </w:r>
+            <w:proofErr w:type="spellEnd"/>
+            <w:r>
+              <w:rPr>
+                <w:rFonts w:ascii="Cascadia Mono" w:hAnsi="Cascadia Mono" w:cs="Cascadia Mono"/>
+                <w:sz w:val="19"/>
+                <w:szCs w:val="19"/>
+                <w:lang w:val="en-US"/>
+              </w:rPr>
+              <w:t xml:space="preserve">] </w:t>
+            </w:r>
+            <w:proofErr w:type="spellStart"/>
+            <w:r>
+              <w:rPr>
+                <w:rFonts w:ascii="Cascadia Mono" w:hAnsi="Cascadia Mono" w:cs="Cascadia Mono"/>
+                <w:sz w:val="19"/>
+                <w:szCs w:val="19"/>
+                <w:lang w:val="en-US"/>
+              </w:rPr>
+              <w:t>AttackState</w:t>
+            </w:r>
+            <w:proofErr w:type="spellEnd"/>
+            <w:r>
+              <w:rPr>
+                <w:rFonts w:ascii="Cascadia Mono" w:hAnsi="Cascadia Mono" w:cs="Cascadia Mono"/>
+                <w:sz w:val="19"/>
+                <w:szCs w:val="19"/>
+                <w:lang w:val="en-US"/>
+              </w:rPr>
+              <w:t xml:space="preserve"> </w:t>
+            </w:r>
+            <w:proofErr w:type="spellStart"/>
+            <w:r>
+              <w:rPr>
+                <w:rFonts w:ascii="Cascadia Mono" w:hAnsi="Cascadia Mono" w:cs="Cascadia Mono"/>
+                <w:sz w:val="19"/>
+                <w:szCs w:val="19"/>
+                <w:lang w:val="en-US"/>
+              </w:rPr>
+              <w:t>attackState</w:t>
+            </w:r>
+            <w:proofErr w:type="spellEnd"/>
+            <w:r>
+              <w:rPr>
+                <w:rFonts w:ascii="Cascadia Mono" w:hAnsi="Cascadia Mono" w:cs="Cascadia Mono"/>
+                <w:sz w:val="19"/>
+                <w:szCs w:val="19"/>
+                <w:lang w:val="en-US"/>
+              </w:rPr>
+              <w:t>;</w:t>
             </w:r>
           </w:p>
           <w:p>
@@ -3950,7 +6272,27 @@
                 <w:szCs w:val="19"/>
                 <w:lang w:val="en-US"/>
               </w:rPr>
-              <w:t xml:space="preserve">    [SerializeField] Collider damager1;</w:t>
+              <w:t xml:space="preserve">    [</w:t>
+            </w:r>
+            <w:proofErr w:type="spellStart"/>
+            <w:r>
+              <w:rPr>
+                <w:rFonts w:ascii="Cascadia Mono" w:hAnsi="Cascadia Mono" w:cs="Cascadia Mono"/>
+                <w:sz w:val="19"/>
+                <w:szCs w:val="19"/>
+                <w:lang w:val="en-US"/>
+              </w:rPr>
+              <w:t>SerializeField</w:t>
+            </w:r>
+            <w:proofErr w:type="spellEnd"/>
+            <w:r>
+              <w:rPr>
+                <w:rFonts w:ascii="Cascadia Mono" w:hAnsi="Cascadia Mono" w:cs="Cascadia Mono"/>
+                <w:sz w:val="19"/>
+                <w:szCs w:val="19"/>
+                <w:lang w:val="en-US"/>
+              </w:rPr>
+              <w:t>] Collider damager1;</w:t>
             </w:r>
           </w:p>
           <w:p>
@@ -3970,7 +6312,27 @@
                 <w:szCs w:val="19"/>
                 <w:lang w:val="en-US"/>
               </w:rPr>
-              <w:t xml:space="preserve">    [SerializeField] Collider damager2;</w:t>
+              <w:t xml:space="preserve">    [</w:t>
+            </w:r>
+            <w:proofErr w:type="spellStart"/>
+            <w:r>
+              <w:rPr>
+                <w:rFonts w:ascii="Cascadia Mono" w:hAnsi="Cascadia Mono" w:cs="Cascadia Mono"/>
+                <w:sz w:val="19"/>
+                <w:szCs w:val="19"/>
+                <w:lang w:val="en-US"/>
+              </w:rPr>
+              <w:t>SerializeField</w:t>
+            </w:r>
+            <w:proofErr w:type="spellEnd"/>
+            <w:r>
+              <w:rPr>
+                <w:rFonts w:ascii="Cascadia Mono" w:hAnsi="Cascadia Mono" w:cs="Cascadia Mono"/>
+                <w:sz w:val="19"/>
+                <w:szCs w:val="19"/>
+                <w:lang w:val="en-US"/>
+              </w:rPr>
+              <w:t>] Collider damager2;</w:t>
             </w:r>
           </w:p>
           <w:p>
@@ -3990,8 +6352,19 @@
                 <w:szCs w:val="19"/>
                 <w:lang w:val="en-US"/>
               </w:rPr>
-              <w:t xml:space="preserve">    private void Awake(){</w:t>
-            </w:r>
+              <w:t xml:space="preserve">    private void </w:t>
+            </w:r>
+            <w:proofErr w:type="gramStart"/>
+            <w:r>
+              <w:rPr>
+                <w:rFonts w:ascii="Cascadia Mono" w:hAnsi="Cascadia Mono" w:cs="Cascadia Mono"/>
+                <w:sz w:val="19"/>
+                <w:szCs w:val="19"/>
+                <w:lang w:val="en-US"/>
+              </w:rPr>
+              <w:t>Awake(){</w:t>
+            </w:r>
+            <w:proofErr w:type="gramEnd"/>
           </w:p>
           <w:p>
             <w:pPr>
@@ -4010,7 +6383,80 @@
                 <w:szCs w:val="19"/>
                 <w:lang w:val="en-US"/>
               </w:rPr>
-              <w:t xml:space="preserve">        enemyStateManager = this.GetComponent&lt;EnemyStateManager&gt;();}</w:t>
+              <w:t xml:space="preserve">        </w:t>
+            </w:r>
+            <w:proofErr w:type="spellStart"/>
+            <w:r>
+              <w:rPr>
+                <w:rFonts w:ascii="Cascadia Mono" w:hAnsi="Cascadia Mono" w:cs="Cascadia Mono"/>
+                <w:sz w:val="19"/>
+                <w:szCs w:val="19"/>
+                <w:lang w:val="en-US"/>
+              </w:rPr>
+              <w:t>enemyStateManager</w:t>
+            </w:r>
+            <w:proofErr w:type="spellEnd"/>
+            <w:r>
+              <w:rPr>
+                <w:rFonts w:ascii="Cascadia Mono" w:hAnsi="Cascadia Mono" w:cs="Cascadia Mono"/>
+                <w:sz w:val="19"/>
+                <w:szCs w:val="19"/>
+                <w:lang w:val="en-US"/>
+              </w:rPr>
+              <w:t xml:space="preserve"> = </w:t>
+            </w:r>
+            <w:proofErr w:type="spellStart"/>
+            <w:proofErr w:type="gramStart"/>
+            <w:r>
+              <w:rPr>
+                <w:rFonts w:ascii="Cascadia Mono" w:hAnsi="Cascadia Mono" w:cs="Cascadia Mono"/>
+                <w:sz w:val="19"/>
+                <w:szCs w:val="19"/>
+                <w:lang w:val="en-US"/>
+              </w:rPr>
+              <w:t>this.GetComponent</w:t>
+            </w:r>
+            <w:proofErr w:type="spellEnd"/>
+            <w:proofErr w:type="gramEnd"/>
+            <w:r>
+              <w:rPr>
+                <w:rFonts w:ascii="Cascadia Mono" w:hAnsi="Cascadia Mono" w:cs="Cascadia Mono"/>
+                <w:sz w:val="19"/>
+                <w:szCs w:val="19"/>
+                <w:lang w:val="en-US"/>
+              </w:rPr>
+              <w:t>&lt;</w:t>
+            </w:r>
+            <w:proofErr w:type="spellStart"/>
+            <w:r>
+              <w:rPr>
+                <w:rFonts w:ascii="Cascadia Mono" w:hAnsi="Cascadia Mono" w:cs="Cascadia Mono"/>
+                <w:sz w:val="19"/>
+                <w:szCs w:val="19"/>
+                <w:lang w:val="en-US"/>
+              </w:rPr>
+              <w:t>EnemyStateManager</w:t>
+            </w:r>
+            <w:proofErr w:type="spellEnd"/>
+            <w:proofErr w:type="gramStart"/>
+            <w:r>
+              <w:rPr>
+                <w:rFonts w:ascii="Cascadia Mono" w:hAnsi="Cascadia Mono" w:cs="Cascadia Mono"/>
+                <w:sz w:val="19"/>
+                <w:szCs w:val="19"/>
+                <w:lang w:val="en-US"/>
+              </w:rPr>
+              <w:t>&gt;(</w:t>
+            </w:r>
+            <w:proofErr w:type="gramEnd"/>
+            <w:r>
+              <w:rPr>
+                <w:rFonts w:ascii="Cascadia Mono" w:hAnsi="Cascadia Mono" w:cs="Cascadia Mono"/>
+                <w:sz w:val="19"/>
+                <w:szCs w:val="19"/>
+                <w:lang w:val="en-US"/>
+              </w:rPr>
+              <w:t>);}</w:t>
             </w:r>
           </w:p>
           <w:p>
@@ -4050,7 +6496,27 @@
                 <w:szCs w:val="19"/>
                 <w:lang w:val="en-US"/>
               </w:rPr>
-              <w:t xml:space="preserve">    public void OnOffDamager1(int onoff)</w:t>
+              <w:t xml:space="preserve">    public void OnOffDamager1(int </w:t>
+            </w:r>
+            <w:proofErr w:type="spellStart"/>
+            <w:r>
+              <w:rPr>
+                <w:rFonts w:ascii="Cascadia Mono" w:hAnsi="Cascadia Mono" w:cs="Cascadia Mono"/>
+                <w:sz w:val="19"/>
+                <w:szCs w:val="19"/>
+                <w:lang w:val="en-US"/>
+              </w:rPr>
+              <w:t>onoff</w:t>
+            </w:r>
+            <w:proofErr w:type="spellEnd"/>
+            <w:r>
+              <w:rPr>
+                <w:rFonts w:ascii="Cascadia Mono" w:hAnsi="Cascadia Mono" w:cs="Cascadia Mono"/>
+                <w:sz w:val="19"/>
+                <w:szCs w:val="19"/>
+                <w:lang w:val="en-US"/>
+              </w:rPr>
+              <w:t>)</w:t>
             </w:r>
           </w:p>
           <w:p>
@@ -4090,7 +6556,27 @@
                 <w:szCs w:val="19"/>
                 <w:lang w:val="en-US"/>
               </w:rPr>
-              <w:t xml:space="preserve">        if (onoff == 2)</w:t>
+              <w:t xml:space="preserve">        if (</w:t>
+            </w:r>
+            <w:proofErr w:type="spellStart"/>
+            <w:r>
+              <w:rPr>
+                <w:rFonts w:ascii="Cascadia Mono" w:hAnsi="Cascadia Mono" w:cs="Cascadia Mono"/>
+                <w:sz w:val="19"/>
+                <w:szCs w:val="19"/>
+                <w:lang w:val="en-US"/>
+              </w:rPr>
+              <w:t>onoff</w:t>
+            </w:r>
+            <w:proofErr w:type="spellEnd"/>
+            <w:r>
+              <w:rPr>
+                <w:rFonts w:ascii="Cascadia Mono" w:hAnsi="Cascadia Mono" w:cs="Cascadia Mono"/>
+                <w:sz w:val="19"/>
+                <w:szCs w:val="19"/>
+                <w:lang w:val="en-US"/>
+              </w:rPr>
+              <w:t xml:space="preserve"> == 2)</w:t>
             </w:r>
           </w:p>
           <w:p>
@@ -4130,7 +6616,27 @@
                 <w:szCs w:val="19"/>
                 <w:lang w:val="en-US"/>
               </w:rPr>
-              <w:t xml:space="preserve">        else if (onoff == 1) </w:t>
+              <w:t xml:space="preserve">        else if (</w:t>
+            </w:r>
+            <w:proofErr w:type="spellStart"/>
+            <w:r>
+              <w:rPr>
+                <w:rFonts w:ascii="Cascadia Mono" w:hAnsi="Cascadia Mono" w:cs="Cascadia Mono"/>
+                <w:sz w:val="19"/>
+                <w:szCs w:val="19"/>
+                <w:lang w:val="en-US"/>
+              </w:rPr>
+              <w:t>onoff</w:t>
+            </w:r>
+            <w:proofErr w:type="spellEnd"/>
+            <w:r>
+              <w:rPr>
+                <w:rFonts w:ascii="Cascadia Mono" w:hAnsi="Cascadia Mono" w:cs="Cascadia Mono"/>
+                <w:sz w:val="19"/>
+                <w:szCs w:val="19"/>
+                <w:lang w:val="en-US"/>
+              </w:rPr>
+              <w:t xml:space="preserve"> == 1) </w:t>
             </w:r>
           </w:p>
           <w:p>
@@ -4170,7 +6676,27 @@
                 <w:szCs w:val="19"/>
                 <w:lang w:val="en-US"/>
               </w:rPr>
-              <w:t xml:space="preserve">    public void OnOffDamager2(int onoff)</w:t>
+              <w:t xml:space="preserve">    public void OnOffDamager2(int </w:t>
+            </w:r>
+            <w:proofErr w:type="spellStart"/>
+            <w:r>
+              <w:rPr>
+                <w:rFonts w:ascii="Cascadia Mono" w:hAnsi="Cascadia Mono" w:cs="Cascadia Mono"/>
+                <w:sz w:val="19"/>
+                <w:szCs w:val="19"/>
+                <w:lang w:val="en-US"/>
+              </w:rPr>
+              <w:t>onoff</w:t>
+            </w:r>
+            <w:proofErr w:type="spellEnd"/>
+            <w:r>
+              <w:rPr>
+                <w:rFonts w:ascii="Cascadia Mono" w:hAnsi="Cascadia Mono" w:cs="Cascadia Mono"/>
+                <w:sz w:val="19"/>
+                <w:szCs w:val="19"/>
+                <w:lang w:val="en-US"/>
+              </w:rPr>
+              <w:t>)</w:t>
             </w:r>
           </w:p>
           <w:p>
@@ -4210,7 +6736,27 @@
                 <w:szCs w:val="19"/>
                 <w:lang w:val="en-US"/>
               </w:rPr>
-              <w:t xml:space="preserve">        if (onoff == 2)</w:t>
+              <w:t xml:space="preserve">        if (</w:t>
+            </w:r>
+            <w:proofErr w:type="spellStart"/>
+            <w:r>
+              <w:rPr>
+                <w:rFonts w:ascii="Cascadia Mono" w:hAnsi="Cascadia Mono" w:cs="Cascadia Mono"/>
+                <w:sz w:val="19"/>
+                <w:szCs w:val="19"/>
+                <w:lang w:val="en-US"/>
+              </w:rPr>
+              <w:t>onoff</w:t>
+            </w:r>
+            <w:proofErr w:type="spellEnd"/>
+            <w:r>
+              <w:rPr>
+                <w:rFonts w:ascii="Cascadia Mono" w:hAnsi="Cascadia Mono" w:cs="Cascadia Mono"/>
+                <w:sz w:val="19"/>
+                <w:szCs w:val="19"/>
+                <w:lang w:val="en-US"/>
+              </w:rPr>
+              <w:t xml:space="preserve"> == 2)</w:t>
             </w:r>
           </w:p>
           <w:p>
@@ -4250,7 +6796,27 @@
                 <w:szCs w:val="19"/>
                 <w:lang w:val="en-US"/>
               </w:rPr>
-              <w:t xml:space="preserve">        else if (onoff == 1)</w:t>
+              <w:t xml:space="preserve">        else if (</w:t>
+            </w:r>
+            <w:proofErr w:type="spellStart"/>
+            <w:r>
+              <w:rPr>
+                <w:rFonts w:ascii="Cascadia Mono" w:hAnsi="Cascadia Mono" w:cs="Cascadia Mono"/>
+                <w:sz w:val="19"/>
+                <w:szCs w:val="19"/>
+                <w:lang w:val="en-US"/>
+              </w:rPr>
+              <w:t>onoff</w:t>
+            </w:r>
+            <w:proofErr w:type="spellEnd"/>
+            <w:r>
+              <w:rPr>
+                <w:rFonts w:ascii="Cascadia Mono" w:hAnsi="Cascadia Mono" w:cs="Cascadia Mono"/>
+                <w:sz w:val="19"/>
+                <w:szCs w:val="19"/>
+                <w:lang w:val="en-US"/>
+              </w:rPr>
+              <w:t xml:space="preserve"> == 1)</w:t>
             </w:r>
           </w:p>
           <w:p>
@@ -4300,12 +6866,14 @@
       <w:r>
         <w:t xml:space="preserve">С помощью этих коллайдеров-триггеров и метода </w:t>
       </w:r>
+      <w:proofErr w:type="spellStart"/>
       <w:r>
         <w:rPr>
           <w:lang w:val="en-US"/>
         </w:rPr>
         <w:t>OnTriggerEnter</w:t>
       </w:r>
+      <w:proofErr w:type="spellEnd"/>
       <w:r>
         <w:t xml:space="preserve"> была реализована механика получения урона игроком</w:t>
       </w:r>
@@ -4356,7 +6924,27 @@
                 <w:szCs w:val="19"/>
                 <w:lang w:val="en-US"/>
               </w:rPr>
-              <w:t>using UnityEngine;</w:t>
+              <w:t xml:space="preserve">using </w:t>
+            </w:r>
+            <w:proofErr w:type="spellStart"/>
+            <w:r>
+              <w:rPr>
+                <w:rFonts w:ascii="Cascadia Mono" w:hAnsi="Cascadia Mono" w:cs="Cascadia Mono"/>
+                <w:sz w:val="19"/>
+                <w:szCs w:val="19"/>
+                <w:lang w:val="en-US"/>
+              </w:rPr>
+              <w:t>UnityEngine</w:t>
+            </w:r>
+            <w:proofErr w:type="spellEnd"/>
+            <w:r>
+              <w:rPr>
+                <w:rFonts w:ascii="Cascadia Mono" w:hAnsi="Cascadia Mono" w:cs="Cascadia Mono"/>
+                <w:sz w:val="19"/>
+                <w:szCs w:val="19"/>
+                <w:lang w:val="en-US"/>
+              </w:rPr>
+              <w:t>;</w:t>
             </w:r>
           </w:p>
           <w:p>
@@ -4376,8 +6964,50 @@
                 <w:szCs w:val="19"/>
                 <w:lang w:val="en-US"/>
               </w:rPr>
-              <w:t>public class PlayerHP : MonoBehaviour</w:t>
-            </w:r>
+              <w:t xml:space="preserve">public class </w:t>
+            </w:r>
+            <w:proofErr w:type="spellStart"/>
+            <w:proofErr w:type="gramStart"/>
+            <w:r>
+              <w:rPr>
+                <w:rFonts w:ascii="Cascadia Mono" w:hAnsi="Cascadia Mono" w:cs="Cascadia Mono"/>
+                <w:sz w:val="19"/>
+                <w:szCs w:val="19"/>
+                <w:lang w:val="en-US"/>
+              </w:rPr>
+              <w:t>PlayerHP</w:t>
+            </w:r>
+            <w:proofErr w:type="spellEnd"/>
+            <w:r>
+              <w:rPr>
+                <w:rFonts w:ascii="Cascadia Mono" w:hAnsi="Cascadia Mono" w:cs="Cascadia Mono"/>
+                <w:sz w:val="19"/>
+                <w:szCs w:val="19"/>
+                <w:lang w:val="en-US"/>
+              </w:rPr>
+              <w:t xml:space="preserve"> :</w:t>
+            </w:r>
+            <w:proofErr w:type="gramEnd"/>
+            <w:r>
+              <w:rPr>
+                <w:rFonts w:ascii="Cascadia Mono" w:hAnsi="Cascadia Mono" w:cs="Cascadia Mono"/>
+                <w:sz w:val="19"/>
+                <w:szCs w:val="19"/>
+                <w:lang w:val="en-US"/>
+              </w:rPr>
+              <w:t xml:space="preserve"> </w:t>
+            </w:r>
+            <w:proofErr w:type="spellStart"/>
+            <w:r>
+              <w:rPr>
+                <w:rFonts w:ascii="Cascadia Mono" w:hAnsi="Cascadia Mono" w:cs="Cascadia Mono"/>
+                <w:sz w:val="19"/>
+                <w:szCs w:val="19"/>
+                <w:lang w:val="en-US"/>
+              </w:rPr>
+              <w:t>MonoBehaviour</w:t>
+            </w:r>
+            <w:proofErr w:type="spellEnd"/>
           </w:p>
           <w:p>
             <w:pPr>
@@ -4436,7 +7066,38 @@
                 <w:szCs w:val="19"/>
                 <w:lang w:val="en-US"/>
               </w:rPr>
-              <w:t xml:space="preserve">    private void OnTriggerEnter(Collider other)</w:t>
+              <w:t xml:space="preserve">    private void </w:t>
+            </w:r>
+            <w:proofErr w:type="spellStart"/>
+            <w:proofErr w:type="gramStart"/>
+            <w:r>
+              <w:rPr>
+                <w:rFonts w:ascii="Cascadia Mono" w:hAnsi="Cascadia Mono" w:cs="Cascadia Mono"/>
+                <w:sz w:val="19"/>
+                <w:szCs w:val="19"/>
+                <w:lang w:val="en-US"/>
+              </w:rPr>
+              <w:t>OnTriggerEnter</w:t>
+            </w:r>
+            <w:proofErr w:type="spellEnd"/>
+            <w:r>
+              <w:rPr>
+                <w:rFonts w:ascii="Cascadia Mono" w:hAnsi="Cascadia Mono" w:cs="Cascadia Mono"/>
+                <w:sz w:val="19"/>
+                <w:szCs w:val="19"/>
+                <w:lang w:val="en-US"/>
+              </w:rPr>
+              <w:t>(</w:t>
+            </w:r>
+            <w:proofErr w:type="gramEnd"/>
+            <w:r>
+              <w:rPr>
+                <w:rFonts w:ascii="Cascadia Mono" w:hAnsi="Cascadia Mono" w:cs="Cascadia Mono"/>
+                <w:sz w:val="19"/>
+                <w:szCs w:val="19"/>
+                <w:lang w:val="en-US"/>
+              </w:rPr>
+              <w:t>Collider other)</w:t>
             </w:r>
           </w:p>
           <w:p>
@@ -4476,7 +7137,69 @@
                 <w:szCs w:val="19"/>
                 <w:lang w:val="en-US"/>
               </w:rPr>
-              <w:t xml:space="preserve">        if (other.gameObject.TryGetComponent(out EnemyDamager enemyDamager))</w:t>
+              <w:t xml:space="preserve">        if (</w:t>
+            </w:r>
+            <w:proofErr w:type="spellStart"/>
+            <w:proofErr w:type="gramStart"/>
+            <w:r>
+              <w:rPr>
+                <w:rFonts w:ascii="Cascadia Mono" w:hAnsi="Cascadia Mono" w:cs="Cascadia Mono"/>
+                <w:sz w:val="19"/>
+                <w:szCs w:val="19"/>
+                <w:lang w:val="en-US"/>
+              </w:rPr>
+              <w:t>other.gameObject.TryGetComponent</w:t>
+            </w:r>
+            <w:proofErr w:type="spellEnd"/>
+            <w:proofErr w:type="gramEnd"/>
+            <w:r>
+              <w:rPr>
+                <w:rFonts w:ascii="Cascadia Mono" w:hAnsi="Cascadia Mono" w:cs="Cascadia Mono"/>
+                <w:sz w:val="19"/>
+                <w:szCs w:val="19"/>
+                <w:lang w:val="en-US"/>
+              </w:rPr>
+              <w:t xml:space="preserve">(out </w:t>
+            </w:r>
+            <w:proofErr w:type="spellStart"/>
+            <w:r>
+              <w:rPr>
+                <w:rFonts w:ascii="Cascadia Mono" w:hAnsi="Cascadia Mono" w:cs="Cascadia Mono"/>
+                <w:sz w:val="19"/>
+                <w:szCs w:val="19"/>
+                <w:lang w:val="en-US"/>
+              </w:rPr>
+              <w:t>EnemyDamager</w:t>
+            </w:r>
+            <w:proofErr w:type="spellEnd"/>
+            <w:r>
+              <w:rPr>
+                <w:rFonts w:ascii="Cascadia Mono" w:hAnsi="Cascadia Mono" w:cs="Cascadia Mono"/>
+                <w:sz w:val="19"/>
+                <w:szCs w:val="19"/>
+                <w:lang w:val="en-US"/>
+              </w:rPr>
+              <w:t xml:space="preserve"> </w:t>
+            </w:r>
+            <w:proofErr w:type="spellStart"/>
+            <w:r>
+              <w:rPr>
+                <w:rFonts w:ascii="Cascadia Mono" w:hAnsi="Cascadia Mono" w:cs="Cascadia Mono"/>
+                <w:sz w:val="19"/>
+                <w:szCs w:val="19"/>
+                <w:lang w:val="en-US"/>
+              </w:rPr>
+              <w:t>enemyDamager</w:t>
+            </w:r>
+            <w:proofErr w:type="spellEnd"/>
+            <w:r>
+              <w:rPr>
+                <w:rFonts w:ascii="Cascadia Mono" w:hAnsi="Cascadia Mono" w:cs="Cascadia Mono"/>
+                <w:sz w:val="19"/>
+                <w:szCs w:val="19"/>
+                <w:lang w:val="en-US"/>
+              </w:rPr>
+              <w:t>))</w:t>
             </w:r>
           </w:p>
           <w:p>
@@ -4496,7 +7219,49 @@
                 <w:szCs w:val="19"/>
                 <w:lang w:val="en-US"/>
               </w:rPr>
-              <w:t xml:space="preserve">        {this.hp -= enemyDamager.enemyDmg;}</w:t>
+              <w:t xml:space="preserve">        {</w:t>
+            </w:r>
+            <w:proofErr w:type="spellStart"/>
+            <w:proofErr w:type="gramStart"/>
+            <w:r>
+              <w:rPr>
+                <w:rFonts w:ascii="Cascadia Mono" w:hAnsi="Cascadia Mono" w:cs="Cascadia Mono"/>
+                <w:sz w:val="19"/>
+                <w:szCs w:val="19"/>
+                <w:lang w:val="en-US"/>
+              </w:rPr>
+              <w:t>this.hp</w:t>
+            </w:r>
+            <w:proofErr w:type="spellEnd"/>
+            <w:proofErr w:type="gramEnd"/>
+            <w:r>
+              <w:rPr>
+                <w:rFonts w:ascii="Cascadia Mono" w:hAnsi="Cascadia Mono" w:cs="Cascadia Mono"/>
+                <w:sz w:val="19"/>
+                <w:szCs w:val="19"/>
+                <w:lang w:val="en-US"/>
+              </w:rPr>
+              <w:t xml:space="preserve"> -= </w:t>
+            </w:r>
+            <w:proofErr w:type="spellStart"/>
+            <w:r>
+              <w:rPr>
+                <w:rFonts w:ascii="Cascadia Mono" w:hAnsi="Cascadia Mono" w:cs="Cascadia Mono"/>
+                <w:sz w:val="19"/>
+                <w:szCs w:val="19"/>
+                <w:lang w:val="en-US"/>
+              </w:rPr>
+              <w:t>enemyDamager.enemyDmg</w:t>
+            </w:r>
+            <w:proofErr w:type="spellEnd"/>
+            <w:r>
+              <w:rPr>
+                <w:rFonts w:ascii="Cascadia Mono" w:hAnsi="Cascadia Mono" w:cs="Cascadia Mono"/>
+                <w:sz w:val="19"/>
+                <w:szCs w:val="19"/>
+                <w:lang w:val="en-US"/>
+              </w:rPr>
+              <w:t>;}</w:t>
             </w:r>
           </w:p>
           <w:p>
@@ -4567,21 +7332,25 @@
         <w:lastRenderedPageBreak/>
         <w:t xml:space="preserve">Отключение и активация коллайдеров-триггеров были реализованы при помощи </w:t>
       </w:r>
+      <w:proofErr w:type="spellStart"/>
       <w:r>
         <w:rPr>
           <w:lang w:val="en-US"/>
         </w:rPr>
         <w:t>AnimationEvent</w:t>
       </w:r>
+      <w:proofErr w:type="spellEnd"/>
       <w:r>
         <w:t xml:space="preserve"> для анимации атаки. При помощи </w:t>
       </w:r>
+      <w:proofErr w:type="spellStart"/>
       <w:r>
         <w:rPr>
           <w:lang w:val="en-US"/>
         </w:rPr>
         <w:t>AnimationEvent</w:t>
       </w:r>
+      <w:proofErr w:type="spellEnd"/>
       <w:r>
         <w:t xml:space="preserve"> в момент, когда враг проигрывает определенные кадры анимации атаки, вызываются функции, активирующие и отключающие коллайдеры-триггеры (см. рисунок 10.8).</w:t>
       </w:r>
@@ -4636,12 +7405,14 @@
       <w:r>
         <w:t xml:space="preserve">Рисунок 10.8. </w:t>
       </w:r>
+      <w:proofErr w:type="spellStart"/>
       <w:r>
         <w:rPr>
           <w:lang w:val="en-US"/>
         </w:rPr>
         <w:t>AnimationEvent</w:t>
       </w:r>
+      <w:proofErr w:type="spellEnd"/>
       <w:r>
         <w:t xml:space="preserve"> для анимации атаки врага</w:t>
       </w:r>
@@ -4651,7 +7422,15 @@
         <w:pStyle w:val="a"/>
       </w:pPr>
       <w:r>
-        <w:t>Далее была проведена тестировка реализованных механик. Скриншот врага, идущего за игроком представлен на рисунке 10.9.</w:t>
+        <w:t xml:space="preserve">Далее была проведена </w:t>
+      </w:r>
+      <w:proofErr w:type="spellStart"/>
+      <w:r>
+        <w:t>тестировка</w:t>
+      </w:r>
+      <w:proofErr w:type="spellEnd"/>
+      <w:r>
+        <w:t xml:space="preserve"> реализованных механик. Скриншот врага, идущего за игроком представлен на рисунке 10.9.</w:t>
       </w:r>
     </w:p>
     <w:p>
@@ -4847,7 +7626,15 @@
         <w:t>Event</w:t>
       </w:r>
       <w:r>
-        <w:t xml:space="preserve"> была реализована активация коллайдеров-триггеров для нанесения урона игроку. Затем была проведена тестировка реализованных механик.</w:t>
+        <w:t xml:space="preserve"> была реализована активация коллайдеров-триггеров для нанесения урона игроку. Затем была проведена </w:t>
+      </w:r>
+      <w:proofErr w:type="spellStart"/>
+      <w:r>
+        <w:t>тестировка</w:t>
+      </w:r>
+      <w:proofErr w:type="spellEnd"/>
+      <w:r>
+        <w:t xml:space="preserve"> реализованных механик.</w:t>
       </w:r>
     </w:p>
     <w:p>
@@ -4915,15 +7702,6 @@
           <w:tab w:val="left" w:pos="993"/>
         </w:tabs>
         <w:ind w:left="709" w:hanging="709"/>
-        <w:sectPr>
-          <w:footerReference w:type="default" r:id="rId21"/>
-          <w:pgSz w:w="11906" w:h="16838"/>
-          <w:pgMar w:top="1134" w:right="851" w:bottom="1134" w:left="1701" w:header="0" w:footer="709" w:gutter="0"/>
-          <w:pgNumType w:start="3"/>
-          <w:cols w:space="720"/>
-          <w:formProt w:val="0"/>
-          <w:docGrid w:linePitch="360" w:charSpace="4096"/>
-        </w:sectPr>
       </w:pPr>
       <w:r>
         <w:t xml:space="preserve">Руководство: Использование событий в анимации </w:t>
@@ -4983,15 +7761,14 @@
         <w:t>.</w:t>
       </w:r>
     </w:p>
-    <w:p/>
     <w:sectPr>
-      <w:footerReference w:type="default" r:id="rId22"/>
-      <w:footerReference w:type="first" r:id="rId23"/>
+      <w:footerReference w:type="default" r:id="rId21"/>
+      <w:footerReference w:type="first" r:id="rId22"/>
       <w:pgSz w:w="11906" w:h="16838"/>
       <w:pgMar w:top="1134" w:right="851" w:bottom="1134" w:left="1701" w:header="0" w:footer="709" w:gutter="0"/>
-      <w:pgNumType w:start="2"/>
       <w:cols w:space="720"/>
       <w:formProt w:val="0"/>
+      <w:titlePg/>
       <w:docGrid w:linePitch="360" w:charSpace="4096"/>
     </w:sectPr>
   </w:body>
@@ -5032,7 +7809,7 @@
         <w:sz w:val="28"/>
         <w:szCs w:val="28"/>
       </w:rPr>
-      <w:id w:val="-2061853488"/>
+      <w:id w:val="-30035844"/>
       <w:docPartObj>
         <w:docPartGallery w:val="Page Numbers (Bottom of Page)"/>
         <w:docPartUnique/>
@@ -5170,7 +7947,7 @@
 <w:ftr xmlns:wpc="http://schemas.microsoft.com/office/word/2010/wordprocessingCanvas" xmlns:cx="http://schemas.microsoft.com/office/drawing/2014/chartex" xmlns:cx1="http://schemas.microsoft.com/office/drawing/2015/9/8/chartex" xmlns:cx2="http://schemas.microsoft.com/office/drawing/2015/10/21/chartex" xmlns:cx3="http://schemas.microsoft.com/office/drawing/2016/5/9/chartex" xmlns:cx4="http://schemas.microsoft.com/office/drawing/2016/5/10/chartex" xmlns:cx5="http://schemas.microsoft.com/office/drawing/2016/5/11/chartex" xmlns:cx6="http://schemas.microsoft.com/office/drawing/2016/5/12/chartex" xmlns:cx7="http://schemas.microsoft.com/office/drawing/2016/5/13/chartex" xmlns:cx8="http://schemas.microsoft.com/office/drawing/2016/5/14/chartex" xmlns:mc="http://schemas.openxmlformats.org/markup-compatibility/2006" xmlns:aink="http://schemas.microsoft.com/office/drawing/2016/ink" xmlns:am3d="http://schemas.microsoft.com/office/drawing/2017/model3d" xmlns:o="urn:schemas-microsoft-com:office:office" xmlns:oel="http://schemas.microsoft.com/office/2019/extlst" xmlns:r="http://schemas.openxmlformats.org/officeDocument/2006/relationships" xmlns:m="http://schemas.openxmlformats.org/officeDocument/2006/math" xmlns:v="urn:schemas-microsoft-com:vml" xmlns:wp14="http://schemas.microsoft.com/office/word/2010/wordprocessingDrawing" xmlns:wp="http://schemas.openxmlformats.org/drawingml/2006/wordprocessingDrawing" xmlns:w10="urn:schemas-microsoft-com:office:word" xmlns:w="http://schemas.openxmlformats.org/wordprocessingml/2006/main" xmlns:w14="http://schemas.microsoft.com/office/word/2010/wordml" xmlns:w15="http://schemas.microsoft.com/office/word/2012/wordml" xmlns:w16cex="http://schemas.microsoft.com/office/word/2018/wordml/cex" xmlns:w16cid="http://schemas.microsoft.com/office/word/2016/wordml/cid" xmlns:w16="http://schemas.microsoft.com/office/word/2018/wordml" xmlns:w16du="http://schemas.microsoft.com/office/word/2023/wordml/word16du" xmlns:w16sdtdh="http://schemas.microsoft.com/office/word/2020/wordml/sdtdatahash" xmlns:w16sdtfl="http://schemas.microsoft.com/office/word/2024/wordml/sdtformatlock" xmlns:w16se="http://schemas.microsoft.com/office/word/2015/wordml/symex" xmlns:wpg="http://schemas.microsoft.com/office/word/2010/wordprocessingGroup" xmlns:wpi="http://schemas.microsoft.com/office/word/2010/wordprocessingInk" xmlns:wne="http://schemas.microsoft.com/office/word/2006/wordml" xmlns:wps="http://schemas.microsoft.com/office/word/2010/wordprocessingShape" mc:Ignorable="w14 w15 w16se w16cid w16 w16cex w16sdtdh w16sdtfl w16du wp14">
   <w:sdt>
     <w:sdtPr>
-      <w:id w:val="-1507590452"/>
+      <w:id w:val="72244247"/>
       <w:docPartObj>
         <w:docPartGallery w:val="Page Numbers (Bottom of Page)"/>
         <w:docPartUnique/>
@@ -5178,7 +7955,10 @@
     </w:sdtPr>
     <w:sdtEndPr>
       <w:rPr>
+        <w:rFonts w:ascii="Times New Roman" w:hAnsi="Times New Roman" w:cs="Times New Roman"/>
         <w:noProof/>
+        <w:sz w:val="28"/>
+        <w:szCs w:val="28"/>
       </w:rPr>
     </w:sdtEndPr>
     <w:sdtContent>
@@ -5186,6 +7966,11 @@
         <w:pPr>
           <w:pStyle w:val="Footer"/>
           <w:jc w:val="center"/>
+          <w:rPr>
+            <w:rFonts w:ascii="Times New Roman" w:hAnsi="Times New Roman" w:cs="Times New Roman"/>
+            <w:sz w:val="28"/>
+            <w:szCs w:val="28"/>
+          </w:rPr>
         </w:pPr>
         <w:r>
           <w:rPr>
@@ -5248,22 +8033,78 @@
 
 <file path=word/footer4.xml><?xml version="1.0" encoding="utf-8"?>
 <w:ftr xmlns:wpc="http://schemas.microsoft.com/office/word/2010/wordprocessingCanvas" xmlns:cx="http://schemas.microsoft.com/office/drawing/2014/chartex" xmlns:cx1="http://schemas.microsoft.com/office/drawing/2015/9/8/chartex" xmlns:cx2="http://schemas.microsoft.com/office/drawing/2015/10/21/chartex" xmlns:cx3="http://schemas.microsoft.com/office/drawing/2016/5/9/chartex" xmlns:cx4="http://schemas.microsoft.com/office/drawing/2016/5/10/chartex" xmlns:cx5="http://schemas.microsoft.com/office/drawing/2016/5/11/chartex" xmlns:cx6="http://schemas.microsoft.com/office/drawing/2016/5/12/chartex" xmlns:cx7="http://schemas.microsoft.com/office/drawing/2016/5/13/chartex" xmlns:cx8="http://schemas.microsoft.com/office/drawing/2016/5/14/chartex" xmlns:mc="http://schemas.openxmlformats.org/markup-compatibility/2006" xmlns:aink="http://schemas.microsoft.com/office/drawing/2016/ink" xmlns:am3d="http://schemas.microsoft.com/office/drawing/2017/model3d" xmlns:o="urn:schemas-microsoft-com:office:office" xmlns:oel="http://schemas.microsoft.com/office/2019/extlst" xmlns:r="http://schemas.openxmlformats.org/officeDocument/2006/relationships" xmlns:m="http://schemas.openxmlformats.org/officeDocument/2006/math" xmlns:v="urn:schemas-microsoft-com:vml" xmlns:wp14="http://schemas.microsoft.com/office/word/2010/wordprocessingDrawing" xmlns:wp="http://schemas.openxmlformats.org/drawingml/2006/wordprocessingDrawing" xmlns:w10="urn:schemas-microsoft-com:office:word" xmlns:w="http://schemas.openxmlformats.org/wordprocessingml/2006/main" xmlns:w14="http://schemas.microsoft.com/office/word/2010/wordml" xmlns:w15="http://schemas.microsoft.com/office/word/2012/wordml" xmlns:w16cex="http://schemas.microsoft.com/office/word/2018/wordml/cex" xmlns:w16cid="http://schemas.microsoft.com/office/word/2016/wordml/cid" xmlns:w16="http://schemas.microsoft.com/office/word/2018/wordml" xmlns:w16du="http://schemas.microsoft.com/office/word/2023/wordml/word16du" xmlns:w16sdtdh="http://schemas.microsoft.com/office/word/2020/wordml/sdtdatahash" xmlns:w16sdtfl="http://schemas.microsoft.com/office/word/2024/wordml/sdtformatlock" xmlns:w16se="http://schemas.microsoft.com/office/word/2015/wordml/symex" xmlns:wpg="http://schemas.microsoft.com/office/word/2010/wordprocessingGroup" xmlns:wpi="http://schemas.microsoft.com/office/word/2010/wordprocessingInk" xmlns:wne="http://schemas.microsoft.com/office/word/2006/wordml" xmlns:wps="http://schemas.microsoft.com/office/word/2010/wordprocessingShape" mc:Ignorable="w14 w15 w16se w16cid w16 w16cex w16sdtdh w16sdtfl w16du wp14">
-  <w:p>
-    <w:pPr>
-      <w:pStyle w:val="Footer"/>
-      <w:jc w:val="center"/>
+  <w:sdt>
+    <w:sdtPr>
+      <w:id w:val="-1684732923"/>
+      <w:docPartObj>
+        <w:docPartGallery w:val="Page Numbers (Bottom of Page)"/>
+        <w:docPartUnique/>
+      </w:docPartObj>
+    </w:sdtPr>
+    <w:sdtEndPr>
       <w:rPr>
         <w:rFonts w:ascii="Times New Roman" w:hAnsi="Times New Roman" w:cs="Times New Roman"/>
+        <w:noProof/>
         <w:sz w:val="28"/>
         <w:szCs w:val="28"/>
       </w:rPr>
-    </w:pPr>
-  </w:p>
-</w:ftr>
-</file>
-
-<file path=word/footer5.xml><?xml version="1.0" encoding="utf-8"?>
-<w:ftr xmlns:wpc="http://schemas.microsoft.com/office/word/2010/wordprocessingCanvas" xmlns:cx="http://schemas.microsoft.com/office/drawing/2014/chartex" xmlns:cx1="http://schemas.microsoft.com/office/drawing/2015/9/8/chartex" xmlns:cx2="http://schemas.microsoft.com/office/drawing/2015/10/21/chartex" xmlns:cx3="http://schemas.microsoft.com/office/drawing/2016/5/9/chartex" xmlns:cx4="http://schemas.microsoft.com/office/drawing/2016/5/10/chartex" xmlns:cx5="http://schemas.microsoft.com/office/drawing/2016/5/11/chartex" xmlns:cx6="http://schemas.microsoft.com/office/drawing/2016/5/12/chartex" xmlns:cx7="http://schemas.microsoft.com/office/drawing/2016/5/13/chartex" xmlns:cx8="http://schemas.microsoft.com/office/drawing/2016/5/14/chartex" xmlns:mc="http://schemas.openxmlformats.org/markup-compatibility/2006" xmlns:aink="http://schemas.microsoft.com/office/drawing/2016/ink" xmlns:am3d="http://schemas.microsoft.com/office/drawing/2017/model3d" xmlns:o="urn:schemas-microsoft-com:office:office" xmlns:oel="http://schemas.microsoft.com/office/2019/extlst" xmlns:r="http://schemas.openxmlformats.org/officeDocument/2006/relationships" xmlns:m="http://schemas.openxmlformats.org/officeDocument/2006/math" xmlns:v="urn:schemas-microsoft-com:vml" xmlns:wp14="http://schemas.microsoft.com/office/word/2010/wordprocessingDrawing" xmlns:wp="http://schemas.openxmlformats.org/drawingml/2006/wordprocessingDrawing" xmlns:w10="urn:schemas-microsoft-com:office:word" xmlns:w="http://schemas.openxmlformats.org/wordprocessingml/2006/main" xmlns:w14="http://schemas.microsoft.com/office/word/2010/wordml" xmlns:w15="http://schemas.microsoft.com/office/word/2012/wordml" xmlns:w16cex="http://schemas.microsoft.com/office/word/2018/wordml/cex" xmlns:w16cid="http://schemas.microsoft.com/office/word/2016/wordml/cid" xmlns:w16="http://schemas.microsoft.com/office/word/2018/wordml" xmlns:w16du="http://schemas.microsoft.com/office/word/2023/wordml/word16du" xmlns:w16sdtdh="http://schemas.microsoft.com/office/word/2020/wordml/sdtdatahash" xmlns:w16sdtfl="http://schemas.microsoft.com/office/word/2024/wordml/sdtformatlock" xmlns:w16se="http://schemas.microsoft.com/office/word/2015/wordml/symex" xmlns:wpg="http://schemas.microsoft.com/office/word/2010/wordprocessingGroup" xmlns:wpi="http://schemas.microsoft.com/office/word/2010/wordprocessingInk" xmlns:wne="http://schemas.microsoft.com/office/word/2006/wordml" xmlns:wps="http://schemas.microsoft.com/office/word/2010/wordprocessingShape" mc:Ignorable="w14 w15 w16se w16cid w16 w16cex w16sdtdh w16sdtfl w16du wp14">
+    </w:sdtEndPr>
+    <w:sdtContent>
+      <w:p>
+        <w:pPr>
+          <w:pStyle w:val="Footer"/>
+          <w:jc w:val="center"/>
+          <w:rPr>
+            <w:rFonts w:ascii="Times New Roman" w:hAnsi="Times New Roman" w:cs="Times New Roman"/>
+            <w:sz w:val="28"/>
+            <w:szCs w:val="28"/>
+          </w:rPr>
+        </w:pPr>
+        <w:r>
+          <w:rPr>
+            <w:rFonts w:ascii="Times New Roman" w:hAnsi="Times New Roman" w:cs="Times New Roman"/>
+            <w:sz w:val="28"/>
+            <w:szCs w:val="28"/>
+          </w:rPr>
+          <w:fldChar w:fldCharType="begin"/>
+        </w:r>
+        <w:r>
+          <w:rPr>
+            <w:rFonts w:ascii="Times New Roman" w:hAnsi="Times New Roman" w:cs="Times New Roman"/>
+            <w:sz w:val="28"/>
+            <w:szCs w:val="28"/>
+          </w:rPr>
+          <w:instrText xml:space="preserve"> PAGE   \* MERGEFORMAT </w:instrText>
+        </w:r>
+        <w:r>
+          <w:rPr>
+            <w:rFonts w:ascii="Times New Roman" w:hAnsi="Times New Roman" w:cs="Times New Roman"/>
+            <w:sz w:val="28"/>
+            <w:szCs w:val="28"/>
+          </w:rPr>
+          <w:fldChar w:fldCharType="separate"/>
+        </w:r>
+        <w:r>
+          <w:rPr>
+            <w:rFonts w:ascii="Times New Roman" w:hAnsi="Times New Roman" w:cs="Times New Roman"/>
+            <w:noProof/>
+            <w:sz w:val="28"/>
+            <w:szCs w:val="28"/>
+          </w:rPr>
+          <w:t>2</w:t>
+        </w:r>
+        <w:r>
+          <w:rPr>
+            <w:rFonts w:ascii="Times New Roman" w:hAnsi="Times New Roman" w:cs="Times New Roman"/>
+            <w:noProof/>
+            <w:sz w:val="28"/>
+            <w:szCs w:val="28"/>
+          </w:rPr>
+          <w:fldChar w:fldCharType="end"/>
+        </w:r>
+      </w:p>
+    </w:sdtContent>
+  </w:sdt>
   <w:p/>
 </w:ftr>
 </file>

--- a/отчеты 2-10/отчет 10.docx
+++ b/отчеты 2-10/отчет 10.docx
@@ -1812,14 +1812,11 @@
     </w:p>
     <w:p>
       <w:pPr>
-        <w:pStyle w:val="FR3"/>
-        <w:spacing w:before="120" w:after="0" w:line="360" w:lineRule="auto"/>
-        <w:ind w:left="0"/>
-      </w:pPr>
-      <w:r>
-        <w:rPr>
-          <w:sz w:val="28"/>
-        </w:rPr>
+        <w:pStyle w:val="a"/>
+        <w:ind w:firstLine="0"/>
+        <w:jc w:val="center"/>
+      </w:pPr>
+      <w:r>
         <w:t>Рисунок 10.1 Выбранная модель врага</w:t>
       </w:r>
     </w:p>
@@ -1901,18 +1898,12 @@
     <w:p>
       <w:pPr>
         <w:pStyle w:val="a"/>
-        <w:spacing w:before="120"/>
         <w:ind w:firstLine="0"/>
         <w:jc w:val="center"/>
       </w:pPr>
       <w:r>
-        <w:t xml:space="preserve">Рисунок 10.2. Выбранная модель </w:t>
-      </w:r>
-      <w:proofErr w:type="gramStart"/>
-      <w:r>
-        <w:t>в  mixamo.com</w:t>
-      </w:r>
-      <w:proofErr w:type="gramEnd"/>
+        <w:t>Рисунок 10.2. Выбранная модель в mixamo.com</w:t>
+      </w:r>
     </w:p>
     <w:p>
       <w:pPr>
@@ -2153,7 +2144,6 @@
     <w:p>
       <w:pPr>
         <w:pStyle w:val="a"/>
-        <w:spacing w:before="120"/>
         <w:ind w:firstLine="0"/>
         <w:jc w:val="center"/>
       </w:pPr>
@@ -2169,7 +2159,6 @@
       <w:r>
         <w:t xml:space="preserve"> </w:t>
       </w:r>
-      <w:proofErr w:type="gramStart"/>
       <w:r>
         <w:rPr>
           <w:lang w:val="en-US"/>
@@ -2177,14 +2166,10 @@
         <w:t>Walking</w:t>
       </w:r>
       <w:r>
-        <w:t xml:space="preserve">  </w:t>
-      </w:r>
-      <w:r>
-        <w:t>в</w:t>
-      </w:r>
-      <w:proofErr w:type="gramEnd"/>
-      <w:r>
-        <w:t xml:space="preserve"> mixamo.com</w:t>
+        <w:t xml:space="preserve"> </w:t>
+      </w:r>
+      <w:r>
+        <w:t>в mixamo.com</w:t>
       </w:r>
     </w:p>
     <w:p>
@@ -2296,7 +2281,6 @@
     <w:p>
       <w:pPr>
         <w:pStyle w:val="a"/>
-        <w:spacing w:before="120"/>
         <w:ind w:firstLine="0"/>
         <w:jc w:val="center"/>
       </w:pPr>
@@ -2409,6 +2393,8 @@
     </w:p>
     <w:p>
       <w:pPr>
+        <w:pStyle w:val="a"/>
+        <w:ind w:firstLine="0"/>
         <w:jc w:val="center"/>
       </w:pPr>
       <w:r>
@@ -2464,7 +2450,6 @@
     <w:p>
       <w:pPr>
         <w:pStyle w:val="a"/>
-        <w:spacing w:before="120"/>
         <w:ind w:firstLine="0"/>
         <w:jc w:val="center"/>
       </w:pPr>
@@ -2621,7 +2606,9 @@
     <w:p>
       <w:pPr>
         <w:pStyle w:val="a"/>
-        <w:spacing w:before="120"/>
+        <w:tabs>
+          <w:tab w:val="left" w:pos="4395"/>
+        </w:tabs>
         <w:ind w:firstLine="0"/>
         <w:jc w:val="center"/>
         <w:rPr>
@@ -2737,7 +2724,6 @@
     <w:p>
       <w:pPr>
         <w:pStyle w:val="a"/>
-        <w:spacing w:before="120"/>
         <w:ind w:firstLine="0"/>
         <w:jc w:val="center"/>
       </w:pPr>
@@ -7358,16 +7344,12 @@
     <w:p>
       <w:pPr>
         <w:pStyle w:val="a"/>
-        <w:spacing w:before="120"/>
         <w:ind w:firstLine="0"/>
         <w:jc w:val="center"/>
       </w:pPr>
       <w:r>
-        <w:rPr>
-          <w:noProof/>
-        </w:rPr>
         <w:drawing>
-          <wp:inline distT="0" distB="0" distL="0" distR="0" wp14:anchorId="505EB9D6" wp14:editId="5D0C2287">
+          <wp:inline distT="0" distB="0" distL="0" distR="0" wp14:anchorId="505EB9D6" wp14:editId="5E7CDD2D">
             <wp:extent cx="5983700" cy="2663687"/>
             <wp:effectExtent l="0" t="0" r="0" b="3810"/>
             <wp:docPr id="1783715457" name="Picture 1"/>
@@ -7390,7 +7372,7 @@
                   <pic:spPr>
                     <a:xfrm>
                       <a:off x="0" y="0"/>
-                      <a:ext cx="5996298" cy="2669295"/>
+                      <a:ext cx="5983700" cy="2663687"/>
                     </a:xfrm>
                     <a:prstGeom prst="rect">
                       <a:avLst/>
@@ -7444,9 +7426,9 @@
           <w:noProof/>
         </w:rPr>
         <w:drawing>
-          <wp:inline distT="0" distB="0" distL="0" distR="0" wp14:anchorId="35958270" wp14:editId="2B0F367B">
+          <wp:inline distT="0" distB="0" distL="0" distR="0" wp14:anchorId="35958270" wp14:editId="15747B2A">
             <wp:extent cx="5887003" cy="3425588"/>
-            <wp:effectExtent l="0" t="0" r="0" b="3810"/>
+            <wp:effectExtent l="0" t="0" r="5080" b="5715"/>
             <wp:docPr id="1064611602" name="Picture 1"/>
             <wp:cNvGraphicFramePr>
               <a:graphicFrameLocks xmlns:a="http://schemas.openxmlformats.org/drawingml/2006/main" noChangeAspect="1"/>
@@ -7467,7 +7449,7 @@
                   <pic:spPr>
                     <a:xfrm>
                       <a:off x="0" y="0"/>
-                      <a:ext cx="5906858" cy="3437141"/>
+                      <a:ext cx="5887003" cy="3425588"/>
                     </a:xfrm>
                     <a:prstGeom prst="rect">
                       <a:avLst/>
@@ -7483,7 +7465,6 @@
     <w:p>
       <w:pPr>
         <w:pStyle w:val="a"/>
-        <w:spacing w:before="120"/>
         <w:ind w:firstLine="0"/>
         <w:jc w:val="center"/>
       </w:pPr>
@@ -7553,7 +7534,6 @@
         <w:tabs>
           <w:tab w:val="left" w:pos="2390"/>
         </w:tabs>
-        <w:spacing w:before="120"/>
         <w:ind w:firstLine="0"/>
         <w:jc w:val="center"/>
       </w:pPr>

--- a/отчеты 2-10/отчет 10.docx
+++ b/отчеты 2-10/отчет 10.docx
@@ -1302,7 +1302,7 @@
                 <w:noProof/>
                 <w:webHidden/>
               </w:rPr>
-              <w:t>10</w:t>
+              <w:t>11</w:t>
             </w:r>
             <w:r>
               <w:rPr>
@@ -1376,7 +1376,7 @@
                 <w:noProof/>
                 <w:webHidden/>
               </w:rPr>
-              <w:t>11</w:t>
+              <w:t>12</w:t>
             </w:r>
             <w:r>
               <w:rPr>
@@ -1437,6 +1437,7 @@
     </w:p>
     <w:p>
       <w:pPr>
+        <w:spacing w:after="0"/>
         <w:ind w:firstLine="709"/>
         <w:jc w:val="both"/>
         <w:rPr>
@@ -2096,9 +2097,9 @@
           <w:noProof/>
         </w:rPr>
         <w:drawing>
-          <wp:inline distT="0" distB="0" distL="0" distR="0" wp14:anchorId="64F0B509" wp14:editId="015E099E">
-            <wp:extent cx="2512333" cy="2218414"/>
-            <wp:effectExtent l="0" t="0" r="2540" b="0"/>
+          <wp:inline distT="0" distB="0" distL="0" distR="0" wp14:anchorId="64F0B509" wp14:editId="0EE1DFED">
+            <wp:extent cx="3241964" cy="2862685"/>
+            <wp:effectExtent l="0" t="0" r="0" b="0"/>
             <wp:docPr id="1539053493" name="Image3"/>
             <wp:cNvGraphicFramePr>
               <a:graphicFrameLocks xmlns:a="http://schemas.openxmlformats.org/drawingml/2006/main" noChangeAspect="1"/>
@@ -2127,7 +2128,7 @@
                   <pic:spPr bwMode="auto">
                     <a:xfrm>
                       <a:off x="0" y="0"/>
-                      <a:ext cx="2571042" cy="2270254"/>
+                      <a:ext cx="3333083" cy="2943144"/>
                     </a:xfrm>
                     <a:prstGeom prst="rect">
                       <a:avLst/>
@@ -2148,7 +2149,10 @@
         <w:jc w:val="center"/>
       </w:pPr>
       <w:r>
-        <w:t xml:space="preserve">Рисунок 10.3 Модель врага, исполняющего анимацию </w:t>
+        <w:t xml:space="preserve">Рисунок 10.3 </w:t>
+      </w:r>
+      <w:r>
+        <w:t xml:space="preserve">Анимация </w:t>
       </w:r>
       <w:r>
         <w:rPr>
@@ -2169,7 +2173,7 @@
         <w:t xml:space="preserve"> </w:t>
       </w:r>
       <w:r>
-        <w:t>в mixamo.com</w:t>
+        <w:t>на модели врага</w:t>
       </w:r>
     </w:p>
     <w:p>
@@ -2233,9 +2237,9 @@
           <w:noProof/>
         </w:rPr>
         <w:drawing>
-          <wp:inline distT="0" distB="0" distL="0" distR="0" wp14:anchorId="0FA3A2BB" wp14:editId="13A6997C">
-            <wp:extent cx="1948407" cy="1789044"/>
-            <wp:effectExtent l="0" t="0" r="0" b="1905"/>
+          <wp:inline distT="0" distB="0" distL="0" distR="0" wp14:anchorId="0FA3A2BB" wp14:editId="1DD21754">
+            <wp:extent cx="3634212" cy="3336966"/>
+            <wp:effectExtent l="0" t="0" r="4445" b="0"/>
             <wp:docPr id="98488364" name="Image4"/>
             <wp:cNvGraphicFramePr>
               <a:graphicFrameLocks xmlns:a="http://schemas.openxmlformats.org/drawingml/2006/main" noChangeAspect="1"/>
@@ -2264,7 +2268,7 @@
                   <pic:spPr bwMode="auto">
                     <a:xfrm>
                       <a:off x="0" y="0"/>
-                      <a:ext cx="1976562" cy="1814897"/>
+                      <a:ext cx="3712086" cy="3408471"/>
                     </a:xfrm>
                     <a:prstGeom prst="rect">
                       <a:avLst/>
@@ -2285,61 +2289,118 @@
         <w:jc w:val="center"/>
       </w:pPr>
       <w:r>
-        <w:t>Рисунок 10.</w:t>
-      </w:r>
-      <w:r>
-        <w:t>4</w:t>
-      </w:r>
-      <w:r>
-        <w:t xml:space="preserve"> Модель врага, исполняющего анимацию </w:t>
-      </w:r>
-      <w:proofErr w:type="spellStart"/>
-      <w:r>
+        <w:t>Рисунок</w:t>
+      </w:r>
+      <w:r>
+        <w:t xml:space="preserve"> 10.4</w:t>
+      </w:r>
+      <w:r>
+        <w:t xml:space="preserve"> </w:t>
+      </w:r>
+      <w:r>
+        <w:t>А</w:t>
+      </w:r>
+      <w:r>
+        <w:t>нимаци</w:t>
+      </w:r>
+      <w:r>
+        <w:t>я</w:t>
+      </w:r>
+      <w:r>
+        <w:t xml:space="preserve"> </w:t>
+      </w:r>
+      <w:r>
+        <w:rPr>
+          <w:lang w:val="en-US"/>
+        </w:rPr>
         <w:t>Mutant</w:t>
       </w:r>
-      <w:proofErr w:type="spellEnd"/>
       <w:r>
         <w:t xml:space="preserve"> </w:t>
       </w:r>
-      <w:proofErr w:type="spellStart"/>
-      <w:r>
+      <w:r>
+        <w:rPr>
+          <w:lang w:val="en-US"/>
+        </w:rPr>
         <w:t>Breathing</w:t>
       </w:r>
-      <w:proofErr w:type="spellEnd"/>
       <w:r>
         <w:t xml:space="preserve"> </w:t>
       </w:r>
-      <w:proofErr w:type="spellStart"/>
       <w:proofErr w:type="gramStart"/>
       <w:r>
+        <w:rPr>
+          <w:lang w:val="en-US"/>
+        </w:rPr>
         <w:t>Idle</w:t>
       </w:r>
-      <w:proofErr w:type="spellEnd"/>
-      <w:r>
-        <w:t xml:space="preserve">  в</w:t>
+      <w:r>
+        <w:t xml:space="preserve">  </w:t>
+      </w:r>
+      <w:r>
+        <w:t>на</w:t>
       </w:r>
       <w:proofErr w:type="gramEnd"/>
       <w:r>
-        <w:t xml:space="preserve"> mixamo.com</w:t>
+        <w:t xml:space="preserve"> </w:t>
+      </w:r>
+      <w:r>
+        <w:t>модели врага</w:t>
       </w:r>
     </w:p>
     <w:p>
       <w:pPr>
         <w:pStyle w:val="a"/>
-      </w:pPr>
-      <w:r>
-        <w:t>Скриншот врага, исполняющего анимацию</w:t>
-      </w:r>
-      <w:r>
+        <w:rPr>
+          <w:lang w:val="en-US"/>
+        </w:rPr>
+      </w:pPr>
+      <w:r>
+        <w:t>Скриншот</w:t>
+      </w:r>
+      <w:r>
+        <w:rPr>
+          <w:lang w:val="en-US"/>
+        </w:rPr>
         <w:t xml:space="preserve"> </w:t>
       </w:r>
       <w:r>
+        <w:t>врага</w:t>
+      </w:r>
+      <w:r>
         <w:rPr>
           <w:lang w:val="en-US"/>
         </w:rPr>
+        <w:t xml:space="preserve">, </w:t>
+      </w:r>
+      <w:r>
+        <w:t>исполняющего</w:t>
+      </w:r>
+      <w:r>
+        <w:rPr>
+          <w:lang w:val="en-US"/>
+        </w:rPr>
+        <w:t xml:space="preserve"> </w:t>
+      </w:r>
+      <w:r>
+        <w:t>анимацию</w:t>
+      </w:r>
+      <w:r>
+        <w:rPr>
+          <w:lang w:val="en-US"/>
+        </w:rPr>
+        <w:t xml:space="preserve"> </w:t>
+      </w:r>
+      <w:r>
+        <w:rPr>
+          <w:lang w:val="en-US"/>
+        </w:rPr>
         <w:t>Standing</w:t>
       </w:r>
       <w:r>
+        <w:rPr>
+          <w:lang w:val="en-US"/>
+        </w:rPr>
         <w:t xml:space="preserve"> </w:t>
       </w:r>
       <w:r>
@@ -2349,6 +2410,9 @@
         <w:t>Melee</w:t>
       </w:r>
       <w:r>
+        <w:rPr>
+          <w:lang w:val="en-US"/>
+        </w:rPr>
         <w:t xml:space="preserve"> </w:t>
       </w:r>
       <w:r>
@@ -2358,6 +2422,9 @@
         <w:t>Combo</w:t>
       </w:r>
       <w:r>
+        <w:rPr>
+          <w:lang w:val="en-US"/>
+        </w:rPr>
         <w:t xml:space="preserve"> </w:t>
       </w:r>
       <w:r>
@@ -2367,6 +2434,9 @@
         <w:t>Attack</w:t>
       </w:r>
       <w:r>
+        <w:rPr>
+          <w:lang w:val="en-US"/>
+        </w:rPr>
         <w:t xml:space="preserve"> </w:t>
       </w:r>
       <w:r>
@@ -2376,19 +2446,46 @@
         <w:t>Ver</w:t>
       </w:r>
       <w:r>
-        <w:t>.2</w:t>
-      </w:r>
-      <w:r>
+        <w:rPr>
+          <w:lang w:val="en-US"/>
+        </w:rPr>
+        <w:t xml:space="preserve">.2 </w:t>
+      </w:r>
+      <w:r>
+        <w:t>в</w:t>
+      </w:r>
+      <w:r>
+        <w:rPr>
+          <w:lang w:val="en-US"/>
+        </w:rPr>
+        <w:t xml:space="preserve"> mixamo.com, </w:t>
+      </w:r>
+      <w:r>
+        <w:t>представлен</w:t>
+      </w:r>
+      <w:r>
+        <w:rPr>
+          <w:lang w:val="en-US"/>
+        </w:rPr>
         <w:t xml:space="preserve"> </w:t>
       </w:r>
       <w:r>
-        <w:t>в mixamo.com, представлен на рисунке 10.</w:t>
-      </w:r>
-      <w:r>
-        <w:t>5</w:t>
-      </w:r>
-      <w:r>
-        <w:t>.</w:t>
+        <w:t>на</w:t>
+      </w:r>
+      <w:r>
+        <w:rPr>
+          <w:lang w:val="en-US"/>
+        </w:rPr>
+        <w:t xml:space="preserve"> </w:t>
+      </w:r>
+      <w:r>
+        <w:t>рисунке</w:t>
+      </w:r>
+      <w:r>
+        <w:rPr>
+          <w:lang w:val="en-US"/>
+        </w:rPr>
+        <w:t xml:space="preserve"> 10.5.</w:t>
       </w:r>
     </w:p>
     <w:p>
@@ -2402,9 +2499,9 @@
           <w:noProof/>
         </w:rPr>
         <w:drawing>
-          <wp:inline distT="0" distB="0" distL="0" distR="0" wp14:anchorId="795AD5D7" wp14:editId="2CCA8C9C">
-            <wp:extent cx="1759967" cy="1637969"/>
-            <wp:effectExtent l="0" t="0" r="0" b="635"/>
+          <wp:inline distT="0" distB="0" distL="0" distR="0" wp14:anchorId="795AD5D7" wp14:editId="1A274DC3">
+            <wp:extent cx="3738624" cy="3479470"/>
+            <wp:effectExtent l="0" t="0" r="0" b="6985"/>
             <wp:docPr id="1823001979" name="Image5"/>
             <wp:cNvGraphicFramePr>
               <a:graphicFrameLocks xmlns:a="http://schemas.openxmlformats.org/drawingml/2006/main" noChangeAspect="1"/>
@@ -2433,7 +2530,7 @@
                   <pic:spPr bwMode="auto">
                     <a:xfrm>
                       <a:off x="0" y="0"/>
-                      <a:ext cx="1775420" cy="1652351"/>
+                      <a:ext cx="3806345" cy="3542497"/>
                     </a:xfrm>
                     <a:prstGeom prst="rect">
                       <a:avLst/>
@@ -2454,21 +2551,33 @@
         <w:jc w:val="center"/>
       </w:pPr>
       <w:r>
-        <w:t>Рисунок 10.</w:t>
-      </w:r>
-      <w:r>
-        <w:t>5</w:t>
-      </w:r>
-      <w:r>
-        <w:t xml:space="preserve"> Модель врага, исполняющего анимацию </w:t>
+        <w:t>Рисунок</w:t>
       </w:r>
       <w:r>
         <w:rPr>
           <w:lang w:val="en-US"/>
         </w:rPr>
+        <w:t xml:space="preserve"> 10.5 </w:t>
+      </w:r>
+      <w:r>
+        <w:t>Анимация</w:t>
+      </w:r>
+      <w:r>
+        <w:rPr>
+          <w:lang w:val="en-US"/>
+        </w:rPr>
+        <w:t xml:space="preserve"> </w:t>
+      </w:r>
+      <w:r>
+        <w:rPr>
+          <w:lang w:val="en-US"/>
+        </w:rPr>
         <w:t>Standing</w:t>
       </w:r>
       <w:r>
+        <w:rPr>
+          <w:lang w:val="en-US"/>
+        </w:rPr>
         <w:t xml:space="preserve"> </w:t>
       </w:r>
       <w:r>
@@ -2478,6 +2587,9 @@
         <w:t>Melee</w:t>
       </w:r>
       <w:r>
+        <w:rPr>
+          <w:lang w:val="en-US"/>
+        </w:rPr>
         <w:t xml:space="preserve"> </w:t>
       </w:r>
       <w:r>
@@ -2487,6 +2599,9 @@
         <w:t>Combo</w:t>
       </w:r>
       <w:r>
+        <w:rPr>
+          <w:lang w:val="en-US"/>
+        </w:rPr>
         <w:t xml:space="preserve"> </w:t>
       </w:r>
       <w:r>
@@ -2496,6 +2611,9 @@
         <w:t>Attack</w:t>
       </w:r>
       <w:r>
+        <w:rPr>
+          <w:lang w:val="en-US"/>
+        </w:rPr>
         <w:t xml:space="preserve"> </w:t>
       </w:r>
       <w:r>
@@ -2505,13 +2623,31 @@
         <w:t>Ver</w:t>
       </w:r>
       <w:r>
-        <w:t>.2</w:t>
-      </w:r>
-      <w:r>
-        <w:t xml:space="preserve"> в</w:t>
-      </w:r>
-      <w:r>
-        <w:t xml:space="preserve"> mixamo.com</w:t>
+        <w:rPr>
+          <w:lang w:val="en-US"/>
+        </w:rPr>
+        <w:t xml:space="preserve">.2 </w:t>
+      </w:r>
+      <w:r>
+        <w:t>на</w:t>
+      </w:r>
+      <w:r>
+        <w:rPr>
+          <w:lang w:val="en-US"/>
+        </w:rPr>
+        <w:t xml:space="preserve"> </w:t>
+      </w:r>
+      <w:r>
+        <w:t>модели</w:t>
+      </w:r>
+      <w:r>
+        <w:rPr>
+          <w:lang w:val="en-US"/>
+        </w:rPr>
+        <w:t xml:space="preserve"> </w:t>
+      </w:r>
+      <w:r>
+        <w:t>врага</w:t>
       </w:r>
     </w:p>
     <w:p>
@@ -2522,6 +2658,7 @@
         </w:rPr>
       </w:pPr>
       <w:r>
+        <w:lastRenderedPageBreak/>
         <w:t xml:space="preserve">Далее выбранные анимации были скачаны в </w:t>
       </w:r>
       <w:proofErr w:type="gramStart"/>
@@ -2558,9 +2695,9 @@
           <w:noProof/>
         </w:rPr>
         <w:drawing>
-          <wp:inline distT="0" distB="0" distL="0" distR="0" wp14:anchorId="71810354" wp14:editId="15153CEB">
-            <wp:extent cx="2376750" cy="1501254"/>
-            <wp:effectExtent l="0" t="0" r="5080" b="3810"/>
+          <wp:inline distT="0" distB="0" distL="0" distR="0" wp14:anchorId="71810354" wp14:editId="3FDB6D8C">
+            <wp:extent cx="5508616" cy="3479470"/>
+            <wp:effectExtent l="0" t="0" r="0" b="6985"/>
             <wp:docPr id="194688389" name="Image6"/>
             <wp:cNvGraphicFramePr>
               <a:graphicFrameLocks xmlns:a="http://schemas.openxmlformats.org/drawingml/2006/main" noChangeAspect="1"/>
@@ -2589,7 +2726,7 @@
                   <pic:spPr bwMode="auto">
                     <a:xfrm>
                       <a:off x="0" y="0"/>
-                      <a:ext cx="2397278" cy="1514220"/>
+                      <a:ext cx="5591743" cy="3531977"/>
                     </a:xfrm>
                     <a:prstGeom prst="rect">
                       <a:avLst/>
@@ -2657,7 +2794,6 @@
         <w:rPr>
           <w:rStyle w:val="a2"/>
         </w:rPr>
-        <w:lastRenderedPageBreak/>
         <w:t xml:space="preserve">Далее при помощи объекта </w:t>
       </w:r>
       <w:r>
@@ -2685,9 +2821,9 @@
           <w:noProof/>
         </w:rPr>
         <w:drawing>
-          <wp:inline distT="0" distB="0" distL="0" distR="0" wp14:anchorId="56210CDE" wp14:editId="4CF79011">
-            <wp:extent cx="4285753" cy="2207021"/>
-            <wp:effectExtent l="0" t="0" r="635" b="3175"/>
+          <wp:inline distT="0" distB="0" distL="0" distR="0" wp14:anchorId="56210CDE" wp14:editId="79AF6986">
+            <wp:extent cx="5765091" cy="2968831"/>
+            <wp:effectExtent l="0" t="0" r="7620" b="3175"/>
             <wp:docPr id="1621994517" name="Picture 1"/>
             <wp:cNvGraphicFramePr>
               <a:graphicFrameLocks xmlns:a="http://schemas.openxmlformats.org/drawingml/2006/main" noChangeAspect="1"/>
@@ -2708,7 +2844,7 @@
                   <pic:spPr>
                     <a:xfrm>
                       <a:off x="0" y="0"/>
-                      <a:ext cx="4306712" cy="2217814"/>
+                      <a:ext cx="5804535" cy="2989143"/>
                     </a:xfrm>
                     <a:prstGeom prst="rect">
                       <a:avLst/>
@@ -2736,6 +2872,7 @@
         <w:pStyle w:val="a"/>
       </w:pPr>
       <w:r>
+        <w:lastRenderedPageBreak/>
         <w:t xml:space="preserve">Состояние ходьбы и переходы в него из других состояний были реализовано при помощи скрипта </w:t>
       </w:r>
       <w:proofErr w:type="spellStart"/>
@@ -2855,6 +2992,7 @@
               <w:t xml:space="preserve"> </w:t>
             </w:r>
             <w:proofErr w:type="spellStart"/>
+            <w:proofErr w:type="gramStart"/>
             <w:r>
               <w:rPr>
                 <w:rFonts w:ascii="Cascadia Mono" w:hAnsi="Cascadia Mono" w:cs="Cascadia Mono"/>
@@ -2865,17 +3003,6 @@
               <w:t>AState</w:t>
             </w:r>
             <w:proofErr w:type="spellEnd"/>
-          </w:p>
-          <w:p>
-            <w:pPr>
-              <w:pStyle w:val="a"/>
-              <w:rPr>
-                <w:rFonts w:ascii="Cascadia Mono" w:hAnsi="Cascadia Mono" w:cs="Cascadia Mono"/>
-                <w:sz w:val="19"/>
-                <w:szCs w:val="19"/>
-                <w:lang w:val="en-US"/>
-              </w:rPr>
-            </w:pPr>
             <w:r>
               <w:rPr>
                 <w:rFonts w:ascii="Cascadia Mono" w:hAnsi="Cascadia Mono" w:cs="Cascadia Mono"/>
@@ -2885,6 +3012,7 @@
               </w:rPr>
               <w:t>{</w:t>
             </w:r>
+            <w:proofErr w:type="gramEnd"/>
           </w:p>
           <w:p>
             <w:pPr>
@@ -4041,7 +4169,6 @@
         <w:pStyle w:val="a"/>
       </w:pPr>
       <w:r>
-        <w:lastRenderedPageBreak/>
         <w:t xml:space="preserve">Состояние бездействия врага и переходы в это состояние из других были реализованы при помощи скрипта </w:t>
       </w:r>
       <w:proofErr w:type="spellStart"/>
@@ -4120,17 +4247,6 @@
                 <w:lang w:val="en-US"/>
               </w:rPr>
             </w:pPr>
-          </w:p>
-          <w:p>
-            <w:pPr>
-              <w:pStyle w:val="a"/>
-              <w:rPr>
-                <w:rFonts w:ascii="Cascadia Mono" w:hAnsi="Cascadia Mono" w:cs="Cascadia Mono"/>
-                <w:sz w:val="19"/>
-                <w:szCs w:val="19"/>
-                <w:lang w:val="en-US"/>
-              </w:rPr>
-            </w:pPr>
             <w:r>
               <w:rPr>
                 <w:rFonts w:ascii="Cascadia Mono" w:hAnsi="Cascadia Mono" w:cs="Cascadia Mono"/>
@@ -4785,6 +4901,7 @@
         <w:pStyle w:val="a"/>
       </w:pPr>
       <w:r>
+        <w:lastRenderedPageBreak/>
         <w:t xml:space="preserve">Состояние атаки врага и переходы в него из других состояний были реализованы при помощи скрипта </w:t>
       </w:r>
       <w:proofErr w:type="spellStart"/>
@@ -4797,6 +4914,9 @@
       <w:proofErr w:type="spellEnd"/>
       <w:r>
         <w:t>, данный скрипт представлен в листинге 10.3.</w:t>
+      </w:r>
+      <w:r>
+        <w:t xml:space="preserve"> Также в этом скрипте реализована механика, позволяющая врагу поворачиваться в сторону игрока, не выходя из состояния атаки.</w:t>
       </w:r>
     </w:p>
     <w:tbl>
@@ -4820,7 +4940,6 @@
                 <w:rFonts w:ascii="Cascadia Mono" w:hAnsi="Cascadia Mono" w:cs="Cascadia Mono"/>
                 <w:sz w:val="19"/>
                 <w:szCs w:val="19"/>
-                <w:lang w:val="en-US"/>
               </w:rPr>
             </w:pPr>
             <w:r>
@@ -4860,7 +4979,16 @@
                 <w:rFonts w:ascii="Cascadia Mono" w:hAnsi="Cascadia Mono" w:cs="Cascadia Mono"/>
                 <w:sz w:val="19"/>
                 <w:szCs w:val="19"/>
-                <w:lang w:val="en-US"/>
+              </w:rPr>
+            </w:pPr>
+          </w:p>
+          <w:p>
+            <w:pPr>
+              <w:pStyle w:val="a"/>
+              <w:rPr>
+                <w:rFonts w:ascii="Cascadia Mono" w:hAnsi="Cascadia Mono" w:cs="Cascadia Mono"/>
+                <w:sz w:val="19"/>
+                <w:szCs w:val="19"/>
               </w:rPr>
             </w:pPr>
             <w:r>
@@ -4904,6 +5032,56 @@
               <w:t xml:space="preserve"> </w:t>
             </w:r>
             <w:proofErr w:type="spellStart"/>
+            <w:r>
+              <w:rPr>
+                <w:rFonts w:ascii="Cascadia Mono" w:hAnsi="Cascadia Mono" w:cs="Cascadia Mono"/>
+                <w:sz w:val="19"/>
+                <w:szCs w:val="19"/>
+                <w:lang w:val="en-US"/>
+              </w:rPr>
+              <w:t>AState</w:t>
+            </w:r>
+            <w:proofErr w:type="spellEnd"/>
+          </w:p>
+          <w:p>
+            <w:pPr>
+              <w:pStyle w:val="a"/>
+              <w:rPr>
+                <w:rFonts w:ascii="Cascadia Mono" w:hAnsi="Cascadia Mono" w:cs="Cascadia Mono"/>
+                <w:sz w:val="19"/>
+                <w:szCs w:val="19"/>
+                <w:lang w:val="en-US"/>
+              </w:rPr>
+            </w:pPr>
+            <w:r>
+              <w:rPr>
+                <w:rFonts w:ascii="Cascadia Mono" w:hAnsi="Cascadia Mono" w:cs="Cascadia Mono"/>
+                <w:sz w:val="19"/>
+                <w:szCs w:val="19"/>
+                <w:lang w:val="en-US"/>
+              </w:rPr>
+              <w:t>{</w:t>
+            </w:r>
+          </w:p>
+          <w:p>
+            <w:pPr>
+              <w:pStyle w:val="a"/>
+              <w:rPr>
+                <w:rFonts w:ascii="Cascadia Mono" w:hAnsi="Cascadia Mono" w:cs="Cascadia Mono"/>
+                <w:sz w:val="19"/>
+                <w:szCs w:val="19"/>
+              </w:rPr>
+            </w:pPr>
+            <w:r>
+              <w:rPr>
+                <w:rFonts w:ascii="Cascadia Mono" w:hAnsi="Cascadia Mono" w:cs="Cascadia Mono"/>
+                <w:sz w:val="19"/>
+                <w:szCs w:val="19"/>
+                <w:lang w:val="en-US"/>
+              </w:rPr>
+              <w:t xml:space="preserve">    public override void </w:t>
+            </w:r>
+            <w:proofErr w:type="spellStart"/>
             <w:proofErr w:type="gramStart"/>
             <w:r>
               <w:rPr>
@@ -4912,9 +5090,70 @@
                 <w:szCs w:val="19"/>
                 <w:lang w:val="en-US"/>
               </w:rPr>
-              <w:t>AState</w:t>
-            </w:r>
-            <w:proofErr w:type="spellEnd"/>
+              <w:t>EnterState</w:t>
+            </w:r>
+            <w:proofErr w:type="spellEnd"/>
+            <w:r>
+              <w:rPr>
+                <w:rFonts w:ascii="Cascadia Mono" w:hAnsi="Cascadia Mono" w:cs="Cascadia Mono"/>
+                <w:sz w:val="19"/>
+                <w:szCs w:val="19"/>
+                <w:lang w:val="en-US"/>
+              </w:rPr>
+              <w:t>(</w:t>
+            </w:r>
+            <w:proofErr w:type="spellStart"/>
+            <w:proofErr w:type="gramEnd"/>
+            <w:r>
+              <w:rPr>
+                <w:rFonts w:ascii="Cascadia Mono" w:hAnsi="Cascadia Mono" w:cs="Cascadia Mono"/>
+                <w:sz w:val="19"/>
+                <w:szCs w:val="19"/>
+                <w:lang w:val="en-US"/>
+              </w:rPr>
+              <w:t>EnemyStateManager</w:t>
+            </w:r>
+            <w:proofErr w:type="spellEnd"/>
+            <w:r>
+              <w:rPr>
+                <w:rFonts w:ascii="Cascadia Mono" w:hAnsi="Cascadia Mono" w:cs="Cascadia Mono"/>
+                <w:sz w:val="19"/>
+                <w:szCs w:val="19"/>
+                <w:lang w:val="en-US"/>
+              </w:rPr>
+              <w:t xml:space="preserve"> </w:t>
+            </w:r>
+            <w:proofErr w:type="spellStart"/>
+            <w:r>
+              <w:rPr>
+                <w:rFonts w:ascii="Cascadia Mono" w:hAnsi="Cascadia Mono" w:cs="Cascadia Mono"/>
+                <w:sz w:val="19"/>
+                <w:szCs w:val="19"/>
+                <w:lang w:val="en-US"/>
+              </w:rPr>
+              <w:t>enemyManager</w:t>
+            </w:r>
+            <w:proofErr w:type="spellEnd"/>
+            <w:r>
+              <w:rPr>
+                <w:rFonts w:ascii="Cascadia Mono" w:hAnsi="Cascadia Mono" w:cs="Cascadia Mono"/>
+                <w:sz w:val="19"/>
+                <w:szCs w:val="19"/>
+                <w:lang w:val="en-US"/>
+              </w:rPr>
+              <w:t>)</w:t>
+            </w:r>
+          </w:p>
+          <w:p>
+            <w:pPr>
+              <w:pStyle w:val="a"/>
+              <w:rPr>
+                <w:rFonts w:ascii="Cascadia Mono" w:hAnsi="Cascadia Mono" w:cs="Cascadia Mono"/>
+                <w:sz w:val="19"/>
+                <w:szCs w:val="19"/>
+                <w:lang w:val="en-US"/>
+              </w:rPr>
+            </w:pPr>
             <w:r>
               <w:rPr>
                 <w:rFonts w:ascii="Cascadia Mono" w:hAnsi="Cascadia Mono" w:cs="Cascadia Mono"/>
@@ -4924,7 +5163,107 @@
               </w:rPr>
               <w:t>{</w:t>
             </w:r>
+          </w:p>
+          <w:p>
+            <w:pPr>
+              <w:pStyle w:val="a"/>
+              <w:rPr>
+                <w:rFonts w:ascii="Cascadia Mono" w:hAnsi="Cascadia Mono" w:cs="Cascadia Mono"/>
+                <w:sz w:val="19"/>
+                <w:szCs w:val="19"/>
+                <w:lang w:val="en-US"/>
+              </w:rPr>
+            </w:pPr>
+            <w:r>
+              <w:rPr>
+                <w:rFonts w:ascii="Cascadia Mono" w:hAnsi="Cascadia Mono" w:cs="Cascadia Mono"/>
+                <w:sz w:val="19"/>
+                <w:szCs w:val="19"/>
+                <w:lang w:val="en-US"/>
+              </w:rPr>
+              <w:t xml:space="preserve">        </w:t>
+            </w:r>
+            <w:proofErr w:type="spellStart"/>
+            <w:r>
+              <w:rPr>
+                <w:rFonts w:ascii="Cascadia Mono" w:hAnsi="Cascadia Mono" w:cs="Cascadia Mono"/>
+                <w:sz w:val="19"/>
+                <w:szCs w:val="19"/>
+                <w:lang w:val="en-US"/>
+              </w:rPr>
+              <w:t>enemyManager.SetSpeed</w:t>
+            </w:r>
+            <w:proofErr w:type="spellEnd"/>
+            <w:r>
+              <w:rPr>
+                <w:rFonts w:ascii="Cascadia Mono" w:hAnsi="Cascadia Mono" w:cs="Cascadia Mono"/>
+                <w:sz w:val="19"/>
+                <w:szCs w:val="19"/>
+                <w:lang w:val="en-US"/>
+              </w:rPr>
+              <w:t>(0);</w:t>
+            </w:r>
+          </w:p>
+          <w:p>
+            <w:pPr>
+              <w:pStyle w:val="a"/>
+              <w:rPr>
+                <w:rFonts w:ascii="Cascadia Mono" w:hAnsi="Cascadia Mono" w:cs="Cascadia Mono"/>
+                <w:sz w:val="19"/>
+                <w:szCs w:val="19"/>
+              </w:rPr>
+            </w:pPr>
+            <w:r>
+              <w:rPr>
+                <w:rFonts w:ascii="Cascadia Mono" w:hAnsi="Cascadia Mono" w:cs="Cascadia Mono"/>
+                <w:sz w:val="19"/>
+                <w:szCs w:val="19"/>
+                <w:lang w:val="en-US"/>
+              </w:rPr>
+              <w:t xml:space="preserve">        </w:t>
+            </w:r>
+            <w:proofErr w:type="spellStart"/>
+            <w:proofErr w:type="gramStart"/>
+            <w:r>
+              <w:rPr>
+                <w:rFonts w:ascii="Cascadia Mono" w:hAnsi="Cascadia Mono" w:cs="Cascadia Mono"/>
+                <w:sz w:val="19"/>
+                <w:szCs w:val="19"/>
+                <w:lang w:val="en-US"/>
+              </w:rPr>
+              <w:t>enemyManager.animator.SetBool</w:t>
+            </w:r>
+            <w:proofErr w:type="spellEnd"/>
             <w:proofErr w:type="gramEnd"/>
+            <w:r>
+              <w:rPr>
+                <w:rFonts w:ascii="Cascadia Mono" w:hAnsi="Cascadia Mono" w:cs="Cascadia Mono"/>
+                <w:sz w:val="19"/>
+                <w:szCs w:val="19"/>
+                <w:lang w:val="en-US"/>
+              </w:rPr>
+              <w:t>("</w:t>
+            </w:r>
+            <w:proofErr w:type="spellStart"/>
+            <w:r>
+              <w:rPr>
+                <w:rFonts w:ascii="Cascadia Mono" w:hAnsi="Cascadia Mono" w:cs="Cascadia Mono"/>
+                <w:sz w:val="19"/>
+                <w:szCs w:val="19"/>
+                <w:lang w:val="en-US"/>
+              </w:rPr>
+              <w:t>is_Attacking</w:t>
+            </w:r>
+            <w:proofErr w:type="spellEnd"/>
+            <w:r>
+              <w:rPr>
+                <w:rFonts w:ascii="Cascadia Mono" w:hAnsi="Cascadia Mono" w:cs="Cascadia Mono"/>
+                <w:sz w:val="19"/>
+                <w:szCs w:val="19"/>
+                <w:lang w:val="en-US"/>
+              </w:rPr>
+              <w:t>", true);</w:t>
+            </w:r>
           </w:p>
           <w:p>
             <w:pPr>
@@ -4943,6 +5282,245 @@
                 <w:szCs w:val="19"/>
                 <w:lang w:val="en-US"/>
               </w:rPr>
+              <w:t>}</w:t>
+            </w:r>
+          </w:p>
+          <w:p>
+            <w:pPr>
+              <w:pStyle w:val="a"/>
+              <w:rPr>
+                <w:rFonts w:ascii="Cascadia Mono" w:hAnsi="Cascadia Mono" w:cs="Cascadia Mono"/>
+                <w:sz w:val="19"/>
+                <w:szCs w:val="19"/>
+              </w:rPr>
+            </w:pPr>
+            <w:r>
+              <w:rPr>
+                <w:rFonts w:ascii="Cascadia Mono" w:hAnsi="Cascadia Mono" w:cs="Cascadia Mono"/>
+                <w:sz w:val="19"/>
+                <w:szCs w:val="19"/>
+                <w:lang w:val="en-US"/>
+              </w:rPr>
+              <w:t xml:space="preserve">    </w:t>
+            </w:r>
+          </w:p>
+          <w:p>
+            <w:pPr>
+              <w:pStyle w:val="a"/>
+              <w:rPr>
+                <w:rFonts w:ascii="Cascadia Mono" w:hAnsi="Cascadia Mono" w:cs="Cascadia Mono"/>
+                <w:sz w:val="19"/>
+                <w:szCs w:val="19"/>
+                <w:lang w:val="en-US"/>
+              </w:rPr>
+            </w:pPr>
+            <w:r>
+              <w:rPr>
+                <w:rFonts w:ascii="Cascadia Mono" w:hAnsi="Cascadia Mono" w:cs="Cascadia Mono"/>
+                <w:sz w:val="19"/>
+                <w:szCs w:val="19"/>
+                <w:lang w:val="en-US"/>
+              </w:rPr>
+              <w:t xml:space="preserve">    </w:t>
+            </w:r>
+            <w:r>
+              <w:rPr>
+                <w:rFonts w:ascii="Cascadia Mono" w:hAnsi="Cascadia Mono" w:cs="Cascadia Mono"/>
+                <w:sz w:val="19"/>
+                <w:szCs w:val="19"/>
+                <w:lang w:val="en-US"/>
+              </w:rPr>
+              <w:t xml:space="preserve">public override void </w:t>
+            </w:r>
+            <w:proofErr w:type="spellStart"/>
+            <w:proofErr w:type="gramStart"/>
+            <w:r>
+              <w:rPr>
+                <w:rFonts w:ascii="Cascadia Mono" w:hAnsi="Cascadia Mono" w:cs="Cascadia Mono"/>
+                <w:sz w:val="19"/>
+                <w:szCs w:val="19"/>
+                <w:lang w:val="en-US"/>
+              </w:rPr>
+              <w:t>ExitState</w:t>
+            </w:r>
+            <w:proofErr w:type="spellEnd"/>
+            <w:r>
+              <w:rPr>
+                <w:rFonts w:ascii="Cascadia Mono" w:hAnsi="Cascadia Mono" w:cs="Cascadia Mono"/>
+                <w:sz w:val="19"/>
+                <w:szCs w:val="19"/>
+                <w:lang w:val="en-US"/>
+              </w:rPr>
+              <w:t>(</w:t>
+            </w:r>
+            <w:proofErr w:type="spellStart"/>
+            <w:proofErr w:type="gramEnd"/>
+            <w:r>
+              <w:rPr>
+                <w:rFonts w:ascii="Cascadia Mono" w:hAnsi="Cascadia Mono" w:cs="Cascadia Mono"/>
+                <w:sz w:val="19"/>
+                <w:szCs w:val="19"/>
+                <w:lang w:val="en-US"/>
+              </w:rPr>
+              <w:t>EnemyStateManager</w:t>
+            </w:r>
+            <w:proofErr w:type="spellEnd"/>
+            <w:r>
+              <w:rPr>
+                <w:rFonts w:ascii="Cascadia Mono" w:hAnsi="Cascadia Mono" w:cs="Cascadia Mono"/>
+                <w:sz w:val="19"/>
+                <w:szCs w:val="19"/>
+                <w:lang w:val="en-US"/>
+              </w:rPr>
+              <w:t xml:space="preserve"> </w:t>
+            </w:r>
+            <w:proofErr w:type="spellStart"/>
+            <w:r>
+              <w:rPr>
+                <w:rFonts w:ascii="Cascadia Mono" w:hAnsi="Cascadia Mono" w:cs="Cascadia Mono"/>
+                <w:sz w:val="19"/>
+                <w:szCs w:val="19"/>
+                <w:lang w:val="en-US"/>
+              </w:rPr>
+              <w:t>enemyManager</w:t>
+            </w:r>
+            <w:proofErr w:type="spellEnd"/>
+            <w:r>
+              <w:rPr>
+                <w:rFonts w:ascii="Cascadia Mono" w:hAnsi="Cascadia Mono" w:cs="Cascadia Mono"/>
+                <w:sz w:val="19"/>
+                <w:szCs w:val="19"/>
+                <w:lang w:val="en-US"/>
+              </w:rPr>
+              <w:t>)</w:t>
+            </w:r>
+          </w:p>
+          <w:p>
+            <w:pPr>
+              <w:pStyle w:val="a"/>
+              <w:rPr>
+                <w:rFonts w:ascii="Cascadia Mono" w:hAnsi="Cascadia Mono" w:cs="Cascadia Mono"/>
+                <w:sz w:val="19"/>
+                <w:szCs w:val="19"/>
+                <w:lang w:val="en-US"/>
+              </w:rPr>
+            </w:pPr>
+            <w:r>
+              <w:rPr>
+                <w:rFonts w:ascii="Cascadia Mono" w:hAnsi="Cascadia Mono" w:cs="Cascadia Mono"/>
+                <w:sz w:val="19"/>
+                <w:szCs w:val="19"/>
+                <w:lang w:val="en-US"/>
+              </w:rPr>
+              <w:t>{</w:t>
+            </w:r>
+          </w:p>
+          <w:p>
+            <w:pPr>
+              <w:pStyle w:val="a"/>
+              <w:rPr>
+                <w:rFonts w:ascii="Cascadia Mono" w:hAnsi="Cascadia Mono" w:cs="Cascadia Mono"/>
+                <w:sz w:val="19"/>
+                <w:szCs w:val="19"/>
+              </w:rPr>
+            </w:pPr>
+            <w:r>
+              <w:rPr>
+                <w:rFonts w:ascii="Cascadia Mono" w:hAnsi="Cascadia Mono" w:cs="Cascadia Mono"/>
+                <w:sz w:val="19"/>
+                <w:szCs w:val="19"/>
+                <w:lang w:val="en-US"/>
+              </w:rPr>
+              <w:t xml:space="preserve">        </w:t>
+            </w:r>
+            <w:proofErr w:type="spellStart"/>
+            <w:proofErr w:type="gramStart"/>
+            <w:r>
+              <w:rPr>
+                <w:rFonts w:ascii="Cascadia Mono" w:hAnsi="Cascadia Mono" w:cs="Cascadia Mono"/>
+                <w:sz w:val="19"/>
+                <w:szCs w:val="19"/>
+                <w:lang w:val="en-US"/>
+              </w:rPr>
+              <w:t>enemyManager.animator.SetBool</w:t>
+            </w:r>
+            <w:proofErr w:type="spellEnd"/>
+            <w:proofErr w:type="gramEnd"/>
+            <w:r>
+              <w:rPr>
+                <w:rFonts w:ascii="Cascadia Mono" w:hAnsi="Cascadia Mono" w:cs="Cascadia Mono"/>
+                <w:sz w:val="19"/>
+                <w:szCs w:val="19"/>
+                <w:lang w:val="en-US"/>
+              </w:rPr>
+              <w:t>("</w:t>
+            </w:r>
+            <w:proofErr w:type="spellStart"/>
+            <w:r>
+              <w:rPr>
+                <w:rFonts w:ascii="Cascadia Mono" w:hAnsi="Cascadia Mono" w:cs="Cascadia Mono"/>
+                <w:sz w:val="19"/>
+                <w:szCs w:val="19"/>
+                <w:lang w:val="en-US"/>
+              </w:rPr>
+              <w:t>is_Attacking</w:t>
+            </w:r>
+            <w:proofErr w:type="spellEnd"/>
+            <w:r>
+              <w:rPr>
+                <w:rFonts w:ascii="Cascadia Mono" w:hAnsi="Cascadia Mono" w:cs="Cascadia Mono"/>
+                <w:sz w:val="19"/>
+                <w:szCs w:val="19"/>
+                <w:lang w:val="en-US"/>
+              </w:rPr>
+              <w:t>", false);</w:t>
+            </w:r>
+          </w:p>
+          <w:p>
+            <w:pPr>
+              <w:pStyle w:val="a"/>
+              <w:rPr>
+                <w:rFonts w:ascii="Cascadia Mono" w:hAnsi="Cascadia Mono" w:cs="Cascadia Mono"/>
+                <w:sz w:val="19"/>
+                <w:szCs w:val="19"/>
+              </w:rPr>
+            </w:pPr>
+            <w:r>
+              <w:rPr>
+                <w:rFonts w:ascii="Cascadia Mono" w:hAnsi="Cascadia Mono" w:cs="Cascadia Mono"/>
+                <w:sz w:val="19"/>
+                <w:szCs w:val="19"/>
+                <w:lang w:val="en-US"/>
+              </w:rPr>
+              <w:t>}</w:t>
+            </w:r>
+          </w:p>
+          <w:p>
+            <w:pPr>
+              <w:pStyle w:val="a"/>
+              <w:rPr>
+                <w:rFonts w:ascii="Cascadia Mono" w:hAnsi="Cascadia Mono" w:cs="Cascadia Mono"/>
+                <w:sz w:val="19"/>
+                <w:szCs w:val="19"/>
+              </w:rPr>
+            </w:pPr>
+          </w:p>
+          <w:p>
+            <w:pPr>
+              <w:pStyle w:val="a"/>
+              <w:rPr>
+                <w:rFonts w:ascii="Cascadia Mono" w:hAnsi="Cascadia Mono" w:cs="Cascadia Mono"/>
+                <w:sz w:val="19"/>
+                <w:szCs w:val="19"/>
+              </w:rPr>
+            </w:pPr>
+            <w:r>
+              <w:rPr>
+                <w:rFonts w:ascii="Cascadia Mono" w:hAnsi="Cascadia Mono" w:cs="Cascadia Mono"/>
+                <w:sz w:val="19"/>
+                <w:szCs w:val="19"/>
+                <w:lang w:val="en-US"/>
+              </w:rPr>
               <w:t xml:space="preserve">    public override void </w:t>
             </w:r>
             <w:proofErr w:type="spellStart"/>
@@ -4954,7 +5532,7 @@
                 <w:szCs w:val="19"/>
                 <w:lang w:val="en-US"/>
               </w:rPr>
-              <w:t>EnterState</w:t>
+              <w:t>UpdateState</w:t>
             </w:r>
             <w:proofErr w:type="spellEnd"/>
             <w:r>
@@ -4988,6 +5566,153 @@
               <w:t xml:space="preserve"> </w:t>
             </w:r>
             <w:proofErr w:type="spellStart"/>
+            <w:r>
+              <w:rPr>
+                <w:rFonts w:ascii="Cascadia Mono" w:hAnsi="Cascadia Mono" w:cs="Cascadia Mono"/>
+                <w:sz w:val="19"/>
+                <w:szCs w:val="19"/>
+                <w:lang w:val="en-US"/>
+              </w:rPr>
+              <w:t>enemyManager</w:t>
+            </w:r>
+            <w:proofErr w:type="spellEnd"/>
+            <w:r>
+              <w:rPr>
+                <w:rFonts w:ascii="Cascadia Mono" w:hAnsi="Cascadia Mono" w:cs="Cascadia Mono"/>
+                <w:sz w:val="19"/>
+                <w:szCs w:val="19"/>
+                <w:lang w:val="en-US"/>
+              </w:rPr>
+              <w:t>)</w:t>
+            </w:r>
+          </w:p>
+          <w:p>
+            <w:pPr>
+              <w:pStyle w:val="a"/>
+              <w:rPr>
+                <w:rFonts w:ascii="Cascadia Mono" w:hAnsi="Cascadia Mono" w:cs="Cascadia Mono"/>
+                <w:sz w:val="19"/>
+                <w:szCs w:val="19"/>
+                <w:lang w:val="en-US"/>
+              </w:rPr>
+            </w:pPr>
+            <w:r>
+              <w:rPr>
+                <w:rFonts w:ascii="Cascadia Mono" w:hAnsi="Cascadia Mono" w:cs="Cascadia Mono"/>
+                <w:sz w:val="19"/>
+                <w:szCs w:val="19"/>
+                <w:lang w:val="en-US"/>
+              </w:rPr>
+              <w:t>{</w:t>
+            </w:r>
+          </w:p>
+          <w:p>
+            <w:pPr>
+              <w:pStyle w:val="a"/>
+              <w:rPr>
+                <w:rFonts w:ascii="Cascadia Mono" w:hAnsi="Cascadia Mono" w:cs="Cascadia Mono"/>
+                <w:sz w:val="19"/>
+                <w:szCs w:val="19"/>
+              </w:rPr>
+            </w:pPr>
+            <w:r>
+              <w:rPr>
+                <w:rFonts w:ascii="Cascadia Mono" w:hAnsi="Cascadia Mono" w:cs="Cascadia Mono"/>
+                <w:sz w:val="19"/>
+                <w:szCs w:val="19"/>
+                <w:lang w:val="en-US"/>
+              </w:rPr>
+              <w:t xml:space="preserve">        if (</w:t>
+            </w:r>
+            <w:proofErr w:type="spellStart"/>
+            <w:r>
+              <w:rPr>
+                <w:rFonts w:ascii="Cascadia Mono" w:hAnsi="Cascadia Mono" w:cs="Cascadia Mono"/>
+                <w:sz w:val="19"/>
+                <w:szCs w:val="19"/>
+                <w:lang w:val="en-US"/>
+              </w:rPr>
+              <w:t>enemyManager.CheckOnTarget</w:t>
+            </w:r>
+            <w:proofErr w:type="spellEnd"/>
+            <w:r>
+              <w:rPr>
+                <w:rFonts w:ascii="Cascadia Mono" w:hAnsi="Cascadia Mono" w:cs="Cascadia Mono"/>
+                <w:sz w:val="19"/>
+                <w:szCs w:val="19"/>
+                <w:lang w:val="en-US"/>
+              </w:rPr>
+              <w:t xml:space="preserve">() &gt; </w:t>
+            </w:r>
+            <w:proofErr w:type="spellStart"/>
+            <w:r>
+              <w:rPr>
+                <w:rFonts w:ascii="Cascadia Mono" w:hAnsi="Cascadia Mono" w:cs="Cascadia Mono"/>
+                <w:sz w:val="19"/>
+                <w:szCs w:val="19"/>
+                <w:lang w:val="en-US"/>
+              </w:rPr>
+              <w:t>enemyManager.attackDistance</w:t>
+            </w:r>
+            <w:proofErr w:type="spellEnd"/>
+            <w:r>
+              <w:rPr>
+                <w:rFonts w:ascii="Cascadia Mono" w:hAnsi="Cascadia Mono" w:cs="Cascadia Mono"/>
+                <w:sz w:val="19"/>
+                <w:szCs w:val="19"/>
+                <w:lang w:val="en-US"/>
+              </w:rPr>
+              <w:t>)</w:t>
+            </w:r>
+          </w:p>
+          <w:p>
+            <w:pPr>
+              <w:pStyle w:val="a"/>
+              <w:rPr>
+                <w:rFonts w:ascii="Cascadia Mono" w:hAnsi="Cascadia Mono" w:cs="Cascadia Mono"/>
+                <w:sz w:val="19"/>
+                <w:szCs w:val="19"/>
+                <w:lang w:val="en-US"/>
+              </w:rPr>
+            </w:pPr>
+            <w:r>
+              <w:rPr>
+                <w:rFonts w:ascii="Cascadia Mono" w:hAnsi="Cascadia Mono" w:cs="Cascadia Mono"/>
+                <w:sz w:val="19"/>
+                <w:szCs w:val="19"/>
+              </w:rPr>
+              <w:t xml:space="preserve">         </w:t>
+            </w:r>
+            <w:r>
+              <w:rPr>
+                <w:rFonts w:ascii="Cascadia Mono" w:hAnsi="Cascadia Mono" w:cs="Cascadia Mono"/>
+                <w:sz w:val="19"/>
+                <w:szCs w:val="19"/>
+                <w:lang w:val="en-US"/>
+              </w:rPr>
+              <w:t>{</w:t>
+            </w:r>
+          </w:p>
+          <w:p>
+            <w:pPr>
+              <w:pStyle w:val="a"/>
+              <w:rPr>
+                <w:rFonts w:ascii="Cascadia Mono" w:hAnsi="Cascadia Mono" w:cs="Cascadia Mono"/>
+                <w:sz w:val="19"/>
+                <w:szCs w:val="19"/>
+                <w:lang w:val="en-US"/>
+              </w:rPr>
+            </w:pPr>
+            <w:r>
+              <w:rPr>
+                <w:rFonts w:ascii="Cascadia Mono" w:hAnsi="Cascadia Mono" w:cs="Cascadia Mono"/>
+                <w:sz w:val="19"/>
+                <w:szCs w:val="19"/>
+                <w:lang w:val="en-US"/>
+              </w:rPr>
+              <w:t xml:space="preserve">            </w:t>
+            </w:r>
+            <w:proofErr w:type="spellStart"/>
             <w:proofErr w:type="gramStart"/>
             <w:r>
               <w:rPr>
@@ -4996,19 +5721,39 @@
                 <w:szCs w:val="19"/>
                 <w:lang w:val="en-US"/>
               </w:rPr>
-              <w:t>enemyManager</w:t>
-            </w:r>
-            <w:proofErr w:type="spellEnd"/>
-            <w:r>
-              <w:rPr>
-                <w:rFonts w:ascii="Cascadia Mono" w:hAnsi="Cascadia Mono" w:cs="Cascadia Mono"/>
-                <w:sz w:val="19"/>
-                <w:szCs w:val="19"/>
-                <w:lang w:val="en-US"/>
-              </w:rPr>
-              <w:t>){</w:t>
-            </w:r>
+              <w:t>enemyManager.animator.SetBool</w:t>
+            </w:r>
+            <w:proofErr w:type="spellEnd"/>
             <w:proofErr w:type="gramEnd"/>
+            <w:r>
+              <w:rPr>
+                <w:rFonts w:ascii="Cascadia Mono" w:hAnsi="Cascadia Mono" w:cs="Cascadia Mono"/>
+                <w:sz w:val="19"/>
+                <w:szCs w:val="19"/>
+                <w:lang w:val="en-US"/>
+              </w:rPr>
+              <w:t>("</w:t>
+            </w:r>
+            <w:proofErr w:type="spellStart"/>
+            <w:r>
+              <w:rPr>
+                <w:rFonts w:ascii="Cascadia Mono" w:hAnsi="Cascadia Mono" w:cs="Cascadia Mono"/>
+                <w:sz w:val="19"/>
+                <w:szCs w:val="19"/>
+                <w:lang w:val="en-US"/>
+              </w:rPr>
+              <w:t>is_Angry</w:t>
+            </w:r>
+            <w:proofErr w:type="spellEnd"/>
+            <w:r>
+              <w:rPr>
+                <w:rFonts w:ascii="Cascadia Mono" w:hAnsi="Cascadia Mono" w:cs="Cascadia Mono"/>
+                <w:sz w:val="19"/>
+                <w:szCs w:val="19"/>
+                <w:lang w:val="en-US"/>
+              </w:rPr>
+              <w:t>", true);</w:t>
+            </w:r>
           </w:p>
           <w:p>
             <w:pPr>
@@ -5027,27 +5772,49 @@
                 <w:szCs w:val="19"/>
                 <w:lang w:val="en-US"/>
               </w:rPr>
-              <w:t xml:space="preserve">        </w:t>
-            </w:r>
-            <w:proofErr w:type="spellStart"/>
-            <w:r>
-              <w:rPr>
-                <w:rFonts w:ascii="Cascadia Mono" w:hAnsi="Cascadia Mono" w:cs="Cascadia Mono"/>
-                <w:sz w:val="19"/>
-                <w:szCs w:val="19"/>
-                <w:lang w:val="en-US"/>
-              </w:rPr>
-              <w:t>enemyManager.SetSpeed</w:t>
-            </w:r>
-            <w:proofErr w:type="spellEnd"/>
-            <w:r>
-              <w:rPr>
-                <w:rFonts w:ascii="Cascadia Mono" w:hAnsi="Cascadia Mono" w:cs="Cascadia Mono"/>
-                <w:sz w:val="19"/>
-                <w:szCs w:val="19"/>
-                <w:lang w:val="en-US"/>
-              </w:rPr>
-              <w:t>(0);</w:t>
+              <w:t xml:space="preserve">            </w:t>
+            </w:r>
+            <w:proofErr w:type="spellStart"/>
+            <w:proofErr w:type="gramStart"/>
+            <w:r>
+              <w:rPr>
+                <w:rFonts w:ascii="Cascadia Mono" w:hAnsi="Cascadia Mono" w:cs="Cascadia Mono"/>
+                <w:sz w:val="19"/>
+                <w:szCs w:val="19"/>
+                <w:lang w:val="en-US"/>
+              </w:rPr>
+              <w:t>enemyManager.animator.SetBool</w:t>
+            </w:r>
+            <w:proofErr w:type="spellEnd"/>
+            <w:proofErr w:type="gramEnd"/>
+            <w:r>
+              <w:rPr>
+                <w:rFonts w:ascii="Cascadia Mono" w:hAnsi="Cascadia Mono" w:cs="Cascadia Mono"/>
+                <w:sz w:val="19"/>
+                <w:szCs w:val="19"/>
+                <w:lang w:val="en-US"/>
+              </w:rPr>
+              <w:t>("</w:t>
+            </w:r>
+            <w:proofErr w:type="spellStart"/>
+            <w:r>
+              <w:rPr>
+                <w:rFonts w:ascii="Cascadia Mono" w:hAnsi="Cascadia Mono" w:cs="Cascadia Mono"/>
+                <w:sz w:val="19"/>
+                <w:szCs w:val="19"/>
+                <w:lang w:val="en-US"/>
+              </w:rPr>
+              <w:t>is_Attacking</w:t>
+            </w:r>
+            <w:proofErr w:type="spellEnd"/>
+            <w:r>
+              <w:rPr>
+                <w:rFonts w:ascii="Cascadia Mono" w:hAnsi="Cascadia Mono" w:cs="Cascadia Mono"/>
+                <w:sz w:val="19"/>
+                <w:szCs w:val="19"/>
+                <w:lang w:val="en-US"/>
+              </w:rPr>
+              <w:t>", false);</w:t>
             </w:r>
           </w:p>
           <w:p>
@@ -5057,17 +5824,183 @@
                 <w:rFonts w:ascii="Cascadia Mono" w:hAnsi="Cascadia Mono" w:cs="Cascadia Mono"/>
                 <w:sz w:val="19"/>
                 <w:szCs w:val="19"/>
-                <w:lang w:val="en-US"/>
-              </w:rPr>
-            </w:pPr>
-            <w:r>
-              <w:rPr>
-                <w:rFonts w:ascii="Cascadia Mono" w:hAnsi="Cascadia Mono" w:cs="Cascadia Mono"/>
-                <w:sz w:val="19"/>
-                <w:szCs w:val="19"/>
-                <w:lang w:val="en-US"/>
-              </w:rPr>
-              <w:t xml:space="preserve">        </w:t>
+              </w:rPr>
+            </w:pPr>
+            <w:r>
+              <w:rPr>
+                <w:rFonts w:ascii="Cascadia Mono" w:hAnsi="Cascadia Mono" w:cs="Cascadia Mono"/>
+                <w:sz w:val="19"/>
+                <w:szCs w:val="19"/>
+                <w:lang w:val="en-US"/>
+              </w:rPr>
+              <w:t xml:space="preserve">            </w:t>
+            </w:r>
+            <w:proofErr w:type="spellStart"/>
+            <w:r>
+              <w:rPr>
+                <w:rFonts w:ascii="Cascadia Mono" w:hAnsi="Cascadia Mono" w:cs="Cascadia Mono"/>
+                <w:sz w:val="19"/>
+                <w:szCs w:val="19"/>
+                <w:lang w:val="en-US"/>
+              </w:rPr>
+              <w:t>enemyManager.SwitchState</w:t>
+            </w:r>
+            <w:proofErr w:type="spellEnd"/>
+            <w:r>
+              <w:rPr>
+                <w:rFonts w:ascii="Cascadia Mono" w:hAnsi="Cascadia Mono" w:cs="Cascadia Mono"/>
+                <w:sz w:val="19"/>
+                <w:szCs w:val="19"/>
+                <w:lang w:val="en-US"/>
+              </w:rPr>
+              <w:t>(</w:t>
+            </w:r>
+            <w:proofErr w:type="spellStart"/>
+            <w:r>
+              <w:rPr>
+                <w:rFonts w:ascii="Cascadia Mono" w:hAnsi="Cascadia Mono" w:cs="Cascadia Mono"/>
+                <w:sz w:val="19"/>
+                <w:szCs w:val="19"/>
+                <w:lang w:val="en-US"/>
+              </w:rPr>
+              <w:t>enemyManager.walkState</w:t>
+            </w:r>
+            <w:proofErr w:type="spellEnd"/>
+            <w:r>
+              <w:rPr>
+                <w:rFonts w:ascii="Cascadia Mono" w:hAnsi="Cascadia Mono" w:cs="Cascadia Mono"/>
+                <w:sz w:val="19"/>
+                <w:szCs w:val="19"/>
+                <w:lang w:val="en-US"/>
+              </w:rPr>
+              <w:t>);</w:t>
+            </w:r>
+          </w:p>
+          <w:p>
+            <w:pPr>
+              <w:pStyle w:val="a"/>
+              <w:rPr>
+                <w:rFonts w:ascii="Cascadia Mono" w:hAnsi="Cascadia Mono" w:cs="Cascadia Mono"/>
+                <w:sz w:val="19"/>
+                <w:szCs w:val="19"/>
+                <w:lang w:val="en-US"/>
+              </w:rPr>
+            </w:pPr>
+            <w:r>
+              <w:rPr>
+                <w:rFonts w:ascii="Cascadia Mono" w:hAnsi="Cascadia Mono" w:cs="Cascadia Mono"/>
+                <w:sz w:val="19"/>
+                <w:szCs w:val="19"/>
+              </w:rPr>
+              <w:t xml:space="preserve">          </w:t>
+            </w:r>
+            <w:r>
+              <w:rPr>
+                <w:rFonts w:ascii="Cascadia Mono" w:hAnsi="Cascadia Mono" w:cs="Cascadia Mono"/>
+                <w:sz w:val="19"/>
+                <w:szCs w:val="19"/>
+                <w:lang w:val="en-US"/>
+              </w:rPr>
+              <w:t>}</w:t>
+            </w:r>
+          </w:p>
+          <w:p>
+            <w:pPr>
+              <w:pStyle w:val="a"/>
+              <w:rPr>
+                <w:rFonts w:ascii="Cascadia Mono" w:hAnsi="Cascadia Mono" w:cs="Cascadia Mono"/>
+                <w:sz w:val="19"/>
+                <w:szCs w:val="19"/>
+              </w:rPr>
+            </w:pPr>
+            <w:r>
+              <w:rPr>
+                <w:rFonts w:ascii="Cascadia Mono" w:hAnsi="Cascadia Mono" w:cs="Cascadia Mono"/>
+                <w:sz w:val="19"/>
+                <w:szCs w:val="19"/>
+                <w:lang w:val="en-US"/>
+              </w:rPr>
+              <w:t xml:space="preserve">        else if (</w:t>
+            </w:r>
+            <w:proofErr w:type="spellStart"/>
+            <w:r>
+              <w:rPr>
+                <w:rFonts w:ascii="Cascadia Mono" w:hAnsi="Cascadia Mono" w:cs="Cascadia Mono"/>
+                <w:sz w:val="19"/>
+                <w:szCs w:val="19"/>
+                <w:lang w:val="en-US"/>
+              </w:rPr>
+              <w:t>enemyManager.CheckOnTarget</w:t>
+            </w:r>
+            <w:proofErr w:type="spellEnd"/>
+            <w:r>
+              <w:rPr>
+                <w:rFonts w:ascii="Cascadia Mono" w:hAnsi="Cascadia Mono" w:cs="Cascadia Mono"/>
+                <w:sz w:val="19"/>
+                <w:szCs w:val="19"/>
+                <w:lang w:val="en-US"/>
+              </w:rPr>
+              <w:t xml:space="preserve">() &lt;= </w:t>
+            </w:r>
+            <w:proofErr w:type="spellStart"/>
+            <w:r>
+              <w:rPr>
+                <w:rFonts w:ascii="Cascadia Mono" w:hAnsi="Cascadia Mono" w:cs="Cascadia Mono"/>
+                <w:sz w:val="19"/>
+                <w:szCs w:val="19"/>
+                <w:lang w:val="en-US"/>
+              </w:rPr>
+              <w:t>enemyManager.attackDistance</w:t>
+            </w:r>
+            <w:proofErr w:type="spellEnd"/>
+            <w:r>
+              <w:rPr>
+                <w:rFonts w:ascii="Cascadia Mono" w:hAnsi="Cascadia Mono" w:cs="Cascadia Mono"/>
+                <w:sz w:val="19"/>
+                <w:szCs w:val="19"/>
+                <w:lang w:val="en-US"/>
+              </w:rPr>
+              <w:t>)</w:t>
+            </w:r>
+          </w:p>
+          <w:p>
+            <w:pPr>
+              <w:pStyle w:val="a"/>
+              <w:rPr>
+                <w:rFonts w:ascii="Cascadia Mono" w:hAnsi="Cascadia Mono" w:cs="Cascadia Mono"/>
+                <w:sz w:val="19"/>
+                <w:szCs w:val="19"/>
+                <w:lang w:val="en-US"/>
+              </w:rPr>
+            </w:pPr>
+            <w:r>
+              <w:rPr>
+                <w:rFonts w:ascii="Cascadia Mono" w:hAnsi="Cascadia Mono" w:cs="Cascadia Mono"/>
+                <w:sz w:val="19"/>
+                <w:szCs w:val="19"/>
+                <w:lang w:val="en-US"/>
+              </w:rPr>
+              <w:t>{</w:t>
+            </w:r>
+          </w:p>
+          <w:p>
+            <w:pPr>
+              <w:pStyle w:val="a"/>
+              <w:rPr>
+                <w:rFonts w:ascii="Cascadia Mono" w:hAnsi="Cascadia Mono" w:cs="Cascadia Mono"/>
+                <w:sz w:val="19"/>
+                <w:szCs w:val="19"/>
+                <w:lang w:val="en-US"/>
+              </w:rPr>
+            </w:pPr>
+            <w:r>
+              <w:rPr>
+                <w:rFonts w:ascii="Cascadia Mono" w:hAnsi="Cascadia Mono" w:cs="Cascadia Mono"/>
+                <w:sz w:val="19"/>
+                <w:szCs w:val="19"/>
+                <w:lang w:val="en-US"/>
+              </w:rPr>
+              <w:t xml:space="preserve">            </w:t>
             </w:r>
             <w:proofErr w:type="spellStart"/>
             <w:proofErr w:type="gramStart"/>
@@ -5099,6 +6032,68 @@
                 <w:szCs w:val="19"/>
                 <w:lang w:val="en-US"/>
               </w:rPr>
+              <w:t>is_Angry</w:t>
+            </w:r>
+            <w:proofErr w:type="spellEnd"/>
+            <w:r>
+              <w:rPr>
+                <w:rFonts w:ascii="Cascadia Mono" w:hAnsi="Cascadia Mono" w:cs="Cascadia Mono"/>
+                <w:sz w:val="19"/>
+                <w:szCs w:val="19"/>
+                <w:lang w:val="en-US"/>
+              </w:rPr>
+              <w:t>", true);</w:t>
+            </w:r>
+          </w:p>
+          <w:p>
+            <w:pPr>
+              <w:pStyle w:val="a"/>
+              <w:rPr>
+                <w:rFonts w:ascii="Cascadia Mono" w:hAnsi="Cascadia Mono" w:cs="Cascadia Mono"/>
+                <w:sz w:val="19"/>
+                <w:szCs w:val="19"/>
+                <w:lang w:val="en-US"/>
+              </w:rPr>
+            </w:pPr>
+            <w:r>
+              <w:rPr>
+                <w:rFonts w:ascii="Cascadia Mono" w:hAnsi="Cascadia Mono" w:cs="Cascadia Mono"/>
+                <w:sz w:val="19"/>
+                <w:szCs w:val="19"/>
+                <w:lang w:val="en-US"/>
+              </w:rPr>
+              <w:t xml:space="preserve">            </w:t>
+            </w:r>
+            <w:proofErr w:type="spellStart"/>
+            <w:proofErr w:type="gramStart"/>
+            <w:r>
+              <w:rPr>
+                <w:rFonts w:ascii="Cascadia Mono" w:hAnsi="Cascadia Mono" w:cs="Cascadia Mono"/>
+                <w:sz w:val="19"/>
+                <w:szCs w:val="19"/>
+                <w:lang w:val="en-US"/>
+              </w:rPr>
+              <w:t>enemyManager.animator.SetBool</w:t>
+            </w:r>
+            <w:proofErr w:type="spellEnd"/>
+            <w:proofErr w:type="gramEnd"/>
+            <w:r>
+              <w:rPr>
+                <w:rFonts w:ascii="Cascadia Mono" w:hAnsi="Cascadia Mono" w:cs="Cascadia Mono"/>
+                <w:sz w:val="19"/>
+                <w:szCs w:val="19"/>
+                <w:lang w:val="en-US"/>
+              </w:rPr>
+              <w:t>("</w:t>
+            </w:r>
+            <w:proofErr w:type="spellStart"/>
+            <w:r>
+              <w:rPr>
+                <w:rFonts w:ascii="Cascadia Mono" w:hAnsi="Cascadia Mono" w:cs="Cascadia Mono"/>
+                <w:sz w:val="19"/>
+                <w:szCs w:val="19"/>
+                <w:lang w:val="en-US"/>
+              </w:rPr>
               <w:t>is_Attacking</w:t>
             </w:r>
             <w:proofErr w:type="spellEnd"/>
@@ -5109,7 +6104,7 @@
                 <w:szCs w:val="19"/>
                 <w:lang w:val="en-US"/>
               </w:rPr>
-              <w:t>", true);}</w:t>
+              <w:t>", true);</w:t>
             </w:r>
           </w:p>
           <w:p>
@@ -5129,9 +6124,39 @@
                 <w:szCs w:val="19"/>
                 <w:lang w:val="en-US"/>
               </w:rPr>
-              <w:t xml:space="preserve">    public override void </w:t>
-            </w:r>
-            <w:proofErr w:type="spellStart"/>
+              <w:t xml:space="preserve">            </w:t>
+            </w:r>
+            <w:proofErr w:type="spellStart"/>
+            <w:r>
+              <w:rPr>
+                <w:rFonts w:ascii="Cascadia Mono" w:hAnsi="Cascadia Mono" w:cs="Cascadia Mono"/>
+                <w:sz w:val="19"/>
+                <w:szCs w:val="19"/>
+                <w:lang w:val="en-US"/>
+              </w:rPr>
+              <w:t>enemyManager.SwitchState</w:t>
+            </w:r>
+            <w:proofErr w:type="spellEnd"/>
+            <w:r>
+              <w:rPr>
+                <w:rFonts w:ascii="Cascadia Mono" w:hAnsi="Cascadia Mono" w:cs="Cascadia Mono"/>
+                <w:sz w:val="19"/>
+                <w:szCs w:val="19"/>
+                <w:lang w:val="en-US"/>
+              </w:rPr>
+              <w:t>(</w:t>
+            </w:r>
+            <w:proofErr w:type="spellStart"/>
+            <w:r>
+              <w:rPr>
+                <w:rFonts w:ascii="Cascadia Mono" w:hAnsi="Cascadia Mono" w:cs="Cascadia Mono"/>
+                <w:sz w:val="19"/>
+                <w:szCs w:val="19"/>
+                <w:lang w:val="en-US"/>
+              </w:rPr>
+              <w:t>enemyManager.attackState</w:t>
+            </w:r>
+            <w:proofErr w:type="spellEnd"/>
             <w:proofErr w:type="gramStart"/>
             <w:r>
               <w:rPr>
@@ -5140,19 +6165,8 @@
                 <w:szCs w:val="19"/>
                 <w:lang w:val="en-US"/>
               </w:rPr>
-              <w:t>ExitState</w:t>
-            </w:r>
-            <w:proofErr w:type="spellEnd"/>
-            <w:r>
-              <w:rPr>
-                <w:rFonts w:ascii="Cascadia Mono" w:hAnsi="Cascadia Mono" w:cs="Cascadia Mono"/>
-                <w:sz w:val="19"/>
-                <w:szCs w:val="19"/>
-                <w:lang w:val="en-US"/>
-              </w:rPr>
-              <w:t>(</w:t>
-            </w:r>
-            <w:proofErr w:type="spellStart"/>
+              <w:t xml:space="preserve">);   </w:t>
+            </w:r>
             <w:proofErr w:type="gramEnd"/>
             <w:r>
               <w:rPr>
@@ -5161,40 +6175,108 @@
                 <w:szCs w:val="19"/>
                 <w:lang w:val="en-US"/>
               </w:rPr>
-              <w:t>EnemyStateManager</w:t>
-            </w:r>
-            <w:proofErr w:type="spellEnd"/>
-            <w:r>
-              <w:rPr>
-                <w:rFonts w:ascii="Cascadia Mono" w:hAnsi="Cascadia Mono" w:cs="Cascadia Mono"/>
-                <w:sz w:val="19"/>
-                <w:szCs w:val="19"/>
-                <w:lang w:val="en-US"/>
+              <w:t xml:space="preserve">         </w:t>
+            </w:r>
+            <w:r>
+              <w:rPr>
+                <w:rFonts w:ascii="Cascadia Mono" w:hAnsi="Cascadia Mono" w:cs="Cascadia Mono"/>
+                <w:sz w:val="19"/>
+                <w:szCs w:val="19"/>
+                <w:lang w:val="en-US"/>
+              </w:rPr>
+              <w:t xml:space="preserve">               </w:t>
+            </w:r>
+            <w:r>
+              <w:rPr>
+                <w:rFonts w:ascii="Cascadia Mono" w:hAnsi="Cascadia Mono" w:cs="Cascadia Mono"/>
+                <w:sz w:val="19"/>
+                <w:szCs w:val="19"/>
+                <w:lang w:val="en-US"/>
+              </w:rPr>
+              <w:t xml:space="preserve">          </w:t>
+            </w:r>
+            <w:r>
+              <w:rPr>
+                <w:rFonts w:ascii="Cascadia Mono" w:hAnsi="Cascadia Mono" w:cs="Cascadia Mono"/>
+                <w:sz w:val="19"/>
+                <w:szCs w:val="19"/>
+                <w:lang w:val="en-US"/>
+              </w:rPr>
+              <w:t>enemyManager.RotateTowards(enemyManager.CheckOnTargetRotation());</w:t>
+            </w:r>
+          </w:p>
+          <w:p>
+            <w:pPr>
+              <w:pStyle w:val="a"/>
+              <w:rPr>
+                <w:rFonts w:ascii="Cascadia Mono" w:hAnsi="Cascadia Mono" w:cs="Cascadia Mono"/>
+                <w:sz w:val="19"/>
+                <w:szCs w:val="19"/>
+              </w:rPr>
+            </w:pPr>
+            <w:r>
+              <w:rPr>
+                <w:rFonts w:ascii="Cascadia Mono" w:hAnsi="Cascadia Mono" w:cs="Cascadia Mono"/>
+                <w:sz w:val="19"/>
+                <w:szCs w:val="19"/>
+                <w:lang w:val="en-US"/>
+              </w:rPr>
+              <w:t xml:space="preserve">           </w:t>
+            </w:r>
+            <w:r>
+              <w:rPr>
+                <w:rFonts w:ascii="Cascadia Mono" w:hAnsi="Cascadia Mono" w:cs="Cascadia Mono"/>
+                <w:sz w:val="19"/>
+                <w:szCs w:val="19"/>
+                <w:lang w:val="en-US"/>
+              </w:rPr>
+              <w:t>}</w:t>
+            </w:r>
+          </w:p>
+          <w:p>
+            <w:pPr>
+              <w:pStyle w:val="a"/>
+              <w:rPr>
+                <w:rFonts w:ascii="Cascadia Mono" w:hAnsi="Cascadia Mono" w:cs="Cascadia Mono"/>
+                <w:sz w:val="19"/>
+                <w:szCs w:val="19"/>
+              </w:rPr>
+            </w:pPr>
+            <w:r>
+              <w:rPr>
+                <w:rFonts w:ascii="Cascadia Mono" w:hAnsi="Cascadia Mono" w:cs="Cascadia Mono"/>
+                <w:sz w:val="19"/>
+                <w:szCs w:val="19"/>
+              </w:rPr>
+              <w:t xml:space="preserve">    </w:t>
+            </w:r>
+          </w:p>
+          <w:p>
+            <w:pPr>
+              <w:pStyle w:val="a"/>
+              <w:rPr>
+                <w:rFonts w:ascii="Cascadia Mono" w:hAnsi="Cascadia Mono" w:cs="Cascadia Mono"/>
+                <w:sz w:val="19"/>
+                <w:szCs w:val="19"/>
+              </w:rPr>
+            </w:pPr>
+            <w:r>
+              <w:rPr>
+                <w:rFonts w:ascii="Cascadia Mono" w:hAnsi="Cascadia Mono" w:cs="Cascadia Mono"/>
+                <w:sz w:val="19"/>
+                <w:szCs w:val="19"/>
               </w:rPr>
               <w:t xml:space="preserve"> </w:t>
             </w:r>
-            <w:proofErr w:type="spellStart"/>
-            <w:proofErr w:type="gramStart"/>
-            <w:r>
-              <w:rPr>
-                <w:rFonts w:ascii="Cascadia Mono" w:hAnsi="Cascadia Mono" w:cs="Cascadia Mono"/>
-                <w:sz w:val="19"/>
-                <w:szCs w:val="19"/>
-                <w:lang w:val="en-US"/>
-              </w:rPr>
-              <w:t>enemyManager</w:t>
-            </w:r>
-            <w:proofErr w:type="spellEnd"/>
-            <w:r>
-              <w:rPr>
-                <w:rFonts w:ascii="Cascadia Mono" w:hAnsi="Cascadia Mono" w:cs="Cascadia Mono"/>
-                <w:sz w:val="19"/>
-                <w:szCs w:val="19"/>
-                <w:lang w:val="en-US"/>
-              </w:rPr>
-              <w:t>){</w:t>
-            </w:r>
-            <w:proofErr w:type="gramEnd"/>
+            <w:r>
+              <w:rPr>
+                <w:rFonts w:ascii="Cascadia Mono" w:hAnsi="Cascadia Mono" w:cs="Cascadia Mono"/>
+                <w:sz w:val="19"/>
+                <w:szCs w:val="19"/>
+                <w:lang w:val="en-US"/>
+              </w:rPr>
+              <w:t>}</w:t>
+            </w:r>
           </w:p>
           <w:p>
             <w:pPr>
@@ -5213,654 +6295,7 @@
                 <w:szCs w:val="19"/>
                 <w:lang w:val="en-US"/>
               </w:rPr>
-              <w:t xml:space="preserve">        </w:t>
-            </w:r>
-            <w:proofErr w:type="spellStart"/>
-            <w:proofErr w:type="gramStart"/>
-            <w:r>
-              <w:rPr>
-                <w:rFonts w:ascii="Cascadia Mono" w:hAnsi="Cascadia Mono" w:cs="Cascadia Mono"/>
-                <w:sz w:val="19"/>
-                <w:szCs w:val="19"/>
-                <w:lang w:val="en-US"/>
-              </w:rPr>
-              <w:t>enemyManager.animator.SetBool</w:t>
-            </w:r>
-            <w:proofErr w:type="spellEnd"/>
-            <w:proofErr w:type="gramEnd"/>
-            <w:r>
-              <w:rPr>
-                <w:rFonts w:ascii="Cascadia Mono" w:hAnsi="Cascadia Mono" w:cs="Cascadia Mono"/>
-                <w:sz w:val="19"/>
-                <w:szCs w:val="19"/>
-                <w:lang w:val="en-US"/>
-              </w:rPr>
-              <w:t>("</w:t>
-            </w:r>
-            <w:proofErr w:type="spellStart"/>
-            <w:r>
-              <w:rPr>
-                <w:rFonts w:ascii="Cascadia Mono" w:hAnsi="Cascadia Mono" w:cs="Cascadia Mono"/>
-                <w:sz w:val="19"/>
-                <w:szCs w:val="19"/>
-                <w:lang w:val="en-US"/>
-              </w:rPr>
-              <w:t>is_Attacking</w:t>
-            </w:r>
-            <w:proofErr w:type="spellEnd"/>
-            <w:r>
-              <w:rPr>
-                <w:rFonts w:ascii="Cascadia Mono" w:hAnsi="Cascadia Mono" w:cs="Cascadia Mono"/>
-                <w:sz w:val="19"/>
-                <w:szCs w:val="19"/>
-                <w:lang w:val="en-US"/>
-              </w:rPr>
-              <w:t>", false);}</w:t>
-            </w:r>
-          </w:p>
-          <w:p>
-            <w:pPr>
-              <w:pStyle w:val="a"/>
-              <w:rPr>
-                <w:rFonts w:ascii="Cascadia Mono" w:hAnsi="Cascadia Mono" w:cs="Cascadia Mono"/>
-                <w:sz w:val="19"/>
-                <w:szCs w:val="19"/>
-                <w:lang w:val="en-US"/>
-              </w:rPr>
-            </w:pPr>
-            <w:r>
-              <w:rPr>
-                <w:rFonts w:ascii="Cascadia Mono" w:hAnsi="Cascadia Mono" w:cs="Cascadia Mono"/>
-                <w:sz w:val="19"/>
-                <w:szCs w:val="19"/>
-                <w:lang w:val="en-US"/>
-              </w:rPr>
-              <w:t xml:space="preserve">    public override void </w:t>
-            </w:r>
-            <w:proofErr w:type="spellStart"/>
-            <w:proofErr w:type="gramStart"/>
-            <w:r>
-              <w:rPr>
-                <w:rFonts w:ascii="Cascadia Mono" w:hAnsi="Cascadia Mono" w:cs="Cascadia Mono"/>
-                <w:sz w:val="19"/>
-                <w:szCs w:val="19"/>
-                <w:lang w:val="en-US"/>
-              </w:rPr>
-              <w:t>UpdateState</w:t>
-            </w:r>
-            <w:proofErr w:type="spellEnd"/>
-            <w:r>
-              <w:rPr>
-                <w:rFonts w:ascii="Cascadia Mono" w:hAnsi="Cascadia Mono" w:cs="Cascadia Mono"/>
-                <w:sz w:val="19"/>
-                <w:szCs w:val="19"/>
-                <w:lang w:val="en-US"/>
-              </w:rPr>
-              <w:t>(</w:t>
-            </w:r>
-            <w:proofErr w:type="spellStart"/>
-            <w:proofErr w:type="gramEnd"/>
-            <w:r>
-              <w:rPr>
-                <w:rFonts w:ascii="Cascadia Mono" w:hAnsi="Cascadia Mono" w:cs="Cascadia Mono"/>
-                <w:sz w:val="19"/>
-                <w:szCs w:val="19"/>
-                <w:lang w:val="en-US"/>
-              </w:rPr>
-              <w:t>EnemyStateManager</w:t>
-            </w:r>
-            <w:proofErr w:type="spellEnd"/>
-            <w:r>
-              <w:rPr>
-                <w:rFonts w:ascii="Cascadia Mono" w:hAnsi="Cascadia Mono" w:cs="Cascadia Mono"/>
-                <w:sz w:val="19"/>
-                <w:szCs w:val="19"/>
-                <w:lang w:val="en-US"/>
-              </w:rPr>
-              <w:t xml:space="preserve"> </w:t>
-            </w:r>
-            <w:proofErr w:type="spellStart"/>
-            <w:proofErr w:type="gramStart"/>
-            <w:r>
-              <w:rPr>
-                <w:rFonts w:ascii="Cascadia Mono" w:hAnsi="Cascadia Mono" w:cs="Cascadia Mono"/>
-                <w:sz w:val="19"/>
-                <w:szCs w:val="19"/>
-                <w:lang w:val="en-US"/>
-              </w:rPr>
-              <w:t>enemyManager</w:t>
-            </w:r>
-            <w:proofErr w:type="spellEnd"/>
-            <w:r>
-              <w:rPr>
-                <w:rFonts w:ascii="Cascadia Mono" w:hAnsi="Cascadia Mono" w:cs="Cascadia Mono"/>
-                <w:sz w:val="19"/>
-                <w:szCs w:val="19"/>
-                <w:lang w:val="en-US"/>
-              </w:rPr>
-              <w:t>){</w:t>
-            </w:r>
-            <w:proofErr w:type="gramEnd"/>
-          </w:p>
-          <w:p>
-            <w:pPr>
-              <w:pStyle w:val="a"/>
-              <w:rPr>
-                <w:rFonts w:ascii="Cascadia Mono" w:hAnsi="Cascadia Mono" w:cs="Cascadia Mono"/>
-                <w:sz w:val="19"/>
-                <w:szCs w:val="19"/>
-                <w:lang w:val="en-US"/>
-              </w:rPr>
-            </w:pPr>
-            <w:r>
-              <w:rPr>
-                <w:rFonts w:ascii="Cascadia Mono" w:hAnsi="Cascadia Mono" w:cs="Cascadia Mono"/>
-                <w:sz w:val="19"/>
-                <w:szCs w:val="19"/>
-                <w:lang w:val="en-US"/>
-              </w:rPr>
-              <w:t xml:space="preserve">        if (</w:t>
-            </w:r>
-            <w:proofErr w:type="spellStart"/>
-            <w:r>
-              <w:rPr>
-                <w:rFonts w:ascii="Cascadia Mono" w:hAnsi="Cascadia Mono" w:cs="Cascadia Mono"/>
-                <w:sz w:val="19"/>
-                <w:szCs w:val="19"/>
-                <w:lang w:val="en-US"/>
-              </w:rPr>
-              <w:t>enemyManager.CheckOnTarget</w:t>
-            </w:r>
-            <w:proofErr w:type="spellEnd"/>
-            <w:r>
-              <w:rPr>
-                <w:rFonts w:ascii="Cascadia Mono" w:hAnsi="Cascadia Mono" w:cs="Cascadia Mono"/>
-                <w:sz w:val="19"/>
-                <w:szCs w:val="19"/>
-                <w:lang w:val="en-US"/>
-              </w:rPr>
-              <w:t xml:space="preserve">() &gt; </w:t>
-            </w:r>
-            <w:proofErr w:type="spellStart"/>
-            <w:proofErr w:type="gramStart"/>
-            <w:r>
-              <w:rPr>
-                <w:rFonts w:ascii="Cascadia Mono" w:hAnsi="Cascadia Mono" w:cs="Cascadia Mono"/>
-                <w:sz w:val="19"/>
-                <w:szCs w:val="19"/>
-                <w:lang w:val="en-US"/>
-              </w:rPr>
-              <w:t>enemyManager.attackDistance</w:t>
-            </w:r>
-            <w:proofErr w:type="spellEnd"/>
-            <w:r>
-              <w:rPr>
-                <w:rFonts w:ascii="Cascadia Mono" w:hAnsi="Cascadia Mono" w:cs="Cascadia Mono"/>
-                <w:sz w:val="19"/>
-                <w:szCs w:val="19"/>
-                <w:lang w:val="en-US"/>
-              </w:rPr>
-              <w:t>){</w:t>
-            </w:r>
-            <w:proofErr w:type="gramEnd"/>
-          </w:p>
-          <w:p>
-            <w:pPr>
-              <w:pStyle w:val="a"/>
-              <w:rPr>
-                <w:rFonts w:ascii="Cascadia Mono" w:hAnsi="Cascadia Mono" w:cs="Cascadia Mono"/>
-                <w:sz w:val="19"/>
-                <w:szCs w:val="19"/>
-                <w:lang w:val="en-US"/>
-              </w:rPr>
-            </w:pPr>
-            <w:r>
-              <w:rPr>
-                <w:rFonts w:ascii="Cascadia Mono" w:hAnsi="Cascadia Mono" w:cs="Cascadia Mono"/>
-                <w:sz w:val="19"/>
-                <w:szCs w:val="19"/>
-                <w:lang w:val="en-US"/>
-              </w:rPr>
-              <w:t xml:space="preserve">            </w:t>
-            </w:r>
-            <w:proofErr w:type="spellStart"/>
-            <w:proofErr w:type="gramStart"/>
-            <w:r>
-              <w:rPr>
-                <w:rFonts w:ascii="Cascadia Mono" w:hAnsi="Cascadia Mono" w:cs="Cascadia Mono"/>
-                <w:sz w:val="19"/>
-                <w:szCs w:val="19"/>
-                <w:lang w:val="en-US"/>
-              </w:rPr>
-              <w:t>enemyManager.animator.SetBool</w:t>
-            </w:r>
-            <w:proofErr w:type="spellEnd"/>
-            <w:proofErr w:type="gramEnd"/>
-            <w:r>
-              <w:rPr>
-                <w:rFonts w:ascii="Cascadia Mono" w:hAnsi="Cascadia Mono" w:cs="Cascadia Mono"/>
-                <w:sz w:val="19"/>
-                <w:szCs w:val="19"/>
-                <w:lang w:val="en-US"/>
-              </w:rPr>
-              <w:t>("</w:t>
-            </w:r>
-            <w:proofErr w:type="spellStart"/>
-            <w:r>
-              <w:rPr>
-                <w:rFonts w:ascii="Cascadia Mono" w:hAnsi="Cascadia Mono" w:cs="Cascadia Mono"/>
-                <w:sz w:val="19"/>
-                <w:szCs w:val="19"/>
-                <w:lang w:val="en-US"/>
-              </w:rPr>
-              <w:t>is_Angry</w:t>
-            </w:r>
-            <w:proofErr w:type="spellEnd"/>
-            <w:r>
-              <w:rPr>
-                <w:rFonts w:ascii="Cascadia Mono" w:hAnsi="Cascadia Mono" w:cs="Cascadia Mono"/>
-                <w:sz w:val="19"/>
-                <w:szCs w:val="19"/>
-                <w:lang w:val="en-US"/>
-              </w:rPr>
-              <w:t>", true);</w:t>
-            </w:r>
-          </w:p>
-          <w:p>
-            <w:pPr>
-              <w:pStyle w:val="a"/>
-              <w:rPr>
-                <w:rFonts w:ascii="Cascadia Mono" w:hAnsi="Cascadia Mono" w:cs="Cascadia Mono"/>
-                <w:sz w:val="19"/>
-                <w:szCs w:val="19"/>
-                <w:lang w:val="en-US"/>
-              </w:rPr>
-            </w:pPr>
-            <w:r>
-              <w:rPr>
-                <w:rFonts w:ascii="Cascadia Mono" w:hAnsi="Cascadia Mono" w:cs="Cascadia Mono"/>
-                <w:sz w:val="19"/>
-                <w:szCs w:val="19"/>
-                <w:lang w:val="en-US"/>
-              </w:rPr>
-              <w:t xml:space="preserve">            </w:t>
-            </w:r>
-            <w:proofErr w:type="spellStart"/>
-            <w:proofErr w:type="gramStart"/>
-            <w:r>
-              <w:rPr>
-                <w:rFonts w:ascii="Cascadia Mono" w:hAnsi="Cascadia Mono" w:cs="Cascadia Mono"/>
-                <w:sz w:val="19"/>
-                <w:szCs w:val="19"/>
-                <w:lang w:val="en-US"/>
-              </w:rPr>
-              <w:t>enemyManager.animator.SetBool</w:t>
-            </w:r>
-            <w:proofErr w:type="spellEnd"/>
-            <w:proofErr w:type="gramEnd"/>
-            <w:r>
-              <w:rPr>
-                <w:rFonts w:ascii="Cascadia Mono" w:hAnsi="Cascadia Mono" w:cs="Cascadia Mono"/>
-                <w:sz w:val="19"/>
-                <w:szCs w:val="19"/>
-                <w:lang w:val="en-US"/>
-              </w:rPr>
-              <w:t>("</w:t>
-            </w:r>
-            <w:proofErr w:type="spellStart"/>
-            <w:r>
-              <w:rPr>
-                <w:rFonts w:ascii="Cascadia Mono" w:hAnsi="Cascadia Mono" w:cs="Cascadia Mono"/>
-                <w:sz w:val="19"/>
-                <w:szCs w:val="19"/>
-                <w:lang w:val="en-US"/>
-              </w:rPr>
-              <w:t>is_Attacking</w:t>
-            </w:r>
-            <w:proofErr w:type="spellEnd"/>
-            <w:r>
-              <w:rPr>
-                <w:rFonts w:ascii="Cascadia Mono" w:hAnsi="Cascadia Mono" w:cs="Cascadia Mono"/>
-                <w:sz w:val="19"/>
-                <w:szCs w:val="19"/>
-                <w:lang w:val="en-US"/>
-              </w:rPr>
-              <w:t>", false);</w:t>
-            </w:r>
-          </w:p>
-          <w:p>
-            <w:pPr>
-              <w:pStyle w:val="a"/>
-              <w:rPr>
-                <w:rFonts w:ascii="Cascadia Mono" w:hAnsi="Cascadia Mono" w:cs="Cascadia Mono"/>
-                <w:sz w:val="19"/>
-                <w:szCs w:val="19"/>
-                <w:lang w:val="en-US"/>
-              </w:rPr>
-            </w:pPr>
-            <w:r>
-              <w:rPr>
-                <w:rFonts w:ascii="Cascadia Mono" w:hAnsi="Cascadia Mono" w:cs="Cascadia Mono"/>
-                <w:sz w:val="19"/>
-                <w:szCs w:val="19"/>
-                <w:lang w:val="en-US"/>
-              </w:rPr>
-              <w:t xml:space="preserve">            </w:t>
-            </w:r>
-            <w:proofErr w:type="spellStart"/>
-            <w:r>
-              <w:rPr>
-                <w:rFonts w:ascii="Cascadia Mono" w:hAnsi="Cascadia Mono" w:cs="Cascadia Mono"/>
-                <w:sz w:val="19"/>
-                <w:szCs w:val="19"/>
-                <w:lang w:val="en-US"/>
-              </w:rPr>
-              <w:t>enemyManager.SwitchState</w:t>
-            </w:r>
-            <w:proofErr w:type="spellEnd"/>
-            <w:r>
-              <w:rPr>
-                <w:rFonts w:ascii="Cascadia Mono" w:hAnsi="Cascadia Mono" w:cs="Cascadia Mono"/>
-                <w:sz w:val="19"/>
-                <w:szCs w:val="19"/>
-                <w:lang w:val="en-US"/>
-              </w:rPr>
-              <w:t>(</w:t>
-            </w:r>
-            <w:proofErr w:type="spellStart"/>
-            <w:r>
-              <w:rPr>
-                <w:rFonts w:ascii="Cascadia Mono" w:hAnsi="Cascadia Mono" w:cs="Cascadia Mono"/>
-                <w:sz w:val="19"/>
-                <w:szCs w:val="19"/>
-                <w:lang w:val="en-US"/>
-              </w:rPr>
-              <w:t>enemyManager.walkState</w:t>
-            </w:r>
-            <w:proofErr w:type="spellEnd"/>
-            <w:r>
-              <w:rPr>
-                <w:rFonts w:ascii="Cascadia Mono" w:hAnsi="Cascadia Mono" w:cs="Cascadia Mono"/>
-                <w:sz w:val="19"/>
-                <w:szCs w:val="19"/>
-                <w:lang w:val="en-US"/>
-              </w:rPr>
-              <w:t>);}</w:t>
-            </w:r>
-          </w:p>
-          <w:p>
-            <w:pPr>
-              <w:pStyle w:val="a"/>
-              <w:rPr>
-                <w:rFonts w:ascii="Cascadia Mono" w:hAnsi="Cascadia Mono" w:cs="Cascadia Mono"/>
-                <w:sz w:val="19"/>
-                <w:szCs w:val="19"/>
-                <w:lang w:val="en-US"/>
-              </w:rPr>
-            </w:pPr>
-            <w:r>
-              <w:rPr>
-                <w:rFonts w:ascii="Cascadia Mono" w:hAnsi="Cascadia Mono" w:cs="Cascadia Mono"/>
-                <w:sz w:val="19"/>
-                <w:szCs w:val="19"/>
-                <w:lang w:val="en-US"/>
-              </w:rPr>
-              <w:t xml:space="preserve">        else if (</w:t>
-            </w:r>
-            <w:proofErr w:type="spellStart"/>
-            <w:r>
-              <w:rPr>
-                <w:rFonts w:ascii="Cascadia Mono" w:hAnsi="Cascadia Mono" w:cs="Cascadia Mono"/>
-                <w:sz w:val="19"/>
-                <w:szCs w:val="19"/>
-                <w:lang w:val="en-US"/>
-              </w:rPr>
-              <w:t>enemyManager.CheckOnTarget</w:t>
-            </w:r>
-            <w:proofErr w:type="spellEnd"/>
-            <w:r>
-              <w:rPr>
-                <w:rFonts w:ascii="Cascadia Mono" w:hAnsi="Cascadia Mono" w:cs="Cascadia Mono"/>
-                <w:sz w:val="19"/>
-                <w:szCs w:val="19"/>
-                <w:lang w:val="en-US"/>
-              </w:rPr>
-              <w:t xml:space="preserve">() &lt;= </w:t>
-            </w:r>
-            <w:proofErr w:type="spellStart"/>
-            <w:proofErr w:type="gramStart"/>
-            <w:r>
-              <w:rPr>
-                <w:rFonts w:ascii="Cascadia Mono" w:hAnsi="Cascadia Mono" w:cs="Cascadia Mono"/>
-                <w:sz w:val="19"/>
-                <w:szCs w:val="19"/>
-                <w:lang w:val="en-US"/>
-              </w:rPr>
-              <w:t>enemyManager.attackDistance</w:t>
-            </w:r>
-            <w:proofErr w:type="spellEnd"/>
-            <w:r>
-              <w:rPr>
-                <w:rFonts w:ascii="Cascadia Mono" w:hAnsi="Cascadia Mono" w:cs="Cascadia Mono"/>
-                <w:sz w:val="19"/>
-                <w:szCs w:val="19"/>
-                <w:lang w:val="en-US"/>
-              </w:rPr>
-              <w:t>){</w:t>
-            </w:r>
-            <w:proofErr w:type="gramEnd"/>
-          </w:p>
-          <w:p>
-            <w:pPr>
-              <w:pStyle w:val="a"/>
-              <w:rPr>
-                <w:rFonts w:ascii="Cascadia Mono" w:hAnsi="Cascadia Mono" w:cs="Cascadia Mono"/>
-                <w:sz w:val="19"/>
-                <w:szCs w:val="19"/>
-                <w:lang w:val="en-US"/>
-              </w:rPr>
-            </w:pPr>
-            <w:r>
-              <w:rPr>
-                <w:rFonts w:ascii="Cascadia Mono" w:hAnsi="Cascadia Mono" w:cs="Cascadia Mono"/>
-                <w:sz w:val="19"/>
-                <w:szCs w:val="19"/>
-                <w:lang w:val="en-US"/>
-              </w:rPr>
-              <w:t xml:space="preserve">            </w:t>
-            </w:r>
-            <w:proofErr w:type="spellStart"/>
-            <w:proofErr w:type="gramStart"/>
-            <w:r>
-              <w:rPr>
-                <w:rFonts w:ascii="Cascadia Mono" w:hAnsi="Cascadia Mono" w:cs="Cascadia Mono"/>
-                <w:sz w:val="19"/>
-                <w:szCs w:val="19"/>
-                <w:lang w:val="en-US"/>
-              </w:rPr>
-              <w:t>enemyManager.animator.SetBool</w:t>
-            </w:r>
-            <w:proofErr w:type="spellEnd"/>
-            <w:proofErr w:type="gramEnd"/>
-            <w:r>
-              <w:rPr>
-                <w:rFonts w:ascii="Cascadia Mono" w:hAnsi="Cascadia Mono" w:cs="Cascadia Mono"/>
-                <w:sz w:val="19"/>
-                <w:szCs w:val="19"/>
-                <w:lang w:val="en-US"/>
-              </w:rPr>
-              <w:t>("</w:t>
-            </w:r>
-            <w:proofErr w:type="spellStart"/>
-            <w:r>
-              <w:rPr>
-                <w:rFonts w:ascii="Cascadia Mono" w:hAnsi="Cascadia Mono" w:cs="Cascadia Mono"/>
-                <w:sz w:val="19"/>
-                <w:szCs w:val="19"/>
-                <w:lang w:val="en-US"/>
-              </w:rPr>
-              <w:t>is_Angry</w:t>
-            </w:r>
-            <w:proofErr w:type="spellEnd"/>
-            <w:r>
-              <w:rPr>
-                <w:rFonts w:ascii="Cascadia Mono" w:hAnsi="Cascadia Mono" w:cs="Cascadia Mono"/>
-                <w:sz w:val="19"/>
-                <w:szCs w:val="19"/>
-                <w:lang w:val="en-US"/>
-              </w:rPr>
-              <w:t>", true);</w:t>
-            </w:r>
-          </w:p>
-          <w:p>
-            <w:pPr>
-              <w:pStyle w:val="a"/>
-              <w:rPr>
-                <w:rFonts w:ascii="Cascadia Mono" w:hAnsi="Cascadia Mono" w:cs="Cascadia Mono"/>
-                <w:sz w:val="19"/>
-                <w:szCs w:val="19"/>
-                <w:lang w:val="en-US"/>
-              </w:rPr>
-            </w:pPr>
-            <w:r>
-              <w:rPr>
-                <w:rFonts w:ascii="Cascadia Mono" w:hAnsi="Cascadia Mono" w:cs="Cascadia Mono"/>
-                <w:sz w:val="19"/>
-                <w:szCs w:val="19"/>
-                <w:lang w:val="en-US"/>
-              </w:rPr>
-              <w:t xml:space="preserve">            </w:t>
-            </w:r>
-            <w:proofErr w:type="spellStart"/>
-            <w:proofErr w:type="gramStart"/>
-            <w:r>
-              <w:rPr>
-                <w:rFonts w:ascii="Cascadia Mono" w:hAnsi="Cascadia Mono" w:cs="Cascadia Mono"/>
-                <w:sz w:val="19"/>
-                <w:szCs w:val="19"/>
-                <w:lang w:val="en-US"/>
-              </w:rPr>
-              <w:t>enemyManager.animator.SetBool</w:t>
-            </w:r>
-            <w:proofErr w:type="spellEnd"/>
-            <w:proofErr w:type="gramEnd"/>
-            <w:r>
-              <w:rPr>
-                <w:rFonts w:ascii="Cascadia Mono" w:hAnsi="Cascadia Mono" w:cs="Cascadia Mono"/>
-                <w:sz w:val="19"/>
-                <w:szCs w:val="19"/>
-                <w:lang w:val="en-US"/>
-              </w:rPr>
-              <w:t>("</w:t>
-            </w:r>
-            <w:proofErr w:type="spellStart"/>
-            <w:r>
-              <w:rPr>
-                <w:rFonts w:ascii="Cascadia Mono" w:hAnsi="Cascadia Mono" w:cs="Cascadia Mono"/>
-                <w:sz w:val="19"/>
-                <w:szCs w:val="19"/>
-                <w:lang w:val="en-US"/>
-              </w:rPr>
-              <w:t>is_Attacking</w:t>
-            </w:r>
-            <w:proofErr w:type="spellEnd"/>
-            <w:r>
-              <w:rPr>
-                <w:rFonts w:ascii="Cascadia Mono" w:hAnsi="Cascadia Mono" w:cs="Cascadia Mono"/>
-                <w:sz w:val="19"/>
-                <w:szCs w:val="19"/>
-                <w:lang w:val="en-US"/>
-              </w:rPr>
-              <w:t>", true);</w:t>
-            </w:r>
-          </w:p>
-          <w:p>
-            <w:pPr>
-              <w:pStyle w:val="a"/>
-              <w:rPr>
-                <w:rFonts w:ascii="Cascadia Mono" w:hAnsi="Cascadia Mono" w:cs="Cascadia Mono"/>
-                <w:sz w:val="19"/>
-                <w:szCs w:val="19"/>
-                <w:lang w:val="en-US"/>
-              </w:rPr>
-            </w:pPr>
-            <w:r>
-              <w:rPr>
-                <w:rFonts w:ascii="Cascadia Mono" w:hAnsi="Cascadia Mono" w:cs="Cascadia Mono"/>
-                <w:sz w:val="19"/>
-                <w:szCs w:val="19"/>
-                <w:lang w:val="en-US"/>
-              </w:rPr>
-              <w:t xml:space="preserve">            </w:t>
-            </w:r>
-            <w:proofErr w:type="spellStart"/>
-            <w:r>
-              <w:rPr>
-                <w:rFonts w:ascii="Cascadia Mono" w:hAnsi="Cascadia Mono" w:cs="Cascadia Mono"/>
-                <w:sz w:val="19"/>
-                <w:szCs w:val="19"/>
-                <w:lang w:val="en-US"/>
-              </w:rPr>
-              <w:t>enemyManager.SwitchState</w:t>
-            </w:r>
-            <w:proofErr w:type="spellEnd"/>
-            <w:r>
-              <w:rPr>
-                <w:rFonts w:ascii="Cascadia Mono" w:hAnsi="Cascadia Mono" w:cs="Cascadia Mono"/>
-                <w:sz w:val="19"/>
-                <w:szCs w:val="19"/>
-                <w:lang w:val="en-US"/>
-              </w:rPr>
-              <w:t>(</w:t>
-            </w:r>
-            <w:proofErr w:type="spellStart"/>
-            <w:r>
-              <w:rPr>
-                <w:rFonts w:ascii="Cascadia Mono" w:hAnsi="Cascadia Mono" w:cs="Cascadia Mono"/>
-                <w:sz w:val="19"/>
-                <w:szCs w:val="19"/>
-                <w:lang w:val="en-US"/>
-              </w:rPr>
-              <w:t>enemyManager.attackState</w:t>
-            </w:r>
-            <w:proofErr w:type="spellEnd"/>
-            <w:proofErr w:type="gramStart"/>
-            <w:r>
-              <w:rPr>
-                <w:rFonts w:ascii="Cascadia Mono" w:hAnsi="Cascadia Mono" w:cs="Cascadia Mono"/>
-                <w:sz w:val="19"/>
-                <w:szCs w:val="19"/>
-                <w:lang w:val="en-US"/>
-              </w:rPr>
-              <w:t xml:space="preserve">);   </w:t>
-            </w:r>
-            <w:proofErr w:type="gramEnd"/>
-            <w:r>
-              <w:rPr>
-                <w:rFonts w:ascii="Cascadia Mono" w:hAnsi="Cascadia Mono" w:cs="Cascadia Mono"/>
-                <w:sz w:val="19"/>
-                <w:szCs w:val="19"/>
-                <w:lang w:val="en-US"/>
-              </w:rPr>
-              <w:t xml:space="preserve">         </w:t>
-            </w:r>
-            <w:r>
-              <w:rPr>
-                <w:rFonts w:ascii="Cascadia Mono" w:hAnsi="Cascadia Mono" w:cs="Cascadia Mono"/>
-                <w:sz w:val="19"/>
-                <w:szCs w:val="19"/>
-                <w:lang w:val="en-US"/>
-              </w:rPr>
-              <w:t xml:space="preserve">               </w:t>
-            </w:r>
-            <w:r>
-              <w:rPr>
-                <w:rFonts w:ascii="Cascadia Mono" w:hAnsi="Cascadia Mono" w:cs="Cascadia Mono"/>
-                <w:sz w:val="19"/>
-                <w:szCs w:val="19"/>
-                <w:lang w:val="en-US"/>
-              </w:rPr>
-              <w:t>enemyManager.RotateTowards(enemyManager.CheckOnTargetRotation());}}}</w:t>
+              <w:t>}</w:t>
             </w:r>
           </w:p>
         </w:tc>
@@ -5896,7 +6331,19 @@
       </w:pPr>
       <w:r>
         <w:lastRenderedPageBreak/>
-        <w:t>Далее с помощью Animation Event были реализованы активация и отключение коллайдеров-триггеров на руках врага (см. листинг 10.</w:t>
+        <w:t xml:space="preserve">Далее с помощью </w:t>
+      </w:r>
+      <w:r>
+        <w:t xml:space="preserve">компонента </w:t>
+      </w:r>
+      <w:r>
+        <w:rPr>
+          <w:lang w:val="en-US"/>
+        </w:rPr>
+        <w:t>Animator</w:t>
+      </w:r>
+      <w:r>
+        <w:t xml:space="preserve"> были реализованы активация и отключение коллайдеров-триггеров на руках врага (см. листинг 10.</w:t>
       </w:r>
       <w:r>
         <w:t>4</w:t>
@@ -5926,7 +6373,6 @@
                 <w:rFonts w:ascii="Cascadia Mono" w:hAnsi="Cascadia Mono" w:cs="Cascadia Mono"/>
                 <w:sz w:val="19"/>
                 <w:szCs w:val="19"/>
-                <w:lang w:val="en-US"/>
               </w:rPr>
             </w:pPr>
             <w:r>
@@ -5962,11 +6408,21 @@
           <w:p>
             <w:pPr>
               <w:pStyle w:val="a"/>
-              <w:rPr>
-                <w:rFonts w:ascii="Cascadia Mono" w:hAnsi="Cascadia Mono" w:cs="Cascadia Mono"/>
-                <w:sz w:val="19"/>
-                <w:szCs w:val="19"/>
-                <w:lang w:val="en-US"/>
+              <w:ind w:firstLine="0"/>
+              <w:rPr>
+                <w:rFonts w:ascii="Cascadia Mono" w:hAnsi="Cascadia Mono" w:cs="Cascadia Mono"/>
+                <w:sz w:val="19"/>
+                <w:szCs w:val="19"/>
+              </w:rPr>
+            </w:pPr>
+          </w:p>
+          <w:p>
+            <w:pPr>
+              <w:pStyle w:val="a"/>
+              <w:rPr>
+                <w:rFonts w:ascii="Cascadia Mono" w:hAnsi="Cascadia Mono" w:cs="Cascadia Mono"/>
+                <w:sz w:val="19"/>
+                <w:szCs w:val="19"/>
               </w:rPr>
             </w:pPr>
             <w:r>
@@ -6010,6 +6466,7 @@
               <w:t xml:space="preserve"> </w:t>
             </w:r>
             <w:proofErr w:type="spellStart"/>
+            <w:proofErr w:type="gramStart"/>
             <w:r>
               <w:rPr>
                 <w:rFonts w:ascii="Cascadia Mono" w:hAnsi="Cascadia Mono" w:cs="Cascadia Mono"/>
@@ -6020,6 +6477,16 @@
               <w:t>MonoBehaviour</w:t>
             </w:r>
             <w:proofErr w:type="spellEnd"/>
+            <w:r>
+              <w:rPr>
+                <w:rFonts w:ascii="Cascadia Mono" w:hAnsi="Cascadia Mono" w:cs="Cascadia Mono"/>
+                <w:sz w:val="19"/>
+                <w:szCs w:val="19"/>
+                <w:lang w:val="en-US"/>
+              </w:rPr>
+              <w:t>{</w:t>
+            </w:r>
+            <w:proofErr w:type="gramEnd"/>
           </w:p>
           <w:p>
             <w:pPr>
@@ -6038,7 +6505,27 @@
                 <w:szCs w:val="19"/>
                 <w:lang w:val="en-US"/>
               </w:rPr>
-              <w:t>{</w:t>
+              <w:t xml:space="preserve">    [</w:t>
+            </w:r>
+            <w:proofErr w:type="spellStart"/>
+            <w:r>
+              <w:rPr>
+                <w:rFonts w:ascii="Cascadia Mono" w:hAnsi="Cascadia Mono" w:cs="Cascadia Mono"/>
+                <w:sz w:val="19"/>
+                <w:szCs w:val="19"/>
+                <w:lang w:val="en-US"/>
+              </w:rPr>
+              <w:t>SerializeField</w:t>
+            </w:r>
+            <w:proofErr w:type="spellEnd"/>
+            <w:r>
+              <w:rPr>
+                <w:rFonts w:ascii="Cascadia Mono" w:hAnsi="Cascadia Mono" w:cs="Cascadia Mono"/>
+                <w:sz w:val="19"/>
+                <w:szCs w:val="19"/>
+                <w:lang w:val="en-US"/>
+              </w:rPr>
+              <w:t>] public Animator animator1;</w:t>
             </w:r>
           </w:p>
           <w:p>
@@ -6078,7 +6565,47 @@
                 <w:szCs w:val="19"/>
                 <w:lang w:val="en-US"/>
               </w:rPr>
-              <w:t>] public Animator animator1;</w:t>
+              <w:t xml:space="preserve">] </w:t>
+            </w:r>
+            <w:proofErr w:type="spellStart"/>
+            <w:r>
+              <w:rPr>
+                <w:rFonts w:ascii="Cascadia Mono" w:hAnsi="Cascadia Mono" w:cs="Cascadia Mono"/>
+                <w:sz w:val="19"/>
+                <w:szCs w:val="19"/>
+                <w:lang w:val="en-US"/>
+              </w:rPr>
+              <w:t>EnemyStateManager</w:t>
+            </w:r>
+            <w:proofErr w:type="spellEnd"/>
+            <w:r>
+              <w:rPr>
+                <w:rFonts w:ascii="Cascadia Mono" w:hAnsi="Cascadia Mono" w:cs="Cascadia Mono"/>
+                <w:sz w:val="19"/>
+                <w:szCs w:val="19"/>
+                <w:lang w:val="en-US"/>
+              </w:rPr>
+              <w:t xml:space="preserve"> </w:t>
+            </w:r>
+            <w:proofErr w:type="spellStart"/>
+            <w:r>
+              <w:rPr>
+                <w:rFonts w:ascii="Cascadia Mono" w:hAnsi="Cascadia Mono" w:cs="Cascadia Mono"/>
+                <w:sz w:val="19"/>
+                <w:szCs w:val="19"/>
+                <w:lang w:val="en-US"/>
+              </w:rPr>
+              <w:t>enemyStateManager</w:t>
+            </w:r>
+            <w:proofErr w:type="spellEnd"/>
+            <w:r>
+              <w:rPr>
+                <w:rFonts w:ascii="Cascadia Mono" w:hAnsi="Cascadia Mono" w:cs="Cascadia Mono"/>
+                <w:sz w:val="19"/>
+                <w:szCs w:val="19"/>
+                <w:lang w:val="en-US"/>
+              </w:rPr>
+              <w:t>;</w:t>
             </w:r>
           </w:p>
           <w:p>
@@ -6128,37 +6655,240 @@
                 <w:szCs w:val="19"/>
                 <w:lang w:val="en-US"/>
               </w:rPr>
+              <w:t>AttackState</w:t>
+            </w:r>
+            <w:proofErr w:type="spellEnd"/>
+            <w:r>
+              <w:rPr>
+                <w:rFonts w:ascii="Cascadia Mono" w:hAnsi="Cascadia Mono" w:cs="Cascadia Mono"/>
+                <w:sz w:val="19"/>
+                <w:szCs w:val="19"/>
+                <w:lang w:val="en-US"/>
+              </w:rPr>
+              <w:t xml:space="preserve"> </w:t>
+            </w:r>
+            <w:proofErr w:type="spellStart"/>
+            <w:r>
+              <w:rPr>
+                <w:rFonts w:ascii="Cascadia Mono" w:hAnsi="Cascadia Mono" w:cs="Cascadia Mono"/>
+                <w:sz w:val="19"/>
+                <w:szCs w:val="19"/>
+                <w:lang w:val="en-US"/>
+              </w:rPr>
+              <w:t>attackState</w:t>
+            </w:r>
+            <w:proofErr w:type="spellEnd"/>
+            <w:r>
+              <w:rPr>
+                <w:rFonts w:ascii="Cascadia Mono" w:hAnsi="Cascadia Mono" w:cs="Cascadia Mono"/>
+                <w:sz w:val="19"/>
+                <w:szCs w:val="19"/>
+                <w:lang w:val="en-US"/>
+              </w:rPr>
+              <w:t>;</w:t>
+            </w:r>
+          </w:p>
+          <w:p>
+            <w:pPr>
+              <w:pStyle w:val="a"/>
+              <w:rPr>
+                <w:rFonts w:ascii="Cascadia Mono" w:hAnsi="Cascadia Mono" w:cs="Cascadia Mono"/>
+                <w:sz w:val="19"/>
+                <w:szCs w:val="19"/>
+                <w:lang w:val="en-US"/>
+              </w:rPr>
+            </w:pPr>
+            <w:r>
+              <w:rPr>
+                <w:rFonts w:ascii="Cascadia Mono" w:hAnsi="Cascadia Mono" w:cs="Cascadia Mono"/>
+                <w:sz w:val="19"/>
+                <w:szCs w:val="19"/>
+                <w:lang w:val="en-US"/>
+              </w:rPr>
+              <w:t xml:space="preserve">    [</w:t>
+            </w:r>
+            <w:proofErr w:type="spellStart"/>
+            <w:r>
+              <w:rPr>
+                <w:rFonts w:ascii="Cascadia Mono" w:hAnsi="Cascadia Mono" w:cs="Cascadia Mono"/>
+                <w:sz w:val="19"/>
+                <w:szCs w:val="19"/>
+                <w:lang w:val="en-US"/>
+              </w:rPr>
+              <w:t>SerializeField</w:t>
+            </w:r>
+            <w:proofErr w:type="spellEnd"/>
+            <w:r>
+              <w:rPr>
+                <w:rFonts w:ascii="Cascadia Mono" w:hAnsi="Cascadia Mono" w:cs="Cascadia Mono"/>
+                <w:sz w:val="19"/>
+                <w:szCs w:val="19"/>
+                <w:lang w:val="en-US"/>
+              </w:rPr>
+              <w:t>] Collider damager1;</w:t>
+            </w:r>
+          </w:p>
+          <w:p>
+            <w:pPr>
+              <w:pStyle w:val="a"/>
+              <w:rPr>
+                <w:rFonts w:ascii="Cascadia Mono" w:hAnsi="Cascadia Mono" w:cs="Cascadia Mono"/>
+                <w:sz w:val="19"/>
+                <w:szCs w:val="19"/>
+                <w:lang w:val="en-US"/>
+              </w:rPr>
+            </w:pPr>
+            <w:r>
+              <w:rPr>
+                <w:rFonts w:ascii="Cascadia Mono" w:hAnsi="Cascadia Mono" w:cs="Cascadia Mono"/>
+                <w:sz w:val="19"/>
+                <w:szCs w:val="19"/>
+                <w:lang w:val="en-US"/>
+              </w:rPr>
+              <w:t xml:space="preserve">    [</w:t>
+            </w:r>
+            <w:proofErr w:type="spellStart"/>
+            <w:r>
+              <w:rPr>
+                <w:rFonts w:ascii="Cascadia Mono" w:hAnsi="Cascadia Mono" w:cs="Cascadia Mono"/>
+                <w:sz w:val="19"/>
+                <w:szCs w:val="19"/>
+                <w:lang w:val="en-US"/>
+              </w:rPr>
+              <w:t>SerializeField</w:t>
+            </w:r>
+            <w:proofErr w:type="spellEnd"/>
+            <w:r>
+              <w:rPr>
+                <w:rFonts w:ascii="Cascadia Mono" w:hAnsi="Cascadia Mono" w:cs="Cascadia Mono"/>
+                <w:sz w:val="19"/>
+                <w:szCs w:val="19"/>
+                <w:lang w:val="en-US"/>
+              </w:rPr>
+              <w:t>] Collider damager2;</w:t>
+            </w:r>
+          </w:p>
+          <w:p>
+            <w:pPr>
+              <w:pStyle w:val="a"/>
+              <w:rPr>
+                <w:rFonts w:ascii="Cascadia Mono" w:hAnsi="Cascadia Mono" w:cs="Cascadia Mono"/>
+                <w:sz w:val="19"/>
+                <w:szCs w:val="19"/>
+                <w:lang w:val="en-US"/>
+              </w:rPr>
+            </w:pPr>
+            <w:r>
+              <w:rPr>
+                <w:rFonts w:ascii="Cascadia Mono" w:hAnsi="Cascadia Mono" w:cs="Cascadia Mono"/>
+                <w:sz w:val="19"/>
+                <w:szCs w:val="19"/>
+                <w:lang w:val="en-US"/>
+              </w:rPr>
+              <w:t xml:space="preserve">    private void </w:t>
+            </w:r>
+            <w:proofErr w:type="gramStart"/>
+            <w:r>
+              <w:rPr>
+                <w:rFonts w:ascii="Cascadia Mono" w:hAnsi="Cascadia Mono" w:cs="Cascadia Mono"/>
+                <w:sz w:val="19"/>
+                <w:szCs w:val="19"/>
+                <w:lang w:val="en-US"/>
+              </w:rPr>
+              <w:t>Awake(){</w:t>
+            </w:r>
+            <w:proofErr w:type="gramEnd"/>
+          </w:p>
+          <w:p>
+            <w:pPr>
+              <w:pStyle w:val="a"/>
+              <w:rPr>
+                <w:rFonts w:ascii="Cascadia Mono" w:hAnsi="Cascadia Mono" w:cs="Cascadia Mono"/>
+                <w:sz w:val="19"/>
+                <w:szCs w:val="19"/>
+              </w:rPr>
+            </w:pPr>
+            <w:r>
+              <w:rPr>
+                <w:rFonts w:ascii="Cascadia Mono" w:hAnsi="Cascadia Mono" w:cs="Cascadia Mono"/>
+                <w:sz w:val="19"/>
+                <w:szCs w:val="19"/>
+                <w:lang w:val="en-US"/>
+              </w:rPr>
+              <w:t xml:space="preserve">        </w:t>
+            </w:r>
+            <w:proofErr w:type="spellStart"/>
+            <w:r>
+              <w:rPr>
+                <w:rFonts w:ascii="Cascadia Mono" w:hAnsi="Cascadia Mono" w:cs="Cascadia Mono"/>
+                <w:sz w:val="19"/>
+                <w:szCs w:val="19"/>
+                <w:lang w:val="en-US"/>
+              </w:rPr>
+              <w:t>enemyStateManager</w:t>
+            </w:r>
+            <w:proofErr w:type="spellEnd"/>
+            <w:r>
+              <w:rPr>
+                <w:rFonts w:ascii="Cascadia Mono" w:hAnsi="Cascadia Mono" w:cs="Cascadia Mono"/>
+                <w:sz w:val="19"/>
+                <w:szCs w:val="19"/>
+                <w:lang w:val="en-US"/>
+              </w:rPr>
+              <w:t xml:space="preserve"> = </w:t>
+            </w:r>
+            <w:proofErr w:type="spellStart"/>
+            <w:proofErr w:type="gramStart"/>
+            <w:r>
+              <w:rPr>
+                <w:rFonts w:ascii="Cascadia Mono" w:hAnsi="Cascadia Mono" w:cs="Cascadia Mono"/>
+                <w:sz w:val="19"/>
+                <w:szCs w:val="19"/>
+                <w:lang w:val="en-US"/>
+              </w:rPr>
+              <w:t>this.GetComponent</w:t>
+            </w:r>
+            <w:proofErr w:type="spellEnd"/>
+            <w:proofErr w:type="gramEnd"/>
+            <w:r>
+              <w:rPr>
+                <w:rFonts w:ascii="Cascadia Mono" w:hAnsi="Cascadia Mono" w:cs="Cascadia Mono"/>
+                <w:sz w:val="19"/>
+                <w:szCs w:val="19"/>
+                <w:lang w:val="en-US"/>
+              </w:rPr>
+              <w:t>&lt;</w:t>
+            </w:r>
+            <w:proofErr w:type="spellStart"/>
+            <w:r>
+              <w:rPr>
+                <w:rFonts w:ascii="Cascadia Mono" w:hAnsi="Cascadia Mono" w:cs="Cascadia Mono"/>
+                <w:sz w:val="19"/>
+                <w:szCs w:val="19"/>
+                <w:lang w:val="en-US"/>
+              </w:rPr>
               <w:t>EnemyStateManager</w:t>
             </w:r>
             <w:proofErr w:type="spellEnd"/>
-            <w:r>
-              <w:rPr>
-                <w:rFonts w:ascii="Cascadia Mono" w:hAnsi="Cascadia Mono" w:cs="Cascadia Mono"/>
-                <w:sz w:val="19"/>
-                <w:szCs w:val="19"/>
-                <w:lang w:val="en-US"/>
-              </w:rPr>
-              <w:t xml:space="preserve"> </w:t>
-            </w:r>
-            <w:proofErr w:type="spellStart"/>
-            <w:r>
-              <w:rPr>
-                <w:rFonts w:ascii="Cascadia Mono" w:hAnsi="Cascadia Mono" w:cs="Cascadia Mono"/>
-                <w:sz w:val="19"/>
-                <w:szCs w:val="19"/>
-                <w:lang w:val="en-US"/>
-              </w:rPr>
-              <w:t>enemyStateManager</w:t>
-            </w:r>
-            <w:proofErr w:type="spellEnd"/>
-            <w:r>
-              <w:rPr>
-                <w:rFonts w:ascii="Cascadia Mono" w:hAnsi="Cascadia Mono" w:cs="Cascadia Mono"/>
-                <w:sz w:val="19"/>
-                <w:szCs w:val="19"/>
-                <w:lang w:val="en-US"/>
-              </w:rPr>
-              <w:t>;</w:t>
+            <w:proofErr w:type="gramStart"/>
+            <w:r>
+              <w:rPr>
+                <w:rFonts w:ascii="Cascadia Mono" w:hAnsi="Cascadia Mono" w:cs="Cascadia Mono"/>
+                <w:sz w:val="19"/>
+                <w:szCs w:val="19"/>
+                <w:lang w:val="en-US"/>
+              </w:rPr>
+              <w:t>&gt;(</w:t>
+            </w:r>
+            <w:proofErr w:type="gramEnd"/>
+            <w:r>
+              <w:rPr>
+                <w:rFonts w:ascii="Cascadia Mono" w:hAnsi="Cascadia Mono" w:cs="Cascadia Mono"/>
+                <w:sz w:val="19"/>
+                <w:szCs w:val="19"/>
+                <w:lang w:val="en-US"/>
+              </w:rPr>
+              <w:t>);}</w:t>
             </w:r>
           </w:p>
           <w:p>
@@ -6178,68 +6908,30 @@
                 <w:szCs w:val="19"/>
                 <w:lang w:val="en-US"/>
               </w:rPr>
-              <w:t xml:space="preserve">    [</w:t>
-            </w:r>
-            <w:proofErr w:type="spellStart"/>
-            <w:r>
-              <w:rPr>
-                <w:rFonts w:ascii="Cascadia Mono" w:hAnsi="Cascadia Mono" w:cs="Cascadia Mono"/>
-                <w:sz w:val="19"/>
-                <w:szCs w:val="19"/>
-                <w:lang w:val="en-US"/>
-              </w:rPr>
-              <w:t>SerializeField</w:t>
-            </w:r>
-            <w:proofErr w:type="spellEnd"/>
-            <w:r>
-              <w:rPr>
-                <w:rFonts w:ascii="Cascadia Mono" w:hAnsi="Cascadia Mono" w:cs="Cascadia Mono"/>
-                <w:sz w:val="19"/>
-                <w:szCs w:val="19"/>
-                <w:lang w:val="en-US"/>
-              </w:rPr>
-              <w:t xml:space="preserve">] </w:t>
-            </w:r>
-            <w:proofErr w:type="spellStart"/>
-            <w:r>
-              <w:rPr>
-                <w:rFonts w:ascii="Cascadia Mono" w:hAnsi="Cascadia Mono" w:cs="Cascadia Mono"/>
-                <w:sz w:val="19"/>
-                <w:szCs w:val="19"/>
-                <w:lang w:val="en-US"/>
-              </w:rPr>
-              <w:t>AttackState</w:t>
-            </w:r>
-            <w:proofErr w:type="spellEnd"/>
-            <w:r>
-              <w:rPr>
-                <w:rFonts w:ascii="Cascadia Mono" w:hAnsi="Cascadia Mono" w:cs="Cascadia Mono"/>
-                <w:sz w:val="19"/>
-                <w:szCs w:val="19"/>
-                <w:lang w:val="en-US"/>
-              </w:rPr>
-              <w:t xml:space="preserve"> </w:t>
-            </w:r>
-            <w:proofErr w:type="spellStart"/>
-            <w:r>
-              <w:rPr>
-                <w:rFonts w:ascii="Cascadia Mono" w:hAnsi="Cascadia Mono" w:cs="Cascadia Mono"/>
-                <w:sz w:val="19"/>
-                <w:szCs w:val="19"/>
-                <w:lang w:val="en-US"/>
-              </w:rPr>
-              <w:t>attackState</w:t>
-            </w:r>
-            <w:proofErr w:type="spellEnd"/>
-            <w:r>
-              <w:rPr>
-                <w:rFonts w:ascii="Cascadia Mono" w:hAnsi="Cascadia Mono" w:cs="Cascadia Mono"/>
-                <w:sz w:val="19"/>
-                <w:szCs w:val="19"/>
-                <w:lang w:val="en-US"/>
-              </w:rPr>
-              <w:t>;</w:t>
-            </w:r>
+              <w:t xml:space="preserve">    public void OnOffDamager1(int </w:t>
+            </w:r>
+            <w:proofErr w:type="spellStart"/>
+            <w:proofErr w:type="gramStart"/>
+            <w:r>
+              <w:rPr>
+                <w:rFonts w:ascii="Cascadia Mono" w:hAnsi="Cascadia Mono" w:cs="Cascadia Mono"/>
+                <w:sz w:val="19"/>
+                <w:szCs w:val="19"/>
+                <w:lang w:val="en-US"/>
+              </w:rPr>
+              <w:t>onoff</w:t>
+            </w:r>
+            <w:proofErr w:type="spellEnd"/>
+            <w:r>
+              <w:rPr>
+                <w:rFonts w:ascii="Cascadia Mono" w:hAnsi="Cascadia Mono" w:cs="Cascadia Mono"/>
+                <w:sz w:val="19"/>
+                <w:szCs w:val="19"/>
+                <w:lang w:val="en-US"/>
+              </w:rPr>
+              <w:t>){</w:t>
+            </w:r>
+            <w:proofErr w:type="gramEnd"/>
           </w:p>
           <w:p>
             <w:pPr>
@@ -6258,27 +6950,27 @@
                 <w:szCs w:val="19"/>
                 <w:lang w:val="en-US"/>
               </w:rPr>
-              <w:t xml:space="preserve">    [</w:t>
-            </w:r>
-            <w:proofErr w:type="spellStart"/>
-            <w:r>
-              <w:rPr>
-                <w:rFonts w:ascii="Cascadia Mono" w:hAnsi="Cascadia Mono" w:cs="Cascadia Mono"/>
-                <w:sz w:val="19"/>
-                <w:szCs w:val="19"/>
-                <w:lang w:val="en-US"/>
-              </w:rPr>
-              <w:t>SerializeField</w:t>
-            </w:r>
-            <w:proofErr w:type="spellEnd"/>
-            <w:r>
-              <w:rPr>
-                <w:rFonts w:ascii="Cascadia Mono" w:hAnsi="Cascadia Mono" w:cs="Cascadia Mono"/>
-                <w:sz w:val="19"/>
-                <w:szCs w:val="19"/>
-                <w:lang w:val="en-US"/>
-              </w:rPr>
-              <w:t>] Collider damager1;</w:t>
+              <w:t xml:space="preserve">        if (</w:t>
+            </w:r>
+            <w:proofErr w:type="spellStart"/>
+            <w:r>
+              <w:rPr>
+                <w:rFonts w:ascii="Cascadia Mono" w:hAnsi="Cascadia Mono" w:cs="Cascadia Mono"/>
+                <w:sz w:val="19"/>
+                <w:szCs w:val="19"/>
+                <w:lang w:val="en-US"/>
+              </w:rPr>
+              <w:t>onoff</w:t>
+            </w:r>
+            <w:proofErr w:type="spellEnd"/>
+            <w:r>
+              <w:rPr>
+                <w:rFonts w:ascii="Cascadia Mono" w:hAnsi="Cascadia Mono" w:cs="Cascadia Mono"/>
+                <w:sz w:val="19"/>
+                <w:szCs w:val="19"/>
+                <w:lang w:val="en-US"/>
+              </w:rPr>
+              <w:t xml:space="preserve"> == 2)</w:t>
             </w:r>
           </w:p>
           <w:p>
@@ -6298,27 +6990,7 @@
                 <w:szCs w:val="19"/>
                 <w:lang w:val="en-US"/>
               </w:rPr>
-              <w:t xml:space="preserve">    [</w:t>
-            </w:r>
-            <w:proofErr w:type="spellStart"/>
-            <w:r>
-              <w:rPr>
-                <w:rFonts w:ascii="Cascadia Mono" w:hAnsi="Cascadia Mono" w:cs="Cascadia Mono"/>
-                <w:sz w:val="19"/>
-                <w:szCs w:val="19"/>
-                <w:lang w:val="en-US"/>
-              </w:rPr>
-              <w:t>SerializeField</w:t>
-            </w:r>
-            <w:proofErr w:type="spellEnd"/>
-            <w:r>
-              <w:rPr>
-                <w:rFonts w:ascii="Cascadia Mono" w:hAnsi="Cascadia Mono" w:cs="Cascadia Mono"/>
-                <w:sz w:val="19"/>
-                <w:szCs w:val="19"/>
-                <w:lang w:val="en-US"/>
-              </w:rPr>
-              <w:t>] Collider damager2;</w:t>
+              <w:t xml:space="preserve">        {damager1.enabled = false;}</w:t>
             </w:r>
           </w:p>
           <w:p>
@@ -6338,19 +7010,28 @@
                 <w:szCs w:val="19"/>
                 <w:lang w:val="en-US"/>
               </w:rPr>
-              <w:t xml:space="preserve">    private void </w:t>
-            </w:r>
-            <w:proofErr w:type="gramStart"/>
-            <w:r>
-              <w:rPr>
-                <w:rFonts w:ascii="Cascadia Mono" w:hAnsi="Cascadia Mono" w:cs="Cascadia Mono"/>
-                <w:sz w:val="19"/>
-                <w:szCs w:val="19"/>
-                <w:lang w:val="en-US"/>
-              </w:rPr>
-              <w:t>Awake(){</w:t>
-            </w:r>
-            <w:proofErr w:type="gramEnd"/>
+              <w:t xml:space="preserve">        else if (</w:t>
+            </w:r>
+            <w:proofErr w:type="spellStart"/>
+            <w:r>
+              <w:rPr>
+                <w:rFonts w:ascii="Cascadia Mono" w:hAnsi="Cascadia Mono" w:cs="Cascadia Mono"/>
+                <w:sz w:val="19"/>
+                <w:szCs w:val="19"/>
+                <w:lang w:val="en-US"/>
+              </w:rPr>
+              <w:t>onoff</w:t>
+            </w:r>
+            <w:proofErr w:type="spellEnd"/>
+            <w:r>
+              <w:rPr>
+                <w:rFonts w:ascii="Cascadia Mono" w:hAnsi="Cascadia Mono" w:cs="Cascadia Mono"/>
+                <w:sz w:val="19"/>
+                <w:szCs w:val="19"/>
+                <w:lang w:val="en-US"/>
+              </w:rPr>
+              <w:t xml:space="preserve"> == 1) </w:t>
+            </w:r>
           </w:p>
           <w:p>
             <w:pPr>
@@ -6369,80 +7050,7 @@
                 <w:szCs w:val="19"/>
                 <w:lang w:val="en-US"/>
               </w:rPr>
-              <w:t xml:space="preserve">        </w:t>
-            </w:r>
-            <w:proofErr w:type="spellStart"/>
-            <w:r>
-              <w:rPr>
-                <w:rFonts w:ascii="Cascadia Mono" w:hAnsi="Cascadia Mono" w:cs="Cascadia Mono"/>
-                <w:sz w:val="19"/>
-                <w:szCs w:val="19"/>
-                <w:lang w:val="en-US"/>
-              </w:rPr>
-              <w:t>enemyStateManager</w:t>
-            </w:r>
-            <w:proofErr w:type="spellEnd"/>
-            <w:r>
-              <w:rPr>
-                <w:rFonts w:ascii="Cascadia Mono" w:hAnsi="Cascadia Mono" w:cs="Cascadia Mono"/>
-                <w:sz w:val="19"/>
-                <w:szCs w:val="19"/>
-                <w:lang w:val="en-US"/>
-              </w:rPr>
-              <w:t xml:space="preserve"> = </w:t>
-            </w:r>
-            <w:proofErr w:type="spellStart"/>
-            <w:proofErr w:type="gramStart"/>
-            <w:r>
-              <w:rPr>
-                <w:rFonts w:ascii="Cascadia Mono" w:hAnsi="Cascadia Mono" w:cs="Cascadia Mono"/>
-                <w:sz w:val="19"/>
-                <w:szCs w:val="19"/>
-                <w:lang w:val="en-US"/>
-              </w:rPr>
-              <w:t>this.GetComponent</w:t>
-            </w:r>
-            <w:proofErr w:type="spellEnd"/>
-            <w:proofErr w:type="gramEnd"/>
-            <w:r>
-              <w:rPr>
-                <w:rFonts w:ascii="Cascadia Mono" w:hAnsi="Cascadia Mono" w:cs="Cascadia Mono"/>
-                <w:sz w:val="19"/>
-                <w:szCs w:val="19"/>
-                <w:lang w:val="en-US"/>
-              </w:rPr>
-              <w:t>&lt;</w:t>
-            </w:r>
-            <w:proofErr w:type="spellStart"/>
-            <w:r>
-              <w:rPr>
-                <w:rFonts w:ascii="Cascadia Mono" w:hAnsi="Cascadia Mono" w:cs="Cascadia Mono"/>
-                <w:sz w:val="19"/>
-                <w:szCs w:val="19"/>
-                <w:lang w:val="en-US"/>
-              </w:rPr>
-              <w:t>EnemyStateManager</w:t>
-            </w:r>
-            <w:proofErr w:type="spellEnd"/>
-            <w:proofErr w:type="gramStart"/>
-            <w:r>
-              <w:rPr>
-                <w:rFonts w:ascii="Cascadia Mono" w:hAnsi="Cascadia Mono" w:cs="Cascadia Mono"/>
-                <w:sz w:val="19"/>
-                <w:szCs w:val="19"/>
-                <w:lang w:val="en-US"/>
-              </w:rPr>
-              <w:t>&gt;(</w:t>
-            </w:r>
-            <w:proofErr w:type="gramEnd"/>
-            <w:r>
-              <w:rPr>
-                <w:rFonts w:ascii="Cascadia Mono" w:hAnsi="Cascadia Mono" w:cs="Cascadia Mono"/>
-                <w:sz w:val="19"/>
-                <w:szCs w:val="19"/>
-                <w:lang w:val="en-US"/>
-              </w:rPr>
-              <w:t>);}</w:t>
+              <w:t xml:space="preserve">        {damager1.enabled = true;}}</w:t>
             </w:r>
           </w:p>
           <w:p>
@@ -6462,8 +7070,221 @@
                 <w:szCs w:val="19"/>
                 <w:lang w:val="en-US"/>
               </w:rPr>
+              <w:t xml:space="preserve">    public void OnOffDamager2(int </w:t>
+            </w:r>
+            <w:proofErr w:type="spellStart"/>
+            <w:r>
+              <w:rPr>
+                <w:rFonts w:ascii="Cascadia Mono" w:hAnsi="Cascadia Mono" w:cs="Cascadia Mono"/>
+                <w:sz w:val="19"/>
+                <w:szCs w:val="19"/>
+                <w:lang w:val="en-US"/>
+              </w:rPr>
+              <w:t>onoff</w:t>
+            </w:r>
+            <w:proofErr w:type="spellEnd"/>
+            <w:r>
+              <w:rPr>
+                <w:rFonts w:ascii="Cascadia Mono" w:hAnsi="Cascadia Mono" w:cs="Cascadia Mono"/>
+                <w:sz w:val="19"/>
+                <w:szCs w:val="19"/>
+                <w:lang w:val="en-US"/>
+              </w:rPr>
+              <w:t>)</w:t>
+            </w:r>
+          </w:p>
+          <w:p>
+            <w:pPr>
+              <w:pStyle w:val="a"/>
+              <w:rPr>
+                <w:rFonts w:ascii="Cascadia Mono" w:hAnsi="Cascadia Mono" w:cs="Cascadia Mono"/>
+                <w:sz w:val="19"/>
+                <w:szCs w:val="19"/>
+                <w:lang w:val="en-US"/>
+              </w:rPr>
+            </w:pPr>
+            <w:r>
+              <w:rPr>
+                <w:rFonts w:ascii="Cascadia Mono" w:hAnsi="Cascadia Mono" w:cs="Cascadia Mono"/>
+                <w:sz w:val="19"/>
+                <w:szCs w:val="19"/>
+                <w:lang w:val="en-US"/>
+              </w:rPr>
+              <w:t xml:space="preserve">    {</w:t>
+            </w:r>
+          </w:p>
+          <w:p>
+            <w:pPr>
+              <w:pStyle w:val="a"/>
+              <w:rPr>
+                <w:rFonts w:ascii="Cascadia Mono" w:hAnsi="Cascadia Mono" w:cs="Cascadia Mono"/>
+                <w:sz w:val="19"/>
+                <w:szCs w:val="19"/>
+                <w:lang w:val="en-US"/>
+              </w:rPr>
+            </w:pPr>
+            <w:r>
+              <w:rPr>
+                <w:rFonts w:ascii="Cascadia Mono" w:hAnsi="Cascadia Mono" w:cs="Cascadia Mono"/>
+                <w:sz w:val="19"/>
+                <w:szCs w:val="19"/>
+                <w:lang w:val="en-US"/>
+              </w:rPr>
+              <w:t xml:space="preserve">        if (</w:t>
+            </w:r>
+            <w:proofErr w:type="spellStart"/>
+            <w:r>
+              <w:rPr>
+                <w:rFonts w:ascii="Cascadia Mono" w:hAnsi="Cascadia Mono" w:cs="Cascadia Mono"/>
+                <w:sz w:val="19"/>
+                <w:szCs w:val="19"/>
+                <w:lang w:val="en-US"/>
+              </w:rPr>
+              <w:t>onoff</w:t>
+            </w:r>
+            <w:proofErr w:type="spellEnd"/>
+            <w:r>
+              <w:rPr>
+                <w:rFonts w:ascii="Cascadia Mono" w:hAnsi="Cascadia Mono" w:cs="Cascadia Mono"/>
+                <w:sz w:val="19"/>
+                <w:szCs w:val="19"/>
+                <w:lang w:val="en-US"/>
+              </w:rPr>
+              <w:t xml:space="preserve"> == 2)</w:t>
+            </w:r>
+          </w:p>
+          <w:p>
+            <w:pPr>
+              <w:pStyle w:val="a"/>
+              <w:rPr>
+                <w:rFonts w:ascii="Cascadia Mono" w:hAnsi="Cascadia Mono" w:cs="Cascadia Mono"/>
+                <w:sz w:val="19"/>
+                <w:szCs w:val="19"/>
+                <w:lang w:val="en-US"/>
+              </w:rPr>
+            </w:pPr>
+            <w:r>
+              <w:rPr>
+                <w:rFonts w:ascii="Cascadia Mono" w:hAnsi="Cascadia Mono" w:cs="Cascadia Mono"/>
+                <w:sz w:val="19"/>
+                <w:szCs w:val="19"/>
+                <w:lang w:val="en-US"/>
+              </w:rPr>
+              <w:t xml:space="preserve">        {damager2.enabled = false;}</w:t>
+            </w:r>
+          </w:p>
+          <w:p>
+            <w:pPr>
+              <w:pStyle w:val="a"/>
+              <w:rPr>
+                <w:rFonts w:ascii="Cascadia Mono" w:hAnsi="Cascadia Mono" w:cs="Cascadia Mono"/>
+                <w:sz w:val="19"/>
+                <w:szCs w:val="19"/>
+                <w:lang w:val="en-US"/>
+              </w:rPr>
+            </w:pPr>
+            <w:r>
+              <w:rPr>
+                <w:rFonts w:ascii="Cascadia Mono" w:hAnsi="Cascadia Mono" w:cs="Cascadia Mono"/>
+                <w:sz w:val="19"/>
+                <w:szCs w:val="19"/>
+                <w:lang w:val="en-US"/>
+              </w:rPr>
+              <w:t xml:space="preserve">        else if (</w:t>
+            </w:r>
+            <w:proofErr w:type="spellStart"/>
+            <w:r>
+              <w:rPr>
+                <w:rFonts w:ascii="Cascadia Mono" w:hAnsi="Cascadia Mono" w:cs="Cascadia Mono"/>
+                <w:sz w:val="19"/>
+                <w:szCs w:val="19"/>
+                <w:lang w:val="en-US"/>
+              </w:rPr>
+              <w:t>onoff</w:t>
+            </w:r>
+            <w:proofErr w:type="spellEnd"/>
+            <w:r>
+              <w:rPr>
+                <w:rFonts w:ascii="Cascadia Mono" w:hAnsi="Cascadia Mono" w:cs="Cascadia Mono"/>
+                <w:sz w:val="19"/>
+                <w:szCs w:val="19"/>
+                <w:lang w:val="en-US"/>
+              </w:rPr>
+              <w:t xml:space="preserve"> == 1)</w:t>
+            </w:r>
+          </w:p>
+          <w:p>
+            <w:pPr>
+              <w:pStyle w:val="a"/>
+              <w:rPr>
+                <w:rFonts w:ascii="Cascadia Mono" w:hAnsi="Cascadia Mono" w:cs="Cascadia Mono"/>
+                <w:sz w:val="19"/>
+                <w:szCs w:val="19"/>
+              </w:rPr>
+            </w:pPr>
+            <w:r>
+              <w:rPr>
+                <w:rFonts w:ascii="Cascadia Mono" w:hAnsi="Cascadia Mono" w:cs="Cascadia Mono"/>
+                <w:sz w:val="19"/>
+                <w:szCs w:val="19"/>
+                <w:lang w:val="en-US"/>
+              </w:rPr>
+              <w:t xml:space="preserve">        {damager2.enabled = true;</w:t>
+            </w:r>
+          </w:p>
+          <w:p>
+            <w:pPr>
+              <w:pStyle w:val="a"/>
+              <w:rPr>
+                <w:rFonts w:ascii="Cascadia Mono" w:hAnsi="Cascadia Mono" w:cs="Cascadia Mono"/>
+                <w:sz w:val="19"/>
+                <w:szCs w:val="19"/>
+              </w:rPr>
+            </w:pPr>
+            <w:r>
+              <w:rPr>
+                <w:rFonts w:ascii="Cascadia Mono" w:hAnsi="Cascadia Mono" w:cs="Cascadia Mono"/>
+                <w:sz w:val="19"/>
+                <w:szCs w:val="19"/>
+              </w:rPr>
+              <w:t xml:space="preserve">     </w:t>
+            </w:r>
+            <w:r>
+              <w:rPr>
+                <w:rFonts w:ascii="Cascadia Mono" w:hAnsi="Cascadia Mono" w:cs="Cascadia Mono"/>
+                <w:sz w:val="19"/>
+                <w:szCs w:val="19"/>
+                <w:lang w:val="en-US"/>
+              </w:rPr>
+              <w:t>}</w:t>
+            </w:r>
+          </w:p>
+          <w:p>
+            <w:pPr>
+              <w:pStyle w:val="a"/>
+              <w:rPr>
+                <w:rFonts w:ascii="Cascadia Mono" w:hAnsi="Cascadia Mono" w:cs="Cascadia Mono"/>
+                <w:sz w:val="19"/>
+                <w:szCs w:val="19"/>
+              </w:rPr>
+            </w:pPr>
+            <w:r>
+              <w:rPr>
+                <w:rFonts w:ascii="Cascadia Mono" w:hAnsi="Cascadia Mono" w:cs="Cascadia Mono"/>
+                <w:sz w:val="19"/>
+                <w:szCs w:val="19"/>
+              </w:rPr>
               <w:t xml:space="preserve">   </w:t>
             </w:r>
+            <w:r>
+              <w:rPr>
+                <w:rFonts w:ascii="Cascadia Mono" w:hAnsi="Cascadia Mono" w:cs="Cascadia Mono"/>
+                <w:sz w:val="19"/>
+                <w:szCs w:val="19"/>
+                <w:lang w:val="en-US"/>
+              </w:rPr>
+              <w:t>}</w:t>
+            </w:r>
           </w:p>
           <w:p>
             <w:pPr>
@@ -6482,347 +7303,7 @@
                 <w:szCs w:val="19"/>
                 <w:lang w:val="en-US"/>
               </w:rPr>
-              <w:t xml:space="preserve">    public void OnOffDamager1(int </w:t>
-            </w:r>
-            <w:proofErr w:type="spellStart"/>
-            <w:r>
-              <w:rPr>
-                <w:rFonts w:ascii="Cascadia Mono" w:hAnsi="Cascadia Mono" w:cs="Cascadia Mono"/>
-                <w:sz w:val="19"/>
-                <w:szCs w:val="19"/>
-                <w:lang w:val="en-US"/>
-              </w:rPr>
-              <w:t>onoff</w:t>
-            </w:r>
-            <w:proofErr w:type="spellEnd"/>
-            <w:r>
-              <w:rPr>
-                <w:rFonts w:ascii="Cascadia Mono" w:hAnsi="Cascadia Mono" w:cs="Cascadia Mono"/>
-                <w:sz w:val="19"/>
-                <w:szCs w:val="19"/>
-                <w:lang w:val="en-US"/>
-              </w:rPr>
-              <w:t>)</w:t>
-            </w:r>
-          </w:p>
-          <w:p>
-            <w:pPr>
-              <w:pStyle w:val="a"/>
-              <w:rPr>
-                <w:rFonts w:ascii="Cascadia Mono" w:hAnsi="Cascadia Mono" w:cs="Cascadia Mono"/>
-                <w:sz w:val="19"/>
-                <w:szCs w:val="19"/>
-                <w:lang w:val="en-US"/>
-              </w:rPr>
-            </w:pPr>
-            <w:r>
-              <w:rPr>
-                <w:rFonts w:ascii="Cascadia Mono" w:hAnsi="Cascadia Mono" w:cs="Cascadia Mono"/>
-                <w:sz w:val="19"/>
-                <w:szCs w:val="19"/>
-                <w:lang w:val="en-US"/>
-              </w:rPr>
-              <w:t xml:space="preserve">    {</w:t>
-            </w:r>
-          </w:p>
-          <w:p>
-            <w:pPr>
-              <w:pStyle w:val="a"/>
-              <w:rPr>
-                <w:rFonts w:ascii="Cascadia Mono" w:hAnsi="Cascadia Mono" w:cs="Cascadia Mono"/>
-                <w:sz w:val="19"/>
-                <w:szCs w:val="19"/>
-                <w:lang w:val="en-US"/>
-              </w:rPr>
-            </w:pPr>
-            <w:r>
-              <w:rPr>
-                <w:rFonts w:ascii="Cascadia Mono" w:hAnsi="Cascadia Mono" w:cs="Cascadia Mono"/>
-                <w:sz w:val="19"/>
-                <w:szCs w:val="19"/>
-                <w:lang w:val="en-US"/>
-              </w:rPr>
-              <w:t xml:space="preserve">        if (</w:t>
-            </w:r>
-            <w:proofErr w:type="spellStart"/>
-            <w:r>
-              <w:rPr>
-                <w:rFonts w:ascii="Cascadia Mono" w:hAnsi="Cascadia Mono" w:cs="Cascadia Mono"/>
-                <w:sz w:val="19"/>
-                <w:szCs w:val="19"/>
-                <w:lang w:val="en-US"/>
-              </w:rPr>
-              <w:t>onoff</w:t>
-            </w:r>
-            <w:proofErr w:type="spellEnd"/>
-            <w:r>
-              <w:rPr>
-                <w:rFonts w:ascii="Cascadia Mono" w:hAnsi="Cascadia Mono" w:cs="Cascadia Mono"/>
-                <w:sz w:val="19"/>
-                <w:szCs w:val="19"/>
-                <w:lang w:val="en-US"/>
-              </w:rPr>
-              <w:t xml:space="preserve"> == 2)</w:t>
-            </w:r>
-          </w:p>
-          <w:p>
-            <w:pPr>
-              <w:pStyle w:val="a"/>
-              <w:rPr>
-                <w:rFonts w:ascii="Cascadia Mono" w:hAnsi="Cascadia Mono" w:cs="Cascadia Mono"/>
-                <w:sz w:val="19"/>
-                <w:szCs w:val="19"/>
-                <w:lang w:val="en-US"/>
-              </w:rPr>
-            </w:pPr>
-            <w:r>
-              <w:rPr>
-                <w:rFonts w:ascii="Cascadia Mono" w:hAnsi="Cascadia Mono" w:cs="Cascadia Mono"/>
-                <w:sz w:val="19"/>
-                <w:szCs w:val="19"/>
-                <w:lang w:val="en-US"/>
-              </w:rPr>
-              <w:t xml:space="preserve">        {damager1.enabled = false;}</w:t>
-            </w:r>
-          </w:p>
-          <w:p>
-            <w:pPr>
-              <w:pStyle w:val="a"/>
-              <w:rPr>
-                <w:rFonts w:ascii="Cascadia Mono" w:hAnsi="Cascadia Mono" w:cs="Cascadia Mono"/>
-                <w:sz w:val="19"/>
-                <w:szCs w:val="19"/>
-                <w:lang w:val="en-US"/>
-              </w:rPr>
-            </w:pPr>
-            <w:r>
-              <w:rPr>
-                <w:rFonts w:ascii="Cascadia Mono" w:hAnsi="Cascadia Mono" w:cs="Cascadia Mono"/>
-                <w:sz w:val="19"/>
-                <w:szCs w:val="19"/>
-                <w:lang w:val="en-US"/>
-              </w:rPr>
-              <w:t xml:space="preserve">        else if (</w:t>
-            </w:r>
-            <w:proofErr w:type="spellStart"/>
-            <w:r>
-              <w:rPr>
-                <w:rFonts w:ascii="Cascadia Mono" w:hAnsi="Cascadia Mono" w:cs="Cascadia Mono"/>
-                <w:sz w:val="19"/>
-                <w:szCs w:val="19"/>
-                <w:lang w:val="en-US"/>
-              </w:rPr>
-              <w:t>onoff</w:t>
-            </w:r>
-            <w:proofErr w:type="spellEnd"/>
-            <w:r>
-              <w:rPr>
-                <w:rFonts w:ascii="Cascadia Mono" w:hAnsi="Cascadia Mono" w:cs="Cascadia Mono"/>
-                <w:sz w:val="19"/>
-                <w:szCs w:val="19"/>
-                <w:lang w:val="en-US"/>
-              </w:rPr>
-              <w:t xml:space="preserve"> == 1) </w:t>
-            </w:r>
-          </w:p>
-          <w:p>
-            <w:pPr>
-              <w:pStyle w:val="a"/>
-              <w:rPr>
-                <w:rFonts w:ascii="Cascadia Mono" w:hAnsi="Cascadia Mono" w:cs="Cascadia Mono"/>
-                <w:sz w:val="19"/>
-                <w:szCs w:val="19"/>
-                <w:lang w:val="en-US"/>
-              </w:rPr>
-            </w:pPr>
-            <w:r>
-              <w:rPr>
-                <w:rFonts w:ascii="Cascadia Mono" w:hAnsi="Cascadia Mono" w:cs="Cascadia Mono"/>
-                <w:sz w:val="19"/>
-                <w:szCs w:val="19"/>
-                <w:lang w:val="en-US"/>
-              </w:rPr>
-              <w:t xml:space="preserve">        {damager1.enabled = true;}}</w:t>
-            </w:r>
-          </w:p>
-          <w:p>
-            <w:pPr>
-              <w:pStyle w:val="a"/>
-              <w:rPr>
-                <w:rFonts w:ascii="Cascadia Mono" w:hAnsi="Cascadia Mono" w:cs="Cascadia Mono"/>
-                <w:sz w:val="19"/>
-                <w:szCs w:val="19"/>
-                <w:lang w:val="en-US"/>
-              </w:rPr>
-            </w:pPr>
-            <w:r>
-              <w:rPr>
-                <w:rFonts w:ascii="Cascadia Mono" w:hAnsi="Cascadia Mono" w:cs="Cascadia Mono"/>
-                <w:sz w:val="19"/>
-                <w:szCs w:val="19"/>
-                <w:lang w:val="en-US"/>
-              </w:rPr>
-              <w:t xml:space="preserve">    public void OnOffDamager2(int </w:t>
-            </w:r>
-            <w:proofErr w:type="spellStart"/>
-            <w:r>
-              <w:rPr>
-                <w:rFonts w:ascii="Cascadia Mono" w:hAnsi="Cascadia Mono" w:cs="Cascadia Mono"/>
-                <w:sz w:val="19"/>
-                <w:szCs w:val="19"/>
-                <w:lang w:val="en-US"/>
-              </w:rPr>
-              <w:t>onoff</w:t>
-            </w:r>
-            <w:proofErr w:type="spellEnd"/>
-            <w:r>
-              <w:rPr>
-                <w:rFonts w:ascii="Cascadia Mono" w:hAnsi="Cascadia Mono" w:cs="Cascadia Mono"/>
-                <w:sz w:val="19"/>
-                <w:szCs w:val="19"/>
-                <w:lang w:val="en-US"/>
-              </w:rPr>
-              <w:t>)</w:t>
-            </w:r>
-          </w:p>
-          <w:p>
-            <w:pPr>
-              <w:pStyle w:val="a"/>
-              <w:rPr>
-                <w:rFonts w:ascii="Cascadia Mono" w:hAnsi="Cascadia Mono" w:cs="Cascadia Mono"/>
-                <w:sz w:val="19"/>
-                <w:szCs w:val="19"/>
-                <w:lang w:val="en-US"/>
-              </w:rPr>
-            </w:pPr>
-            <w:r>
-              <w:rPr>
-                <w:rFonts w:ascii="Cascadia Mono" w:hAnsi="Cascadia Mono" w:cs="Cascadia Mono"/>
-                <w:sz w:val="19"/>
-                <w:szCs w:val="19"/>
-                <w:lang w:val="en-US"/>
-              </w:rPr>
-              <w:t xml:space="preserve">    {</w:t>
-            </w:r>
-          </w:p>
-          <w:p>
-            <w:pPr>
-              <w:pStyle w:val="a"/>
-              <w:rPr>
-                <w:rFonts w:ascii="Cascadia Mono" w:hAnsi="Cascadia Mono" w:cs="Cascadia Mono"/>
-                <w:sz w:val="19"/>
-                <w:szCs w:val="19"/>
-                <w:lang w:val="en-US"/>
-              </w:rPr>
-            </w:pPr>
-            <w:r>
-              <w:rPr>
-                <w:rFonts w:ascii="Cascadia Mono" w:hAnsi="Cascadia Mono" w:cs="Cascadia Mono"/>
-                <w:sz w:val="19"/>
-                <w:szCs w:val="19"/>
-                <w:lang w:val="en-US"/>
-              </w:rPr>
-              <w:t xml:space="preserve">        if (</w:t>
-            </w:r>
-            <w:proofErr w:type="spellStart"/>
-            <w:r>
-              <w:rPr>
-                <w:rFonts w:ascii="Cascadia Mono" w:hAnsi="Cascadia Mono" w:cs="Cascadia Mono"/>
-                <w:sz w:val="19"/>
-                <w:szCs w:val="19"/>
-                <w:lang w:val="en-US"/>
-              </w:rPr>
-              <w:t>onoff</w:t>
-            </w:r>
-            <w:proofErr w:type="spellEnd"/>
-            <w:r>
-              <w:rPr>
-                <w:rFonts w:ascii="Cascadia Mono" w:hAnsi="Cascadia Mono" w:cs="Cascadia Mono"/>
-                <w:sz w:val="19"/>
-                <w:szCs w:val="19"/>
-                <w:lang w:val="en-US"/>
-              </w:rPr>
-              <w:t xml:space="preserve"> == 2)</w:t>
-            </w:r>
-          </w:p>
-          <w:p>
-            <w:pPr>
-              <w:pStyle w:val="a"/>
-              <w:rPr>
-                <w:rFonts w:ascii="Cascadia Mono" w:hAnsi="Cascadia Mono" w:cs="Cascadia Mono"/>
-                <w:sz w:val="19"/>
-                <w:szCs w:val="19"/>
-                <w:lang w:val="en-US"/>
-              </w:rPr>
-            </w:pPr>
-            <w:r>
-              <w:rPr>
-                <w:rFonts w:ascii="Cascadia Mono" w:hAnsi="Cascadia Mono" w:cs="Cascadia Mono"/>
-                <w:sz w:val="19"/>
-                <w:szCs w:val="19"/>
-                <w:lang w:val="en-US"/>
-              </w:rPr>
-              <w:t xml:space="preserve">        {damager2.enabled = false;}</w:t>
-            </w:r>
-          </w:p>
-          <w:p>
-            <w:pPr>
-              <w:pStyle w:val="a"/>
-              <w:rPr>
-                <w:rFonts w:ascii="Cascadia Mono" w:hAnsi="Cascadia Mono" w:cs="Cascadia Mono"/>
-                <w:sz w:val="19"/>
-                <w:szCs w:val="19"/>
-                <w:lang w:val="en-US"/>
-              </w:rPr>
-            </w:pPr>
-            <w:r>
-              <w:rPr>
-                <w:rFonts w:ascii="Cascadia Mono" w:hAnsi="Cascadia Mono" w:cs="Cascadia Mono"/>
-                <w:sz w:val="19"/>
-                <w:szCs w:val="19"/>
-                <w:lang w:val="en-US"/>
-              </w:rPr>
-              <w:t xml:space="preserve">        else if (</w:t>
-            </w:r>
-            <w:proofErr w:type="spellStart"/>
-            <w:r>
-              <w:rPr>
-                <w:rFonts w:ascii="Cascadia Mono" w:hAnsi="Cascadia Mono" w:cs="Cascadia Mono"/>
-                <w:sz w:val="19"/>
-                <w:szCs w:val="19"/>
-                <w:lang w:val="en-US"/>
-              </w:rPr>
-              <w:t>onoff</w:t>
-            </w:r>
-            <w:proofErr w:type="spellEnd"/>
-            <w:r>
-              <w:rPr>
-                <w:rFonts w:ascii="Cascadia Mono" w:hAnsi="Cascadia Mono" w:cs="Cascadia Mono"/>
-                <w:sz w:val="19"/>
-                <w:szCs w:val="19"/>
-                <w:lang w:val="en-US"/>
-              </w:rPr>
-              <w:t xml:space="preserve"> == 1)</w:t>
-            </w:r>
-          </w:p>
-          <w:p>
-            <w:pPr>
-              <w:pStyle w:val="a"/>
-              <w:rPr>
-                <w:rFonts w:ascii="Cascadia Mono" w:hAnsi="Cascadia Mono" w:cs="Cascadia Mono"/>
-                <w:sz w:val="19"/>
-                <w:szCs w:val="19"/>
-                <w:lang w:val="en-US"/>
-              </w:rPr>
-            </w:pPr>
-            <w:r>
-              <w:rPr>
-                <w:rFonts w:ascii="Cascadia Mono" w:hAnsi="Cascadia Mono" w:cs="Cascadia Mono"/>
-                <w:sz w:val="19"/>
-                <w:szCs w:val="19"/>
-                <w:lang w:val="en-US"/>
-              </w:rPr>
-              <w:t xml:space="preserve">        {damager2.enabled = true;}}}</w:t>
+              <w:t>}</w:t>
             </w:r>
           </w:p>
         </w:tc>
@@ -7348,9 +7829,12 @@
         <w:jc w:val="center"/>
       </w:pPr>
       <w:r>
+        <w:rPr>
+          <w:noProof/>
+        </w:rPr>
         <w:drawing>
-          <wp:inline distT="0" distB="0" distL="0" distR="0" wp14:anchorId="505EB9D6" wp14:editId="5E7CDD2D">
-            <wp:extent cx="5983700" cy="2663687"/>
+          <wp:inline distT="0" distB="0" distL="0" distR="0" wp14:anchorId="505EB9D6" wp14:editId="7C3D8C4D">
+            <wp:extent cx="5640779" cy="2511033"/>
             <wp:effectExtent l="0" t="0" r="0" b="3810"/>
             <wp:docPr id="1783715457" name="Picture 1"/>
             <wp:cNvGraphicFramePr>
@@ -7372,7 +7856,7 @@
                   <pic:spPr>
                     <a:xfrm>
                       <a:off x="0" y="0"/>
-                      <a:ext cx="5983700" cy="2663687"/>
+                      <a:ext cx="5652104" cy="2516074"/>
                     </a:xfrm>
                     <a:prstGeom prst="rect">
                       <a:avLst/>
@@ -7412,7 +7896,21 @@
       </w:r>
       <w:proofErr w:type="spellEnd"/>
       <w:r>
-        <w:t xml:space="preserve"> реализованных механик. Скриншот врага, идущего за игроком представлен на рисунке 10.9.</w:t>
+        <w:t xml:space="preserve"> реализованных механик</w:t>
+      </w:r>
+      <w:r>
+        <w:t xml:space="preserve"> с целью проверки их работоспособности</w:t>
+      </w:r>
+      <w:r>
+        <w:t>.</w:t>
+      </w:r>
+    </w:p>
+    <w:p>
+      <w:pPr>
+        <w:pStyle w:val="a"/>
+      </w:pPr>
+      <w:r>
+        <w:t>Скриншот врага, идущего за игроком представлен на рисунке 10.9.</w:t>
       </w:r>
     </w:p>
     <w:p>
@@ -7426,9 +7924,9 @@
           <w:noProof/>
         </w:rPr>
         <w:drawing>
-          <wp:inline distT="0" distB="0" distL="0" distR="0" wp14:anchorId="35958270" wp14:editId="15747B2A">
-            <wp:extent cx="5887003" cy="3425588"/>
-            <wp:effectExtent l="0" t="0" r="5080" b="5715"/>
+          <wp:inline distT="0" distB="0" distL="0" distR="0" wp14:anchorId="35958270" wp14:editId="22E5B761">
+            <wp:extent cx="5755111" cy="3348842"/>
+            <wp:effectExtent l="0" t="0" r="0" b="4445"/>
             <wp:docPr id="1064611602" name="Picture 1"/>
             <wp:cNvGraphicFramePr>
               <a:graphicFrameLocks xmlns:a="http://schemas.openxmlformats.org/drawingml/2006/main" noChangeAspect="1"/>
@@ -7449,7 +7947,7 @@
                   <pic:spPr>
                     <a:xfrm>
                       <a:off x="0" y="0"/>
-                      <a:ext cx="5887003" cy="3425588"/>
+                      <a:ext cx="5765625" cy="3354960"/>
                     </a:xfrm>
                     <a:prstGeom prst="rect">
                       <a:avLst/>

--- a/отчеты 2-10/отчет 10.docx
+++ b/отчеты 2-10/отчет 10.docx
@@ -1008,7 +1008,7 @@
             <w:tabs>
               <w:tab w:val="right" w:leader="dot" w:pos="9344"/>
             </w:tabs>
-            <w:spacing w:after="100" w:line="0" w:lineRule="atLeast"/>
+            <w:spacing w:after="100"/>
             <w:rPr>
               <w:rFonts w:asciiTheme="minorHAnsi" w:eastAsiaTheme="minorEastAsia" w:hAnsiTheme="minorHAnsi" w:cstheme="minorBidi"/>
               <w:noProof/>
@@ -1093,7 +1093,7 @@
             <w:tabs>
               <w:tab w:val="right" w:leader="dot" w:pos="9344"/>
             </w:tabs>
-            <w:spacing w:after="100" w:line="0" w:lineRule="atLeast"/>
+            <w:spacing w:after="100"/>
             <w:rPr>
               <w:rFonts w:asciiTheme="minorHAnsi" w:eastAsiaTheme="minorEastAsia" w:hAnsiTheme="minorHAnsi" w:cstheme="minorBidi"/>
               <w:noProof/>
@@ -1168,7 +1168,7 @@
             <w:tabs>
               <w:tab w:val="right" w:leader="dot" w:pos="9344"/>
             </w:tabs>
-            <w:spacing w:after="100" w:line="0" w:lineRule="atLeast"/>
+            <w:spacing w:after="100"/>
             <w:rPr>
               <w:rFonts w:asciiTheme="minorHAnsi" w:eastAsiaTheme="minorEastAsia" w:hAnsiTheme="minorHAnsi" w:cstheme="minorBidi"/>
               <w:noProof/>
@@ -1244,7 +1244,7 @@
             <w:tabs>
               <w:tab w:val="right" w:leader="dot" w:pos="9344"/>
             </w:tabs>
-            <w:spacing w:after="100" w:line="0" w:lineRule="atLeast"/>
+            <w:spacing w:after="100"/>
             <w:rPr>
               <w:rFonts w:asciiTheme="minorHAnsi" w:eastAsiaTheme="minorEastAsia" w:hAnsiTheme="minorHAnsi" w:cstheme="minorBidi"/>
               <w:noProof/>
@@ -1319,6 +1319,7 @@
             <w:tabs>
               <w:tab w:val="right" w:leader="dot" w:pos="9344"/>
             </w:tabs>
+            <w:spacing w:after="100"/>
             <w:rPr>
               <w:rFonts w:asciiTheme="minorHAnsi" w:eastAsiaTheme="minorEastAsia" w:hAnsiTheme="minorHAnsi" w:cstheme="minorBidi"/>
               <w:noProof/>
@@ -1389,6 +1390,7 @@
         </w:p>
         <w:p>
           <w:pPr>
+            <w:spacing w:after="100" w:line="360" w:lineRule="auto"/>
             <w:rPr>
               <w:rFonts w:ascii="Times New Roman" w:hAnsi="Times New Roman" w:cs="Times New Roman"/>
               <w:sz w:val="28"/>
@@ -1818,7 +1820,16 @@
         <w:jc w:val="center"/>
       </w:pPr>
       <w:r>
-        <w:t>Рисунок 10.1 Выбранная модель врага</w:t>
+        <w:t>Рисунок 10.1</w:t>
+      </w:r>
+      <w:r>
+        <w:rPr>
+          <w:lang w:val="en-US"/>
+        </w:rPr>
+        <w:t>.</w:t>
+      </w:r>
+      <w:r>
+        <w:t xml:space="preserve"> Выбранная модель врага</w:t>
       </w:r>
     </w:p>
     <w:p>
@@ -2149,7 +2160,13 @@
         <w:jc w:val="center"/>
       </w:pPr>
       <w:r>
-        <w:t xml:space="preserve">Рисунок 10.3 </w:t>
+        <w:t>Рисунок 10.3</w:t>
+      </w:r>
+      <w:r>
+        <w:t>.</w:t>
+      </w:r>
+      <w:r>
+        <w:t xml:space="preserve"> </w:t>
       </w:r>
       <w:r>
         <w:t xml:space="preserve">Анимация </w:t>
@@ -2295,6 +2312,9 @@
         <w:t xml:space="preserve"> 10.4</w:t>
       </w:r>
       <w:r>
+        <w:t>.</w:t>
+      </w:r>
+      <w:r>
         <w:t xml:space="preserve"> </w:t>
       </w:r>
       <w:r>
@@ -2351,140 +2371,118 @@
     <w:p>
       <w:pPr>
         <w:pStyle w:val="a"/>
+      </w:pPr>
+      <w:r>
+        <w:t>Скриншот</w:t>
+      </w:r>
+      <w:r>
+        <w:t xml:space="preserve"> </w:t>
+      </w:r>
+      <w:r>
+        <w:t>врага</w:t>
+      </w:r>
+      <w:r>
+        <w:t xml:space="preserve">, </w:t>
+      </w:r>
+      <w:r>
+        <w:t>исполняющего</w:t>
+      </w:r>
+      <w:r>
+        <w:t xml:space="preserve"> </w:t>
+      </w:r>
+      <w:r>
+        <w:t>анимацию</w:t>
+      </w:r>
+      <w:r>
+        <w:t xml:space="preserve"> </w:t>
+      </w:r>
+      <w:r>
         <w:rPr>
           <w:lang w:val="en-US"/>
         </w:rPr>
-      </w:pPr>
-      <w:r>
-        <w:t>Скриншот</w:t>
+        <w:t>Standing</w:t>
+      </w:r>
+      <w:r>
+        <w:t xml:space="preserve"> </w:t>
       </w:r>
       <w:r>
         <w:rPr>
           <w:lang w:val="en-US"/>
         </w:rPr>
+        <w:t>Melee</w:t>
+      </w:r>
+      <w:r>
         <w:t xml:space="preserve"> </w:t>
       </w:r>
       <w:r>
-        <w:t>врага</w:t>
-      </w:r>
-      <w:r>
         <w:rPr>
           <w:lang w:val="en-US"/>
         </w:rPr>
+        <w:t>Combo</w:t>
+      </w:r>
+      <w:r>
+        <w:t xml:space="preserve"> </w:t>
+      </w:r>
+      <w:r>
+        <w:rPr>
+          <w:lang w:val="en-US"/>
+        </w:rPr>
+        <w:t>Attack</w:t>
+      </w:r>
+      <w:r>
+        <w:t xml:space="preserve"> </w:t>
+      </w:r>
+      <w:r>
+        <w:rPr>
+          <w:lang w:val="en-US"/>
+        </w:rPr>
+        <w:t>Ver</w:t>
+      </w:r>
+      <w:r>
+        <w:t xml:space="preserve">.2 </w:t>
+      </w:r>
+      <w:r>
+        <w:t>в</w:t>
+      </w:r>
+      <w:r>
+        <w:t xml:space="preserve"> </w:t>
+      </w:r>
+      <w:proofErr w:type="spellStart"/>
+      <w:r>
+        <w:rPr>
+          <w:lang w:val="en-US"/>
+        </w:rPr>
+        <w:t>mixamo</w:t>
+      </w:r>
+      <w:proofErr w:type="spellEnd"/>
+      <w:r>
+        <w:t>.</w:t>
+      </w:r>
+      <w:r>
+        <w:rPr>
+          <w:lang w:val="en-US"/>
+        </w:rPr>
+        <w:t>com</w:t>
+      </w:r>
+      <w:r>
         <w:t xml:space="preserve">, </w:t>
       </w:r>
       <w:r>
-        <w:t>исполняющего</w:t>
-      </w:r>
-      <w:r>
-        <w:rPr>
-          <w:lang w:val="en-US"/>
-        </w:rPr>
+        <w:t>представлен</w:t>
+      </w:r>
+      <w:r>
         <w:t xml:space="preserve"> </w:t>
       </w:r>
       <w:r>
-        <w:t>анимацию</w:t>
-      </w:r>
-      <w:r>
-        <w:rPr>
-          <w:lang w:val="en-US"/>
-        </w:rPr>
+        <w:t>на</w:t>
+      </w:r>
+      <w:r>
         <w:t xml:space="preserve"> </w:t>
       </w:r>
       <w:r>
-        <w:rPr>
-          <w:lang w:val="en-US"/>
-        </w:rPr>
-        <w:t>Standing</w:t>
-      </w:r>
-      <w:r>
-        <w:rPr>
-          <w:lang w:val="en-US"/>
-        </w:rPr>
-        <w:t xml:space="preserve"> </w:t>
-      </w:r>
-      <w:r>
-        <w:rPr>
-          <w:lang w:val="en-US"/>
-        </w:rPr>
-        <w:t>Melee</w:t>
-      </w:r>
-      <w:r>
-        <w:rPr>
-          <w:lang w:val="en-US"/>
-        </w:rPr>
-        <w:t xml:space="preserve"> </w:t>
-      </w:r>
-      <w:r>
-        <w:rPr>
-          <w:lang w:val="en-US"/>
-        </w:rPr>
-        <w:t>Combo</w:t>
-      </w:r>
-      <w:r>
-        <w:rPr>
-          <w:lang w:val="en-US"/>
-        </w:rPr>
-        <w:t xml:space="preserve"> </w:t>
-      </w:r>
-      <w:r>
-        <w:rPr>
-          <w:lang w:val="en-US"/>
-        </w:rPr>
-        <w:t>Attack</w:t>
-      </w:r>
-      <w:r>
-        <w:rPr>
-          <w:lang w:val="en-US"/>
-        </w:rPr>
-        <w:t xml:space="preserve"> </w:t>
-      </w:r>
-      <w:r>
-        <w:rPr>
-          <w:lang w:val="en-US"/>
-        </w:rPr>
-        <w:t>Ver</w:t>
-      </w:r>
-      <w:r>
-        <w:rPr>
-          <w:lang w:val="en-US"/>
-        </w:rPr>
-        <w:t xml:space="preserve">.2 </w:t>
-      </w:r>
-      <w:r>
-        <w:t>в</w:t>
-      </w:r>
-      <w:r>
-        <w:rPr>
-          <w:lang w:val="en-US"/>
-        </w:rPr>
-        <w:t xml:space="preserve"> mixamo.com, </w:t>
-      </w:r>
-      <w:r>
-        <w:t>представлен</w:t>
-      </w:r>
-      <w:r>
-        <w:rPr>
-          <w:lang w:val="en-US"/>
-        </w:rPr>
-        <w:t xml:space="preserve"> </w:t>
-      </w:r>
-      <w:r>
-        <w:t>на</w:t>
-      </w:r>
-      <w:r>
-        <w:rPr>
-          <w:lang w:val="en-US"/>
-        </w:rPr>
-        <w:t xml:space="preserve"> </w:t>
-      </w:r>
-      <w:r>
         <w:t>рисунке</w:t>
       </w:r>
       <w:r>
-        <w:rPr>
-          <w:lang w:val="en-US"/>
-        </w:rPr>
         <w:t xml:space="preserve"> 10.5.</w:t>
       </w:r>
     </w:p>
@@ -2557,7 +2555,19 @@
         <w:rPr>
           <w:lang w:val="en-US"/>
         </w:rPr>
-        <w:t xml:space="preserve"> 10.5 </w:t>
+        <w:t xml:space="preserve"> 10.5</w:t>
+      </w:r>
+      <w:r>
+        <w:rPr>
+          <w:lang w:val="en-US"/>
+        </w:rPr>
+        <w:t>.</w:t>
+      </w:r>
+      <w:r>
+        <w:rPr>
+          <w:lang w:val="en-US"/>
+        </w:rPr>
+        <w:t xml:space="preserve"> </w:t>
       </w:r>
       <w:r>
         <w:t>Анимация</w:t>
@@ -2904,6 +2914,7 @@
           <w:p>
             <w:pPr>
               <w:pStyle w:val="a"/>
+              <w:ind w:firstLine="22"/>
               <w:rPr>
                 <w:rFonts w:ascii="Cascadia Mono" w:hAnsi="Cascadia Mono" w:cs="Cascadia Mono"/>
                 <w:sz w:val="19"/>
@@ -2944,6 +2955,7 @@
           <w:p>
             <w:pPr>
               <w:pStyle w:val="a"/>
+              <w:ind w:firstLine="22"/>
               <w:rPr>
                 <w:rFonts w:ascii="Cascadia Mono" w:hAnsi="Cascadia Mono" w:cs="Cascadia Mono"/>
                 <w:sz w:val="19"/>
@@ -3017,6 +3029,7 @@
           <w:p>
             <w:pPr>
               <w:pStyle w:val="a"/>
+              <w:ind w:firstLine="22"/>
               <w:rPr>
                 <w:rFonts w:ascii="Cascadia Mono" w:hAnsi="Cascadia Mono" w:cs="Cascadia Mono"/>
                 <w:sz w:val="19"/>
@@ -3099,6 +3112,7 @@
           <w:p>
             <w:pPr>
               <w:pStyle w:val="a"/>
+              <w:ind w:firstLine="22"/>
               <w:rPr>
                 <w:rFonts w:ascii="Cascadia Mono" w:hAnsi="Cascadia Mono" w:cs="Cascadia Mono"/>
                 <w:sz w:val="19"/>
@@ -3161,6 +3175,7 @@
           <w:p>
             <w:pPr>
               <w:pStyle w:val="a"/>
+              <w:ind w:firstLine="22"/>
               <w:rPr>
                 <w:rFonts w:ascii="Cascadia Mono" w:hAnsi="Cascadia Mono" w:cs="Cascadia Mono"/>
                 <w:sz w:val="19"/>
@@ -3221,6 +3236,7 @@
           <w:p>
             <w:pPr>
               <w:pStyle w:val="a"/>
+              <w:ind w:firstLine="22"/>
               <w:rPr>
                 <w:rFonts w:ascii="Cascadia Mono" w:hAnsi="Cascadia Mono" w:cs="Cascadia Mono"/>
                 <w:sz w:val="19"/>
@@ -3305,6 +3321,7 @@
           <w:p>
             <w:pPr>
               <w:pStyle w:val="a"/>
+              <w:ind w:firstLine="22"/>
               <w:rPr>
                 <w:rFonts w:ascii="Cascadia Mono" w:hAnsi="Cascadia Mono" w:cs="Cascadia Mono"/>
                 <w:sz w:val="19"/>
@@ -3367,6 +3384,7 @@
           <w:p>
             <w:pPr>
               <w:pStyle w:val="a"/>
+              <w:ind w:firstLine="22"/>
               <w:rPr>
                 <w:rFonts w:ascii="Cascadia Mono" w:hAnsi="Cascadia Mono" w:cs="Cascadia Mono"/>
                 <w:sz w:val="19"/>
@@ -3451,6 +3469,7 @@
           <w:p>
             <w:pPr>
               <w:pStyle w:val="a"/>
+              <w:ind w:firstLine="22"/>
               <w:rPr>
                 <w:rFonts w:ascii="Cascadia Mono" w:hAnsi="Cascadia Mono" w:cs="Cascadia Mono"/>
                 <w:sz w:val="19"/>
@@ -3513,6 +3532,7 @@
           <w:p>
             <w:pPr>
               <w:pStyle w:val="a"/>
+              <w:ind w:firstLine="22"/>
               <w:rPr>
                 <w:rFonts w:ascii="Cascadia Mono" w:hAnsi="Cascadia Mono" w:cs="Cascadia Mono"/>
                 <w:sz w:val="19"/>
@@ -3575,6 +3595,7 @@
           <w:p>
             <w:pPr>
               <w:pStyle w:val="a"/>
+              <w:ind w:firstLine="22"/>
               <w:rPr>
                 <w:rFonts w:ascii="Cascadia Mono" w:hAnsi="Cascadia Mono" w:cs="Cascadia Mono"/>
                 <w:sz w:val="19"/>
@@ -3635,6 +3656,7 @@
           <w:p>
             <w:pPr>
               <w:pStyle w:val="a"/>
+              <w:ind w:firstLine="22"/>
               <w:rPr>
                 <w:rFonts w:ascii="Cascadia Mono" w:hAnsi="Cascadia Mono" w:cs="Cascadia Mono"/>
                 <w:sz w:val="19"/>
@@ -3737,6 +3759,7 @@
           <w:p>
             <w:pPr>
               <w:pStyle w:val="a"/>
+              <w:ind w:firstLine="22"/>
               <w:rPr>
                 <w:rFonts w:ascii="Cascadia Mono" w:hAnsi="Cascadia Mono" w:cs="Cascadia Mono"/>
                 <w:sz w:val="19"/>
@@ -3799,6 +3822,7 @@
           <w:p>
             <w:pPr>
               <w:pStyle w:val="a"/>
+              <w:ind w:firstLine="22"/>
               <w:rPr>
                 <w:rFonts w:ascii="Cascadia Mono" w:hAnsi="Cascadia Mono" w:cs="Cascadia Mono"/>
                 <w:sz w:val="19"/>
@@ -3861,6 +3885,7 @@
           <w:p>
             <w:pPr>
               <w:pStyle w:val="a"/>
+              <w:ind w:firstLine="22"/>
               <w:rPr>
                 <w:rFonts w:ascii="Cascadia Mono" w:hAnsi="Cascadia Mono" w:cs="Cascadia Mono"/>
                 <w:sz w:val="19"/>
@@ -3921,6 +3946,7 @@
           <w:p>
             <w:pPr>
               <w:pStyle w:val="a"/>
+              <w:ind w:firstLine="22"/>
               <w:rPr>
                 <w:rFonts w:ascii="Cascadia Mono" w:hAnsi="Cascadia Mono" w:cs="Cascadia Mono"/>
                 <w:sz w:val="19"/>
@@ -4023,6 +4049,7 @@
           <w:p>
             <w:pPr>
               <w:pStyle w:val="a"/>
+              <w:ind w:firstLine="22"/>
               <w:rPr>
                 <w:rFonts w:ascii="Cascadia Mono" w:hAnsi="Cascadia Mono" w:cs="Cascadia Mono"/>
                 <w:sz w:val="19"/>
@@ -4085,6 +4112,7 @@
           <w:p>
             <w:pPr>
               <w:pStyle w:val="a"/>
+              <w:ind w:firstLine="22"/>
               <w:rPr>
                 <w:rFonts w:ascii="Cascadia Mono" w:hAnsi="Cascadia Mono" w:cs="Cascadia Mono"/>
                 <w:sz w:val="19"/>
@@ -4200,6 +4228,7 @@
           <w:p>
             <w:pPr>
               <w:pStyle w:val="a"/>
+              <w:ind w:firstLine="22"/>
               <w:rPr>
                 <w:rFonts w:ascii="Cascadia Mono" w:hAnsi="Cascadia Mono" w:cs="Cascadia Mono"/>
                 <w:sz w:val="19"/>
@@ -4240,6 +4269,7 @@
           <w:p>
             <w:pPr>
               <w:pStyle w:val="a"/>
+              <w:ind w:firstLine="22"/>
               <w:rPr>
                 <w:rFonts w:ascii="Cascadia Mono" w:hAnsi="Cascadia Mono" w:cs="Cascadia Mono"/>
                 <w:sz w:val="19"/>
@@ -4302,6 +4332,7 @@
           <w:p>
             <w:pPr>
               <w:pStyle w:val="a"/>
+              <w:ind w:firstLine="22"/>
               <w:rPr>
                 <w:rFonts w:ascii="Cascadia Mono" w:hAnsi="Cascadia Mono" w:cs="Cascadia Mono"/>
                 <w:sz w:val="19"/>
@@ -4322,6 +4353,7 @@
           <w:p>
             <w:pPr>
               <w:pStyle w:val="a"/>
+              <w:ind w:firstLine="22"/>
               <w:rPr>
                 <w:rFonts w:ascii="Cascadia Mono" w:hAnsi="Cascadia Mono" w:cs="Cascadia Mono"/>
                 <w:sz w:val="19"/>
@@ -4404,6 +4436,7 @@
           <w:p>
             <w:pPr>
               <w:pStyle w:val="a"/>
+              <w:ind w:firstLine="22"/>
               <w:rPr>
                 <w:rFonts w:ascii="Cascadia Mono" w:hAnsi="Cascadia Mono" w:cs="Cascadia Mono"/>
                 <w:sz w:val="19"/>
@@ -4444,6 +4477,7 @@
           <w:p>
             <w:pPr>
               <w:pStyle w:val="a"/>
+              <w:ind w:firstLine="22"/>
               <w:rPr>
                 <w:rFonts w:ascii="Cascadia Mono" w:hAnsi="Cascadia Mono" w:cs="Cascadia Mono"/>
                 <w:sz w:val="19"/>
@@ -4506,6 +4540,7 @@
           <w:p>
             <w:pPr>
               <w:pStyle w:val="a"/>
+              <w:ind w:firstLine="22"/>
               <w:rPr>
                 <w:rFonts w:ascii="Cascadia Mono" w:hAnsi="Cascadia Mono" w:cs="Cascadia Mono"/>
                 <w:sz w:val="19"/>
@@ -4568,6 +4603,7 @@
           <w:p>
             <w:pPr>
               <w:pStyle w:val="a"/>
+              <w:ind w:firstLine="22"/>
               <w:rPr>
                 <w:rFonts w:ascii="Cascadia Mono" w:hAnsi="Cascadia Mono" w:cs="Cascadia Mono"/>
                 <w:sz w:val="19"/>
@@ -4650,6 +4686,7 @@
           <w:p>
             <w:pPr>
               <w:pStyle w:val="a"/>
+              <w:ind w:firstLine="22"/>
               <w:rPr>
                 <w:rFonts w:ascii="Cascadia Mono" w:hAnsi="Cascadia Mono" w:cs="Cascadia Mono"/>
                 <w:sz w:val="19"/>
@@ -4670,6 +4707,7 @@
           <w:p>
             <w:pPr>
               <w:pStyle w:val="a"/>
+              <w:ind w:firstLine="22"/>
               <w:rPr>
                 <w:rFonts w:ascii="Cascadia Mono" w:hAnsi="Cascadia Mono" w:cs="Cascadia Mono"/>
                 <w:sz w:val="19"/>
@@ -4752,6 +4790,7 @@
           <w:p>
             <w:pPr>
               <w:pStyle w:val="a"/>
+              <w:ind w:firstLine="22"/>
               <w:rPr>
                 <w:rFonts w:ascii="Cascadia Mono" w:hAnsi="Cascadia Mono" w:cs="Cascadia Mono"/>
                 <w:sz w:val="19"/>
@@ -4814,6 +4853,7 @@
           <w:p>
             <w:pPr>
               <w:pStyle w:val="a"/>
+              <w:ind w:firstLine="22"/>
               <w:rPr>
                 <w:rFonts w:ascii="Cascadia Mono" w:hAnsi="Cascadia Mono" w:cs="Cascadia Mono"/>
                 <w:sz w:val="19"/>
@@ -4936,10 +4976,12 @@
           <w:p>
             <w:pPr>
               <w:pStyle w:val="a"/>
-              <w:rPr>
-                <w:rFonts w:ascii="Cascadia Mono" w:hAnsi="Cascadia Mono" w:cs="Cascadia Mono"/>
-                <w:sz w:val="19"/>
-                <w:szCs w:val="19"/>
+              <w:ind w:firstLine="22"/>
+              <w:rPr>
+                <w:rFonts w:ascii="Cascadia Mono" w:hAnsi="Cascadia Mono" w:cs="Cascadia Mono"/>
+                <w:sz w:val="19"/>
+                <w:szCs w:val="19"/>
+                <w:lang w:val="en-US"/>
               </w:rPr>
             </w:pPr>
             <w:r>
@@ -4975,20 +5017,24 @@
           <w:p>
             <w:pPr>
               <w:pStyle w:val="a"/>
-              <w:rPr>
-                <w:rFonts w:ascii="Cascadia Mono" w:hAnsi="Cascadia Mono" w:cs="Cascadia Mono"/>
-                <w:sz w:val="19"/>
-                <w:szCs w:val="19"/>
+              <w:ind w:firstLine="22"/>
+              <w:rPr>
+                <w:rFonts w:ascii="Cascadia Mono" w:hAnsi="Cascadia Mono" w:cs="Cascadia Mono"/>
+                <w:sz w:val="19"/>
+                <w:szCs w:val="19"/>
+                <w:lang w:val="en-US"/>
               </w:rPr>
             </w:pPr>
           </w:p>
           <w:p>
             <w:pPr>
               <w:pStyle w:val="a"/>
-              <w:rPr>
-                <w:rFonts w:ascii="Cascadia Mono" w:hAnsi="Cascadia Mono" w:cs="Cascadia Mono"/>
-                <w:sz w:val="19"/>
-                <w:szCs w:val="19"/>
+              <w:ind w:firstLine="22"/>
+              <w:rPr>
+                <w:rFonts w:ascii="Cascadia Mono" w:hAnsi="Cascadia Mono" w:cs="Cascadia Mono"/>
+                <w:sz w:val="19"/>
+                <w:szCs w:val="19"/>
+                <w:lang w:val="en-US"/>
               </w:rPr>
             </w:pPr>
             <w:r>
@@ -5046,6 +5092,7 @@
           <w:p>
             <w:pPr>
               <w:pStyle w:val="a"/>
+              <w:ind w:firstLine="22"/>
               <w:rPr>
                 <w:rFonts w:ascii="Cascadia Mono" w:hAnsi="Cascadia Mono" w:cs="Cascadia Mono"/>
                 <w:sz w:val="19"/>
@@ -5066,10 +5113,12 @@
           <w:p>
             <w:pPr>
               <w:pStyle w:val="a"/>
-              <w:rPr>
-                <w:rFonts w:ascii="Cascadia Mono" w:hAnsi="Cascadia Mono" w:cs="Cascadia Mono"/>
-                <w:sz w:val="19"/>
-                <w:szCs w:val="19"/>
+              <w:ind w:firstLine="22"/>
+              <w:rPr>
+                <w:rFonts w:ascii="Cascadia Mono" w:hAnsi="Cascadia Mono" w:cs="Cascadia Mono"/>
+                <w:sz w:val="19"/>
+                <w:szCs w:val="19"/>
+                <w:lang w:val="en-US"/>
               </w:rPr>
             </w:pPr>
             <w:r>
@@ -5147,6 +5196,7 @@
           <w:p>
             <w:pPr>
               <w:pStyle w:val="a"/>
+              <w:ind w:firstLine="22"/>
               <w:rPr>
                 <w:rFonts w:ascii="Cascadia Mono" w:hAnsi="Cascadia Mono" w:cs="Cascadia Mono"/>
                 <w:sz w:val="19"/>
@@ -5167,6 +5217,7 @@
           <w:p>
             <w:pPr>
               <w:pStyle w:val="a"/>
+              <w:ind w:firstLine="22"/>
               <w:rPr>
                 <w:rFonts w:ascii="Cascadia Mono" w:hAnsi="Cascadia Mono" w:cs="Cascadia Mono"/>
                 <w:sz w:val="19"/>
@@ -5207,10 +5258,12 @@
           <w:p>
             <w:pPr>
               <w:pStyle w:val="a"/>
-              <w:rPr>
-                <w:rFonts w:ascii="Cascadia Mono" w:hAnsi="Cascadia Mono" w:cs="Cascadia Mono"/>
-                <w:sz w:val="19"/>
-                <w:szCs w:val="19"/>
+              <w:ind w:firstLine="22"/>
+              <w:rPr>
+                <w:rFonts w:ascii="Cascadia Mono" w:hAnsi="Cascadia Mono" w:cs="Cascadia Mono"/>
+                <w:sz w:val="19"/>
+                <w:szCs w:val="19"/>
+                <w:lang w:val="en-US"/>
               </w:rPr>
             </w:pPr>
             <w:r>
@@ -5268,6 +5321,7 @@
           <w:p>
             <w:pPr>
               <w:pStyle w:val="a"/>
+              <w:ind w:firstLine="22"/>
               <w:rPr>
                 <w:rFonts w:ascii="Cascadia Mono" w:hAnsi="Cascadia Mono" w:cs="Cascadia Mono"/>
                 <w:sz w:val="19"/>
@@ -5288,6 +5342,7 @@
           <w:p>
             <w:pPr>
               <w:pStyle w:val="a"/>
+              <w:ind w:firstLine="22"/>
               <w:rPr>
                 <w:rFonts w:ascii="Cascadia Mono" w:hAnsi="Cascadia Mono" w:cs="Cascadia Mono"/>
                 <w:sz w:val="19"/>
@@ -5307,6 +5362,7 @@
           <w:p>
             <w:pPr>
               <w:pStyle w:val="a"/>
+              <w:ind w:firstLine="22"/>
               <w:rPr>
                 <w:rFonts w:ascii="Cascadia Mono" w:hAnsi="Cascadia Mono" w:cs="Cascadia Mono"/>
                 <w:sz w:val="19"/>
@@ -5398,6 +5454,7 @@
           <w:p>
             <w:pPr>
               <w:pStyle w:val="a"/>
+              <w:ind w:firstLine="22"/>
               <w:rPr>
                 <w:rFonts w:ascii="Cascadia Mono" w:hAnsi="Cascadia Mono" w:cs="Cascadia Mono"/>
                 <w:sz w:val="19"/>
@@ -5418,10 +5475,12 @@
           <w:p>
             <w:pPr>
               <w:pStyle w:val="a"/>
-              <w:rPr>
-                <w:rFonts w:ascii="Cascadia Mono" w:hAnsi="Cascadia Mono" w:cs="Cascadia Mono"/>
-                <w:sz w:val="19"/>
-                <w:szCs w:val="19"/>
+              <w:ind w:firstLine="22"/>
+              <w:rPr>
+                <w:rFonts w:ascii="Cascadia Mono" w:hAnsi="Cascadia Mono" w:cs="Cascadia Mono"/>
+                <w:sz w:val="19"/>
+                <w:szCs w:val="19"/>
+                <w:lang w:val="en-US"/>
               </w:rPr>
             </w:pPr>
             <w:r>
@@ -5479,6 +5538,7 @@
           <w:p>
             <w:pPr>
               <w:pStyle w:val="a"/>
+              <w:ind w:firstLine="22"/>
               <w:rPr>
                 <w:rFonts w:ascii="Cascadia Mono" w:hAnsi="Cascadia Mono" w:cs="Cascadia Mono"/>
                 <w:sz w:val="19"/>
@@ -5498,6 +5558,7 @@
           <w:p>
             <w:pPr>
               <w:pStyle w:val="a"/>
+              <w:ind w:firstLine="22"/>
               <w:rPr>
                 <w:rFonts w:ascii="Cascadia Mono" w:hAnsi="Cascadia Mono" w:cs="Cascadia Mono"/>
                 <w:sz w:val="19"/>
@@ -5508,10 +5569,12 @@
           <w:p>
             <w:pPr>
               <w:pStyle w:val="a"/>
-              <w:rPr>
-                <w:rFonts w:ascii="Cascadia Mono" w:hAnsi="Cascadia Mono" w:cs="Cascadia Mono"/>
-                <w:sz w:val="19"/>
-                <w:szCs w:val="19"/>
+              <w:ind w:firstLine="22"/>
+              <w:rPr>
+                <w:rFonts w:ascii="Cascadia Mono" w:hAnsi="Cascadia Mono" w:cs="Cascadia Mono"/>
+                <w:sz w:val="19"/>
+                <w:szCs w:val="19"/>
+                <w:lang w:val="en-US"/>
               </w:rPr>
             </w:pPr>
             <w:r>
@@ -5589,6 +5652,7 @@
           <w:p>
             <w:pPr>
               <w:pStyle w:val="a"/>
+              <w:ind w:firstLine="22"/>
               <w:rPr>
                 <w:rFonts w:ascii="Cascadia Mono" w:hAnsi="Cascadia Mono" w:cs="Cascadia Mono"/>
                 <w:sz w:val="19"/>
@@ -5609,10 +5673,12 @@
           <w:p>
             <w:pPr>
               <w:pStyle w:val="a"/>
-              <w:rPr>
-                <w:rFonts w:ascii="Cascadia Mono" w:hAnsi="Cascadia Mono" w:cs="Cascadia Mono"/>
-                <w:sz w:val="19"/>
-                <w:szCs w:val="19"/>
+              <w:ind w:firstLine="22"/>
+              <w:rPr>
+                <w:rFonts w:ascii="Cascadia Mono" w:hAnsi="Cascadia Mono" w:cs="Cascadia Mono"/>
+                <w:sz w:val="19"/>
+                <w:szCs w:val="19"/>
+                <w:lang w:val="en-US"/>
               </w:rPr>
             </w:pPr>
             <w:r>
@@ -5668,18 +5734,20 @@
           <w:p>
             <w:pPr>
               <w:pStyle w:val="a"/>
-              <w:rPr>
-                <w:rFonts w:ascii="Cascadia Mono" w:hAnsi="Cascadia Mono" w:cs="Cascadia Mono"/>
-                <w:sz w:val="19"/>
-                <w:szCs w:val="19"/>
-                <w:lang w:val="en-US"/>
-              </w:rPr>
-            </w:pPr>
-            <w:r>
-              <w:rPr>
-                <w:rFonts w:ascii="Cascadia Mono" w:hAnsi="Cascadia Mono" w:cs="Cascadia Mono"/>
-                <w:sz w:val="19"/>
-                <w:szCs w:val="19"/>
+              <w:ind w:firstLine="22"/>
+              <w:rPr>
+                <w:rFonts w:ascii="Cascadia Mono" w:hAnsi="Cascadia Mono" w:cs="Cascadia Mono"/>
+                <w:sz w:val="19"/>
+                <w:szCs w:val="19"/>
+                <w:lang w:val="en-US"/>
+              </w:rPr>
+            </w:pPr>
+            <w:r>
+              <w:rPr>
+                <w:rFonts w:ascii="Cascadia Mono" w:hAnsi="Cascadia Mono" w:cs="Cascadia Mono"/>
+                <w:sz w:val="19"/>
+                <w:szCs w:val="19"/>
+                <w:lang w:val="en-US"/>
               </w:rPr>
               <w:t xml:space="preserve">         </w:t>
             </w:r>
@@ -5696,6 +5764,7 @@
           <w:p>
             <w:pPr>
               <w:pStyle w:val="a"/>
+              <w:ind w:firstLine="22"/>
               <w:rPr>
                 <w:rFonts w:ascii="Cascadia Mono" w:hAnsi="Cascadia Mono" w:cs="Cascadia Mono"/>
                 <w:sz w:val="19"/>
@@ -5758,6 +5827,7 @@
           <w:p>
             <w:pPr>
               <w:pStyle w:val="a"/>
+              <w:ind w:firstLine="22"/>
               <w:rPr>
                 <w:rFonts w:ascii="Cascadia Mono" w:hAnsi="Cascadia Mono" w:cs="Cascadia Mono"/>
                 <w:sz w:val="19"/>
@@ -5820,10 +5890,12 @@
           <w:p>
             <w:pPr>
               <w:pStyle w:val="a"/>
-              <w:rPr>
-                <w:rFonts w:ascii="Cascadia Mono" w:hAnsi="Cascadia Mono" w:cs="Cascadia Mono"/>
-                <w:sz w:val="19"/>
-                <w:szCs w:val="19"/>
+              <w:ind w:firstLine="22"/>
+              <w:rPr>
+                <w:rFonts w:ascii="Cascadia Mono" w:hAnsi="Cascadia Mono" w:cs="Cascadia Mono"/>
+                <w:sz w:val="19"/>
+                <w:szCs w:val="19"/>
+                <w:lang w:val="en-US"/>
               </w:rPr>
             </w:pPr>
             <w:r>
@@ -5879,18 +5951,20 @@
           <w:p>
             <w:pPr>
               <w:pStyle w:val="a"/>
-              <w:rPr>
-                <w:rFonts w:ascii="Cascadia Mono" w:hAnsi="Cascadia Mono" w:cs="Cascadia Mono"/>
-                <w:sz w:val="19"/>
-                <w:szCs w:val="19"/>
-                <w:lang w:val="en-US"/>
-              </w:rPr>
-            </w:pPr>
-            <w:r>
-              <w:rPr>
-                <w:rFonts w:ascii="Cascadia Mono" w:hAnsi="Cascadia Mono" w:cs="Cascadia Mono"/>
-                <w:sz w:val="19"/>
-                <w:szCs w:val="19"/>
+              <w:ind w:firstLine="22"/>
+              <w:rPr>
+                <w:rFonts w:ascii="Cascadia Mono" w:hAnsi="Cascadia Mono" w:cs="Cascadia Mono"/>
+                <w:sz w:val="19"/>
+                <w:szCs w:val="19"/>
+                <w:lang w:val="en-US"/>
+              </w:rPr>
+            </w:pPr>
+            <w:r>
+              <w:rPr>
+                <w:rFonts w:ascii="Cascadia Mono" w:hAnsi="Cascadia Mono" w:cs="Cascadia Mono"/>
+                <w:sz w:val="19"/>
+                <w:szCs w:val="19"/>
+                <w:lang w:val="en-US"/>
               </w:rPr>
               <w:t xml:space="preserve">          </w:t>
             </w:r>
@@ -5907,10 +5981,12 @@
           <w:p>
             <w:pPr>
               <w:pStyle w:val="a"/>
-              <w:rPr>
-                <w:rFonts w:ascii="Cascadia Mono" w:hAnsi="Cascadia Mono" w:cs="Cascadia Mono"/>
-                <w:sz w:val="19"/>
-                <w:szCs w:val="19"/>
+              <w:ind w:firstLine="22"/>
+              <w:rPr>
+                <w:rFonts w:ascii="Cascadia Mono" w:hAnsi="Cascadia Mono" w:cs="Cascadia Mono"/>
+                <w:sz w:val="19"/>
+                <w:szCs w:val="19"/>
+                <w:lang w:val="en-US"/>
               </w:rPr>
             </w:pPr>
             <w:r>
@@ -5966,6 +6042,7 @@
           <w:p>
             <w:pPr>
               <w:pStyle w:val="a"/>
+              <w:ind w:firstLine="22"/>
               <w:rPr>
                 <w:rFonts w:ascii="Cascadia Mono" w:hAnsi="Cascadia Mono" w:cs="Cascadia Mono"/>
                 <w:sz w:val="19"/>
@@ -5986,6 +6063,7 @@
           <w:p>
             <w:pPr>
               <w:pStyle w:val="a"/>
+              <w:ind w:firstLine="22"/>
               <w:rPr>
                 <w:rFonts w:ascii="Cascadia Mono" w:hAnsi="Cascadia Mono" w:cs="Cascadia Mono"/>
                 <w:sz w:val="19"/>
@@ -6048,6 +6126,7 @@
           <w:p>
             <w:pPr>
               <w:pStyle w:val="a"/>
+              <w:ind w:firstLine="22"/>
               <w:rPr>
                 <w:rFonts w:ascii="Cascadia Mono" w:hAnsi="Cascadia Mono" w:cs="Cascadia Mono"/>
                 <w:sz w:val="19"/>
@@ -6110,6 +6189,7 @@
           <w:p>
             <w:pPr>
               <w:pStyle w:val="a"/>
+              <w:ind w:firstLine="22"/>
               <w:rPr>
                 <w:rFonts w:ascii="Cascadia Mono" w:hAnsi="Cascadia Mono" w:cs="Cascadia Mono"/>
                 <w:sz w:val="19"/>
@@ -6208,6 +6288,7 @@
           <w:p>
             <w:pPr>
               <w:pStyle w:val="a"/>
+              <w:ind w:firstLine="22"/>
               <w:rPr>
                 <w:rFonts w:ascii="Cascadia Mono" w:hAnsi="Cascadia Mono" w:cs="Cascadia Mono"/>
                 <w:sz w:val="19"/>
@@ -6236,6 +6317,7 @@
           <w:p>
             <w:pPr>
               <w:pStyle w:val="a"/>
+              <w:ind w:firstLine="22"/>
               <w:rPr>
                 <w:rFonts w:ascii="Cascadia Mono" w:hAnsi="Cascadia Mono" w:cs="Cascadia Mono"/>
                 <w:sz w:val="19"/>
@@ -6254,10 +6336,12 @@
           <w:p>
             <w:pPr>
               <w:pStyle w:val="a"/>
-              <w:rPr>
-                <w:rFonts w:ascii="Cascadia Mono" w:hAnsi="Cascadia Mono" w:cs="Cascadia Mono"/>
-                <w:sz w:val="19"/>
-                <w:szCs w:val="19"/>
+              <w:ind w:firstLine="22"/>
+              <w:rPr>
+                <w:rFonts w:ascii="Cascadia Mono" w:hAnsi="Cascadia Mono" w:cs="Cascadia Mono"/>
+                <w:sz w:val="19"/>
+                <w:szCs w:val="19"/>
+                <w:lang w:val="en-US"/>
               </w:rPr>
             </w:pPr>
             <w:r>
@@ -6275,12 +6359,42 @@
                 <w:szCs w:val="19"/>
                 <w:lang w:val="en-US"/>
               </w:rPr>
+              <w:t xml:space="preserve">   </w:t>
+            </w:r>
+          </w:p>
+          <w:p>
+            <w:pPr>
+              <w:pStyle w:val="a"/>
+              <w:ind w:firstLine="22"/>
+              <w:rPr>
+                <w:rFonts w:ascii="Cascadia Mono" w:hAnsi="Cascadia Mono" w:cs="Cascadia Mono"/>
+                <w:sz w:val="19"/>
+                <w:szCs w:val="19"/>
+              </w:rPr>
+            </w:pPr>
+            <w:r>
+              <w:rPr>
+                <w:rFonts w:ascii="Cascadia Mono" w:hAnsi="Cascadia Mono" w:cs="Cascadia Mono"/>
+                <w:sz w:val="19"/>
+                <w:szCs w:val="19"/>
+                <w:lang w:val="en-US"/>
+              </w:rPr>
+              <w:t xml:space="preserve">     </w:t>
+            </w:r>
+            <w:r>
+              <w:rPr>
+                <w:rFonts w:ascii="Cascadia Mono" w:hAnsi="Cascadia Mono" w:cs="Cascadia Mono"/>
+                <w:sz w:val="19"/>
+                <w:szCs w:val="19"/>
+                <w:lang w:val="en-US"/>
+              </w:rPr>
               <w:t>}</w:t>
             </w:r>
           </w:p>
           <w:p>
             <w:pPr>
               <w:pStyle w:val="a"/>
+              <w:ind w:firstLine="22"/>
               <w:rPr>
                 <w:rFonts w:ascii="Cascadia Mono" w:hAnsi="Cascadia Mono" w:cs="Cascadia Mono"/>
                 <w:sz w:val="19"/>
@@ -6369,10 +6483,12 @@
           <w:p>
             <w:pPr>
               <w:pStyle w:val="a"/>
-              <w:rPr>
-                <w:rFonts w:ascii="Cascadia Mono" w:hAnsi="Cascadia Mono" w:cs="Cascadia Mono"/>
-                <w:sz w:val="19"/>
-                <w:szCs w:val="19"/>
+              <w:ind w:firstLine="22"/>
+              <w:rPr>
+                <w:rFonts w:ascii="Cascadia Mono" w:hAnsi="Cascadia Mono" w:cs="Cascadia Mono"/>
+                <w:sz w:val="19"/>
+                <w:szCs w:val="19"/>
+                <w:lang w:val="en-US"/>
               </w:rPr>
             </w:pPr>
             <w:r>
@@ -6408,21 +6524,24 @@
           <w:p>
             <w:pPr>
               <w:pStyle w:val="a"/>
-              <w:ind w:firstLine="0"/>
-              <w:rPr>
-                <w:rFonts w:ascii="Cascadia Mono" w:hAnsi="Cascadia Mono" w:cs="Cascadia Mono"/>
-                <w:sz w:val="19"/>
-                <w:szCs w:val="19"/>
+              <w:ind w:firstLine="22"/>
+              <w:rPr>
+                <w:rFonts w:ascii="Cascadia Mono" w:hAnsi="Cascadia Mono" w:cs="Cascadia Mono"/>
+                <w:sz w:val="19"/>
+                <w:szCs w:val="19"/>
+                <w:lang w:val="en-US"/>
               </w:rPr>
             </w:pPr>
           </w:p>
           <w:p>
             <w:pPr>
               <w:pStyle w:val="a"/>
-              <w:rPr>
-                <w:rFonts w:ascii="Cascadia Mono" w:hAnsi="Cascadia Mono" w:cs="Cascadia Mono"/>
-                <w:sz w:val="19"/>
-                <w:szCs w:val="19"/>
+              <w:ind w:firstLine="22"/>
+              <w:rPr>
+                <w:rFonts w:ascii="Cascadia Mono" w:hAnsi="Cascadia Mono" w:cs="Cascadia Mono"/>
+                <w:sz w:val="19"/>
+                <w:szCs w:val="19"/>
+                <w:lang w:val="en-US"/>
               </w:rPr>
             </w:pPr>
             <w:r>
@@ -6491,6 +6610,7 @@
           <w:p>
             <w:pPr>
               <w:pStyle w:val="a"/>
+              <w:ind w:firstLine="22"/>
               <w:rPr>
                 <w:rFonts w:ascii="Cascadia Mono" w:hAnsi="Cascadia Mono" w:cs="Cascadia Mono"/>
                 <w:sz w:val="19"/>
@@ -6531,6 +6651,7 @@
           <w:p>
             <w:pPr>
               <w:pStyle w:val="a"/>
+              <w:ind w:firstLine="22"/>
               <w:rPr>
                 <w:rFonts w:ascii="Cascadia Mono" w:hAnsi="Cascadia Mono" w:cs="Cascadia Mono"/>
                 <w:sz w:val="19"/>
@@ -6611,6 +6732,7 @@
           <w:p>
             <w:pPr>
               <w:pStyle w:val="a"/>
+              <w:ind w:firstLine="22"/>
               <w:rPr>
                 <w:rFonts w:ascii="Cascadia Mono" w:hAnsi="Cascadia Mono" w:cs="Cascadia Mono"/>
                 <w:sz w:val="19"/>
@@ -6691,6 +6813,7 @@
           <w:p>
             <w:pPr>
               <w:pStyle w:val="a"/>
+              <w:ind w:firstLine="22"/>
               <w:rPr>
                 <w:rFonts w:ascii="Cascadia Mono" w:hAnsi="Cascadia Mono" w:cs="Cascadia Mono"/>
                 <w:sz w:val="19"/>
@@ -6731,6 +6854,7 @@
           <w:p>
             <w:pPr>
               <w:pStyle w:val="a"/>
+              <w:ind w:firstLine="22"/>
               <w:rPr>
                 <w:rFonts w:ascii="Cascadia Mono" w:hAnsi="Cascadia Mono" w:cs="Cascadia Mono"/>
                 <w:sz w:val="19"/>
@@ -6771,6 +6895,7 @@
           <w:p>
             <w:pPr>
               <w:pStyle w:val="a"/>
+              <w:ind w:firstLine="22"/>
               <w:rPr>
                 <w:rFonts w:ascii="Cascadia Mono" w:hAnsi="Cascadia Mono" w:cs="Cascadia Mono"/>
                 <w:sz w:val="19"/>
@@ -6802,10 +6927,12 @@
           <w:p>
             <w:pPr>
               <w:pStyle w:val="a"/>
-              <w:rPr>
-                <w:rFonts w:ascii="Cascadia Mono" w:hAnsi="Cascadia Mono" w:cs="Cascadia Mono"/>
-                <w:sz w:val="19"/>
-                <w:szCs w:val="19"/>
+              <w:ind w:firstLine="22"/>
+              <w:rPr>
+                <w:rFonts w:ascii="Cascadia Mono" w:hAnsi="Cascadia Mono" w:cs="Cascadia Mono"/>
+                <w:sz w:val="19"/>
+                <w:szCs w:val="19"/>
+                <w:lang w:val="en-US"/>
               </w:rPr>
             </w:pPr>
             <w:r>
@@ -6894,6 +7021,7 @@
           <w:p>
             <w:pPr>
               <w:pStyle w:val="a"/>
+              <w:ind w:firstLine="22"/>
               <w:rPr>
                 <w:rFonts w:ascii="Cascadia Mono" w:hAnsi="Cascadia Mono" w:cs="Cascadia Mono"/>
                 <w:sz w:val="19"/>
@@ -6936,6 +7064,7 @@
           <w:p>
             <w:pPr>
               <w:pStyle w:val="a"/>
+              <w:ind w:firstLine="22"/>
               <w:rPr>
                 <w:rFonts w:ascii="Cascadia Mono" w:hAnsi="Cascadia Mono" w:cs="Cascadia Mono"/>
                 <w:sz w:val="19"/>
@@ -6976,6 +7105,7 @@
           <w:p>
             <w:pPr>
               <w:pStyle w:val="a"/>
+              <w:ind w:firstLine="22"/>
               <w:rPr>
                 <w:rFonts w:ascii="Cascadia Mono" w:hAnsi="Cascadia Mono" w:cs="Cascadia Mono"/>
                 <w:sz w:val="19"/>
@@ -6996,6 +7126,7 @@
           <w:p>
             <w:pPr>
               <w:pStyle w:val="a"/>
+              <w:ind w:firstLine="22"/>
               <w:rPr>
                 <w:rFonts w:ascii="Cascadia Mono" w:hAnsi="Cascadia Mono" w:cs="Cascadia Mono"/>
                 <w:sz w:val="19"/>
@@ -7036,6 +7167,7 @@
           <w:p>
             <w:pPr>
               <w:pStyle w:val="a"/>
+              <w:ind w:firstLine="22"/>
               <w:rPr>
                 <w:rFonts w:ascii="Cascadia Mono" w:hAnsi="Cascadia Mono" w:cs="Cascadia Mono"/>
                 <w:sz w:val="19"/>
@@ -7056,6 +7188,7 @@
           <w:p>
             <w:pPr>
               <w:pStyle w:val="a"/>
+              <w:ind w:firstLine="22"/>
               <w:rPr>
                 <w:rFonts w:ascii="Cascadia Mono" w:hAnsi="Cascadia Mono" w:cs="Cascadia Mono"/>
                 <w:sz w:val="19"/>
@@ -7096,6 +7229,7 @@
           <w:p>
             <w:pPr>
               <w:pStyle w:val="a"/>
+              <w:ind w:firstLine="22"/>
               <w:rPr>
                 <w:rFonts w:ascii="Cascadia Mono" w:hAnsi="Cascadia Mono" w:cs="Cascadia Mono"/>
                 <w:sz w:val="19"/>
@@ -7116,6 +7250,7 @@
           <w:p>
             <w:pPr>
               <w:pStyle w:val="a"/>
+              <w:ind w:firstLine="22"/>
               <w:rPr>
                 <w:rFonts w:ascii="Cascadia Mono" w:hAnsi="Cascadia Mono" w:cs="Cascadia Mono"/>
                 <w:sz w:val="19"/>
@@ -7156,6 +7291,7 @@
           <w:p>
             <w:pPr>
               <w:pStyle w:val="a"/>
+              <w:ind w:firstLine="22"/>
               <w:rPr>
                 <w:rFonts w:ascii="Cascadia Mono" w:hAnsi="Cascadia Mono" w:cs="Cascadia Mono"/>
                 <w:sz w:val="19"/>
@@ -7176,6 +7312,7 @@
           <w:p>
             <w:pPr>
               <w:pStyle w:val="a"/>
+              <w:ind w:firstLine="22"/>
               <w:rPr>
                 <w:rFonts w:ascii="Cascadia Mono" w:hAnsi="Cascadia Mono" w:cs="Cascadia Mono"/>
                 <w:sz w:val="19"/>
@@ -7216,10 +7353,12 @@
           <w:p>
             <w:pPr>
               <w:pStyle w:val="a"/>
-              <w:rPr>
-                <w:rFonts w:ascii="Cascadia Mono" w:hAnsi="Cascadia Mono" w:cs="Cascadia Mono"/>
-                <w:sz w:val="19"/>
-                <w:szCs w:val="19"/>
+              <w:ind w:firstLine="22"/>
+              <w:rPr>
+                <w:rFonts w:ascii="Cascadia Mono" w:hAnsi="Cascadia Mono" w:cs="Cascadia Mono"/>
+                <w:sz w:val="19"/>
+                <w:szCs w:val="19"/>
+                <w:lang w:val="en-US"/>
               </w:rPr>
             </w:pPr>
             <w:r>
@@ -7235,17 +7374,19 @@
           <w:p>
             <w:pPr>
               <w:pStyle w:val="a"/>
-              <w:rPr>
-                <w:rFonts w:ascii="Cascadia Mono" w:hAnsi="Cascadia Mono" w:cs="Cascadia Mono"/>
-                <w:sz w:val="19"/>
-                <w:szCs w:val="19"/>
-              </w:rPr>
-            </w:pPr>
-            <w:r>
-              <w:rPr>
-                <w:rFonts w:ascii="Cascadia Mono" w:hAnsi="Cascadia Mono" w:cs="Cascadia Mono"/>
-                <w:sz w:val="19"/>
-                <w:szCs w:val="19"/>
+              <w:ind w:firstLine="22"/>
+              <w:rPr>
+                <w:rFonts w:ascii="Cascadia Mono" w:hAnsi="Cascadia Mono" w:cs="Cascadia Mono"/>
+                <w:sz w:val="19"/>
+                <w:szCs w:val="19"/>
+              </w:rPr>
+            </w:pPr>
+            <w:r>
+              <w:rPr>
+                <w:rFonts w:ascii="Cascadia Mono" w:hAnsi="Cascadia Mono" w:cs="Cascadia Mono"/>
+                <w:sz w:val="19"/>
+                <w:szCs w:val="19"/>
+                <w:lang w:val="en-US"/>
               </w:rPr>
               <w:t xml:space="preserve">     </w:t>
             </w:r>
@@ -7262,6 +7403,7 @@
           <w:p>
             <w:pPr>
               <w:pStyle w:val="a"/>
+              <w:ind w:firstLine="22"/>
               <w:rPr>
                 <w:rFonts w:ascii="Cascadia Mono" w:hAnsi="Cascadia Mono" w:cs="Cascadia Mono"/>
                 <w:sz w:val="19"/>
@@ -7289,6 +7431,7 @@
           <w:p>
             <w:pPr>
               <w:pStyle w:val="a"/>
+              <w:ind w:firstLine="22"/>
               <w:rPr>
                 <w:rFonts w:ascii="Cascadia Mono" w:hAnsi="Cascadia Mono" w:cs="Cascadia Mono"/>
                 <w:sz w:val="19"/>
@@ -7377,6 +7520,7 @@
           <w:p>
             <w:pPr>
               <w:pStyle w:val="a"/>
+              <w:ind w:firstLine="22"/>
               <w:rPr>
                 <w:rFonts w:ascii="Cascadia Mono" w:hAnsi="Cascadia Mono" w:cs="Cascadia Mono"/>
                 <w:sz w:val="19"/>
@@ -7417,6 +7561,7 @@
           <w:p>
             <w:pPr>
               <w:pStyle w:val="a"/>
+              <w:ind w:firstLine="22"/>
               <w:rPr>
                 <w:rFonts w:ascii="Cascadia Mono" w:hAnsi="Cascadia Mono" w:cs="Cascadia Mono"/>
                 <w:sz w:val="19"/>
@@ -7479,6 +7624,7 @@
           <w:p>
             <w:pPr>
               <w:pStyle w:val="a"/>
+              <w:ind w:firstLine="22"/>
               <w:rPr>
                 <w:rFonts w:ascii="Cascadia Mono" w:hAnsi="Cascadia Mono" w:cs="Cascadia Mono"/>
                 <w:sz w:val="19"/>
@@ -7499,6 +7645,7 @@
           <w:p>
             <w:pPr>
               <w:pStyle w:val="a"/>
+              <w:ind w:firstLine="22"/>
               <w:rPr>
                 <w:rFonts w:ascii="Cascadia Mono" w:hAnsi="Cascadia Mono" w:cs="Cascadia Mono"/>
                 <w:sz w:val="19"/>
@@ -7519,6 +7666,7 @@
           <w:p>
             <w:pPr>
               <w:pStyle w:val="a"/>
+              <w:ind w:firstLine="22"/>
               <w:rPr>
                 <w:rFonts w:ascii="Cascadia Mono" w:hAnsi="Cascadia Mono" w:cs="Cascadia Mono"/>
                 <w:sz w:val="19"/>
@@ -7570,6 +7718,7 @@
           <w:p>
             <w:pPr>
               <w:pStyle w:val="a"/>
+              <w:ind w:firstLine="22"/>
               <w:rPr>
                 <w:rFonts w:ascii="Cascadia Mono" w:hAnsi="Cascadia Mono" w:cs="Cascadia Mono"/>
                 <w:sz w:val="19"/>
@@ -7590,6 +7739,7 @@
           <w:p>
             <w:pPr>
               <w:pStyle w:val="a"/>
+              <w:ind w:firstLine="22"/>
               <w:rPr>
                 <w:rFonts w:ascii="Cascadia Mono" w:hAnsi="Cascadia Mono" w:cs="Cascadia Mono"/>
                 <w:sz w:val="19"/>
@@ -7672,6 +7822,7 @@
           <w:p>
             <w:pPr>
               <w:pStyle w:val="a"/>
+              <w:ind w:firstLine="22"/>
               <w:rPr>
                 <w:rFonts w:ascii="Cascadia Mono" w:hAnsi="Cascadia Mono" w:cs="Cascadia Mono"/>
                 <w:sz w:val="19"/>
@@ -7734,6 +7885,7 @@
           <w:p>
             <w:pPr>
               <w:pStyle w:val="a"/>
+              <w:ind w:firstLine="22"/>
               <w:rPr>
                 <w:rFonts w:ascii="Cascadia Mono" w:hAnsi="Cascadia Mono" w:cs="Cascadia Mono"/>
                 <w:sz w:val="19"/>
@@ -7754,6 +7906,7 @@
           <w:p>
             <w:pPr>
               <w:pStyle w:val="a"/>
+              <w:ind w:firstLine="22"/>
               <w:rPr>
                 <w:rFonts w:ascii="Cascadia Mono" w:hAnsi="Cascadia Mono" w:cs="Cascadia Mono"/>
                 <w:sz w:val="19"/>
